--- a/guide/infcom/guide/wis2-guide-DRAFT-INFCOM-4.docx
+++ b/guide/infcom/guide/wis2-guide-DRAFT-INFCOM-4.docx
@@ -105,7 +105,7 @@
         <w:pStyle w:val="Date"/>
       </w:pPr>
       <w:r>
-        <w:t xml:space="preserve">2026-04-02</w:t>
+        <w:t xml:space="preserve">2026-04-17</w:t>
       </w:r>
     </w:p>
     <w:p>
@@ -7003,7 +7003,7 @@
         </w:numPr>
       </w:pPr>
       <w:r>
-        <w:t xml:space="preserve">A Global Cache may decide not to cache data, for example, if the data are considered too large, or if a WIS2 Node publishes an excessive number of small files. If a Global Cache decides not to cache data, it should behave as though the cache property is set to false and send a message on the</w:t>
+        <w:t xml:space="preserve">A Global Cache may decide not to cache data, for example, if the data are considered too large, or if a WIS2 Node publishes an excessive number of small files. If a Global Cache decides not to cache data, it should behave as though the cache property is set to false and shall send a WME (WIS2 Monitoring Event) message on the</w:t>
       </w:r>
       <w:r>
         <w:t xml:space="preserve"> </w:t>
@@ -7018,7 +7018,7 @@
         <w:t xml:space="preserve"> </w:t>
       </w:r>
       <w:r>
-        <w:t xml:space="preserve">topic hierarchy to inform the originating centre and its GISC. The Global Cache operator should work with the originating WIS2 Node and its GISC to remedy this issue.</w:t>
+        <w:t xml:space="preserve">topic hierarchy to inform other WIS centres about it. The Global Cache operator should work with the originating WIS2 Node and its GISC to remedy this issue.</w:t>
       </w:r>
     </w:p>
     <w:p>

--- a/guide/infcom/guide/wis2-guide-DRAFT-INFCOM-4.docx
+++ b/guide/infcom/guide/wis2-guide-DRAFT-INFCOM-4.docx
@@ -105,7 +105,7 @@
         <w:pStyle w:val="Date"/>
       </w:pPr>
       <w:r>
-        <w:t xml:space="preserve">2026-04-17</w:t>
+        <w:t xml:space="preserve">2026-04-22</w:t>
       </w:r>
     </w:p>
     <w:p>
@@ -12526,7 +12526,7 @@
         <w:rPr>
           <w:rStyle w:val="VerbatimChar"/>
         </w:rPr>
-        <w:t xml:space="preserve">cache/a/wis2/+/metadata/#</w:t>
+        <w:t xml:space="preserve">cache/a/wis2/+/metadata</w:t>
       </w:r>
       <w:r>
         <w:t xml:space="preserve">, discarding all Notification Messages whose centre identifier (in the topic) does not end with</w:t>
@@ -12561,7 +12561,7 @@
         <w:rPr>
           <w:rStyle w:val="VerbatimChar"/>
         </w:rPr>
-        <w:t xml:space="preserve">cache/a/wis2/centre-id/metadata/#</w:t>
+        <w:t xml:space="preserve">cache/a/wis2/centre-id/metadata</w:t>
       </w:r>
       <w:r>
         <w:t xml:space="preserve">.</w:t>

--- a/guide/infcom/guide/wis2-guide-DRAFT-INFCOM-4.docx
+++ b/guide/infcom/guide/wis2-guide-DRAFT-INFCOM-4.docx
@@ -105,7 +105,7 @@
         <w:pStyle w:val="Date"/>
       </w:pPr>
       <w:r>
-        <w:t xml:space="preserve">2026-04-22</w:t>
+        <w:t xml:space="preserve">2026-04-28</w:t>
       </w:r>
     </w:p>
     <w:p>
@@ -12127,7 +12127,33 @@
         <w:t xml:space="preserve"> </w:t>
       </w:r>
       <w:r>
-        <w:t xml:space="preserve">within a period of at least X hours</w:t>
+        <w:t xml:space="preserve">within a period of at least 3 hours</w:t>
+      </w:r>
+    </w:p>
+    <w:p>
+      <w:pPr>
+        <w:numPr>
+          <w:ilvl w:val="0"/>
+          <w:numId w:val="1083"/>
+        </w:numPr>
+      </w:pPr>
+      <w:r>
+        <w:t xml:space="preserve">Increase by 1</w:t>
+      </w:r>
+      <w:r>
+        <w:t xml:space="preserve"> </w:t>
+      </w:r>
+      <w:r>
+        <w:rPr>
+          <w:rStyle w:val="VerbatimChar"/>
+        </w:rPr>
+        <w:t xml:space="preserve">wmo_wis2_scgc_messages_published_total</w:t>
+      </w:r>
+      <w:r>
+        <w:t xml:space="preserve"> </w:t>
+      </w:r>
+      <w:r>
+        <w:t xml:space="preserve">metrics</w:t>
       </w:r>
     </w:p>
     <w:p>

--- a/guide/infcom/guide/wis2-guide-DRAFT-INFCOM-4.docx
+++ b/guide/infcom/guide/wis2-guide-DRAFT-INFCOM-4.docx
@@ -105,7 +105,7 @@
         <w:pStyle w:val="Date"/>
       </w:pPr>
       <w:r>
-        <w:t xml:space="preserve">2026-04-28</w:t>
+        <w:t xml:space="preserve">2026-05-11</w:t>
       </w:r>
     </w:p>
     <w:p>
@@ -10665,7 +10665,7 @@
         </w:numPr>
       </w:pPr>
       <w:r>
-        <w:t xml:space="preserve">3 days for notification messages.</w:t>
+        <w:t xml:space="preserve">1 day for notification messages.</w:t>
       </w:r>
     </w:p>
     <w:p>

--- a/guide/infcom/guide/wis2-guide-DRAFT-INFCOM-4.docx
+++ b/guide/infcom/guide/wis2-guide-DRAFT-INFCOM-4.docx
@@ -105,7 +105,7 @@
         <w:pStyle w:val="Date"/>
       </w:pPr>
       <w:r>
-        <w:t xml:space="preserve">2026-05-11</w:t>
+        <w:t xml:space="preserve">2026-05-12</w:t>
       </w:r>
     </w:p>
     <w:p>
@@ -6023,6 +6023,17 @@
       </w:pPr>
       <w:r>
         <w:t xml:space="preserve">Each Global Service should aim to achieve at least 99.5% availability of the service it provides. This is not a contractual target. It should be considered by the entity providing the Global Service as a guideline when designing and operating that service.</w:t>
+      </w:r>
+    </w:p>
+    <w:p>
+      <w:pPr>
+        <w:numPr>
+          <w:ilvl w:val="0"/>
+          <w:numId w:val="1043"/>
+        </w:numPr>
+      </w:pPr>
+      <w:r>
+        <w:t xml:space="preserve">Any Global Service operator anticipating an outage that may exceed 4 hours should notify other WIS2 centres (including other Global Services and the WMO Secretariat) in advance to allow them to prepare for the disruption.</w:t>
       </w:r>
     </w:p>
     <w:p>

--- a/guide/infcom/guide/wis2-guide-DRAFT-INFCOM-4.docx
+++ b/guide/infcom/guide/wis2-guide-DRAFT-INFCOM-4.docx
@@ -105,7 +105,7 @@
         <w:pStyle w:val="Date"/>
       </w:pPr>
       <w:r>
-        <w:t xml:space="preserve">2026-05-12</w:t>
+        <w:t xml:space="preserve">2026-06-03</w:t>
       </w:r>
     </w:p>
     <w:p>
@@ -11505,6 +11505,58 @@
       </w:pPr>
       <w:r>
         <w:t xml:space="preserve">A Sensor Centre may also provide logs, in addition to the defined metrics, through download links announced using the WIS2 Monitoring Events standard in support of further analysis and corrective action.</w:t>
+      </w:r>
+    </w:p>
+    <w:p>
+      <w:pPr>
+        <w:pStyle w:val="BodyText"/>
+      </w:pPr>
+      <w:r>
+        <w:t xml:space="preserve">Sensor Centres monitoring the Global Services that are critical to the function of WIS 2.0 are described below: Sensor Centre Global Broker, Sensor Centre Global Cache, and Sensor Centre Global Discovery Catalogue.</w:t>
+      </w:r>
+    </w:p>
+    <w:p>
+      <w:pPr>
+        <w:pStyle w:val="BodyText"/>
+      </w:pPr>
+      <w:r>
+        <w:t xml:space="preserve">Given that Sensors Centres may be used to monitor any function in WIS 2.0, further Sensor Centres may be proposed to meet additional requirements, such as validation of GBON or RBON compliance. Every Sensor Centre must follow the standard mechanism for publishing metrics for presentation in dashboards that can be used to monitor the performance of the WIS 2.0 function being assessed.</w:t>
+      </w:r>
+    </w:p>
+    <w:p>
+      <w:pPr>
+        <w:pStyle w:val="BodyText"/>
+      </w:pPr>
+      <w:r>
+        <w:t xml:space="preserve">Any Member may request to operate a Sensor Centre via the</w:t>
+      </w:r>
+      <w:r>
+        <w:t xml:space="preserve"> </w:t>
+      </w:r>
+      <w:r>
+        <w:t xml:space="preserve">designation process</w:t>
+      </w:r>
+      <w:r>
+        <w:t xml:space="preserve"> </w:t>
+      </w:r>
+      <w:r>
+        <w:t xml:space="preserve">- either for a new or existing type of Sensor Centre. Requests must specify what type of Sensor Centre will be operated and refer to the specification they will implement.</w:t>
+      </w:r>
+    </w:p>
+    <w:p>
+      <w:pPr>
+        <w:pStyle w:val="BodyText"/>
+      </w:pPr>
+      <w:r>
+        <w:t xml:space="preserve">The specification of a Sensor Centre must be published in a publicly accessible location, such as a public GitHub repository. Where a Sensor Centre has a role in the objective assessment of Global Service performance, the Sensor Centre specification is subject to approval by INFCOM and will be published in the Guide to WIS, Vol 2, Part III. Where a Sensor Centre has some other official role (e.g., in support of RBON compliance) the responsible body for that function may assert their own governance requirements.</w:t>
+      </w:r>
+    </w:p>
+    <w:p>
+      <w:pPr>
+        <w:pStyle w:val="BodyText"/>
+      </w:pPr>
+      <w:r>
+        <w:t xml:space="preserve">Where a Sensor Centre provides insight about the performance of WIS 2.0 as a whole, Global Monitors may agree to collect metrics from the Sensor Centre and provide monitoring dashboards. As part of the designation process, a Member may include a request for Global Monitors to harvest metrics, including suggested thresholds for metrics that would trigger a Global Monitor to publish an alert or warning.</w:t>
       </w:r>
     </w:p>
     <w:bookmarkEnd w:id="226"/>

--- a/guide/infcom/guide/wis2-guide-DRAFT-INFCOM-4.docx
+++ b/guide/infcom/guide/wis2-guide-DRAFT-INFCOM-4.docx
@@ -105,7 +105,7 @@
         <w:pStyle w:val="Date"/>
       </w:pPr>
       <w:r>
-        <w:t xml:space="preserve">2026-06-03</w:t>
+        <w:t xml:space="preserve">2026-06-04</w:t>
       </w:r>
     </w:p>
     <w:p>
@@ -3404,7 +3404,7 @@
     <w:bookmarkEnd w:id="101"/>
     <w:bookmarkEnd w:id="102"/>
     <w:bookmarkEnd w:id="103"/>
-    <w:bookmarkStart w:id="214" w:name="X091eefe62f3e875434678e1907ab2349ff25d3c"/>
+    <w:bookmarkStart w:id="227" w:name="X091eefe62f3e875434678e1907ab2349ff25d3c"/>
     <w:p>
       <w:pPr>
         <w:pStyle w:val="Heading1"/>
@@ -5665,7 +5665,7 @@
     </w:p>
     <w:bookmarkEnd w:id="146"/>
     <w:bookmarkEnd w:id="147"/>
-    <w:bookmarkStart w:id="178" w:name="Xfc2b1d051d5059ca26800679264bdec2476b811"/>
+    <w:bookmarkStart w:id="191" w:name="Xfc2b1d051d5059ca26800679264bdec2476b811"/>
     <w:p>
       <w:pPr>
         <w:pStyle w:val="Heading2"/>
@@ -5813,7 +5813,7 @@
       </w:r>
     </w:p>
     <w:bookmarkEnd w:id="148"/>
-    <w:bookmarkStart w:id="157" w:name="X6c9286f3864f97cda2ea62bd0fb4492c6ebab7b"/>
+    <w:bookmarkStart w:id="170" w:name="X6c9286f3864f97cda2ea62bd0fb4492c6ebab7b"/>
     <w:p>
       <w:pPr>
         <w:pStyle w:val="Heading3"/>
@@ -6231,8 +6231,322 @@
       </w:r>
     </w:p>
     <w:bookmarkEnd w:id="156"/>
+    <w:bookmarkStart w:id="157" w:name="X5cf8facfca0797dd12b99d36a4bfeece4ec9a3a"/>
+    <w:p>
+      <w:pPr>
+        <w:pStyle w:val="Heading4"/>
+      </w:pPr>
+      <w:r>
+        <w:t xml:space="preserve">2.7.2.4 General</w:t>
+      </w:r>
+    </w:p>
+    <w:p>
+      <w:pPr>
+        <w:pStyle w:val="FirstParagraph"/>
+      </w:pPr>
+      <w:r>
+        <w:t xml:space="preserve">The performance management of designated Global Services is governed by §§2.7–2.9 of the Manual on WIS, Volume II. This section of the Guide provides operational guidance on the service level, the methodology used to assess it, the reporting cadence, and the remediation and restoration practice. Section 2.7.2.9 sets out the per-component operational criteria specific to each category of Global Service. The framework set out in this section and in sections 2.7.2.8 and 2.7.2.9 applies for the purposes of the suspension procedure set out in §2.8 of the Manual and the revocation procedure set out in §2.9 of the Manual; routine incident management for Global Services continues to be coordinated by GISCs under §4.7.4 of the Manual.</w:t>
+      </w:r>
+    </w:p>
     <w:bookmarkEnd w:id="157"/>
-    <w:bookmarkStart w:id="159" w:name="Xfcc4be4805698cc05bd4c15ebadc91a96d644ff"/>
+    <w:bookmarkStart w:id="158" w:name="Xf0424d8c41f8a40be360ca146752eef4684d2b5"/>
+    <w:p>
+      <w:pPr>
+        <w:pStyle w:val="Heading4"/>
+      </w:pPr>
+      <w:r>
+        <w:t xml:space="preserve">2.7.2.5 Service level</w:t>
+      </w:r>
+    </w:p>
+    <w:p>
+      <w:pPr>
+        <w:pStyle w:val="FirstParagraph"/>
+      </w:pPr>
+      <w:r>
+        <w:t xml:space="preserve">The service level is met in a calendar month where the designated Global Service is operational for not less than the proportion of that month set out, for the relevant category of Global Service, in the per-component operational criteria in section 2.7.2.9. The conditions under which a Global Service is considered operational are set out in those criteria, and the proportion of operational time over the month is determined in accordance with section 2.7.2.6.</w:t>
+      </w:r>
+    </w:p>
+    <w:p>
+      <w:pPr>
+        <w:pStyle w:val="BodyText"/>
+      </w:pPr>
+      <w:r>
+        <w:t xml:space="preserve">The service level is the reference for the suspension and revocation procedures set out in §§2.8 and 2.9 of the Manual; the conditions under which those procedures are initiated are set out in the Manual.</w:t>
+      </w:r>
+    </w:p>
+    <w:bookmarkEnd w:id="158"/>
+    <w:bookmarkStart w:id="159" w:name="X6769467567ca67de3d36b11e8541428e64776dd"/>
+    <w:p>
+      <w:pPr>
+        <w:pStyle w:val="Heading4"/>
+      </w:pPr>
+      <w:r>
+        <w:t xml:space="preserve">2.7.2.6 Assessment methodology</w:t>
+      </w:r>
+    </w:p>
+    <w:p>
+      <w:pPr>
+        <w:pStyle w:val="FirstParagraph"/>
+      </w:pPr>
+      <w:r>
+        <w:t xml:space="preserve">For each calendar month, the proportion of time during which the Global Service was operational is determined. The conditions under which a Global Service is considered operational vary by category and are set out in the per-component operational criteria in section 2.7.2.9. The time during which the Global Service is not operational is determined from the operational metrics published by the Global Service and by the Sensor Centres against those criteria, by aggregating the time intervals during which one or more of the per-component operational criteria are not met. Scheduled maintenance windows notified in advance to the WMO Secretariat are excluded from this time, provided that the total duration of such windows does not exceed four hours per calendar month. The Global Service meets the service level for the calendar month where the proportion of operational time is not less than the value set out in section 2.7.2.5.</w:t>
+      </w:r>
+    </w:p>
+    <w:p>
+      <w:pPr>
+        <w:pStyle w:val="BodyText"/>
+      </w:pPr>
+      <w:r>
+        <w:t xml:space="preserve">For each incident, the operating Member and the Sensor Centres maintain a record of the start time, the end time, and the affected criteria. These incident records, while not themselves binding, support the determination of operational time and provide operational context for the dashboards and statistical summaries provided by the Global Monitors.</w:t>
+      </w:r>
+    </w:p>
+    <w:bookmarkEnd w:id="159"/>
+    <w:bookmarkStart w:id="160" w:name="X72ab14176a5db5b296f156c7e731d89112716c2"/>
+    <w:p>
+      <w:pPr>
+        <w:pStyle w:val="Heading4"/>
+      </w:pPr>
+      <w:r>
+        <w:t xml:space="preserve">2.7.2.7 Reporting cadence</w:t>
+      </w:r>
+    </w:p>
+    <w:p>
+      <w:pPr>
+        <w:pStyle w:val="FirstParagraph"/>
+      </w:pPr>
+      <w:r>
+        <w:t xml:space="preserve">Operational metrics for each designated Global Service are published in near-real-time by the Global Service and by the Sensor Centres. The Global Monitors provide dashboards and statistical summaries based on these metrics. The monthly service-level results of each designated Global Service, including performance against the service level over the relevant assessment period, are published openly by the WMO Secretariat in accordance with §2.7.3.1 of the Manual, so that the performance of all designated Global Services is publicly visible, and are also communicated directly to each operating Member in accordance with §2.7.3.3 of the Manual. SC-IMT reviews aggregated performance results at each of its meetings and considers any indications of sustained deterioration in accordance with §2.7.3.4 of the Manual.</w:t>
+      </w:r>
+    </w:p>
+    <w:bookmarkEnd w:id="160"/>
+    <w:bookmarkStart w:id="164" w:name="X1f2b8056b1bd6aa22a5e64a361c532f9248adb0"/>
+    <w:p>
+      <w:pPr>
+        <w:pStyle w:val="Heading4"/>
+      </w:pPr>
+      <w:r>
+        <w:t xml:space="preserve">2.7.2.8 Remediation and restoration</w:t>
+      </w:r>
+    </w:p>
+    <w:bookmarkStart w:id="161" w:name="Xa6489e71dbb7adf3869f5288cf5cfd57c0adae1"/>
+    <w:p>
+      <w:pPr>
+        <w:pStyle w:val="Heading5"/>
+      </w:pPr>
+      <w:r>
+        <w:t xml:space="preserve">2.7.2.8.1 Deadline for restoring performance</w:t>
+      </w:r>
+    </w:p>
+    <w:p>
+      <w:pPr>
+        <w:pStyle w:val="FirstParagraph"/>
+      </w:pPr>
+      <w:r>
+        <w:t xml:space="preserve">Following notification under §2.8.2.1 of the Manual, SC-IMT establishes a deadline under §2.8.2.2 by which the operating Member is expected to re-establish the performance of the Global Service so that it meets the service level. When establishing the deadline, SC-IMT considers the nature of the failure to meet the service level, the operational impact on WIS 2.0 and its users, and the typical time required to address comparable issues. The deadline reflects the operational nature of the Global Service: it may be set in hours where the issue can be addressed by routine operational measures, and in days where more substantive corrective action is required, but it should not normally extend beyond what is needed to address the immediate issue.</w:t>
+      </w:r>
+    </w:p>
+    <w:p>
+      <w:pPr>
+        <w:pStyle w:val="BodyText"/>
+      </w:pPr>
+      <w:r>
+        <w:t xml:space="preserve">The operating Member should keep SC-IMT and the WMO Secretariat informed of the progress towards re-establishing performance. Failure to meet the deadline triggers suspension in accordance with §2.8.3.1 of the Manual.</w:t>
+      </w:r>
+    </w:p>
+    <w:bookmarkEnd w:id="161"/>
+    <w:bookmarkStart w:id="162" w:name="Xbf009d1a1f00635849bf6e2aaeadff71386cb0a"/>
+    <w:p>
+      <w:pPr>
+        <w:pStyle w:val="Heading5"/>
+      </w:pPr>
+      <w:r>
+        <w:t xml:space="preserve">2.7.2.8.2 Remediation plan following suspension</w:t>
+      </w:r>
+    </w:p>
+    <w:p>
+      <w:pPr>
+        <w:pStyle w:val="FirstParagraph"/>
+      </w:pPr>
+      <w:r>
+        <w:t xml:space="preserve">Following suspension under §2.8.3.1 of the Manual, the operating Member should submit a remediation plan to SC-IMT and the WMO Secretariat. The remediation plan should describe the root cause analysis of the breach, the corrective actions to be taken, the proposed timeline for the restoration of the Global Service to WIS 2.0 operations, and the arrangements for monitoring and reporting progress. SC-IMT and the operating Member agree the timeline for restoration under §2.8.4.1 of the Manual.</w:t>
+      </w:r>
+    </w:p>
+    <w:p>
+      <w:pPr>
+        <w:pStyle w:val="BodyText"/>
+      </w:pPr>
+      <w:r>
+        <w:t xml:space="preserve">The operating Member should report on the implementation of the remediation plan at intervals not exceeding thirty calendar days. While a suspended Global Service does not meet the service level, each such calendar month counts towards the rolling window in §2.7.2.3 of the Manual, so that persistent failure to restore the Global Service may result in the initiation of the procedure for the revocation of the designation, in accordance with §2.8.4.3 of the Manual.</w:t>
+      </w:r>
+    </w:p>
+    <w:bookmarkEnd w:id="162"/>
+    <w:bookmarkStart w:id="163" w:name="X362986b9536fdde7d011b55b44e3efe783d7387"/>
+    <w:p>
+      <w:pPr>
+        <w:pStyle w:val="Heading5"/>
+      </w:pPr>
+      <w:r>
+        <w:t xml:space="preserve">2.7.2.8.3 Restoration</w:t>
+      </w:r>
+    </w:p>
+    <w:p>
+      <w:pPr>
+        <w:pStyle w:val="FirstParagraph"/>
+      </w:pPr>
+      <w:r>
+        <w:t xml:space="preserve">Restoration of a suspended Global Service to WIS 2.0 operations is confirmed by SC-IMT, with the assistance of the WMO Secretariat and using the dashboards and statistical summaries provided by the Global Monitors, once the operational performance has met the service level for not less than one calendar month following completion of the remediation actions.</w:t>
+      </w:r>
+    </w:p>
+    <w:bookmarkEnd w:id="163"/>
+    <w:bookmarkEnd w:id="164"/>
+    <w:bookmarkStart w:id="169" w:name="Xbb196aef4bbe90acded942acff9df772a2bc37d"/>
+    <w:p>
+      <w:pPr>
+        <w:pStyle w:val="Heading4"/>
+      </w:pPr>
+      <w:r>
+        <w:t xml:space="preserve">2.7.2.9 Per-component operational criteria</w:t>
+      </w:r>
+    </w:p>
+    <w:p>
+      <w:pPr>
+        <w:pStyle w:val="FirstParagraph"/>
+      </w:pPr>
+      <w:r>
+        <w:t xml:space="preserve">The operational criteria specific to each category of designated Global Service are set out below. These criteria define what constitutes operational performance for the purposes of the service level and inform the determination of downtime for each component. The service level stated for each category is the assessable floor used for the performance-management procedures of the Manual; it is distinct from, and not higher than, the general availability guidance in 2.7.2.2. The design-capacity figures for each category remain as set out in 2.7.2.2. The detailed technical checks corresponding to each criterion are maintained by the WMO Secretariat on behalf of SC-IMT and are published as a technical reference.</w:t>
+      </w:r>
+    </w:p>
+    <w:bookmarkStart w:id="165" w:name="X4aeea2dea805644bc11c7a153267ed928120044"/>
+    <w:p>
+      <w:pPr>
+        <w:pStyle w:val="Heading5"/>
+      </w:pPr>
+      <w:r>
+        <w:t xml:space="preserve">2.7.2.9.1 Global Broker</w:t>
+      </w:r>
+    </w:p>
+    <w:p>
+      <w:pPr>
+        <w:pStyle w:val="FirstParagraph"/>
+      </w:pPr>
+      <w:r>
+        <w:t xml:space="preserve">The operational status of a Global Broker is assessed against two criteria, both measured through the Sensor Centres for Global Brokers operating in different parts of the globe so as to reduce the influence of localized network conditions or of any individual Sensor Centre. The first criterion, message completeness, is the proportion of the notification messages available on WIS 2.0 that the Global Broker makes available to its subscribers; it is computed for each hour by comparing the number of messages received from the Global Broker by the Sensor Centres against the reference number of messages determined across all Global Brokers. The second criterion, connectivity, is the proportion of the hour during which the public MQTT endpoints of the Global Broker are reachable; it is determined from the connection status recorded by the Sensor Centres for each Global Broker.</w:t>
+      </w:r>
+    </w:p>
+    <w:p>
+      <w:pPr>
+        <w:pStyle w:val="BodyText"/>
+      </w:pPr>
+      <w:r>
+        <w:t xml:space="preserve">For each hour, the Global Broker is considered operational where both message completeness and connectivity are not less than 95 per cent. The proportion of operational time for the calendar month is computed from these hourly determinations in accordance with section 2.7.2.6. The topic hierarchy conforms with Appendix D of the Manual, and the operational metrics required under §4.7 of the Manual are published. The detailed metric definitions are set out in the technical reference document.</w:t>
+      </w:r>
+    </w:p>
+    <w:p>
+      <w:pPr>
+        <w:pStyle w:val="BodyText"/>
+      </w:pPr>
+      <w:r>
+        <w:t xml:space="preserve">For a Global Broker, the service level is not less than 99.5 per cent of operational time per calendar month.</w:t>
+      </w:r>
+    </w:p>
+    <w:bookmarkEnd w:id="165"/>
+    <w:bookmarkStart w:id="166" w:name="Xa31f67b04273c588471c29ff2749a0cbc79116a"/>
+    <w:p>
+      <w:pPr>
+        <w:pStyle w:val="Heading5"/>
+      </w:pPr>
+      <w:r>
+        <w:t xml:space="preserve">2.7.2.9.2 Global Cache</w:t>
+      </w:r>
+    </w:p>
+    <w:p>
+      <w:pPr>
+        <w:pStyle w:val="FirstParagraph"/>
+      </w:pPr>
+      <w:r>
+        <w:t xml:space="preserve">The operational status of a Global Cache is assessed against two criteria, both measured through the Sensor Centres for Global Caches operating in different parts of the globe so as to reduce the influence of localized network conditions or of any individual Sensor Centre. The first criterion, cache completeness, is the proportion of data granules required to be cached, that is excluding granules not designated for caching, that are successfully cached by the Global Cache; it is computed for each hour from the metrics published by the Sensor Centres, as the number of messages published less the number of messages missed, divided by the number of messages published. The second criterion, download availability, is the proportion of cached data granules that can be successfully downloaded from the Global Cache; it is computed for each hour from a random sample of cached granules selected and retrieved by each Sensor Centre.</w:t>
+      </w:r>
+    </w:p>
+    <w:p>
+      <w:pPr>
+        <w:pStyle w:val="BodyText"/>
+      </w:pPr>
+      <w:r>
+        <w:t xml:space="preserve">For each hour, the Global Cache is considered operational where both cache completeness and download availability are not less than 95 per cent. The proportion of operational time for the calendar month is computed from these hourly determinations in accordance with section 2.7.2.6. One hundred per cent of cached data is retained for the period required by Part III of the Manual, and the operational metrics required under §4.7 of the Manual are published. The size of the hourly download sample and the detailed metric definitions are set out in the technical reference document.</w:t>
+      </w:r>
+    </w:p>
+    <w:p>
+      <w:pPr>
+        <w:pStyle w:val="BodyText"/>
+      </w:pPr>
+      <w:r>
+        <w:t xml:space="preserve">For a Global Cache, the service level is not less than 98 per cent of operational time per calendar month.</w:t>
+      </w:r>
+    </w:p>
+    <w:bookmarkEnd w:id="166"/>
+    <w:bookmarkStart w:id="167" w:name="X18e420a9762b1d226bd0a027383e028da32655a"/>
+    <w:p>
+      <w:pPr>
+        <w:pStyle w:val="Heading5"/>
+      </w:pPr>
+      <w:r>
+        <w:t xml:space="preserve">2.7.2.9.3 Global Discovery Catalogue</w:t>
+      </w:r>
+    </w:p>
+    <w:p>
+      <w:pPr>
+        <w:pStyle w:val="FirstParagraph"/>
+      </w:pPr>
+      <w:r>
+        <w:t xml:space="preserve">A Global Discovery Catalogue is considered operational when, evaluated continuously over the assessment period: not less than 99 per cent of WCMP2 metadata records published by source catalogues are successfully harvested within the latency target set out in the technical reference document; the search and access interfaces are available to consumers for not less than 99.9 per cent of the time, with response times below the threshold set out in the technical reference document; one hundred per cent of catalogue records conform to the WMO Core Metadata Profile (Appendix F of the Manual); and the operational metrics required under §4.7 of the Manual are published.</w:t>
+      </w:r>
+    </w:p>
+    <w:p>
+      <w:pPr>
+        <w:pStyle w:val="BodyText"/>
+      </w:pPr>
+      <w:r>
+        <w:t xml:space="preserve">For a Global Discovery Catalogue, the service level is not less than 98 per cent of operational time per calendar month.</w:t>
+      </w:r>
+    </w:p>
+    <w:bookmarkEnd w:id="167"/>
+    <w:bookmarkStart w:id="168" w:name="X70211b07e938a461f096d40f78cc811a29852d7"/>
+    <w:p>
+      <w:pPr>
+        <w:pStyle w:val="Heading5"/>
+      </w:pPr>
+      <w:r>
+        <w:t xml:space="preserve">2.7.2.9.4 Global Monitor</w:t>
+      </w:r>
+    </w:p>
+    <w:p>
+      <w:pPr>
+        <w:pStyle w:val="FirstParagraph"/>
+      </w:pPr>
+      <w:r>
+        <w:t xml:space="preserve">A Global Monitor is considered operational when, evaluated continuously over the assessment period: not less than 99 per cent of operational metric streams published by Global Services and Sensor Centres are successfully ingested; the dashboards and statistical summary interfaces are available to consumers for not less than 99 per cent of the time; and not less than 99 per cent of operational issues meeting the alerting criteria set out in the technical reference document trigger an alert within the latency target set out in the same document.</w:t>
+      </w:r>
+    </w:p>
+    <w:p>
+      <w:pPr>
+        <w:pStyle w:val="BodyText"/>
+      </w:pPr>
+      <w:r>
+        <w:t xml:space="preserve">For a Global Monitor, the service level is not less than 98 per cent of operational time per calendar month.</w:t>
+      </w:r>
+    </w:p>
+    <w:p>
+      <w:pPr>
+        <w:pStyle w:val="BodyText"/>
+      </w:pPr>
+      <w:r>
+        <w:t xml:space="preserve">The detailed endpoint checks, conformance tests and operational criteria for each category of Global Service are maintained in a technical reference document published by the WMO Secretariat on behalf of SC-IMT as the operational practice evolves.</w:t>
+      </w:r>
+    </w:p>
+    <w:bookmarkEnd w:id="168"/>
+    <w:bookmarkEnd w:id="169"/>
+    <w:bookmarkEnd w:id="170"/>
+    <w:bookmarkStart w:id="172" w:name="Xfcc4be4805698cc05bd4c15ebadc91a96d644ff"/>
     <w:p>
       <w:pPr>
         <w:pStyle w:val="Heading3"/>
@@ -6241,7 +6555,7 @@
         <w:t xml:space="preserve">2.7.3 Global Broker</w:t>
       </w:r>
     </w:p>
-    <w:bookmarkStart w:id="158" w:name="X1743ecdc5ae40c6a768ea9d4a6e7d6853856958"/>
+    <w:bookmarkStart w:id="171" w:name="X1743ecdc5ae40c6a768ea9d4a6e7d6853856958"/>
     <w:p>
       <w:pPr>
         <w:pStyle w:val="Heading4"/>
@@ -6719,9 +7033,9 @@
         <w:t xml:space="preserve">A Global Broker should operate with a fixed IP address so that WIS2 Nodes can permit access to download resources based on IP address filtering. A Global Broker should also operate with a publicly resolvable Domain Name System (DNS) name pointing to that IP address. The WMO Secretariat must be informed of the IP address and/or hostname and any subsequent changes.</w:t>
       </w:r>
     </w:p>
-    <w:bookmarkEnd w:id="158"/>
-    <w:bookmarkEnd w:id="159"/>
-    <w:bookmarkStart w:id="165" w:name="Xed0972fd7a2c474005a807d834e55b7c67c335b"/>
+    <w:bookmarkEnd w:id="171"/>
+    <w:bookmarkEnd w:id="172"/>
+    <w:bookmarkStart w:id="178" w:name="Xed0972fd7a2c474005a807d834e55b7c67c335b"/>
     <w:p>
       <w:pPr>
         <w:pStyle w:val="Heading3"/>
@@ -6738,7 +7052,7 @@
         <w:t xml:space="preserve">In WIS2, Global Caches provide access to WMO core data for data consumers. This allows data providers to restrict access to their systems to Global Services, and it reduces the need for them to provide high bandwidth and low latency access to their data. Global Caches operate in a way that is transparent to end users in that they resend notification messages from data providers. These messages are updated to point to copies of the original data held in the Global Cache data store. Global Caches also resend notification messages from data providers for core data that are not stored in the Global Cache, such as when the originator specifies in the notification message that a certain dataset should not be cached. In these cases, the notification messages remain unchanged and point to the original source. Data consumers should subscribe to the notification messages from Global Caches instead of the notification messages from data providers for WMO core data. When data consumers receive a notification message, they should follow the URLs from that message, which either point to a Global Cache which has a copy of the data, or – in case of uncached content – point to the original source.</w:t>
       </w:r>
     </w:p>
-    <w:bookmarkStart w:id="160" w:name="X9c5e2e4a13ef58aa69d25e04cf77a45be046e40"/>
+    <w:bookmarkStart w:id="173" w:name="X9c5e2e4a13ef58aa69d25e04cf77a45be046e40"/>
     <w:p>
       <w:pPr>
         <w:pStyle w:val="Heading4"/>
@@ -7118,8 +7432,8 @@
         <w:t xml:space="preserve">.</w:t>
       </w:r>
     </w:p>
-    <w:bookmarkEnd w:id="160"/>
-    <w:bookmarkStart w:id="164" w:name="Xccc1cebb6c94847684ab046188074f284443b3a"/>
+    <w:bookmarkEnd w:id="173"/>
+    <w:bookmarkStart w:id="177" w:name="Xccc1cebb6c94847684ab046188074f284443b3a"/>
     <w:p>
       <w:pPr>
         <w:pStyle w:val="Heading4"/>
@@ -7204,7 +7518,7 @@
         <w:rPr>
           <w:rStyle w:val="FootnoteReference"/>
         </w:rPr>
-        <w:footnoteReference w:id="161"/>
+        <w:footnoteReference w:id="174"/>
       </w:r>
     </w:p>
     <w:p>
@@ -7667,7 +7981,7 @@
       <w:r>
         <w:t xml:space="preserve"> </w:t>
       </w:r>
-      <w:hyperlink r:id="rId162">
+      <w:hyperlink r:id="rId175">
         <w:r>
           <w:rPr>
             <w:rStyle w:val="Hyperlink"/>
@@ -7684,7 +7998,7 @@
       <w:r>
         <w:t xml:space="preserve"> </w:t>
       </w:r>
-      <w:hyperlink r:id="rId163">
+      <w:hyperlink r:id="rId176">
         <w:r>
           <w:rPr>
             <w:rStyle w:val="Hyperlink"/>
@@ -7748,9 +8062,9 @@
         <w:t xml:space="preserve">will reflect the datetime (as a timestamp, the number of seconds since the UNIX epoch) of the last metadata resource processed by a given centre.</w:t>
       </w:r>
     </w:p>
-    <w:bookmarkEnd w:id="164"/>
-    <w:bookmarkEnd w:id="165"/>
-    <w:bookmarkStart w:id="175" w:name="Xe83d0dcd18513bbe57a5c411a3835908b8c6b21"/>
+    <w:bookmarkEnd w:id="177"/>
+    <w:bookmarkEnd w:id="178"/>
+    <w:bookmarkStart w:id="188" w:name="Xe83d0dcd18513bbe57a5c411a3835908b8c6b21"/>
     <w:p>
       <w:pPr>
         <w:pStyle w:val="Heading3"/>
@@ -7759,7 +8073,7 @@
         <w:t xml:space="preserve">2.7.5 Global Discovery Catalogue</w:t>
       </w:r>
     </w:p>
-    <w:bookmarkStart w:id="172" w:name="Xb7d6d3d16ef70a3c0bed12e0915cfe71af7259a"/>
+    <w:bookmarkStart w:id="185" w:name="Xb7d6d3d16ef70a3c0bed12e0915cfe71af7259a"/>
     <w:p>
       <w:pPr>
         <w:pStyle w:val="Heading4"/>
@@ -7793,7 +8107,7 @@
         <w:rPr>
           <w:rStyle w:val="FootnoteReference"/>
         </w:rPr>
-        <w:footnoteReference w:id="166"/>
+        <w:footnoteReference w:id="179"/>
       </w:r>
       <w:r>
         <w:t xml:space="preserve">, adhering to the following conformance classes and their dependencies:</w:t>
@@ -8016,7 +8330,7 @@
         <w:rPr>
           <w:rStyle w:val="FootnoteReference"/>
         </w:rPr>
-        <w:footnoteReference w:id="168"/>
+        <w:footnoteReference w:id="181"/>
       </w:r>
       <w:r>
         <w:t xml:space="preserve">, providing the following metrics as defined in the WIS2 Metric Hierarchy</w:t>
@@ -8028,7 +8342,7 @@
         <w:rPr>
           <w:rStyle w:val="FootnoteReference"/>
         </w:rPr>
-        <w:footnoteReference w:id="170"/>
+        <w:footnoteReference w:id="183"/>
       </w:r>
       <w:r>
         <w:t xml:space="preserve">:</w:t>
@@ -8219,8 +8533,8 @@
         <w:t xml:space="preserve">.</w:t>
       </w:r>
     </w:p>
-    <w:bookmarkEnd w:id="172"/>
-    <w:bookmarkStart w:id="174" w:name="X305a741ac25d02ffb1dd5e4c3b88453bc6c2f8b"/>
+    <w:bookmarkEnd w:id="185"/>
+    <w:bookmarkStart w:id="187" w:name="X305a741ac25d02ffb1dd5e4c3b88453bc6c2f8b"/>
     <w:p>
       <w:pPr>
         <w:pStyle w:val="Heading4"/>
@@ -8351,7 +8665,7 @@
       <w:r>
         <w:t xml:space="preserve"> </w:t>
       </w:r>
-      <w:hyperlink r:id="rId173">
+      <w:hyperlink r:id="rId186">
         <w:r>
           <w:rPr>
             <w:rStyle w:val="Hyperlink"/>
@@ -8363,9 +8677,9 @@
         <w:t xml:space="preserve">.</w:t>
       </w:r>
     </w:p>
-    <w:bookmarkEnd w:id="174"/>
-    <w:bookmarkEnd w:id="175"/>
-    <w:bookmarkStart w:id="177" w:name="Xb46408fe4668a540edb8ef1c37fe9a479dce153"/>
+    <w:bookmarkEnd w:id="187"/>
+    <w:bookmarkEnd w:id="188"/>
+    <w:bookmarkStart w:id="190" w:name="Xb46408fe4668a540edb8ef1c37fe9a479dce153"/>
     <w:p>
       <w:pPr>
         <w:pStyle w:val="Heading3"/>
@@ -8374,7 +8688,7 @@
         <w:t xml:space="preserve">2.7.6 Global Monitor</w:t>
       </w:r>
     </w:p>
-    <w:bookmarkStart w:id="176" w:name="X9b85947f690e481419209cf5d7690b6d31fc2c9"/>
+    <w:bookmarkStart w:id="189" w:name="X9b85947f690e481419209cf5d7690b6d31fc2c9"/>
     <w:p>
       <w:pPr>
         <w:pStyle w:val="Heading4"/>
@@ -8472,10 +8786,10 @@
         <w:t xml:space="preserve">The main task of the Global Monitor will be to regularly query the metrics provided by the relevant WIS2 entities, aggregate and process the data and then provide the results to the end user in a suitable presentation.</w:t>
       </w:r>
     </w:p>
-    <w:bookmarkEnd w:id="176"/>
-    <w:bookmarkEnd w:id="177"/>
-    <w:bookmarkEnd w:id="178"/>
-    <w:bookmarkStart w:id="213" w:name="X3cda763227efb85ffcf50601bb9e1b297d470ff"/>
+    <w:bookmarkEnd w:id="189"/>
+    <w:bookmarkEnd w:id="190"/>
+    <w:bookmarkEnd w:id="191"/>
+    <w:bookmarkStart w:id="226" w:name="X3cda763227efb85ffcf50601bb9e1b297d470ff"/>
     <w:p>
       <w:pPr>
         <w:pStyle w:val="Heading2"/>
@@ -8484,7 +8798,7 @@
         <w:t xml:space="preserve">2.8 Operations</w:t>
       </w:r>
     </w:p>
-    <w:bookmarkStart w:id="212" w:name="X04562bceddaf8a85f3c8f43df21107ee9ff7844"/>
+    <w:bookmarkStart w:id="225" w:name="X04562bceddaf8a85f3c8f43df21107ee9ff7844"/>
     <w:p>
       <w:pPr>
         <w:pStyle w:val="Heading3"/>
@@ -8515,7 +8829,7 @@
         <w:t xml:space="preserve">use data from WIS2 data in the same manner, without the requirement for specialized software, tools, or applications.</w:t>
       </w:r>
     </w:p>
-    <w:bookmarkStart w:id="204" w:name="Xdfcef8a51a47770744d1c6284d6cc8465e590d9"/>
+    <w:bookmarkStart w:id="217" w:name="Xdfcef8a51a47770744d1c6284d6cc8465e590d9"/>
     <w:p>
       <w:pPr>
         <w:pStyle w:val="Heading4"/>
@@ -8588,7 +8902,7 @@
         <w:rPr>
           <w:rStyle w:val="FootnoteReference"/>
         </w:rPr>
-        <w:footnoteReference w:id="179"/>
+        <w:footnoteReference w:id="192"/>
       </w:r>
     </w:p>
     <w:p>
@@ -8751,7 +9065,7 @@
               <w:rPr>
                 <w:rStyle w:val="FootnoteReference"/>
               </w:rPr>
-              <w:footnoteReference w:id="180"/>
+              <w:footnoteReference w:id="193"/>
             </w:r>
           </w:p>
         </w:tc>
@@ -8914,7 +9228,7 @@
         <w:t xml:space="preserve">Aeronautical Fixed Service (AFS) are defined solely under the ICAO regulatory framework and are therefore beyond the scope of this Guide.</w:t>
       </w:r>
     </w:p>
-    <w:bookmarkStart w:id="184" w:name="X0b285da611dfb528bbe09e977d29c84f73ef00a"/>
+    <w:bookmarkStart w:id="197" w:name="X0b285da611dfb528bbe09e977d29c84f73ef00a"/>
     <w:p>
       <w:pPr>
         <w:pStyle w:val="Heading5"/>
@@ -8940,18 +9254,18 @@
           <wp:inline>
             <wp:extent cx="5334000" cy="1435119"/>
             <wp:effectExtent b="0" l="0" r="0" t="0"/>
-            <wp:docPr descr="Schematic of interoperability approach" title="" id="182" name="Picture"/>
+            <wp:docPr descr="Schematic of interoperability approach" title="" id="195" name="Picture"/>
             <a:graphic>
               <a:graphicData uri="http://schemas.openxmlformats.org/drawingml/2006/picture">
                 <pic:pic>
                   <pic:nvPicPr>
-                    <pic:cNvPr descr="images/wis2-to-swim-temp.png" id="183" name="Picture"/>
+                    <pic:cNvPr descr="images/wis2-to-swim-temp.png" id="196" name="Picture"/>
                     <pic:cNvPicPr>
                       <a:picLocks noChangeArrowheads="1" noChangeAspect="1"/>
                     </pic:cNvPicPr>
                   </pic:nvPicPr>
                   <pic:blipFill>
-                    <a:blip r:embed="rId181"/>
+                    <a:blip r:embed="rId194"/>
                     <a:stretch>
                       <a:fillRect/>
                     </a:stretch>
@@ -9006,8 +9320,8 @@
         <w:t xml:space="preserve">to SWIM.</w:t>
       </w:r>
     </w:p>
-    <w:bookmarkEnd w:id="184"/>
-    <w:bookmarkStart w:id="186" w:name="Xb20bb07a39f9322111bf6d1db1b5daed26a9d3a"/>
+    <w:bookmarkEnd w:id="197"/>
+    <w:bookmarkStart w:id="199" w:name="Xb20bb07a39f9322111bf6d1db1b5daed26a9d3a"/>
     <w:p>
       <w:pPr>
         <w:pStyle w:val="Heading5"/>
@@ -9033,7 +9347,7 @@
         <w:rPr>
           <w:rStyle w:val="FootnoteReference"/>
         </w:rPr>
-        <w:footnoteReference w:id="185"/>
+        <w:footnoteReference w:id="198"/>
       </w:r>
       <w:r>
         <w:t xml:space="preserve"> </w:t>
@@ -9042,8 +9356,8 @@
         <w:t xml:space="preserve">is to be used for encoding aeronautical meteorological information in SWIM.</w:t>
       </w:r>
     </w:p>
-    <w:bookmarkEnd w:id="186"/>
-    <w:bookmarkStart w:id="191" w:name="X46c32021402e9ea7b8e48f4915b125439add1b0"/>
+    <w:bookmarkEnd w:id="199"/>
+    <w:bookmarkStart w:id="204" w:name="X46c32021402e9ea7b8e48f4915b125439add1b0"/>
     <w:p>
       <w:pPr>
         <w:pStyle w:val="Heading5"/>
@@ -9266,13 +9580,13 @@
         <w:rPr>
           <w:rStyle w:val="FootnoteReference"/>
         </w:rPr>
-        <w:footnoteReference w:id="187"/>
+        <w:footnoteReference w:id="200"/>
       </w:r>
       <w:r>
         <w:rPr>
           <w:rStyle w:val="FootnoteReference"/>
         </w:rPr>
-        <w:footnoteReference w:id="188"/>
+        <w:footnoteReference w:id="201"/>
       </w:r>
       <w:r>
         <w:t xml:space="preserve"> </w:t>
@@ -9295,7 +9609,7 @@
         <w:rPr>
           <w:rStyle w:val="FootnoteReference"/>
         </w:rPr>
-        <w:footnoteReference w:id="189"/>
+        <w:footnoteReference w:id="202"/>
       </w:r>
     </w:p>
     <w:p>
@@ -9633,7 +9947,7 @@
         <w:rPr>
           <w:rStyle w:val="FootnoteReference"/>
         </w:rPr>
-        <w:footnoteReference w:id="190"/>
+        <w:footnoteReference w:id="203"/>
       </w:r>
     </w:p>
     <w:p>
@@ -9773,8 +10087,8 @@
         <w:t xml:space="preserve">least 24 hours is recommended.</w:t>
       </w:r>
     </w:p>
-    <w:bookmarkEnd w:id="191"/>
-    <w:bookmarkStart w:id="200" w:name="X8db259eb1a1bfe56c034a46bdb3dc42d11142ae"/>
+    <w:bookmarkEnd w:id="204"/>
+    <w:bookmarkStart w:id="213" w:name="X8db259eb1a1bfe56c034a46bdb3dc42d11142ae"/>
     <w:p>
       <w:pPr>
         <w:pStyle w:val="Heading5"/>
@@ -9800,7 +10114,7 @@
         <w:rPr>
           <w:rStyle w:val="FootnoteReference"/>
         </w:rPr>
-        <w:footnoteReference w:id="192"/>
+        <w:footnoteReference w:id="205"/>
       </w:r>
     </w:p>
     <w:p>
@@ -9812,18 +10126,18 @@
           <wp:inline>
             <wp:extent cx="5334000" cy="1838335"/>
             <wp:effectExtent b="0" l="0" r="0" t="0"/>
-            <wp:docPr descr="Interactions between the gateway component and the WIS2 and SWIM components" title="" id="194" name="Picture"/>
+            <wp:docPr descr="Interactions between the gateway component and the WIS2 and SWIM components" title="" id="207" name="Picture"/>
             <a:graphic>
               <a:graphicData uri="http://schemas.openxmlformats.org/drawingml/2006/picture">
                 <pic:pic>
                   <pic:nvPicPr>
-                    <pic:cNvPr descr="images/wis2-to-swim-interaction-temp.png" id="195" name="Picture"/>
+                    <pic:cNvPr descr="images/wis2-to-swim-interaction-temp.png" id="208" name="Picture"/>
                     <pic:cNvPicPr>
                       <a:picLocks noChangeArrowheads="1" noChangeAspect="1"/>
                     </pic:cNvPicPr>
                   </pic:nvPicPr>
                   <pic:blipFill>
-                    <a:blip r:embed="rId193"/>
+                    <a:blip r:embed="rId206"/>
                     <a:stretch>
                       <a:fillRect/>
                     </a:stretch>
@@ -9944,7 +10258,7 @@
         <w:rPr>
           <w:rStyle w:val="FootnoteReference"/>
         </w:rPr>
-        <w:footnoteReference w:id="196"/>
+        <w:footnoteReference w:id="209"/>
       </w:r>
     </w:p>
     <w:p>
@@ -9995,7 +10309,7 @@
         <w:rPr>
           <w:rStyle w:val="FootnoteReference"/>
         </w:rPr>
-        <w:footnoteReference w:id="197"/>
+        <w:footnoteReference w:id="210"/>
       </w:r>
       <w:r>
         <w:t xml:space="preserve"> </w:t>
@@ -10030,7 +10344,7 @@
         <w:rPr>
           <w:rStyle w:val="FootnoteReference"/>
         </w:rPr>
-        <w:footnoteReference w:id="198"/>
+        <w:footnoteReference w:id="211"/>
       </w:r>
       <w:r>
         <w:t xml:space="preserve">, and embed the aviation weather data resource</w:t>
@@ -10102,7 +10416,7 @@
         <w:rPr>
           <w:rStyle w:val="FootnoteReference"/>
         </w:rPr>
-        <w:footnoteReference w:id="199"/>
+        <w:footnoteReference w:id="212"/>
       </w:r>
       <w:r>
         <w:t xml:space="preserve"> </w:t>
@@ -10149,8 +10463,8 @@
         <w:t xml:space="preserve">the organizational governance in place.</w:t>
       </w:r>
     </w:p>
-    <w:bookmarkEnd w:id="200"/>
-    <w:bookmarkStart w:id="203" w:name="X324dd5baff3dd5a559e8cb78fd62506b39d8a6f"/>
+    <w:bookmarkEnd w:id="213"/>
+    <w:bookmarkStart w:id="216" w:name="X324dd5baff3dd5a559e8cb78fd62506b39d8a6f"/>
     <w:p>
       <w:pPr>
         <w:pStyle w:val="Heading5"/>
@@ -10176,7 +10490,7 @@
         <w:rPr>
           <w:rStyle w:val="FootnoteReference"/>
         </w:rPr>
-        <w:footnoteReference w:id="201"/>
+        <w:footnoteReference w:id="214"/>
       </w:r>
     </w:p>
     <w:p>
@@ -10201,9 +10515,9 @@
         <w:t xml:space="preserve">authorized sources, such as a gateway, and should validate incoming messages as aeronautical meteorological information.</w:t>
       </w:r>
     </w:p>
-    <w:bookmarkEnd w:id="203"/>
-    <w:bookmarkEnd w:id="204"/>
-    <w:bookmarkStart w:id="211" w:name="X18b534d18fbc2c217839aa8fa8b546773191a7b"/>
+    <w:bookmarkEnd w:id="216"/>
+    <w:bookmarkEnd w:id="217"/>
+    <w:bookmarkStart w:id="224" w:name="X18b534d18fbc2c217839aa8fa8b546773191a7b"/>
     <w:p>
       <w:pPr>
         <w:pStyle w:val="Heading4"/>
@@ -10265,7 +10579,7 @@
         <w:rPr>
           <w:rStyle w:val="FootnoteReference"/>
         </w:rPr>
-        <w:footnoteReference w:id="205"/>
+        <w:footnoteReference w:id="218"/>
       </w:r>
       <w:r>
         <w:t xml:space="preserve"> </w:t>
@@ -10366,7 +10680,7 @@
         <w:t xml:space="preserve">the extract, transform and load (ETL) functions to ensure that the bilateral exchange is mutually beneficial.</w:t>
       </w:r>
     </w:p>
-    <w:bookmarkStart w:id="210" w:name="Xe1a3f911333094636c99af6e51cc67bda1a0fa5"/>
+    <w:bookmarkStart w:id="223" w:name="Xe1a3f911333094636c99af6e51cc67bda1a0fa5"/>
     <w:p>
       <w:pPr>
         <w:pStyle w:val="Heading5"/>
@@ -10462,18 +10776,18 @@
           <wp:inline>
             <wp:extent cx="5334000" cy="1393475"/>
             <wp:effectExtent b="0" l="0" r="0" t="0"/>
-            <wp:docPr descr="Figure 4. WIS2 and ODIS metadata and catalogue interoperability" title="" id="208" name="Picture"/>
+            <wp:docPr descr="Figure 4. WIS2 and ODIS metadata and catalogue interoperability" title="" id="221" name="Picture"/>
             <a:graphic>
               <a:graphicData uri="http://schemas.openxmlformats.org/drawingml/2006/picture">
                 <pic:pic>
                   <pic:nvPicPr>
-                    <pic:cNvPr descr="images/wis2-odis-metadata-discovery-interop.png" id="209" name="Picture"/>
+                    <pic:cNvPr descr="images/wis2-odis-metadata-discovery-interop.png" id="222" name="Picture"/>
                     <pic:cNvPicPr>
                       <a:picLocks noChangeArrowheads="1" noChangeAspect="1"/>
                     </pic:cNvPicPr>
                   </pic:nvPicPr>
                   <pic:blipFill>
-                    <a:blip r:embed="rId207"/>
+                    <a:blip r:embed="rId220"/>
                     <a:stretch>
                       <a:fillRect/>
                     </a:stretch>
@@ -10516,12 +10830,12 @@
         <w:t xml:space="preserve">As a result, federated discovery will be realized between both systems, users will be able to access the data from as close as possible to their source, and the data will be able to be used and reused in an authoritative manner.</w:t>
       </w:r>
     </w:p>
-    <w:bookmarkEnd w:id="210"/>
-    <w:bookmarkEnd w:id="211"/>
-    <w:bookmarkEnd w:id="212"/>
-    <w:bookmarkEnd w:id="213"/>
-    <w:bookmarkEnd w:id="214"/>
-    <w:bookmarkStart w:id="236" w:name="Xa57fcea0326db383435a81290ee1f4280d7ce75"/>
+    <w:bookmarkEnd w:id="223"/>
+    <w:bookmarkEnd w:id="224"/>
+    <w:bookmarkEnd w:id="225"/>
+    <w:bookmarkEnd w:id="226"/>
+    <w:bookmarkEnd w:id="227"/>
+    <w:bookmarkStart w:id="249" w:name="Xa57fcea0326db383435a81290ee1f4280d7ce75"/>
     <w:p>
       <w:pPr>
         <w:pStyle w:val="Heading1"/>
@@ -10530,7 +10844,7 @@
         <w:t xml:space="preserve">PART III. Additional components</w:t>
       </w:r>
     </w:p>
-    <w:bookmarkStart w:id="215" w:name="X91f34318810edfc8930b866bc6c182083d198dc"/>
+    <w:bookmarkStart w:id="228" w:name="X91f34318810edfc8930b866bc6c182083d198dc"/>
     <w:p>
       <w:pPr>
         <w:pStyle w:val="Heading2"/>
@@ -10588,8 +10902,8 @@
         <w:t xml:space="preserve">may be provided with various access control policies depending on their scope</w:t>
       </w:r>
     </w:p>
-    <w:bookmarkEnd w:id="215"/>
-    <w:bookmarkStart w:id="225" w:name="X49c9230aa828ae783ce52bef128fc5f1edbf5bb"/>
+    <w:bookmarkEnd w:id="228"/>
+    <w:bookmarkStart w:id="238" w:name="X49c9230aa828ae783ce52bef128fc5f1edbf5bb"/>
     <w:p>
       <w:pPr>
         <w:pStyle w:val="Heading2"/>
@@ -10598,7 +10912,7 @@
         <w:t xml:space="preserve">3.2 Other services</w:t>
       </w:r>
     </w:p>
-    <w:bookmarkStart w:id="224" w:name="Xd526160ac96015183d99bf02611bde73ec81c6a"/>
+    <w:bookmarkStart w:id="237" w:name="Xd526160ac96015183d99bf02611bde73ec81c6a"/>
     <w:p>
       <w:pPr>
         <w:pStyle w:val="Heading3"/>
@@ -10615,7 +10929,7 @@
         <w:t xml:space="preserve">A Global Replay provides access and subscription to past WIS Notification Messages.</w:t>
       </w:r>
     </w:p>
-    <w:bookmarkStart w:id="216" w:name="Xd4a16cd37216de6458e35ff030cd1221d1e6530"/>
+    <w:bookmarkStart w:id="229" w:name="Xd4a16cd37216de6458e35ff030cd1221d1e6530"/>
     <w:p>
       <w:pPr>
         <w:pStyle w:val="Heading4"/>
@@ -10701,8 +11015,8 @@
         <w:t xml:space="preserve">A Global Replay will discard notification messages and monitoring events once the retention period has expired.</w:t>
       </w:r>
     </w:p>
-    <w:bookmarkEnd w:id="216"/>
-    <w:bookmarkStart w:id="221" w:name="Xd4c8a4d9f9479c53b953750028bfc8e5fc06907"/>
+    <w:bookmarkEnd w:id="229"/>
+    <w:bookmarkStart w:id="234" w:name="Xd4c8a4d9f9479c53b953750028bfc8e5fc06907"/>
     <w:p>
       <w:pPr>
         <w:pStyle w:val="Heading4"/>
@@ -10736,7 +11050,7 @@
         <w:rPr>
           <w:rStyle w:val="FootnoteReference"/>
         </w:rPr>
-        <w:footnoteReference w:id="217"/>
+        <w:footnoteReference w:id="230"/>
       </w:r>
       <w:r>
         <w:t xml:space="preserve">, adhering to the following conformance classes and their dependencies:</w:t>
@@ -10778,7 +11092,7 @@
         <w:rPr>
           <w:rStyle w:val="FootnoteReference"/>
         </w:rPr>
-        <w:footnoteReference w:id="219"/>
+        <w:footnoteReference w:id="232"/>
       </w:r>
       <w:r>
         <w:t xml:space="preserve">, adhering to the following conformance classes and their dependencies:</w:t>
@@ -11283,8 +11597,8 @@
         <w:t xml:space="preserve">.</w:t>
       </w:r>
     </w:p>
-    <w:bookmarkEnd w:id="221"/>
-    <w:bookmarkStart w:id="223" w:name="X326ed7aa9157d0769117325753a0444aeac3762"/>
+    <w:bookmarkEnd w:id="234"/>
+    <w:bookmarkStart w:id="236" w:name="X326ed7aa9157d0769117325753a0444aeac3762"/>
     <w:p>
       <w:pPr>
         <w:pStyle w:val="Heading4"/>
@@ -11382,7 +11696,7 @@
       <w:r>
         <w:t xml:space="preserve"> </w:t>
       </w:r>
-      <w:hyperlink r:id="rId222">
+      <w:hyperlink r:id="rId235">
         <w:r>
           <w:rPr>
             <w:rStyle w:val="Hyperlink"/>
@@ -11394,10 +11708,10 @@
         <w:t xml:space="preserve">.</w:t>
       </w:r>
     </w:p>
-    <w:bookmarkEnd w:id="223"/>
-    <w:bookmarkEnd w:id="224"/>
-    <w:bookmarkEnd w:id="225"/>
-    <w:bookmarkStart w:id="235" w:name="Xe9a67d18399a218c85ed13c229ba77af675756d"/>
+    <w:bookmarkEnd w:id="236"/>
+    <w:bookmarkEnd w:id="237"/>
+    <w:bookmarkEnd w:id="238"/>
+    <w:bookmarkStart w:id="248" w:name="Xe9a67d18399a218c85ed13c229ba77af675756d"/>
     <w:p>
       <w:pPr>
         <w:pStyle w:val="Heading2"/>
@@ -11420,7 +11734,7 @@
         <w:t xml:space="preserve">Centres can provide external feedback on WIS 2.0 functions to trigger corrective action in support of continuous improvement.</w:t>
       </w:r>
     </w:p>
-    <w:bookmarkStart w:id="226" w:name="Xeccc5e301c97b991026cb4b4fb0a2ad90b4b8ce"/>
+    <w:bookmarkStart w:id="239" w:name="Xeccc5e301c97b991026cb4b4fb0a2ad90b4b8ce"/>
     <w:p>
       <w:pPr>
         <w:pStyle w:val="Heading3"/>
@@ -11559,8 +11873,8 @@
         <w:t xml:space="preserve">Where a Sensor Centre provides insight about the performance of WIS 2.0 as a whole, Global Monitors may agree to collect metrics from the Sensor Centre and provide monitoring dashboards. As part of the designation process, a Member may include a request for Global Monitors to harvest metrics, including suggested thresholds for metrics that would trigger a Global Monitor to publish an alert or warning.</w:t>
       </w:r>
     </w:p>
-    <w:bookmarkEnd w:id="226"/>
-    <w:bookmarkStart w:id="228" w:name="X392e50279f47c72e62b693438ce1a678157fb18"/>
+    <w:bookmarkEnd w:id="239"/>
+    <w:bookmarkStart w:id="241" w:name="X392e50279f47c72e62b693438ce1a678157fb18"/>
     <w:p>
       <w:pPr>
         <w:pStyle w:val="Heading3"/>
@@ -11621,7 +11935,7 @@
         <w:t xml:space="preserve">For such a centre operated by Direction de la Météorologie of Congo, the centre-id would be cg-dirmet-sensor-centre-global-cache</w:t>
       </w:r>
     </w:p>
-    <w:bookmarkStart w:id="227" w:name="Xde819004b7d16020146110a78ac1089e91175ba"/>
+    <w:bookmarkStart w:id="240" w:name="Xde819004b7d16020146110a78ac1089e91175ba"/>
     <w:p>
       <w:pPr>
         <w:pStyle w:val="Heading4"/>
@@ -11820,9 +12134,9 @@
         <w:t xml:space="preserve">All the metrics must be exposed for scraping by the Global Monitor.</w:t>
       </w:r>
     </w:p>
-    <w:bookmarkEnd w:id="227"/>
-    <w:bookmarkEnd w:id="228"/>
-    <w:bookmarkStart w:id="232" w:name="Xa857ee2ed718b407cb4b09f3327c3dc3fef5646"/>
+    <w:bookmarkEnd w:id="240"/>
+    <w:bookmarkEnd w:id="241"/>
+    <w:bookmarkStart w:id="245" w:name="Xa857ee2ed718b407cb4b09f3327c3dc3fef5646"/>
     <w:p>
       <w:pPr>
         <w:pStyle w:val="Heading3"/>
@@ -11849,7 +12163,7 @@
       <w:r>
         <w:t xml:space="preserve"> </w:t>
       </w:r>
-      <w:hyperlink r:id="rId229">
+      <w:hyperlink r:id="rId242">
         <w:r>
           <w:rPr>
             <w:rStyle w:val="Hyperlink"/>
@@ -12003,7 +12317,7 @@
         <w:t xml:space="preserve">For such a centre operated by Météo-France the centre-id would be fr-meteofrance-sensor-centre-global-cache</w:t>
       </w:r>
     </w:p>
-    <w:bookmarkStart w:id="231" w:name="X5139d7d751eafb503c2af9d1215024a6feb420b"/>
+    <w:bookmarkStart w:id="244" w:name="X5139d7d751eafb503c2af9d1215024a6feb420b"/>
     <w:p>
       <w:pPr>
         <w:pStyle w:val="Heading4"/>
@@ -12022,7 +12336,7 @@
       <w:r>
         <w:t xml:space="preserve"> </w:t>
       </w:r>
-      <w:hyperlink r:id="rId230">
+      <w:hyperlink r:id="rId243">
         <w:r>
           <w:rPr>
             <w:rStyle w:val="Hyperlink"/>
@@ -12524,9 +12838,9 @@
         <w:t xml:space="preserve">All the metrics must be exposed for scraping by the Global Monitor.</w:t>
       </w:r>
     </w:p>
-    <w:bookmarkEnd w:id="231"/>
-    <w:bookmarkEnd w:id="232"/>
-    <w:bookmarkStart w:id="234" w:name="Xdf1a115115491e6df4ae2bac9cbc49dda6cab4b"/>
+    <w:bookmarkEnd w:id="244"/>
+    <w:bookmarkEnd w:id="245"/>
+    <w:bookmarkStart w:id="247" w:name="Xdf1a115115491e6df4ae2bac9cbc49dda6cab4b"/>
     <w:p>
       <w:pPr>
         <w:pStyle w:val="Heading3"/>
@@ -12567,7 +12881,7 @@
         <w:t xml:space="preserve">Metadata content must be identical for all GDCs. The SCGDC verifies this consistency provides the necessary insights to trigger corrective action of the discrepancies.</w:t>
       </w:r>
     </w:p>
-    <w:bookmarkStart w:id="233" w:name="X7cccda3f3c8b7915465fcd4f401ab9bbe8d8d30"/>
+    <w:bookmarkStart w:id="246" w:name="X7cccda3f3c8b7915465fcd4f401ab9bbe8d8d30"/>
     <w:p>
       <w:pPr>
         <w:pStyle w:val="Heading4"/>
@@ -13159,11 +13473,11 @@
         <w:t xml:space="preserve">.</w:t>
       </w:r>
     </w:p>
-    <w:bookmarkEnd w:id="233"/>
-    <w:bookmarkEnd w:id="234"/>
-    <w:bookmarkEnd w:id="235"/>
-    <w:bookmarkEnd w:id="236"/>
-    <w:bookmarkStart w:id="275" w:name="X04c845455f24d191e445239c565b08607ac9dcf"/>
+    <w:bookmarkEnd w:id="246"/>
+    <w:bookmarkEnd w:id="247"/>
+    <w:bookmarkEnd w:id="248"/>
+    <w:bookmarkEnd w:id="249"/>
+    <w:bookmarkStart w:id="288" w:name="X04c845455f24d191e445239c565b08607ac9dcf"/>
     <w:p>
       <w:pPr>
         <w:pStyle w:val="Heading1"/>
@@ -13172,7 +13486,7 @@
         <w:t xml:space="preserve">PART IV. Information management</w:t>
       </w:r>
     </w:p>
-    <w:bookmarkStart w:id="274" w:name="X7c62cedf76bc574f64106f5d3e1fa9cbfaf701c"/>
+    <w:bookmarkStart w:id="287" w:name="X7c62cedf76bc574f64106f5d3e1fa9cbfaf701c"/>
     <w:p>
       <w:pPr>
         <w:pStyle w:val="Heading2"/>
@@ -13181,7 +13495,7 @@
         <w:t xml:space="preserve">4.1 Introduction</w:t>
       </w:r>
     </w:p>
-    <w:bookmarkStart w:id="237" w:name="Xeee3d4c688b8bc3d70e8ff225aa01673446f2e9"/>
+    <w:bookmarkStart w:id="250" w:name="Xeee3d4c688b8bc3d70e8ff225aa01673446f2e9"/>
     <w:p>
       <w:pPr>
         <w:pStyle w:val="Heading3"/>
@@ -13210,8 +13524,8 @@
         <w:t xml:space="preserve">Note: The term "information" is used in a general sense and includes data and products.</w:t>
       </w:r>
     </w:p>
-    <w:bookmarkEnd w:id="237"/>
-    <w:bookmarkStart w:id="239" w:name="X1230a2cc880ee69ffe1e0f97e1afba5d049882c"/>
+    <w:bookmarkEnd w:id="250"/>
+    <w:bookmarkStart w:id="252" w:name="X1230a2cc880ee69ffe1e0f97e1afba5d049882c"/>
     <w:p>
       <w:pPr>
         <w:pStyle w:val="Heading3"/>
@@ -13308,7 +13622,7 @@
         <w:t xml:space="preserve">Storage, archival and disposal. The policies and procedures for business continuity and disaster recovery, as well as retention and disposal.</w:t>
       </w:r>
     </w:p>
-    <w:bookmarkStart w:id="238" w:name="X4b15130eeee2ead8d2f750b76a567aa73ce55e7"/>
+    <w:bookmarkStart w:id="251" w:name="X4b15130eeee2ead8d2f750b76a567aa73ce55e7"/>
     <w:p>
       <w:pPr>
         <w:pStyle w:val="Heading4"/>
@@ -13388,9 +13702,9 @@
         <w:t xml:space="preserve">Information consumers (those who utilize the information) - they need to understand the restrictions, rights, responsibilities and limitations associated with the information together with the suitability for the intended usage or purpose.</w:t>
       </w:r>
     </w:p>
-    <w:bookmarkEnd w:id="238"/>
-    <w:bookmarkEnd w:id="239"/>
-    <w:bookmarkStart w:id="251" w:name="X65e2079d9c717acff6ad8c55ce6f7463a712d62"/>
+    <w:bookmarkEnd w:id="251"/>
+    <w:bookmarkEnd w:id="252"/>
+    <w:bookmarkStart w:id="264" w:name="X65e2079d9c717acff6ad8c55ce6f7463a712d62"/>
     <w:p>
       <w:pPr>
         <w:pStyle w:val="Heading3"/>
@@ -13407,7 +13721,7 @@
         <w:t xml:space="preserve">The effective management of information is essential for WMO centres to deliver operational services and information that is authoritative, seamless, secure and timely. The principles below underpin and provide a framework for information management across the full information life cycle. These principles are independent of the information type and are largely independent of technology; they are therefore expected to remain stable over time.</w:t>
       </w:r>
     </w:p>
-    <w:bookmarkStart w:id="240" w:name="Xcf33f9e33f107799c2797793b69e9f195f4c52b"/>
+    <w:bookmarkStart w:id="253" w:name="Xcf33f9e33f107799c2797793b69e9f195f4c52b"/>
     <w:p>
       <w:pPr>
         <w:pStyle w:val="Heading4"/>
@@ -13438,8 +13752,8 @@
         <w:t xml:space="preserve">This value should be recognizable and quantifiable and the asset should have an identifiable life cycle. Risks associated with, and to, an information asset should also be identified. As such, information management must be considered an integral part of a WMO centre’s responsibilities and needs to be adequately resourced over the full life cycle of the information.</w:t>
       </w:r>
     </w:p>
-    <w:bookmarkEnd w:id="240"/>
-    <w:bookmarkStart w:id="241" w:name="Xb4288ce29349341bf806bd64cd51ad35f96f74e"/>
+    <w:bookmarkEnd w:id="253"/>
+    <w:bookmarkStart w:id="254" w:name="Xb4288ce29349341bf806bd64cd51ad35f96f74e"/>
     <w:p>
       <w:pPr>
         <w:pStyle w:val="Heading4"/>
@@ -13481,8 +13795,8 @@
         <w:t xml:space="preserve">Professionally qualified and adequately skilled staff with clear roles and responsibilities should apply a sound custodianship framework concerning security, confidentiality and other statutory requirements of different types of information.</w:t>
       </w:r>
     </w:p>
-    <w:bookmarkEnd w:id="241"/>
-    <w:bookmarkStart w:id="243" w:name="Xd59896b8f316477a8321e381ae23e51272b3a9d"/>
+    <w:bookmarkEnd w:id="254"/>
+    <w:bookmarkStart w:id="256" w:name="Xd59896b8f316477a8321e381ae23e51272b3a9d"/>
     <w:p>
       <w:pPr>
         <w:pStyle w:val="Heading4"/>
@@ -13526,7 +13840,7 @@
       <w:r>
         <w:t xml:space="preserve"> </w:t>
       </w:r>
-      <w:hyperlink r:id="rId242">
+      <w:hyperlink r:id="rId255">
         <w:r>
           <w:rPr>
             <w:rStyle w:val="Hyperlink"/>
@@ -13543,8 +13857,8 @@
         <w:t xml:space="preserve">(WMO-No. 49).</w:t>
       </w:r>
     </w:p>
-    <w:bookmarkEnd w:id="243"/>
-    <w:bookmarkStart w:id="244" w:name="X88c8fe8230b5e5ccb947a91df6be1e7ba7b1e0b"/>
+    <w:bookmarkEnd w:id="256"/>
+    <w:bookmarkStart w:id="257" w:name="X88c8fe8230b5e5ccb947a91df6be1e7ba7b1e0b"/>
     <w:p>
       <w:pPr>
         <w:pStyle w:val="Heading4"/>
@@ -13608,8 +13922,8 @@
         <w:t xml:space="preserve">The use of closed and proprietary standards is strongly discouraged.</w:t>
       </w:r>
     </w:p>
-    <w:bookmarkEnd w:id="244"/>
-    <w:bookmarkStart w:id="245" w:name="X650cedf7ce84f32ea21ec80b898040f4b2f02fd"/>
+    <w:bookmarkEnd w:id="257"/>
+    <w:bookmarkStart w:id="258" w:name="X650cedf7ce84f32ea21ec80b898040f4b2f02fd"/>
     <w:p>
       <w:pPr>
         <w:pStyle w:val="Heading4"/>
@@ -13651,8 +13965,8 @@
         <w:t xml:space="preserve">Previous versions of the documentation should be retained, versioned, archived and made readily available for future use. In addition, versions should be assigned a unique and persistent identifier for future unambiguous identification.</w:t>
       </w:r>
     </w:p>
-    <w:bookmarkEnd w:id="245"/>
-    <w:bookmarkStart w:id="246" w:name="X5e85ae7d00bcd35bce4a64c0572cb24fee6bbf9"/>
+    <w:bookmarkEnd w:id="258"/>
+    <w:bookmarkStart w:id="259" w:name="X5e85ae7d00bcd35bce4a64c0572cb24fee6bbf9"/>
     <w:p>
       <w:pPr>
         <w:pStyle w:val="Heading4"/>
@@ -13683,8 +13997,8 @@
         <w:t xml:space="preserve">For information to be easily retrievable once discovered, it should be accessible using standard data exchange protocols.</w:t>
       </w:r>
     </w:p>
-    <w:bookmarkEnd w:id="246"/>
-    <w:bookmarkStart w:id="249" w:name="Xcc549eaa6d6dc98ca978f8c3f8040892922057f"/>
+    <w:bookmarkEnd w:id="259"/>
+    <w:bookmarkStart w:id="262" w:name="Xcc549eaa6d6dc98ca978f8c3f8040892922057f"/>
     <w:p>
       <w:pPr>
         <w:pStyle w:val="Heading4"/>
@@ -13748,11 +14062,11 @@
         <w:rPr>
           <w:rStyle w:val="FootnoteReference"/>
         </w:rPr>
-        <w:footnoteReference w:id="247"/>
-      </w:r>
-    </w:p>
-    <w:bookmarkEnd w:id="249"/>
-    <w:bookmarkStart w:id="250" w:name="Xc26fb27d9b9f189ddfb4d09b54bb3bef350c931"/>
+        <w:footnoteReference w:id="260"/>
+      </w:r>
+    </w:p>
+    <w:bookmarkEnd w:id="262"/>
+    <w:bookmarkStart w:id="263" w:name="Xc26fb27d9b9f189ddfb4d09b54bb3bef350c931"/>
     <w:p>
       <w:pPr>
         <w:pStyle w:val="Heading4"/>
@@ -13816,9 +14130,9 @@
         <w:t xml:space="preserve">The designated owner should have budget and decision-making authority with respect to preservation and data usage, including the authority to pass ownership to another entity.</w:t>
       </w:r>
     </w:p>
-    <w:bookmarkEnd w:id="250"/>
-    <w:bookmarkEnd w:id="251"/>
-    <w:bookmarkStart w:id="268" w:name="X4929199aec71e050b1d94930339cb902a348db4"/>
+    <w:bookmarkEnd w:id="263"/>
+    <w:bookmarkEnd w:id="264"/>
+    <w:bookmarkStart w:id="281" w:name="X4929199aec71e050b1d94930339cb902a348db4"/>
     <w:p>
       <w:pPr>
         <w:pStyle w:val="Heading3"/>
@@ -13827,7 +14141,7 @@
         <w:t xml:space="preserve">4.3 The information management life cycle</w:t>
       </w:r>
     </w:p>
-    <w:bookmarkStart w:id="252" w:name="X775c93e2a119ed82a9dc642bb15020bd16f8166"/>
+    <w:bookmarkStart w:id="265" w:name="X775c93e2a119ed82a9dc642bb15020bd16f8166"/>
     <w:p>
       <w:pPr>
         <w:pStyle w:val="Heading4"/>
@@ -13915,8 +14229,8 @@
         <w:t xml:space="preserve">Governance covers the rules that apply to managing information in a secure and transparent manner; documentation covers the act of recording the reasons for, and details of, all operations in the information management process.</w:t>
       </w:r>
     </w:p>
-    <w:bookmarkEnd w:id="252"/>
-    <w:bookmarkStart w:id="255" w:name="X0db61513d36abdcc7d5bfd6f287c776c8343970"/>
+    <w:bookmarkEnd w:id="265"/>
+    <w:bookmarkStart w:id="268" w:name="X0db61513d36abdcc7d5bfd6f287c776c8343970"/>
     <w:p>
       <w:pPr>
         <w:pStyle w:val="Heading4"/>
@@ -13925,7 +14239,7 @@
         <w:t xml:space="preserve">4.3.2 Overarching requirements</w:t>
       </w:r>
     </w:p>
-    <w:bookmarkStart w:id="253" w:name="X824b8f9db66ff22648090c3e6e5d189d579254d"/>
+    <w:bookmarkStart w:id="266" w:name="X824b8f9db66ff22648090c3e6e5d189d579254d"/>
     <w:p>
       <w:pPr>
         <w:pStyle w:val="Heading5"/>
@@ -13967,8 +14281,8 @@
         <w:t xml:space="preserve">WMO centres should establish a board or leadership group to develop and regularly review such a governance structure and ensure compliance with its requirements.</w:t>
       </w:r>
     </w:p>
-    <w:bookmarkEnd w:id="253"/>
-    <w:bookmarkStart w:id="254" w:name="Xa83a9547ee24c5b5059542879186427de25e4f8"/>
+    <w:bookmarkEnd w:id="266"/>
+    <w:bookmarkStart w:id="267" w:name="Xa83a9547ee24c5b5059542879186427de25e4f8"/>
     <w:p>
       <w:pPr>
         <w:pStyle w:val="Heading5"/>
@@ -13999,9 +14313,9 @@
         <w:t xml:space="preserve">This documentation is required for all aspects of the information life cycle and should be clear, well -communicated, regularly updated and easy to find. Guidance relating to the documentation should be provided to new staff taking on responsibilities for information management and be a key component of training.</w:t>
       </w:r>
     </w:p>
-    <w:bookmarkEnd w:id="254"/>
-    <w:bookmarkEnd w:id="255"/>
-    <w:bookmarkStart w:id="267" w:name="X5d9956e6f7cee22294b4d51e9b21afad03cd809"/>
+    <w:bookmarkEnd w:id="267"/>
+    <w:bookmarkEnd w:id="268"/>
+    <w:bookmarkStart w:id="280" w:name="X5d9956e6f7cee22294b4d51e9b21afad03cd809"/>
     <w:p>
       <w:pPr>
         <w:pStyle w:val="Heading4"/>
@@ -14010,7 +14324,7 @@
         <w:t xml:space="preserve">4.3.3 Aspects of the information management life cycle</w:t>
       </w:r>
     </w:p>
-    <w:bookmarkStart w:id="256" w:name="Xbe64c29659085b01557ed969921e787bed49234"/>
+    <w:bookmarkStart w:id="269" w:name="Xbe64c29659085b01557ed969921e787bed49234"/>
     <w:p>
       <w:pPr>
         <w:pStyle w:val="Heading5"/>
@@ -14125,8 +14439,8 @@
         <w:t xml:space="preserve">To ensure traceability and reproducibility, the information and documents at this and subsequent stages, should be version controlled and clearly labelled with version information. Similarly, software or computer code used to generate or process information should be version controlled with the version information recorded in the documentation and metadata. Where possible, software should be maintained within a code repository.</w:t>
       </w:r>
     </w:p>
-    <w:bookmarkEnd w:id="256"/>
-    <w:bookmarkStart w:id="258" w:name="Xe75b18c0d5f0bdb3ba6adf3affcfe09efc01b37"/>
+    <w:bookmarkEnd w:id="269"/>
+    <w:bookmarkStart w:id="271" w:name="Xe75b18c0d5f0bdb3ba6adf3affcfe09efc01b37"/>
     <w:p>
       <w:pPr>
         <w:pStyle w:val="Heading5"/>
@@ -14182,7 +14496,7 @@
       <w:r>
         <w:t xml:space="preserve"> </w:t>
       </w:r>
-      <w:hyperlink r:id="rId257">
+      <w:hyperlink r:id="rId270">
         <w:r>
           <w:rPr>
             <w:rStyle w:val="Hyperlink"/>
@@ -14215,8 +14529,8 @@
         <w:t xml:space="preserve">The WMO formats specified in the manuals are subject to strong governance processes, and changes to the formats can be traced through the versions of the manuals. The code tables and controlled vocabularies are also maintained in a code repository. To enable future reuse, the technical information, including detailed format specifications, should be archived alongside information for future access. This includes any controlled vocabulary, such as BUFR tables or WIGOS metadata code lists, associated with the format.</w:t>
       </w:r>
     </w:p>
-    <w:bookmarkEnd w:id="258"/>
-    <w:bookmarkStart w:id="260" w:name="Xe11f232826cd039bf17ed085e01ea5117e8cf55"/>
+    <w:bookmarkEnd w:id="271"/>
+    <w:bookmarkStart w:id="273" w:name="Xe11f232826cd039bf17ed085e01ea5117e8cf55"/>
     <w:p>
       <w:pPr>
         <w:pStyle w:val="Heading5"/>
@@ -14309,7 +14623,7 @@
         </w:rPr>
         <w:t xml:space="preserve"> </w:t>
       </w:r>
-      <w:hyperlink r:id="rId259">
+      <w:hyperlink r:id="rId272">
         <w:r>
           <w:rPr>
             <w:rStyle w:val="Hyperlink"/>
@@ -14323,8 +14637,8 @@
         <w:t xml:space="preserve">.</w:t>
       </w:r>
     </w:p>
-    <w:bookmarkEnd w:id="260"/>
-    <w:bookmarkStart w:id="264" w:name="Xf56fc6b58e87ddac88f8743e5eb58b739ec3f37"/>
+    <w:bookmarkEnd w:id="273"/>
+    <w:bookmarkStart w:id="277" w:name="Xf56fc6b58e87ddac88f8743e5eb58b739ec3f37"/>
     <w:p>
       <w:pPr>
         <w:pStyle w:val="Heading5"/>
@@ -14373,7 +14687,7 @@
       <w:r>
         <w:t xml:space="preserve"> </w:t>
       </w:r>
-      <w:hyperlink r:id="rId261">
+      <w:hyperlink r:id="rId274">
         <w:r>
           <w:rPr>
             <w:rStyle w:val="Hyperlink"/>
@@ -14392,7 +14706,7 @@
       <w:r>
         <w:t xml:space="preserve"> </w:t>
       </w:r>
-      <w:hyperlink r:id="rId262">
+      <w:hyperlink r:id="rId275">
         <w:r>
           <w:rPr>
             <w:rStyle w:val="Hyperlink"/>
@@ -14411,7 +14725,7 @@
       <w:r>
         <w:t xml:space="preserve"> </w:t>
       </w:r>
-      <w:hyperlink r:id="rId263">
+      <w:hyperlink r:id="rId276">
         <w:r>
           <w:rPr>
             <w:rStyle w:val="Hyperlink"/>
@@ -14480,8 +14794,8 @@
         <w:t xml:space="preserve">The discovery metadata should include a valid point of contact, enabling users to provide feedback and ask questions about the information provided.</w:t>
       </w:r>
     </w:p>
-    <w:bookmarkEnd w:id="264"/>
-    <w:bookmarkStart w:id="266" w:name="Xe003249f9b047ed672ca1ea770f2e1e16ddc341"/>
+    <w:bookmarkEnd w:id="277"/>
+    <w:bookmarkStart w:id="279" w:name="Xe003249f9b047ed672ca1ea770f2e1e16ddc341"/>
     <w:p>
       <w:pPr>
         <w:pStyle w:val="Heading5"/>
@@ -14545,7 +14859,7 @@
       <w:r>
         <w:t xml:space="preserve"> </w:t>
       </w:r>
-      <w:hyperlink r:id="rId265">
+      <w:hyperlink r:id="rId278">
         <w:r>
           <w:rPr>
             <w:rStyle w:val="Hyperlink"/>
@@ -14620,10 +14934,10 @@
         <w:t xml:space="preserve">When an information resource is marked for disposal, the reasons for disposal, including the outcome of the consultation with stakeholders and users, must clearly be documented. The disposal must be authorized by the identified owner and custodian of the information. Information relating to the disposal must be included in the metadata associated with the information resource. The metadata must be retained for future reference.</w:t>
       </w:r>
     </w:p>
-    <w:bookmarkEnd w:id="266"/>
-    <w:bookmarkEnd w:id="267"/>
-    <w:bookmarkEnd w:id="268"/>
-    <w:bookmarkStart w:id="273" w:name="X35204cf3ee03a678864bfb46ad7b3703fafab2a"/>
+    <w:bookmarkEnd w:id="279"/>
+    <w:bookmarkEnd w:id="280"/>
+    <w:bookmarkEnd w:id="281"/>
+    <w:bookmarkStart w:id="286" w:name="X35204cf3ee03a678864bfb46ad7b3703fafab2a"/>
     <w:p>
       <w:pPr>
         <w:pStyle w:val="Heading3"/>
@@ -14632,7 +14946,7 @@
         <w:t xml:space="preserve">4.4 Other considerations</w:t>
       </w:r>
     </w:p>
-    <w:bookmarkStart w:id="270" w:name="X694dc110c0d391c7b883a0bc99e94f08b513e8d"/>
+    <w:bookmarkStart w:id="283" w:name="X694dc110c0d391c7b883a0bc99e94f08b513e8d"/>
     <w:p>
       <w:pPr>
         <w:pStyle w:val="Heading4"/>
@@ -14651,7 +14965,7 @@
       <w:r>
         <w:t xml:space="preserve"> </w:t>
       </w:r>
-      <w:hyperlink r:id="rId269">
+      <w:hyperlink r:id="rId282">
         <w:r>
           <w:rPr>
             <w:rStyle w:val="Hyperlink"/>
@@ -14668,8 +14982,8 @@
         <w:t xml:space="preserve">(WMO-No. 1239).</w:t>
       </w:r>
     </w:p>
-    <w:bookmarkEnd w:id="270"/>
-    <w:bookmarkStart w:id="272" w:name="X4d297de7457ffcad46de0b0f8b63d0f53f4b56b"/>
+    <w:bookmarkEnd w:id="283"/>
+    <w:bookmarkStart w:id="285" w:name="X4d297de7457ffcad46de0b0f8b63d0f53f4b56b"/>
     <w:p>
       <w:pPr>
         <w:pStyle w:val="Heading4"/>
@@ -14688,7 +15002,7 @@
       <w:r>
         <w:t xml:space="preserve"> </w:t>
       </w:r>
-      <w:hyperlink r:id="rId271">
+      <w:hyperlink r:id="rId284">
         <w:r>
           <w:rPr>
             <w:rStyle w:val="Hyperlink"/>
@@ -14705,11 +15019,11 @@
         <w:t xml:space="preserve">(WMO-No. 1115).</w:t>
       </w:r>
     </w:p>
-    <w:bookmarkEnd w:id="272"/>
-    <w:bookmarkEnd w:id="273"/>
-    <w:bookmarkEnd w:id="274"/>
-    <w:bookmarkEnd w:id="275"/>
-    <w:bookmarkStart w:id="277" w:name="Xc22bc5ab39ba62fe39071f09c0bb1e5b86d014a"/>
+    <w:bookmarkEnd w:id="285"/>
+    <w:bookmarkEnd w:id="286"/>
+    <w:bookmarkEnd w:id="287"/>
+    <w:bookmarkEnd w:id="288"/>
+    <w:bookmarkStart w:id="290" w:name="Xc22bc5ab39ba62fe39071f09c0bb1e5b86d014a"/>
     <w:p>
       <w:pPr>
         <w:pStyle w:val="Heading1"/>
@@ -14754,7 +15068,7 @@
           <w:numId w:val="1108"/>
         </w:numPr>
       </w:pPr>
-      <w:hyperlink r:id="rId276">
+      <w:hyperlink r:id="rId289">
         <w:r>
           <w:rPr>
             <w:rStyle w:val="Hyperlink"/>
@@ -14771,8 +15085,8 @@
         <w:t xml:space="preserve">(WMO-No. 1061), Volume I, Appendix E. Annex To Paragraph 7.8, 1. ICT Service Incident Management; and Appendix F.WIS IT Security Incident Response Process.</w:t>
       </w:r>
     </w:p>
-    <w:bookmarkEnd w:id="277"/>
-    <w:bookmarkStart w:id="280" w:name="X7704236ba72ed8cc2b9a9e238d27c640b9b6528"/>
+    <w:bookmarkEnd w:id="290"/>
+    <w:bookmarkStart w:id="293" w:name="X7704236ba72ed8cc2b9a9e238d27c640b9b6528"/>
     <w:p>
       <w:pPr>
         <w:pStyle w:val="Heading1"/>
@@ -14957,7 +15271,7 @@
             <w:pPr>
               <w:jc w:val="left"/>
             </w:pPr>
-            <w:hyperlink r:id="rId278">
+            <w:hyperlink r:id="rId291">
               <w:r>
                 <w:rPr>
                   <w:rStyle w:val="Hyperlink"/>
@@ -15019,7 +15333,7 @@
             <w:pPr>
               <w:jc w:val="left"/>
             </w:pPr>
-            <w:hyperlink r:id="rId279">
+            <w:hyperlink r:id="rId292">
               <w:r>
                 <w:rPr>
                   <w:rStyle w:val="Hyperlink"/>
@@ -15042,8 +15356,8 @@
         </w:tc>
       </w:tr>
     </w:tbl>
-    <w:bookmarkEnd w:id="280"/>
-    <w:bookmarkStart w:id="281" w:name="X7f4148bbe8340521d688e8add59cd975c84175d"/>
+    <w:bookmarkEnd w:id="293"/>
+    <w:bookmarkStart w:id="294" w:name="X7f4148bbe8340521d688e8add59cd975c84175d"/>
     <w:p>
       <w:pPr>
         <w:pStyle w:val="Heading1"/>
@@ -15089,7 +15403,7 @@
         <w:t xml:space="preserve">(WMO-No. 1061), Volume I, Appendix A. WMO Information System Training and Learning Guide.</w:t>
       </w:r>
     </w:p>
-    <w:bookmarkEnd w:id="281"/>
+    <w:bookmarkEnd w:id="294"/>
     <w:sectPr/>
   </w:body>
 </w:document>
@@ -16473,7 +16787,7 @@
       </w:r>
     </w:p>
   </w:footnote>
-  <w:footnote w:id="161">
+  <w:footnote w:id="174">
     <w:p>
       <w:pPr>
         <w:pStyle w:val="FootnoteText"/>
@@ -16504,7 +16818,7 @@
       </w:r>
     </w:p>
   </w:footnote>
-  <w:footnote w:id="166">
+  <w:footnote w:id="179">
     <w:p>
       <w:pPr>
         <w:pStyle w:val="FootnoteText"/>
@@ -16524,7 +16838,7 @@
       <w:r>
         <w:t xml:space="preserve"> </w:t>
       </w:r>
-      <w:hyperlink r:id="rId167">
+      <w:hyperlink r:id="rId180">
         <w:r>
           <w:rPr>
             <w:rStyle w:val="Hyperlink"/>
@@ -16537,7 +16851,7 @@
       </w:r>
     </w:p>
   </w:footnote>
-  <w:footnote w:id="168">
+  <w:footnote w:id="181">
     <w:p>
       <w:pPr>
         <w:pStyle w:val="FootnoteText"/>
@@ -16551,7 +16865,7 @@
       <w:r>
         <w:t xml:space="preserve"> </w:t>
       </w:r>
-      <w:hyperlink r:id="rId169">
+      <w:hyperlink r:id="rId182">
         <w:r>
           <w:rPr>
             <w:rStyle w:val="Hyperlink"/>
@@ -16561,7 +16875,7 @@
       </w:hyperlink>
     </w:p>
   </w:footnote>
-  <w:footnote w:id="170">
+  <w:footnote w:id="183">
     <w:p>
       <w:pPr>
         <w:pStyle w:val="FootnoteText"/>
@@ -16575,7 +16889,7 @@
       <w:r>
         <w:t xml:space="preserve"> </w:t>
       </w:r>
-      <w:hyperlink r:id="rId171">
+      <w:hyperlink r:id="rId184">
         <w:r>
           <w:rPr>
             <w:rStyle w:val="Hyperlink"/>
@@ -16585,7 +16899,7 @@
       </w:hyperlink>
     </w:p>
   </w:footnote>
-  <w:footnote w:id="179">
+  <w:footnote w:id="192">
     <w:p>
       <w:pPr>
         <w:pStyle w:val="FootnoteText"/>
@@ -16604,7 +16918,7 @@
       </w:r>
     </w:p>
   </w:footnote>
-  <w:footnote w:id="180">
+  <w:footnote w:id="193">
     <w:p>
       <w:pPr>
         <w:pStyle w:val="FootnoteText"/>
@@ -16623,7 +16937,7 @@
       </w:r>
     </w:p>
   </w:footnote>
-  <w:footnote w:id="185">
+  <w:footnote w:id="198">
     <w:p>
       <w:pPr>
         <w:pStyle w:val="FootnoteText"/>
@@ -16658,7 +16972,7 @@
       </w:r>
     </w:p>
   </w:footnote>
-  <w:footnote w:id="187">
+  <w:footnote w:id="200">
     <w:p>
       <w:pPr>
         <w:pStyle w:val="FootnoteText"/>
@@ -16691,7 +17005,7 @@
       </w:r>
     </w:p>
   </w:footnote>
-  <w:footnote w:id="188">
+  <w:footnote w:id="201">
     <w:p>
       <w:pPr>
         <w:pStyle w:val="FootnoteText"/>
@@ -16710,7 +17024,7 @@
       </w:r>
     </w:p>
   </w:footnote>
-  <w:footnote w:id="189">
+  <w:footnote w:id="202">
     <w:p>
       <w:pPr>
         <w:pStyle w:val="FootnoteText"/>
@@ -16729,7 +17043,7 @@
       </w:r>
     </w:p>
   </w:footnote>
-  <w:footnote w:id="190">
+  <w:footnote w:id="203">
     <w:p>
       <w:pPr>
         <w:pStyle w:val="FootnoteText"/>
@@ -16748,7 +17062,7 @@
       </w:r>
     </w:p>
   </w:footnote>
-  <w:footnote w:id="192">
+  <w:footnote w:id="205">
     <w:p>
       <w:pPr>
         <w:pStyle w:val="FootnoteText"/>
@@ -16767,7 +17081,7 @@
       </w:r>
     </w:p>
   </w:footnote>
-  <w:footnote w:id="196">
+  <w:footnote w:id="209">
     <w:p>
       <w:pPr>
         <w:pStyle w:val="FootnoteText"/>
@@ -16786,7 +17100,7 @@
       </w:r>
     </w:p>
   </w:footnote>
-  <w:footnote w:id="197">
+  <w:footnote w:id="210">
     <w:p>
       <w:pPr>
         <w:pStyle w:val="FootnoteText"/>
@@ -16805,7 +17119,7 @@
       </w:r>
     </w:p>
   </w:footnote>
-  <w:footnote w:id="198">
+  <w:footnote w:id="211">
     <w:p>
       <w:pPr>
         <w:pStyle w:val="FootnoteText"/>
@@ -16839,7 +17153,7 @@
       </w:r>
     </w:p>
   </w:footnote>
-  <w:footnote w:id="199">
+  <w:footnote w:id="212">
     <w:p>
       <w:pPr>
         <w:pStyle w:val="FootnoteText"/>
@@ -16872,7 +17186,7 @@
       </w:r>
     </w:p>
   </w:footnote>
-  <w:footnote w:id="201">
+  <w:footnote w:id="214">
     <w:p>
       <w:pPr>
         <w:pStyle w:val="FootnoteText"/>
@@ -16892,7 +17206,7 @@
       <w:r>
         <w:t xml:space="preserve"> </w:t>
       </w:r>
-      <w:hyperlink r:id="rId202">
+      <w:hyperlink r:id="rId215">
         <w:r>
           <w:rPr>
             <w:rStyle w:val="Hyperlink"/>
@@ -16905,7 +17219,7 @@
       </w:r>
     </w:p>
   </w:footnote>
-  <w:footnote w:id="205">
+  <w:footnote w:id="218">
     <w:p>
       <w:pPr>
         <w:pStyle w:val="FootnoteText"/>
@@ -16925,7 +17239,7 @@
       <w:r>
         <w:t xml:space="preserve"> </w:t>
       </w:r>
-      <w:hyperlink r:id="rId206">
+      <w:hyperlink r:id="rId219">
         <w:r>
           <w:rPr>
             <w:rStyle w:val="Hyperlink"/>
@@ -16938,7 +17252,7 @@
       </w:r>
     </w:p>
   </w:footnote>
-  <w:footnote w:id="217">
+  <w:footnote w:id="230">
     <w:p>
       <w:pPr>
         <w:pStyle w:val="FootnoteText"/>
@@ -16952,7 +17266,7 @@
       <w:r>
         <w:t xml:space="preserve"> </w:t>
       </w:r>
-      <w:hyperlink r:id="rId218">
+      <w:hyperlink r:id="rId231">
         <w:r>
           <w:rPr>
             <w:rStyle w:val="Hyperlink"/>
@@ -16962,7 +17276,7 @@
       </w:hyperlink>
     </w:p>
   </w:footnote>
-  <w:footnote w:id="219">
+  <w:footnote w:id="232">
     <w:p>
       <w:pPr>
         <w:pStyle w:val="FootnoteText"/>
@@ -16976,7 +17290,7 @@
       <w:r>
         <w:t xml:space="preserve"> </w:t>
       </w:r>
-      <w:hyperlink r:id="rId220">
+      <w:hyperlink r:id="rId233">
         <w:r>
           <w:rPr>
             <w:rStyle w:val="Hyperlink"/>
@@ -16986,7 +17300,7 @@
       </w:hyperlink>
     </w:p>
   </w:footnote>
-  <w:footnote w:id="247">
+  <w:footnote w:id="260">
     <w:p>
       <w:pPr>
         <w:pStyle w:val="FootnoteText"/>
@@ -17000,7 +17314,7 @@
       <w:r>
         <w:t xml:space="preserve"> </w:t>
       </w:r>
-      <w:hyperlink r:id="rId248">
+      <w:hyperlink r:id="rId261">
         <w:r>
           <w:rPr>
             <w:rStyle w:val="Hyperlink"/>

--- a/guide/infcom/guide/wis2-guide-DRAFT-INFCOM-4.docx
+++ b/guide/infcom/guide/wis2-guide-DRAFT-INFCOM-4.docx
@@ -105,7 +105,7 @@
         <w:pStyle w:val="Date"/>
       </w:pPr>
       <w:r>
-        <w:t xml:space="preserve">2026-06-04</w:t>
+        <w:t xml:space="preserve">2026-06-05</w:t>
       </w:r>
     </w:p>
     <w:p>
@@ -6506,7 +6506,7 @@
         <w:pStyle w:val="BodyText"/>
       </w:pPr>
       <w:r>
-        <w:t xml:space="preserve">For a Global Discovery Catalogue, the service level is not less than 98 per cent of operational time per calendar month.</w:t>
+        <w:t xml:space="preserve">For a Global Discovery Catalogue, the API should support a minimum of 25 requests per second, and the service level shall not be less than 98 per cent of operational time per calendar month.</w:t>
       </w:r>
     </w:p>
     <w:bookmarkEnd w:id="167"/>

--- a/guide/infcom/guide/wis2-guide-DRAFT-INFCOM-4.docx
+++ b/guide/infcom/guide/wis2-guide-DRAFT-INFCOM-4.docx
@@ -105,7 +105,7 @@
         <w:pStyle w:val="Date"/>
       </w:pPr>
       <w:r>
-        <w:t xml:space="preserve">2026-06-05</w:t>
+        <w:t xml:space="preserve">2026-06-07</w:t>
       </w:r>
     </w:p>
     <w:p>
@@ -12376,33 +12376,42 @@
         <w:t xml:space="preserve">origin/a/wis2/…​</w:t>
       </w:r>
       <w:r>
-        <w:t xml:space="preserve">, it could be</w:t>
-      </w:r>
-      <w:r>
-        <w:t xml:space="preserve"> </w:t>
+        <w:t xml:space="preserve"> </w:t>
+      </w:r>
+      <w:r>
+        <w:t xml:space="preserve">and to the equivalent on the cache topic (</w:t>
       </w:r>
       <w:r>
         <w:rPr>
           <w:rStyle w:val="VerbatimChar"/>
         </w:rPr>
+        <w:t xml:space="preserve">cache/a/wis2/…​</w:t>
+      </w:r>
+      <w:r>
+        <w:t xml:space="preserve">). The last subscription level could be</w:t>
+      </w:r>
+      <w:r>
+        <w:t xml:space="preserve"> </w:t>
+      </w:r>
+      <w:r>
+        <w:rPr>
+          <w:rStyle w:val="VerbatimChar"/>
+        </w:rPr>
         <w:t xml:space="preserve">#</w:t>
       </w:r>
       <w:r>
         <w:t xml:space="preserve"> </w:t>
       </w:r>
       <w:r>
-        <w:t xml:space="preserve">or a particular centre-id on at least one Global Broker</w:t>
-      </w:r>
-    </w:p>
-    <w:p>
-      <w:pPr>
-        <w:numPr>
-          <w:ilvl w:val="0"/>
-          <w:numId w:val="1082"/>
-        </w:numPr>
-      </w:pPr>
-      <w:r>
-        <w:t xml:space="preserve">Subscribe to a given</w:t>
+        <w:t xml:space="preserve">or a particular centre-id or any subtopic.</w:t>
+      </w:r>
+    </w:p>
+    <w:p>
+      <w:pPr>
+        <w:pStyle w:val="FirstParagraph"/>
+      </w:pPr>
+      <w:r>
+        <w:t xml:space="preserve">For the messages received on the</w:t>
       </w:r>
       <w:r>
         <w:t xml:space="preserve"> </w:t>
@@ -12411,10 +12420,24 @@
         <w:rPr>
           <w:rStyle w:val="VerbatimChar"/>
         </w:rPr>
-        <w:t xml:space="preserve">cache/a/wis2/…​</w:t>
-      </w:r>
-      <w:r>
-        <w:t xml:space="preserve">, it could be</w:t>
+        <w:t xml:space="preserve">origin</w:t>
+      </w:r>
+      <w:r>
+        <w:t xml:space="preserve"> </w:t>
+      </w:r>
+      <w:r>
+        <w:t xml:space="preserve">topic subscription:</w:t>
+      </w:r>
+    </w:p>
+    <w:p>
+      <w:pPr>
+        <w:numPr>
+          <w:ilvl w:val="0"/>
+          <w:numId w:val="1083"/>
+        </w:numPr>
+      </w:pPr>
+      <w:r>
+        <w:t xml:space="preserve">Discard the Notification Message if is it</w:t>
       </w:r>
       <w:r>
         <w:t xml:space="preserve"> </w:t>
@@ -12423,13 +12446,102 @@
         <w:rPr>
           <w:rStyle w:val="VerbatimChar"/>
         </w:rPr>
-        <w:t xml:space="preserve">#</w:t>
-      </w:r>
-      <w:r>
-        <w:t xml:space="preserve"> </w:t>
-      </w:r>
-      <w:r>
-        <w:t xml:space="preserve">or a particular centre-id on at least one Global Cache - The subscription must be done on the broker of the Global Cache (unlike normal subscription to be made only on the Global Broker)</w:t>
+        <w:t xml:space="preserve">recommended</w:t>
+      </w:r>
+      <w:r>
+        <w:t xml:space="preserve"> </w:t>
+      </w:r>
+      <w:r>
+        <w:t xml:space="preserve">data as it will not be cached</w:t>
+      </w:r>
+    </w:p>
+    <w:p>
+      <w:pPr>
+        <w:numPr>
+          <w:ilvl w:val="0"/>
+          <w:numId w:val="1083"/>
+        </w:numPr>
+      </w:pPr>
+      <w:r>
+        <w:t xml:space="preserve">Detect any duplicates</w:t>
+      </w:r>
+      <w:r>
+        <w:t xml:space="preserve"> </w:t>
+      </w:r>
+      <w:r>
+        <w:rPr>
+          <w:rStyle w:val="VerbatimChar"/>
+        </w:rPr>
+        <w:t xml:space="preserve">data_id</w:t>
+      </w:r>
+      <w:r>
+        <w:t xml:space="preserve"> </w:t>
+      </w:r>
+      <w:r>
+        <w:t xml:space="preserve">not including a</w:t>
+      </w:r>
+      <w:r>
+        <w:t xml:space="preserve"> </w:t>
+      </w:r>
+      <w:r>
+        <w:rPr>
+          <w:rStyle w:val="VerbatimChar"/>
+        </w:rPr>
+        <w:t xml:space="preserve">rel: update</w:t>
+      </w:r>
+      <w:r>
+        <w:t xml:space="preserve"> </w:t>
+      </w:r>
+      <w:r>
+        <w:t xml:space="preserve">within a period of at least 3 hours</w:t>
+      </w:r>
+    </w:p>
+    <w:p>
+      <w:pPr>
+        <w:numPr>
+          <w:ilvl w:val="0"/>
+          <w:numId w:val="1083"/>
+        </w:numPr>
+      </w:pPr>
+      <w:r>
+        <w:t xml:space="preserve">Increase by 1</w:t>
+      </w:r>
+      <w:r>
+        <w:t xml:space="preserve"> </w:t>
+      </w:r>
+      <w:r>
+        <w:rPr>
+          <w:rStyle w:val="VerbatimChar"/>
+        </w:rPr>
+        <w:t xml:space="preserve">wmo_wis2_scgc_messages_published_total</w:t>
+      </w:r>
+      <w:r>
+        <w:t xml:space="preserve"> </w:t>
+      </w:r>
+      <w:r>
+        <w:t xml:space="preserve">metrics</w:t>
+      </w:r>
+    </w:p>
+    <w:p>
+      <w:pPr>
+        <w:numPr>
+          <w:ilvl w:val="0"/>
+          <w:numId w:val="1083"/>
+        </w:numPr>
+      </w:pPr>
+      <w:r>
+        <w:t xml:space="preserve">Store the time where the message as been received</w:t>
+      </w:r>
+    </w:p>
+    <w:p>
+      <w:pPr>
+        <w:numPr>
+          <w:ilvl w:val="0"/>
+          <w:numId w:val="1083"/>
+        </w:numPr>
+      </w:pPr>
+      <w:r>
+        <w:t xml:space="preserve">(optional) Store the full Notification Message - this can be useful to analyse systematic issues</w:t>
       </w:r>
     </w:p>
     <w:p>
@@ -12437,18 +12549,7 @@
         <w:pStyle w:val="FirstParagraph"/>
       </w:pPr>
       <w:r>
-        <w:t xml:space="preserve">Only on the subscription to the Global Broker:</w:t>
-      </w:r>
-    </w:p>
-    <w:p>
-      <w:pPr>
-        <w:numPr>
-          <w:ilvl w:val="0"/>
-          <w:numId w:val="1083"/>
-        </w:numPr>
-      </w:pPr>
-      <w:r>
-        <w:t xml:space="preserve">Discard the Notification Message if is it</w:t>
+        <w:t xml:space="preserve">For the messages received on the</w:t>
       </w:r>
       <w:r>
         <w:t xml:space="preserve"> </w:t>
@@ -12457,24 +12558,24 @@
         <w:rPr>
           <w:rStyle w:val="VerbatimChar"/>
         </w:rPr>
-        <w:t xml:space="preserve">recommended</w:t>
-      </w:r>
-      <w:r>
-        <w:t xml:space="preserve"> </w:t>
-      </w:r>
-      <w:r>
-        <w:t xml:space="preserve">data as it will not be cached</w:t>
-      </w:r>
-    </w:p>
-    <w:p>
-      <w:pPr>
-        <w:numPr>
-          <w:ilvl w:val="0"/>
-          <w:numId w:val="1083"/>
-        </w:numPr>
-      </w:pPr>
-      <w:r>
-        <w:t xml:space="preserve">Detect any duplicates</w:t>
+        <w:t xml:space="preserve">cache</w:t>
+      </w:r>
+      <w:r>
+        <w:t xml:space="preserve"> </w:t>
+      </w:r>
+      <w:r>
+        <w:t xml:space="preserve">topic subscription and using the `properties.global-cache`value to select the Global Cache:</w:t>
+      </w:r>
+    </w:p>
+    <w:p>
+      <w:pPr>
+        <w:numPr>
+          <w:ilvl w:val="0"/>
+          <w:numId w:val="1084"/>
+        </w:numPr>
+      </w:pPr>
+      <w:r>
+        <w:t xml:space="preserve">Check if the link with</w:t>
       </w:r>
       <w:r>
         <w:t xml:space="preserve"> </w:t>
@@ -12483,13 +12584,78 @@
         <w:rPr>
           <w:rStyle w:val="VerbatimChar"/>
         </w:rPr>
+        <w:t xml:space="preserve">rel="canonical</w:t>
+      </w:r>
+      <w:r>
+        <w:t xml:space="preserve"> </w:t>
+      </w:r>
+      <w:r>
+        <w:t xml:space="preserve">or</w:t>
+      </w:r>
+      <w:r>
+        <w:t xml:space="preserve"> </w:t>
+      </w:r>
+      <w:r>
+        <w:rPr>
+          <w:rStyle w:val="VerbatimChar"/>
+        </w:rPr>
+        <w:t xml:space="preserve">rel="update"</w:t>
+      </w:r>
+      <w:r>
+        <w:t xml:space="preserve"> </w:t>
+      </w:r>
+      <w:r>
+        <w:t xml:space="preserve">in</w:t>
+      </w:r>
+      <w:r>
+        <w:t xml:space="preserve"> </w:t>
+      </w:r>
+      <w:r>
+        <w:rPr>
+          <w:rStyle w:val="VerbatimChar"/>
+        </w:rPr>
+        <w:t xml:space="preserve">links</w:t>
+      </w:r>
+      <w:r>
+        <w:t xml:space="preserve"> </w:t>
+      </w:r>
+      <w:r>
+        <w:t xml:space="preserve">is reachable by doing a HTTP HEAD request (The HTTP HEAD must provide a response status code equal to</w:t>
+      </w:r>
+      <w:r>
+        <w:t xml:space="preserve"> </w:t>
+      </w:r>
+      <w:r>
+        <w:rPr>
+          <w:rStyle w:val="VerbatimChar"/>
+        </w:rPr>
+        <w:t xml:space="preserve">200</w:t>
+      </w:r>
+      <w:r>
+        <w:t xml:space="preserve">). If this is not the case, discard the Notification Message. Otherwise:</w:t>
+      </w:r>
+    </w:p>
+    <w:p>
+      <w:pPr>
+        <w:numPr>
+          <w:ilvl w:val="1"/>
+          <w:numId w:val="1085"/>
+        </w:numPr>
+      </w:pPr>
+      <w:r>
+        <w:t xml:space="preserve">For each Notification Message and using</w:t>
+      </w:r>
+      <w:r>
+        <w:t xml:space="preserve"> </w:t>
+      </w:r>
+      <w:r>
+        <w:rPr>
+          <w:rStyle w:val="VerbatimChar"/>
+        </w:rPr>
         <w:t xml:space="preserve">data_id</w:t>
       </w:r>
       <w:r>
-        <w:t xml:space="preserve"> </w:t>
-      </w:r>
-      <w:r>
-        <w:t xml:space="preserve">not including a</w:t>
+        <w:t xml:space="preserve">, make the difference between the time was received on</w:t>
       </w:r>
       <w:r>
         <w:t xml:space="preserve"> </w:t>
@@ -12498,24 +12664,13 @@
         <w:rPr>
           <w:rStyle w:val="VerbatimChar"/>
         </w:rPr>
-        <w:t xml:space="preserve">rel: update</w:t>
-      </w:r>
-      <w:r>
-        <w:t xml:space="preserve"> </w:t>
-      </w:r>
-      <w:r>
-        <w:t xml:space="preserve">within a period of at least 3 hours</w:t>
-      </w:r>
-    </w:p>
-    <w:p>
-      <w:pPr>
-        <w:numPr>
-          <w:ilvl w:val="0"/>
-          <w:numId w:val="1083"/>
-        </w:numPr>
-      </w:pPr>
-      <w:r>
-        <w:t xml:space="preserve">Increase by 1</w:t>
+        <w:t xml:space="preserve">origin</w:t>
+      </w:r>
+      <w:r>
+        <w:t xml:space="preserve"> </w:t>
+      </w:r>
+      <w:r>
+        <w:t xml:space="preserve">and the same</w:t>
       </w:r>
       <w:r>
         <w:t xml:space="preserve"> </w:t>
@@ -12524,35 +12679,130 @@
         <w:rPr>
           <w:rStyle w:val="VerbatimChar"/>
         </w:rPr>
-        <w:t xml:space="preserve">wmo_wis2_scgc_messages_published_total</w:t>
-      </w:r>
-      <w:r>
-        <w:t xml:space="preserve"> </w:t>
-      </w:r>
-      <w:r>
-        <w:t xml:space="preserve">metrics</w:t>
-      </w:r>
-    </w:p>
-    <w:p>
-      <w:pPr>
-        <w:numPr>
-          <w:ilvl w:val="0"/>
-          <w:numId w:val="1083"/>
-        </w:numPr>
-      </w:pPr>
-      <w:r>
-        <w:t xml:space="preserve">Store the time where the message as been received</w:t>
-      </w:r>
-    </w:p>
-    <w:p>
-      <w:pPr>
-        <w:numPr>
-          <w:ilvl w:val="0"/>
-          <w:numId w:val="1083"/>
-        </w:numPr>
-      </w:pPr>
-      <w:r>
-        <w:t xml:space="preserve">(optional) Store the full Notification Message - this can be useful to analyse systematic issues</w:t>
+        <w:t xml:space="preserve">data_id</w:t>
+      </w:r>
+      <w:r>
+        <w:t xml:space="preserve"> </w:t>
+      </w:r>
+      <w:r>
+        <w:t xml:space="preserve">on</w:t>
+      </w:r>
+      <w:r>
+        <w:t xml:space="preserve"> </w:t>
+      </w:r>
+      <w:r>
+        <w:rPr>
+          <w:rStyle w:val="VerbatimChar"/>
+        </w:rPr>
+        <w:t xml:space="preserve">cache</w:t>
+      </w:r>
+      <w:r>
+        <w:t xml:space="preserve">: Time</w:t>
+      </w:r>
+      <w:r>
+        <w:rPr>
+          <w:vertAlign w:val="subscript"/>
+        </w:rPr>
+        <w:t xml:space="preserve">Cache</w:t>
+      </w:r>
+      <w:r>
+        <w:t xml:space="preserve"> </w:t>
+      </w:r>
+      <w:r>
+        <w:t xml:space="preserve">- Time</w:t>
+      </w:r>
+      <w:r>
+        <w:rPr>
+          <w:vertAlign w:val="subscript"/>
+        </w:rPr>
+        <w:t xml:space="preserve">Origin</w:t>
+      </w:r>
+    </w:p>
+    <w:p>
+      <w:pPr>
+        <w:numPr>
+          <w:ilvl w:val="1"/>
+          <w:numId w:val="1085"/>
+        </w:numPr>
+      </w:pPr>
+      <w:r>
+        <w:t xml:space="preserve">Update the</w:t>
+      </w:r>
+      <w:r>
+        <w:t xml:space="preserve"> </w:t>
+      </w:r>
+      <w:r>
+        <w:rPr>
+          <w:rStyle w:val="VerbatimChar"/>
+        </w:rPr>
+        <w:t xml:space="preserve">wmo_wis2_scgc_cache_delay_seconds</w:t>
+      </w:r>
+      <w:r>
+        <w:t xml:space="preserve"> </w:t>
+      </w:r>
+      <w:r>
+        <w:t xml:space="preserve">metric with this value</w:t>
+      </w:r>
+    </w:p>
+    <w:p>
+      <w:pPr>
+        <w:numPr>
+          <w:ilvl w:val="1"/>
+          <w:numId w:val="1085"/>
+        </w:numPr>
+      </w:pPr>
+      <w:r>
+        <w:t xml:space="preserve">Compare this value with the three threshold defined in the metric table above. Increase by 1</w:t>
+      </w:r>
+      <w:r>
+        <w:t xml:space="preserve"> </w:t>
+      </w:r>
+      <w:r>
+        <w:rPr>
+          <w:rStyle w:val="VerbatimChar"/>
+        </w:rPr>
+        <w:t xml:space="preserve">wmo_wis2_scgc_messages_cached_delay_total</w:t>
+      </w:r>
+      <w:r>
+        <w:t xml:space="preserve"> </w:t>
+      </w:r>
+      <w:r>
+        <w:t xml:space="preserve">using the threshold as a label (so less than 120s, less that 300s, less than 600s)</w:t>
+      </w:r>
+    </w:p>
+    <w:p>
+      <w:pPr>
+        <w:numPr>
+          <w:ilvl w:val="0"/>
+          <w:numId w:val="1084"/>
+        </w:numPr>
+      </w:pPr>
+      <w:r>
+        <w:t xml:space="preserve">If no Notification Message for the</w:t>
+      </w:r>
+      <w:r>
+        <w:t xml:space="preserve"> </w:t>
+      </w:r>
+      <w:r>
+        <w:rPr>
+          <w:rStyle w:val="VerbatimChar"/>
+        </w:rPr>
+        <w:t xml:space="preserve">data_id</w:t>
+      </w:r>
+      <w:r>
+        <w:t xml:space="preserve"> </w:t>
+      </w:r>
+      <w:r>
+        <w:t xml:space="preserve">is received after the highest threshold (here 600s) or if the link provided is not valid, increase by 1</w:t>
+      </w:r>
+      <w:r>
+        <w:t xml:space="preserve"> </w:t>
+      </w:r>
+      <w:r>
+        <w:rPr>
+          <w:rStyle w:val="VerbatimChar"/>
+        </w:rPr>
+        <w:t xml:space="preserve">wmo_wis2_scgc_messages_missed_total</w:t>
       </w:r>
     </w:p>
     <w:p>
@@ -12560,18 +12810,7 @@
         <w:pStyle w:val="FirstParagraph"/>
       </w:pPr>
       <w:r>
-        <w:t xml:space="preserve">For each of the subscription to the various Global Caches:</w:t>
-      </w:r>
-    </w:p>
-    <w:p>
-      <w:pPr>
-        <w:numPr>
-          <w:ilvl w:val="0"/>
-          <w:numId w:val="1084"/>
-        </w:numPr>
-      </w:pPr>
-      <w:r>
-        <w:t xml:space="preserve">For each Notification Message and using</w:t>
+        <w:t xml:space="preserve">As a Global Cache can decide not to cache a data granule, and in order to assess if a Global Cache has decided to do so, the Sensor Centre will compare the</w:t>
       </w:r>
       <w:r>
         <w:t xml:space="preserve"> </w:t>
@@ -12580,10 +12819,13 @@
         <w:rPr>
           <w:rStyle w:val="VerbatimChar"/>
         </w:rPr>
-        <w:t xml:space="preserve">data_id</w:t>
-      </w:r>
-      <w:r>
-        <w:t xml:space="preserve">, make the difference between the time was received on</w:t>
+        <w:t xml:space="preserve">links</w:t>
+      </w:r>
+      <w:r>
+        <w:t xml:space="preserve"> </w:t>
+      </w:r>
+      <w:r>
+        <w:t xml:space="preserve">array published on</w:t>
       </w:r>
       <w:r>
         <w:t xml:space="preserve"> </w:t>
@@ -12592,13 +12834,13 @@
         <w:rPr>
           <w:rStyle w:val="VerbatimChar"/>
         </w:rPr>
-        <w:t xml:space="preserve">origin</w:t>
-      </w:r>
-      <w:r>
-        <w:t xml:space="preserve"> </w:t>
-      </w:r>
-      <w:r>
-        <w:t xml:space="preserve">and the same</w:t>
+        <w:t xml:space="preserve">origin/a/wis/#</w:t>
+      </w:r>
+      <w:r>
+        <w:t xml:space="preserve"> </w:t>
+      </w:r>
+      <w:r>
+        <w:t xml:space="preserve">and in the Notification Message received on</w:t>
       </w:r>
       <w:r>
         <w:t xml:space="preserve"> </w:t>
@@ -12607,13 +12849,13 @@
         <w:rPr>
           <w:rStyle w:val="VerbatimChar"/>
         </w:rPr>
-        <w:t xml:space="preserve">data_id</w:t>
-      </w:r>
-      <w:r>
-        <w:t xml:space="preserve"> </w:t>
-      </w:r>
-      <w:r>
-        <w:t xml:space="preserve">on</w:t>
+        <w:t xml:space="preserve">cache/a/wis2/#</w:t>
+      </w:r>
+      <w:r>
+        <w:t xml:space="preserve"> </w:t>
+      </w:r>
+      <w:r>
+        <w:t xml:space="preserve">if the two</w:t>
       </w:r>
       <w:r>
         <w:t xml:space="preserve"> </w:t>
@@ -12622,39 +12864,13 @@
         <w:rPr>
           <w:rStyle w:val="VerbatimChar"/>
         </w:rPr>
-        <w:t xml:space="preserve">cache</w:t>
-      </w:r>
-      <w:r>
-        <w:t xml:space="preserve">: Time</w:t>
-      </w:r>
-      <w:r>
-        <w:rPr>
-          <w:vertAlign w:val="subscript"/>
-        </w:rPr>
-        <w:t xml:space="preserve">Cache</w:t>
-      </w:r>
-      <w:r>
-        <w:t xml:space="preserve"> </w:t>
-      </w:r>
-      <w:r>
-        <w:t xml:space="preserve">- Time</w:t>
-      </w:r>
-      <w:r>
-        <w:rPr>
-          <w:vertAlign w:val="subscript"/>
-        </w:rPr>
-        <w:t xml:space="preserve">Origin</w:t>
-      </w:r>
-    </w:p>
-    <w:p>
-      <w:pPr>
-        <w:numPr>
-          <w:ilvl w:val="0"/>
-          <w:numId w:val="1084"/>
-        </w:numPr>
-      </w:pPr>
-      <w:r>
-        <w:t xml:space="preserve">Update the</w:t>
+        <w:t xml:space="preserve">links</w:t>
+      </w:r>
+      <w:r>
+        <w:t xml:space="preserve"> </w:t>
+      </w:r>
+      <w:r>
+        <w:t xml:space="preserve">are identical, then the Global Cache has decided not to cache the data. In this case, increase by 1</w:t>
       </w:r>
       <w:r>
         <w:t xml:space="preserve"> </w:t>
@@ -12663,24 +12879,18 @@
         <w:rPr>
           <w:rStyle w:val="VerbatimChar"/>
         </w:rPr>
-        <w:t xml:space="preserve">wmo_wis2_scgc_cache_delay_seconds</w:t>
-      </w:r>
-      <w:r>
-        <w:t xml:space="preserve"> </w:t>
-      </w:r>
-      <w:r>
-        <w:t xml:space="preserve">metric with this value</w:t>
-      </w:r>
-    </w:p>
-    <w:p>
-      <w:pPr>
-        <w:numPr>
-          <w:ilvl w:val="0"/>
-          <w:numId w:val="1084"/>
-        </w:numPr>
-      </w:pPr>
-      <w:r>
-        <w:t xml:space="preserve">Compare this value with the three threshold defined in the metric table above. Increase by 1</w:t>
+        <w:t xml:space="preserve">wmo_wis2_scgc_messages_cache_override_total</w:t>
+      </w:r>
+      <w:r>
+        <w:t xml:space="preserve">.</w:t>
+      </w:r>
+    </w:p>
+    <w:p>
+      <w:pPr>
+        <w:pStyle w:val="BodyText"/>
+      </w:pPr>
+      <w:r>
+        <w:t xml:space="preserve">If no Global Cache has cached the data, increase by 1</w:t>
       </w:r>
       <w:r>
         <w:t xml:space="preserve"> </w:t>
@@ -12689,24 +12899,67 @@
         <w:rPr>
           <w:rStyle w:val="VerbatimChar"/>
         </w:rPr>
-        <w:t xml:space="preserve">wmo_wis2_scgc_messages_cached_delay_total</w:t>
-      </w:r>
-      <w:r>
-        <w:t xml:space="preserve"> </w:t>
-      </w:r>
-      <w:r>
-        <w:t xml:space="preserve">using the threshold as a label (so less than 120s, less that 300s, less than 600s)</w:t>
-      </w:r>
-    </w:p>
-    <w:p>
-      <w:pPr>
-        <w:numPr>
-          <w:ilvl w:val="0"/>
-          <w:numId w:val="1084"/>
-        </w:numPr>
-      </w:pPr>
-      <w:r>
-        <w:t xml:space="preserve">If no Notification Message for the</w:t>
+        <w:t xml:space="preserve">wmo_wis2_scgc_messages_missed_all_total</w:t>
+      </w:r>
+    </w:p>
+    <w:p>
+      <w:pPr>
+        <w:pStyle w:val="BodyText"/>
+      </w:pPr>
+      <w:r>
+        <w:t xml:space="preserve">All the metrics SHALL be exposed for scraping by the Global Monitor.</w:t>
+      </w:r>
+    </w:p>
+    <w:p>
+      <w:pPr>
+        <w:pStyle w:val="BodyText"/>
+      </w:pPr>
+      <w:r>
+        <w:t xml:space="preserve">In addition to the metrics, the SCGC will also make available an hourly logfile containing at least:</w:t>
+      </w:r>
+    </w:p>
+    <w:p>
+      <w:pPr>
+        <w:numPr>
+          <w:ilvl w:val="0"/>
+          <w:numId w:val="1086"/>
+        </w:numPr>
+      </w:pPr>
+      <w:r>
+        <w:t xml:space="preserve">the centre-id</w:t>
+      </w:r>
+    </w:p>
+    <w:p>
+      <w:pPr>
+        <w:numPr>
+          <w:ilvl w:val="0"/>
+          <w:numId w:val="1086"/>
+        </w:numPr>
+      </w:pPr>
+      <w:r>
+        <w:t xml:space="preserve">the full topic where the WIS2 Notification Message has been originally published</w:t>
+      </w:r>
+    </w:p>
+    <w:p>
+      <w:pPr>
+        <w:numPr>
+          <w:ilvl w:val="0"/>
+          <w:numId w:val="1086"/>
+        </w:numPr>
+      </w:pPr>
+      <w:r>
+        <w:t xml:space="preserve">the full WIS2 Notification Message as published by the origin centre-id</w:t>
+      </w:r>
+    </w:p>
+    <w:p>
+      <w:pPr>
+        <w:numPr>
+          <w:ilvl w:val="0"/>
+          <w:numId w:val="1086"/>
+        </w:numPr>
+      </w:pPr>
+      <w:r>
+        <w:t xml:space="preserve">for each Global Cache a clear indication when the message pertaining to this data-id has been published on the cache topic (the timestamp), and if the data-id was not republished by a particular Global Cache</w:t>
       </w:r>
       <w:r>
         <w:t xml:space="preserve"> </w:t>
@@ -12715,13 +12968,32 @@
         <w:rPr>
           <w:rStyle w:val="VerbatimChar"/>
         </w:rPr>
-        <w:t xml:space="preserve">data_id</w:t>
-      </w:r>
-      <w:r>
-        <w:t xml:space="preserve"> </w:t>
-      </w:r>
-      <w:r>
-        <w:t xml:space="preserve">is received after the highest threshold (here 600s), increase by 1</w:t>
+        <w:t xml:space="preserve">9999999999999</w:t>
+      </w:r>
+      <w:r>
+        <w:t xml:space="preserve"> </w:t>
+      </w:r>
+      <w:r>
+        <w:t xml:space="preserve">will be used instead of the timestamp</w:t>
+      </w:r>
+    </w:p>
+    <w:p>
+      <w:pPr>
+        <w:numPr>
+          <w:ilvl w:val="0"/>
+          <w:numId w:val="1086"/>
+        </w:numPr>
+      </w:pPr>
+      <w:r>
+        <w:t xml:space="preserve">each entry in the log file will be a valid JSON</w:t>
+      </w:r>
+    </w:p>
+    <w:p>
+      <w:pPr>
+        <w:pStyle w:val="FirstParagraph"/>
+      </w:pPr>
+      <w:r>
+        <w:t xml:space="preserve">Then, at the end of the hour, the SCGC SHALL publish a notification message on</w:t>
       </w:r>
       <w:r>
         <w:t xml:space="preserve"> </w:t>
@@ -12730,15 +13002,13 @@
         <w:rPr>
           <w:rStyle w:val="VerbatimChar"/>
         </w:rPr>
-        <w:t xml:space="preserve">wmo_wis2_scgc_messages_missed_total</w:t>
-      </w:r>
-    </w:p>
-    <w:p>
-      <w:pPr>
-        <w:pStyle w:val="FirstParagraph"/>
-      </w:pPr>
-      <w:r>
-        <w:t xml:space="preserve">As a Global Cache can decide not to cache a data granule, and in order to assess if a Global Cache has decided to do so, the Sensor Centre will compare the</w:t>
+        <w:t xml:space="preserve">monitor/a/wis2/{tld}-{centre-name}-sensor-centre-global-cache</w:t>
+      </w:r>
+      <w:r>
+        <w:t xml:space="preserve"> </w:t>
+      </w:r>
+      <w:r>
+        <w:t xml:space="preserve">providing a URL to download the logfile. The notification message published will be conformant with the WMO WIS2 Monitoring Events specifications. The monitor message will be of</w:t>
       </w:r>
       <w:r>
         <w:t xml:space="preserve"> </w:t>
@@ -12747,13 +13017,13 @@
         <w:rPr>
           <w:rStyle w:val="VerbatimChar"/>
         </w:rPr>
-        <w:t xml:space="preserve">links</w:t>
-      </w:r>
-      <w:r>
-        <w:t xml:space="preserve"> </w:t>
-      </w:r>
-      <w:r>
-        <w:t xml:space="preserve">array published on</w:t>
+        <w:t xml:space="preserve">type</w:t>
+      </w:r>
+      <w:r>
+        <w:t xml:space="preserve"> </w:t>
+      </w:r>
+      <w:r>
+        <w:t xml:space="preserve">:</w:t>
       </w:r>
       <w:r>
         <w:t xml:space="preserve"> </w:t>
@@ -12762,80 +13032,10 @@
         <w:rPr>
           <w:rStyle w:val="VerbatimChar"/>
         </w:rPr>
-        <w:t xml:space="preserve">origin/a/wis/#</w:t>
-      </w:r>
-      <w:r>
-        <w:t xml:space="preserve"> </w:t>
-      </w:r>
-      <w:r>
-        <w:t xml:space="preserve">and in the Notification Message received on</w:t>
-      </w:r>
-      <w:r>
-        <w:t xml:space="preserve"> </w:t>
-      </w:r>
-      <w:r>
-        <w:rPr>
-          <w:rStyle w:val="VerbatimChar"/>
-        </w:rPr>
-        <w:t xml:space="preserve">cache/a/wis2/#</w:t>
-      </w:r>
-      <w:r>
-        <w:t xml:space="preserve"> </w:t>
-      </w:r>
-      <w:r>
-        <w:t xml:space="preserve">if the two</w:t>
-      </w:r>
-      <w:r>
-        <w:t xml:space="preserve"> </w:t>
-      </w:r>
-      <w:r>
-        <w:rPr>
-          <w:rStyle w:val="VerbatimChar"/>
-        </w:rPr>
-        <w:t xml:space="preserve">links</w:t>
-      </w:r>
-      <w:r>
-        <w:t xml:space="preserve"> </w:t>
-      </w:r>
-      <w:r>
-        <w:t xml:space="preserve">are identical, then the Global Cache has decided not to cache the data. In this case, increase by 1</w:t>
-      </w:r>
-      <w:r>
-        <w:t xml:space="preserve"> </w:t>
-      </w:r>
-      <w:r>
-        <w:rPr>
-          <w:rStyle w:val="VerbatimChar"/>
-        </w:rPr>
-        <w:t xml:space="preserve">wmo_wis2_scgc_messages_cache_override_total</w:t>
+        <w:t xml:space="preserve">int.wmo.wis.wme.event.item.download</w:t>
       </w:r>
       <w:r>
         <w:t xml:space="preserve">.</w:t>
-      </w:r>
-    </w:p>
-    <w:p>
-      <w:pPr>
-        <w:pStyle w:val="BodyText"/>
-      </w:pPr>
-      <w:r>
-        <w:t xml:space="preserve">If no Global Cache has cached the data, increase by 1</w:t>
-      </w:r>
-      <w:r>
-        <w:t xml:space="preserve"> </w:t>
-      </w:r>
-      <w:r>
-        <w:rPr>
-          <w:rStyle w:val="VerbatimChar"/>
-        </w:rPr>
-        <w:t xml:space="preserve">wmo_wis2_scgc_messages_missed_all_total</w:t>
-      </w:r>
-    </w:p>
-    <w:p>
-      <w:pPr>
-        <w:pStyle w:val="BodyText"/>
-      </w:pPr>
-      <w:r>
-        <w:t xml:space="preserve">All the metrics must be exposed for scraping by the Global Monitor.</w:t>
       </w:r>
     </w:p>
     <w:bookmarkEnd w:id="244"/>
@@ -12894,7 +13094,7 @@
       <w:pPr>
         <w:numPr>
           <w:ilvl w:val="0"/>
-          <w:numId w:val="1085"/>
+          <w:numId w:val="1087"/>
         </w:numPr>
       </w:pPr>
       <w:r>
@@ -12905,7 +13105,7 @@
       <w:pPr>
         <w:numPr>
           <w:ilvl w:val="0"/>
-          <w:numId w:val="1085"/>
+          <w:numId w:val="1087"/>
         </w:numPr>
       </w:pPr>
       <w:r>
@@ -12916,7 +13116,7 @@
       <w:pPr>
         <w:numPr>
           <w:ilvl w:val="1"/>
-          <w:numId w:val="1086"/>
+          <w:numId w:val="1088"/>
         </w:numPr>
       </w:pPr>
       <w:r>
@@ -12951,7 +13151,7 @@
       <w:pPr>
         <w:numPr>
           <w:ilvl w:val="1"/>
-          <w:numId w:val="1086"/>
+          <w:numId w:val="1088"/>
         </w:numPr>
       </w:pPr>
       <w:r>
@@ -12974,7 +13174,7 @@
       <w:pPr>
         <w:numPr>
           <w:ilvl w:val="0"/>
-          <w:numId w:val="1085"/>
+          <w:numId w:val="1087"/>
         </w:numPr>
       </w:pPr>
       <w:r>
@@ -12985,7 +13185,7 @@
       <w:pPr>
         <w:numPr>
           <w:ilvl w:val="0"/>
-          <w:numId w:val="1085"/>
+          <w:numId w:val="1087"/>
         </w:numPr>
       </w:pPr>
       <w:r>
@@ -13011,7 +13211,7 @@
       <w:pPr>
         <w:numPr>
           <w:ilvl w:val="0"/>
-          <w:numId w:val="1085"/>
+          <w:numId w:val="1087"/>
         </w:numPr>
       </w:pPr>
       <w:r>
@@ -13022,18 +13222,18 @@
       <w:pPr>
         <w:numPr>
           <w:ilvl w:val="1"/>
+          <w:numId w:val="1089"/>
+        </w:numPr>
+      </w:pPr>
+      <w:r>
+        <w:t xml:space="preserve">Files older than 24 hours will not be analyzed.</w:t>
+      </w:r>
+    </w:p>
+    <w:p>
+      <w:pPr>
+        <w:numPr>
+          <w:ilvl w:val="0"/>
           <w:numId w:val="1087"/>
-        </w:numPr>
-      </w:pPr>
-      <w:r>
-        <w:t xml:space="preserve">Files older than 24 hours will not be analyzed.</w:t>
-      </w:r>
-    </w:p>
-    <w:p>
-      <w:pPr>
-        <w:numPr>
-          <w:ilvl w:val="0"/>
-          <w:numId w:val="1085"/>
         </w:numPr>
       </w:pPr>
       <w:r>
@@ -13117,7 +13317,7 @@
       <w:pPr>
         <w:numPr>
           <w:ilvl w:val="0"/>
-          <w:numId w:val="1085"/>
+          <w:numId w:val="1087"/>
         </w:numPr>
       </w:pPr>
       <w:r>
@@ -13143,7 +13343,7 @@
       <w:pPr>
         <w:numPr>
           <w:ilvl w:val="0"/>
-          <w:numId w:val="1085"/>
+          <w:numId w:val="1087"/>
         </w:numPr>
       </w:pPr>
       <w:r>
@@ -13154,7 +13354,7 @@
       <w:pPr>
         <w:numPr>
           <w:ilvl w:val="1"/>
-          <w:numId w:val="1088"/>
+          <w:numId w:val="1090"/>
         </w:numPr>
       </w:pPr>
       <w:r>
@@ -13210,203 +13410,11 @@
       <w:pPr>
         <w:numPr>
           <w:ilvl w:val="1"/>
-          <w:numId w:val="1088"/>
+          <w:numId w:val="1090"/>
         </w:numPr>
       </w:pPr>
       <w:r>
         <w:t xml:space="preserve">validate the record against the latest approved version of WCMP2</w:t>
-      </w:r>
-    </w:p>
-    <w:p>
-      <w:pPr>
-        <w:numPr>
-          <w:ilvl w:val="2"/>
-          <w:numId w:val="1089"/>
-        </w:numPr>
-      </w:pPr>
-      <w:r>
-        <w:t xml:space="preserve">If the record is not compliant, the SCGDC will update the metric</w:t>
-      </w:r>
-      <w:r>
-        <w:t xml:space="preserve"> </w:t>
-      </w:r>
-      <w:r>
-        <w:rPr>
-          <w:rStyle w:val="VerbatimChar"/>
-        </w:rPr>
-        <w:t xml:space="preserve">wmo_wis2_scgdc_record_invalid_total</w:t>
-      </w:r>
-      <w:r>
-        <w:t xml:space="preserve">, with the WCMP2 id as well as centre id of the GDC</w:t>
-      </w:r>
-    </w:p>
-    <w:p>
-      <w:pPr>
-        <w:numPr>
-          <w:ilvl w:val="1"/>
-          <w:numId w:val="1088"/>
-        </w:numPr>
-      </w:pPr>
-      <w:r>
-        <w:t xml:space="preserve">compare each metadata record with the same WCMP2</w:t>
-      </w:r>
-      <w:r>
-        <w:t xml:space="preserve"> </w:t>
-      </w:r>
-      <w:r>
-        <w:rPr>
-          <w:rStyle w:val="VerbatimChar"/>
-        </w:rPr>
-        <w:t xml:space="preserve">id</w:t>
-      </w:r>
-      <w:r>
-        <w:t xml:space="preserve"> </w:t>
-      </w:r>
-      <w:r>
-        <w:t xml:space="preserve">received from all other GDCs.</w:t>
-      </w:r>
-    </w:p>
-    <w:p>
-      <w:pPr>
-        <w:numPr>
-          <w:ilvl w:val="1"/>
-          <w:numId w:val="1088"/>
-        </w:numPr>
-      </w:pPr>
-      <w:r>
-        <w:t xml:space="preserve">If the content is the same for all GDCs, the SCGDC will increase the metric</w:t>
-      </w:r>
-      <w:r>
-        <w:t xml:space="preserve"> </w:t>
-      </w:r>
-      <w:r>
-        <w:rPr>
-          <w:rStyle w:val="VerbatimChar"/>
-        </w:rPr>
-        <w:t xml:space="preserve">wmo_wis2_scgdc_records_identical_total</w:t>
-      </w:r>
-      <w:r>
-        <w:t xml:space="preserve"> </w:t>
-      </w:r>
-      <w:r>
-        <w:t xml:space="preserve">by</w:t>
-      </w:r>
-      <w:r>
-        <w:t xml:space="preserve"> </w:t>
-      </w:r>
-      <w:r>
-        <w:rPr>
-          <w:rStyle w:val="VerbatimChar"/>
-        </w:rPr>
-        <w:t xml:space="preserve">1</w:t>
-      </w:r>
-      <w:r>
-        <w:t xml:space="preserve">.</w:t>
-      </w:r>
-    </w:p>
-    <w:p>
-      <w:pPr>
-        <w:numPr>
-          <w:ilvl w:val="1"/>
-          <w:numId w:val="1088"/>
-        </w:numPr>
-      </w:pPr>
-      <w:r>
-        <w:t xml:space="preserve">If the content is different, the SCGDC will compare the record’s</w:t>
-      </w:r>
-      <w:r>
-        <w:t xml:space="preserve"> </w:t>
-      </w:r>
-      <w:r>
-        <w:rPr>
-          <w:rStyle w:val="VerbatimChar"/>
-        </w:rPr>
-        <w:t xml:space="preserve">properties.updated</w:t>
-      </w:r>
-      <w:r>
-        <w:t xml:space="preserve"> </w:t>
-      </w:r>
-      <w:r>
-        <w:t xml:space="preserve">property, if present, across GDCs. If more than one value of</w:t>
-      </w:r>
-      <w:r>
-        <w:t xml:space="preserve"> </w:t>
-      </w:r>
-      <w:r>
-        <w:rPr>
-          <w:rStyle w:val="VerbatimChar"/>
-        </w:rPr>
-        <w:t xml:space="preserve">properties.updated</w:t>
-      </w:r>
-      <w:r>
-        <w:t xml:space="preserve"> </w:t>
-      </w:r>
-      <w:r>
-        <w:t xml:space="preserve">is present, the SCGDC will consider the GDC with the record of the most recent date is the canonical record.</w:t>
-      </w:r>
-    </w:p>
-    <w:p>
-      <w:pPr>
-        <w:numPr>
-          <w:ilvl w:val="2"/>
-          <w:numId w:val="1090"/>
-        </w:numPr>
-      </w:pPr>
-      <w:r>
-        <w:t xml:space="preserve">In this case, the SCGDC will increase the metric</w:t>
-      </w:r>
-      <w:r>
-        <w:t xml:space="preserve"> </w:t>
-      </w:r>
-      <w:r>
-        <w:rPr>
-          <w:rStyle w:val="VerbatimChar"/>
-        </w:rPr>
-        <w:t xml:space="preserve">wmo_wis2_scgdc_records_incorrect_total</w:t>
-      </w:r>
-      <w:r>
-        <w:t xml:space="preserve"> </w:t>
-      </w:r>
-      <w:r>
-        <w:t xml:space="preserve">by</w:t>
-      </w:r>
-      <w:r>
-        <w:t xml:space="preserve"> </w:t>
-      </w:r>
-      <w:r>
-        <w:rPr>
-          <w:rStyle w:val="VerbatimChar"/>
-        </w:rPr>
-        <w:t xml:space="preserve">1</w:t>
-      </w:r>
-      <w:r>
-        <w:t xml:space="preserve"> </w:t>
-      </w:r>
-      <w:r>
-        <w:t xml:space="preserve">for all GDCs except the GDC having the most recent record.</w:t>
-      </w:r>
-    </w:p>
-    <w:p>
-      <w:pPr>
-        <w:numPr>
-          <w:ilvl w:val="1"/>
-          <w:numId w:val="1088"/>
-        </w:numPr>
-      </w:pPr>
-      <w:r>
-        <w:t xml:space="preserve">If the content is different, and if no GDC holds a record with</w:t>
-      </w:r>
-      <w:r>
-        <w:t xml:space="preserve"> </w:t>
-      </w:r>
-      <w:r>
-        <w:rPr>
-          <w:rStyle w:val="VerbatimChar"/>
-        </w:rPr>
-        <w:t xml:space="preserve">properties.updated</w:t>
-      </w:r>
-      <w:r>
-        <w:t xml:space="preserve">, the SCGDC will consider that it is not possible to ensure which GDC has the correct record.</w:t>
       </w:r>
     </w:p>
     <w:p>
@@ -13417,6 +13425,134 @@
         </w:numPr>
       </w:pPr>
       <w:r>
+        <w:t xml:space="preserve">If the record is not compliant, the SCGDC will update the metric</w:t>
+      </w:r>
+      <w:r>
+        <w:t xml:space="preserve"> </w:t>
+      </w:r>
+      <w:r>
+        <w:rPr>
+          <w:rStyle w:val="VerbatimChar"/>
+        </w:rPr>
+        <w:t xml:space="preserve">wmo_wis2_scgdc_record_invalid_total</w:t>
+      </w:r>
+      <w:r>
+        <w:t xml:space="preserve">, with the WCMP2 id as well as centre id of the GDC</w:t>
+      </w:r>
+    </w:p>
+    <w:p>
+      <w:pPr>
+        <w:numPr>
+          <w:ilvl w:val="1"/>
+          <w:numId w:val="1090"/>
+        </w:numPr>
+      </w:pPr>
+      <w:r>
+        <w:t xml:space="preserve">compare each metadata record with the same WCMP2</w:t>
+      </w:r>
+      <w:r>
+        <w:t xml:space="preserve"> </w:t>
+      </w:r>
+      <w:r>
+        <w:rPr>
+          <w:rStyle w:val="VerbatimChar"/>
+        </w:rPr>
+        <w:t xml:space="preserve">id</w:t>
+      </w:r>
+      <w:r>
+        <w:t xml:space="preserve"> </w:t>
+      </w:r>
+      <w:r>
+        <w:t xml:space="preserve">received from all other GDCs.</w:t>
+      </w:r>
+    </w:p>
+    <w:p>
+      <w:pPr>
+        <w:numPr>
+          <w:ilvl w:val="1"/>
+          <w:numId w:val="1090"/>
+        </w:numPr>
+      </w:pPr>
+      <w:r>
+        <w:t xml:space="preserve">If the content is the same for all GDCs, the SCGDC will increase the metric</w:t>
+      </w:r>
+      <w:r>
+        <w:t xml:space="preserve"> </w:t>
+      </w:r>
+      <w:r>
+        <w:rPr>
+          <w:rStyle w:val="VerbatimChar"/>
+        </w:rPr>
+        <w:t xml:space="preserve">wmo_wis2_scgdc_records_identical_total</w:t>
+      </w:r>
+      <w:r>
+        <w:t xml:space="preserve"> </w:t>
+      </w:r>
+      <w:r>
+        <w:t xml:space="preserve">by</w:t>
+      </w:r>
+      <w:r>
+        <w:t xml:space="preserve"> </w:t>
+      </w:r>
+      <w:r>
+        <w:rPr>
+          <w:rStyle w:val="VerbatimChar"/>
+        </w:rPr>
+        <w:t xml:space="preserve">1</w:t>
+      </w:r>
+      <w:r>
+        <w:t xml:space="preserve">.</w:t>
+      </w:r>
+    </w:p>
+    <w:p>
+      <w:pPr>
+        <w:numPr>
+          <w:ilvl w:val="1"/>
+          <w:numId w:val="1090"/>
+        </w:numPr>
+      </w:pPr>
+      <w:r>
+        <w:t xml:space="preserve">If the content is different, the SCGDC will compare the record’s</w:t>
+      </w:r>
+      <w:r>
+        <w:t xml:space="preserve"> </w:t>
+      </w:r>
+      <w:r>
+        <w:rPr>
+          <w:rStyle w:val="VerbatimChar"/>
+        </w:rPr>
+        <w:t xml:space="preserve">properties.updated</w:t>
+      </w:r>
+      <w:r>
+        <w:t xml:space="preserve"> </w:t>
+      </w:r>
+      <w:r>
+        <w:t xml:space="preserve">property, if present, across GDCs. If more than one value of</w:t>
+      </w:r>
+      <w:r>
+        <w:t xml:space="preserve"> </w:t>
+      </w:r>
+      <w:r>
+        <w:rPr>
+          <w:rStyle w:val="VerbatimChar"/>
+        </w:rPr>
+        <w:t xml:space="preserve">properties.updated</w:t>
+      </w:r>
+      <w:r>
+        <w:t xml:space="preserve"> </w:t>
+      </w:r>
+      <w:r>
+        <w:t xml:space="preserve">is present, the SCGDC will consider the GDC with the record of the most recent date is the canonical record.</w:t>
+      </w:r>
+    </w:p>
+    <w:p>
+      <w:pPr>
+        <w:numPr>
+          <w:ilvl w:val="2"/>
+          <w:numId w:val="1092"/>
+        </w:numPr>
+      </w:pPr>
+      <w:r>
         <w:t xml:space="preserve">In this case, the SCGDC will increase the metric</w:t>
       </w:r>
       <w:r>
@@ -13447,6 +13583,70 @@
         <w:t xml:space="preserve"> </w:t>
       </w:r>
       <w:r>
+        <w:t xml:space="preserve">for all GDCs except the GDC having the most recent record.</w:t>
+      </w:r>
+    </w:p>
+    <w:p>
+      <w:pPr>
+        <w:numPr>
+          <w:ilvl w:val="1"/>
+          <w:numId w:val="1090"/>
+        </w:numPr>
+      </w:pPr>
+      <w:r>
+        <w:t xml:space="preserve">If the content is different, and if no GDC holds a record with</w:t>
+      </w:r>
+      <w:r>
+        <w:t xml:space="preserve"> </w:t>
+      </w:r>
+      <w:r>
+        <w:rPr>
+          <w:rStyle w:val="VerbatimChar"/>
+        </w:rPr>
+        <w:t xml:space="preserve">properties.updated</w:t>
+      </w:r>
+      <w:r>
+        <w:t xml:space="preserve">, the SCGDC will consider that it is not possible to ensure which GDC has the correct record.</w:t>
+      </w:r>
+    </w:p>
+    <w:p>
+      <w:pPr>
+        <w:numPr>
+          <w:ilvl w:val="2"/>
+          <w:numId w:val="1093"/>
+        </w:numPr>
+      </w:pPr>
+      <w:r>
+        <w:t xml:space="preserve">In this case, the SCGDC will increase the metric</w:t>
+      </w:r>
+      <w:r>
+        <w:t xml:space="preserve"> </w:t>
+      </w:r>
+      <w:r>
+        <w:rPr>
+          <w:rStyle w:val="VerbatimChar"/>
+        </w:rPr>
+        <w:t xml:space="preserve">wmo_wis2_scgdc_records_incorrect_total</w:t>
+      </w:r>
+      <w:r>
+        <w:t xml:space="preserve"> </w:t>
+      </w:r>
+      <w:r>
+        <w:t xml:space="preserve">by</w:t>
+      </w:r>
+      <w:r>
+        <w:t xml:space="preserve"> </w:t>
+      </w:r>
+      <w:r>
+        <w:rPr>
+          <w:rStyle w:val="VerbatimChar"/>
+        </w:rPr>
+        <w:t xml:space="preserve">1</w:t>
+      </w:r>
+      <w:r>
+        <w:t xml:space="preserve"> </w:t>
+      </w:r>
+      <w:r>
         <w:t xml:space="preserve">for all GDCs.</w:t>
       </w:r>
     </w:p>
@@ -13454,7 +13654,7 @@
       <w:pPr>
         <w:numPr>
           <w:ilvl w:val="0"/>
-          <w:numId w:val="1085"/>
+          <w:numId w:val="1087"/>
         </w:numPr>
       </w:pPr>
       <w:r>
@@ -13571,7 +13771,7 @@
       <w:pPr>
         <w:numPr>
           <w:ilvl w:val="0"/>
-          <w:numId w:val="1092"/>
+          <w:numId w:val="1094"/>
         </w:numPr>
       </w:pPr>
       <w:r>
@@ -13582,7 +13782,7 @@
       <w:pPr>
         <w:numPr>
           <w:ilvl w:val="0"/>
-          <w:numId w:val="1092"/>
+          <w:numId w:val="1094"/>
         </w:numPr>
       </w:pPr>
       <w:r>
@@ -13593,7 +13793,7 @@
       <w:pPr>
         <w:numPr>
           <w:ilvl w:val="0"/>
-          <w:numId w:val="1092"/>
+          <w:numId w:val="1094"/>
         </w:numPr>
       </w:pPr>
       <w:r>
@@ -13604,7 +13804,7 @@
       <w:pPr>
         <w:numPr>
           <w:ilvl w:val="0"/>
-          <w:numId w:val="1092"/>
+          <w:numId w:val="1094"/>
         </w:numPr>
       </w:pPr>
       <w:r>
@@ -13615,7 +13815,7 @@
       <w:pPr>
         <w:numPr>
           <w:ilvl w:val="0"/>
-          <w:numId w:val="1092"/>
+          <w:numId w:val="1094"/>
         </w:numPr>
       </w:pPr>
       <w:r>
@@ -13651,7 +13851,7 @@
       <w:pPr>
         <w:numPr>
           <w:ilvl w:val="0"/>
-          <w:numId w:val="1093"/>
+          <w:numId w:val="1095"/>
         </w:numPr>
       </w:pPr>
       <w:r>
@@ -13662,7 +13862,7 @@
       <w:pPr>
         <w:numPr>
           <w:ilvl w:val="0"/>
-          <w:numId w:val="1093"/>
+          <w:numId w:val="1095"/>
         </w:numPr>
       </w:pPr>
       <w:r>
@@ -13673,7 +13873,7 @@
       <w:pPr>
         <w:numPr>
           <w:ilvl w:val="0"/>
-          <w:numId w:val="1093"/>
+          <w:numId w:val="1095"/>
         </w:numPr>
       </w:pPr>
       <w:r>
@@ -13684,7 +13884,7 @@
       <w:pPr>
         <w:numPr>
           <w:ilvl w:val="0"/>
-          <w:numId w:val="1093"/>
+          <w:numId w:val="1095"/>
         </w:numPr>
       </w:pPr>
       <w:r>
@@ -13695,7 +13895,7 @@
       <w:pPr>
         <w:numPr>
           <w:ilvl w:val="0"/>
-          <w:numId w:val="1093"/>
+          <w:numId w:val="1095"/>
         </w:numPr>
       </w:pPr>
       <w:r>
@@ -13734,7 +13934,7 @@
       <w:pPr>
         <w:numPr>
           <w:ilvl w:val="0"/>
-          <w:numId w:val="1094"/>
+          <w:numId w:val="1096"/>
         </w:numPr>
       </w:pPr>
       <w:r>
@@ -13745,7 +13945,7 @@
       <w:pPr>
         <w:numPr>
           <w:ilvl w:val="0"/>
-          <w:numId w:val="1094"/>
+          <w:numId w:val="1096"/>
         </w:numPr>
       </w:pPr>
       <w:r>
@@ -13766,7 +13966,7 @@
       <w:pPr>
         <w:numPr>
           <w:ilvl w:val="0"/>
-          <w:numId w:val="1095"/>
+          <w:numId w:val="1097"/>
         </w:numPr>
       </w:pPr>
       <w:r>
@@ -13777,7 +13977,7 @@
       <w:pPr>
         <w:numPr>
           <w:ilvl w:val="0"/>
-          <w:numId w:val="1095"/>
+          <w:numId w:val="1097"/>
         </w:numPr>
       </w:pPr>
       <w:r>
@@ -13788,7 +13988,7 @@
       <w:pPr>
         <w:numPr>
           <w:ilvl w:val="0"/>
-          <w:numId w:val="1095"/>
+          <w:numId w:val="1097"/>
         </w:numPr>
       </w:pPr>
       <w:r>
@@ -13809,7 +14009,7 @@
       <w:pPr>
         <w:numPr>
           <w:ilvl w:val="0"/>
-          <w:numId w:val="1096"/>
+          <w:numId w:val="1098"/>
         </w:numPr>
       </w:pPr>
       <w:r>
@@ -13820,7 +14020,7 @@
       <w:pPr>
         <w:numPr>
           <w:ilvl w:val="0"/>
-          <w:numId w:val="1096"/>
+          <w:numId w:val="1098"/>
         </w:numPr>
       </w:pPr>
       <w:r>
@@ -13831,7 +14031,7 @@
       <w:pPr>
         <w:numPr>
           <w:ilvl w:val="0"/>
-          <w:numId w:val="1096"/>
+          <w:numId w:val="1098"/>
         </w:numPr>
       </w:pPr>
       <w:r>
@@ -13871,7 +14071,7 @@
       <w:pPr>
         <w:numPr>
           <w:ilvl w:val="0"/>
-          <w:numId w:val="1097"/>
+          <w:numId w:val="1099"/>
         </w:numPr>
       </w:pPr>
       <w:r>
@@ -13882,7 +14082,7 @@
       <w:pPr>
         <w:numPr>
           <w:ilvl w:val="0"/>
-          <w:numId w:val="1097"/>
+          <w:numId w:val="1099"/>
         </w:numPr>
       </w:pPr>
       <w:r>
@@ -13893,7 +14093,7 @@
       <w:pPr>
         <w:numPr>
           <w:ilvl w:val="0"/>
-          <w:numId w:val="1097"/>
+          <w:numId w:val="1099"/>
         </w:numPr>
       </w:pPr>
       <w:r>
@@ -13904,7 +14104,7 @@
       <w:pPr>
         <w:numPr>
           <w:ilvl w:val="0"/>
-          <w:numId w:val="1097"/>
+          <w:numId w:val="1099"/>
         </w:numPr>
       </w:pPr>
       <w:r>
@@ -13915,7 +14115,7 @@
       <w:pPr>
         <w:numPr>
           <w:ilvl w:val="0"/>
-          <w:numId w:val="1097"/>
+          <w:numId w:val="1099"/>
         </w:numPr>
       </w:pPr>
       <w:r>
@@ -13936,7 +14136,7 @@
       <w:pPr>
         <w:numPr>
           <w:ilvl w:val="0"/>
-          <w:numId w:val="1098"/>
+          <w:numId w:val="1100"/>
         </w:numPr>
       </w:pPr>
       <w:r>
@@ -13947,7 +14147,7 @@
       <w:pPr>
         <w:numPr>
           <w:ilvl w:val="0"/>
-          <w:numId w:val="1098"/>
+          <w:numId w:val="1100"/>
         </w:numPr>
       </w:pPr>
       <w:r>
@@ -13958,7 +14158,7 @@
       <w:pPr>
         <w:numPr>
           <w:ilvl w:val="0"/>
-          <w:numId w:val="1098"/>
+          <w:numId w:val="1100"/>
         </w:numPr>
       </w:pPr>
       <w:r>
@@ -13979,7 +14179,7 @@
       <w:pPr>
         <w:numPr>
           <w:ilvl w:val="0"/>
-          <w:numId w:val="1099"/>
+          <w:numId w:val="1101"/>
         </w:numPr>
       </w:pPr>
       <w:r>
@@ -13990,7 +14190,7 @@
       <w:pPr>
         <w:numPr>
           <w:ilvl w:val="0"/>
-          <w:numId w:val="1099"/>
+          <w:numId w:val="1101"/>
         </w:numPr>
       </w:pPr>
       <w:r>
@@ -14011,7 +14211,7 @@
       <w:pPr>
         <w:numPr>
           <w:ilvl w:val="0"/>
-          <w:numId w:val="1100"/>
+          <w:numId w:val="1102"/>
         </w:numPr>
       </w:pPr>
       <w:r>
@@ -14022,7 +14222,7 @@
       <w:pPr>
         <w:numPr>
           <w:ilvl w:val="0"/>
-          <w:numId w:val="1100"/>
+          <w:numId w:val="1102"/>
         </w:numPr>
       </w:pPr>
       <w:r>
@@ -14033,7 +14233,7 @@
       <w:pPr>
         <w:numPr>
           <w:ilvl w:val="0"/>
-          <w:numId w:val="1100"/>
+          <w:numId w:val="1102"/>
         </w:numPr>
       </w:pPr>
       <w:r>
@@ -14044,7 +14244,7 @@
       <w:pPr>
         <w:numPr>
           <w:ilvl w:val="0"/>
-          <w:numId w:val="1100"/>
+          <w:numId w:val="1102"/>
         </w:numPr>
       </w:pPr>
       <w:r>
@@ -14079,7 +14279,7 @@
       <w:pPr>
         <w:numPr>
           <w:ilvl w:val="0"/>
-          <w:numId w:val="1101"/>
+          <w:numId w:val="1103"/>
         </w:numPr>
       </w:pPr>
       <w:r>
@@ -14090,7 +14290,7 @@
       <w:pPr>
         <w:numPr>
           <w:ilvl w:val="1"/>
-          <w:numId w:val="1102"/>
+          <w:numId w:val="1104"/>
         </w:numPr>
       </w:pPr>
       <w:r>
@@ -14101,7 +14301,7 @@
       <w:pPr>
         <w:numPr>
           <w:ilvl w:val="1"/>
-          <w:numId w:val="1102"/>
+          <w:numId w:val="1104"/>
         </w:numPr>
       </w:pPr>
       <w:r>
@@ -14112,7 +14312,7 @@
       <w:pPr>
         <w:numPr>
           <w:ilvl w:val="1"/>
-          <w:numId w:val="1102"/>
+          <w:numId w:val="1104"/>
         </w:numPr>
       </w:pPr>
       <w:r>
@@ -14123,7 +14323,7 @@
       <w:pPr>
         <w:numPr>
           <w:ilvl w:val="1"/>
-          <w:numId w:val="1102"/>
+          <w:numId w:val="1104"/>
         </w:numPr>
       </w:pPr>
       <w:r>
@@ -14170,7 +14370,7 @@
       <w:pPr>
         <w:numPr>
           <w:ilvl w:val="0"/>
-          <w:numId w:val="1103"/>
+          <w:numId w:val="1105"/>
         </w:numPr>
       </w:pPr>
       <w:r>
@@ -14181,7 +14381,7 @@
       <w:pPr>
         <w:numPr>
           <w:ilvl w:val="0"/>
-          <w:numId w:val="1103"/>
+          <w:numId w:val="1105"/>
         </w:numPr>
       </w:pPr>
       <w:r>
@@ -14192,7 +14392,7 @@
       <w:pPr>
         <w:numPr>
           <w:ilvl w:val="0"/>
-          <w:numId w:val="1103"/>
+          <w:numId w:val="1105"/>
         </w:numPr>
       </w:pPr>
       <w:r>
@@ -14203,7 +14403,7 @@
       <w:pPr>
         <w:numPr>
           <w:ilvl w:val="0"/>
-          <w:numId w:val="1103"/>
+          <w:numId w:val="1105"/>
         </w:numPr>
       </w:pPr>
       <w:r>
@@ -14214,7 +14414,7 @@
       <w:pPr>
         <w:numPr>
           <w:ilvl w:val="0"/>
-          <w:numId w:val="1103"/>
+          <w:numId w:val="1105"/>
         </w:numPr>
       </w:pPr>
       <w:r>
@@ -14252,7 +14452,7 @@
       <w:pPr>
         <w:numPr>
           <w:ilvl w:val="0"/>
-          <w:numId w:val="1104"/>
+          <w:numId w:val="1106"/>
         </w:numPr>
       </w:pPr>
       <w:r>
@@ -14263,7 +14463,7 @@
       <w:pPr>
         <w:numPr>
           <w:ilvl w:val="0"/>
-          <w:numId w:val="1104"/>
+          <w:numId w:val="1106"/>
         </w:numPr>
       </w:pPr>
       <w:r>
@@ -14274,7 +14474,7 @@
       <w:pPr>
         <w:numPr>
           <w:ilvl w:val="0"/>
-          <w:numId w:val="1104"/>
+          <w:numId w:val="1106"/>
         </w:numPr>
       </w:pPr>
       <w:r>
@@ -14295,7 +14495,7 @@
       <w:pPr>
         <w:numPr>
           <w:ilvl w:val="0"/>
-          <w:numId w:val="1105"/>
+          <w:numId w:val="1107"/>
         </w:numPr>
       </w:pPr>
       <w:r>
@@ -14306,7 +14506,7 @@
       <w:pPr>
         <w:numPr>
           <w:ilvl w:val="0"/>
-          <w:numId w:val="1105"/>
+          <w:numId w:val="1107"/>
         </w:numPr>
       </w:pPr>
       <w:r>
@@ -14345,7 +14545,7 @@
       <w:pPr>
         <w:numPr>
           <w:ilvl w:val="0"/>
-          <w:numId w:val="1106"/>
+          <w:numId w:val="1108"/>
         </w:numPr>
       </w:pPr>
       <w:r>
@@ -14356,7 +14556,7 @@
       <w:pPr>
         <w:numPr>
           <w:ilvl w:val="0"/>
-          <w:numId w:val="1106"/>
+          <w:numId w:val="1108"/>
         </w:numPr>
       </w:pPr>
       <w:r>
@@ -14367,7 +14567,7 @@
       <w:pPr>
         <w:numPr>
           <w:ilvl w:val="0"/>
-          <w:numId w:val="1106"/>
+          <w:numId w:val="1108"/>
         </w:numPr>
       </w:pPr>
       <w:r>
@@ -14378,7 +14578,7 @@
       <w:pPr>
         <w:numPr>
           <w:ilvl w:val="0"/>
-          <w:numId w:val="1106"/>
+          <w:numId w:val="1108"/>
         </w:numPr>
       </w:pPr>
       <w:r>
@@ -14389,7 +14589,7 @@
       <w:pPr>
         <w:numPr>
           <w:ilvl w:val="0"/>
-          <w:numId w:val="1106"/>
+          <w:numId w:val="1108"/>
         </w:numPr>
       </w:pPr>
       <w:r>
@@ -14400,7 +14600,7 @@
       <w:pPr>
         <w:numPr>
           <w:ilvl w:val="0"/>
-          <w:numId w:val="1106"/>
+          <w:numId w:val="1108"/>
         </w:numPr>
       </w:pPr>
       <w:r>
@@ -14659,7 +14859,7 @@
       <w:pPr>
         <w:numPr>
           <w:ilvl w:val="0"/>
-          <w:numId w:val="1107"/>
+          <w:numId w:val="1109"/>
         </w:numPr>
       </w:pPr>
       <w:r>
@@ -14670,7 +14870,7 @@
       <w:pPr>
         <w:numPr>
           <w:ilvl w:val="0"/>
-          <w:numId w:val="1107"/>
+          <w:numId w:val="1109"/>
         </w:numPr>
       </w:pPr>
       <w:r>
@@ -15044,7 +15244,7 @@
       <w:pPr>
         <w:numPr>
           <w:ilvl w:val="0"/>
-          <w:numId w:val="1108"/>
+          <w:numId w:val="1110"/>
         </w:numPr>
       </w:pPr>
       <w:r>
@@ -15065,7 +15265,7 @@
       <w:pPr>
         <w:numPr>
           <w:ilvl w:val="0"/>
-          <w:numId w:val="1108"/>
+          <w:numId w:val="1110"/>
         </w:numPr>
       </w:pPr>
       <w:hyperlink r:id="rId289">
@@ -18171,6 +18371,12 @@
     <w:abstractNumId w:val="991"/>
   </w:num>
   <w:num w:numId="1092">
+    <w:abstractNumId w:val="991"/>
+  </w:num>
+  <w:num w:numId="1093">
+    <w:abstractNumId w:val="991"/>
+  </w:num>
+  <w:num w:numId="1094">
     <w:abstractNumId w:val="99401"/>
     <w:lvlOverride w:ilvl="0">
       <w:startOverride w:val="1"/>
@@ -18200,7 +18406,7 @@
       <w:startOverride w:val="1"/>
     </w:lvlOverride>
   </w:num>
-  <w:num w:numId="1093">
+  <w:num w:numId="1095">
     <w:abstractNumId w:val="99401"/>
     <w:lvlOverride w:ilvl="0">
       <w:startOverride w:val="1"/>
@@ -18229,12 +18435,6 @@
     <w:lvlOverride w:ilvl="8">
       <w:startOverride w:val="1"/>
     </w:lvlOverride>
-  </w:num>
-  <w:num w:numId="1094">
-    <w:abstractNumId w:val="991"/>
-  </w:num>
-  <w:num w:numId="1095">
-    <w:abstractNumId w:val="991"/>
   </w:num>
   <w:num w:numId="1096">
     <w:abstractNumId w:val="991"/>
@@ -18270,6 +18470,12 @@
     <w:abstractNumId w:val="991"/>
   </w:num>
   <w:num w:numId="1107">
+    <w:abstractNumId w:val="991"/>
+  </w:num>
+  <w:num w:numId="1108">
+    <w:abstractNumId w:val="991"/>
+  </w:num>
+  <w:num w:numId="1109">
     <w:abstractNumId w:val="99401"/>
     <w:lvlOverride w:ilvl="0">
       <w:startOverride w:val="1"/>
@@ -18299,7 +18505,7 @@
       <w:startOverride w:val="1"/>
     </w:lvlOverride>
   </w:num>
-  <w:num w:numId="1108">
+  <w:num w:numId="1110">
     <w:abstractNumId w:val="991"/>
   </w:num>
 </w:numbering>

--- a/guide/infcom/guide/wis2-guide-DRAFT-INFCOM-4.docx
+++ b/guide/infcom/guide/wis2-guide-DRAFT-INFCOM-4.docx
@@ -105,7 +105,7 @@
         <w:pStyle w:val="Date"/>
       </w:pPr>
       <w:r>
-        <w:t xml:space="preserve">2026-06-07</w:t>
+        <w:t xml:space="preserve">2026-06-10</w:t>
       </w:r>
     </w:p>
     <w:p>
@@ -6033,7 +6033,7 @@
         </w:numPr>
       </w:pPr>
       <w:r>
-        <w:t xml:space="preserve">Any Global Service operator anticipating an outage that may exceed 4 hours should notify other WIS2 centres (including other Global Services and the WMO Secretariat) in advance to allow them to prepare for the disruption.</w:t>
+        <w:t xml:space="preserve">Any Global Service operator anticipating an outage that may exceed 4 hours should notify other WIS2 centres (including other Global Services and the WMO Secretariat) in advance to allow them to prepare for the disruption. A monitor message will be published by the Global Monitor informing about the outage.</w:t>
       </w:r>
     </w:p>
     <w:p>

--- a/guide/infcom/guide/wis2-guide-DRAFT-INFCOM-4.docx
+++ b/guide/infcom/guide/wis2-guide-DRAFT-INFCOM-4.docx
@@ -3404,7 +3404,7 @@
     <w:bookmarkEnd w:id="101"/>
     <w:bookmarkEnd w:id="102"/>
     <w:bookmarkEnd w:id="103"/>
-    <w:bookmarkStart w:id="227" w:name="X091eefe62f3e875434678e1907ab2349ff25d3c"/>
+    <w:bookmarkStart w:id="225" w:name="X091eefe62f3e875434678e1907ab2349ff25d3c"/>
     <w:p>
       <w:pPr>
         <w:pStyle w:val="Heading1"/>
@@ -5665,7 +5665,7 @@
     </w:p>
     <w:bookmarkEnd w:id="146"/>
     <w:bookmarkEnd w:id="147"/>
-    <w:bookmarkStart w:id="191" w:name="Xfc2b1d051d5059ca26800679264bdec2476b811"/>
+    <w:bookmarkStart w:id="189" w:name="Xfc2b1d051d5059ca26800679264bdec2476b811"/>
     <w:p>
       <w:pPr>
         <w:pStyle w:val="Heading2"/>
@@ -5813,7 +5813,7 @@
       </w:r>
     </w:p>
     <w:bookmarkEnd w:id="148"/>
-    <w:bookmarkStart w:id="170" w:name="X6c9286f3864f97cda2ea62bd0fb4492c6ebab7b"/>
+    <w:bookmarkStart w:id="168" w:name="X6c9286f3864f97cda2ea62bd0fb4492c6ebab7b"/>
     <w:p>
       <w:pPr>
         <w:pStyle w:val="Heading3"/>
@@ -5822,13 +5822,13 @@
         <w:t xml:space="preserve">2.7.2 Performance management and monitoring of a Global Service</w:t>
       </w:r>
     </w:p>
-    <w:bookmarkStart w:id="154" w:name="Xcec45063fc0a6464b752cf9181a1d06b7acc4ee"/>
+    <w:bookmarkStart w:id="149" w:name="X035fec36425f17b3b4c12a8172b2c89319cf99f"/>
     <w:p>
       <w:pPr>
         <w:pStyle w:val="Heading4"/>
       </w:pPr>
       <w:r>
-        <w:t xml:space="preserve">2.7.2.1 Monitoring and metrics for WIS2 operations</w:t>
+        <w:t xml:space="preserve">2.7.2.1 General</w:t>
       </w:r>
     </w:p>
     <w:p>
@@ -5836,6 +5836,24 @@
         <w:pStyle w:val="FirstParagraph"/>
       </w:pPr>
       <w:r>
+        <w:t xml:space="preserve">The performance management of designated Global Services is governed by §§2.7–2.9 of the Manual on WIS, Volume II. This section of the Guide provides operational guidance on the service level, the methodology used to assess it, the reporting cadence, and the remediation and restoration practice. Section 2.7.2.9 sets out the per-component operational criteria specific to each category of Global Service. The framework set out in this section and in sections 2.7.2.8 and 2.7.2.9 applies for the purposes of the suspension procedure set out in §2.8 of the Manual and the revocation procedure set out in §2.9 of the Manual; routine incident management for Global Services continues to be coordinated by GISCs under §4.7.4 of the Manual.</w:t>
+      </w:r>
+    </w:p>
+    <w:bookmarkEnd w:id="149"/>
+    <w:bookmarkStart w:id="155" w:name="X5a3779399a2275b2b64f145778f04233202f37a"/>
+    <w:p>
+      <w:pPr>
+        <w:pStyle w:val="Heading4"/>
+      </w:pPr>
+      <w:r>
+        <w:t xml:space="preserve">2.7.2.2 Monitoring and metrics for WIS2 operations</w:t>
+      </w:r>
+    </w:p>
+    <w:p>
+      <w:pPr>
+        <w:pStyle w:val="FirstParagraph"/>
+      </w:pPr>
+      <w:r>
         <w:t xml:space="preserve">The availability of data and the performance of system components within WIS2 are actively monitored by GISCs and the Global Monitor service to ensure proactive responses to incidents and effective capacity planning for future operations.</w:t>
       </w:r>
     </w:p>
@@ -5850,7 +5868,7 @@
         <w:rPr>
           <w:rStyle w:val="FootnoteReference"/>
         </w:rPr>
-        <w:footnoteReference w:id="149"/>
+        <w:footnoteReference w:id="150"/>
       </w:r>
       <w:r>
         <w:t xml:space="preserve"> </w:t>
@@ -5862,7 +5880,7 @@
         <w:rPr>
           <w:rStyle w:val="FootnoteReference"/>
         </w:rPr>
-        <w:footnoteReference w:id="151"/>
+        <w:footnoteReference w:id="152"/>
       </w:r>
       <w:r>
         <w:t xml:space="preserve"> </w:t>
@@ -5979,17 +5997,17 @@
         <w:rPr>
           <w:rStyle w:val="FootnoteReference"/>
         </w:rPr>
-        <w:footnoteReference w:id="152"/>
-      </w:r>
-    </w:p>
-    <w:bookmarkEnd w:id="154"/>
-    <w:bookmarkStart w:id="155" w:name="Xd362b0b9e354783553b6aa5c019d97d28e1bf73"/>
+        <w:footnoteReference w:id="153"/>
+      </w:r>
+    </w:p>
+    <w:bookmarkEnd w:id="155"/>
+    <w:bookmarkStart w:id="156" w:name="X3ea6ed7cfd7f2579285e9649123dfc0083299d3"/>
     <w:p>
       <w:pPr>
         <w:pStyle w:val="Heading4"/>
       </w:pPr>
       <w:r>
-        <w:t xml:space="preserve">2.7.2.2 Service levels, performance indicators, and fair usage policies</w:t>
+        <w:t xml:space="preserve">2.7.2.3 Service levels, performance indicators, and fair usage policies</w:t>
       </w:r>
     </w:p>
     <w:p>
@@ -6121,7 +6139,7 @@
         </w:numPr>
       </w:pPr>
       <w:r>
-        <w:t xml:space="preserve">Could limit the number of simultaneous connections from a user (known by its originating source IP) to five;</w:t>
+        <w:t xml:space="preserve">Could limit the number of simultaneous connections from a user (known by its originating source IP) to not less than sixteen;</w:t>
       </w:r>
     </w:p>
     <w:p>
@@ -6209,17 +6227,17 @@
         </w:numPr>
       </w:pPr>
       <w:r>
-        <w:t xml:space="preserve">Should support a minimum of 50 requests per second to the API endpoint.</w:t>
-      </w:r>
-    </w:p>
-    <w:bookmarkEnd w:id="155"/>
-    <w:bookmarkStart w:id="156" w:name="X507ac0836320eefc09ee976b33bc54ea2328c5f"/>
+        <w:t xml:space="preserve">Should support a minimum of 25 requests per second to the API endpoint.</w:t>
+      </w:r>
+    </w:p>
+    <w:bookmarkEnd w:id="156"/>
+    <w:bookmarkStart w:id="157" w:name="Xe58bfd79cf82dea709c6f405535a9fc9cf433c2"/>
     <w:p>
       <w:pPr>
         <w:pStyle w:val="Heading4"/>
       </w:pPr>
       <w:r>
-        <w:t xml:space="preserve">2.7.2.3 Metrics for Global Services</w:t>
+        <w:t xml:space="preserve">2.7.2.4 Metrics for Global Services</w:t>
       </w:r>
     </w:p>
     <w:p>
@@ -6228,24 +6246,6 @@
       </w:pPr>
       <w:r>
         <w:t xml:space="preserve">In the following sections, and for each Global Service, a set of metrics is defined. Each Global Service will provide those metrics. They will then be ingested by the Global Monitor.</w:t>
-      </w:r>
-    </w:p>
-    <w:bookmarkEnd w:id="156"/>
-    <w:bookmarkStart w:id="157" w:name="X5cf8facfca0797dd12b99d36a4bfeece4ec9a3a"/>
-    <w:p>
-      <w:pPr>
-        <w:pStyle w:val="Heading4"/>
-      </w:pPr>
-      <w:r>
-        <w:t xml:space="preserve">2.7.2.4 General</w:t>
-      </w:r>
-    </w:p>
-    <w:p>
-      <w:pPr>
-        <w:pStyle w:val="FirstParagraph"/>
-      </w:pPr>
-      <w:r>
-        <w:t xml:space="preserve">The performance management of designated Global Services is governed by §§2.7–2.9 of the Manual on WIS, Volume II. This section of the Guide provides operational guidance on the service level, the methodology used to assess it, the reporting cadence, and the remediation and restoration practice. Section 2.7.2.9 sets out the per-component operational criteria specific to each category of Global Service. The framework set out in this section and in sections 2.7.2.8 and 2.7.2.9 applies for the purposes of the suspension procedure set out in §2.8 of the Manual and the revocation procedure set out in §2.9 of the Manual; routine incident management for Global Services continues to be coordinated by GISCs under §4.7.4 of the Manual.</w:t>
       </w:r>
     </w:p>
     <w:bookmarkEnd w:id="157"/>
@@ -6399,7 +6399,7 @@
     </w:p>
     <w:bookmarkEnd w:id="163"/>
     <w:bookmarkEnd w:id="164"/>
-    <w:bookmarkStart w:id="169" w:name="Xbb196aef4bbe90acded942acff9df772a2bc37d"/>
+    <w:bookmarkStart w:id="167" w:name="Xbb196aef4bbe90acded942acff9df772a2bc37d"/>
     <w:p>
       <w:pPr>
         <w:pStyle w:val="Heading4"/>
@@ -6484,340 +6484,598 @@
       </w:r>
     </w:p>
     <w:bookmarkEnd w:id="166"/>
-    <w:bookmarkStart w:id="167" w:name="X18e420a9762b1d226bd0a027383e028da32655a"/>
-    <w:p>
-      <w:pPr>
-        <w:pStyle w:val="Heading5"/>
-      </w:pPr>
-      <w:r>
-        <w:t xml:space="preserve">2.7.2.9.3 Global Discovery Catalogue</w:t>
-      </w:r>
-    </w:p>
-    <w:p>
-      <w:pPr>
-        <w:pStyle w:val="FirstParagraph"/>
-      </w:pPr>
-      <w:r>
-        <w:t xml:space="preserve">A Global Discovery Catalogue is considered operational when, evaluated continuously over the assessment period: not less than 99 per cent of WCMP2 metadata records published by source catalogues are successfully harvested within the latency target set out in the technical reference document; the search and access interfaces are available to consumers for not less than 99.9 per cent of the time, with response times below the threshold set out in the technical reference document; one hundred per cent of catalogue records conform to the WMO Core Metadata Profile (Appendix F of the Manual); and the operational metrics required under §4.7 of the Manual are published.</w:t>
-      </w:r>
-    </w:p>
-    <w:p>
-      <w:pPr>
-        <w:pStyle w:val="BodyText"/>
-      </w:pPr>
-      <w:r>
-        <w:t xml:space="preserve">For a Global Discovery Catalogue, the API should support a minimum of 25 requests per second, and the service level shall not be less than 98 per cent of operational time per calendar month.</w:t>
-      </w:r>
-    </w:p>
     <w:bookmarkEnd w:id="167"/>
-    <w:bookmarkStart w:id="168" w:name="X70211b07e938a461f096d40f78cc811a29852d7"/>
-    <w:p>
-      <w:pPr>
-        <w:pStyle w:val="Heading5"/>
-      </w:pPr>
-      <w:r>
-        <w:t xml:space="preserve">2.7.2.9.4 Global Monitor</w:t>
-      </w:r>
-    </w:p>
-    <w:p>
-      <w:pPr>
-        <w:pStyle w:val="FirstParagraph"/>
-      </w:pPr>
-      <w:r>
-        <w:t xml:space="preserve">A Global Monitor is considered operational when, evaluated continuously over the assessment period: not less than 99 per cent of operational metric streams published by Global Services and Sensor Centres are successfully ingested; the dashboards and statistical summary interfaces are available to consumers for not less than 99 per cent of the time; and not less than 99 per cent of operational issues meeting the alerting criteria set out in the technical reference document trigger an alert within the latency target set out in the same document.</w:t>
-      </w:r>
-    </w:p>
-    <w:p>
-      <w:pPr>
-        <w:pStyle w:val="BodyText"/>
-      </w:pPr>
-      <w:r>
-        <w:t xml:space="preserve">For a Global Monitor, the service level is not less than 98 per cent of operational time per calendar month.</w:t>
-      </w:r>
-    </w:p>
-    <w:p>
-      <w:pPr>
-        <w:pStyle w:val="BodyText"/>
-      </w:pPr>
-      <w:r>
-        <w:t xml:space="preserve">The detailed endpoint checks, conformance tests and operational criteria for each category of Global Service are maintained in a technical reference document published by the WMO Secretariat on behalf of SC-IMT as the operational practice evolves.</w:t>
-      </w:r>
-    </w:p>
     <w:bookmarkEnd w:id="168"/>
+    <w:bookmarkStart w:id="170" w:name="Xfcc4be4805698cc05bd4c15ebadc91a96d644ff"/>
+    <w:p>
+      <w:pPr>
+        <w:pStyle w:val="Heading3"/>
+      </w:pPr>
+      <w:r>
+        <w:t xml:space="preserve">2.7.3 Global Broker</w:t>
+      </w:r>
+    </w:p>
+    <w:bookmarkStart w:id="169" w:name="X1743ecdc5ae40c6a768ea9d4a6e7d6853856958"/>
+    <w:p>
+      <w:pPr>
+        <w:pStyle w:val="Heading4"/>
+      </w:pPr>
+      <w:r>
+        <w:t xml:space="preserve">2.7.3.1 Technical considerations</w:t>
+      </w:r>
+    </w:p>
+    <w:p>
+      <w:pPr>
+        <w:numPr>
+          <w:ilvl w:val="0"/>
+          <w:numId w:val="1048"/>
+        </w:numPr>
+      </w:pPr>
+      <w:r>
+        <w:t xml:space="preserve">As detailed above, there will be at least three Global Brokers to ensure that messages within WIS2 are highly available and delivered globally with low latency.</w:t>
+      </w:r>
+    </w:p>
+    <w:p>
+      <w:pPr>
+        <w:numPr>
+          <w:ilvl w:val="0"/>
+          <w:numId w:val="1048"/>
+        </w:numPr>
+      </w:pPr>
+      <w:r>
+        <w:t xml:space="preserve">A Global Broker subscribes to messages from WIS2 Nodes and other Global Services. The Global Broker should aim to subscribe to all WIS centres. If this is not possible, the Global Broker should inform the WMO Secretariat so that the situation can be documented.</w:t>
+      </w:r>
+    </w:p>
+    <w:p>
+      <w:pPr>
+        <w:numPr>
+          <w:ilvl w:val="0"/>
+          <w:numId w:val="1048"/>
+        </w:numPr>
+      </w:pPr>
+      <w:r>
+        <w:t xml:space="preserve">Every WIS2 Node or Global Service must have subscriptions from at least two Global Brokers.</w:t>
+      </w:r>
+    </w:p>
+    <w:p>
+      <w:pPr>
+        <w:numPr>
+          <w:ilvl w:val="0"/>
+          <w:numId w:val="1048"/>
+        </w:numPr>
+      </w:pPr>
+      <w:r>
+        <w:t xml:space="preserve">For full global coverage, a Global Broker will subscribe to messages from at least two other Global Brokers.</w:t>
+      </w:r>
+    </w:p>
+    <w:p>
+      <w:pPr>
+        <w:numPr>
+          <w:ilvl w:val="0"/>
+          <w:numId w:val="1048"/>
+        </w:numPr>
+      </w:pPr>
+      <w:r>
+        <w:t xml:space="preserve">When subscribing to messages from WIS2 Nodes and other Global Services, a Global Broker must authenticate using the valid credentials managed by the WIS centre and available at WMO Secretariat.</w:t>
+      </w:r>
+    </w:p>
+    <w:p>
+      <w:pPr>
+        <w:numPr>
+          <w:ilvl w:val="0"/>
+          <w:numId w:val="1048"/>
+        </w:numPr>
+      </w:pPr>
+      <w:r>
+        <w:t xml:space="preserve">A Global Broker is built around two software components:</w:t>
+      </w:r>
+    </w:p>
+    <w:p>
+      <w:pPr>
+        <w:numPr>
+          <w:ilvl w:val="1"/>
+          <w:numId w:val="1049"/>
+        </w:numPr>
+      </w:pPr>
+      <w:r>
+        <w:t xml:space="preserve">An off the shelf broker implementing both MQTT 3.1.1 and MQTT 5.0 in a highly available setup, typically in a cluster mode. Tools such as EMQX, HiveMQ, VerneMQ, RabbitMQ (in its latest versions) are compliant with these requirements. The open source version of Mosquitto cannot be clustered and therefore should not be used as part of a Global Broker.</w:t>
+      </w:r>
+    </w:p>
+    <w:p>
+      <w:pPr>
+        <w:numPr>
+          <w:ilvl w:val="1"/>
+          <w:numId w:val="1049"/>
+        </w:numPr>
+      </w:pPr>
+      <w:r>
+        <w:t xml:space="preserve">Additional features, including anti-loop detection, notification message format compliance, validation of the published topic, and metrics provision.</w:t>
+      </w:r>
+    </w:p>
+    <w:p>
+      <w:pPr>
+        <w:numPr>
+          <w:ilvl w:val="0"/>
+          <w:numId w:val="1048"/>
+        </w:numPr>
+      </w:pPr>
+      <w:r>
+        <w:t xml:space="preserve">When connected to the local WIS centre broker, the</w:t>
+      </w:r>
+      <w:r>
+        <w:t xml:space="preserve"> </w:t>
+      </w:r>
+      <w:r>
+        <w:rPr>
+          <w:rStyle w:val="VerbatimChar"/>
+        </w:rPr>
+        <w:t xml:space="preserve">wmo_wis2_gb_connected_flag</w:t>
+      </w:r>
+      <w:r>
+        <w:t xml:space="preserve"> </w:t>
+      </w:r>
+      <w:r>
+        <w:t xml:space="preserve">will be set to 1. When the connection to the local WIS centre broker is not possible, the</w:t>
+      </w:r>
+      <w:r>
+        <w:t xml:space="preserve"> </w:t>
+      </w:r>
+      <w:r>
+        <w:rPr>
+          <w:rStyle w:val="VerbatimChar"/>
+        </w:rPr>
+        <w:t xml:space="preserve">wmo_wis2_gb_connected_flag</w:t>
+      </w:r>
+      <w:r>
+        <w:t xml:space="preserve"> </w:t>
+      </w:r>
+      <w:r>
+        <w:t xml:space="preserve">will be set to 0.</w:t>
+      </w:r>
+    </w:p>
+    <w:p>
+      <w:pPr>
+        <w:numPr>
+          <w:ilvl w:val="0"/>
+          <w:numId w:val="1048"/>
+        </w:numPr>
+      </w:pPr>
+      <w:r>
+        <w:t xml:space="preserve">When receiving a message from a local WIS centre broker or a Global Service broker, the metric</w:t>
+      </w:r>
+      <w:r>
+        <w:t xml:space="preserve"> </w:t>
+      </w:r>
+      <w:r>
+        <w:rPr>
+          <w:rStyle w:val="VerbatimChar"/>
+        </w:rPr>
+        <w:t xml:space="preserve">wmo_wis2_gb_messages_received_total</w:t>
+      </w:r>
+      <w:r>
+        <w:t xml:space="preserve"> </w:t>
+      </w:r>
+      <w:r>
+        <w:t xml:space="preserve">will be increased by 1.</w:t>
+      </w:r>
+    </w:p>
+    <w:p>
+      <w:pPr>
+        <w:numPr>
+          <w:ilvl w:val="0"/>
+          <w:numId w:val="1048"/>
+        </w:numPr>
+      </w:pPr>
+      <w:r>
+        <w:t xml:space="preserve">A Global Broker will check if a discovery metadata record exists corresponding to the topic on which a message has been published. If there is no corresponding discovery metadata record, the Global Broker will discard non-compliant messages and will raise an alert. The metric</w:t>
+      </w:r>
+      <w:r>
+        <w:t xml:space="preserve"> </w:t>
+      </w:r>
+      <w:r>
+        <w:rPr>
+          <w:rStyle w:val="VerbatimChar"/>
+        </w:rPr>
+        <w:t xml:space="preserve">wmo_wis2_gb_messages_no_metadata_total</w:t>
+      </w:r>
+      <w:r>
+        <w:t xml:space="preserve"> </w:t>
+      </w:r>
+      <w:r>
+        <w:t xml:space="preserve">will be increased by 1. The Global Broker should not request information from a Global Discovery Catalogue for each notification message but should keep a cache of all valid topics for every</w:t>
+      </w:r>
+      <w:r>
+        <w:t xml:space="preserve"> </w:t>
+      </w:r>
+      <w:r>
+        <w:rPr>
+          <w:rStyle w:val="VerbatimChar"/>
+        </w:rPr>
+        <w:t xml:space="preserve">centre-id</w:t>
+      </w:r>
+      <w:r>
+        <w:t xml:space="preserve">.</w:t>
+      </w:r>
+    </w:p>
+    <w:p>
+      <w:pPr>
+        <w:numPr>
+          <w:ilvl w:val="0"/>
+          <w:numId w:val="1048"/>
+        </w:numPr>
+      </w:pPr>
+      <w:r>
+        <w:t xml:space="preserve">A Global Broker will check that the topic on which the message is received is valid. If the topic is invalid, the Global Broker will discard non-compliant messages and will raise an alert. The metric</w:t>
+      </w:r>
+      <w:r>
+        <w:t xml:space="preserve"> </w:t>
+      </w:r>
+      <w:r>
+        <w:rPr>
+          <w:rStyle w:val="VerbatimChar"/>
+        </w:rPr>
+        <w:t xml:space="preserve">wmo_wis2_gb_invalid_topic_total</w:t>
+      </w:r>
+      <w:r>
+        <w:t xml:space="preserve"> </w:t>
+      </w:r>
+      <w:r>
+        <w:t xml:space="preserve">will be increased by 1.</w:t>
+      </w:r>
+    </w:p>
+    <w:p>
+      <w:pPr>
+        <w:numPr>
+          <w:ilvl w:val="0"/>
+          <w:numId w:val="1048"/>
+        </w:numPr>
+      </w:pPr>
+      <w:r>
+        <w:t xml:space="preserve">Suggest to remove : During the pre-operational phase (2024), a Global Broker will not discard the message but instead will send a message on the</w:t>
+      </w:r>
+      <w:r>
+        <w:t xml:space="preserve"> </w:t>
+      </w:r>
+      <w:r>
+        <w:rPr>
+          <w:rStyle w:val="VerbatimChar"/>
+        </w:rPr>
+        <w:t xml:space="preserve">monitor</w:t>
+      </w:r>
+      <w:r>
+        <w:t xml:space="preserve"> </w:t>
+      </w:r>
+      <w:r>
+        <w:t xml:space="preserve">topic hierarchy to inform the originating centre and its GISC.~~</w:t>
+      </w:r>
+    </w:p>
+    <w:p>
+      <w:pPr>
+        <w:numPr>
+          <w:ilvl w:val="0"/>
+          <w:numId w:val="1048"/>
+        </w:numPr>
+      </w:pPr>
+      <w:r>
+        <w:t xml:space="preserve">A Global Broker will validate notification messages against the standard format (see</w:t>
+      </w:r>
+      <w:r>
+        <w:t xml:space="preserve"> </w:t>
+      </w:r>
+      <w:r>
+        <w:rPr>
+          <w:iCs/>
+          <w:i/>
+        </w:rPr>
+        <w:t xml:space="preserve">Manual on WIS</w:t>
+      </w:r>
+      <w:r>
+        <w:t xml:space="preserve">, Volume II – Appendix E. WIS2 Notification Message), discarding non-compliant messages and raising an alert. The metric</w:t>
+      </w:r>
+      <w:r>
+        <w:t xml:space="preserve"> </w:t>
+      </w:r>
+      <w:r>
+        <w:rPr>
+          <w:rStyle w:val="VerbatimChar"/>
+        </w:rPr>
+        <w:t xml:space="preserve">wmo_wis2_gb_invalid_format_total</w:t>
+      </w:r>
+      <w:r>
+        <w:t xml:space="preserve"> </w:t>
+      </w:r>
+      <w:r>
+        <w:t xml:space="preserve">will be increased by 1.</w:t>
+      </w:r>
+    </w:p>
+    <w:p>
+      <w:pPr>
+        <w:numPr>
+          <w:ilvl w:val="0"/>
+          <w:numId w:val="1048"/>
+        </w:numPr>
+      </w:pPr>
+      <w:r>
+        <w:t xml:space="preserve">A Global Broker will republish a message only once. It will record the message identifier (</w:t>
+      </w:r>
+      <w:r>
+        <w:rPr>
+          <w:rStyle w:val="VerbatimChar"/>
+        </w:rPr>
+        <w:t xml:space="preserve">id</w:t>
+      </w:r>
+      <w:r>
+        <w:t xml:space="preserve">) (as defined in the WIS2 Notification Message) of messages already published and will discard subsequent identical messages (those with the same message</w:t>
+      </w:r>
+      <w:r>
+        <w:t xml:space="preserve"> </w:t>
+      </w:r>
+      <w:r>
+        <w:rPr>
+          <w:rStyle w:val="VerbatimChar"/>
+        </w:rPr>
+        <w:t xml:space="preserve">id</w:t>
+      </w:r>
+      <w:r>
+        <w:t xml:space="preserve">). This is the anti-loop feature of the Global Broker.</w:t>
+      </w:r>
+    </w:p>
+    <w:p>
+      <w:pPr>
+        <w:numPr>
+          <w:ilvl w:val="0"/>
+          <w:numId w:val="1048"/>
+        </w:numPr>
+      </w:pPr>
+      <w:r>
+        <w:t xml:space="preserve">When publishing a message to the local broker, the metric</w:t>
+      </w:r>
+      <w:r>
+        <w:t xml:space="preserve"> </w:t>
+      </w:r>
+      <w:r>
+        <w:rPr>
+          <w:rStyle w:val="VerbatimChar"/>
+        </w:rPr>
+        <w:t xml:space="preserve">wmo_wis2_gb_messages_published_total</w:t>
+      </w:r>
+      <w:r>
+        <w:t xml:space="preserve"> </w:t>
+      </w:r>
+      <w:r>
+        <w:t xml:space="preserve">will be increased by 1.</w:t>
+      </w:r>
+    </w:p>
+    <w:p>
+      <w:pPr>
+        <w:numPr>
+          <w:ilvl w:val="0"/>
+          <w:numId w:val="1048"/>
+        </w:numPr>
+      </w:pPr>
+      <w:r>
+        <w:t xml:space="preserve">In order to improve the service level, a WIS centre may decide to operate two nodes sharing the same</w:t>
+      </w:r>
+      <w:r>
+        <w:t xml:space="preserve"> </w:t>
+      </w:r>
+      <w:r>
+        <w:rPr>
+          <w:rStyle w:val="VerbatimChar"/>
+        </w:rPr>
+        <w:t xml:space="preserve">centre-id</w:t>
+      </w:r>
+      <w:r>
+        <w:t xml:space="preserve">. One will be considered as</w:t>
+      </w:r>
+      <w:r>
+        <w:t xml:space="preserve"> </w:t>
+      </w:r>
+      <w:r>
+        <w:rPr>
+          <w:iCs/>
+          <w:i/>
+        </w:rPr>
+        <w:t xml:space="preserve">primary</w:t>
+      </w:r>
+      <w:r>
+        <w:t xml:space="preserve"> </w:t>
+      </w:r>
+      <w:r>
+        <w:t xml:space="preserve">and the other one as</w:t>
+      </w:r>
+      <w:r>
+        <w:t xml:space="preserve"> </w:t>
+      </w:r>
+      <w:r>
+        <w:rPr>
+          <w:iCs/>
+          <w:i/>
+        </w:rPr>
+        <w:t xml:space="preserve">backup</w:t>
+      </w:r>
+      <w:r>
+        <w:t xml:space="preserve">. In this case, when the primary WIS centre broker is reachable (the MQTT connection is up and running), the Global Broker will only process the notification messages from this primary node. When the connection is dropped (the MQTT connection is down) for at least one minute, the Global Broker will start processing the notification messages received from the backup WIS centre broker. When the connection to the primary WIS centre broker is active for at least one minute, the Global Broker will stop processing the messages coming from the backup WIS centre broker and will only process the messages received from the primary WIS centre broker. When the Global Broker is processing the messages from the backup WIS centre broker the metric</w:t>
+      </w:r>
+      <w:r>
+        <w:t xml:space="preserve"> </w:t>
+      </w:r>
+      <w:r>
+        <w:rPr>
+          <w:rStyle w:val="VerbatimChar"/>
+        </w:rPr>
+        <w:t xml:space="preserve">wmo_wis2_gb_connected_backup_flag</w:t>
+      </w:r>
+      <w:r>
+        <w:t xml:space="preserve"> </w:t>
+      </w:r>
+      <w:r>
+        <w:t xml:space="preserve">will be set to 1. When the backup WIS centre broker is defined but is not used as the source of notification message, the metric</w:t>
+      </w:r>
+      <w:r>
+        <w:t xml:space="preserve"> </w:t>
+      </w:r>
+      <w:r>
+        <w:rPr>
+          <w:rStyle w:val="VerbatimChar"/>
+        </w:rPr>
+        <w:t xml:space="preserve">wmo_wis2_gb_connected_backup_flag</w:t>
+      </w:r>
+      <w:r>
+        <w:t xml:space="preserve"> </w:t>
+      </w:r>
+      <w:r>
+        <w:t xml:space="preserve">will be set to 0.</w:t>
+      </w:r>
+    </w:p>
+    <w:p>
+      <w:pPr>
+        <w:numPr>
+          <w:ilvl w:val="0"/>
+          <w:numId w:val="1048"/>
+        </w:numPr>
+      </w:pPr>
+      <w:r>
+        <w:t xml:space="preserve">All above-defined metrics will be made available on HTTPS endpoints that the Global Monitor will ingest regularly.</w:t>
+      </w:r>
+    </w:p>
+    <w:p>
+      <w:pPr>
+        <w:numPr>
+          <w:ilvl w:val="0"/>
+          <w:numId w:val="1048"/>
+        </w:numPr>
+      </w:pPr>
+      <w:r>
+        <w:t xml:space="preserve">As a convention, the Global Broker centre-id will be</w:t>
+      </w:r>
+      <w:r>
+        <w:t xml:space="preserve"> </w:t>
+      </w:r>
+      <w:r>
+        <w:rPr>
+          <w:rStyle w:val="VerbatimChar"/>
+        </w:rPr>
+        <w:t xml:space="preserve">{tld}-{centre-name}-global-broker</w:t>
+      </w:r>
+      <w:r>
+        <w:t xml:space="preserve">.</w:t>
+      </w:r>
+    </w:p>
+    <w:p>
+      <w:pPr>
+        <w:numPr>
+          <w:ilvl w:val="0"/>
+          <w:numId w:val="1048"/>
+        </w:numPr>
+      </w:pPr>
+      <w:r>
+        <w:t xml:space="preserve">A Global Broker should operate with a fixed IP address so that WIS2 Nodes can permit access to download resources based on IP address filtering. A Global Broker should also operate with a publicly resolvable Domain Name System (DNS) name pointing to that IP address. The WMO Secretariat must be informed of the IP address and/or hostname and any subsequent changes.</w:t>
+      </w:r>
+    </w:p>
     <w:bookmarkEnd w:id="169"/>
     <w:bookmarkEnd w:id="170"/>
-    <w:bookmarkStart w:id="172" w:name="Xfcc4be4805698cc05bd4c15ebadc91a96d644ff"/>
+    <w:bookmarkStart w:id="176" w:name="Xed0972fd7a2c474005a807d834e55b7c67c335b"/>
     <w:p>
       <w:pPr>
         <w:pStyle w:val="Heading3"/>
       </w:pPr>
       <w:r>
-        <w:t xml:space="preserve">2.7.3 Global Broker</w:t>
-      </w:r>
-    </w:p>
-    <w:bookmarkStart w:id="171" w:name="X1743ecdc5ae40c6a768ea9d4a6e7d6853856958"/>
+        <w:t xml:space="preserve">2.7.4 Global Cache</w:t>
+      </w:r>
+    </w:p>
+    <w:p>
+      <w:pPr>
+        <w:pStyle w:val="FirstParagraph"/>
+      </w:pPr>
+      <w:r>
+        <w:t xml:space="preserve">In WIS2, Global Caches provide access to WMO core data for data consumers. This allows data providers to restrict access to their systems to Global Services, and it reduces the need for them to provide high bandwidth and low latency access to their data. Global Caches operate in a way that is transparent to end users in that they resend notification messages from data providers. These messages are updated to point to copies of the original data held in the Global Cache data store. Global Caches also resend notification messages from data providers for core data that are not stored in the Global Cache, such as when the originator specifies in the notification message that a certain dataset should not be cached. In these cases, the notification messages remain unchanged and point to the original source. Data consumers should subscribe to the notification messages from Global Caches instead of the notification messages from data providers for WMO core data. When data consumers receive a notification message, they should follow the URLs from that message, which either point to a Global Cache which has a copy of the data, or – in case of uncached content – point to the original source.</w:t>
+      </w:r>
+    </w:p>
+    <w:bookmarkStart w:id="171" w:name="X9c5e2e4a13ef58aa69d25e04cf77a45be046e40"/>
     <w:p>
       <w:pPr>
         <w:pStyle w:val="Heading4"/>
       </w:pPr>
       <w:r>
-        <w:t xml:space="preserve">2.7.3.1 Technical considerations</w:t>
-      </w:r>
-    </w:p>
-    <w:p>
-      <w:pPr>
-        <w:numPr>
-          <w:ilvl w:val="0"/>
-          <w:numId w:val="1048"/>
-        </w:numPr>
-      </w:pPr>
-      <w:r>
-        <w:t xml:space="preserve">As detailed above, there will be at least three Global Brokers to ensure that messages within WIS2 are highly available and delivered globally with low latency.</w:t>
-      </w:r>
-    </w:p>
-    <w:p>
-      <w:pPr>
-        <w:numPr>
-          <w:ilvl w:val="0"/>
-          <w:numId w:val="1048"/>
-        </w:numPr>
-      </w:pPr>
-      <w:r>
-        <w:t xml:space="preserve">A Global Broker subscribes to messages from WIS2 Nodes and other Global Services. The Global Broker should aim to subscribe to all WIS centres. If this is not possible, the Global Broker should inform the WMO Secretariat so that the situation can be documented.</w:t>
-      </w:r>
-    </w:p>
-    <w:p>
-      <w:pPr>
-        <w:numPr>
-          <w:ilvl w:val="0"/>
-          <w:numId w:val="1048"/>
-        </w:numPr>
-      </w:pPr>
-      <w:r>
-        <w:t xml:space="preserve">Every WIS2 Node or Global Service must have subscriptions from at least two Global Brokers.</w:t>
-      </w:r>
-    </w:p>
-    <w:p>
-      <w:pPr>
-        <w:numPr>
-          <w:ilvl w:val="0"/>
-          <w:numId w:val="1048"/>
-        </w:numPr>
-      </w:pPr>
-      <w:r>
-        <w:t xml:space="preserve">For full global coverage, a Global Broker will subscribe to messages from at least two other Global Brokers.</w:t>
-      </w:r>
-    </w:p>
-    <w:p>
-      <w:pPr>
-        <w:numPr>
-          <w:ilvl w:val="0"/>
-          <w:numId w:val="1048"/>
-        </w:numPr>
-      </w:pPr>
-      <w:r>
-        <w:t xml:space="preserve">When subscribing to messages from WIS2 Nodes and other Global Services, a Global Broker must authenticate using the valid credentials managed by the WIS centre and available at WMO Secretariat.</w:t>
-      </w:r>
-    </w:p>
-    <w:p>
-      <w:pPr>
-        <w:numPr>
-          <w:ilvl w:val="0"/>
-          <w:numId w:val="1048"/>
-        </w:numPr>
-      </w:pPr>
-      <w:r>
-        <w:t xml:space="preserve">A Global Broker is built around two software components:</w:t>
+        <w:t xml:space="preserve">2.7.4.1 Technical considerations</w:t>
+      </w:r>
+    </w:p>
+    <w:p>
+      <w:pPr>
+        <w:numPr>
+          <w:ilvl w:val="0"/>
+          <w:numId w:val="1050"/>
+        </w:numPr>
+      </w:pPr>
+      <w:r>
+        <w:t xml:space="preserve">A Global Cache is built around three software components:</w:t>
       </w:r>
     </w:p>
     <w:p>
       <w:pPr>
         <w:numPr>
           <w:ilvl w:val="1"/>
-          <w:numId w:val="1049"/>
-        </w:numPr>
-      </w:pPr>
-      <w:r>
-        <w:t xml:space="preserve">An off the shelf broker implementing both MQTT 3.1.1 and MQTT 5.0 in a highly available setup, typically in a cluster mode. Tools such as EMQX, HiveMQ, VerneMQ, RabbitMQ (in its latest versions) are compliant with these requirements. The open source version of Mosquitto cannot be clustered and therefore should not be used as part of a Global Broker.</w:t>
+          <w:numId w:val="1051"/>
+        </w:numPr>
+      </w:pPr>
+      <w:r>
+        <w:t xml:space="preserve">A highly available data server allowing data consumers to download cache resources with high bandwidth and low latency;</w:t>
       </w:r>
     </w:p>
     <w:p>
       <w:pPr>
         <w:numPr>
           <w:ilvl w:val="1"/>
-          <w:numId w:val="1049"/>
-        </w:numPr>
-      </w:pPr>
-      <w:r>
-        <w:t xml:space="preserve">Additional features, including anti-loop detection, notification message format compliance, validation of the published topic, and metrics provision.</w:t>
-      </w:r>
-    </w:p>
-    <w:p>
-      <w:pPr>
-        <w:numPr>
-          <w:ilvl w:val="0"/>
-          <w:numId w:val="1048"/>
-        </w:numPr>
-      </w:pPr>
-      <w:r>
-        <w:t xml:space="preserve">When connected to the local WIS centre broker, the</w:t>
-      </w:r>
-      <w:r>
-        <w:t xml:space="preserve"> </w:t>
-      </w:r>
-      <w:r>
-        <w:rPr>
-          <w:rStyle w:val="VerbatimChar"/>
-        </w:rPr>
-        <w:t xml:space="preserve">wmo_wis2_gb_connected_flag</w:t>
-      </w:r>
-      <w:r>
-        <w:t xml:space="preserve"> </w:t>
-      </w:r>
-      <w:r>
-        <w:t xml:space="preserve">will be set to 1. When the connection to the local WIS centre broker is not possible, the</w:t>
-      </w:r>
-      <w:r>
-        <w:t xml:space="preserve"> </w:t>
-      </w:r>
-      <w:r>
-        <w:rPr>
-          <w:rStyle w:val="VerbatimChar"/>
-        </w:rPr>
-        <w:t xml:space="preserve">wmo_wis2_gb_connected_flag</w:t>
-      </w:r>
-      <w:r>
-        <w:t xml:space="preserve"> </w:t>
-      </w:r>
-      <w:r>
-        <w:t xml:space="preserve">will be set to 0.</w:t>
-      </w:r>
-    </w:p>
-    <w:p>
-      <w:pPr>
-        <w:numPr>
-          <w:ilvl w:val="0"/>
-          <w:numId w:val="1048"/>
-        </w:numPr>
-      </w:pPr>
-      <w:r>
-        <w:t xml:space="preserve">When receiving a message from a local WIS centre broker or a Global Service broker, the metric</w:t>
-      </w:r>
-      <w:r>
-        <w:t xml:space="preserve"> </w:t>
-      </w:r>
-      <w:r>
-        <w:rPr>
-          <w:rStyle w:val="VerbatimChar"/>
-        </w:rPr>
-        <w:t xml:space="preserve">wmo_wis2_gb_messages_received_total</w:t>
-      </w:r>
-      <w:r>
-        <w:t xml:space="preserve"> </w:t>
-      </w:r>
-      <w:r>
-        <w:t xml:space="preserve">will be increased by 1.</w:t>
-      </w:r>
-    </w:p>
-    <w:p>
-      <w:pPr>
-        <w:numPr>
-          <w:ilvl w:val="0"/>
-          <w:numId w:val="1048"/>
-        </w:numPr>
-      </w:pPr>
-      <w:r>
-        <w:t xml:space="preserve">A Global Broker will check if a discovery metadata record exists corresponding to the topic on which a message has been published. If there is no corresponding discovery metadata record, the Global Broker will discard non-compliant messages and will raise an alert. The metric</w:t>
-      </w:r>
-      <w:r>
-        <w:t xml:space="preserve"> </w:t>
-      </w:r>
-      <w:r>
-        <w:rPr>
-          <w:rStyle w:val="VerbatimChar"/>
-        </w:rPr>
-        <w:t xml:space="preserve">wmo_wis2_gb_messages_no_metadata_total</w:t>
-      </w:r>
-      <w:r>
-        <w:t xml:space="preserve"> </w:t>
-      </w:r>
-      <w:r>
-        <w:t xml:space="preserve">will be increased by 1. The Global Broker should not request information from a Global Discovery Catalogue for each notification message but should keep a cache of all valid topics for every</w:t>
-      </w:r>
-      <w:r>
-        <w:t xml:space="preserve"> </w:t>
-      </w:r>
-      <w:r>
-        <w:rPr>
-          <w:rStyle w:val="VerbatimChar"/>
-        </w:rPr>
-        <w:t xml:space="preserve">centre-id</w:t>
-      </w:r>
-      <w:r>
-        <w:t xml:space="preserve">.</w:t>
-      </w:r>
-    </w:p>
-    <w:p>
-      <w:pPr>
-        <w:numPr>
-          <w:ilvl w:val="0"/>
-          <w:numId w:val="1048"/>
-        </w:numPr>
-      </w:pPr>
-      <w:r>
-        <w:t xml:space="preserve">A Global Broker will check that the topic on which the message is received is valid. If the topic is invalid, the Global Broker will discard non-compliant messages and will raise an alert. The metric</w:t>
-      </w:r>
-      <w:r>
-        <w:t xml:space="preserve"> </w:t>
-      </w:r>
-      <w:r>
-        <w:rPr>
-          <w:rStyle w:val="VerbatimChar"/>
-        </w:rPr>
-        <w:t xml:space="preserve">wmo_wis2_gb_invalid_topic_total</w:t>
-      </w:r>
-      <w:r>
-        <w:t xml:space="preserve"> </w:t>
-      </w:r>
-      <w:r>
-        <w:t xml:space="preserve">will be increased by 1.</w:t>
-      </w:r>
-    </w:p>
-    <w:p>
-      <w:pPr>
-        <w:numPr>
-          <w:ilvl w:val="0"/>
-          <w:numId w:val="1048"/>
-        </w:numPr>
-      </w:pPr>
-      <w:r>
-        <w:t xml:space="preserve">Suggest to remove : During the pre-operational phase (2024), a Global Broker will not discard the message but instead will send a message on the</w:t>
-      </w:r>
-      <w:r>
-        <w:t xml:space="preserve"> </w:t>
-      </w:r>
-      <w:r>
-        <w:rPr>
-          <w:rStyle w:val="VerbatimChar"/>
-        </w:rPr>
-        <w:t xml:space="preserve">monitor</w:t>
-      </w:r>
-      <w:r>
-        <w:t xml:space="preserve"> </w:t>
-      </w:r>
-      <w:r>
-        <w:t xml:space="preserve">topic hierarchy to inform the originating centre and its GISC.~~</w:t>
-      </w:r>
-    </w:p>
-    <w:p>
-      <w:pPr>
-        <w:numPr>
-          <w:ilvl w:val="0"/>
-          <w:numId w:val="1048"/>
-        </w:numPr>
-      </w:pPr>
-      <w:r>
-        <w:t xml:space="preserve">A Global Broker will validate notification messages against the standard format (see</w:t>
+          <w:numId w:val="1051"/>
+        </w:numPr>
+      </w:pPr>
+      <w:r>
+        <w:t xml:space="preserve">A Message Broker implementing both MQTTv3.1.1 and MQTTv5 to publish notification messages about resources that are available from the Global Cache;</w:t>
+      </w:r>
+    </w:p>
+    <w:p>
+      <w:pPr>
+        <w:numPr>
+          <w:ilvl w:val="1"/>
+          <w:numId w:val="1051"/>
+        </w:numPr>
+      </w:pPr>
+      <w:r>
+        <w:t xml:space="preserve">A cache management system implementing the features needed to connect to the WIS ecosystem, receive data from WIS2 Nodes and other Global Caches, store the data on the data server and manage the content of the cache (expiration of data, deduplication, and so forth).</w:t>
+      </w:r>
+    </w:p>
+    <w:p>
+      <w:pPr>
+        <w:numPr>
+          <w:ilvl w:val="0"/>
+          <w:numId w:val="1050"/>
+        </w:numPr>
+      </w:pPr>
+      <w:r>
+        <w:t xml:space="preserve">A Global Cache will aim to contain copies of real-time and near real-time data designated as "core" within the WMO Unified Data Policy (Resolution 1 (Cg-Ext(2021))).</w:t>
+      </w:r>
+    </w:p>
+    <w:p>
+      <w:pPr>
+        <w:numPr>
+          <w:ilvl w:val="0"/>
+          <w:numId w:val="1050"/>
+        </w:numPr>
+      </w:pPr>
+      <w:r>
+        <w:t xml:space="preserve">A Global Cache will host data objects copied from NCs/DCPCs.</w:t>
+      </w:r>
+    </w:p>
+    <w:p>
+      <w:pPr>
+        <w:numPr>
+          <w:ilvl w:val="0"/>
+          <w:numId w:val="1050"/>
+        </w:numPr>
+      </w:pPr>
+      <w:r>
+        <w:t xml:space="preserve">A Global Cache will publish notification messages advertising the availability of the data objects it holds. The notification messages will follow the standard structure (see</w:t>
       </w:r>
       <w:r>
         <w:t xml:space="preserve"> </w:t>
@@ -6830,103 +7088,18 @@
         <w:t xml:space="preserve">Manual on WIS</w:t>
       </w:r>
       <w:r>
-        <w:t xml:space="preserve">, Volume II – Appendix E. WIS2 Notification Message), discarding non-compliant messages and raising an alert. The metric</w:t>
-      </w:r>
-      <w:r>
-        <w:t xml:space="preserve"> </w:t>
-      </w:r>
-      <w:r>
-        <w:rPr>
-          <w:rStyle w:val="VerbatimChar"/>
-        </w:rPr>
-        <w:t xml:space="preserve">wmo_wis2_gb_invalid_format_total</w:t>
-      </w:r>
-      <w:r>
-        <w:t xml:space="preserve"> </w:t>
-      </w:r>
-      <w:r>
-        <w:t xml:space="preserve">will be increased by 1.</w:t>
-      </w:r>
-    </w:p>
-    <w:p>
-      <w:pPr>
-        <w:numPr>
-          <w:ilvl w:val="0"/>
-          <w:numId w:val="1048"/>
-        </w:numPr>
-      </w:pPr>
-      <w:r>
-        <w:t xml:space="preserve">A Global Broker will republish a message only once. It will record the message identifier (</w:t>
-      </w:r>
-      <w:r>
-        <w:rPr>
-          <w:rStyle w:val="VerbatimChar"/>
-        </w:rPr>
-        <w:t xml:space="preserve">id</w:t>
-      </w:r>
-      <w:r>
-        <w:t xml:space="preserve">) (as defined in the WIS2 Notification Message) of messages already published and will discard subsequent identical messages (those with the same message</w:t>
-      </w:r>
-      <w:r>
-        <w:t xml:space="preserve"> </w:t>
-      </w:r>
-      <w:r>
-        <w:rPr>
-          <w:rStyle w:val="VerbatimChar"/>
-        </w:rPr>
-        <w:t xml:space="preserve">id</w:t>
-      </w:r>
-      <w:r>
-        <w:t xml:space="preserve">). This is the anti-loop feature of the Global Broker.</w:t>
-      </w:r>
-    </w:p>
-    <w:p>
-      <w:pPr>
-        <w:numPr>
-          <w:ilvl w:val="0"/>
-          <w:numId w:val="1048"/>
-        </w:numPr>
-      </w:pPr>
-      <w:r>
-        <w:t xml:space="preserve">When publishing a message to the local broker, the metric</w:t>
-      </w:r>
-      <w:r>
-        <w:t xml:space="preserve"> </w:t>
-      </w:r>
-      <w:r>
-        <w:rPr>
-          <w:rStyle w:val="VerbatimChar"/>
-        </w:rPr>
-        <w:t xml:space="preserve">wmo_wis2_gb_messages_published_total</w:t>
-      </w:r>
-      <w:r>
-        <w:t xml:space="preserve"> </w:t>
-      </w:r>
-      <w:r>
-        <w:t xml:space="preserve">will be increased by 1.</w:t>
-      </w:r>
-    </w:p>
-    <w:p>
-      <w:pPr>
-        <w:numPr>
-          <w:ilvl w:val="0"/>
-          <w:numId w:val="1048"/>
-        </w:numPr>
-      </w:pPr>
-      <w:r>
-        <w:t xml:space="preserve">In order to improve the service level, a WIS centre may decide to operate two nodes sharing the same</w:t>
-      </w:r>
-      <w:r>
-        <w:t xml:space="preserve"> </w:t>
-      </w:r>
-      <w:r>
-        <w:rPr>
-          <w:rStyle w:val="VerbatimChar"/>
-        </w:rPr>
-        <w:t xml:space="preserve">centre-id</w:t>
-      </w:r>
-      <w:r>
-        <w:t xml:space="preserve">. One will be considered as</w:t>
+        <w:t xml:space="preserve">, Volume II -Appendix E. WIS2 Notification Message).</w:t>
+      </w:r>
+    </w:p>
+    <w:p>
+      <w:pPr>
+        <w:numPr>
+          <w:ilvl w:val="0"/>
+          <w:numId w:val="1050"/>
+        </w:numPr>
+      </w:pPr>
+      <w:r>
+        <w:t xml:space="preserve">A Global Cache will use the standard topic structure in its local Message Brokers (see</w:t>
       </w:r>
       <w:r>
         <w:t xml:space="preserve"> </w:t>
@@ -6936,26 +7109,21 @@
           <w:iCs/>
           <w:i/>
         </w:rPr>
-        <w:t xml:space="preserve">primary</w:t>
-      </w:r>
-      <w:r>
-        <w:t xml:space="preserve"> </w:t>
-      </w:r>
-      <w:r>
-        <w:t xml:space="preserve">and the other one as</w:t>
-      </w:r>
-      <w:r>
-        <w:t xml:space="preserve"> </w:t>
-      </w:r>
-      <w:r>
-        <w:rPr>
-          <w:iCs/>
-          <w:i/>
-        </w:rPr>
-        <w:t xml:space="preserve">backup</w:t>
-      </w:r>
-      <w:r>
-        <w:t xml:space="preserve">. In this case, when the primary WIS centre broker is reachable (the MQTT connection is up and running), the Global Broker will only process the notification messages from this primary node. When the connection is dropped (the MQTT connection is down) for at least one minute, the Global Broker will start processing the notification messages received from the backup WIS centre broker. When the connection to the primary WIS centre broker is active for at least one minute, the Global Broker will stop processing the messages coming from the backup WIS centre broker and will only process the messages received from the primary WIS centre broker. When the Global Broker is processing the messages from the backup WIS centre broker the metric</w:t>
+        <w:t xml:space="preserve">Manual on WIS</w:t>
+      </w:r>
+      <w:r>
+        <w:t xml:space="preserve">, Volume II - Appendix D. WIS2 Topic Hierarchy).</w:t>
+      </w:r>
+    </w:p>
+    <w:p>
+      <w:pPr>
+        <w:numPr>
+          <w:ilvl w:val="0"/>
+          <w:numId w:val="1050"/>
+        </w:numPr>
+      </w:pPr>
+      <w:r>
+        <w:t xml:space="preserve">A Global Cache will publish to the topic</w:t>
       </w:r>
       <w:r>
         <w:t xml:space="preserve"> </w:t>
@@ -6964,13 +7132,54 @@
         <w:rPr>
           <w:rStyle w:val="VerbatimChar"/>
         </w:rPr>
-        <w:t xml:space="preserve">wmo_wis2_gb_connected_backup_flag</w:t>
-      </w:r>
-      <w:r>
-        <w:t xml:space="preserve"> </w:t>
-      </w:r>
-      <w:r>
-        <w:t xml:space="preserve">will be set to 1. When the backup WIS centre broker is defined but is not used as the source of notification message, the metric</w:t>
+        <w:t xml:space="preserve">cache/a/wis2/…​</w:t>
+      </w:r>
+      <w:r>
+        <w:t xml:space="preserve">.</w:t>
+      </w:r>
+    </w:p>
+    <w:p>
+      <w:pPr>
+        <w:numPr>
+          <w:ilvl w:val="0"/>
+          <w:numId w:val="1050"/>
+        </w:numPr>
+      </w:pPr>
+      <w:r>
+        <w:t xml:space="preserve">There will be multiple Global Cache to ensure the highly available, low-latency global provision of real-time and near-real-time core data within WIS2.</w:t>
+      </w:r>
+    </w:p>
+    <w:p>
+      <w:pPr>
+        <w:numPr>
+          <w:ilvl w:val="0"/>
+          <w:numId w:val="1050"/>
+        </w:numPr>
+      </w:pPr>
+      <w:r>
+        <w:t xml:space="preserve">There will be multiple Global Caches that may attempt to download cacheable data objects from all originating centres with cacheable content. A Global Cache will also download data objects from other Global Caches. This will ensure that each Global Cache has full global coverage, even when direct download from an originating centre is not possible.</w:t>
+      </w:r>
+    </w:p>
+    <w:p>
+      <w:pPr>
+        <w:numPr>
+          <w:ilvl w:val="0"/>
+          <w:numId w:val="1050"/>
+        </w:numPr>
+      </w:pPr>
+      <w:r>
+        <w:t xml:space="preserve">Global Caches will operate independently of one another. Each Global Cache will hold a full copy of the cache – although there may be small differences between the various Global Caches as data availability notification messages propagate through WIS to each one. There is no formal synchronization between Global Caches.</w:t>
+      </w:r>
+    </w:p>
+    <w:p>
+      <w:pPr>
+        <w:numPr>
+          <w:ilvl w:val="0"/>
+          <w:numId w:val="1050"/>
+        </w:numPr>
+      </w:pPr>
+      <w:r>
+        <w:t xml:space="preserve">A Global Cache will temporarily cache all resources published on the</w:t>
       </w:r>
       <w:r>
         <w:t xml:space="preserve"> </w:t>
@@ -6979,35 +7188,46 @@
         <w:rPr>
           <w:rStyle w:val="VerbatimChar"/>
         </w:rPr>
-        <w:t xml:space="preserve">wmo_wis2_gb_connected_backup_flag</w:t>
-      </w:r>
-      <w:r>
-        <w:t xml:space="preserve"> </w:t>
-      </w:r>
-      <w:r>
-        <w:t xml:space="preserve">will be set to 0.</w:t>
-      </w:r>
-    </w:p>
-    <w:p>
-      <w:pPr>
-        <w:numPr>
-          <w:ilvl w:val="0"/>
-          <w:numId w:val="1048"/>
-        </w:numPr>
-      </w:pPr>
-      <w:r>
-        <w:t xml:space="preserve">All above-defined metrics will be made available on HTTPS endpoints that the Global Monitor will ingest regularly.</w:t>
-      </w:r>
-    </w:p>
-    <w:p>
-      <w:pPr>
-        <w:numPr>
-          <w:ilvl w:val="0"/>
-          <w:numId w:val="1048"/>
-        </w:numPr>
-      </w:pPr>
-      <w:r>
-        <w:t xml:space="preserve">As a convention, the Global Broker centre-id will be</w:t>
+        <w:t xml:space="preserve">metadata</w:t>
+      </w:r>
+      <w:r>
+        <w:t xml:space="preserve"> </w:t>
+      </w:r>
+      <w:r>
+        <w:t xml:space="preserve">topic. A Global Discovery Catalogue will subscribe to notifications about the publication of new or updated metadata, download the metadata record from the Global Cache and insert it into the catalogue. A Global Discovery Catalogue will also publish a metadata record archive each day containing the complete content of the catalogue and advertise its availability with a notification message. This resource will also be cached by a Global Cache.</w:t>
+      </w:r>
+    </w:p>
+    <w:p>
+      <w:pPr>
+        <w:numPr>
+          <w:ilvl w:val="0"/>
+          <w:numId w:val="1050"/>
+        </w:numPr>
+      </w:pPr>
+      <w:r>
+        <w:t xml:space="preserve">A Global Cache is designed to support real-time content distribution. Data consumers access data objects from a Global Cache instance by resolving the URL in a data availability notification message and downloading the file to which the URL points. Only by checking the URL, is it transparent to the data consumers from which Global Cache they are downloading the data. There is no need to download the same data object from multiple Global Caches. The data id contained within notification messages is used by data consumers and Global Services to detect such duplicates.</w:t>
+      </w:r>
+    </w:p>
+    <w:p>
+      <w:pPr>
+        <w:numPr>
+          <w:ilvl w:val="0"/>
+          <w:numId w:val="1050"/>
+        </w:numPr>
+      </w:pPr>
+      <w:r>
+        <w:t xml:space="preserve">There is no requirement for a Global Cache to provide a browsable interface to the files in its repository in order to allow data consumers to discover what content is available. However, a Global Cache may choose to provide such a capability (for example, implemented as a WAF), along with documentation to inform data consumers of how the capability works.</w:t>
+      </w:r>
+    </w:p>
+    <w:p>
+      <w:pPr>
+        <w:numPr>
+          <w:ilvl w:val="0"/>
+          <w:numId w:val="1050"/>
+        </w:numPr>
+      </w:pPr>
+      <w:r>
+        <w:t xml:space="preserve">The default behaviour for a Global Cache is to cache all data published under the</w:t>
       </w:r>
       <w:r>
         <w:t xml:space="preserve"> </w:t>
@@ -7016,174 +7236,161 @@
         <w:rPr>
           <w:rStyle w:val="VerbatimChar"/>
         </w:rPr>
-        <w:t xml:space="preserve">{tld}-{centre-name}-global-broker</w:t>
+        <w:t xml:space="preserve">origin/a/wis2/data/+/core</w:t>
+      </w:r>
+      <w:r>
+        <w:t xml:space="preserve"> </w:t>
+      </w:r>
+      <w:r>
+        <w:t xml:space="preserve">topic. A data publisher may indicate that data should not be cached by adding the</w:t>
+      </w:r>
+      <w:r>
+        <w:t xml:space="preserve"> </w:t>
+      </w:r>
+      <w:r>
+        <w:rPr>
+          <w:rStyle w:val="VerbatimChar"/>
+        </w:rPr>
+        <w:t xml:space="preserve">"cache": false</w:t>
+      </w:r>
+      <w:r>
+        <w:t xml:space="preserve"> </w:t>
+      </w:r>
+      <w:r>
+        <w:t xml:space="preserve">assertion in the WIS2 Notification Message.</w:t>
+      </w:r>
+    </w:p>
+    <w:p>
+      <w:pPr>
+        <w:numPr>
+          <w:ilvl w:val="0"/>
+          <w:numId w:val="1050"/>
+        </w:numPr>
+      </w:pPr>
+      <w:r>
+        <w:t xml:space="preserve">A Global Cache may decide not to cache data, for example, if the data are considered too large, or if a WIS2 Node publishes an excessive number of small files. If a Global Cache decides not to cache data, it should behave as though the cache property is set to false and shall send a WME (WIS2 Monitoring Event) message on the</w:t>
+      </w:r>
+      <w:r>
+        <w:t xml:space="preserve"> </w:t>
+      </w:r>
+      <w:r>
+        <w:rPr>
+          <w:rStyle w:val="VerbatimChar"/>
+        </w:rPr>
+        <w:t xml:space="preserve">monitor</w:t>
+      </w:r>
+      <w:r>
+        <w:t xml:space="preserve"> </w:t>
+      </w:r>
+      <w:r>
+        <w:t xml:space="preserve">topic hierarchy to inform other WIS centres about it. The Global Cache operator should work with the originating WIS2 Node and its GISC to remedy this issue.</w:t>
+      </w:r>
+    </w:p>
+    <w:p>
+      <w:pPr>
+        <w:numPr>
+          <w:ilvl w:val="0"/>
+          <w:numId w:val="1050"/>
+        </w:numPr>
+      </w:pPr>
+      <w:r>
+        <w:t xml:space="preserve">If core data are not cached on a Global Cache (that is, if the data are flagged as</w:t>
+      </w:r>
+      <w:r>
+        <w:t xml:space="preserve"> </w:t>
+      </w:r>
+      <w:r>
+        <w:rPr>
+          <w:rStyle w:val="VerbatimChar"/>
+        </w:rPr>
+        <w:t xml:space="preserve">"cache": false</w:t>
+      </w:r>
+      <w:r>
+        <w:t xml:space="preserve"> </w:t>
+      </w:r>
+      <w:r>
+        <w:t xml:space="preserve">or if the Global Cache decides not to cache these data), the Global Cache shall nevertheless republish the WIS2 Notification Message to the</w:t>
+      </w:r>
+      <w:r>
+        <w:t xml:space="preserve"> </w:t>
+      </w:r>
+      <w:r>
+        <w:rPr>
+          <w:rStyle w:val="VerbatimChar"/>
+        </w:rPr>
+        <w:t xml:space="preserve">cache/a/wis2/…​</w:t>
+      </w:r>
+      <w:r>
+        <w:t xml:space="preserve"> </w:t>
+      </w:r>
+      <w:r>
+        <w:t xml:space="preserve">topic. In this case, the message id will be changed, and the rest of the message will not be modified.</w:t>
+      </w:r>
+    </w:p>
+    <w:p>
+      <w:pPr>
+        <w:numPr>
+          <w:ilvl w:val="0"/>
+          <w:numId w:val="1050"/>
+        </w:numPr>
+      </w:pPr>
+      <w:r>
+        <w:t xml:space="preserve">A Global Cache should operate with a fixed IP address so that WIS2 Nodes can permit access to download resources based on IP address filtering. A Global Cache should also operate with a publicly resolvable DNS name pointing to that IP address. The WMO Secretariat must be informed of the IP address and/or hostname, and any subsequent changes.</w:t>
+      </w:r>
+    </w:p>
+    <w:p>
+      <w:pPr>
+        <w:numPr>
+          <w:ilvl w:val="0"/>
+          <w:numId w:val="1050"/>
+        </w:numPr>
+      </w:pPr>
+      <w:r>
+        <w:t xml:space="preserve">A Global Cache should validate the integrity of the resources it caches and only accept data that match the integrity value from the WIS2 Notification Message. If the WIS2 Notification Message does not contain an integrity value, the Global Cache should accept the data as valid. In this case, the Global Cache may add an integrity value to the message it republishes.</w:t>
+      </w:r>
+    </w:p>
+    <w:p>
+      <w:pPr>
+        <w:numPr>
+          <w:ilvl w:val="0"/>
+          <w:numId w:val="1050"/>
+        </w:numPr>
+      </w:pPr>
+      <w:r>
+        <w:t xml:space="preserve">As a convention, the Global Cache centre-id will be</w:t>
+      </w:r>
+      <w:r>
+        <w:t xml:space="preserve"> </w:t>
+      </w:r>
+      <w:r>
+        <w:rPr>
+          <w:rStyle w:val="VerbatimChar"/>
+        </w:rPr>
+        <w:t xml:space="preserve">{tld}-{centre-name}-global-cache</w:t>
       </w:r>
       <w:r>
         <w:t xml:space="preserve">.</w:t>
       </w:r>
     </w:p>
-    <w:p>
-      <w:pPr>
-        <w:numPr>
-          <w:ilvl w:val="0"/>
-          <w:numId w:val="1048"/>
-        </w:numPr>
-      </w:pPr>
-      <w:r>
-        <w:t xml:space="preserve">A Global Broker should operate with a fixed IP address so that WIS2 Nodes can permit access to download resources based on IP address filtering. A Global Broker should also operate with a publicly resolvable Domain Name System (DNS) name pointing to that IP address. The WMO Secretariat must be informed of the IP address and/or hostname and any subsequent changes.</w:t>
-      </w:r>
-    </w:p>
     <w:bookmarkEnd w:id="171"/>
-    <w:bookmarkEnd w:id="172"/>
-    <w:bookmarkStart w:id="178" w:name="Xed0972fd7a2c474005a807d834e55b7c67c335b"/>
-    <w:p>
-      <w:pPr>
-        <w:pStyle w:val="Heading3"/>
-      </w:pPr>
-      <w:r>
-        <w:t xml:space="preserve">2.7.4 Global Cache</w:t>
-      </w:r>
-    </w:p>
-    <w:p>
-      <w:pPr>
-        <w:pStyle w:val="FirstParagraph"/>
-      </w:pPr>
-      <w:r>
-        <w:t xml:space="preserve">In WIS2, Global Caches provide access to WMO core data for data consumers. This allows data providers to restrict access to their systems to Global Services, and it reduces the need for them to provide high bandwidth and low latency access to their data. Global Caches operate in a way that is transparent to end users in that they resend notification messages from data providers. These messages are updated to point to copies of the original data held in the Global Cache data store. Global Caches also resend notification messages from data providers for core data that are not stored in the Global Cache, such as when the originator specifies in the notification message that a certain dataset should not be cached. In these cases, the notification messages remain unchanged and point to the original source. Data consumers should subscribe to the notification messages from Global Caches instead of the notification messages from data providers for WMO core data. When data consumers receive a notification message, they should follow the URLs from that message, which either point to a Global Cache which has a copy of the data, or – in case of uncached content – point to the original source.</w:t>
-      </w:r>
-    </w:p>
-    <w:bookmarkStart w:id="173" w:name="X9c5e2e4a13ef58aa69d25e04cf77a45be046e40"/>
+    <w:bookmarkStart w:id="175" w:name="Xccc1cebb6c94847684ab046188074f284443b3a"/>
     <w:p>
       <w:pPr>
         <w:pStyle w:val="Heading4"/>
       </w:pPr>
       <w:r>
-        <w:t xml:space="preserve">2.7.4.1 Technical considerations</w:t>
-      </w:r>
-    </w:p>
-    <w:p>
-      <w:pPr>
-        <w:numPr>
-          <w:ilvl w:val="0"/>
-          <w:numId w:val="1050"/>
-        </w:numPr>
-      </w:pPr>
-      <w:r>
-        <w:t xml:space="preserve">A Global Cache is built around three software components:</w:t>
-      </w:r>
-    </w:p>
-    <w:p>
-      <w:pPr>
-        <w:numPr>
-          <w:ilvl w:val="1"/>
-          <w:numId w:val="1051"/>
-        </w:numPr>
-      </w:pPr>
-      <w:r>
-        <w:t xml:space="preserve">A highly available data server allowing data consumers to download cache resources with high bandwidth and low latency;</w:t>
-      </w:r>
-    </w:p>
-    <w:p>
-      <w:pPr>
-        <w:numPr>
-          <w:ilvl w:val="1"/>
-          <w:numId w:val="1051"/>
-        </w:numPr>
-      </w:pPr>
-      <w:r>
-        <w:t xml:space="preserve">A Message Broker implementing both MQTTv3.1.1 and MQTTv5 to publish notification messages about resources that are available from the Global Cache;</w:t>
-      </w:r>
-    </w:p>
-    <w:p>
-      <w:pPr>
-        <w:numPr>
-          <w:ilvl w:val="1"/>
-          <w:numId w:val="1051"/>
-        </w:numPr>
-      </w:pPr>
-      <w:r>
-        <w:t xml:space="preserve">A cache management system implementing the features needed to connect to the WIS ecosystem, receive data from WIS2 Nodes and other Global Caches, store the data on the data server and manage the content of the cache (expiration of data, deduplication, and so forth).</w:t>
-      </w:r>
-    </w:p>
-    <w:p>
-      <w:pPr>
-        <w:numPr>
-          <w:ilvl w:val="0"/>
-          <w:numId w:val="1050"/>
-        </w:numPr>
-      </w:pPr>
-      <w:r>
-        <w:t xml:space="preserve">A Global Cache will aim to contain copies of real-time and near real-time data designated as "core" within the WMO Unified Data Policy (Resolution 1 (Cg-Ext(2021))).</w:t>
-      </w:r>
-    </w:p>
-    <w:p>
-      <w:pPr>
-        <w:numPr>
-          <w:ilvl w:val="0"/>
-          <w:numId w:val="1050"/>
-        </w:numPr>
-      </w:pPr>
-      <w:r>
-        <w:t xml:space="preserve">A Global Cache will host data objects copied from NCs/DCPCs.</w:t>
-      </w:r>
-    </w:p>
-    <w:p>
-      <w:pPr>
-        <w:numPr>
-          <w:ilvl w:val="0"/>
-          <w:numId w:val="1050"/>
-        </w:numPr>
-      </w:pPr>
-      <w:r>
-        <w:t xml:space="preserve">A Global Cache will publish notification messages advertising the availability of the data objects it holds. The notification messages will follow the standard structure (see</w:t>
-      </w:r>
-      <w:r>
-        <w:t xml:space="preserve"> </w:t>
-      </w:r>
-      <w:r>
-        <w:rPr>
-          <w:iCs/>
-          <w:i/>
-        </w:rPr>
-        <w:t xml:space="preserve">Manual on WIS</w:t>
-      </w:r>
-      <w:r>
-        <w:t xml:space="preserve">, Volume II -Appendix E. WIS2 Notification Message).</w:t>
-      </w:r>
-    </w:p>
-    <w:p>
-      <w:pPr>
-        <w:numPr>
-          <w:ilvl w:val="0"/>
-          <w:numId w:val="1050"/>
-        </w:numPr>
-      </w:pPr>
-      <w:r>
-        <w:t xml:space="preserve">A Global Cache will use the standard topic structure in its local Message Brokers (see</w:t>
-      </w:r>
-      <w:r>
-        <w:t xml:space="preserve"> </w:t>
-      </w:r>
-      <w:r>
-        <w:rPr>
-          <w:iCs/>
-          <w:i/>
-        </w:rPr>
-        <w:t xml:space="preserve">Manual on WIS</w:t>
-      </w:r>
-      <w:r>
-        <w:t xml:space="preserve">, Volume II - Appendix D. WIS2 Topic Hierarchy).</w:t>
-      </w:r>
-    </w:p>
-    <w:p>
-      <w:pPr>
-        <w:numPr>
-          <w:ilvl w:val="0"/>
-          <w:numId w:val="1050"/>
-        </w:numPr>
-      </w:pPr>
-      <w:r>
-        <w:t xml:space="preserve">A Global Cache will publish to the topic</w:t>
+        <w:t xml:space="preserve">2.7.4.2 Practices and procedures</w:t>
+      </w:r>
+    </w:p>
+    <w:p>
+      <w:pPr>
+        <w:numPr>
+          <w:ilvl w:val="0"/>
+          <w:numId w:val="1052"/>
+        </w:numPr>
+      </w:pPr>
+      <w:r>
+        <w:t xml:space="preserve">A Global Cache shall subscribe to the topics</w:t>
       </w:r>
       <w:r>
         <w:t xml:space="preserve"> </w:t>
@@ -7192,7 +7399,22 @@
         <w:rPr>
           <w:rStyle w:val="VerbatimChar"/>
         </w:rPr>
-        <w:t xml:space="preserve">cache/a/wis2/…​</w:t>
+        <w:t xml:space="preserve">origin/a/wis2/#</w:t>
+      </w:r>
+      <w:r>
+        <w:t xml:space="preserve"> </w:t>
+      </w:r>
+      <w:r>
+        <w:t xml:space="preserve">and</w:t>
+      </w:r>
+      <w:r>
+        <w:t xml:space="preserve"> </w:t>
+      </w:r>
+      <w:r>
+        <w:rPr>
+          <w:rStyle w:val="VerbatimChar"/>
+        </w:rPr>
+        <w:t xml:space="preserve">cache/a/wis2/#</w:t>
       </w:r>
       <w:r>
         <w:t xml:space="preserve">.</w:t>
@@ -7202,44 +7424,11 @@
       <w:pPr>
         <w:numPr>
           <w:ilvl w:val="0"/>
-          <w:numId w:val="1050"/>
-        </w:numPr>
-      </w:pPr>
-      <w:r>
-        <w:t xml:space="preserve">There will be multiple Global Cache to ensure the highly available, low-latency global provision of real-time and near-real-time core data within WIS2.</w:t>
-      </w:r>
-    </w:p>
-    <w:p>
-      <w:pPr>
-        <w:numPr>
-          <w:ilvl w:val="0"/>
-          <w:numId w:val="1050"/>
-        </w:numPr>
-      </w:pPr>
-      <w:r>
-        <w:t xml:space="preserve">There will be multiple Global Caches that may attempt to download cacheable data objects from all originating centres with cacheable content. A Global Cache will also download data objects from other Global Caches. This will ensure that each Global Cache has full global coverage, even when direct download from an originating centre is not possible.</w:t>
-      </w:r>
-    </w:p>
-    <w:p>
-      <w:pPr>
-        <w:numPr>
-          <w:ilvl w:val="0"/>
-          <w:numId w:val="1050"/>
-        </w:numPr>
-      </w:pPr>
-      <w:r>
-        <w:t xml:space="preserve">Global Caches will operate independently of one another. Each Global Cache will hold a full copy of the cache – although there may be small differences between the various Global Caches as data availability notification messages propagate through WIS to each one. There is no formal synchronization between Global Caches.</w:t>
-      </w:r>
-    </w:p>
-    <w:p>
-      <w:pPr>
-        <w:numPr>
-          <w:ilvl w:val="0"/>
-          <w:numId w:val="1050"/>
-        </w:numPr>
-      </w:pPr>
-      <w:r>
-        <w:t xml:space="preserve">A Global Cache will temporarily cache all resources published on the</w:t>
+          <w:numId w:val="1052"/>
+        </w:numPr>
+      </w:pPr>
+      <w:r>
+        <w:t xml:space="preserve">A Global Cache shall ignore all messages received on the topics</w:t>
       </w:r>
       <w:r>
         <w:t xml:space="preserve"> </w:t>
@@ -7248,46 +7437,13 @@
         <w:rPr>
           <w:rStyle w:val="VerbatimChar"/>
         </w:rPr>
-        <w:t xml:space="preserve">metadata</w:t>
-      </w:r>
-      <w:r>
-        <w:t xml:space="preserve"> </w:t>
-      </w:r>
-      <w:r>
-        <w:t xml:space="preserve">topic. A Global Discovery Catalogue will subscribe to notifications about the publication of new or updated metadata, download the metadata record from the Global Cache and insert it into the catalogue. A Global Discovery Catalogue will also publish a metadata record archive each day containing the complete content of the catalogue and advertise its availability with a notification message. This resource will also be cached by a Global Cache.</w:t>
-      </w:r>
-    </w:p>
-    <w:p>
-      <w:pPr>
-        <w:numPr>
-          <w:ilvl w:val="0"/>
-          <w:numId w:val="1050"/>
-        </w:numPr>
-      </w:pPr>
-      <w:r>
-        <w:t xml:space="preserve">A Global Cache is designed to support real-time content distribution. Data consumers access data objects from a Global Cache instance by resolving the URL in a data availability notification message and downloading the file to which the URL points. Only by checking the URL, is it transparent to the data consumers from which Global Cache they are downloading the data. There is no need to download the same data object from multiple Global Caches. The data id contained within notification messages is used by data consumers and Global Services to detect such duplicates.</w:t>
-      </w:r>
-    </w:p>
-    <w:p>
-      <w:pPr>
-        <w:numPr>
-          <w:ilvl w:val="0"/>
-          <w:numId w:val="1050"/>
-        </w:numPr>
-      </w:pPr>
-      <w:r>
-        <w:t xml:space="preserve">There is no requirement for a Global Cache to provide a browsable interface to the files in its repository in order to allow data consumers to discover what content is available. However, a Global Cache may choose to provide such a capability (for example, implemented as a WAF), along with documentation to inform data consumers of how the capability works.</w:t>
-      </w:r>
-    </w:p>
-    <w:p>
-      <w:pPr>
-        <w:numPr>
-          <w:ilvl w:val="0"/>
-          <w:numId w:val="1050"/>
-        </w:numPr>
-      </w:pPr>
-      <w:r>
-        <w:t xml:space="preserve">The default behaviour for a Global Cache is to cache all data published under the</w:t>
+        <w:t xml:space="preserve">origin/a/wis2/+/data/recommended/#</w:t>
+      </w:r>
+      <w:r>
+        <w:t xml:space="preserve"> </w:t>
+      </w:r>
+      <w:r>
+        <w:t xml:space="preserve">and</w:t>
       </w:r>
       <w:r>
         <w:t xml:space="preserve"> </w:t>
@@ -7296,229 +7452,13 @@
         <w:rPr>
           <w:rStyle w:val="VerbatimChar"/>
         </w:rPr>
-        <w:t xml:space="preserve">origin/a/wis2/data/+/core</w:t>
-      </w:r>
-      <w:r>
-        <w:t xml:space="preserve"> </w:t>
-      </w:r>
-      <w:r>
-        <w:t xml:space="preserve">topic. A data publisher may indicate that data should not be cached by adding the</w:t>
-      </w:r>
-      <w:r>
-        <w:t xml:space="preserve"> </w:t>
-      </w:r>
-      <w:r>
-        <w:rPr>
-          <w:rStyle w:val="VerbatimChar"/>
-        </w:rPr>
-        <w:t xml:space="preserve">"cache": false</w:t>
-      </w:r>
-      <w:r>
-        <w:t xml:space="preserve"> </w:t>
-      </w:r>
-      <w:r>
-        <w:t xml:space="preserve">assertion in the WIS2 Notification Message.</w:t>
-      </w:r>
-    </w:p>
-    <w:p>
-      <w:pPr>
-        <w:numPr>
-          <w:ilvl w:val="0"/>
-          <w:numId w:val="1050"/>
-        </w:numPr>
-      </w:pPr>
-      <w:r>
-        <w:t xml:space="preserve">A Global Cache may decide not to cache data, for example, if the data are considered too large, or if a WIS2 Node publishes an excessive number of small files. If a Global Cache decides not to cache data, it should behave as though the cache property is set to false and shall send a WME (WIS2 Monitoring Event) message on the</w:t>
-      </w:r>
-      <w:r>
-        <w:t xml:space="preserve"> </w:t>
-      </w:r>
-      <w:r>
-        <w:rPr>
-          <w:rStyle w:val="VerbatimChar"/>
-        </w:rPr>
-        <w:t xml:space="preserve">monitor</w:t>
-      </w:r>
-      <w:r>
-        <w:t xml:space="preserve"> </w:t>
-      </w:r>
-      <w:r>
-        <w:t xml:space="preserve">topic hierarchy to inform other WIS centres about it. The Global Cache operator should work with the originating WIS2 Node and its GISC to remedy this issue.</w:t>
-      </w:r>
-    </w:p>
-    <w:p>
-      <w:pPr>
-        <w:numPr>
-          <w:ilvl w:val="0"/>
-          <w:numId w:val="1050"/>
-        </w:numPr>
-      </w:pPr>
-      <w:r>
-        <w:t xml:space="preserve">If core data are not cached on a Global Cache (that is, if the data are flagged as</w:t>
-      </w:r>
-      <w:r>
-        <w:t xml:space="preserve"> </w:t>
-      </w:r>
-      <w:r>
-        <w:rPr>
-          <w:rStyle w:val="VerbatimChar"/>
-        </w:rPr>
-        <w:t xml:space="preserve">"cache": false</w:t>
-      </w:r>
-      <w:r>
-        <w:t xml:space="preserve"> </w:t>
-      </w:r>
-      <w:r>
-        <w:t xml:space="preserve">or if the Global Cache decides not to cache these data), the Global Cache shall nevertheless republish the WIS2 Notification Message to the</w:t>
-      </w:r>
-      <w:r>
-        <w:t xml:space="preserve"> </w:t>
-      </w:r>
-      <w:r>
-        <w:rPr>
-          <w:rStyle w:val="VerbatimChar"/>
-        </w:rPr>
-        <w:t xml:space="preserve">cache/a/wis2/…​</w:t>
-      </w:r>
-      <w:r>
-        <w:t xml:space="preserve"> </w:t>
-      </w:r>
-      <w:r>
-        <w:t xml:space="preserve">topic. In this case, the message id will be changed, and the rest of the message will not be modified.</w:t>
-      </w:r>
-    </w:p>
-    <w:p>
-      <w:pPr>
-        <w:numPr>
-          <w:ilvl w:val="0"/>
-          <w:numId w:val="1050"/>
-        </w:numPr>
-      </w:pPr>
-      <w:r>
-        <w:t xml:space="preserve">A Global Cache should operate with a fixed IP address so that WIS2 Nodes can permit access to download resources based on IP address filtering. A Global Cache should also operate with a publicly resolvable DNS name pointing to that IP address. The WMO Secretariat must be informed of the IP address and/or hostname, and any subsequent changes.</w:t>
-      </w:r>
-    </w:p>
-    <w:p>
-      <w:pPr>
-        <w:numPr>
-          <w:ilvl w:val="0"/>
-          <w:numId w:val="1050"/>
-        </w:numPr>
-      </w:pPr>
-      <w:r>
-        <w:t xml:space="preserve">A Global Cache should validate the integrity of the resources it caches and only accept data that match the integrity value from the WIS2 Notification Message. If the WIS2 Notification Message does not contain an integrity value, the Global Cache should accept the data as valid. In this case, the Global Cache may add an integrity value to the message it republishes.</w:t>
-      </w:r>
-    </w:p>
-    <w:p>
-      <w:pPr>
-        <w:numPr>
-          <w:ilvl w:val="0"/>
-          <w:numId w:val="1050"/>
-        </w:numPr>
-      </w:pPr>
-      <w:r>
-        <w:t xml:space="preserve">As a convention, the Global Cache centre-id will be</w:t>
-      </w:r>
-      <w:r>
-        <w:t xml:space="preserve"> </w:t>
-      </w:r>
-      <w:r>
-        <w:rPr>
-          <w:rStyle w:val="VerbatimChar"/>
-        </w:rPr>
-        <w:t xml:space="preserve">{tld}-{centre-name}-global-cache</w:t>
-      </w:r>
-      <w:r>
-        <w:t xml:space="preserve">.</w:t>
-      </w:r>
-    </w:p>
-    <w:bookmarkEnd w:id="173"/>
-    <w:bookmarkStart w:id="177" w:name="Xccc1cebb6c94847684ab046188074f284443b3a"/>
-    <w:p>
-      <w:pPr>
-        <w:pStyle w:val="Heading4"/>
-      </w:pPr>
-      <w:r>
-        <w:t xml:space="preserve">2.7.4.2 Practices and procedures</w:t>
-      </w:r>
-    </w:p>
-    <w:p>
-      <w:pPr>
-        <w:numPr>
-          <w:ilvl w:val="0"/>
-          <w:numId w:val="1052"/>
-        </w:numPr>
-      </w:pPr>
-      <w:r>
-        <w:t xml:space="preserve">A Global Cache shall subscribe to the topics</w:t>
-      </w:r>
-      <w:r>
-        <w:t xml:space="preserve"> </w:t>
-      </w:r>
-      <w:r>
-        <w:rPr>
-          <w:rStyle w:val="VerbatimChar"/>
-        </w:rPr>
-        <w:t xml:space="preserve">origin/a/wis2/#</w:t>
-      </w:r>
-      <w:r>
-        <w:t xml:space="preserve"> </w:t>
-      </w:r>
-      <w:r>
-        <w:t xml:space="preserve">and</w:t>
-      </w:r>
-      <w:r>
-        <w:t xml:space="preserve"> </w:t>
-      </w:r>
-      <w:r>
-        <w:rPr>
-          <w:rStyle w:val="VerbatimChar"/>
-        </w:rPr>
-        <w:t xml:space="preserve">cache/a/wis2/#</w:t>
-      </w:r>
-      <w:r>
-        <w:t xml:space="preserve">.</w:t>
-      </w:r>
-    </w:p>
-    <w:p>
-      <w:pPr>
-        <w:numPr>
-          <w:ilvl w:val="0"/>
-          <w:numId w:val="1052"/>
-        </w:numPr>
-      </w:pPr>
-      <w:r>
-        <w:t xml:space="preserve">A Global Cache shall ignore all messages received on the topics</w:t>
-      </w:r>
-      <w:r>
-        <w:t xml:space="preserve"> </w:t>
-      </w:r>
-      <w:r>
-        <w:rPr>
-          <w:rStyle w:val="VerbatimChar"/>
-        </w:rPr>
-        <w:t xml:space="preserve">origin/a/wis2/+/data/recommended/#</w:t>
-      </w:r>
-      <w:r>
-        <w:t xml:space="preserve"> </w:t>
-      </w:r>
-      <w:r>
-        <w:t xml:space="preserve">and</w:t>
-      </w:r>
-      <w:r>
-        <w:t xml:space="preserve"> </w:t>
-      </w:r>
-      <w:r>
-        <w:rPr>
-          <w:rStyle w:val="VerbatimChar"/>
-        </w:rPr>
         <w:t xml:space="preserve">cache/a/wis2/+/data/recommended/#</w:t>
       </w:r>
       <w:r>
         <w:rPr>
           <w:rStyle w:val="FootnoteReference"/>
         </w:rPr>
-        <w:footnoteReference w:id="174"/>
+        <w:footnoteReference w:id="172"/>
       </w:r>
     </w:p>
     <w:p>
@@ -7981,7 +7921,7 @@
       <w:r>
         <w:t xml:space="preserve"> </w:t>
       </w:r>
-      <w:hyperlink r:id="rId175">
+      <w:hyperlink r:id="rId173">
         <w:r>
           <w:rPr>
             <w:rStyle w:val="Hyperlink"/>
@@ -7998,7 +7938,7 @@
       <w:r>
         <w:t xml:space="preserve"> </w:t>
       </w:r>
-      <w:hyperlink r:id="rId176">
+      <w:hyperlink r:id="rId174">
         <w:r>
           <w:rPr>
             <w:rStyle w:val="Hyperlink"/>
@@ -8062,9 +8002,9 @@
         <w:t xml:space="preserve">will reflect the datetime (as a timestamp, the number of seconds since the UNIX epoch) of the last metadata resource processed by a given centre.</w:t>
       </w:r>
     </w:p>
-    <w:bookmarkEnd w:id="177"/>
-    <w:bookmarkEnd w:id="178"/>
-    <w:bookmarkStart w:id="188" w:name="Xe83d0dcd18513bbe57a5c411a3835908b8c6b21"/>
+    <w:bookmarkEnd w:id="175"/>
+    <w:bookmarkEnd w:id="176"/>
+    <w:bookmarkStart w:id="186" w:name="Xe83d0dcd18513bbe57a5c411a3835908b8c6b21"/>
     <w:p>
       <w:pPr>
         <w:pStyle w:val="Heading3"/>
@@ -8073,7 +8013,7 @@
         <w:t xml:space="preserve">2.7.5 Global Discovery Catalogue</w:t>
       </w:r>
     </w:p>
-    <w:bookmarkStart w:id="185" w:name="Xb7d6d3d16ef70a3c0bed12e0915cfe71af7259a"/>
+    <w:bookmarkStart w:id="183" w:name="Xb7d6d3d16ef70a3c0bed12e0915cfe71af7259a"/>
     <w:p>
       <w:pPr>
         <w:pStyle w:val="Heading4"/>
@@ -8107,7 +8047,7 @@
         <w:rPr>
           <w:rStyle w:val="FootnoteReference"/>
         </w:rPr>
-        <w:footnoteReference w:id="179"/>
+        <w:footnoteReference w:id="177"/>
       </w:r>
       <w:r>
         <w:t xml:space="preserve">, adhering to the following conformance classes and their dependencies:</w:t>
@@ -8330,21 +8270,21 @@
         <w:rPr>
           <w:rStyle w:val="FootnoteReference"/>
         </w:rPr>
+        <w:footnoteReference w:id="179"/>
+      </w:r>
+      <w:r>
+        <w:t xml:space="preserve">, providing the following metrics as defined in the WIS2 Metric Hierarchy</w:t>
+      </w:r>
+      <w:r>
+        <w:t xml:space="preserve"> </w:t>
+      </w:r>
+      <w:r>
+        <w:rPr>
+          <w:rStyle w:val="FootnoteReference"/>
+        </w:rPr>
         <w:footnoteReference w:id="181"/>
       </w:r>
       <w:r>
-        <w:t xml:space="preserve">, providing the following metrics as defined in the WIS2 Metric Hierarchy</w:t>
-      </w:r>
-      <w:r>
-        <w:t xml:space="preserve"> </w:t>
-      </w:r>
-      <w:r>
-        <w:rPr>
-          <w:rStyle w:val="FootnoteReference"/>
-        </w:rPr>
-        <w:footnoteReference w:id="183"/>
-      </w:r>
-      <w:r>
         <w:t xml:space="preserve">:</w:t>
       </w:r>
       <w:r>
@@ -8533,8 +8473,8 @@
         <w:t xml:space="preserve">.</w:t>
       </w:r>
     </w:p>
-    <w:bookmarkEnd w:id="185"/>
-    <w:bookmarkStart w:id="187" w:name="X305a741ac25d02ffb1dd5e4c3b88453bc6c2f8b"/>
+    <w:bookmarkEnd w:id="183"/>
+    <w:bookmarkStart w:id="185" w:name="X305a741ac25d02ffb1dd5e4c3b88453bc6c2f8b"/>
     <w:p>
       <w:pPr>
         <w:pStyle w:val="Heading4"/>
@@ -8665,7 +8605,7 @@
       <w:r>
         <w:t xml:space="preserve"> </w:t>
       </w:r>
-      <w:hyperlink r:id="rId186">
+      <w:hyperlink r:id="rId184">
         <w:r>
           <w:rPr>
             <w:rStyle w:val="Hyperlink"/>
@@ -8677,133 +8617,133 @@
         <w:t xml:space="preserve">.</w:t>
       </w:r>
     </w:p>
+    <w:bookmarkEnd w:id="185"/>
+    <w:bookmarkEnd w:id="186"/>
+    <w:bookmarkStart w:id="188" w:name="Xb46408fe4668a540edb8ef1c37fe9a479dce153"/>
+    <w:p>
+      <w:pPr>
+        <w:pStyle w:val="Heading3"/>
+      </w:pPr>
+      <w:r>
+        <w:t xml:space="preserve">2.7.6 Global Monitor</w:t>
+      </w:r>
+    </w:p>
+    <w:bookmarkStart w:id="187" w:name="X9b85947f690e481419209cf5d7690b6d31fc2c9"/>
+    <w:p>
+      <w:pPr>
+        <w:pStyle w:val="Heading4"/>
+      </w:pPr>
+      <w:r>
+        <w:t xml:space="preserve">2.7.6.1 Technical considerations</w:t>
+      </w:r>
+    </w:p>
+    <w:p>
+      <w:pPr>
+        <w:numPr>
+          <w:ilvl w:val="0"/>
+          <w:numId w:val="1062"/>
+        </w:numPr>
+      </w:pPr>
+      <w:r>
+        <w:t xml:space="preserve">WIS standardizes how system performance and data availability metrics are published from WIS2 Nodes and Global Services.</w:t>
+      </w:r>
+    </w:p>
+    <w:p>
+      <w:pPr>
+        <w:numPr>
+          <w:ilvl w:val="0"/>
+          <w:numId w:val="1062"/>
+        </w:numPr>
+      </w:pPr>
+      <w:r>
+        <w:t xml:space="preserve">For each type of Global Service, a set of standard metrics has been defined. Global Services will implement and provide an endpoint for those metrics to be scraped by the Global Monitor.</w:t>
+      </w:r>
+    </w:p>
+    <w:p>
+      <w:pPr>
+        <w:numPr>
+          <w:ilvl w:val="0"/>
+          <w:numId w:val="1062"/>
+        </w:numPr>
+      </w:pPr>
+      <w:r>
+        <w:t xml:space="preserve">The Global Monitor will collect metrics as defined in the OpenMetrics standard.</w:t>
+      </w:r>
+    </w:p>
+    <w:p>
+      <w:pPr>
+        <w:numPr>
+          <w:ilvl w:val="0"/>
+          <w:numId w:val="1062"/>
+        </w:numPr>
+      </w:pPr>
+      <w:r>
+        <w:t xml:space="preserve">The Global Monitor will monitor the "health" (that is, the performance) of components at NCs/DCPCs, as well as Global Services.</w:t>
+      </w:r>
+    </w:p>
+    <w:p>
+      <w:pPr>
+        <w:numPr>
+          <w:ilvl w:val="0"/>
+          <w:numId w:val="1062"/>
+        </w:numPr>
+      </w:pPr>
+      <w:r>
+        <w:t xml:space="preserve">The Global Monitor will provide a web-based dashboard that displays the WIS2 system performance and data availability.</w:t>
+      </w:r>
+    </w:p>
+    <w:p>
+      <w:pPr>
+        <w:numPr>
+          <w:ilvl w:val="0"/>
+          <w:numId w:val="1062"/>
+        </w:numPr>
+      </w:pPr>
+      <w:r>
+        <w:t xml:space="preserve">As a convention, the Global Monitor centre-id will be</w:t>
+      </w:r>
+      <w:r>
+        <w:t xml:space="preserve"> </w:t>
+      </w:r>
+      <w:r>
+        <w:rPr>
+          <w:rStyle w:val="VerbatimChar"/>
+        </w:rPr>
+        <w:t xml:space="preserve">{tld}-{centre-name}-global-monitor</w:t>
+      </w:r>
+      <w:r>
+        <w:t xml:space="preserve">.</w:t>
+      </w:r>
+    </w:p>
+    <w:p>
+      <w:pPr>
+        <w:numPr>
+          <w:ilvl w:val="0"/>
+          <w:numId w:val="1062"/>
+        </w:numPr>
+      </w:pPr>
+      <w:r>
+        <w:t xml:space="preserve">The main task of the Global Monitor will be to regularly query the metrics provided by the relevant WIS2 entities, aggregate and process the data and then provide the results to the end user in a suitable presentation.</w:t>
+      </w:r>
+    </w:p>
     <w:bookmarkEnd w:id="187"/>
     <w:bookmarkEnd w:id="188"/>
-    <w:bookmarkStart w:id="190" w:name="Xb46408fe4668a540edb8ef1c37fe9a479dce153"/>
+    <w:bookmarkEnd w:id="189"/>
+    <w:bookmarkStart w:id="224" w:name="X3cda763227efb85ffcf50601bb9e1b297d470ff"/>
+    <w:p>
+      <w:pPr>
+        <w:pStyle w:val="Heading2"/>
+      </w:pPr>
+      <w:r>
+        <w:t xml:space="preserve">2.8 Operations</w:t>
+      </w:r>
+    </w:p>
+    <w:bookmarkStart w:id="223" w:name="X04562bceddaf8a85f3c8f43df21107ee9ff7844"/>
     <w:p>
       <w:pPr>
         <w:pStyle w:val="Heading3"/>
       </w:pPr>
       <w:r>
-        <w:t xml:space="preserve">2.7.6 Global Monitor</w:t>
-      </w:r>
-    </w:p>
-    <w:bookmarkStart w:id="189" w:name="X9b85947f690e481419209cf5d7690b6d31fc2c9"/>
-    <w:p>
-      <w:pPr>
-        <w:pStyle w:val="Heading4"/>
-      </w:pPr>
-      <w:r>
-        <w:t xml:space="preserve">2.7.6.1 Technical considerations</w:t>
-      </w:r>
-    </w:p>
-    <w:p>
-      <w:pPr>
-        <w:numPr>
-          <w:ilvl w:val="0"/>
-          <w:numId w:val="1062"/>
-        </w:numPr>
-      </w:pPr>
-      <w:r>
-        <w:t xml:space="preserve">WIS standardizes how system performance and data availability metrics are published from WIS2 Nodes and Global Services.</w:t>
-      </w:r>
-    </w:p>
-    <w:p>
-      <w:pPr>
-        <w:numPr>
-          <w:ilvl w:val="0"/>
-          <w:numId w:val="1062"/>
-        </w:numPr>
-      </w:pPr>
-      <w:r>
-        <w:t xml:space="preserve">For each type of Global Service, a set of standard metrics has been defined. Global Services will implement and provide an endpoint for those metrics to be scraped by the Global Monitor.</w:t>
-      </w:r>
-    </w:p>
-    <w:p>
-      <w:pPr>
-        <w:numPr>
-          <w:ilvl w:val="0"/>
-          <w:numId w:val="1062"/>
-        </w:numPr>
-      </w:pPr>
-      <w:r>
-        <w:t xml:space="preserve">The Global Monitor will collect metrics as defined in the OpenMetrics standard.</w:t>
-      </w:r>
-    </w:p>
-    <w:p>
-      <w:pPr>
-        <w:numPr>
-          <w:ilvl w:val="0"/>
-          <w:numId w:val="1062"/>
-        </w:numPr>
-      </w:pPr>
-      <w:r>
-        <w:t xml:space="preserve">The Global Monitor will monitor the "health" (that is, the performance) of components at NCs/DCPCs, as well as Global Services.</w:t>
-      </w:r>
-    </w:p>
-    <w:p>
-      <w:pPr>
-        <w:numPr>
-          <w:ilvl w:val="0"/>
-          <w:numId w:val="1062"/>
-        </w:numPr>
-      </w:pPr>
-      <w:r>
-        <w:t xml:space="preserve">The Global Monitor will provide a web-based dashboard that displays the WIS2 system performance and data availability.</w:t>
-      </w:r>
-    </w:p>
-    <w:p>
-      <w:pPr>
-        <w:numPr>
-          <w:ilvl w:val="0"/>
-          <w:numId w:val="1062"/>
-        </w:numPr>
-      </w:pPr>
-      <w:r>
-        <w:t xml:space="preserve">As a convention, the Global Monitor centre-id will be</w:t>
-      </w:r>
-      <w:r>
-        <w:t xml:space="preserve"> </w:t>
-      </w:r>
-      <w:r>
-        <w:rPr>
-          <w:rStyle w:val="VerbatimChar"/>
-        </w:rPr>
-        <w:t xml:space="preserve">{tld}-{centre-name}-global-monitor</w:t>
-      </w:r>
-      <w:r>
-        <w:t xml:space="preserve">.</w:t>
-      </w:r>
-    </w:p>
-    <w:p>
-      <w:pPr>
-        <w:numPr>
-          <w:ilvl w:val="0"/>
-          <w:numId w:val="1062"/>
-        </w:numPr>
-      </w:pPr>
-      <w:r>
-        <w:t xml:space="preserve">The main task of the Global Monitor will be to regularly query the metrics provided by the relevant WIS2 entities, aggregate and process the data and then provide the results to the end user in a suitable presentation.</w:t>
-      </w:r>
-    </w:p>
-    <w:bookmarkEnd w:id="189"/>
-    <w:bookmarkEnd w:id="190"/>
-    <w:bookmarkEnd w:id="191"/>
-    <w:bookmarkStart w:id="226" w:name="X3cda763227efb85ffcf50601bb9e1b297d470ff"/>
-    <w:p>
-      <w:pPr>
-        <w:pStyle w:val="Heading2"/>
-      </w:pPr>
-      <w:r>
-        <w:t xml:space="preserve">2.8 Operations</w:t>
-      </w:r>
-    </w:p>
-    <w:bookmarkStart w:id="225" w:name="X04562bceddaf8a85f3c8f43df21107ee9ff7844"/>
-    <w:p>
-      <w:pPr>
-        <w:pStyle w:val="Heading3"/>
-      </w:pPr>
-      <w:r>
         <w:t xml:space="preserve">2.8.1 Interoperability with external systems</w:t>
       </w:r>
     </w:p>
@@ -8829,7 +8769,7 @@
         <w:t xml:space="preserve">use data from WIS2 data in the same manner, without the requirement for specialized software, tools, or applications.</w:t>
       </w:r>
     </w:p>
-    <w:bookmarkStart w:id="217" w:name="Xdfcef8a51a47770744d1c6284d6cc8465e590d9"/>
+    <w:bookmarkStart w:id="215" w:name="Xdfcef8a51a47770744d1c6284d6cc8465e590d9"/>
     <w:p>
       <w:pPr>
         <w:pStyle w:val="Heading4"/>
@@ -8902,7 +8842,7 @@
         <w:rPr>
           <w:rStyle w:val="FootnoteReference"/>
         </w:rPr>
-        <w:footnoteReference w:id="192"/>
+        <w:footnoteReference w:id="190"/>
       </w:r>
     </w:p>
     <w:p>
@@ -9065,7 +9005,7 @@
               <w:rPr>
                 <w:rStyle w:val="FootnoteReference"/>
               </w:rPr>
-              <w:footnoteReference w:id="193"/>
+              <w:footnoteReference w:id="191"/>
             </w:r>
           </w:p>
         </w:tc>
@@ -9228,7 +9168,7 @@
         <w:t xml:space="preserve">Aeronautical Fixed Service (AFS) are defined solely under the ICAO regulatory framework and are therefore beyond the scope of this Guide.</w:t>
       </w:r>
     </w:p>
-    <w:bookmarkStart w:id="197" w:name="X0b285da611dfb528bbe09e977d29c84f73ef00a"/>
+    <w:bookmarkStart w:id="195" w:name="X0b285da611dfb528bbe09e977d29c84f73ef00a"/>
     <w:p>
       <w:pPr>
         <w:pStyle w:val="Heading5"/>
@@ -9254,18 +9194,18 @@
           <wp:inline>
             <wp:extent cx="5334000" cy="1435119"/>
             <wp:effectExtent b="0" l="0" r="0" t="0"/>
-            <wp:docPr descr="Schematic of interoperability approach" title="" id="195" name="Picture"/>
+            <wp:docPr descr="Schematic of interoperability approach" title="" id="193" name="Picture"/>
             <a:graphic>
               <a:graphicData uri="http://schemas.openxmlformats.org/drawingml/2006/picture">
                 <pic:pic>
                   <pic:nvPicPr>
-                    <pic:cNvPr descr="images/wis2-to-swim-temp.png" id="196" name="Picture"/>
+                    <pic:cNvPr descr="images/wis2-to-swim-temp.png" id="194" name="Picture"/>
                     <pic:cNvPicPr>
                       <a:picLocks noChangeArrowheads="1" noChangeAspect="1"/>
                     </pic:cNvPicPr>
                   </pic:nvPicPr>
                   <pic:blipFill>
-                    <a:blip r:embed="rId194"/>
+                    <a:blip r:embed="rId192"/>
                     <a:stretch>
                       <a:fillRect/>
                     </a:stretch>
@@ -9320,44 +9260,44 @@
         <w:t xml:space="preserve">to SWIM.</w:t>
       </w:r>
     </w:p>
+    <w:bookmarkEnd w:id="195"/>
+    <w:bookmarkStart w:id="197" w:name="Xb20bb07a39f9322111bf6d1db1b5daed26a9d3a"/>
+    <w:p>
+      <w:pPr>
+        <w:pStyle w:val="Heading5"/>
+      </w:pPr>
+      <w:r>
+        <w:t xml:space="preserve">2.8.1.1.2 Data types and format</w:t>
+      </w:r>
+    </w:p>
+    <w:p>
+      <w:pPr>
+        <w:pStyle w:val="FirstParagraph"/>
+      </w:pPr>
+      <w:r>
+        <w:t xml:space="preserve">Specifications for aeronautical meteorological information are provided in ICAO</w:t>
+      </w:r>
+      <w:r>
+        <w:t xml:space="preserve"> </w:t>
+      </w:r>
+      <w:r>
+        <w:t xml:space="preserve">Annex 3 and other relevant guidance materials. The ICAO Meteorological Information Exchange Model (IWXXM) format (FM 205)</w:t>
+      </w:r>
+      <w:r>
+        <w:rPr>
+          <w:rStyle w:val="FootnoteReference"/>
+        </w:rPr>
+        <w:footnoteReference w:id="196"/>
+      </w:r>
+      <w:r>
+        <w:t xml:space="preserve"> </w:t>
+      </w:r>
+      <w:r>
+        <w:t xml:space="preserve">is to be used for encoding aeronautical meteorological information in SWIM.</w:t>
+      </w:r>
+    </w:p>
     <w:bookmarkEnd w:id="197"/>
-    <w:bookmarkStart w:id="199" w:name="Xb20bb07a39f9322111bf6d1db1b5daed26a9d3a"/>
-    <w:p>
-      <w:pPr>
-        <w:pStyle w:val="Heading5"/>
-      </w:pPr>
-      <w:r>
-        <w:t xml:space="preserve">2.8.1.1.2 Data types and format</w:t>
-      </w:r>
-    </w:p>
-    <w:p>
-      <w:pPr>
-        <w:pStyle w:val="FirstParagraph"/>
-      </w:pPr>
-      <w:r>
-        <w:t xml:space="preserve">Specifications for aeronautical meteorological information are provided in ICAO</w:t>
-      </w:r>
-      <w:r>
-        <w:t xml:space="preserve"> </w:t>
-      </w:r>
-      <w:r>
-        <w:t xml:space="preserve">Annex 3 and other relevant guidance materials. The ICAO Meteorological Information Exchange Model (IWXXM) format (FM 205)</w:t>
-      </w:r>
-      <w:r>
-        <w:rPr>
-          <w:rStyle w:val="FootnoteReference"/>
-        </w:rPr>
-        <w:footnoteReference w:id="198"/>
-      </w:r>
-      <w:r>
-        <w:t xml:space="preserve"> </w:t>
-      </w:r>
-      <w:r>
-        <w:t xml:space="preserve">is to be used for encoding aeronautical meteorological information in SWIM.</w:t>
-      </w:r>
-    </w:p>
-    <w:bookmarkEnd w:id="199"/>
-    <w:bookmarkStart w:id="204" w:name="X46c32021402e9ea7b8e48f4915b125439add1b0"/>
+    <w:bookmarkStart w:id="202" w:name="X46c32021402e9ea7b8e48f4915b125439add1b0"/>
     <w:p>
       <w:pPr>
         <w:pStyle w:val="Heading5"/>
@@ -9580,36 +9520,36 @@
         <w:rPr>
           <w:rStyle w:val="FootnoteReference"/>
         </w:rPr>
+        <w:footnoteReference w:id="198"/>
+      </w:r>
+      <w:r>
+        <w:rPr>
+          <w:rStyle w:val="FootnoteReference"/>
+        </w:rPr>
+        <w:footnoteReference w:id="199"/>
+      </w:r>
+      <w:r>
+        <w:t xml:space="preserve"> </w:t>
+      </w:r>
+      <w:r>
+        <w:t xml:space="preserve">applied at the WIS2 Node;</w:t>
+      </w:r>
+    </w:p>
+    <w:p>
+      <w:pPr>
+        <w:numPr>
+          <w:ilvl w:val="0"/>
+          <w:numId w:val="1064"/>
+        </w:numPr>
+      </w:pPr>
+      <w:r>
+        <w:t xml:space="preserve">Are not cached within WIS2 by the Global Caches.</w:t>
+      </w:r>
+      <w:r>
+        <w:rPr>
+          <w:rStyle w:val="FootnoteReference"/>
+        </w:rPr>
         <w:footnoteReference w:id="200"/>
-      </w:r>
-      <w:r>
-        <w:rPr>
-          <w:rStyle w:val="FootnoteReference"/>
-        </w:rPr>
-        <w:footnoteReference w:id="201"/>
-      </w:r>
-      <w:r>
-        <w:t xml:space="preserve"> </w:t>
-      </w:r>
-      <w:r>
-        <w:t xml:space="preserve">applied at the WIS2 Node;</w:t>
-      </w:r>
-    </w:p>
-    <w:p>
-      <w:pPr>
-        <w:numPr>
-          <w:ilvl w:val="0"/>
-          <w:numId w:val="1064"/>
-        </w:numPr>
-      </w:pPr>
-      <w:r>
-        <w:t xml:space="preserve">Are not cached within WIS2 by the Global Caches.</w:t>
-      </w:r>
-      <w:r>
-        <w:rPr>
-          <w:rStyle w:val="FootnoteReference"/>
-        </w:rPr>
-        <w:footnoteReference w:id="202"/>
       </w:r>
     </w:p>
     <w:p>
@@ -9947,7 +9887,7 @@
         <w:rPr>
           <w:rStyle w:val="FootnoteReference"/>
         </w:rPr>
-        <w:footnoteReference w:id="203"/>
+        <w:footnoteReference w:id="201"/>
       </w:r>
     </w:p>
     <w:p>
@@ -10087,8 +10027,8 @@
         <w:t xml:space="preserve">least 24 hours is recommended.</w:t>
       </w:r>
     </w:p>
-    <w:bookmarkEnd w:id="204"/>
-    <w:bookmarkStart w:id="213" w:name="X8db259eb1a1bfe56c034a46bdb3dc42d11142ae"/>
+    <w:bookmarkEnd w:id="202"/>
+    <w:bookmarkStart w:id="211" w:name="X8db259eb1a1bfe56c034a46bdb3dc42d11142ae"/>
     <w:p>
       <w:pPr>
         <w:pStyle w:val="Heading5"/>
@@ -10114,7 +10054,7 @@
         <w:rPr>
           <w:rStyle w:val="FootnoteReference"/>
         </w:rPr>
-        <w:footnoteReference w:id="205"/>
+        <w:footnoteReference w:id="203"/>
       </w:r>
     </w:p>
     <w:p>
@@ -10126,18 +10066,18 @@
           <wp:inline>
             <wp:extent cx="5334000" cy="1838335"/>
             <wp:effectExtent b="0" l="0" r="0" t="0"/>
-            <wp:docPr descr="Interactions between the gateway component and the WIS2 and SWIM components" title="" id="207" name="Picture"/>
+            <wp:docPr descr="Interactions between the gateway component and the WIS2 and SWIM components" title="" id="205" name="Picture"/>
             <a:graphic>
               <a:graphicData uri="http://schemas.openxmlformats.org/drawingml/2006/picture">
                 <pic:pic>
                   <pic:nvPicPr>
-                    <pic:cNvPr descr="images/wis2-to-swim-interaction-temp.png" id="208" name="Picture"/>
+                    <pic:cNvPr descr="images/wis2-to-swim-interaction-temp.png" id="206" name="Picture"/>
                     <pic:cNvPicPr>
                       <a:picLocks noChangeArrowheads="1" noChangeAspect="1"/>
                     </pic:cNvPicPr>
                   </pic:nvPicPr>
                   <pic:blipFill>
-                    <a:blip r:embed="rId206"/>
+                    <a:blip r:embed="rId204"/>
                     <a:stretch>
                       <a:fillRect/>
                     </a:stretch>
@@ -10258,7 +10198,7 @@
         <w:rPr>
           <w:rStyle w:val="FootnoteReference"/>
         </w:rPr>
-        <w:footnoteReference w:id="209"/>
+        <w:footnoteReference w:id="207"/>
       </w:r>
     </w:p>
     <w:p>
@@ -10309,7 +10249,7 @@
         <w:rPr>
           <w:rStyle w:val="FootnoteReference"/>
         </w:rPr>
-        <w:footnoteReference w:id="210"/>
+        <w:footnoteReference w:id="208"/>
       </w:r>
       <w:r>
         <w:t xml:space="preserve"> </w:t>
@@ -10344,7 +10284,7 @@
         <w:rPr>
           <w:rStyle w:val="FootnoteReference"/>
         </w:rPr>
-        <w:footnoteReference w:id="211"/>
+        <w:footnoteReference w:id="209"/>
       </w:r>
       <w:r>
         <w:t xml:space="preserve">, and embed the aviation weather data resource</w:t>
@@ -10416,7 +10356,7 @@
         <w:rPr>
           <w:rStyle w:val="FootnoteReference"/>
         </w:rPr>
-        <w:footnoteReference w:id="212"/>
+        <w:footnoteReference w:id="210"/>
       </w:r>
       <w:r>
         <w:t xml:space="preserve"> </w:t>
@@ -10463,8 +10403,8 @@
         <w:t xml:space="preserve">the organizational governance in place.</w:t>
       </w:r>
     </w:p>
-    <w:bookmarkEnd w:id="213"/>
-    <w:bookmarkStart w:id="216" w:name="X324dd5baff3dd5a559e8cb78fd62506b39d8a6f"/>
+    <w:bookmarkEnd w:id="211"/>
+    <w:bookmarkStart w:id="214" w:name="X324dd5baff3dd5a559e8cb78fd62506b39d8a6f"/>
     <w:p>
       <w:pPr>
         <w:pStyle w:val="Heading5"/>
@@ -10490,7 +10430,7 @@
         <w:rPr>
           <w:rStyle w:val="FootnoteReference"/>
         </w:rPr>
-        <w:footnoteReference w:id="214"/>
+        <w:footnoteReference w:id="212"/>
       </w:r>
     </w:p>
     <w:p>
@@ -10515,9 +10455,9 @@
         <w:t xml:space="preserve">authorized sources, such as a gateway, and should validate incoming messages as aeronautical meteorological information.</w:t>
       </w:r>
     </w:p>
-    <w:bookmarkEnd w:id="216"/>
-    <w:bookmarkEnd w:id="217"/>
-    <w:bookmarkStart w:id="224" w:name="X18b534d18fbc2c217839aa8fa8b546773191a7b"/>
+    <w:bookmarkEnd w:id="214"/>
+    <w:bookmarkEnd w:id="215"/>
+    <w:bookmarkStart w:id="222" w:name="X18b534d18fbc2c217839aa8fa8b546773191a7b"/>
     <w:p>
       <w:pPr>
         <w:pStyle w:val="Heading4"/>
@@ -10579,7 +10519,7 @@
         <w:rPr>
           <w:rStyle w:val="FootnoteReference"/>
         </w:rPr>
-        <w:footnoteReference w:id="218"/>
+        <w:footnoteReference w:id="216"/>
       </w:r>
       <w:r>
         <w:t xml:space="preserve"> </w:t>
@@ -10680,7 +10620,7 @@
         <w:t xml:space="preserve">the extract, transform and load (ETL) functions to ensure that the bilateral exchange is mutually beneficial.</w:t>
       </w:r>
     </w:p>
-    <w:bookmarkStart w:id="223" w:name="Xe1a3f911333094636c99af6e51cc67bda1a0fa5"/>
+    <w:bookmarkStart w:id="221" w:name="Xe1a3f911333094636c99af6e51cc67bda1a0fa5"/>
     <w:p>
       <w:pPr>
         <w:pStyle w:val="Heading5"/>
@@ -10776,18 +10716,18 @@
           <wp:inline>
             <wp:extent cx="5334000" cy="1393475"/>
             <wp:effectExtent b="0" l="0" r="0" t="0"/>
-            <wp:docPr descr="Figure 4. WIS2 and ODIS metadata and catalogue interoperability" title="" id="221" name="Picture"/>
+            <wp:docPr descr="Figure 4. WIS2 and ODIS metadata and catalogue interoperability" title="" id="219" name="Picture"/>
             <a:graphic>
               <a:graphicData uri="http://schemas.openxmlformats.org/drawingml/2006/picture">
                 <pic:pic>
                   <pic:nvPicPr>
-                    <pic:cNvPr descr="images/wis2-odis-metadata-discovery-interop.png" id="222" name="Picture"/>
+                    <pic:cNvPr descr="images/wis2-odis-metadata-discovery-interop.png" id="220" name="Picture"/>
                     <pic:cNvPicPr>
                       <a:picLocks noChangeArrowheads="1" noChangeAspect="1"/>
                     </pic:cNvPicPr>
                   </pic:nvPicPr>
                   <pic:blipFill>
-                    <a:blip r:embed="rId220"/>
+                    <a:blip r:embed="rId218"/>
                     <a:stretch>
                       <a:fillRect/>
                     </a:stretch>
@@ -10830,27 +10770,114 @@
         <w:t xml:space="preserve">As a result, federated discovery will be realized between both systems, users will be able to access the data from as close as possible to their source, and the data will be able to be used and reused in an authoritative manner.</w:t>
       </w:r>
     </w:p>
+    <w:bookmarkEnd w:id="221"/>
+    <w:bookmarkEnd w:id="222"/>
     <w:bookmarkEnd w:id="223"/>
     <w:bookmarkEnd w:id="224"/>
     <w:bookmarkEnd w:id="225"/>
+    <w:bookmarkStart w:id="250" w:name="Xa57fcea0326db383435a81290ee1f4280d7ce75"/>
+    <w:p>
+      <w:pPr>
+        <w:pStyle w:val="Heading1"/>
+      </w:pPr>
+      <w:r>
+        <w:t xml:space="preserve">PART III. Additional components</w:t>
+      </w:r>
+    </w:p>
+    <w:bookmarkStart w:id="229" w:name="X91f34318810edfc8930b866bc6c182083d198dc"/>
+    <w:p>
+      <w:pPr>
+        <w:pStyle w:val="Heading2"/>
+      </w:pPr>
+      <w:r>
+        <w:t xml:space="preserve">3.1 Overview</w:t>
+      </w:r>
+    </w:p>
+    <w:bookmarkStart w:id="226" w:name="X017a35a9d41caaaba3be4e1b6a6749800b5301f"/>
+    <w:p>
+      <w:pPr>
+        <w:pStyle w:val="Heading3"/>
+      </w:pPr>
+      <w:r>
+        <w:t xml:space="preserve">3.1.1 Value-added capabilities</w:t>
+      </w:r>
+    </w:p>
+    <w:p>
+      <w:pPr>
+        <w:pStyle w:val="FirstParagraph"/>
+      </w:pPr>
+      <w:r>
+        <w:t xml:space="preserve">Alongside the core set of Global Services defined, Additional Global Services and Sensor Centres provide value-added capabilities within WIS2.</w:t>
+      </w:r>
+    </w:p>
+    <w:p>
+      <w:pPr>
+        <w:pStyle w:val="BodyText"/>
+      </w:pPr>
+      <w:r>
+        <w:t xml:space="preserve">Additional Global Services:</w:t>
+      </w:r>
+    </w:p>
+    <w:p>
+      <w:pPr>
+        <w:numPr>
+          <w:ilvl w:val="0"/>
+          <w:numId w:val="1069"/>
+        </w:numPr>
+      </w:pPr>
+      <w:r>
+        <w:t xml:space="preserve">provide value added capabilities and insights into WIS2</w:t>
+      </w:r>
+    </w:p>
+    <w:p>
+      <w:pPr>
+        <w:numPr>
+          <w:ilvl w:val="0"/>
+          <w:numId w:val="1069"/>
+        </w:numPr>
+      </w:pPr>
+      <w:r>
+        <w:t xml:space="preserve">are not required components of WIS2</w:t>
+      </w:r>
+    </w:p>
+    <w:p>
+      <w:pPr>
+        <w:numPr>
+          <w:ilvl w:val="0"/>
+          <w:numId w:val="1069"/>
+        </w:numPr>
+      </w:pPr>
+      <w:r>
+        <w:t xml:space="preserve">may be provided with various access control policies depending on their scope</w:t>
+      </w:r>
+    </w:p>
+    <w:p>
+      <w:pPr>
+        <w:pStyle w:val="FirstParagraph"/>
+      </w:pPr>
+      <w:r>
+        <w:t xml:space="preserve">Sensor Centres:</w:t>
+      </w:r>
+    </w:p>
+    <w:p>
+      <w:pPr>
+        <w:numPr>
+          <w:ilvl w:val="0"/>
+          <w:numId w:val="1070"/>
+        </w:numPr>
+      </w:pPr>
+      <w:r>
+        <w:t xml:space="preserve">provide continuous measurement and assessment on WIS2 functions</w:t>
+      </w:r>
+    </w:p>
     <w:bookmarkEnd w:id="226"/>
-    <w:bookmarkEnd w:id="227"/>
-    <w:bookmarkStart w:id="249" w:name="Xa57fcea0326db383435a81290ee1f4280d7ce75"/>
-    <w:p>
-      <w:pPr>
-        <w:pStyle w:val="Heading1"/>
-      </w:pPr>
-      <w:r>
-        <w:t xml:space="preserve">PART III. Additional components</w:t>
-      </w:r>
-    </w:p>
-    <w:bookmarkStart w:id="228" w:name="X91f34318810edfc8930b866bc6c182083d198dc"/>
-    <w:p>
-      <w:pPr>
-        <w:pStyle w:val="Heading2"/>
-      </w:pPr>
-      <w:r>
-        <w:t xml:space="preserve">3.1 Overview</w:t>
+    <w:bookmarkStart w:id="227" w:name="Xd06b73138687276f668d5a40133b2d335076b18"/>
+    <w:p>
+      <w:pPr>
+        <w:pStyle w:val="Heading3"/>
+      </w:pPr>
+      <w:r>
+        <w:t xml:space="preserve">3.1.2 Designation procedure for Additional Components</w:t>
       </w:r>
     </w:p>
     <w:p>
@@ -10858,202 +10885,67 @@
         <w:pStyle w:val="FirstParagraph"/>
       </w:pPr>
       <w:r>
-        <w:t xml:space="preserve">In addition to the core set of Global Services defined, additional Global Services may exists in WIS2.</w:t>
-      </w:r>
-    </w:p>
-    <w:p>
-      <w:pPr>
-        <w:pStyle w:val="BodyText"/>
-      </w:pPr>
-      <w:r>
-        <w:t xml:space="preserve">Additional Global Services:</w:t>
-      </w:r>
-    </w:p>
-    <w:p>
-      <w:pPr>
-        <w:numPr>
-          <w:ilvl w:val="0"/>
-          <w:numId w:val="1069"/>
-        </w:numPr>
-      </w:pPr>
-      <w:r>
-        <w:t xml:space="preserve">provide value added capabilities and insights into WIS2</w:t>
-      </w:r>
-    </w:p>
-    <w:p>
-      <w:pPr>
-        <w:numPr>
-          <w:ilvl w:val="0"/>
-          <w:numId w:val="1069"/>
-        </w:numPr>
-      </w:pPr>
-      <w:r>
-        <w:t xml:space="preserve">are not required components of WIS2</w:t>
-      </w:r>
-    </w:p>
-    <w:p>
-      <w:pPr>
-        <w:numPr>
-          <w:ilvl w:val="0"/>
-          <w:numId w:val="1069"/>
-        </w:numPr>
-      </w:pPr>
-      <w:r>
-        <w:t xml:space="preserve">may be provided with various access control policies depending on their scope</w:t>
-      </w:r>
-    </w:p>
-    <w:bookmarkEnd w:id="228"/>
-    <w:bookmarkStart w:id="238" w:name="X49c9230aa828ae783ce52bef128fc5f1edbf5bb"/>
-    <w:p>
-      <w:pPr>
-        <w:pStyle w:val="Heading2"/>
-      </w:pPr>
-      <w:r>
-        <w:t xml:space="preserve">3.2 Other services</w:t>
-      </w:r>
-    </w:p>
-    <w:bookmarkStart w:id="237" w:name="Xd526160ac96015183d99bf02611bde73ec81c6a"/>
-    <w:p>
-      <w:pPr>
-        <w:pStyle w:val="Heading3"/>
-      </w:pPr>
-      <w:r>
-        <w:t xml:space="preserve">3.2.1 Global Replay</w:t>
-      </w:r>
-    </w:p>
-    <w:p>
-      <w:pPr>
-        <w:pStyle w:val="FirstParagraph"/>
-      </w:pPr>
-      <w:r>
-        <w:t xml:space="preserve">A Global Replay provides access and subscription to past WIS Notification Messages.</w:t>
-      </w:r>
-    </w:p>
-    <w:bookmarkStart w:id="229" w:name="Xd4a16cd37216de6458e35ff030cd1221d1e6530"/>
-    <w:p>
-      <w:pPr>
-        <w:pStyle w:val="Heading4"/>
-      </w:pPr>
-      <w:r>
-        <w:t xml:space="preserve">3.2.1.1 Component definition</w:t>
-      </w:r>
-    </w:p>
-    <w:p>
-      <w:pPr>
-        <w:numPr>
-          <w:ilvl w:val="0"/>
-          <w:numId w:val="1070"/>
-        </w:numPr>
-      </w:pPr>
-      <w:r>
-        <w:t xml:space="preserve">WIS2 may include a Global Replay.</w:t>
-      </w:r>
-    </w:p>
-    <w:p>
-      <w:pPr>
-        <w:numPr>
-          <w:ilvl w:val="0"/>
-          <w:numId w:val="1070"/>
-        </w:numPr>
-      </w:pPr>
-      <w:r>
-        <w:t xml:space="preserve">The Global Replay provides the Global Cache, Global Discovery Catalogue and data consumers with a mechanism to search, query and subscribe to past notification messages and monitoring events of interest as published by the Global Broker.</w:t>
-      </w:r>
-    </w:p>
-    <w:p>
-      <w:pPr>
-        <w:numPr>
-          <w:ilvl w:val="0"/>
-          <w:numId w:val="1070"/>
-        </w:numPr>
-      </w:pPr>
-      <w:r>
-        <w:t xml:space="preserve">A Global Replay subscribes to all notification messages and monitoring events as published by Global Broker. It stores the notification message and monitoring events.</w:t>
-      </w:r>
-    </w:p>
-    <w:p>
-      <w:pPr>
-        <w:numPr>
-          <w:ilvl w:val="0"/>
-          <w:numId w:val="1070"/>
-        </w:numPr>
-      </w:pPr>
-      <w:r>
-        <w:t xml:space="preserve">A Global Replay shall store copies of notification messages and monitoring events for a duration compatible with the real-time or near real-time schedule of the data and not less than:</w:t>
+        <w:t xml:space="preserve">Any WMO Member or partner organisation may request to operate an Additional Component that is defined in this Guide.</w:t>
+      </w:r>
+    </w:p>
+    <w:p>
+      <w:pPr>
+        <w:pStyle w:val="BodyText"/>
+      </w:pPr>
+      <w:r>
+        <w:t xml:space="preserve">Additional Components provide value to the entire WIS2 ecosystem. As such, all instances of Additional Components must be assessed to assure their correct operation before being designated as a WIS2 component.</w:t>
+      </w:r>
+    </w:p>
+    <w:p>
+      <w:pPr>
+        <w:pStyle w:val="BodyText"/>
+      </w:pPr>
+      <w:r>
+        <w:t xml:space="preserve">The designation of an Additional Component involves the following steps:</w:t>
+      </w:r>
+    </w:p>
+    <w:p>
+      <w:pPr>
+        <w:numPr>
+          <w:ilvl w:val="0"/>
+          <w:numId w:val="1071"/>
+        </w:numPr>
+      </w:pPr>
+      <w:r>
+        <w:t xml:space="preserve">Request to host an Additional Component: the "service offer".</w:t>
       </w:r>
     </w:p>
     <w:p>
       <w:pPr>
         <w:numPr>
           <w:ilvl w:val="1"/>
+          <w:numId w:val="1072"/>
+        </w:numPr>
+      </w:pPr>
+      <w:r>
+        <w:t xml:space="preserve">A service offer shall be made by the Permanent Representative of the Member country or territory from where the Additional Component will operate, or by the organisation responsible for WMO Programme or Activity that will operate the Additional Component.</w:t>
+      </w:r>
+    </w:p>
+    <w:p>
+      <w:pPr>
+        <w:numPr>
+          <w:ilvl w:val="1"/>
+          <w:numId w:val="1072"/>
+        </w:numPr>
+      </w:pPr>
+      <w:r>
+        <w:t xml:space="preserve">A service offer shall include: (i) the type of Additional Component - this shall be a type that is defined in this Guide, (ii) an outline the Centre’s capacity to deliver the proposed component, and (iii) contact details for the focal point responsible for the Additional Component.</w:t>
+      </w:r>
+    </w:p>
+    <w:p>
+      <w:pPr>
+        <w:numPr>
+          <w:ilvl w:val="0"/>
           <w:numId w:val="1071"/>
         </w:numPr>
       </w:pPr>
       <w:r>
-        <w:t xml:space="preserve">1 day for notification messages.</w:t>
-      </w:r>
-    </w:p>
-    <w:p>
-      <w:pPr>
-        <w:numPr>
-          <w:ilvl w:val="1"/>
-          <w:numId w:val="1071"/>
-        </w:numPr>
-      </w:pPr>
-      <w:r>
-        <w:t xml:space="preserve">7 days for monitoring events.</w:t>
-      </w:r>
-    </w:p>
-    <w:p>
-      <w:pPr>
-        <w:numPr>
-          <w:ilvl w:val="0"/>
-          <w:numId w:val="1070"/>
-        </w:numPr>
-      </w:pPr>
-      <w:r>
-        <w:t xml:space="preserve">A Global Replay will discard notification messages and monitoring events once the retention period has expired.</w:t>
-      </w:r>
-    </w:p>
-    <w:bookmarkEnd w:id="229"/>
-    <w:bookmarkStart w:id="234" w:name="Xd4c8a4d9f9479c53b953750028bfc8e5fc06907"/>
-    <w:p>
-      <w:pPr>
-        <w:pStyle w:val="Heading4"/>
-      </w:pPr>
-      <w:r>
-        <w:t xml:space="preserve">3.2.1.2 Technical considerations</w:t>
-      </w:r>
-    </w:p>
-    <w:p>
-      <w:pPr>
-        <w:numPr>
-          <w:ilvl w:val="0"/>
-          <w:numId w:val="1072"/>
-        </w:numPr>
-      </w:pPr>
-      <w:r>
-        <w:t xml:space="preserve">The Global Replay provides Global Services and data consumers with a mechanism to search, query and subscribe to notification messages and monitoring events of interest.</w:t>
-      </w:r>
-    </w:p>
-    <w:p>
-      <w:pPr>
-        <w:numPr>
-          <w:ilvl w:val="0"/>
-          <w:numId w:val="1072"/>
-        </w:numPr>
-      </w:pPr>
-      <w:r>
-        <w:t xml:space="preserve">The Global Replay implements the OGC API – Features – Part 1: Core standard</w:t>
-      </w:r>
-      <w:r>
-        <w:rPr>
-          <w:rStyle w:val="FootnoteReference"/>
-        </w:rPr>
-        <w:footnoteReference w:id="230"/>
-      </w:r>
-      <w:r>
-        <w:t xml:space="preserve">, adhering to the following conformance classes and their dependencies:</w:t>
+        <w:t xml:space="preserve">Complete the WIS2 Register.</w:t>
       </w:r>
     </w:p>
     <w:p>
@@ -11064,38 +10956,18 @@
         </w:numPr>
       </w:pPr>
       <w:r>
-        <w:t xml:space="preserve">Core</w:t>
-      </w:r>
-    </w:p>
-    <w:p>
-      <w:pPr>
-        <w:numPr>
-          <w:ilvl w:val="1"/>
-          <w:numId w:val="1073"/>
-        </w:numPr>
-      </w:pPr>
-      <w:r>
-        <w:t xml:space="preserve">GeoJSON</w:t>
-      </w:r>
-    </w:p>
-    <w:p>
-      <w:pPr>
-        <w:numPr>
-          <w:ilvl w:val="0"/>
-          <w:numId w:val="1072"/>
-        </w:numPr>
-      </w:pPr>
-      <w:r>
-        <w:t xml:space="preserve">The Global Replay implements the OGC API – Processes - Part 1: Core standard</w:t>
-      </w:r>
-      <w:r>
-        <w:rPr>
-          <w:rStyle w:val="FootnoteReference"/>
-        </w:rPr>
-        <w:footnoteReference w:id="232"/>
-      </w:r>
-      <w:r>
-        <w:t xml:space="preserve">, adhering to the following conformance classes and their dependencies:</w:t>
+        <w:t xml:space="preserve">Once the Additional Component is ready for assessment, the focal point shall update the WIS2 Register providing the information requested by the Secretariat, including but not limited to: the proposed centre identifier ("centre-id"), and technical details for the Additional Component required to connect with other WIS2 components.</w:t>
+      </w:r>
+    </w:p>
+    <w:p>
+      <w:pPr>
+        <w:numPr>
+          <w:ilvl w:val="0"/>
+          <w:numId w:val="1071"/>
+        </w:numPr>
+      </w:pPr>
+      <w:r>
+        <w:t xml:space="preserve">Provide details of WIS2 components.</w:t>
       </w:r>
     </w:p>
     <w:p>
@@ -11106,147 +10978,18 @@
         </w:numPr>
       </w:pPr>
       <w:r>
-        <w:t xml:space="preserve">Core</w:t>
-      </w:r>
-    </w:p>
-    <w:p>
-      <w:pPr>
-        <w:numPr>
-          <w:ilvl w:val="1"/>
-          <w:numId w:val="1074"/>
-        </w:numPr>
-      </w:pPr>
-      <w:r>
-        <w:t xml:space="preserve">OGC Process Description</w:t>
-      </w:r>
-    </w:p>
-    <w:p>
-      <w:pPr>
-        <w:numPr>
-          <w:ilvl w:val="1"/>
-          <w:numId w:val="1074"/>
-        </w:numPr>
-      </w:pPr>
-      <w:r>
-        <w:t xml:space="preserve">JSON</w:t>
-      </w:r>
-    </w:p>
-    <w:p>
-      <w:pPr>
-        <w:numPr>
-          <w:ilvl w:val="0"/>
-          <w:numId w:val="1072"/>
-        </w:numPr>
-      </w:pPr>
-      <w:r>
-        <w:t xml:space="preserve">A Global Replay shall subscribe to all Global Broker instances, to the topics</w:t>
-      </w:r>
-      <w:r>
-        <w:t xml:space="preserve"> </w:t>
-      </w:r>
-      <w:r>
-        <w:rPr>
-          <w:rStyle w:val="VerbatimChar"/>
-        </w:rPr>
-        <w:t xml:space="preserve">origin/a/wis2/#</w:t>
-      </w:r>
-      <w:r>
-        <w:t xml:space="preserve">,</w:t>
-      </w:r>
-      <w:r>
-        <w:t xml:space="preserve"> </w:t>
-      </w:r>
-      <w:r>
-        <w:rPr>
-          <w:rStyle w:val="VerbatimChar"/>
-        </w:rPr>
-        <w:t xml:space="preserve">cache/a/wis2/#</w:t>
-      </w:r>
-      <w:r>
-        <w:t xml:space="preserve"> </w:t>
-      </w:r>
-      <w:r>
-        <w:t xml:space="preserve">and</w:t>
-      </w:r>
-      <w:r>
-        <w:t xml:space="preserve"> </w:t>
-      </w:r>
-      <w:r>
-        <w:rPr>
-          <w:rStyle w:val="VerbatimChar"/>
-        </w:rPr>
-        <w:t xml:space="preserve">monitor/a/wis2/#</w:t>
-      </w:r>
-      <w:r>
-        <w:t xml:space="preserve">.</w:t>
-      </w:r>
-    </w:p>
-    <w:p>
-      <w:pPr>
-        <w:numPr>
-          <w:ilvl w:val="0"/>
-          <w:numId w:val="1072"/>
-        </w:numPr>
-      </w:pPr>
-      <w:r>
-        <w:t xml:space="preserve">A Global Replay shall use the notification message and monitoring event identifier to deduplicate notifications and events.</w:t>
-      </w:r>
-    </w:p>
-    <w:p>
-      <w:pPr>
-        <w:numPr>
-          <w:ilvl w:val="0"/>
-          <w:numId w:val="1072"/>
-        </w:numPr>
-      </w:pPr>
-      <w:r>
-        <w:t xml:space="preserve">The Global Replay will make notification messages available via the API collection identifier</w:t>
-      </w:r>
-      <w:r>
-        <w:t xml:space="preserve"> </w:t>
-      </w:r>
-      <w:r>
-        <w:rPr>
-          <w:rStyle w:val="VerbatimChar"/>
-        </w:rPr>
-        <w:t xml:space="preserve">wis2-notification-messages</w:t>
-      </w:r>
-      <w:r>
-        <w:t xml:space="preserve">.</w:t>
-      </w:r>
-    </w:p>
-    <w:p>
-      <w:pPr>
-        <w:numPr>
-          <w:ilvl w:val="0"/>
-          <w:numId w:val="1072"/>
-        </w:numPr>
-      </w:pPr>
-      <w:r>
-        <w:t xml:space="preserve">The Global Replay will make monitoring events available via the API collection identifier</w:t>
-      </w:r>
-      <w:r>
-        <w:t xml:space="preserve"> </w:t>
-      </w:r>
-      <w:r>
-        <w:rPr>
-          <w:rStyle w:val="VerbatimChar"/>
-        </w:rPr>
-        <w:t xml:space="preserve">wis2-monitoring-events</w:t>
-      </w:r>
-      <w:r>
-        <w:t xml:space="preserve">.</w:t>
-      </w:r>
-    </w:p>
-    <w:p>
-      <w:pPr>
-        <w:numPr>
-          <w:ilvl w:val="0"/>
-          <w:numId w:val="1072"/>
-        </w:numPr>
-      </w:pPr>
-      <w:r>
-        <w:t xml:space="preserve">The Global Replay will provide an API process to trigger the republication of previously sent messages, allowing users to subscribe to messages with various criteria (spatial and / or temporal extent, topic selection) via the Global Broker.</w:t>
+        <w:t xml:space="preserve">The Secretariat provides connection details (such as IP addresses or hostnames) for the WIS2 services or components to which Additional Component needs to connect.</w:t>
+      </w:r>
+    </w:p>
+    <w:p>
+      <w:pPr>
+        <w:numPr>
+          <w:ilvl w:val="0"/>
+          <w:numId w:val="1071"/>
+        </w:numPr>
+      </w:pPr>
+      <w:r>
+        <w:t xml:space="preserve">Additional Component assessment.</w:t>
       </w:r>
     </w:p>
     <w:p>
@@ -11257,100 +11000,7 @@
         </w:numPr>
       </w:pPr>
       <w:r>
-        <w:t xml:space="preserve">the API process request accepts the following inputs:</w:t>
-      </w:r>
-    </w:p>
-    <w:p>
-      <w:pPr>
-        <w:numPr>
-          <w:ilvl w:val="2"/>
-          <w:numId w:val="1076"/>
-        </w:numPr>
-      </w:pPr>
-      <w:r>
-        <w:rPr>
-          <w:rStyle w:val="VerbatimChar"/>
-        </w:rPr>
-        <w:t xml:space="preserve">datetime</w:t>
-      </w:r>
-      <w:r>
-        <w:t xml:space="preserve">: a temporal range of messages to republish (example</w:t>
-      </w:r>
-      <w:r>
-        <w:t xml:space="preserve"> </w:t>
-      </w:r>
-      <w:r>
-        <w:rPr>
-          <w:rStyle w:val="VerbatimChar"/>
-        </w:rPr>
-        <w:t xml:space="preserve">2025-04-06T17:21:26Z/2025-04-06T19:21:26Z</w:t>
-      </w:r>
-      <w:r>
-        <w:t xml:space="preserve">).</w:t>
-      </w:r>
-    </w:p>
-    <w:p>
-      <w:pPr>
-        <w:numPr>
-          <w:ilvl w:val="2"/>
-          <w:numId w:val="1076"/>
-        </w:numPr>
-      </w:pPr>
-      <w:r>
-        <w:rPr>
-          <w:rStyle w:val="VerbatimChar"/>
-        </w:rPr>
-        <w:t xml:space="preserve">subscriber-id</w:t>
-      </w:r>
-      <w:r>
-        <w:t xml:space="preserve">: a unique identifier (UUID) defined by the user/client. This identifier may be reused.</w:t>
-      </w:r>
-    </w:p>
-    <w:p>
-      <w:pPr>
-        <w:numPr>
-          <w:ilvl w:val="2"/>
-          <w:numId w:val="1076"/>
-        </w:numPr>
-      </w:pPr>
-      <w:r>
-        <w:rPr>
-          <w:rStyle w:val="VerbatimChar"/>
-        </w:rPr>
-        <w:t xml:space="preserve">topic</w:t>
-      </w:r>
-      <w:r>
-        <w:t xml:space="preserve">: the topic on which to trigger message replication (centre-id required, allowing</w:t>
-      </w:r>
-      <w:r>
-        <w:t xml:space="preserve"> </w:t>
-      </w:r>
-      <w:r>
-        <w:rPr>
-          <w:rStyle w:val="VerbatimChar"/>
-        </w:rPr>
-        <w:t xml:space="preserve">+</w:t>
-      </w:r>
-      <w:r>
-        <w:t xml:space="preserve"> </w:t>
-      </w:r>
-      <w:r>
-        <w:t xml:space="preserve">and</w:t>
-      </w:r>
-      <w:r>
-        <w:t xml:space="preserve"> </w:t>
-      </w:r>
-      <w:r>
-        <w:rPr>
-          <w:rStyle w:val="VerbatimChar"/>
-        </w:rPr>
-        <w:t xml:space="preserve">#</w:t>
-      </w:r>
-      <w:r>
-        <w:t xml:space="preserve"> </w:t>
-      </w:r>
-      <w:r>
-        <w:t xml:space="preserve">for subsequent topic levels)</w:t>
+        <w:t xml:space="preserve">In coordination with the WMO Secretariat and SC-IMT, the principal GISC of the Member country or territory from where the Additional Component will operate will assess technical compliance with specifications of WIS2 (e.g., provision of metrics, provision of WIS2 Monitor Event messages) and the specification of the Additional Component defined in this Guide.</w:t>
       </w:r>
     </w:p>
     <w:p>
@@ -11361,6 +11011,550 @@
         </w:numPr>
       </w:pPr>
       <w:r>
+        <w:t xml:space="preserve">Following successful technical compliance validation, the principal GISC undertakes a pre-operational assessment of the Additional Component for a period not less than one month. The GISC, in coordination with WMO Secretariat and SC-IMT, will facilitate connection with the Global Services if required. This assessment includes verifying interoperability with Global Services and validating performance against any KPIs defined for the Additional Component. During the pre-operational testing the Additional Component and any outputs it provides will be marked as experimental.</w:t>
+      </w:r>
+    </w:p>
+    <w:p>
+      <w:pPr>
+        <w:numPr>
+          <w:ilvl w:val="0"/>
+          <w:numId w:val="1071"/>
+        </w:numPr>
+      </w:pPr>
+      <w:r>
+        <w:t xml:space="preserve">Approve the designation of the Additional Component.</w:t>
+      </w:r>
+    </w:p>
+    <w:p>
+      <w:pPr>
+        <w:numPr>
+          <w:ilvl w:val="1"/>
+          <w:numId w:val="1076"/>
+        </w:numPr>
+      </w:pPr>
+      <w:r>
+        <w:t xml:space="preserve">Based on the findings of the technical validation and operational assessment, SC-IMT will consider the service offer and provide a recommendation to President of INFCOM for approval. In cases where the proposal is rejected, SC-IMT will provide constructive feedback to the requestor.</w:t>
+      </w:r>
+    </w:p>
+    <w:p>
+      <w:pPr>
+        <w:numPr>
+          <w:ilvl w:val="0"/>
+          <w:numId w:val="1071"/>
+        </w:numPr>
+      </w:pPr>
+      <w:r>
+        <w:t xml:space="preserve">Add new Additional Component to WIS2 (if approved).</w:t>
+      </w:r>
+    </w:p>
+    <w:p>
+      <w:pPr>
+        <w:numPr>
+          <w:ilvl w:val="1"/>
+          <w:numId w:val="1077"/>
+        </w:numPr>
+      </w:pPr>
+      <w:r>
+        <w:t xml:space="preserve">The Additional Component is added to the list of designated Additional Components maintained and published by the WMO Secretariat.</w:t>
+      </w:r>
+    </w:p>
+    <w:p>
+      <w:pPr>
+        <w:numPr>
+          <w:ilvl w:val="1"/>
+          <w:numId w:val="1077"/>
+        </w:numPr>
+      </w:pPr>
+      <w:r>
+        <w:t xml:space="preserve">Experimental marking is removed.</w:t>
+      </w:r>
+    </w:p>
+    <w:bookmarkEnd w:id="227"/>
+    <w:bookmarkStart w:id="228" w:name="Xe7ceaaf311da98ccc12c0a8038f9d74975f33d2"/>
+    <w:p>
+      <w:pPr>
+        <w:pStyle w:val="Heading3"/>
+      </w:pPr>
+      <w:r>
+        <w:t xml:space="preserve">3.1.3 Decommissioning procedure for Additional Components</w:t>
+      </w:r>
+    </w:p>
+    <w:p>
+      <w:pPr>
+        <w:pStyle w:val="FirstParagraph"/>
+      </w:pPr>
+      <w:r>
+        <w:t xml:space="preserve">When a Member seeks to stop operating an Additional Component they must contact the Secretariat to inform WMO of their wish to decommission the service. Members should provide sufficient lead-time between submitting the request to decommission and cessation of the service. Where the service contributes to the effective functioning of WIS2, the Member seeking to stop the service should attempt to find another Member to whom they can transfer their service obligations. On the date agreed for cessation of the service, the Secretariat will: (i) remove the Additional Component from the list designated services, and (ii) coordinate with the Global Service providers to disconnect the Additional Component from WIS2.</w:t>
+      </w:r>
+    </w:p>
+    <w:bookmarkEnd w:id="228"/>
+    <w:bookmarkEnd w:id="229"/>
+    <w:bookmarkStart w:id="239" w:name="X49c9230aa828ae783ce52bef128fc5f1edbf5bb"/>
+    <w:p>
+      <w:pPr>
+        <w:pStyle w:val="Heading2"/>
+      </w:pPr>
+      <w:r>
+        <w:t xml:space="preserve">3.2 Other services</w:t>
+      </w:r>
+    </w:p>
+    <w:p>
+      <w:pPr>
+        <w:pStyle w:val="FirstParagraph"/>
+      </w:pPr>
+      <w:r>
+        <w:t xml:space="preserve">A Member wishing to operate a Service defined in this Guide must submit a service offer as per the designation process described in 3.1.2 Designation procedure for Additional Components.</w:t>
+      </w:r>
+    </w:p>
+    <w:bookmarkStart w:id="238" w:name="Xd526160ac96015183d99bf02611bde73ec81c6a"/>
+    <w:p>
+      <w:pPr>
+        <w:pStyle w:val="Heading3"/>
+      </w:pPr>
+      <w:r>
+        <w:t xml:space="preserve">3.2.1 Global Replay</w:t>
+      </w:r>
+    </w:p>
+    <w:p>
+      <w:pPr>
+        <w:pStyle w:val="FirstParagraph"/>
+      </w:pPr>
+      <w:r>
+        <w:t xml:space="preserve">A Global Replay provides access and subscription to past WIS Notification Messages.</w:t>
+      </w:r>
+    </w:p>
+    <w:bookmarkStart w:id="230" w:name="Xd4a16cd37216de6458e35ff030cd1221d1e6530"/>
+    <w:p>
+      <w:pPr>
+        <w:pStyle w:val="Heading4"/>
+      </w:pPr>
+      <w:r>
+        <w:t xml:space="preserve">3.2.1.1 Component definition</w:t>
+      </w:r>
+    </w:p>
+    <w:p>
+      <w:pPr>
+        <w:numPr>
+          <w:ilvl w:val="0"/>
+          <w:numId w:val="1078"/>
+        </w:numPr>
+      </w:pPr>
+      <w:r>
+        <w:t xml:space="preserve">WIS2 may include a Global Replay.</w:t>
+      </w:r>
+    </w:p>
+    <w:p>
+      <w:pPr>
+        <w:numPr>
+          <w:ilvl w:val="0"/>
+          <w:numId w:val="1078"/>
+        </w:numPr>
+      </w:pPr>
+      <w:r>
+        <w:t xml:space="preserve">The Global Replay provides the Global Cache, Global Discovery Catalogue and data consumers with a mechanism to search, query and subscribe to past notification messages and monitoring events of interest as published by the Global Broker.</w:t>
+      </w:r>
+    </w:p>
+    <w:p>
+      <w:pPr>
+        <w:numPr>
+          <w:ilvl w:val="0"/>
+          <w:numId w:val="1078"/>
+        </w:numPr>
+      </w:pPr>
+      <w:r>
+        <w:t xml:space="preserve">A Global Replay subscribes to all notification messages and monitoring events as published by Global Broker. It stores the notification message and monitoring events.</w:t>
+      </w:r>
+    </w:p>
+    <w:p>
+      <w:pPr>
+        <w:numPr>
+          <w:ilvl w:val="0"/>
+          <w:numId w:val="1078"/>
+        </w:numPr>
+      </w:pPr>
+      <w:r>
+        <w:t xml:space="preserve">A Global Replay shall store copies of notification messages and monitoring events for a duration compatible with the real-time or near real-time schedule of the data and not less than:</w:t>
+      </w:r>
+    </w:p>
+    <w:p>
+      <w:pPr>
+        <w:numPr>
+          <w:ilvl w:val="1"/>
+          <w:numId w:val="1079"/>
+        </w:numPr>
+      </w:pPr>
+      <w:r>
+        <w:t xml:space="preserve">1 day for notification messages.</w:t>
+      </w:r>
+    </w:p>
+    <w:p>
+      <w:pPr>
+        <w:numPr>
+          <w:ilvl w:val="1"/>
+          <w:numId w:val="1079"/>
+        </w:numPr>
+      </w:pPr>
+      <w:r>
+        <w:t xml:space="preserve">7 days for monitoring events.</w:t>
+      </w:r>
+    </w:p>
+    <w:p>
+      <w:pPr>
+        <w:numPr>
+          <w:ilvl w:val="0"/>
+          <w:numId w:val="1078"/>
+        </w:numPr>
+      </w:pPr>
+      <w:r>
+        <w:t xml:space="preserve">A Global Replay will discard notification messages and monitoring events once the retention period has expired.</w:t>
+      </w:r>
+    </w:p>
+    <w:bookmarkEnd w:id="230"/>
+    <w:bookmarkStart w:id="235" w:name="Xd4c8a4d9f9479c53b953750028bfc8e5fc06907"/>
+    <w:p>
+      <w:pPr>
+        <w:pStyle w:val="Heading4"/>
+      </w:pPr>
+      <w:r>
+        <w:t xml:space="preserve">3.2.1.2 Technical considerations</w:t>
+      </w:r>
+    </w:p>
+    <w:p>
+      <w:pPr>
+        <w:numPr>
+          <w:ilvl w:val="0"/>
+          <w:numId w:val="1080"/>
+        </w:numPr>
+      </w:pPr>
+      <w:r>
+        <w:t xml:space="preserve">The Global Replay provides Global Services and data consumers with a mechanism to search, query and subscribe to notification messages and monitoring events of interest.</w:t>
+      </w:r>
+    </w:p>
+    <w:p>
+      <w:pPr>
+        <w:numPr>
+          <w:ilvl w:val="0"/>
+          <w:numId w:val="1080"/>
+        </w:numPr>
+      </w:pPr>
+      <w:r>
+        <w:t xml:space="preserve">The Global Replay implements the OGC API – Features – Part 1: Core standard</w:t>
+      </w:r>
+      <w:r>
+        <w:rPr>
+          <w:rStyle w:val="FootnoteReference"/>
+        </w:rPr>
+        <w:footnoteReference w:id="231"/>
+      </w:r>
+      <w:r>
+        <w:t xml:space="preserve">, adhering to the following conformance classes and their dependencies:</w:t>
+      </w:r>
+    </w:p>
+    <w:p>
+      <w:pPr>
+        <w:numPr>
+          <w:ilvl w:val="1"/>
+          <w:numId w:val="1081"/>
+        </w:numPr>
+      </w:pPr>
+      <w:r>
+        <w:t xml:space="preserve">Core</w:t>
+      </w:r>
+    </w:p>
+    <w:p>
+      <w:pPr>
+        <w:numPr>
+          <w:ilvl w:val="1"/>
+          <w:numId w:val="1081"/>
+        </w:numPr>
+      </w:pPr>
+      <w:r>
+        <w:t xml:space="preserve">GeoJSON</w:t>
+      </w:r>
+    </w:p>
+    <w:p>
+      <w:pPr>
+        <w:numPr>
+          <w:ilvl w:val="0"/>
+          <w:numId w:val="1080"/>
+        </w:numPr>
+      </w:pPr>
+      <w:r>
+        <w:t xml:space="preserve">The Global Replay implements the OGC API – Processes - Part 1: Core standard</w:t>
+      </w:r>
+      <w:r>
+        <w:rPr>
+          <w:rStyle w:val="FootnoteReference"/>
+        </w:rPr>
+        <w:footnoteReference w:id="233"/>
+      </w:r>
+      <w:r>
+        <w:t xml:space="preserve">, adhering to the following conformance classes and their dependencies:</w:t>
+      </w:r>
+    </w:p>
+    <w:p>
+      <w:pPr>
+        <w:numPr>
+          <w:ilvl w:val="1"/>
+          <w:numId w:val="1082"/>
+        </w:numPr>
+      </w:pPr>
+      <w:r>
+        <w:t xml:space="preserve">Core</w:t>
+      </w:r>
+    </w:p>
+    <w:p>
+      <w:pPr>
+        <w:numPr>
+          <w:ilvl w:val="1"/>
+          <w:numId w:val="1082"/>
+        </w:numPr>
+      </w:pPr>
+      <w:r>
+        <w:t xml:space="preserve">OGC Process Description</w:t>
+      </w:r>
+    </w:p>
+    <w:p>
+      <w:pPr>
+        <w:numPr>
+          <w:ilvl w:val="1"/>
+          <w:numId w:val="1082"/>
+        </w:numPr>
+      </w:pPr>
+      <w:r>
+        <w:t xml:space="preserve">JSON</w:t>
+      </w:r>
+    </w:p>
+    <w:p>
+      <w:pPr>
+        <w:numPr>
+          <w:ilvl w:val="0"/>
+          <w:numId w:val="1080"/>
+        </w:numPr>
+      </w:pPr>
+      <w:r>
+        <w:t xml:space="preserve">A Global Replay shall subscribe to all Global Broker instances, to the topics</w:t>
+      </w:r>
+      <w:r>
+        <w:t xml:space="preserve"> </w:t>
+      </w:r>
+      <w:r>
+        <w:rPr>
+          <w:rStyle w:val="VerbatimChar"/>
+        </w:rPr>
+        <w:t xml:space="preserve">origin/a/wis2/#</w:t>
+      </w:r>
+      <w:r>
+        <w:t xml:space="preserve">,</w:t>
+      </w:r>
+      <w:r>
+        <w:t xml:space="preserve"> </w:t>
+      </w:r>
+      <w:r>
+        <w:rPr>
+          <w:rStyle w:val="VerbatimChar"/>
+        </w:rPr>
+        <w:t xml:space="preserve">cache/a/wis2/#</w:t>
+      </w:r>
+      <w:r>
+        <w:t xml:space="preserve"> </w:t>
+      </w:r>
+      <w:r>
+        <w:t xml:space="preserve">and</w:t>
+      </w:r>
+      <w:r>
+        <w:t xml:space="preserve"> </w:t>
+      </w:r>
+      <w:r>
+        <w:rPr>
+          <w:rStyle w:val="VerbatimChar"/>
+        </w:rPr>
+        <w:t xml:space="preserve">monitor/a/wis2/#</w:t>
+      </w:r>
+      <w:r>
+        <w:t xml:space="preserve">.</w:t>
+      </w:r>
+    </w:p>
+    <w:p>
+      <w:pPr>
+        <w:numPr>
+          <w:ilvl w:val="0"/>
+          <w:numId w:val="1080"/>
+        </w:numPr>
+      </w:pPr>
+      <w:r>
+        <w:t xml:space="preserve">A Global Replay shall use the notification message and monitoring event identifier to deduplicate notifications and events.</w:t>
+      </w:r>
+    </w:p>
+    <w:p>
+      <w:pPr>
+        <w:numPr>
+          <w:ilvl w:val="0"/>
+          <w:numId w:val="1080"/>
+        </w:numPr>
+      </w:pPr>
+      <w:r>
+        <w:t xml:space="preserve">The Global Replay will make notification messages available via the API collection identifier</w:t>
+      </w:r>
+      <w:r>
+        <w:t xml:space="preserve"> </w:t>
+      </w:r>
+      <w:r>
+        <w:rPr>
+          <w:rStyle w:val="VerbatimChar"/>
+        </w:rPr>
+        <w:t xml:space="preserve">wis2-notification-messages</w:t>
+      </w:r>
+      <w:r>
+        <w:t xml:space="preserve">.</w:t>
+      </w:r>
+    </w:p>
+    <w:p>
+      <w:pPr>
+        <w:numPr>
+          <w:ilvl w:val="0"/>
+          <w:numId w:val="1080"/>
+        </w:numPr>
+      </w:pPr>
+      <w:r>
+        <w:t xml:space="preserve">The Global Replay will make monitoring events available via the API collection identifier</w:t>
+      </w:r>
+      <w:r>
+        <w:t xml:space="preserve"> </w:t>
+      </w:r>
+      <w:r>
+        <w:rPr>
+          <w:rStyle w:val="VerbatimChar"/>
+        </w:rPr>
+        <w:t xml:space="preserve">wis2-monitoring-events</w:t>
+      </w:r>
+      <w:r>
+        <w:t xml:space="preserve">.</w:t>
+      </w:r>
+    </w:p>
+    <w:p>
+      <w:pPr>
+        <w:numPr>
+          <w:ilvl w:val="0"/>
+          <w:numId w:val="1080"/>
+        </w:numPr>
+      </w:pPr>
+      <w:r>
+        <w:t xml:space="preserve">The Global Replay will provide an API process to trigger the republication of previously sent messages, allowing users to subscribe to messages with various criteria (spatial and / or temporal extent, topic selection) via the Global Broker.</w:t>
+      </w:r>
+    </w:p>
+    <w:p>
+      <w:pPr>
+        <w:numPr>
+          <w:ilvl w:val="1"/>
+          <w:numId w:val="1083"/>
+        </w:numPr>
+      </w:pPr>
+      <w:r>
+        <w:t xml:space="preserve">the API process request accepts the following inputs:</w:t>
+      </w:r>
+    </w:p>
+    <w:p>
+      <w:pPr>
+        <w:numPr>
+          <w:ilvl w:val="2"/>
+          <w:numId w:val="1084"/>
+        </w:numPr>
+      </w:pPr>
+      <w:r>
+        <w:rPr>
+          <w:rStyle w:val="VerbatimChar"/>
+        </w:rPr>
+        <w:t xml:space="preserve">datetime</w:t>
+      </w:r>
+      <w:r>
+        <w:t xml:space="preserve">: a temporal range of messages to republish (example</w:t>
+      </w:r>
+      <w:r>
+        <w:t xml:space="preserve"> </w:t>
+      </w:r>
+      <w:r>
+        <w:rPr>
+          <w:rStyle w:val="VerbatimChar"/>
+        </w:rPr>
+        <w:t xml:space="preserve">2025-04-06T17:21:26Z/2025-04-06T19:21:26Z</w:t>
+      </w:r>
+      <w:r>
+        <w:t xml:space="preserve">).</w:t>
+      </w:r>
+    </w:p>
+    <w:p>
+      <w:pPr>
+        <w:numPr>
+          <w:ilvl w:val="2"/>
+          <w:numId w:val="1084"/>
+        </w:numPr>
+      </w:pPr>
+      <w:r>
+        <w:rPr>
+          <w:rStyle w:val="VerbatimChar"/>
+        </w:rPr>
+        <w:t xml:space="preserve">subscriber-id</w:t>
+      </w:r>
+      <w:r>
+        <w:t xml:space="preserve">: a unique identifier (UUID) defined by the user/client. This identifier may be reused.</w:t>
+      </w:r>
+    </w:p>
+    <w:p>
+      <w:pPr>
+        <w:numPr>
+          <w:ilvl w:val="2"/>
+          <w:numId w:val="1084"/>
+        </w:numPr>
+      </w:pPr>
+      <w:r>
+        <w:rPr>
+          <w:rStyle w:val="VerbatimChar"/>
+        </w:rPr>
+        <w:t xml:space="preserve">topic</w:t>
+      </w:r>
+      <w:r>
+        <w:t xml:space="preserve">: the topic on which to trigger message replication (centre-id required, allowing</w:t>
+      </w:r>
+      <w:r>
+        <w:t xml:space="preserve"> </w:t>
+      </w:r>
+      <w:r>
+        <w:rPr>
+          <w:rStyle w:val="VerbatimChar"/>
+        </w:rPr>
+        <w:t xml:space="preserve">+</w:t>
+      </w:r>
+      <w:r>
+        <w:t xml:space="preserve"> </w:t>
+      </w:r>
+      <w:r>
+        <w:t xml:space="preserve">and</w:t>
+      </w:r>
+      <w:r>
+        <w:t xml:space="preserve"> </w:t>
+      </w:r>
+      <w:r>
+        <w:rPr>
+          <w:rStyle w:val="VerbatimChar"/>
+        </w:rPr>
+        <w:t xml:space="preserve">#</w:t>
+      </w:r>
+      <w:r>
+        <w:t xml:space="preserve"> </w:t>
+      </w:r>
+      <w:r>
+        <w:t xml:space="preserve">for subsequent topic levels)</w:t>
+      </w:r>
+    </w:p>
+    <w:p>
+      <w:pPr>
+        <w:numPr>
+          <w:ilvl w:val="1"/>
+          <w:numId w:val="1083"/>
+        </w:numPr>
+      </w:pPr>
+      <w:r>
         <w:t xml:space="preserve">the resulting topic subscription in the API process response will be</w:t>
       </w:r>
       <w:r>
@@ -11380,7 +11574,7 @@
       <w:pPr>
         <w:numPr>
           <w:ilvl w:val="2"/>
-          <w:numId w:val="1077"/>
+          <w:numId w:val="1085"/>
         </w:numPr>
       </w:pPr>
       <w:r>
@@ -11400,7 +11594,7 @@
       <w:pPr>
         <w:numPr>
           <w:ilvl w:val="1"/>
-          <w:numId w:val="1075"/>
+          <w:numId w:val="1083"/>
         </w:numPr>
       </w:pPr>
       <w:r>
@@ -11411,7 +11605,7 @@
       <w:pPr>
         <w:numPr>
           <w:ilvl w:val="1"/>
-          <w:numId w:val="1075"/>
+          <w:numId w:val="1083"/>
         </w:numPr>
       </w:pPr>
       <w:r>
@@ -11431,7 +11625,7 @@
       <w:pPr>
         <w:numPr>
           <w:ilvl w:val="0"/>
-          <w:numId w:val="1072"/>
+          <w:numId w:val="1080"/>
         </w:numPr>
       </w:pPr>
       <w:r>
@@ -11442,7 +11636,7 @@
       <w:pPr>
         <w:numPr>
           <w:ilvl w:val="0"/>
-          <w:numId w:val="1072"/>
+          <w:numId w:val="1080"/>
         </w:numPr>
       </w:pPr>
       <w:r>
@@ -11453,7 +11647,7 @@
       <w:pPr>
         <w:numPr>
           <w:ilvl w:val="0"/>
-          <w:numId w:val="1072"/>
+          <w:numId w:val="1080"/>
         </w:numPr>
       </w:pPr>
       <w:r>
@@ -11464,7 +11658,7 @@
       <w:pPr>
         <w:numPr>
           <w:ilvl w:val="0"/>
-          <w:numId w:val="1072"/>
+          <w:numId w:val="1080"/>
         </w:numPr>
       </w:pPr>
       <w:r>
@@ -11475,7 +11669,7 @@
       <w:pPr>
         <w:numPr>
           <w:ilvl w:val="0"/>
-          <w:numId w:val="1072"/>
+          <w:numId w:val="1080"/>
         </w:numPr>
       </w:pPr>
       <w:r>
@@ -11486,7 +11680,7 @@
       <w:pPr>
         <w:numPr>
           <w:ilvl w:val="0"/>
-          <w:numId w:val="1072"/>
+          <w:numId w:val="1080"/>
         </w:numPr>
       </w:pPr>
       <w:r>
@@ -11497,7 +11691,7 @@
       <w:pPr>
         <w:numPr>
           <w:ilvl w:val="0"/>
-          <w:numId w:val="1072"/>
+          <w:numId w:val="1080"/>
         </w:numPr>
       </w:pPr>
       <w:r>
@@ -11521,7 +11715,7 @@
       <w:pPr>
         <w:numPr>
           <w:ilvl w:val="0"/>
-          <w:numId w:val="1072"/>
+          <w:numId w:val="1080"/>
         </w:numPr>
       </w:pPr>
       <w:r>
@@ -11545,7 +11739,7 @@
       <w:pPr>
         <w:numPr>
           <w:ilvl w:val="0"/>
-          <w:numId w:val="1072"/>
+          <w:numId w:val="1080"/>
         </w:numPr>
       </w:pPr>
       <w:r>
@@ -11556,7 +11750,7 @@
       <w:pPr>
         <w:numPr>
           <w:ilvl w:val="0"/>
-          <w:numId w:val="1072"/>
+          <w:numId w:val="1080"/>
         </w:numPr>
       </w:pPr>
       <w:r>
@@ -11567,7 +11761,7 @@
       <w:pPr>
         <w:numPr>
           <w:ilvl w:val="0"/>
-          <w:numId w:val="1072"/>
+          <w:numId w:val="1080"/>
         </w:numPr>
       </w:pPr>
       <w:r>
@@ -11578,7 +11772,7 @@
       <w:pPr>
         <w:numPr>
           <w:ilvl w:val="0"/>
-          <w:numId w:val="1072"/>
+          <w:numId w:val="1080"/>
         </w:numPr>
       </w:pPr>
       <w:r>
@@ -11597,8 +11791,8 @@
         <w:t xml:space="preserve">.</w:t>
       </w:r>
     </w:p>
-    <w:bookmarkEnd w:id="234"/>
-    <w:bookmarkStart w:id="236" w:name="X326ed7aa9157d0769117325753a0444aeac3762"/>
+    <w:bookmarkEnd w:id="235"/>
+    <w:bookmarkStart w:id="237" w:name="X326ed7aa9157d0769117325753a0444aeac3762"/>
     <w:p>
       <w:pPr>
         <w:pStyle w:val="Heading4"/>
@@ -11635,7 +11829,7 @@
       <w:pPr>
         <w:numPr>
           <w:ilvl w:val="0"/>
-          <w:numId w:val="1078"/>
+          <w:numId w:val="1086"/>
         </w:numPr>
       </w:pPr>
       <w:r>
@@ -11646,7 +11840,7 @@
       <w:pPr>
         <w:numPr>
           <w:ilvl w:val="0"/>
-          <w:numId w:val="1078"/>
+          <w:numId w:val="1086"/>
         </w:numPr>
       </w:pPr>
       <w:r>
@@ -11657,7 +11851,7 @@
       <w:pPr>
         <w:numPr>
           <w:ilvl w:val="0"/>
-          <w:numId w:val="1078"/>
+          <w:numId w:val="1086"/>
         </w:numPr>
       </w:pPr>
       <w:r>
@@ -11668,7 +11862,7 @@
       <w:pPr>
         <w:numPr>
           <w:ilvl w:val="0"/>
-          <w:numId w:val="1078"/>
+          <w:numId w:val="1086"/>
         </w:numPr>
       </w:pPr>
       <w:r>
@@ -11679,7 +11873,7 @@
       <w:pPr>
         <w:numPr>
           <w:ilvl w:val="0"/>
-          <w:numId w:val="1078"/>
+          <w:numId w:val="1086"/>
         </w:numPr>
       </w:pPr>
       <w:r>
@@ -11696,7 +11890,7 @@
       <w:r>
         <w:t xml:space="preserve"> </w:t>
       </w:r>
-      <w:hyperlink r:id="rId235">
+      <w:hyperlink r:id="rId236">
         <w:r>
           <w:rPr>
             <w:rStyle w:val="Hyperlink"/>
@@ -11708,10 +11902,10 @@
         <w:t xml:space="preserve">.</w:t>
       </w:r>
     </w:p>
-    <w:bookmarkEnd w:id="236"/>
     <w:bookmarkEnd w:id="237"/>
     <w:bookmarkEnd w:id="238"/>
-    <w:bookmarkStart w:id="248" w:name="Xe9a67d18399a218c85ed13c229ba77af675756d"/>
+    <w:bookmarkEnd w:id="239"/>
+    <w:bookmarkStart w:id="249" w:name="Xe9a67d18399a218c85ed13c229ba77af675756d"/>
     <w:p>
       <w:pPr>
         <w:pStyle w:val="Heading2"/>
@@ -11734,7 +11928,7 @@
         <w:t xml:space="preserve">Centres can provide external feedback on WIS 2.0 functions to trigger corrective action in support of continuous improvement.</w:t>
       </w:r>
     </w:p>
-    <w:bookmarkStart w:id="239" w:name="Xeccc5e301c97b991026cb4b4fb0a2ad90b4b8ce"/>
+    <w:bookmarkStart w:id="240" w:name="Xeccc5e301c97b991026cb4b4fb0a2ad90b4b8ce"/>
     <w:p>
       <w:pPr>
         <w:pStyle w:val="Heading3"/>
@@ -11787,7 +11981,7 @@
       <w:pPr>
         <w:numPr>
           <w:ilvl w:val="0"/>
-          <w:numId w:val="1079"/>
+          <w:numId w:val="1087"/>
         </w:numPr>
       </w:pPr>
       <w:r>
@@ -11798,7 +11992,7 @@
       <w:pPr>
         <w:numPr>
           <w:ilvl w:val="0"/>
-          <w:numId w:val="1079"/>
+          <w:numId w:val="1087"/>
         </w:numPr>
       </w:pPr>
       <w:r>
@@ -11826,55 +12020,35 @@
         <w:pStyle w:val="BodyText"/>
       </w:pPr>
       <w:r>
-        <w:t xml:space="preserve">Sensor Centres monitoring the Global Services that are critical to the function of WIS 2.0 are described below: Sensor Centre Global Broker, Sensor Centre Global Cache, and Sensor Centre Global Discovery Catalogue.</w:t>
-      </w:r>
-    </w:p>
-    <w:p>
-      <w:pPr>
-        <w:pStyle w:val="BodyText"/>
-      </w:pPr>
-      <w:r>
-        <w:t xml:space="preserve">Given that Sensors Centres may be used to monitor any function in WIS 2.0, further Sensor Centres may be proposed to meet additional requirements, such as validation of GBON or RBON compliance. Every Sensor Centre must follow the standard mechanism for publishing metrics for presentation in dashboards that can be used to monitor the performance of the WIS 2.0 function being assessed.</w:t>
-      </w:r>
-    </w:p>
-    <w:p>
-      <w:pPr>
-        <w:pStyle w:val="BodyText"/>
-      </w:pPr>
-      <w:r>
-        <w:t xml:space="preserve">Any Member may request to operate a Sensor Centre via the</w:t>
-      </w:r>
-      <w:r>
-        <w:t xml:space="preserve"> </w:t>
-      </w:r>
-      <w:r>
-        <w:t xml:space="preserve">designation process</w:t>
-      </w:r>
-      <w:r>
-        <w:t xml:space="preserve"> </w:t>
-      </w:r>
-      <w:r>
-        <w:t xml:space="preserve">- either for a new or existing type of Sensor Centre. Requests must specify what type of Sensor Centre will be operated and refer to the specification they will implement.</w:t>
-      </w:r>
-    </w:p>
-    <w:p>
-      <w:pPr>
-        <w:pStyle w:val="BodyText"/>
-      </w:pPr>
-      <w:r>
-        <w:t xml:space="preserve">The specification of a Sensor Centre must be published in a publicly accessible location, such as a public GitHub repository. Where a Sensor Centre has a role in the objective assessment of Global Service performance, the Sensor Centre specification is subject to approval by INFCOM and will be published in the Guide to WIS, Vol 2, Part III. Where a Sensor Centre has some other official role (e.g., in support of RBON compliance) the responsible body for that function may assert their own governance requirements.</w:t>
-      </w:r>
-    </w:p>
-    <w:p>
-      <w:pPr>
-        <w:pStyle w:val="BodyText"/>
-      </w:pPr>
-      <w:r>
-        <w:t xml:space="preserve">Where a Sensor Centre provides insight about the performance of WIS 2.0 as a whole, Global Monitors may agree to collect metrics from the Sensor Centre and provide monitoring dashboards. As part of the designation process, a Member may include a request for Global Monitors to harvest metrics, including suggested thresholds for metrics that would trigger a Global Monitor to publish an alert or warning.</w:t>
-      </w:r>
-    </w:p>
-    <w:bookmarkEnd w:id="239"/>
-    <w:bookmarkStart w:id="241" w:name="X392e50279f47c72e62b693438ce1a678157fb18"/>
+        <w:t xml:space="preserve">Sensor Centres monitoring the Global Services that are critical to the function of WIS 2.0 are described below: Sensor Centre Global Broker, Sensor Centre Global Cache, and Sensor Centre Global Discovery Catalogue. Multiple instances of each of these Sensor Centre types are deployed globally to provide a Regional perspective on Global Service performance.</w:t>
+      </w:r>
+    </w:p>
+    <w:p>
+      <w:pPr>
+        <w:pStyle w:val="BodyText"/>
+      </w:pPr>
+      <w:r>
+        <w:t xml:space="preserve">Given that Sensors Centres may be used to monitor any function in WIS 2.0, additional Sensor Centre types may be used to meet other requirements, such as validation of GBON or RBON compliance.</w:t>
+      </w:r>
+    </w:p>
+    <w:p>
+      <w:pPr>
+        <w:pStyle w:val="BodyText"/>
+      </w:pPr>
+      <w:r>
+        <w:t xml:space="preserve">Any Member may choose to design and operate a Sensor Centre to meet the needs they identify. They may also choose to propose a new recipe for the WIS2 Cookbook that describes what their Sensor Centre monitors and how it functions. Where a Sensor Centre has an official role unrelated to WIS2 (e.g., in support of RBON compliance) the responsible body for that function may assert their own governance requirements regarding their designation and operation. Sensor Centres supporting the formal monitoring of WIS2 - including contributing to the objective evaluation of Global Service performance - are governed by INFCOM. SC-IMT welcomes proposals for new Sensor Centre types that contribute to the formal monitoring of WIS2. Members are invited to contact the Secretariat with details of their Sensor Centre and implementation evidence.</w:t>
+      </w:r>
+    </w:p>
+    <w:p>
+      <w:pPr>
+        <w:pStyle w:val="BodyText"/>
+      </w:pPr>
+      <w:r>
+        <w:t xml:space="preserve">A Member wishing to operate a Sensor Centre defined in this Guide must submit a service offer as per the designation process described in 3.1.2 Designation procedure for Additional Components, and undergo assessment to assure their correct operation.</w:t>
+      </w:r>
+    </w:p>
+    <w:bookmarkEnd w:id="240"/>
+    <w:bookmarkStart w:id="242" w:name="X392e50279f47c72e62b693438ce1a678157fb18"/>
     <w:p>
       <w:pPr>
         <w:pStyle w:val="Heading3"/>
@@ -11935,7 +12109,7 @@
         <w:t xml:space="preserve">For such a centre operated by Direction de la Météorologie of Congo, the centre-id would be cg-dirmet-sensor-centre-global-cache</w:t>
       </w:r>
     </w:p>
-    <w:bookmarkStart w:id="240" w:name="Xde819004b7d16020146110a78ac1089e91175ba"/>
+    <w:bookmarkStart w:id="241" w:name="Xde819004b7d16020146110a78ac1089e91175ba"/>
     <w:p>
       <w:pPr>
         <w:pStyle w:val="Heading4"/>
@@ -11948,7 +12122,7 @@
       <w:pPr>
         <w:numPr>
           <w:ilvl w:val="0"/>
-          <w:numId w:val="1080"/>
+          <w:numId w:val="1088"/>
         </w:numPr>
       </w:pPr>
       <w:r>
@@ -11959,7 +12133,7 @@
       <w:pPr>
         <w:numPr>
           <w:ilvl w:val="0"/>
-          <w:numId w:val="1080"/>
+          <w:numId w:val="1088"/>
         </w:numPr>
       </w:pPr>
       <w:r>
@@ -12009,7 +12183,7 @@
       <w:pPr>
         <w:numPr>
           <w:ilvl w:val="0"/>
-          <w:numId w:val="1080"/>
+          <w:numId w:val="1088"/>
         </w:numPr>
       </w:pPr>
       <w:r>
@@ -12074,7 +12248,7 @@
       <w:pPr>
         <w:numPr>
           <w:ilvl w:val="0"/>
-          <w:numId w:val="1080"/>
+          <w:numId w:val="1088"/>
         </w:numPr>
       </w:pPr>
       <w:r>
@@ -12134,9 +12308,9 @@
         <w:t xml:space="preserve">All the metrics must be exposed for scraping by the Global Monitor.</w:t>
       </w:r>
     </w:p>
-    <w:bookmarkEnd w:id="240"/>
     <w:bookmarkEnd w:id="241"/>
-    <w:bookmarkStart w:id="245" w:name="Xa857ee2ed718b407cb4b09f3327c3dc3fef5646"/>
+    <w:bookmarkEnd w:id="242"/>
+    <w:bookmarkStart w:id="246" w:name="Xa857ee2ed718b407cb4b09f3327c3dc3fef5646"/>
     <w:p>
       <w:pPr>
         <w:pStyle w:val="Heading3"/>
@@ -12163,7 +12337,7 @@
       <w:r>
         <w:t xml:space="preserve"> </w:t>
       </w:r>
-      <w:hyperlink r:id="rId242">
+      <w:hyperlink r:id="rId243">
         <w:r>
           <w:rPr>
             <w:rStyle w:val="Hyperlink"/>
@@ -12201,7 +12375,7 @@
       <w:pPr>
         <w:numPr>
           <w:ilvl w:val="0"/>
-          <w:numId w:val="1081"/>
+          <w:numId w:val="1089"/>
         </w:numPr>
       </w:pPr>
       <w:r>
@@ -12212,7 +12386,7 @@
       <w:pPr>
         <w:numPr>
           <w:ilvl w:val="0"/>
-          <w:numId w:val="1081"/>
+          <w:numId w:val="1089"/>
         </w:numPr>
       </w:pPr>
       <w:r>
@@ -12254,7 +12428,7 @@
       <w:pPr>
         <w:numPr>
           <w:ilvl w:val="0"/>
-          <w:numId w:val="1081"/>
+          <w:numId w:val="1089"/>
         </w:numPr>
       </w:pPr>
       <w:r>
@@ -12317,7 +12491,7 @@
         <w:t xml:space="preserve">For such a centre operated by Météo-France the centre-id would be fr-meteofrance-sensor-centre-global-cache</w:t>
       </w:r>
     </w:p>
-    <w:bookmarkStart w:id="244" w:name="X5139d7d751eafb503c2af9d1215024a6feb420b"/>
+    <w:bookmarkStart w:id="245" w:name="X5139d7d751eafb503c2af9d1215024a6feb420b"/>
     <w:p>
       <w:pPr>
         <w:pStyle w:val="Heading4"/>
@@ -12336,7 +12510,7 @@
       <w:r>
         <w:t xml:space="preserve"> </w:t>
       </w:r>
-      <w:hyperlink r:id="rId243">
+      <w:hyperlink r:id="rId244">
         <w:r>
           <w:rPr>
             <w:rStyle w:val="Hyperlink"/>
@@ -12360,7 +12534,7 @@
       <w:pPr>
         <w:numPr>
           <w:ilvl w:val="0"/>
-          <w:numId w:val="1082"/>
+          <w:numId w:val="1090"/>
         </w:numPr>
       </w:pPr>
       <w:r>
@@ -12433,7 +12607,7 @@
       <w:pPr>
         <w:numPr>
           <w:ilvl w:val="0"/>
-          <w:numId w:val="1083"/>
+          <w:numId w:val="1091"/>
         </w:numPr>
       </w:pPr>
       <w:r>
@@ -12459,7 +12633,7 @@
       <w:pPr>
         <w:numPr>
           <w:ilvl w:val="0"/>
-          <w:numId w:val="1083"/>
+          <w:numId w:val="1091"/>
         </w:numPr>
       </w:pPr>
       <w:r>
@@ -12500,7 +12674,7 @@
       <w:pPr>
         <w:numPr>
           <w:ilvl w:val="0"/>
-          <w:numId w:val="1083"/>
+          <w:numId w:val="1091"/>
         </w:numPr>
       </w:pPr>
       <w:r>
@@ -12526,7 +12700,7 @@
       <w:pPr>
         <w:numPr>
           <w:ilvl w:val="0"/>
-          <w:numId w:val="1083"/>
+          <w:numId w:val="1091"/>
         </w:numPr>
       </w:pPr>
       <w:r>
@@ -12537,7 +12711,7 @@
       <w:pPr>
         <w:numPr>
           <w:ilvl w:val="0"/>
-          <w:numId w:val="1083"/>
+          <w:numId w:val="1091"/>
         </w:numPr>
       </w:pPr>
       <w:r>
@@ -12571,7 +12745,7 @@
       <w:pPr>
         <w:numPr>
           <w:ilvl w:val="0"/>
-          <w:numId w:val="1084"/>
+          <w:numId w:val="1092"/>
         </w:numPr>
       </w:pPr>
       <w:r>
@@ -12639,7 +12813,7 @@
       <w:pPr>
         <w:numPr>
           <w:ilvl w:val="1"/>
-          <w:numId w:val="1085"/>
+          <w:numId w:val="1093"/>
         </w:numPr>
       </w:pPr>
       <w:r>
@@ -12722,7 +12896,7 @@
       <w:pPr>
         <w:numPr>
           <w:ilvl w:val="1"/>
-          <w:numId w:val="1085"/>
+          <w:numId w:val="1093"/>
         </w:numPr>
       </w:pPr>
       <w:r>
@@ -12748,7 +12922,7 @@
       <w:pPr>
         <w:numPr>
           <w:ilvl w:val="1"/>
-          <w:numId w:val="1085"/>
+          <w:numId w:val="1093"/>
         </w:numPr>
       </w:pPr>
       <w:r>
@@ -12774,7 +12948,7 @@
       <w:pPr>
         <w:numPr>
           <w:ilvl w:val="0"/>
-          <w:numId w:val="1084"/>
+          <w:numId w:val="1092"/>
         </w:numPr>
       </w:pPr>
       <w:r>
@@ -12922,7 +13096,7 @@
       <w:pPr>
         <w:numPr>
           <w:ilvl w:val="0"/>
-          <w:numId w:val="1086"/>
+          <w:numId w:val="1094"/>
         </w:numPr>
       </w:pPr>
       <w:r>
@@ -12933,7 +13107,7 @@
       <w:pPr>
         <w:numPr>
           <w:ilvl w:val="0"/>
-          <w:numId w:val="1086"/>
+          <w:numId w:val="1094"/>
         </w:numPr>
       </w:pPr>
       <w:r>
@@ -12944,7 +13118,7 @@
       <w:pPr>
         <w:numPr>
           <w:ilvl w:val="0"/>
-          <w:numId w:val="1086"/>
+          <w:numId w:val="1094"/>
         </w:numPr>
       </w:pPr>
       <w:r>
@@ -12955,7 +13129,7 @@
       <w:pPr>
         <w:numPr>
           <w:ilvl w:val="0"/>
-          <w:numId w:val="1086"/>
+          <w:numId w:val="1094"/>
         </w:numPr>
       </w:pPr>
       <w:r>
@@ -12981,7 +13155,7 @@
       <w:pPr>
         <w:numPr>
           <w:ilvl w:val="0"/>
-          <w:numId w:val="1086"/>
+          <w:numId w:val="1094"/>
         </w:numPr>
       </w:pPr>
       <w:r>
@@ -13038,9 +13212,9 @@
         <w:t xml:space="preserve">.</w:t>
       </w:r>
     </w:p>
-    <w:bookmarkEnd w:id="244"/>
     <w:bookmarkEnd w:id="245"/>
-    <w:bookmarkStart w:id="247" w:name="Xdf1a115115491e6df4ae2bac9cbc49dda6cab4b"/>
+    <w:bookmarkEnd w:id="246"/>
+    <w:bookmarkStart w:id="248" w:name="Xdf1a115115491e6df4ae2bac9cbc49dda6cab4b"/>
     <w:p>
       <w:pPr>
         <w:pStyle w:val="Heading3"/>
@@ -13081,7 +13255,7 @@
         <w:t xml:space="preserve">Metadata content must be identical for all GDCs. The SCGDC verifies this consistency provides the necessary insights to trigger corrective action of the discrepancies.</w:t>
       </w:r>
     </w:p>
-    <w:bookmarkStart w:id="246" w:name="X7cccda3f3c8b7915465fcd4f401ab9bbe8d8d30"/>
+    <w:bookmarkStart w:id="247" w:name="X7cccda3f3c8b7915465fcd4f401ab9bbe8d8d30"/>
     <w:p>
       <w:pPr>
         <w:pStyle w:val="Heading4"/>
@@ -13094,7 +13268,7 @@
       <w:pPr>
         <w:numPr>
           <w:ilvl w:val="0"/>
-          <w:numId w:val="1087"/>
+          <w:numId w:val="1095"/>
         </w:numPr>
       </w:pPr>
       <w:r>
@@ -13105,7 +13279,7 @@
       <w:pPr>
         <w:numPr>
           <w:ilvl w:val="0"/>
-          <w:numId w:val="1087"/>
+          <w:numId w:val="1095"/>
         </w:numPr>
       </w:pPr>
       <w:r>
@@ -13116,7 +13290,7 @@
       <w:pPr>
         <w:numPr>
           <w:ilvl w:val="1"/>
-          <w:numId w:val="1088"/>
+          <w:numId w:val="1096"/>
         </w:numPr>
       </w:pPr>
       <w:r>
@@ -13151,7 +13325,7 @@
       <w:pPr>
         <w:numPr>
           <w:ilvl w:val="1"/>
-          <w:numId w:val="1088"/>
+          <w:numId w:val="1096"/>
         </w:numPr>
       </w:pPr>
       <w:r>
@@ -13174,7 +13348,7 @@
       <w:pPr>
         <w:numPr>
           <w:ilvl w:val="0"/>
-          <w:numId w:val="1087"/>
+          <w:numId w:val="1095"/>
         </w:numPr>
       </w:pPr>
       <w:r>
@@ -13185,7 +13359,7 @@
       <w:pPr>
         <w:numPr>
           <w:ilvl w:val="0"/>
-          <w:numId w:val="1087"/>
+          <w:numId w:val="1095"/>
         </w:numPr>
       </w:pPr>
       <w:r>
@@ -13211,7 +13385,7 @@
       <w:pPr>
         <w:numPr>
           <w:ilvl w:val="0"/>
-          <w:numId w:val="1087"/>
+          <w:numId w:val="1095"/>
         </w:numPr>
       </w:pPr>
       <w:r>
@@ -13222,7 +13396,7 @@
       <w:pPr>
         <w:numPr>
           <w:ilvl w:val="1"/>
-          <w:numId w:val="1089"/>
+          <w:numId w:val="1097"/>
         </w:numPr>
       </w:pPr>
       <w:r>
@@ -13233,7 +13407,7 @@
       <w:pPr>
         <w:numPr>
           <w:ilvl w:val="0"/>
-          <w:numId w:val="1087"/>
+          <w:numId w:val="1095"/>
         </w:numPr>
       </w:pPr>
       <w:r>
@@ -13317,7 +13491,7 @@
       <w:pPr>
         <w:numPr>
           <w:ilvl w:val="0"/>
-          <w:numId w:val="1087"/>
+          <w:numId w:val="1095"/>
         </w:numPr>
       </w:pPr>
       <w:r>
@@ -13343,7 +13517,7 @@
       <w:pPr>
         <w:numPr>
           <w:ilvl w:val="0"/>
-          <w:numId w:val="1087"/>
+          <w:numId w:val="1095"/>
         </w:numPr>
       </w:pPr>
       <w:r>
@@ -13354,7 +13528,7 @@
       <w:pPr>
         <w:numPr>
           <w:ilvl w:val="1"/>
-          <w:numId w:val="1090"/>
+          <w:numId w:val="1098"/>
         </w:numPr>
       </w:pPr>
       <w:r>
@@ -13410,7 +13584,7 @@
       <w:pPr>
         <w:numPr>
           <w:ilvl w:val="1"/>
-          <w:numId w:val="1090"/>
+          <w:numId w:val="1098"/>
         </w:numPr>
       </w:pPr>
       <w:r>
@@ -13421,7 +13595,7 @@
       <w:pPr>
         <w:numPr>
           <w:ilvl w:val="2"/>
-          <w:numId w:val="1091"/>
+          <w:numId w:val="1099"/>
         </w:numPr>
       </w:pPr>
       <w:r>
@@ -13444,7 +13618,7 @@
       <w:pPr>
         <w:numPr>
           <w:ilvl w:val="1"/>
-          <w:numId w:val="1090"/>
+          <w:numId w:val="1098"/>
         </w:numPr>
       </w:pPr>
       <w:r>
@@ -13470,7 +13644,7 @@
       <w:pPr>
         <w:numPr>
           <w:ilvl w:val="1"/>
-          <w:numId w:val="1090"/>
+          <w:numId w:val="1098"/>
         </w:numPr>
       </w:pPr>
       <w:r>
@@ -13508,7 +13682,7 @@
       <w:pPr>
         <w:numPr>
           <w:ilvl w:val="1"/>
-          <w:numId w:val="1090"/>
+          <w:numId w:val="1098"/>
         </w:numPr>
       </w:pPr>
       <w:r>
@@ -13549,7 +13723,7 @@
       <w:pPr>
         <w:numPr>
           <w:ilvl w:val="2"/>
-          <w:numId w:val="1092"/>
+          <w:numId w:val="1100"/>
         </w:numPr>
       </w:pPr>
       <w:r>
@@ -13590,7 +13764,7 @@
       <w:pPr>
         <w:numPr>
           <w:ilvl w:val="1"/>
-          <w:numId w:val="1090"/>
+          <w:numId w:val="1098"/>
         </w:numPr>
       </w:pPr>
       <w:r>
@@ -13613,7 +13787,7 @@
       <w:pPr>
         <w:numPr>
           <w:ilvl w:val="2"/>
-          <w:numId w:val="1093"/>
+          <w:numId w:val="1101"/>
         </w:numPr>
       </w:pPr>
       <w:r>
@@ -13654,7 +13828,7 @@
       <w:pPr>
         <w:numPr>
           <w:ilvl w:val="0"/>
-          <w:numId w:val="1087"/>
+          <w:numId w:val="1095"/>
         </w:numPr>
       </w:pPr>
       <w:r>
@@ -13673,11 +13847,11 @@
         <w:t xml:space="preserve">.</w:t>
       </w:r>
     </w:p>
-    <w:bookmarkEnd w:id="246"/>
     <w:bookmarkEnd w:id="247"/>
     <w:bookmarkEnd w:id="248"/>
     <w:bookmarkEnd w:id="249"/>
-    <w:bookmarkStart w:id="288" w:name="X04c845455f24d191e445239c565b08607ac9dcf"/>
+    <w:bookmarkEnd w:id="250"/>
+    <w:bookmarkStart w:id="289" w:name="X04c845455f24d191e445239c565b08607ac9dcf"/>
     <w:p>
       <w:pPr>
         <w:pStyle w:val="Heading1"/>
@@ -13686,7 +13860,7 @@
         <w:t xml:space="preserve">PART IV. Information management</w:t>
       </w:r>
     </w:p>
-    <w:bookmarkStart w:id="287" w:name="X7c62cedf76bc574f64106f5d3e1fa9cbfaf701c"/>
+    <w:bookmarkStart w:id="288" w:name="X7c62cedf76bc574f64106f5d3e1fa9cbfaf701c"/>
     <w:p>
       <w:pPr>
         <w:pStyle w:val="Heading2"/>
@@ -13695,7 +13869,7 @@
         <w:t xml:space="preserve">4.1 Introduction</w:t>
       </w:r>
     </w:p>
-    <w:bookmarkStart w:id="250" w:name="Xeee3d4c688b8bc3d70e8ff225aa01673446f2e9"/>
+    <w:bookmarkStart w:id="251" w:name="Xeee3d4c688b8bc3d70e8ff225aa01673446f2e9"/>
     <w:p>
       <w:pPr>
         <w:pStyle w:val="Heading3"/>
@@ -13724,8 +13898,8 @@
         <w:t xml:space="preserve">Note: The term "information" is used in a general sense and includes data and products.</w:t>
       </w:r>
     </w:p>
-    <w:bookmarkEnd w:id="250"/>
-    <w:bookmarkStart w:id="252" w:name="X1230a2cc880ee69ffe1e0f97e1afba5d049882c"/>
+    <w:bookmarkEnd w:id="251"/>
+    <w:bookmarkStart w:id="253" w:name="X1230a2cc880ee69ffe1e0f97e1afba5d049882c"/>
     <w:p>
       <w:pPr>
         <w:pStyle w:val="Heading3"/>
@@ -13771,7 +13945,7 @@
       <w:pPr>
         <w:numPr>
           <w:ilvl w:val="0"/>
-          <w:numId w:val="1094"/>
+          <w:numId w:val="1102"/>
         </w:numPr>
       </w:pPr>
       <w:r>
@@ -13782,7 +13956,7 @@
       <w:pPr>
         <w:numPr>
           <w:ilvl w:val="0"/>
-          <w:numId w:val="1094"/>
+          <w:numId w:val="1102"/>
         </w:numPr>
       </w:pPr>
       <w:r>
@@ -13793,7 +13967,7 @@
       <w:pPr>
         <w:numPr>
           <w:ilvl w:val="0"/>
-          <w:numId w:val="1094"/>
+          <w:numId w:val="1102"/>
         </w:numPr>
       </w:pPr>
       <w:r>
@@ -13804,7 +13978,7 @@
       <w:pPr>
         <w:numPr>
           <w:ilvl w:val="0"/>
-          <w:numId w:val="1094"/>
+          <w:numId w:val="1102"/>
         </w:numPr>
       </w:pPr>
       <w:r>
@@ -13815,14 +13989,14 @@
       <w:pPr>
         <w:numPr>
           <w:ilvl w:val="0"/>
-          <w:numId w:val="1094"/>
+          <w:numId w:val="1102"/>
         </w:numPr>
       </w:pPr>
       <w:r>
         <w:t xml:space="preserve">Storage, archival and disposal. The policies and procedures for business continuity and disaster recovery, as well as retention and disposal.</w:t>
       </w:r>
     </w:p>
-    <w:bookmarkStart w:id="251" w:name="X4b15130eeee2ead8d2f750b76a567aa73ce55e7"/>
+    <w:bookmarkStart w:id="252" w:name="X4b15130eeee2ead8d2f750b76a567aa73ce55e7"/>
     <w:p>
       <w:pPr>
         <w:pStyle w:val="Heading4"/>
@@ -13851,7 +14025,7 @@
       <w:pPr>
         <w:numPr>
           <w:ilvl w:val="0"/>
-          <w:numId w:val="1095"/>
+          <w:numId w:val="1103"/>
         </w:numPr>
       </w:pPr>
       <w:r>
@@ -13862,7 +14036,7 @@
       <w:pPr>
         <w:numPr>
           <w:ilvl w:val="0"/>
-          <w:numId w:val="1095"/>
+          <w:numId w:val="1103"/>
         </w:numPr>
       </w:pPr>
       <w:r>
@@ -13873,7 +14047,7 @@
       <w:pPr>
         <w:numPr>
           <w:ilvl w:val="0"/>
-          <w:numId w:val="1095"/>
+          <w:numId w:val="1103"/>
         </w:numPr>
       </w:pPr>
       <w:r>
@@ -13884,7 +14058,7 @@
       <w:pPr>
         <w:numPr>
           <w:ilvl w:val="0"/>
-          <w:numId w:val="1095"/>
+          <w:numId w:val="1103"/>
         </w:numPr>
       </w:pPr>
       <w:r>
@@ -13895,16 +14069,16 @@
       <w:pPr>
         <w:numPr>
           <w:ilvl w:val="0"/>
-          <w:numId w:val="1095"/>
+          <w:numId w:val="1103"/>
         </w:numPr>
       </w:pPr>
       <w:r>
         <w:t xml:space="preserve">Information consumers (those who utilize the information) - they need to understand the restrictions, rights, responsibilities and limitations associated with the information together with the suitability for the intended usage or purpose.</w:t>
       </w:r>
     </w:p>
-    <w:bookmarkEnd w:id="251"/>
     <w:bookmarkEnd w:id="252"/>
-    <w:bookmarkStart w:id="264" w:name="X65e2079d9c717acff6ad8c55ce6f7463a712d62"/>
+    <w:bookmarkEnd w:id="253"/>
+    <w:bookmarkStart w:id="265" w:name="X65e2079d9c717acff6ad8c55ce6f7463a712d62"/>
     <w:p>
       <w:pPr>
         <w:pStyle w:val="Heading3"/>
@@ -13921,7 +14095,7 @@
         <w:t xml:space="preserve">The effective management of information is essential for WMO centres to deliver operational services and information that is authoritative, seamless, secure and timely. The principles below underpin and provide a framework for information management across the full information life cycle. These principles are independent of the information type and are largely independent of technology; they are therefore expected to remain stable over time.</w:t>
       </w:r>
     </w:p>
-    <w:bookmarkStart w:id="253" w:name="Xcf33f9e33f107799c2797793b69e9f195f4c52b"/>
+    <w:bookmarkStart w:id="254" w:name="Xcf33f9e33f107799c2797793b69e9f195f4c52b"/>
     <w:p>
       <w:pPr>
         <w:pStyle w:val="Heading4"/>
@@ -13934,7 +14108,7 @@
       <w:pPr>
         <w:numPr>
           <w:ilvl w:val="0"/>
-          <w:numId w:val="1096"/>
+          <w:numId w:val="1104"/>
         </w:numPr>
       </w:pPr>
       <w:r>
@@ -13945,15 +14119,15 @@
       <w:pPr>
         <w:numPr>
           <w:ilvl w:val="0"/>
-          <w:numId w:val="1096"/>
+          <w:numId w:val="1104"/>
         </w:numPr>
       </w:pPr>
       <w:r>
         <w:t xml:space="preserve">This value should be recognizable and quantifiable and the asset should have an identifiable life cycle. Risks associated with, and to, an information asset should also be identified. As such, information management must be considered an integral part of a WMO centre’s responsibilities and needs to be adequately resourced over the full life cycle of the information.</w:t>
       </w:r>
     </w:p>
-    <w:bookmarkEnd w:id="253"/>
-    <w:bookmarkStart w:id="254" w:name="Xb4288ce29349341bf806bd64cd51ad35f96f74e"/>
+    <w:bookmarkEnd w:id="254"/>
+    <w:bookmarkStart w:id="255" w:name="Xb4288ce29349341bf806bd64cd51ad35f96f74e"/>
     <w:p>
       <w:pPr>
         <w:pStyle w:val="Heading4"/>
@@ -13966,7 +14140,7 @@
       <w:pPr>
         <w:numPr>
           <w:ilvl w:val="0"/>
-          <w:numId w:val="1097"/>
+          <w:numId w:val="1105"/>
         </w:numPr>
       </w:pPr>
       <w:r>
@@ -13977,7 +14151,7 @@
       <w:pPr>
         <w:numPr>
           <w:ilvl w:val="0"/>
-          <w:numId w:val="1097"/>
+          <w:numId w:val="1105"/>
         </w:numPr>
       </w:pPr>
       <w:r>
@@ -13988,15 +14162,15 @@
       <w:pPr>
         <w:numPr>
           <w:ilvl w:val="0"/>
-          <w:numId w:val="1097"/>
+          <w:numId w:val="1105"/>
         </w:numPr>
       </w:pPr>
       <w:r>
         <w:t xml:space="preserve">Professionally qualified and adequately skilled staff with clear roles and responsibilities should apply a sound custodianship framework concerning security, confidentiality and other statutory requirements of different types of information.</w:t>
       </w:r>
     </w:p>
-    <w:bookmarkEnd w:id="254"/>
-    <w:bookmarkStart w:id="256" w:name="Xd59896b8f316477a8321e381ae23e51272b3a9d"/>
+    <w:bookmarkEnd w:id="255"/>
+    <w:bookmarkStart w:id="257" w:name="Xd59896b8f316477a8321e381ae23e51272b3a9d"/>
     <w:p>
       <w:pPr>
         <w:pStyle w:val="Heading4"/>
@@ -14009,7 +14183,7 @@
       <w:pPr>
         <w:numPr>
           <w:ilvl w:val="0"/>
-          <w:numId w:val="1098"/>
+          <w:numId w:val="1106"/>
         </w:numPr>
       </w:pPr>
       <w:r>
@@ -14020,7 +14194,7 @@
       <w:pPr>
         <w:numPr>
           <w:ilvl w:val="0"/>
-          <w:numId w:val="1098"/>
+          <w:numId w:val="1106"/>
         </w:numPr>
       </w:pPr>
       <w:r>
@@ -14031,7 +14205,7 @@
       <w:pPr>
         <w:numPr>
           <w:ilvl w:val="0"/>
-          <w:numId w:val="1098"/>
+          <w:numId w:val="1106"/>
         </w:numPr>
       </w:pPr>
       <w:r>
@@ -14040,7 +14214,7 @@
       <w:r>
         <w:t xml:space="preserve"> </w:t>
       </w:r>
-      <w:hyperlink r:id="rId255">
+      <w:hyperlink r:id="rId256">
         <w:r>
           <w:rPr>
             <w:rStyle w:val="Hyperlink"/>
@@ -14057,8 +14231,8 @@
         <w:t xml:space="preserve">(WMO-No. 49).</w:t>
       </w:r>
     </w:p>
-    <w:bookmarkEnd w:id="256"/>
-    <w:bookmarkStart w:id="257" w:name="X88c8fe8230b5e5ccb947a91df6be1e7ba7b1e0b"/>
+    <w:bookmarkEnd w:id="257"/>
+    <w:bookmarkStart w:id="258" w:name="X88c8fe8230b5e5ccb947a91df6be1e7ba7b1e0b"/>
     <w:p>
       <w:pPr>
         <w:pStyle w:val="Heading4"/>
@@ -14071,7 +14245,7 @@
       <w:pPr>
         <w:numPr>
           <w:ilvl w:val="0"/>
-          <w:numId w:val="1099"/>
+          <w:numId w:val="1107"/>
         </w:numPr>
       </w:pPr>
       <w:r>
@@ -14082,7 +14256,7 @@
       <w:pPr>
         <w:numPr>
           <w:ilvl w:val="0"/>
-          <w:numId w:val="1099"/>
+          <w:numId w:val="1107"/>
         </w:numPr>
       </w:pPr>
       <w:r>
@@ -14093,7 +14267,7 @@
       <w:pPr>
         <w:numPr>
           <w:ilvl w:val="0"/>
-          <w:numId w:val="1099"/>
+          <w:numId w:val="1107"/>
         </w:numPr>
       </w:pPr>
       <w:r>
@@ -14104,7 +14278,7 @@
       <w:pPr>
         <w:numPr>
           <w:ilvl w:val="0"/>
-          <w:numId w:val="1099"/>
+          <w:numId w:val="1107"/>
         </w:numPr>
       </w:pPr>
       <w:r>
@@ -14115,15 +14289,15 @@
       <w:pPr>
         <w:numPr>
           <w:ilvl w:val="0"/>
-          <w:numId w:val="1099"/>
+          <w:numId w:val="1107"/>
         </w:numPr>
       </w:pPr>
       <w:r>
         <w:t xml:space="preserve">The use of closed and proprietary standards is strongly discouraged.</w:t>
       </w:r>
     </w:p>
-    <w:bookmarkEnd w:id="257"/>
-    <w:bookmarkStart w:id="258" w:name="X650cedf7ce84f32ea21ec80b898040f4b2f02fd"/>
+    <w:bookmarkEnd w:id="258"/>
+    <w:bookmarkStart w:id="259" w:name="X650cedf7ce84f32ea21ec80b898040f4b2f02fd"/>
     <w:p>
       <w:pPr>
         <w:pStyle w:val="Heading4"/>
@@ -14136,7 +14310,7 @@
       <w:pPr>
         <w:numPr>
           <w:ilvl w:val="0"/>
-          <w:numId w:val="1100"/>
+          <w:numId w:val="1108"/>
         </w:numPr>
       </w:pPr>
       <w:r>
@@ -14147,7 +14321,7 @@
       <w:pPr>
         <w:numPr>
           <w:ilvl w:val="0"/>
-          <w:numId w:val="1100"/>
+          <w:numId w:val="1108"/>
         </w:numPr>
       </w:pPr>
       <w:r>
@@ -14158,15 +14332,15 @@
       <w:pPr>
         <w:numPr>
           <w:ilvl w:val="0"/>
-          <w:numId w:val="1100"/>
+          <w:numId w:val="1108"/>
         </w:numPr>
       </w:pPr>
       <w:r>
         <w:t xml:space="preserve">Previous versions of the documentation should be retained, versioned, archived and made readily available for future use. In addition, versions should be assigned a unique and persistent identifier for future unambiguous identification.</w:t>
       </w:r>
     </w:p>
-    <w:bookmarkEnd w:id="258"/>
-    <w:bookmarkStart w:id="259" w:name="X5e85ae7d00bcd35bce4a64c0572cb24fee6bbf9"/>
+    <w:bookmarkEnd w:id="259"/>
+    <w:bookmarkStart w:id="260" w:name="X5e85ae7d00bcd35bce4a64c0572cb24fee6bbf9"/>
     <w:p>
       <w:pPr>
         <w:pStyle w:val="Heading4"/>
@@ -14179,7 +14353,7 @@
       <w:pPr>
         <w:numPr>
           <w:ilvl w:val="0"/>
-          <w:numId w:val="1101"/>
+          <w:numId w:val="1109"/>
         </w:numPr>
       </w:pPr>
       <w:r>
@@ -14190,15 +14364,15 @@
       <w:pPr>
         <w:numPr>
           <w:ilvl w:val="0"/>
-          <w:numId w:val="1101"/>
+          <w:numId w:val="1109"/>
         </w:numPr>
       </w:pPr>
       <w:r>
         <w:t xml:space="preserve">For information to be easily retrievable once discovered, it should be accessible using standard data exchange protocols.</w:t>
       </w:r>
     </w:p>
-    <w:bookmarkEnd w:id="259"/>
-    <w:bookmarkStart w:id="262" w:name="Xcc549eaa6d6dc98ca978f8c3f8040892922057f"/>
+    <w:bookmarkEnd w:id="260"/>
+    <w:bookmarkStart w:id="263" w:name="Xcc549eaa6d6dc98ca978f8c3f8040892922057f"/>
     <w:p>
       <w:pPr>
         <w:pStyle w:val="Heading4"/>
@@ -14211,7 +14385,7 @@
       <w:pPr>
         <w:numPr>
           <w:ilvl w:val="0"/>
-          <w:numId w:val="1102"/>
+          <w:numId w:val="1110"/>
         </w:numPr>
       </w:pPr>
       <w:r>
@@ -14222,7 +14396,7 @@
       <w:pPr>
         <w:numPr>
           <w:ilvl w:val="0"/>
-          <w:numId w:val="1102"/>
+          <w:numId w:val="1110"/>
         </w:numPr>
       </w:pPr>
       <w:r>
@@ -14233,7 +14407,7 @@
       <w:pPr>
         <w:numPr>
           <w:ilvl w:val="0"/>
-          <w:numId w:val="1102"/>
+          <w:numId w:val="1110"/>
         </w:numPr>
       </w:pPr>
       <w:r>
@@ -14244,7 +14418,7 @@
       <w:pPr>
         <w:numPr>
           <w:ilvl w:val="0"/>
-          <w:numId w:val="1102"/>
+          <w:numId w:val="1110"/>
         </w:numPr>
       </w:pPr>
       <w:r>
@@ -14262,11 +14436,11 @@
         <w:rPr>
           <w:rStyle w:val="FootnoteReference"/>
         </w:rPr>
-        <w:footnoteReference w:id="260"/>
-      </w:r>
-    </w:p>
-    <w:bookmarkEnd w:id="262"/>
-    <w:bookmarkStart w:id="263" w:name="Xc26fb27d9b9f189ddfb4d09b54bb3bef350c931"/>
+        <w:footnoteReference w:id="261"/>
+      </w:r>
+    </w:p>
+    <w:bookmarkEnd w:id="263"/>
+    <w:bookmarkStart w:id="264" w:name="Xc26fb27d9b9f189ddfb4d09b54bb3bef350c931"/>
     <w:p>
       <w:pPr>
         <w:pStyle w:val="Heading4"/>
@@ -14279,7 +14453,7 @@
       <w:pPr>
         <w:numPr>
           <w:ilvl w:val="0"/>
-          <w:numId w:val="1103"/>
+          <w:numId w:val="1111"/>
         </w:numPr>
       </w:pPr>
       <w:r>
@@ -14290,7 +14464,7 @@
       <w:pPr>
         <w:numPr>
           <w:ilvl w:val="1"/>
-          <w:numId w:val="1104"/>
+          <w:numId w:val="1112"/>
         </w:numPr>
       </w:pPr>
       <w:r>
@@ -14301,7 +14475,7 @@
       <w:pPr>
         <w:numPr>
           <w:ilvl w:val="1"/>
-          <w:numId w:val="1104"/>
+          <w:numId w:val="1112"/>
         </w:numPr>
       </w:pPr>
       <w:r>
@@ -14312,7 +14486,7 @@
       <w:pPr>
         <w:numPr>
           <w:ilvl w:val="1"/>
-          <w:numId w:val="1104"/>
+          <w:numId w:val="1112"/>
         </w:numPr>
       </w:pPr>
       <w:r>
@@ -14323,16 +14497,16 @@
       <w:pPr>
         <w:numPr>
           <w:ilvl w:val="1"/>
-          <w:numId w:val="1104"/>
+          <w:numId w:val="1112"/>
         </w:numPr>
       </w:pPr>
       <w:r>
         <w:t xml:space="preserve">The designated owner should have budget and decision-making authority with respect to preservation and data usage, including the authority to pass ownership to another entity.</w:t>
       </w:r>
     </w:p>
-    <w:bookmarkEnd w:id="263"/>
     <w:bookmarkEnd w:id="264"/>
-    <w:bookmarkStart w:id="281" w:name="X4929199aec71e050b1d94930339cb902a348db4"/>
+    <w:bookmarkEnd w:id="265"/>
+    <w:bookmarkStart w:id="282" w:name="X4929199aec71e050b1d94930339cb902a348db4"/>
     <w:p>
       <w:pPr>
         <w:pStyle w:val="Heading3"/>
@@ -14341,7 +14515,7 @@
         <w:t xml:space="preserve">4.3 The information management life cycle</w:t>
       </w:r>
     </w:p>
-    <w:bookmarkStart w:id="265" w:name="X775c93e2a119ed82a9dc642bb15020bd16f8166"/>
+    <w:bookmarkStart w:id="266" w:name="X775c93e2a119ed82a9dc642bb15020bd16f8166"/>
     <w:p>
       <w:pPr>
         <w:pStyle w:val="Heading4"/>
@@ -14370,7 +14544,7 @@
       <w:pPr>
         <w:numPr>
           <w:ilvl w:val="0"/>
-          <w:numId w:val="1105"/>
+          <w:numId w:val="1113"/>
         </w:numPr>
       </w:pPr>
       <w:r>
@@ -14381,7 +14555,7 @@
       <w:pPr>
         <w:numPr>
           <w:ilvl w:val="0"/>
-          <w:numId w:val="1105"/>
+          <w:numId w:val="1113"/>
         </w:numPr>
       </w:pPr>
       <w:r>
@@ -14392,7 +14566,7 @@
       <w:pPr>
         <w:numPr>
           <w:ilvl w:val="0"/>
-          <w:numId w:val="1105"/>
+          <w:numId w:val="1113"/>
         </w:numPr>
       </w:pPr>
       <w:r>
@@ -14403,7 +14577,7 @@
       <w:pPr>
         <w:numPr>
           <w:ilvl w:val="0"/>
-          <w:numId w:val="1105"/>
+          <w:numId w:val="1113"/>
         </w:numPr>
       </w:pPr>
       <w:r>
@@ -14414,7 +14588,7 @@
       <w:pPr>
         <w:numPr>
           <w:ilvl w:val="0"/>
-          <w:numId w:val="1105"/>
+          <w:numId w:val="1113"/>
         </w:numPr>
       </w:pPr>
       <w:r>
@@ -14429,8 +14603,8 @@
         <w:t xml:space="preserve">Governance covers the rules that apply to managing information in a secure and transparent manner; documentation covers the act of recording the reasons for, and details of, all operations in the information management process.</w:t>
       </w:r>
     </w:p>
-    <w:bookmarkEnd w:id="265"/>
-    <w:bookmarkStart w:id="268" w:name="X0db61513d36abdcc7d5bfd6f287c776c8343970"/>
+    <w:bookmarkEnd w:id="266"/>
+    <w:bookmarkStart w:id="269" w:name="X0db61513d36abdcc7d5bfd6f287c776c8343970"/>
     <w:p>
       <w:pPr>
         <w:pStyle w:val="Heading4"/>
@@ -14439,7 +14613,7 @@
         <w:t xml:space="preserve">4.3.2 Overarching requirements</w:t>
       </w:r>
     </w:p>
-    <w:bookmarkStart w:id="266" w:name="X824b8f9db66ff22648090c3e6e5d189d579254d"/>
+    <w:bookmarkStart w:id="267" w:name="X824b8f9db66ff22648090c3e6e5d189d579254d"/>
     <w:p>
       <w:pPr>
         <w:pStyle w:val="Heading5"/>
@@ -14452,7 +14626,7 @@
       <w:pPr>
         <w:numPr>
           <w:ilvl w:val="0"/>
-          <w:numId w:val="1106"/>
+          <w:numId w:val="1114"/>
         </w:numPr>
       </w:pPr>
       <w:r>
@@ -14463,7 +14637,7 @@
       <w:pPr>
         <w:numPr>
           <w:ilvl w:val="0"/>
-          <w:numId w:val="1106"/>
+          <w:numId w:val="1114"/>
         </w:numPr>
       </w:pPr>
       <w:r>
@@ -14474,15 +14648,15 @@
       <w:pPr>
         <w:numPr>
           <w:ilvl w:val="0"/>
-          <w:numId w:val="1106"/>
+          <w:numId w:val="1114"/>
         </w:numPr>
       </w:pPr>
       <w:r>
         <w:t xml:space="preserve">WMO centres should establish a board or leadership group to develop and regularly review such a governance structure and ensure compliance with its requirements.</w:t>
       </w:r>
     </w:p>
-    <w:bookmarkEnd w:id="266"/>
-    <w:bookmarkStart w:id="267" w:name="Xa83a9547ee24c5b5059542879186427de25e4f8"/>
+    <w:bookmarkEnd w:id="267"/>
+    <w:bookmarkStart w:id="268" w:name="Xa83a9547ee24c5b5059542879186427de25e4f8"/>
     <w:p>
       <w:pPr>
         <w:pStyle w:val="Heading5"/>
@@ -14495,7 +14669,7 @@
       <w:pPr>
         <w:numPr>
           <w:ilvl w:val="0"/>
-          <w:numId w:val="1107"/>
+          <w:numId w:val="1115"/>
         </w:numPr>
       </w:pPr>
       <w:r>
@@ -14506,16 +14680,16 @@
       <w:pPr>
         <w:numPr>
           <w:ilvl w:val="0"/>
-          <w:numId w:val="1107"/>
+          <w:numId w:val="1115"/>
         </w:numPr>
       </w:pPr>
       <w:r>
         <w:t xml:space="preserve">This documentation is required for all aspects of the information life cycle and should be clear, well -communicated, regularly updated and easy to find. Guidance relating to the documentation should be provided to new staff taking on responsibilities for information management and be a key component of training.</w:t>
       </w:r>
     </w:p>
-    <w:bookmarkEnd w:id="267"/>
     <w:bookmarkEnd w:id="268"/>
-    <w:bookmarkStart w:id="280" w:name="X5d9956e6f7cee22294b4d51e9b21afad03cd809"/>
+    <w:bookmarkEnd w:id="269"/>
+    <w:bookmarkStart w:id="281" w:name="X5d9956e6f7cee22294b4d51e9b21afad03cd809"/>
     <w:p>
       <w:pPr>
         <w:pStyle w:val="Heading4"/>
@@ -14524,7 +14698,7 @@
         <w:t xml:space="preserve">4.3.3 Aspects of the information management life cycle</w:t>
       </w:r>
     </w:p>
-    <w:bookmarkStart w:id="269" w:name="Xbe64c29659085b01557ed969921e787bed49234"/>
+    <w:bookmarkStart w:id="270" w:name="Xbe64c29659085b01557ed969921e787bed49234"/>
     <w:p>
       <w:pPr>
         <w:pStyle w:val="Heading5"/>
@@ -14545,7 +14719,7 @@
       <w:pPr>
         <w:numPr>
           <w:ilvl w:val="0"/>
-          <w:numId w:val="1108"/>
+          <w:numId w:val="1116"/>
         </w:numPr>
       </w:pPr>
       <w:r>
@@ -14556,7 +14730,7 @@
       <w:pPr>
         <w:numPr>
           <w:ilvl w:val="0"/>
-          <w:numId w:val="1108"/>
+          <w:numId w:val="1116"/>
         </w:numPr>
       </w:pPr>
       <w:r>
@@ -14567,7 +14741,7 @@
       <w:pPr>
         <w:numPr>
           <w:ilvl w:val="0"/>
-          <w:numId w:val="1108"/>
+          <w:numId w:val="1116"/>
         </w:numPr>
       </w:pPr>
       <w:r>
@@ -14578,7 +14752,7 @@
       <w:pPr>
         <w:numPr>
           <w:ilvl w:val="0"/>
-          <w:numId w:val="1108"/>
+          <w:numId w:val="1116"/>
         </w:numPr>
       </w:pPr>
       <w:r>
@@ -14589,7 +14763,7 @@
       <w:pPr>
         <w:numPr>
           <w:ilvl w:val="0"/>
-          <w:numId w:val="1108"/>
+          <w:numId w:val="1116"/>
         </w:numPr>
       </w:pPr>
       <w:r>
@@ -14600,7 +14774,7 @@
       <w:pPr>
         <w:numPr>
           <w:ilvl w:val="0"/>
-          <w:numId w:val="1108"/>
+          <w:numId w:val="1116"/>
         </w:numPr>
       </w:pPr>
       <w:r>
@@ -14639,8 +14813,8 @@
         <w:t xml:space="preserve">To ensure traceability and reproducibility, the information and documents at this and subsequent stages, should be version controlled and clearly labelled with version information. Similarly, software or computer code used to generate or process information should be version controlled with the version information recorded in the documentation and metadata. Where possible, software should be maintained within a code repository.</w:t>
       </w:r>
     </w:p>
-    <w:bookmarkEnd w:id="269"/>
-    <w:bookmarkStart w:id="271" w:name="Xe75b18c0d5f0bdb3ba6adf3affcfe09efc01b37"/>
+    <w:bookmarkEnd w:id="270"/>
+    <w:bookmarkStart w:id="272" w:name="Xe75b18c0d5f0bdb3ba6adf3affcfe09efc01b37"/>
     <w:p>
       <w:pPr>
         <w:pStyle w:val="Heading5"/>
@@ -14696,7 +14870,7 @@
       <w:r>
         <w:t xml:space="preserve"> </w:t>
       </w:r>
-      <w:hyperlink r:id="rId270">
+      <w:hyperlink r:id="rId271">
         <w:r>
           <w:rPr>
             <w:rStyle w:val="Hyperlink"/>
@@ -14729,8 +14903,8 @@
         <w:t xml:space="preserve">The WMO formats specified in the manuals are subject to strong governance processes, and changes to the formats can be traced through the versions of the manuals. The code tables and controlled vocabularies are also maintained in a code repository. To enable future reuse, the technical information, including detailed format specifications, should be archived alongside information for future access. This includes any controlled vocabulary, such as BUFR tables or WIGOS metadata code lists, associated with the format.</w:t>
       </w:r>
     </w:p>
-    <w:bookmarkEnd w:id="271"/>
-    <w:bookmarkStart w:id="273" w:name="Xe11f232826cd039bf17ed085e01ea5117e8cf55"/>
+    <w:bookmarkEnd w:id="272"/>
+    <w:bookmarkStart w:id="274" w:name="Xe11f232826cd039bf17ed085e01ea5117e8cf55"/>
     <w:p>
       <w:pPr>
         <w:pStyle w:val="Heading5"/>
@@ -14823,7 +14997,7 @@
         </w:rPr>
         <w:t xml:space="preserve"> </w:t>
       </w:r>
-      <w:hyperlink r:id="rId272">
+      <w:hyperlink r:id="rId273">
         <w:r>
           <w:rPr>
             <w:rStyle w:val="Hyperlink"/>
@@ -14837,8 +15011,8 @@
         <w:t xml:space="preserve">.</w:t>
       </w:r>
     </w:p>
-    <w:bookmarkEnd w:id="273"/>
-    <w:bookmarkStart w:id="277" w:name="Xf56fc6b58e87ddac88f8743e5eb58b739ec3f37"/>
+    <w:bookmarkEnd w:id="274"/>
+    <w:bookmarkStart w:id="278" w:name="Xf56fc6b58e87ddac88f8743e5eb58b739ec3f37"/>
     <w:p>
       <w:pPr>
         <w:pStyle w:val="Heading5"/>
@@ -14859,7 +15033,7 @@
       <w:pPr>
         <w:numPr>
           <w:ilvl w:val="0"/>
-          <w:numId w:val="1109"/>
+          <w:numId w:val="1117"/>
         </w:numPr>
       </w:pPr>
       <w:r>
@@ -14870,7 +15044,7 @@
       <w:pPr>
         <w:numPr>
           <w:ilvl w:val="0"/>
-          <w:numId w:val="1109"/>
+          <w:numId w:val="1117"/>
         </w:numPr>
       </w:pPr>
       <w:r>
@@ -14887,7 +15061,7 @@
       <w:r>
         <w:t xml:space="preserve"> </w:t>
       </w:r>
-      <w:hyperlink r:id="rId274">
+      <w:hyperlink r:id="rId275">
         <w:r>
           <w:rPr>
             <w:rStyle w:val="Hyperlink"/>
@@ -14906,7 +15080,7 @@
       <w:r>
         <w:t xml:space="preserve"> </w:t>
       </w:r>
-      <w:hyperlink r:id="rId275">
+      <w:hyperlink r:id="rId276">
         <w:r>
           <w:rPr>
             <w:rStyle w:val="Hyperlink"/>
@@ -14925,7 +15099,7 @@
       <w:r>
         <w:t xml:space="preserve"> </w:t>
       </w:r>
-      <w:hyperlink r:id="rId276">
+      <w:hyperlink r:id="rId277">
         <w:r>
           <w:rPr>
             <w:rStyle w:val="Hyperlink"/>
@@ -14994,8 +15168,8 @@
         <w:t xml:space="preserve">The discovery metadata should include a valid point of contact, enabling users to provide feedback and ask questions about the information provided.</w:t>
       </w:r>
     </w:p>
-    <w:bookmarkEnd w:id="277"/>
-    <w:bookmarkStart w:id="279" w:name="Xe003249f9b047ed672ca1ea770f2e1e16ddc341"/>
+    <w:bookmarkEnd w:id="278"/>
+    <w:bookmarkStart w:id="280" w:name="Xe003249f9b047ed672ca1ea770f2e1e16ddc341"/>
     <w:p>
       <w:pPr>
         <w:pStyle w:val="Heading5"/>
@@ -15059,7 +15233,7 @@
       <w:r>
         <w:t xml:space="preserve"> </w:t>
       </w:r>
-      <w:hyperlink r:id="rId278">
+      <w:hyperlink r:id="rId279">
         <w:r>
           <w:rPr>
             <w:rStyle w:val="Hyperlink"/>
@@ -15134,10 +15308,10 @@
         <w:t xml:space="preserve">When an information resource is marked for disposal, the reasons for disposal, including the outcome of the consultation with stakeholders and users, must clearly be documented. The disposal must be authorized by the identified owner and custodian of the information. Information relating to the disposal must be included in the metadata associated with the information resource. The metadata must be retained for future reference.</w:t>
       </w:r>
     </w:p>
-    <w:bookmarkEnd w:id="279"/>
     <w:bookmarkEnd w:id="280"/>
     <w:bookmarkEnd w:id="281"/>
-    <w:bookmarkStart w:id="286" w:name="X35204cf3ee03a678864bfb46ad7b3703fafab2a"/>
+    <w:bookmarkEnd w:id="282"/>
+    <w:bookmarkStart w:id="287" w:name="X35204cf3ee03a678864bfb46ad7b3703fafab2a"/>
     <w:p>
       <w:pPr>
         <w:pStyle w:val="Heading3"/>
@@ -15146,7 +15320,7 @@
         <w:t xml:space="preserve">4.4 Other considerations</w:t>
       </w:r>
     </w:p>
-    <w:bookmarkStart w:id="283" w:name="X694dc110c0d391c7b883a0bc99e94f08b513e8d"/>
+    <w:bookmarkStart w:id="284" w:name="X694dc110c0d391c7b883a0bc99e94f08b513e8d"/>
     <w:p>
       <w:pPr>
         <w:pStyle w:val="Heading4"/>
@@ -15165,7 +15339,7 @@
       <w:r>
         <w:t xml:space="preserve"> </w:t>
       </w:r>
-      <w:hyperlink r:id="rId282">
+      <w:hyperlink r:id="rId283">
         <w:r>
           <w:rPr>
             <w:rStyle w:val="Hyperlink"/>
@@ -15182,8 +15356,8 @@
         <w:t xml:space="preserve">(WMO-No. 1239).</w:t>
       </w:r>
     </w:p>
-    <w:bookmarkEnd w:id="283"/>
-    <w:bookmarkStart w:id="285" w:name="X4d297de7457ffcad46de0b0f8b63d0f53f4b56b"/>
+    <w:bookmarkEnd w:id="284"/>
+    <w:bookmarkStart w:id="286" w:name="X4d297de7457ffcad46de0b0f8b63d0f53f4b56b"/>
     <w:p>
       <w:pPr>
         <w:pStyle w:val="Heading4"/>
@@ -15202,7 +15376,7 @@
       <w:r>
         <w:t xml:space="preserve"> </w:t>
       </w:r>
-      <w:hyperlink r:id="rId284">
+      <w:hyperlink r:id="rId285">
         <w:r>
           <w:rPr>
             <w:rStyle w:val="Hyperlink"/>
@@ -15219,11 +15393,11 @@
         <w:t xml:space="preserve">(WMO-No. 1115).</w:t>
       </w:r>
     </w:p>
-    <w:bookmarkEnd w:id="285"/>
     <w:bookmarkEnd w:id="286"/>
     <w:bookmarkEnd w:id="287"/>
     <w:bookmarkEnd w:id="288"/>
-    <w:bookmarkStart w:id="290" w:name="Xc22bc5ab39ba62fe39071f09c0bb1e5b86d014a"/>
+    <w:bookmarkEnd w:id="289"/>
+    <w:bookmarkStart w:id="291" w:name="Xc22bc5ab39ba62fe39071f09c0bb1e5b86d014a"/>
     <w:p>
       <w:pPr>
         <w:pStyle w:val="Heading1"/>
@@ -15244,7 +15418,7 @@
       <w:pPr>
         <w:numPr>
           <w:ilvl w:val="0"/>
-          <w:numId w:val="1110"/>
+          <w:numId w:val="1118"/>
         </w:numPr>
       </w:pPr>
       <w:r>
@@ -15265,10 +15439,10 @@
       <w:pPr>
         <w:numPr>
           <w:ilvl w:val="0"/>
-          <w:numId w:val="1110"/>
-        </w:numPr>
-      </w:pPr>
-      <w:hyperlink r:id="rId289">
+          <w:numId w:val="1118"/>
+        </w:numPr>
+      </w:pPr>
+      <w:hyperlink r:id="rId290">
         <w:r>
           <w:rPr>
             <w:rStyle w:val="Hyperlink"/>
@@ -15285,8 +15459,8 @@
         <w:t xml:space="preserve">(WMO-No. 1061), Volume I, Appendix E. Annex To Paragraph 7.8, 1. ICT Service Incident Management; and Appendix F.WIS IT Security Incident Response Process.</w:t>
       </w:r>
     </w:p>
-    <w:bookmarkEnd w:id="290"/>
-    <w:bookmarkStart w:id="293" w:name="X7704236ba72ed8cc2b9a9e238d27c640b9b6528"/>
+    <w:bookmarkEnd w:id="291"/>
+    <w:bookmarkStart w:id="294" w:name="X7704236ba72ed8cc2b9a9e238d27c640b9b6528"/>
     <w:p>
       <w:pPr>
         <w:pStyle w:val="Heading1"/>
@@ -15471,7 +15645,7 @@
             <w:pPr>
               <w:jc w:val="left"/>
             </w:pPr>
-            <w:hyperlink r:id="rId291">
+            <w:hyperlink r:id="rId292">
               <w:r>
                 <w:rPr>
                   <w:rStyle w:val="Hyperlink"/>
@@ -15533,7 +15707,7 @@
             <w:pPr>
               <w:jc w:val="left"/>
             </w:pPr>
-            <w:hyperlink r:id="rId292">
+            <w:hyperlink r:id="rId293">
               <w:r>
                 <w:rPr>
                   <w:rStyle w:val="Hyperlink"/>
@@ -15556,8 +15730,8 @@
         </w:tc>
       </w:tr>
     </w:tbl>
-    <w:bookmarkEnd w:id="293"/>
-    <w:bookmarkStart w:id="294" w:name="X7f4148bbe8340521d688e8add59cd975c84175d"/>
+    <w:bookmarkEnd w:id="294"/>
+    <w:bookmarkStart w:id="295" w:name="X7f4148bbe8340521d688e8add59cd975c84175d"/>
     <w:p>
       <w:pPr>
         <w:pStyle w:val="Heading1"/>
@@ -15603,7 +15777,7 @@
         <w:t xml:space="preserve">(WMO-No. 1061), Volume I, Appendix A. WMO Information System Training and Learning Guide.</w:t>
       </w:r>
     </w:p>
-    <w:bookmarkEnd w:id="294"/>
+    <w:bookmarkEnd w:id="295"/>
     <w:sectPr/>
   </w:body>
 </w:document>
@@ -16902,7 +17076,7 @@
       </w:r>
     </w:p>
   </w:footnote>
-  <w:footnote w:id="149">
+  <w:footnote w:id="150">
     <w:p>
       <w:pPr>
         <w:pStyle w:val="FootnoteText"/>
@@ -16922,7 +17096,7 @@
       <w:r>
         <w:t xml:space="preserve"> </w:t>
       </w:r>
-      <w:hyperlink r:id="rId150">
+      <w:hyperlink r:id="rId151">
         <w:r>
           <w:rPr>
             <w:rStyle w:val="Hyperlink"/>
@@ -16935,7 +17109,7 @@
       </w:r>
     </w:p>
   </w:footnote>
-  <w:footnote w:id="151">
+  <w:footnote w:id="152">
     <w:p>
       <w:pPr>
         <w:pStyle w:val="FootnoteText"/>
@@ -16954,7 +17128,7 @@
       </w:r>
     </w:p>
   </w:footnote>
-  <w:footnote w:id="152">
+  <w:footnote w:id="153">
     <w:p>
       <w:pPr>
         <w:pStyle w:val="FootnoteText"/>
@@ -16974,7 +17148,7 @@
       <w:r>
         <w:t xml:space="preserve"> </w:t>
       </w:r>
-      <w:hyperlink r:id="rId153">
+      <w:hyperlink r:id="rId154">
         <w:r>
           <w:rPr>
             <w:rStyle w:val="Hyperlink"/>
@@ -16987,7 +17161,7 @@
       </w:r>
     </w:p>
   </w:footnote>
-  <w:footnote w:id="174">
+  <w:footnote w:id="172">
     <w:p>
       <w:pPr>
         <w:pStyle w:val="FootnoteText"/>
@@ -17018,7 +17192,7 @@
       </w:r>
     </w:p>
   </w:footnote>
-  <w:footnote w:id="179">
+  <w:footnote w:id="177">
     <w:p>
       <w:pPr>
         <w:pStyle w:val="FootnoteText"/>
@@ -17038,7 +17212,7 @@
       <w:r>
         <w:t xml:space="preserve"> </w:t>
       </w:r>
-      <w:hyperlink r:id="rId180">
+      <w:hyperlink r:id="rId178">
         <w:r>
           <w:rPr>
             <w:rStyle w:val="Hyperlink"/>
@@ -17051,7 +17225,7 @@
       </w:r>
     </w:p>
   </w:footnote>
-  <w:footnote w:id="181">
+  <w:footnote w:id="179">
     <w:p>
       <w:pPr>
         <w:pStyle w:val="FootnoteText"/>
@@ -17065,7 +17239,7 @@
       <w:r>
         <w:t xml:space="preserve"> </w:t>
       </w:r>
-      <w:hyperlink r:id="rId182">
+      <w:hyperlink r:id="rId180">
         <w:r>
           <w:rPr>
             <w:rStyle w:val="Hyperlink"/>
@@ -17075,7 +17249,7 @@
       </w:hyperlink>
     </w:p>
   </w:footnote>
-  <w:footnote w:id="183">
+  <w:footnote w:id="181">
     <w:p>
       <w:pPr>
         <w:pStyle w:val="FootnoteText"/>
@@ -17089,7 +17263,7 @@
       <w:r>
         <w:t xml:space="preserve"> </w:t>
       </w:r>
-      <w:hyperlink r:id="rId184">
+      <w:hyperlink r:id="rId182">
         <w:r>
           <w:rPr>
             <w:rStyle w:val="Hyperlink"/>
@@ -17099,7 +17273,7 @@
       </w:hyperlink>
     </w:p>
   </w:footnote>
-  <w:footnote w:id="192">
+  <w:footnote w:id="190">
     <w:p>
       <w:pPr>
         <w:pStyle w:val="FootnoteText"/>
@@ -17118,7 +17292,7 @@
       </w:r>
     </w:p>
   </w:footnote>
-  <w:footnote w:id="193">
+  <w:footnote w:id="191">
     <w:p>
       <w:pPr>
         <w:pStyle w:val="FootnoteText"/>
@@ -17134,45 +17308,45 @@
       </w:r>
       <w:r>
         <w:t xml:space="preserve">AMQP 1.0 is one of the protocols proposed in the draft PANS-IM.</w:t>
+      </w:r>
+    </w:p>
+  </w:footnote>
+  <w:footnote w:id="196">
+    <w:p>
+      <w:pPr>
+        <w:pStyle w:val="FootnoteText"/>
+      </w:pPr>
+      <w:r>
+        <w:rPr>
+          <w:rStyle w:val="FootnoteReference"/>
+        </w:rPr>
+        <w:footnoteRef/>
+      </w:r>
+      <w:r>
+        <w:t xml:space="preserve"> </w:t>
+      </w:r>
+      <w:r>
+        <w:t xml:space="preserve">IWXXM (FM 205) is defined in the</w:t>
+      </w:r>
+      <w:r>
+        <w:t xml:space="preserve"> </w:t>
+      </w:r>
+      <w:r>
+        <w:rPr>
+          <w:iCs/>
+          <w:i/>
+        </w:rPr>
+        <w:t xml:space="preserve">Manual on Codes</w:t>
+      </w:r>
+      <w:r>
+        <w:t xml:space="preserve"> </w:t>
+      </w:r>
+      <w:r>
+        <w:t xml:space="preserve">(WMO-No. 306), Volume I.3.</w:t>
       </w:r>
     </w:p>
   </w:footnote>
   <w:footnote w:id="198">
-    <w:p>
-      <w:pPr>
-        <w:pStyle w:val="FootnoteText"/>
-      </w:pPr>
-      <w:r>
-        <w:rPr>
-          <w:rStyle w:val="FootnoteReference"/>
-        </w:rPr>
-        <w:footnoteRef/>
-      </w:r>
-      <w:r>
-        <w:t xml:space="preserve"> </w:t>
-      </w:r>
-      <w:r>
-        <w:t xml:space="preserve">IWXXM (FM 205) is defined in the</w:t>
-      </w:r>
-      <w:r>
-        <w:t xml:space="preserve"> </w:t>
-      </w:r>
-      <w:r>
-        <w:rPr>
-          <w:iCs/>
-          <w:i/>
-        </w:rPr>
-        <w:t xml:space="preserve">Manual on Codes</w:t>
-      </w:r>
-      <w:r>
-        <w:t xml:space="preserve"> </w:t>
-      </w:r>
-      <w:r>
-        <w:t xml:space="preserve">(WMO-No. 306), Volume I.3.</w:t>
-      </w:r>
-    </w:p>
-  </w:footnote>
-  <w:footnote w:id="200">
     <w:p>
       <w:pPr>
         <w:pStyle w:val="FootnoteText"/>
@@ -17205,6 +17379,44 @@
       </w:r>
     </w:p>
   </w:footnote>
+  <w:footnote w:id="199">
+    <w:p>
+      <w:pPr>
+        <w:pStyle w:val="FootnoteText"/>
+      </w:pPr>
+      <w:r>
+        <w:rPr>
+          <w:rStyle w:val="FootnoteReference"/>
+        </w:rPr>
+        <w:footnoteRef/>
+      </w:r>
+      <w:r>
+        <w:t xml:space="preserve"> </w:t>
+      </w:r>
+      <w:r>
+        <w:t xml:space="preserve">WIS2 does not provide any guidance on use of Public Key Infrastructure (PKI).</w:t>
+      </w:r>
+    </w:p>
+  </w:footnote>
+  <w:footnote w:id="200">
+    <w:p>
+      <w:pPr>
+        <w:pStyle w:val="FootnoteText"/>
+      </w:pPr>
+      <w:r>
+        <w:rPr>
+          <w:rStyle w:val="FootnoteReference"/>
+        </w:rPr>
+        <w:footnoteRef/>
+      </w:r>
+      <w:r>
+        <w:t xml:space="preserve"> </w:t>
+      </w:r>
+      <w:r>
+        <w:t xml:space="preserve">Global Caches enable the highly available, low-latency distribution of core data. Given that core data is provided on a free and unrestricted basis, Global Caches do not implement any data access control.</w:t>
+      </w:r>
+    </w:p>
+  </w:footnote>
   <w:footnote w:id="201">
     <w:p>
       <w:pPr>
@@ -17220,26 +17432,7 @@
         <w:t xml:space="preserve"> </w:t>
       </w:r>
       <w:r>
-        <w:t xml:space="preserve">WIS2 does not provide any guidance on use of Public Key Infrastructure (PKI).</w:t>
-      </w:r>
-    </w:p>
-  </w:footnote>
-  <w:footnote w:id="202">
-    <w:p>
-      <w:pPr>
-        <w:pStyle w:val="FootnoteText"/>
-      </w:pPr>
-      <w:r>
-        <w:rPr>
-          <w:rStyle w:val="FootnoteReference"/>
-        </w:rPr>
-        <w:footnoteRef/>
-      </w:r>
-      <w:r>
-        <w:t xml:space="preserve"> </w:t>
-      </w:r>
-      <w:r>
-        <w:t xml:space="preserve">Global Caches enable the highly available, low-latency distribution of core data. Given that core data is provided on a free and unrestricted basis, Global Caches do not implement any data access control.</w:t>
+        <w:t xml:space="preserve">Where the data resource does not exceed 4 Kb, it may be embedded in the notification message.</w:t>
       </w:r>
     </w:p>
   </w:footnote>
@@ -17258,11 +17451,11 @@
         <w:t xml:space="preserve"> </w:t>
       </w:r>
       <w:r>
-        <w:t xml:space="preserve">Where the data resource does not exceed 4 Kb, it may be embedded in the notification message.</w:t>
+        <w:t xml:space="preserve">Note that the figure simplifies the transmission of discovery metadata from the WIS2 Node to the Global Discovery Catalogue. The WIS2 Node publishes notification messages advertising the availability of a new discovery metadata resource at a given URL. These messages are republished by the Global Broker. The Global Discovery Catalogue subscribes to a Global Broker and downloads the discovery metadata from the WIS2 Node using the URL supplied in the message.</w:t>
       </w:r>
     </w:p>
   </w:footnote>
-  <w:footnote w:id="205">
+  <w:footnote w:id="207">
     <w:p>
       <w:pPr>
         <w:pStyle w:val="FootnoteText"/>
@@ -17277,7 +17470,26 @@
         <w:t xml:space="preserve"> </w:t>
       </w:r>
       <w:r>
-        <w:t xml:space="preserve">Note that the figure simplifies the transmission of discovery metadata from the WIS2 Node to the Global Discovery Catalogue. The WIS2 Node publishes notification messages advertising the availability of a new discovery metadata resource at a given URL. These messages are republished by the Global Broker. The Global Discovery Catalogue subscribes to a Global Broker and downloads the discovery metadata from the WIS2 Node using the URL supplied in the message.</w:t>
+        <w:t xml:space="preserve">WIS2 recommends subscribing to notifications from a Global Broker. However, where both a gateway component and a WIS2 Node are operated by the same organization, it may be advantageous to subscribe directly to the local Message Broker of WIS2 Node, for example, to reduce latency.</w:t>
+      </w:r>
+    </w:p>
+  </w:footnote>
+  <w:footnote w:id="208">
+    <w:p>
+      <w:pPr>
+        <w:pStyle w:val="FootnoteText"/>
+      </w:pPr>
+      <w:r>
+        <w:rPr>
+          <w:rStyle w:val="FootnoteReference"/>
+        </w:rPr>
+        <w:footnoteRef/>
+      </w:r>
+      <w:r>
+        <w:t xml:space="preserve"> </w:t>
+      </w:r>
+      <w:r>
+        <w:t xml:space="preserve">The WIS2 Node may control access to data. If this is the case, the gateway component will need to be implemented accordingly</w:t>
       </w:r>
     </w:p>
   </w:footnote>
@@ -17296,7 +17508,22 @@
         <w:t xml:space="preserve"> </w:t>
       </w:r>
       <w:r>
-        <w:t xml:space="preserve">WIS2 recommends subscribing to notifications from a Global Broker. However, where both a gateway component and a WIS2 Node are operated by the same organization, it may be advantageous to subscribe directly to the local Message Broker of WIS2 Node, for example, to reduce latency.</w:t>
+        <w:t xml:space="preserve">In case a unique identifier is required for proper passing of an aviation weather message to the gateway component, the GTS abbreviated heading (TTAAii CCCC YYGGgg) in the COLLECT envelop can be used (available in IWXXM messages that have a corresponding TAC message). Alternatively, content in the attribute</w:t>
+      </w:r>
+      <w:r>
+        <w:t xml:space="preserve"> </w:t>
+      </w:r>
+      <w:r>
+        <w:rPr>
+          <w:rStyle w:val="VerbatimChar"/>
+        </w:rPr>
+        <w:t xml:space="preserve">gml:identifier</w:t>
+      </w:r>
+      <w:r>
+        <w:t xml:space="preserve"> </w:t>
+      </w:r>
+      <w:r>
+        <w:t xml:space="preserve">(available in newer IWXXM messages such as WAFS SIGWX Forecast and QVACI), may also serve this purpose. There is currently no agreed definition for a unique identifier for IWXXM METAR and TAF reports for individual aerodromes.</w:t>
       </w:r>
     </w:p>
   </w:footnote>
@@ -17315,65 +17542,12 @@
         <w:t xml:space="preserve"> </w:t>
       </w:r>
       <w:r>
-        <w:t xml:space="preserve">The WIS2 Node may control access to data. If this is the case, the gateway component will need to be implemented accordingly</w:t>
-      </w:r>
-    </w:p>
-  </w:footnote>
-  <w:footnote w:id="211">
-    <w:p>
-      <w:pPr>
-        <w:pStyle w:val="FootnoteText"/>
-      </w:pPr>
-      <w:r>
-        <w:rPr>
-          <w:rStyle w:val="FootnoteReference"/>
-        </w:rPr>
-        <w:footnoteRef/>
-      </w:r>
-      <w:r>
-        <w:t xml:space="preserve"> </w:t>
-      </w:r>
-      <w:r>
-        <w:t xml:space="preserve">In case a unique identifier is required for proper passing of an aviation weather message to the gateway component, the GTS abbreviated heading (TTAAii CCCC YYGGgg) in the COLLECT envelop can be used (available in IWXXM messages that have a corresponding TAC message). Alternatively, content in the attribute</w:t>
-      </w:r>
-      <w:r>
-        <w:t xml:space="preserve"> </w:t>
-      </w:r>
-      <w:r>
-        <w:rPr>
-          <w:rStyle w:val="VerbatimChar"/>
-        </w:rPr>
-        <w:t xml:space="preserve">gml:identifier</w:t>
-      </w:r>
-      <w:r>
-        <w:t xml:space="preserve"> </w:t>
-      </w:r>
-      <w:r>
-        <w:t xml:space="preserve">(available in newer IWXXM messages such as WAFS SIGWX Forecast and QVACI), may also serve this purpose. There is currently no agreed definition for a unique identifier for IWXXM METAR and TAF reports for individual aerodromes.</w:t>
-      </w:r>
-    </w:p>
-  </w:footnote>
-  <w:footnote w:id="212">
-    <w:p>
-      <w:pPr>
-        <w:pStyle w:val="FootnoteText"/>
-      </w:pPr>
-      <w:r>
-        <w:rPr>
-          <w:rStyle w:val="FootnoteReference"/>
-        </w:rPr>
-        <w:footnoteRef/>
-      </w:r>
-      <w:r>
-        <w:t xml:space="preserve"> </w:t>
-      </w:r>
-      <w:r>
         <w:t xml:space="preserve">See OpenMetrics:</w:t>
       </w:r>
       <w:r>
         <w:t xml:space="preserve"> </w:t>
       </w:r>
-      <w:hyperlink r:id="rId150">
+      <w:hyperlink r:id="rId151">
         <w:r>
           <w:rPr>
             <w:rStyle w:val="Hyperlink"/>
@@ -17386,7 +17560,7 @@
       </w:r>
     </w:p>
   </w:footnote>
-  <w:footnote w:id="214">
+  <w:footnote w:id="212">
     <w:p>
       <w:pPr>
         <w:pStyle w:val="FootnoteText"/>
@@ -17406,7 +17580,7 @@
       <w:r>
         <w:t xml:space="preserve"> </w:t>
       </w:r>
-      <w:hyperlink r:id="rId215">
+      <w:hyperlink r:id="rId213">
         <w:r>
           <w:rPr>
             <w:rStyle w:val="Hyperlink"/>
@@ -17419,7 +17593,7 @@
       </w:r>
     </w:p>
   </w:footnote>
-  <w:footnote w:id="218">
+  <w:footnote w:id="216">
     <w:p>
       <w:pPr>
         <w:pStyle w:val="FootnoteText"/>
@@ -17439,7 +17613,7 @@
       <w:r>
         <w:t xml:space="preserve"> </w:t>
       </w:r>
-      <w:hyperlink r:id="rId219">
+      <w:hyperlink r:id="rId217">
         <w:r>
           <w:rPr>
             <w:rStyle w:val="Hyperlink"/>
@@ -17452,7 +17626,7 @@
       </w:r>
     </w:p>
   </w:footnote>
-  <w:footnote w:id="230">
+  <w:footnote w:id="231">
     <w:p>
       <w:pPr>
         <w:pStyle w:val="FootnoteText"/>
@@ -17466,7 +17640,7 @@
       <w:r>
         <w:t xml:space="preserve"> </w:t>
       </w:r>
-      <w:hyperlink r:id="rId231">
+      <w:hyperlink r:id="rId232">
         <w:r>
           <w:rPr>
             <w:rStyle w:val="Hyperlink"/>
@@ -17476,7 +17650,7 @@
       </w:hyperlink>
     </w:p>
   </w:footnote>
-  <w:footnote w:id="232">
+  <w:footnote w:id="233">
     <w:p>
       <w:pPr>
         <w:pStyle w:val="FootnoteText"/>
@@ -17490,7 +17664,7 @@
       <w:r>
         <w:t xml:space="preserve"> </w:t>
       </w:r>
-      <w:hyperlink r:id="rId233">
+      <w:hyperlink r:id="rId234">
         <w:r>
           <w:rPr>
             <w:rStyle w:val="Hyperlink"/>
@@ -17500,7 +17674,7 @@
       </w:hyperlink>
     </w:p>
   </w:footnote>
-  <w:footnote w:id="260">
+  <w:footnote w:id="261">
     <w:p>
       <w:pPr>
         <w:pStyle w:val="FootnoteText"/>
@@ -17514,7 +17688,7 @@
       <w:r>
         <w:t xml:space="preserve"> </w:t>
       </w:r>
-      <w:hyperlink r:id="rId261">
+      <w:hyperlink r:id="rId262">
         <w:r>
           <w:rPr>
             <w:rStyle w:val="Hyperlink"/>
@@ -18311,6 +18485,30 @@
     <w:abstractNumId w:val="991"/>
   </w:num>
   <w:num w:numId="1081">
+    <w:abstractNumId w:val="991"/>
+  </w:num>
+  <w:num w:numId="1082">
+    <w:abstractNumId w:val="991"/>
+  </w:num>
+  <w:num w:numId="1083">
+    <w:abstractNumId w:val="991"/>
+  </w:num>
+  <w:num w:numId="1084">
+    <w:abstractNumId w:val="991"/>
+  </w:num>
+  <w:num w:numId="1085">
+    <w:abstractNumId w:val="991"/>
+  </w:num>
+  <w:num w:numId="1086">
+    <w:abstractNumId w:val="991"/>
+  </w:num>
+  <w:num w:numId="1087">
+    <w:abstractNumId w:val="991"/>
+  </w:num>
+  <w:num w:numId="1088">
+    <w:abstractNumId w:val="991"/>
+  </w:num>
+  <w:num w:numId="1089">
     <w:abstractNumId w:val="99401"/>
     <w:lvlOverride w:ilvl="0">
       <w:startOverride w:val="1"/>
@@ -18340,30 +18538,6 @@
       <w:startOverride w:val="1"/>
     </w:lvlOverride>
   </w:num>
-  <w:num w:numId="1082">
-    <w:abstractNumId w:val="991"/>
-  </w:num>
-  <w:num w:numId="1083">
-    <w:abstractNumId w:val="991"/>
-  </w:num>
-  <w:num w:numId="1084">
-    <w:abstractNumId w:val="991"/>
-  </w:num>
-  <w:num w:numId="1085">
-    <w:abstractNumId w:val="991"/>
-  </w:num>
-  <w:num w:numId="1086">
-    <w:abstractNumId w:val="991"/>
-  </w:num>
-  <w:num w:numId="1087">
-    <w:abstractNumId w:val="991"/>
-  </w:num>
-  <w:num w:numId="1088">
-    <w:abstractNumId w:val="991"/>
-  </w:num>
-  <w:num w:numId="1089">
-    <w:abstractNumId w:val="991"/>
-  </w:num>
   <w:num w:numId="1090">
     <w:abstractNumId w:val="991"/>
   </w:num>
@@ -18377,6 +18551,30 @@
     <w:abstractNumId w:val="991"/>
   </w:num>
   <w:num w:numId="1094">
+    <w:abstractNumId w:val="991"/>
+  </w:num>
+  <w:num w:numId="1095">
+    <w:abstractNumId w:val="991"/>
+  </w:num>
+  <w:num w:numId="1096">
+    <w:abstractNumId w:val="991"/>
+  </w:num>
+  <w:num w:numId="1097">
+    <w:abstractNumId w:val="991"/>
+  </w:num>
+  <w:num w:numId="1098">
+    <w:abstractNumId w:val="991"/>
+  </w:num>
+  <w:num w:numId="1099">
+    <w:abstractNumId w:val="991"/>
+  </w:num>
+  <w:num w:numId="1100">
+    <w:abstractNumId w:val="991"/>
+  </w:num>
+  <w:num w:numId="1101">
+    <w:abstractNumId w:val="991"/>
+  </w:num>
+  <w:num w:numId="1102">
     <w:abstractNumId w:val="99401"/>
     <w:lvlOverride w:ilvl="0">
       <w:startOverride w:val="1"/>
@@ -18406,7 +18604,7 @@
       <w:startOverride w:val="1"/>
     </w:lvlOverride>
   </w:num>
-  <w:num w:numId="1095">
+  <w:num w:numId="1103">
     <w:abstractNumId w:val="99401"/>
     <w:lvlOverride w:ilvl="0">
       <w:startOverride w:val="1"/>
@@ -18436,30 +18634,6 @@
       <w:startOverride w:val="1"/>
     </w:lvlOverride>
   </w:num>
-  <w:num w:numId="1096">
-    <w:abstractNumId w:val="991"/>
-  </w:num>
-  <w:num w:numId="1097">
-    <w:abstractNumId w:val="991"/>
-  </w:num>
-  <w:num w:numId="1098">
-    <w:abstractNumId w:val="991"/>
-  </w:num>
-  <w:num w:numId="1099">
-    <w:abstractNumId w:val="991"/>
-  </w:num>
-  <w:num w:numId="1100">
-    <w:abstractNumId w:val="991"/>
-  </w:num>
-  <w:num w:numId="1101">
-    <w:abstractNumId w:val="991"/>
-  </w:num>
-  <w:num w:numId="1102">
-    <w:abstractNumId w:val="991"/>
-  </w:num>
-  <w:num w:numId="1103">
-    <w:abstractNumId w:val="991"/>
-  </w:num>
   <w:num w:numId="1104">
     <w:abstractNumId w:val="991"/>
   </w:num>
@@ -18476,6 +18650,30 @@
     <w:abstractNumId w:val="991"/>
   </w:num>
   <w:num w:numId="1109">
+    <w:abstractNumId w:val="991"/>
+  </w:num>
+  <w:num w:numId="1110">
+    <w:abstractNumId w:val="991"/>
+  </w:num>
+  <w:num w:numId="1111">
+    <w:abstractNumId w:val="991"/>
+  </w:num>
+  <w:num w:numId="1112">
+    <w:abstractNumId w:val="991"/>
+  </w:num>
+  <w:num w:numId="1113">
+    <w:abstractNumId w:val="991"/>
+  </w:num>
+  <w:num w:numId="1114">
+    <w:abstractNumId w:val="991"/>
+  </w:num>
+  <w:num w:numId="1115">
+    <w:abstractNumId w:val="991"/>
+  </w:num>
+  <w:num w:numId="1116">
+    <w:abstractNumId w:val="991"/>
+  </w:num>
+  <w:num w:numId="1117">
     <w:abstractNumId w:val="99401"/>
     <w:lvlOverride w:ilvl="0">
       <w:startOverride w:val="1"/>
@@ -18505,7 +18703,7 @@
       <w:startOverride w:val="1"/>
     </w:lvlOverride>
   </w:num>
-  <w:num w:numId="1110">
+  <w:num w:numId="1118">
     <w:abstractNumId w:val="991"/>
   </w:num>
 </w:numbering>

--- a/guide/infcom/guide/wis2-guide-DRAFT-INFCOM-4.docx
+++ b/guide/infcom/guide/wis2-guide-DRAFT-INFCOM-4.docx
@@ -105,7 +105,7 @@
         <w:pStyle w:val="Date"/>
       </w:pPr>
       <w:r>
-        <w:t xml:space="preserve">2026-06-10</w:t>
+        <w:t xml:space="preserve">2026-06-11</w:t>
       </w:r>
     </w:p>
     <w:p>
@@ -6161,7 +6161,7 @@
         </w:numPr>
       </w:pPr>
       <w:r>
-        <w:t xml:space="preserve">A Global Monitor:</w:t>
+        <w:t xml:space="preserve">A Global Discovery Catalogue:</w:t>
       </w:r>
     </w:p>
     <w:p>
@@ -6172,7 +6172,7 @@
         </w:numPr>
       </w:pPr>
       <w:r>
-        <w:t xml:space="preserve">Should support a minimum of 50 metrics providers;</w:t>
+        <w:t xml:space="preserve">Should support a minimum of 20 000 metadata records;</w:t>
       </w:r>
     </w:p>
     <w:p>
@@ -6183,18 +6183,7 @@
         </w:numPr>
       </w:pPr>
       <w:r>
-        <w:t xml:space="preserve">Should support 200 simultaneous "access" to the dashboard;</w:t>
-      </w:r>
-    </w:p>
-    <w:p>
-      <w:pPr>
-        <w:numPr>
-          <w:ilvl w:val="1"/>
-          <w:numId w:val="1046"/>
-        </w:numPr>
-      </w:pPr>
-      <w:r>
-        <w:t xml:space="preserve">Could limit the bandwidth usage of the service to 100 Mb/s.</w:t>
+        <w:t xml:space="preserve">Should support a minimum of 25 requests per second to the API endpoint.</w:t>
       </w:r>
     </w:p>
     <w:p>
@@ -6205,7 +6194,7 @@
         </w:numPr>
       </w:pPr>
       <w:r>
-        <w:t xml:space="preserve">A Global Discovery Catalogue:</w:t>
+        <w:t xml:space="preserve">A Global Monitor:</w:t>
       </w:r>
     </w:p>
     <w:p>
@@ -6216,7 +6205,7 @@
         </w:numPr>
       </w:pPr>
       <w:r>
-        <w:t xml:space="preserve">Should support a minimum of 20 000 metadata records;</w:t>
+        <w:t xml:space="preserve">Should support a minimum of 50 metrics providers;</w:t>
       </w:r>
     </w:p>
     <w:p>
@@ -6227,7 +6216,18 @@
         </w:numPr>
       </w:pPr>
       <w:r>
-        <w:t xml:space="preserve">Should support a minimum of 25 requests per second to the API endpoint.</w:t>
+        <w:t xml:space="preserve">Should support 200 simultaneous "access" to the dashboard;</w:t>
+      </w:r>
+    </w:p>
+    <w:p>
+      <w:pPr>
+        <w:numPr>
+          <w:ilvl w:val="1"/>
+          <w:numId w:val="1047"/>
+        </w:numPr>
+      </w:pPr>
+      <w:r>
+        <w:t xml:space="preserve">Could limit the bandwidth usage of the service to 100 Mb/s.</w:t>
       </w:r>
     </w:p>
     <w:bookmarkEnd w:id="156"/>

--- a/guide/infcom/guide/wis2-guide-DRAFT-INFCOM-4.docx
+++ b/guide/infcom/guide/wis2-guide-DRAFT-INFCOM-4.docx
@@ -11089,13 +11089,13 @@
     </w:p>
     <w:bookmarkEnd w:id="228"/>
     <w:bookmarkEnd w:id="229"/>
-    <w:bookmarkStart w:id="239" w:name="X49c9230aa828ae783ce52bef128fc5f1edbf5bb"/>
+    <w:bookmarkStart w:id="239" w:name="Xb8943bce4a6c8fe4b6df0b13ccd445b31941293"/>
     <w:p>
       <w:pPr>
         <w:pStyle w:val="Heading2"/>
       </w:pPr>
       <w:r>
-        <w:t xml:space="preserve">3.2 Other services</w:t>
+        <w:t xml:space="preserve">3.2 Other Global Services</w:t>
       </w:r>
     </w:p>
     <w:p>

--- a/guide/infcom/guide/wis2-guide-DRAFT-INFCOM-4.docx
+++ b/guide/infcom/guide/wis2-guide-DRAFT-INFCOM-4.docx
@@ -105,7 +105,7 @@
         <w:pStyle w:val="Date"/>
       </w:pPr>
       <w:r>
-        <w:t xml:space="preserve">2026-06-11</w:t>
+        <w:t xml:space="preserve">2026-06-14</w:t>
       </w:r>
     </w:p>
     <w:p>
@@ -13081,6 +13081,88 @@
         <w:pStyle w:val="BodyText"/>
       </w:pPr>
       <w:r>
+        <w:t xml:space="preserve">In order to assess the downloading feature of a Global Cache, and to provide the required information to determine the KPI on downloads, the Sensor Centre will:</w:t>
+      </w:r>
+    </w:p>
+    <w:p>
+      <w:pPr>
+        <w:numPr>
+          <w:ilvl w:val="0"/>
+          <w:numId w:val="1094"/>
+        </w:numPr>
+      </w:pPr>
+      <w:r>
+        <w:t xml:space="preserve">Select randomly every minute a sample of at least 5 data granules successfully cached by all Global Caches</w:t>
+      </w:r>
+    </w:p>
+    <w:p>
+      <w:pPr>
+        <w:numPr>
+          <w:ilvl w:val="0"/>
+          <w:numId w:val="1094"/>
+        </w:numPr>
+      </w:pPr>
+      <w:r>
+        <w:t xml:space="preserve">Increment</w:t>
+      </w:r>
+      <w:r>
+        <w:t xml:space="preserve"> </w:t>
+      </w:r>
+      <w:r>
+        <w:rPr>
+          <w:rStyle w:val="VerbatimChar"/>
+        </w:rPr>
+        <w:t xml:space="preserve">wmo_wis2_scgc_download_selected_total</w:t>
+      </w:r>
+      <w:r>
+        <w:t xml:space="preserve"> </w:t>
+      </w:r>
+      <w:r>
+        <w:t xml:space="preserve">by the number of selected data granules</w:t>
+      </w:r>
+    </w:p>
+    <w:p>
+      <w:pPr>
+        <w:numPr>
+          <w:ilvl w:val="0"/>
+          <w:numId w:val="1094"/>
+        </w:numPr>
+      </w:pPr>
+      <w:r>
+        <w:t xml:space="preserve">Attempt a download for that same granule against all Global Caches</w:t>
+      </w:r>
+    </w:p>
+    <w:p>
+      <w:pPr>
+        <w:numPr>
+          <w:ilvl w:val="0"/>
+          <w:numId w:val="1094"/>
+        </w:numPr>
+      </w:pPr>
+      <w:r>
+        <w:t xml:space="preserve">Increment</w:t>
+      </w:r>
+      <w:r>
+        <w:t xml:space="preserve"> </w:t>
+      </w:r>
+      <w:r>
+        <w:rPr>
+          <w:rStyle w:val="VerbatimChar"/>
+        </w:rPr>
+        <w:t xml:space="preserve">wmo_wis2_scgc_download_successful_total</w:t>
+      </w:r>
+      <w:r>
+        <w:t xml:space="preserve"> </w:t>
+      </w:r>
+      <w:r>
+        <w:t xml:space="preserve">by 1 if the download is succesful</w:t>
+      </w:r>
+    </w:p>
+    <w:p>
+      <w:pPr>
+        <w:pStyle w:val="FirstParagraph"/>
+      </w:pPr>
+      <w:r>
         <w:t xml:space="preserve">All the metrics SHALL be exposed for scraping by the Global Monitor.</w:t>
       </w:r>
     </w:p>
@@ -13096,7 +13178,7 @@
       <w:pPr>
         <w:numPr>
           <w:ilvl w:val="0"/>
-          <w:numId w:val="1094"/>
+          <w:numId w:val="1095"/>
         </w:numPr>
       </w:pPr>
       <w:r>
@@ -13107,7 +13189,7 @@
       <w:pPr>
         <w:numPr>
           <w:ilvl w:val="0"/>
-          <w:numId w:val="1094"/>
+          <w:numId w:val="1095"/>
         </w:numPr>
       </w:pPr>
       <w:r>
@@ -13118,7 +13200,7 @@
       <w:pPr>
         <w:numPr>
           <w:ilvl w:val="0"/>
-          <w:numId w:val="1094"/>
+          <w:numId w:val="1095"/>
         </w:numPr>
       </w:pPr>
       <w:r>
@@ -13129,7 +13211,7 @@
       <w:pPr>
         <w:numPr>
           <w:ilvl w:val="0"/>
-          <w:numId w:val="1094"/>
+          <w:numId w:val="1095"/>
         </w:numPr>
       </w:pPr>
       <w:r>
@@ -13155,7 +13237,7 @@
       <w:pPr>
         <w:numPr>
           <w:ilvl w:val="0"/>
-          <w:numId w:val="1094"/>
+          <w:numId w:val="1095"/>
         </w:numPr>
       </w:pPr>
       <w:r>
@@ -13268,7 +13350,7 @@
       <w:pPr>
         <w:numPr>
           <w:ilvl w:val="0"/>
-          <w:numId w:val="1095"/>
+          <w:numId w:val="1096"/>
         </w:numPr>
       </w:pPr>
       <w:r>
@@ -13279,117 +13361,11 @@
       <w:pPr>
         <w:numPr>
           <w:ilvl w:val="0"/>
-          <w:numId w:val="1095"/>
+          <w:numId w:val="1096"/>
         </w:numPr>
       </w:pPr>
       <w:r>
         <w:t xml:space="preserve">The SCGDC subscribes to the metadata topic for all GDCs, by one of the following methods:</w:t>
-      </w:r>
-    </w:p>
-    <w:p>
-      <w:pPr>
-        <w:numPr>
-          <w:ilvl w:val="1"/>
-          <w:numId w:val="1096"/>
-        </w:numPr>
-      </w:pPr>
-      <w:r>
-        <w:t xml:space="preserve">subscribing to</w:t>
-      </w:r>
-      <w:r>
-        <w:t xml:space="preserve"> </w:t>
-      </w:r>
-      <w:r>
-        <w:rPr>
-          <w:rStyle w:val="VerbatimChar"/>
-        </w:rPr>
-        <w:t xml:space="preserve">cache/a/wis2/+/metadata</w:t>
-      </w:r>
-      <w:r>
-        <w:t xml:space="preserve">, discarding all Notification Messages whose centre identifier (in the topic) does not end with</w:t>
-      </w:r>
-      <w:r>
-        <w:t xml:space="preserve"> </w:t>
-      </w:r>
-      <w:r>
-        <w:rPr>
-          <w:rStyle w:val="VerbatimChar"/>
-        </w:rPr>
-        <w:t xml:space="preserve">-global-discovery-catalogue</w:t>
-      </w:r>
-      <w:r>
-        <w:t xml:space="preserve">.</w:t>
-      </w:r>
-    </w:p>
-    <w:p>
-      <w:pPr>
-        <w:numPr>
-          <w:ilvl w:val="1"/>
-          <w:numId w:val="1096"/>
-        </w:numPr>
-      </w:pPr>
-      <w:r>
-        <w:t xml:space="preserve">subscribing to each GDC via</w:t>
-      </w:r>
-      <w:r>
-        <w:t xml:space="preserve"> </w:t>
-      </w:r>
-      <w:r>
-        <w:rPr>
-          <w:rStyle w:val="VerbatimChar"/>
-        </w:rPr>
-        <w:t xml:space="preserve">cache/a/wis2/centre-id/metadata</w:t>
-      </w:r>
-      <w:r>
-        <w:t xml:space="preserve">.</w:t>
-      </w:r>
-    </w:p>
-    <w:p>
-      <w:pPr>
-        <w:numPr>
-          <w:ilvl w:val="0"/>
-          <w:numId w:val="1095"/>
-        </w:numPr>
-      </w:pPr>
-      <w:r>
-        <w:t xml:space="preserve">The SCGDC will use the link provided in the WIS2 Notification Message received to download the zip file published by the GDC.</w:t>
-      </w:r>
-    </w:p>
-    <w:p>
-      <w:pPr>
-        <w:numPr>
-          <w:ilvl w:val="0"/>
-          <w:numId w:val="1095"/>
-        </w:numPr>
-      </w:pPr>
-      <w:r>
-        <w:t xml:space="preserve">For each GDC centre identifier, upon successful download of the zip file, the SCGDC will update the metric</w:t>
-      </w:r>
-      <w:r>
-        <w:t xml:space="preserve"> </w:t>
-      </w:r>
-      <w:r>
-        <w:rPr>
-          <w:rStyle w:val="VerbatimChar"/>
-        </w:rPr>
-        <w:t xml:space="preserve">wmo_wis2_scgdc_last_download_timestamp_seconds</w:t>
-      </w:r>
-      <w:r>
-        <w:t xml:space="preserve"> </w:t>
-      </w:r>
-      <w:r>
-        <w:t xml:space="preserve">with the timestamp (in seconds) of the last successful download.</w:t>
-      </w:r>
-    </w:p>
-    <w:p>
-      <w:pPr>
-        <w:numPr>
-          <w:ilvl w:val="0"/>
-          <w:numId w:val="1095"/>
-        </w:numPr>
-      </w:pPr>
-      <w:r>
-        <w:t xml:space="preserve">Once a day, the SCGDC will analyze the content of the latest zip files received across all GDCs</w:t>
       </w:r>
     </w:p>
     <w:p>
@@ -13400,6 +13376,112 @@
         </w:numPr>
       </w:pPr>
       <w:r>
+        <w:t xml:space="preserve">subscribing to</w:t>
+      </w:r>
+      <w:r>
+        <w:t xml:space="preserve"> </w:t>
+      </w:r>
+      <w:r>
+        <w:rPr>
+          <w:rStyle w:val="VerbatimChar"/>
+        </w:rPr>
+        <w:t xml:space="preserve">cache/a/wis2/+/metadata</w:t>
+      </w:r>
+      <w:r>
+        <w:t xml:space="preserve">, discarding all Notification Messages whose centre identifier (in the topic) does not end with</w:t>
+      </w:r>
+      <w:r>
+        <w:t xml:space="preserve"> </w:t>
+      </w:r>
+      <w:r>
+        <w:rPr>
+          <w:rStyle w:val="VerbatimChar"/>
+        </w:rPr>
+        <w:t xml:space="preserve">-global-discovery-catalogue</w:t>
+      </w:r>
+      <w:r>
+        <w:t xml:space="preserve">.</w:t>
+      </w:r>
+    </w:p>
+    <w:p>
+      <w:pPr>
+        <w:numPr>
+          <w:ilvl w:val="1"/>
+          <w:numId w:val="1097"/>
+        </w:numPr>
+      </w:pPr>
+      <w:r>
+        <w:t xml:space="preserve">subscribing to each GDC via</w:t>
+      </w:r>
+      <w:r>
+        <w:t xml:space="preserve"> </w:t>
+      </w:r>
+      <w:r>
+        <w:rPr>
+          <w:rStyle w:val="VerbatimChar"/>
+        </w:rPr>
+        <w:t xml:space="preserve">cache/a/wis2/centre-id/metadata</w:t>
+      </w:r>
+      <w:r>
+        <w:t xml:space="preserve">.</w:t>
+      </w:r>
+    </w:p>
+    <w:p>
+      <w:pPr>
+        <w:numPr>
+          <w:ilvl w:val="0"/>
+          <w:numId w:val="1096"/>
+        </w:numPr>
+      </w:pPr>
+      <w:r>
+        <w:t xml:space="preserve">The SCGDC will use the link provided in the WIS2 Notification Message received to download the zip file published by the GDC.</w:t>
+      </w:r>
+    </w:p>
+    <w:p>
+      <w:pPr>
+        <w:numPr>
+          <w:ilvl w:val="0"/>
+          <w:numId w:val="1096"/>
+        </w:numPr>
+      </w:pPr>
+      <w:r>
+        <w:t xml:space="preserve">For each GDC centre identifier, upon successful download of the zip file, the SCGDC will update the metric</w:t>
+      </w:r>
+      <w:r>
+        <w:t xml:space="preserve"> </w:t>
+      </w:r>
+      <w:r>
+        <w:rPr>
+          <w:rStyle w:val="VerbatimChar"/>
+        </w:rPr>
+        <w:t xml:space="preserve">wmo_wis2_scgdc_last_download_timestamp_seconds</w:t>
+      </w:r>
+      <w:r>
+        <w:t xml:space="preserve"> </w:t>
+      </w:r>
+      <w:r>
+        <w:t xml:space="preserve">with the timestamp (in seconds) of the last successful download.</w:t>
+      </w:r>
+    </w:p>
+    <w:p>
+      <w:pPr>
+        <w:numPr>
+          <w:ilvl w:val="0"/>
+          <w:numId w:val="1096"/>
+        </w:numPr>
+      </w:pPr>
+      <w:r>
+        <w:t xml:space="preserve">Once a day, the SCGDC will analyze the content of the latest zip files received across all GDCs</w:t>
+      </w:r>
+    </w:p>
+    <w:p>
+      <w:pPr>
+        <w:numPr>
+          <w:ilvl w:val="1"/>
+          <w:numId w:val="1098"/>
+        </w:numPr>
+      </w:pPr>
+      <w:r>
         <w:t xml:space="preserve">Files older than 24 hours will not be analyzed.</w:t>
       </w:r>
     </w:p>
@@ -13407,7 +13489,7 @@
       <w:pPr>
         <w:numPr>
           <w:ilvl w:val="0"/>
-          <w:numId w:val="1095"/>
+          <w:numId w:val="1096"/>
         </w:numPr>
       </w:pPr>
       <w:r>
@@ -13491,7 +13573,7 @@
       <w:pPr>
         <w:numPr>
           <w:ilvl w:val="0"/>
-          <w:numId w:val="1095"/>
+          <w:numId w:val="1096"/>
         </w:numPr>
       </w:pPr>
       <w:r>
@@ -13517,7 +13599,7 @@
       <w:pPr>
         <w:numPr>
           <w:ilvl w:val="0"/>
-          <w:numId w:val="1095"/>
+          <w:numId w:val="1096"/>
         </w:numPr>
       </w:pPr>
       <w:r>
@@ -13528,7 +13610,7 @@
       <w:pPr>
         <w:numPr>
           <w:ilvl w:val="1"/>
-          <w:numId w:val="1098"/>
+          <w:numId w:val="1099"/>
         </w:numPr>
       </w:pPr>
       <w:r>
@@ -13584,139 +13666,11 @@
       <w:pPr>
         <w:numPr>
           <w:ilvl w:val="1"/>
-          <w:numId w:val="1098"/>
+          <w:numId w:val="1099"/>
         </w:numPr>
       </w:pPr>
       <w:r>
         <w:t xml:space="preserve">validate the record against the latest approved version of WCMP2</w:t>
-      </w:r>
-    </w:p>
-    <w:p>
-      <w:pPr>
-        <w:numPr>
-          <w:ilvl w:val="2"/>
-          <w:numId w:val="1099"/>
-        </w:numPr>
-      </w:pPr>
-      <w:r>
-        <w:t xml:space="preserve">If the record is not compliant, the SCGDC will update the metric</w:t>
-      </w:r>
-      <w:r>
-        <w:t xml:space="preserve"> </w:t>
-      </w:r>
-      <w:r>
-        <w:rPr>
-          <w:rStyle w:val="VerbatimChar"/>
-        </w:rPr>
-        <w:t xml:space="preserve">wmo_wis2_scgdc_record_invalid_total</w:t>
-      </w:r>
-      <w:r>
-        <w:t xml:space="preserve">, with the WCMP2 id as well as centre id of the GDC</w:t>
-      </w:r>
-    </w:p>
-    <w:p>
-      <w:pPr>
-        <w:numPr>
-          <w:ilvl w:val="1"/>
-          <w:numId w:val="1098"/>
-        </w:numPr>
-      </w:pPr>
-      <w:r>
-        <w:t xml:space="preserve">compare each metadata record with the same WCMP2</w:t>
-      </w:r>
-      <w:r>
-        <w:t xml:space="preserve"> </w:t>
-      </w:r>
-      <w:r>
-        <w:rPr>
-          <w:rStyle w:val="VerbatimChar"/>
-        </w:rPr>
-        <w:t xml:space="preserve">id</w:t>
-      </w:r>
-      <w:r>
-        <w:t xml:space="preserve"> </w:t>
-      </w:r>
-      <w:r>
-        <w:t xml:space="preserve">received from all other GDCs.</w:t>
-      </w:r>
-    </w:p>
-    <w:p>
-      <w:pPr>
-        <w:numPr>
-          <w:ilvl w:val="1"/>
-          <w:numId w:val="1098"/>
-        </w:numPr>
-      </w:pPr>
-      <w:r>
-        <w:t xml:space="preserve">If the content is the same for all GDCs, the SCGDC will increase the metric</w:t>
-      </w:r>
-      <w:r>
-        <w:t xml:space="preserve"> </w:t>
-      </w:r>
-      <w:r>
-        <w:rPr>
-          <w:rStyle w:val="VerbatimChar"/>
-        </w:rPr>
-        <w:t xml:space="preserve">wmo_wis2_scgdc_records_identical_total</w:t>
-      </w:r>
-      <w:r>
-        <w:t xml:space="preserve"> </w:t>
-      </w:r>
-      <w:r>
-        <w:t xml:space="preserve">by</w:t>
-      </w:r>
-      <w:r>
-        <w:t xml:space="preserve"> </w:t>
-      </w:r>
-      <w:r>
-        <w:rPr>
-          <w:rStyle w:val="VerbatimChar"/>
-        </w:rPr>
-        <w:t xml:space="preserve">1</w:t>
-      </w:r>
-      <w:r>
-        <w:t xml:space="preserve">.</w:t>
-      </w:r>
-    </w:p>
-    <w:p>
-      <w:pPr>
-        <w:numPr>
-          <w:ilvl w:val="1"/>
-          <w:numId w:val="1098"/>
-        </w:numPr>
-      </w:pPr>
-      <w:r>
-        <w:t xml:space="preserve">If the content is different, the SCGDC will compare the record’s</w:t>
-      </w:r>
-      <w:r>
-        <w:t xml:space="preserve"> </w:t>
-      </w:r>
-      <w:r>
-        <w:rPr>
-          <w:rStyle w:val="VerbatimChar"/>
-        </w:rPr>
-        <w:t xml:space="preserve">properties.updated</w:t>
-      </w:r>
-      <w:r>
-        <w:t xml:space="preserve"> </w:t>
-      </w:r>
-      <w:r>
-        <w:t xml:space="preserve">property, if present, across GDCs. If more than one value of</w:t>
-      </w:r>
-      <w:r>
-        <w:t xml:space="preserve"> </w:t>
-      </w:r>
-      <w:r>
-        <w:rPr>
-          <w:rStyle w:val="VerbatimChar"/>
-        </w:rPr>
-        <w:t xml:space="preserve">properties.updated</w:t>
-      </w:r>
-      <w:r>
-        <w:t xml:space="preserve"> </w:t>
-      </w:r>
-      <w:r>
-        <w:t xml:space="preserve">is present, the SCGDC will consider the GDC with the record of the most recent date is the canonical record.</w:t>
       </w:r>
     </w:p>
     <w:p>
@@ -13727,7 +13681,7 @@
         </w:numPr>
       </w:pPr>
       <w:r>
-        <w:t xml:space="preserve">In this case, the SCGDC will increase the metric</w:t>
+        <w:t xml:space="preserve">If the record is not compliant, the SCGDC will update the metric</w:t>
       </w:r>
       <w:r>
         <w:t xml:space="preserve"> </w:t>
@@ -13736,7 +13690,56 @@
         <w:rPr>
           <w:rStyle w:val="VerbatimChar"/>
         </w:rPr>
-        <w:t xml:space="preserve">wmo_wis2_scgdc_records_incorrect_total</w:t>
+        <w:t xml:space="preserve">wmo_wis2_scgdc_record_invalid_total</w:t>
+      </w:r>
+      <w:r>
+        <w:t xml:space="preserve">, with the WCMP2 id as well as centre id of the GDC</w:t>
+      </w:r>
+    </w:p>
+    <w:p>
+      <w:pPr>
+        <w:numPr>
+          <w:ilvl w:val="1"/>
+          <w:numId w:val="1099"/>
+        </w:numPr>
+      </w:pPr>
+      <w:r>
+        <w:t xml:space="preserve">compare each metadata record with the same WCMP2</w:t>
+      </w:r>
+      <w:r>
+        <w:t xml:space="preserve"> </w:t>
+      </w:r>
+      <w:r>
+        <w:rPr>
+          <w:rStyle w:val="VerbatimChar"/>
+        </w:rPr>
+        <w:t xml:space="preserve">id</w:t>
+      </w:r>
+      <w:r>
+        <w:t xml:space="preserve"> </w:t>
+      </w:r>
+      <w:r>
+        <w:t xml:space="preserve">received from all other GDCs.</w:t>
+      </w:r>
+    </w:p>
+    <w:p>
+      <w:pPr>
+        <w:numPr>
+          <w:ilvl w:val="1"/>
+          <w:numId w:val="1099"/>
+        </w:numPr>
+      </w:pPr>
+      <w:r>
+        <w:t xml:space="preserve">If the content is the same for all GDCs, the SCGDC will increase the metric</w:t>
+      </w:r>
+      <w:r>
+        <w:t xml:space="preserve"> </w:t>
+      </w:r>
+      <w:r>
+        <w:rPr>
+          <w:rStyle w:val="VerbatimChar"/>
+        </w:rPr>
+        <w:t xml:space="preserve">wmo_wis2_scgdc_records_identical_total</w:t>
       </w:r>
       <w:r>
         <w:t xml:space="preserve"> </w:t>
@@ -13754,21 +13757,18 @@
         <w:t xml:space="preserve">1</w:t>
       </w:r>
       <w:r>
-        <w:t xml:space="preserve"> </w:t>
-      </w:r>
-      <w:r>
-        <w:t xml:space="preserve">for all GDCs except the GDC having the most recent record.</w:t>
+        <w:t xml:space="preserve">.</w:t>
       </w:r>
     </w:p>
     <w:p>
       <w:pPr>
         <w:numPr>
           <w:ilvl w:val="1"/>
-          <w:numId w:val="1098"/>
-        </w:numPr>
-      </w:pPr>
-      <w:r>
-        <w:t xml:space="preserve">If the content is different, and if no GDC holds a record with</w:t>
+          <w:numId w:val="1099"/>
+        </w:numPr>
+      </w:pPr>
+      <w:r>
+        <w:t xml:space="preserve">If the content is different, the SCGDC will compare the record’s</w:t>
       </w:r>
       <w:r>
         <w:t xml:space="preserve"> </w:t>
@@ -13780,7 +13780,25 @@
         <w:t xml:space="preserve">properties.updated</w:t>
       </w:r>
       <w:r>
-        <w:t xml:space="preserve">, the SCGDC will consider that it is not possible to ensure which GDC has the correct record.</w:t>
+        <w:t xml:space="preserve"> </w:t>
+      </w:r>
+      <w:r>
+        <w:t xml:space="preserve">property, if present, across GDCs. If more than one value of</w:t>
+      </w:r>
+      <w:r>
+        <w:t xml:space="preserve"> </w:t>
+      </w:r>
+      <w:r>
+        <w:rPr>
+          <w:rStyle w:val="VerbatimChar"/>
+        </w:rPr>
+        <w:t xml:space="preserve">properties.updated</w:t>
+      </w:r>
+      <w:r>
+        <w:t xml:space="preserve"> </w:t>
+      </w:r>
+      <w:r>
+        <w:t xml:space="preserve">is present, the SCGDC will consider the GDC with the record of the most recent date is the canonical record.</w:t>
       </w:r>
     </w:p>
     <w:p>
@@ -13821,6 +13839,70 @@
         <w:t xml:space="preserve"> </w:t>
       </w:r>
       <w:r>
+        <w:t xml:space="preserve">for all GDCs except the GDC having the most recent record.</w:t>
+      </w:r>
+    </w:p>
+    <w:p>
+      <w:pPr>
+        <w:numPr>
+          <w:ilvl w:val="1"/>
+          <w:numId w:val="1099"/>
+        </w:numPr>
+      </w:pPr>
+      <w:r>
+        <w:t xml:space="preserve">If the content is different, and if no GDC holds a record with</w:t>
+      </w:r>
+      <w:r>
+        <w:t xml:space="preserve"> </w:t>
+      </w:r>
+      <w:r>
+        <w:rPr>
+          <w:rStyle w:val="VerbatimChar"/>
+        </w:rPr>
+        <w:t xml:space="preserve">properties.updated</w:t>
+      </w:r>
+      <w:r>
+        <w:t xml:space="preserve">, the SCGDC will consider that it is not possible to ensure which GDC has the correct record.</w:t>
+      </w:r>
+    </w:p>
+    <w:p>
+      <w:pPr>
+        <w:numPr>
+          <w:ilvl w:val="2"/>
+          <w:numId w:val="1102"/>
+        </w:numPr>
+      </w:pPr>
+      <w:r>
+        <w:t xml:space="preserve">In this case, the SCGDC will increase the metric</w:t>
+      </w:r>
+      <w:r>
+        <w:t xml:space="preserve"> </w:t>
+      </w:r>
+      <w:r>
+        <w:rPr>
+          <w:rStyle w:val="VerbatimChar"/>
+        </w:rPr>
+        <w:t xml:space="preserve">wmo_wis2_scgdc_records_incorrect_total</w:t>
+      </w:r>
+      <w:r>
+        <w:t xml:space="preserve"> </w:t>
+      </w:r>
+      <w:r>
+        <w:t xml:space="preserve">by</w:t>
+      </w:r>
+      <w:r>
+        <w:t xml:space="preserve"> </w:t>
+      </w:r>
+      <w:r>
+        <w:rPr>
+          <w:rStyle w:val="VerbatimChar"/>
+        </w:rPr>
+        <w:t xml:space="preserve">1</w:t>
+      </w:r>
+      <w:r>
+        <w:t xml:space="preserve"> </w:t>
+      </w:r>
+      <w:r>
         <w:t xml:space="preserve">for all GDCs.</w:t>
       </w:r>
     </w:p>
@@ -13828,7 +13910,7 @@
       <w:pPr>
         <w:numPr>
           <w:ilvl w:val="0"/>
-          <w:numId w:val="1095"/>
+          <w:numId w:val="1096"/>
         </w:numPr>
       </w:pPr>
       <w:r>
@@ -13945,7 +14027,7 @@
       <w:pPr>
         <w:numPr>
           <w:ilvl w:val="0"/>
-          <w:numId w:val="1102"/>
+          <w:numId w:val="1103"/>
         </w:numPr>
       </w:pPr>
       <w:r>
@@ -13956,7 +14038,7 @@
       <w:pPr>
         <w:numPr>
           <w:ilvl w:val="0"/>
-          <w:numId w:val="1102"/>
+          <w:numId w:val="1103"/>
         </w:numPr>
       </w:pPr>
       <w:r>
@@ -13967,7 +14049,7 @@
       <w:pPr>
         <w:numPr>
           <w:ilvl w:val="0"/>
-          <w:numId w:val="1102"/>
+          <w:numId w:val="1103"/>
         </w:numPr>
       </w:pPr>
       <w:r>
@@ -13978,7 +14060,7 @@
       <w:pPr>
         <w:numPr>
           <w:ilvl w:val="0"/>
-          <w:numId w:val="1102"/>
+          <w:numId w:val="1103"/>
         </w:numPr>
       </w:pPr>
       <w:r>
@@ -13989,7 +14071,7 @@
       <w:pPr>
         <w:numPr>
           <w:ilvl w:val="0"/>
-          <w:numId w:val="1102"/>
+          <w:numId w:val="1103"/>
         </w:numPr>
       </w:pPr>
       <w:r>
@@ -14025,7 +14107,7 @@
       <w:pPr>
         <w:numPr>
           <w:ilvl w:val="0"/>
-          <w:numId w:val="1103"/>
+          <w:numId w:val="1104"/>
         </w:numPr>
       </w:pPr>
       <w:r>
@@ -14036,7 +14118,7 @@
       <w:pPr>
         <w:numPr>
           <w:ilvl w:val="0"/>
-          <w:numId w:val="1103"/>
+          <w:numId w:val="1104"/>
         </w:numPr>
       </w:pPr>
       <w:r>
@@ -14047,7 +14129,7 @@
       <w:pPr>
         <w:numPr>
           <w:ilvl w:val="0"/>
-          <w:numId w:val="1103"/>
+          <w:numId w:val="1104"/>
         </w:numPr>
       </w:pPr>
       <w:r>
@@ -14058,7 +14140,7 @@
       <w:pPr>
         <w:numPr>
           <w:ilvl w:val="0"/>
-          <w:numId w:val="1103"/>
+          <w:numId w:val="1104"/>
         </w:numPr>
       </w:pPr>
       <w:r>
@@ -14069,7 +14151,7 @@
       <w:pPr>
         <w:numPr>
           <w:ilvl w:val="0"/>
-          <w:numId w:val="1103"/>
+          <w:numId w:val="1104"/>
         </w:numPr>
       </w:pPr>
       <w:r>
@@ -14108,7 +14190,7 @@
       <w:pPr>
         <w:numPr>
           <w:ilvl w:val="0"/>
-          <w:numId w:val="1104"/>
+          <w:numId w:val="1105"/>
         </w:numPr>
       </w:pPr>
       <w:r>
@@ -14119,7 +14201,7 @@
       <w:pPr>
         <w:numPr>
           <w:ilvl w:val="0"/>
-          <w:numId w:val="1104"/>
+          <w:numId w:val="1105"/>
         </w:numPr>
       </w:pPr>
       <w:r>
@@ -14140,7 +14222,7 @@
       <w:pPr>
         <w:numPr>
           <w:ilvl w:val="0"/>
-          <w:numId w:val="1105"/>
+          <w:numId w:val="1106"/>
         </w:numPr>
       </w:pPr>
       <w:r>
@@ -14151,7 +14233,7 @@
       <w:pPr>
         <w:numPr>
           <w:ilvl w:val="0"/>
-          <w:numId w:val="1105"/>
+          <w:numId w:val="1106"/>
         </w:numPr>
       </w:pPr>
       <w:r>
@@ -14162,7 +14244,7 @@
       <w:pPr>
         <w:numPr>
           <w:ilvl w:val="0"/>
-          <w:numId w:val="1105"/>
+          <w:numId w:val="1106"/>
         </w:numPr>
       </w:pPr>
       <w:r>
@@ -14183,7 +14265,7 @@
       <w:pPr>
         <w:numPr>
           <w:ilvl w:val="0"/>
-          <w:numId w:val="1106"/>
+          <w:numId w:val="1107"/>
         </w:numPr>
       </w:pPr>
       <w:r>
@@ -14194,7 +14276,7 @@
       <w:pPr>
         <w:numPr>
           <w:ilvl w:val="0"/>
-          <w:numId w:val="1106"/>
+          <w:numId w:val="1107"/>
         </w:numPr>
       </w:pPr>
       <w:r>
@@ -14205,7 +14287,7 @@
       <w:pPr>
         <w:numPr>
           <w:ilvl w:val="0"/>
-          <w:numId w:val="1106"/>
+          <w:numId w:val="1107"/>
         </w:numPr>
       </w:pPr>
       <w:r>
@@ -14245,7 +14327,7 @@
       <w:pPr>
         <w:numPr>
           <w:ilvl w:val="0"/>
-          <w:numId w:val="1107"/>
+          <w:numId w:val="1108"/>
         </w:numPr>
       </w:pPr>
       <w:r>
@@ -14256,7 +14338,7 @@
       <w:pPr>
         <w:numPr>
           <w:ilvl w:val="0"/>
-          <w:numId w:val="1107"/>
+          <w:numId w:val="1108"/>
         </w:numPr>
       </w:pPr>
       <w:r>
@@ -14267,7 +14349,7 @@
       <w:pPr>
         <w:numPr>
           <w:ilvl w:val="0"/>
-          <w:numId w:val="1107"/>
+          <w:numId w:val="1108"/>
         </w:numPr>
       </w:pPr>
       <w:r>
@@ -14278,7 +14360,7 @@
       <w:pPr>
         <w:numPr>
           <w:ilvl w:val="0"/>
-          <w:numId w:val="1107"/>
+          <w:numId w:val="1108"/>
         </w:numPr>
       </w:pPr>
       <w:r>
@@ -14289,7 +14371,7 @@
       <w:pPr>
         <w:numPr>
           <w:ilvl w:val="0"/>
-          <w:numId w:val="1107"/>
+          <w:numId w:val="1108"/>
         </w:numPr>
       </w:pPr>
       <w:r>
@@ -14310,7 +14392,7 @@
       <w:pPr>
         <w:numPr>
           <w:ilvl w:val="0"/>
-          <w:numId w:val="1108"/>
+          <w:numId w:val="1109"/>
         </w:numPr>
       </w:pPr>
       <w:r>
@@ -14321,7 +14403,7 @@
       <w:pPr>
         <w:numPr>
           <w:ilvl w:val="0"/>
-          <w:numId w:val="1108"/>
+          <w:numId w:val="1109"/>
         </w:numPr>
       </w:pPr>
       <w:r>
@@ -14332,7 +14414,7 @@
       <w:pPr>
         <w:numPr>
           <w:ilvl w:val="0"/>
-          <w:numId w:val="1108"/>
+          <w:numId w:val="1109"/>
         </w:numPr>
       </w:pPr>
       <w:r>
@@ -14353,7 +14435,7 @@
       <w:pPr>
         <w:numPr>
           <w:ilvl w:val="0"/>
-          <w:numId w:val="1109"/>
+          <w:numId w:val="1110"/>
         </w:numPr>
       </w:pPr>
       <w:r>
@@ -14364,7 +14446,7 @@
       <w:pPr>
         <w:numPr>
           <w:ilvl w:val="0"/>
-          <w:numId w:val="1109"/>
+          <w:numId w:val="1110"/>
         </w:numPr>
       </w:pPr>
       <w:r>
@@ -14385,7 +14467,7 @@
       <w:pPr>
         <w:numPr>
           <w:ilvl w:val="0"/>
-          <w:numId w:val="1110"/>
+          <w:numId w:val="1111"/>
         </w:numPr>
       </w:pPr>
       <w:r>
@@ -14396,7 +14478,7 @@
       <w:pPr>
         <w:numPr>
           <w:ilvl w:val="0"/>
-          <w:numId w:val="1110"/>
+          <w:numId w:val="1111"/>
         </w:numPr>
       </w:pPr>
       <w:r>
@@ -14407,7 +14489,7 @@
       <w:pPr>
         <w:numPr>
           <w:ilvl w:val="0"/>
-          <w:numId w:val="1110"/>
+          <w:numId w:val="1111"/>
         </w:numPr>
       </w:pPr>
       <w:r>
@@ -14418,7 +14500,7 @@
       <w:pPr>
         <w:numPr>
           <w:ilvl w:val="0"/>
-          <w:numId w:val="1110"/>
+          <w:numId w:val="1111"/>
         </w:numPr>
       </w:pPr>
       <w:r>
@@ -14453,7 +14535,7 @@
       <w:pPr>
         <w:numPr>
           <w:ilvl w:val="0"/>
-          <w:numId w:val="1111"/>
+          <w:numId w:val="1112"/>
         </w:numPr>
       </w:pPr>
       <w:r>
@@ -14464,7 +14546,7 @@
       <w:pPr>
         <w:numPr>
           <w:ilvl w:val="1"/>
-          <w:numId w:val="1112"/>
+          <w:numId w:val="1113"/>
         </w:numPr>
       </w:pPr>
       <w:r>
@@ -14475,7 +14557,7 @@
       <w:pPr>
         <w:numPr>
           <w:ilvl w:val="1"/>
-          <w:numId w:val="1112"/>
+          <w:numId w:val="1113"/>
         </w:numPr>
       </w:pPr>
       <w:r>
@@ -14486,7 +14568,7 @@
       <w:pPr>
         <w:numPr>
           <w:ilvl w:val="1"/>
-          <w:numId w:val="1112"/>
+          <w:numId w:val="1113"/>
         </w:numPr>
       </w:pPr>
       <w:r>
@@ -14497,7 +14579,7 @@
       <w:pPr>
         <w:numPr>
           <w:ilvl w:val="1"/>
-          <w:numId w:val="1112"/>
+          <w:numId w:val="1113"/>
         </w:numPr>
       </w:pPr>
       <w:r>
@@ -14544,7 +14626,7 @@
       <w:pPr>
         <w:numPr>
           <w:ilvl w:val="0"/>
-          <w:numId w:val="1113"/>
+          <w:numId w:val="1114"/>
         </w:numPr>
       </w:pPr>
       <w:r>
@@ -14555,7 +14637,7 @@
       <w:pPr>
         <w:numPr>
           <w:ilvl w:val="0"/>
-          <w:numId w:val="1113"/>
+          <w:numId w:val="1114"/>
         </w:numPr>
       </w:pPr>
       <w:r>
@@ -14566,7 +14648,7 @@
       <w:pPr>
         <w:numPr>
           <w:ilvl w:val="0"/>
-          <w:numId w:val="1113"/>
+          <w:numId w:val="1114"/>
         </w:numPr>
       </w:pPr>
       <w:r>
@@ -14577,7 +14659,7 @@
       <w:pPr>
         <w:numPr>
           <w:ilvl w:val="0"/>
-          <w:numId w:val="1113"/>
+          <w:numId w:val="1114"/>
         </w:numPr>
       </w:pPr>
       <w:r>
@@ -14588,7 +14670,7 @@
       <w:pPr>
         <w:numPr>
           <w:ilvl w:val="0"/>
-          <w:numId w:val="1113"/>
+          <w:numId w:val="1114"/>
         </w:numPr>
       </w:pPr>
       <w:r>
@@ -14626,7 +14708,7 @@
       <w:pPr>
         <w:numPr>
           <w:ilvl w:val="0"/>
-          <w:numId w:val="1114"/>
+          <w:numId w:val="1115"/>
         </w:numPr>
       </w:pPr>
       <w:r>
@@ -14637,7 +14719,7 @@
       <w:pPr>
         <w:numPr>
           <w:ilvl w:val="0"/>
-          <w:numId w:val="1114"/>
+          <w:numId w:val="1115"/>
         </w:numPr>
       </w:pPr>
       <w:r>
@@ -14648,7 +14730,7 @@
       <w:pPr>
         <w:numPr>
           <w:ilvl w:val="0"/>
-          <w:numId w:val="1114"/>
+          <w:numId w:val="1115"/>
         </w:numPr>
       </w:pPr>
       <w:r>
@@ -14669,7 +14751,7 @@
       <w:pPr>
         <w:numPr>
           <w:ilvl w:val="0"/>
-          <w:numId w:val="1115"/>
+          <w:numId w:val="1116"/>
         </w:numPr>
       </w:pPr>
       <w:r>
@@ -14680,7 +14762,7 @@
       <w:pPr>
         <w:numPr>
           <w:ilvl w:val="0"/>
-          <w:numId w:val="1115"/>
+          <w:numId w:val="1116"/>
         </w:numPr>
       </w:pPr>
       <w:r>
@@ -14719,7 +14801,7 @@
       <w:pPr>
         <w:numPr>
           <w:ilvl w:val="0"/>
-          <w:numId w:val="1116"/>
+          <w:numId w:val="1117"/>
         </w:numPr>
       </w:pPr>
       <w:r>
@@ -14730,7 +14812,7 @@
       <w:pPr>
         <w:numPr>
           <w:ilvl w:val="0"/>
-          <w:numId w:val="1116"/>
+          <w:numId w:val="1117"/>
         </w:numPr>
       </w:pPr>
       <w:r>
@@ -14741,7 +14823,7 @@
       <w:pPr>
         <w:numPr>
           <w:ilvl w:val="0"/>
-          <w:numId w:val="1116"/>
+          <w:numId w:val="1117"/>
         </w:numPr>
       </w:pPr>
       <w:r>
@@ -14752,7 +14834,7 @@
       <w:pPr>
         <w:numPr>
           <w:ilvl w:val="0"/>
-          <w:numId w:val="1116"/>
+          <w:numId w:val="1117"/>
         </w:numPr>
       </w:pPr>
       <w:r>
@@ -14763,7 +14845,7 @@
       <w:pPr>
         <w:numPr>
           <w:ilvl w:val="0"/>
-          <w:numId w:val="1116"/>
+          <w:numId w:val="1117"/>
         </w:numPr>
       </w:pPr>
       <w:r>
@@ -14774,7 +14856,7 @@
       <w:pPr>
         <w:numPr>
           <w:ilvl w:val="0"/>
-          <w:numId w:val="1116"/>
+          <w:numId w:val="1117"/>
         </w:numPr>
       </w:pPr>
       <w:r>
@@ -15033,7 +15115,7 @@
       <w:pPr>
         <w:numPr>
           <w:ilvl w:val="0"/>
-          <w:numId w:val="1117"/>
+          <w:numId w:val="1118"/>
         </w:numPr>
       </w:pPr>
       <w:r>
@@ -15044,7 +15126,7 @@
       <w:pPr>
         <w:numPr>
           <w:ilvl w:val="0"/>
-          <w:numId w:val="1117"/>
+          <w:numId w:val="1118"/>
         </w:numPr>
       </w:pPr>
       <w:r>
@@ -15418,7 +15500,7 @@
       <w:pPr>
         <w:numPr>
           <w:ilvl w:val="0"/>
-          <w:numId w:val="1118"/>
+          <w:numId w:val="1119"/>
         </w:numPr>
       </w:pPr>
       <w:r>
@@ -15439,7 +15521,7 @@
       <w:pPr>
         <w:numPr>
           <w:ilvl w:val="0"/>
-          <w:numId w:val="1118"/>
+          <w:numId w:val="1119"/>
         </w:numPr>
       </w:pPr>
       <w:hyperlink r:id="rId290">
@@ -18575,34 +18657,7 @@
     <w:abstractNumId w:val="991"/>
   </w:num>
   <w:num w:numId="1102">
-    <w:abstractNumId w:val="99401"/>
-    <w:lvlOverride w:ilvl="0">
-      <w:startOverride w:val="1"/>
-    </w:lvlOverride>
-    <w:lvlOverride w:ilvl="1">
-      <w:startOverride w:val="1"/>
-    </w:lvlOverride>
-    <w:lvlOverride w:ilvl="2">
-      <w:startOverride w:val="1"/>
-    </w:lvlOverride>
-    <w:lvlOverride w:ilvl="3">
-      <w:startOverride w:val="1"/>
-    </w:lvlOverride>
-    <w:lvlOverride w:ilvl="4">
-      <w:startOverride w:val="1"/>
-    </w:lvlOverride>
-    <w:lvlOverride w:ilvl="5">
-      <w:startOverride w:val="1"/>
-    </w:lvlOverride>
-    <w:lvlOverride w:ilvl="6">
-      <w:startOverride w:val="1"/>
-    </w:lvlOverride>
-    <w:lvlOverride w:ilvl="7">
-      <w:startOverride w:val="1"/>
-    </w:lvlOverride>
-    <w:lvlOverride w:ilvl="8">
-      <w:startOverride w:val="1"/>
-    </w:lvlOverride>
+    <w:abstractNumId w:val="991"/>
   </w:num>
   <w:num w:numId="1103">
     <w:abstractNumId w:val="99401"/>
@@ -18635,7 +18690,34 @@
     </w:lvlOverride>
   </w:num>
   <w:num w:numId="1104">
-    <w:abstractNumId w:val="991"/>
+    <w:abstractNumId w:val="99401"/>
+    <w:lvlOverride w:ilvl="0">
+      <w:startOverride w:val="1"/>
+    </w:lvlOverride>
+    <w:lvlOverride w:ilvl="1">
+      <w:startOverride w:val="1"/>
+    </w:lvlOverride>
+    <w:lvlOverride w:ilvl="2">
+      <w:startOverride w:val="1"/>
+    </w:lvlOverride>
+    <w:lvlOverride w:ilvl="3">
+      <w:startOverride w:val="1"/>
+    </w:lvlOverride>
+    <w:lvlOverride w:ilvl="4">
+      <w:startOverride w:val="1"/>
+    </w:lvlOverride>
+    <w:lvlOverride w:ilvl="5">
+      <w:startOverride w:val="1"/>
+    </w:lvlOverride>
+    <w:lvlOverride w:ilvl="6">
+      <w:startOverride w:val="1"/>
+    </w:lvlOverride>
+    <w:lvlOverride w:ilvl="7">
+      <w:startOverride w:val="1"/>
+    </w:lvlOverride>
+    <w:lvlOverride w:ilvl="8">
+      <w:startOverride w:val="1"/>
+    </w:lvlOverride>
   </w:num>
   <w:num w:numId="1105">
     <w:abstractNumId w:val="991"/>
@@ -18674,6 +18756,9 @@
     <w:abstractNumId w:val="991"/>
   </w:num>
   <w:num w:numId="1117">
+    <w:abstractNumId w:val="991"/>
+  </w:num>
+  <w:num w:numId="1118">
     <w:abstractNumId w:val="99401"/>
     <w:lvlOverride w:ilvl="0">
       <w:startOverride w:val="1"/>
@@ -18703,7 +18788,7 @@
       <w:startOverride w:val="1"/>
     </w:lvlOverride>
   </w:num>
-  <w:num w:numId="1118">
+  <w:num w:numId="1119">
     <w:abstractNumId w:val="991"/>
   </w:num>
 </w:numbering>

--- a/guide/infcom/guide/wis2-guide-DRAFT-INFCOM-4.docx
+++ b/guide/infcom/guide/wis2-guide-DRAFT-INFCOM-4.docx
@@ -97,7 +97,7 @@
         <w:t xml:space="preserve"> </w:t>
       </w:r>
       <w:r>
-        <w:t xml:space="preserve">(APPROVED)</w:t>
+        <w:t xml:space="preserve">(DRAFT-INFCOM-4)</w:t>
       </w:r>
     </w:p>
     <w:p>
@@ -158,7 +158,7 @@
               <w:jc w:val="left"/>
             </w:pPr>
             <w:r>
-              <w:t xml:space="preserve">Date: 2026-06-15</w:t>
+              <w:t xml:space="preserve">Date: 2026-06-17</w:t>
             </w:r>
           </w:p>
         </w:tc>
@@ -184,7 +184,7 @@
               <w:jc w:val="left"/>
             </w:pPr>
             <w:r>
-              <w:t xml:space="preserve">Document status: APPROVED</w:t>
+              <w:t xml:space="preserve">Document status: DRAFT-INFCOM-4</w:t>
             </w:r>
           </w:p>
         </w:tc>
@@ -231,7 +231,7 @@
                 <w:rPr>
                   <w:rStyle w:val="Hyperlink"/>
                 </w:rPr>
-                <w:t xml:space="preserve">https://wmo-im.github.io/wis2-guide/guide/wis2-guide-APPROVED.html</w:t>
+                <w:t xml:space="preserve">https://wmo-im.github.io/wis2-guide/guide/infcom/guide/wis2-guide-DRAFT-INFCOM-4.html</w:t>
               </w:r>
             </w:hyperlink>
           </w:p>

--- a/guide/infcom/guide/wis2-guide-DRAFT-INFCOM-4.docx
+++ b/guide/infcom/guide/wis2-guide-DRAFT-INFCOM-4.docx
@@ -105,7 +105,7 @@
         <w:pStyle w:val="Date"/>
       </w:pPr>
       <w:r>
-        <w:t xml:space="preserve">2026-06-17</w:t>
+        <w:t xml:space="preserve">2026-07-01</w:t>
       </w:r>
     </w:p>
     <w:p>
@@ -158,7 +158,7 @@
               <w:jc w:val="left"/>
             </w:pPr>
             <w:r>
-              <w:t xml:space="preserve">Date: 2026-06-17</w:t>
+              <w:t xml:space="preserve">Date: 2026-07-01</w:t>
             </w:r>
           </w:p>
         </w:tc>
@@ -3477,7 +3477,7 @@
     <w:bookmarkEnd w:id="101"/>
     <w:bookmarkEnd w:id="102"/>
     <w:bookmarkEnd w:id="103"/>
-    <w:bookmarkStart w:id="222" w:name="X091eefe62f3e875434678e1907ab2349ff25d3c"/>
+    <w:bookmarkStart w:id="224" w:name="X091eefe62f3e875434678e1907ab2349ff25d3c"/>
     <w:p>
       <w:pPr>
         <w:pStyle w:val="Heading1"/>
@@ -4060,6 +4060,41 @@
           </w:p>
         </w:tc>
       </w:tr>
+      <w:tr>
+        <w:tc>
+          <w:tcPr/>
+          <w:p>
+            <w:pPr>
+              <w:jc w:val="left"/>
+            </w:pPr>
+            <w:r>
+              <w:t xml:space="preserve">WIS2 Monitoring Events (WME)</w:t>
+            </w:r>
+          </w:p>
+        </w:tc>
+        <w:tc>
+          <w:tcPr/>
+          <w:p>
+            <w:pPr>
+              <w:jc w:val="left"/>
+            </w:pPr>
+            <w:r>
+              <w:t xml:space="preserve">Monitoring event metadata, datasets, dataset granules</w:t>
+            </w:r>
+          </w:p>
+        </w:tc>
+        <w:tc>
+          <w:tcPr/>
+          <w:p>
+            <w:pPr>
+              <w:jc w:val="left"/>
+            </w:pPr>
+            <w:r>
+              <w:t xml:space="preserve">All Global Services, WIS2 Nodes</w:t>
+            </w:r>
+          </w:p>
+        </w:tc>
+      </w:tr>
     </w:tbl>
     <w:p>
       <w:pPr>
@@ -4713,7 +4748,7 @@
     </w:p>
     <w:bookmarkEnd w:id="122"/>
     <w:bookmarkEnd w:id="123"/>
-    <w:bookmarkStart w:id="147" w:name="X3ae7ce42c49b488ea5ce867cd5204228fbe6cae"/>
+    <w:bookmarkStart w:id="148" w:name="X3ae7ce42c49b488ea5ce867cd5204228fbe6cae"/>
     <w:p>
       <w:pPr>
         <w:pStyle w:val="Heading2"/>
@@ -5527,13 +5562,13 @@
     </w:p>
     <w:bookmarkEnd w:id="142"/>
     <w:bookmarkEnd w:id="143"/>
-    <w:bookmarkStart w:id="146" w:name="X2e83bb7a6e2888c8d429ad5d588651767d145d0"/>
+    <w:bookmarkStart w:id="144" w:name="X7bb02475ffad7afe22fffef48e725bd667c1f23"/>
     <w:p>
       <w:pPr>
         <w:pStyle w:val="Heading3"/>
       </w:pPr>
       <w:r>
-        <w:t xml:space="preserve">2.6.3 WIS2 Node Reference Implementation: WIS2 in a box</w:t>
+        <w:t xml:space="preserve">2.6.3 Global Service Monitoring considerations</w:t>
       </w:r>
     </w:p>
     <w:p>
@@ -5541,6 +5576,62 @@
         <w:pStyle w:val="FirstParagraph"/>
       </w:pPr>
       <w:r>
+        <w:t xml:space="preserve">A WIS2 Node can obtain feedback pertaining to its data and metadata publishing from Global Services using the WIS2 Monitoring Events (WME) specification. By subscribing to the WIS2 Monitoring topic (</w:t>
+      </w:r>
+      <w:r>
+        <w:rPr>
+          <w:rStyle w:val="VerbatimChar"/>
+        </w:rPr>
+        <w:t xml:space="preserve">monitor/a/wis2/&lt;centre-id&gt;</w:t>
+      </w:r>
+      <w:r>
+        <w:t xml:space="preserve">, where</w:t>
+      </w:r>
+      <w:r>
+        <w:t xml:space="preserve"> </w:t>
+      </w:r>
+      <w:r>
+        <w:rPr>
+          <w:rStyle w:val="VerbatimChar"/>
+        </w:rPr>
+        <w:t xml:space="preserve">&lt;centre-id&gt;</w:t>
+      </w:r>
+      <w:r>
+        <w:t xml:space="preserve"> </w:t>
+      </w:r>
+      <w:r>
+        <w:t xml:space="preserve">is the centre identifier of the WIS2 Node), a WIS2 Node can receive feedback to trigger corrective action (for example, a metadata publication error reported by a Global Discovery Catalogue). For more information, see</w:t>
+      </w:r>
+      <w:r>
+        <w:t xml:space="preserve"> </w:t>
+      </w:r>
+      <w:hyperlink w:anchor="X8d45057166b44172bc13f242161df41fc9cfaae">
+        <w:r>
+          <w:rPr>
+            <w:rStyle w:val="Hyperlink"/>
+          </w:rPr>
+          <w:t xml:space="preserve">2.9 Monitoring for Global Service providers</w:t>
+        </w:r>
+      </w:hyperlink>
+      <w:r>
+        <w:t xml:space="preserve">.</w:t>
+      </w:r>
+    </w:p>
+    <w:bookmarkEnd w:id="144"/>
+    <w:bookmarkStart w:id="147" w:name="Xa0c2f89a133e372beb3478735a6cc712b4c75a1"/>
+    <w:p>
+      <w:pPr>
+        <w:pStyle w:val="Heading3"/>
+      </w:pPr>
+      <w:r>
+        <w:t xml:space="preserve">2.6.4 WIS2 Node Reference Implementation: WIS2 in a box</w:t>
+      </w:r>
+    </w:p>
+    <w:p>
+      <w:pPr>
+        <w:pStyle w:val="FirstParagraph"/>
+      </w:pPr>
+      <w:r>
         <w:t xml:space="preserve">When providing a WIS2 Node, Members may use whichever software components they consider most appropriate to comply with the WIS2 technical regulations.</w:t>
       </w:r>
     </w:p>
@@ -5702,7 +5793,7 @@
       <w:r>
         <w:t xml:space="preserve"> </w:t>
       </w:r>
-      <w:hyperlink r:id="rId144">
+      <w:hyperlink r:id="rId145">
         <w:r>
           <w:rPr>
             <w:rStyle w:val="Hyperlink"/>
@@ -5724,7 +5815,7 @@
       <w:r>
         <w:t xml:space="preserve"> </w:t>
       </w:r>
-      <w:hyperlink r:id="rId145">
+      <w:hyperlink r:id="rId146">
         <w:r>
           <w:rPr>
             <w:rStyle w:val="Hyperlink"/>
@@ -5736,9 +5827,9 @@
         <w:t xml:space="preserve">.</w:t>
       </w:r>
     </w:p>
-    <w:bookmarkEnd w:id="146"/>
     <w:bookmarkEnd w:id="147"/>
-    <w:bookmarkStart w:id="186" w:name="Xfc2b1d051d5059ca26800679264bdec2476b811"/>
+    <w:bookmarkEnd w:id="148"/>
+    <w:bookmarkStart w:id="187" w:name="Xfc2b1d051d5059ca26800679264bdec2476b811"/>
     <w:p>
       <w:pPr>
         <w:pStyle w:val="Heading2"/>
@@ -5747,7 +5838,7 @@
         <w:t xml:space="preserve">2.7 Implementation and operation of a Global Service</w:t>
       </w:r>
     </w:p>
-    <w:bookmarkStart w:id="148" w:name="Xe80043550b9fadc80e16b14b387d07bb06f7498"/>
+    <w:bookmarkStart w:id="149" w:name="Xe80043550b9fadc80e16b14b387d07bb06f7498"/>
     <w:p>
       <w:pPr>
         <w:pStyle w:val="Heading3"/>
@@ -5885,8 +5976,8 @@
         <w:t xml:space="preserve">The WMO Secretariat and other Global Services will make the required changes to include the new Global Service in WIS operations.</w:t>
       </w:r>
     </w:p>
-    <w:bookmarkEnd w:id="148"/>
-    <w:bookmarkStart w:id="168" w:name="X6c9286f3864f97cda2ea62bd0fb4492c6ebab7b"/>
+    <w:bookmarkEnd w:id="149"/>
+    <w:bookmarkStart w:id="169" w:name="X6c9286f3864f97cda2ea62bd0fb4492c6ebab7b"/>
     <w:p>
       <w:pPr>
         <w:pStyle w:val="Heading3"/>
@@ -5895,7 +5986,7 @@
         <w:t xml:space="preserve">2.7.2 Performance management and monitoring of a Global Service</w:t>
       </w:r>
     </w:p>
-    <w:bookmarkStart w:id="149" w:name="X035fec36425f17b3b4c12a8172b2c89319cf99f"/>
+    <w:bookmarkStart w:id="150" w:name="X035fec36425f17b3b4c12a8172b2c89319cf99f"/>
     <w:p>
       <w:pPr>
         <w:pStyle w:val="Heading4"/>
@@ -5912,8 +6003,8 @@
         <w:t xml:space="preserve">The performance management of designated Global Services is governed by §§2.7–2.9 of the Manual on WIS, Volume II. This section of the Guide provides operational guidance on the service level, the methodology used to assess it, the reporting cadence, and the remediation and restoration practice. Section 2.7.2.9 sets out the per-component operational criteria specific to each category of Global Service. The framework set out in this section and in sections 2.7.2.8 and 2.7.2.9 applies for the purposes of the suspension procedure set out in §2.8 of the Manual and the revocation procedure set out in §2.9 of the Manual; routine incident management for Global Services continues to be coordinated by GISCs under §4.7.4 of the Manual.</w:t>
       </w:r>
     </w:p>
-    <w:bookmarkEnd w:id="149"/>
-    <w:bookmarkStart w:id="155" w:name="X5a3779399a2275b2b64f145778f04233202f37a"/>
+    <w:bookmarkEnd w:id="150"/>
+    <w:bookmarkStart w:id="156" w:name="X5a3779399a2275b2b64f145778f04233202f37a"/>
     <w:p>
       <w:pPr>
         <w:pStyle w:val="Heading4"/>
@@ -5941,7 +6032,7 @@
         <w:rPr>
           <w:rStyle w:val="FootnoteReference"/>
         </w:rPr>
-        <w:footnoteReference w:id="150"/>
+        <w:footnoteReference w:id="151"/>
       </w:r>
       <w:r>
         <w:t xml:space="preserve"> </w:t>
@@ -5953,7 +6044,7 @@
         <w:rPr>
           <w:rStyle w:val="FootnoteReference"/>
         </w:rPr>
-        <w:footnoteReference w:id="152"/>
+        <w:footnoteReference w:id="153"/>
       </w:r>
       <w:r>
         <w:t xml:space="preserve"> </w:t>
@@ -6070,11 +6161,11 @@
         <w:rPr>
           <w:rStyle w:val="FootnoteReference"/>
         </w:rPr>
-        <w:footnoteReference w:id="153"/>
-      </w:r>
-    </w:p>
-    <w:bookmarkEnd w:id="155"/>
-    <w:bookmarkStart w:id="156" w:name="X3ea6ed7cfd7f2579285e9649123dfc0083299d3"/>
+        <w:footnoteReference w:id="154"/>
+      </w:r>
+    </w:p>
+    <w:bookmarkEnd w:id="156"/>
+    <w:bookmarkStart w:id="157" w:name="X3ea6ed7cfd7f2579285e9649123dfc0083299d3"/>
     <w:p>
       <w:pPr>
         <w:pStyle w:val="Heading4"/>
@@ -6303,8 +6394,8 @@
         <w:t xml:space="preserve">Could limit the bandwidth usage of the service to 100 Mb/s.</w:t>
       </w:r>
     </w:p>
-    <w:bookmarkEnd w:id="156"/>
-    <w:bookmarkStart w:id="157" w:name="Xe58bfd79cf82dea709c6f405535a9fc9cf433c2"/>
+    <w:bookmarkEnd w:id="157"/>
+    <w:bookmarkStart w:id="158" w:name="Xe58bfd79cf82dea709c6f405535a9fc9cf433c2"/>
     <w:p>
       <w:pPr>
         <w:pStyle w:val="Heading4"/>
@@ -6321,8 +6412,8 @@
         <w:t xml:space="preserve">In the following sections, and for each Global Service, a set of metrics is defined. Each Global Service will provide those metrics. They will then be ingested by the Global Monitor.</w:t>
       </w:r>
     </w:p>
-    <w:bookmarkEnd w:id="157"/>
-    <w:bookmarkStart w:id="158" w:name="Xf0424d8c41f8a40be360ca146752eef4684d2b5"/>
+    <w:bookmarkEnd w:id="158"/>
+    <w:bookmarkStart w:id="159" w:name="Xf0424d8c41f8a40be360ca146752eef4684d2b5"/>
     <w:p>
       <w:pPr>
         <w:pStyle w:val="Heading4"/>
@@ -6347,8 +6438,8 @@
         <w:t xml:space="preserve">The service level is the reference for the suspension and revocation procedures set out in §§2.8 and 2.9 of the Manual; the conditions under which those procedures are initiated are set out in the Manual.</w:t>
       </w:r>
     </w:p>
-    <w:bookmarkEnd w:id="158"/>
-    <w:bookmarkStart w:id="159" w:name="X6769467567ca67de3d36b11e8541428e64776dd"/>
+    <w:bookmarkEnd w:id="159"/>
+    <w:bookmarkStart w:id="160" w:name="X6769467567ca67de3d36b11e8541428e64776dd"/>
     <w:p>
       <w:pPr>
         <w:pStyle w:val="Heading4"/>
@@ -6373,8 +6464,8 @@
         <w:t xml:space="preserve">For each incident, the operating Member and the Sensor Centres maintain a record of the start time, the end time, and the affected criteria. These incident records, while not themselves binding, support the determination of operational time and provide operational context for the dashboards and statistical summaries provided by the Global Monitors.</w:t>
       </w:r>
     </w:p>
-    <w:bookmarkEnd w:id="159"/>
-    <w:bookmarkStart w:id="160" w:name="X72ab14176a5db5b296f156c7e731d89112716c2"/>
+    <w:bookmarkEnd w:id="160"/>
+    <w:bookmarkStart w:id="161" w:name="X72ab14176a5db5b296f156c7e731d89112716c2"/>
     <w:p>
       <w:pPr>
         <w:pStyle w:val="Heading4"/>
@@ -6391,8 +6482,8 @@
         <w:t xml:space="preserve">Operational metrics for each designated Global Service are published in near-real-time by the Global Service and by the Sensor Centres. The Global Monitors provide dashboards and statistical summaries based on these metrics. The monthly service-level results of each designated Global Service, including performance against the service level over the relevant assessment period, are published openly by the WMO Secretariat in accordance with §2.7.3.1 of the Manual, so that the performance of all designated Global Services is publicly visible, and are also communicated directly to each operating Member in accordance with §2.7.3.3 of the Manual. SC-IMT reviews aggregated performance results at each of its meetings and considers any indications of sustained deterioration in accordance with §2.7.3.4 of the Manual.</w:t>
       </w:r>
     </w:p>
-    <w:bookmarkEnd w:id="160"/>
-    <w:bookmarkStart w:id="164" w:name="X1f2b8056b1bd6aa22a5e64a361c532f9248adb0"/>
+    <w:bookmarkEnd w:id="161"/>
+    <w:bookmarkStart w:id="165" w:name="X1f2b8056b1bd6aa22a5e64a361c532f9248adb0"/>
     <w:p>
       <w:pPr>
         <w:pStyle w:val="Heading4"/>
@@ -6401,7 +6492,7 @@
         <w:t xml:space="preserve">2.7.2.8 Remediation and restoration</w:t>
       </w:r>
     </w:p>
-    <w:bookmarkStart w:id="161" w:name="Xa6489e71dbb7adf3869f5288cf5cfd57c0adae1"/>
+    <w:bookmarkStart w:id="162" w:name="Xa6489e71dbb7adf3869f5288cf5cfd57c0adae1"/>
     <w:p>
       <w:pPr>
         <w:pStyle w:val="Heading5"/>
@@ -6426,8 +6517,8 @@
         <w:t xml:space="preserve">The operating Member should keep SC-IMT and the WMO Secretariat informed of the progress towards re-establishing performance. Failure to meet the deadline triggers suspension in accordance with §2.8.3.1 of the Manual.</w:t>
       </w:r>
     </w:p>
-    <w:bookmarkEnd w:id="161"/>
-    <w:bookmarkStart w:id="162" w:name="Xbf009d1a1f00635849bf6e2aaeadff71386cb0a"/>
+    <w:bookmarkEnd w:id="162"/>
+    <w:bookmarkStart w:id="163" w:name="Xbf009d1a1f00635849bf6e2aaeadff71386cb0a"/>
     <w:p>
       <w:pPr>
         <w:pStyle w:val="Heading5"/>
@@ -6452,8 +6543,8 @@
         <w:t xml:space="preserve">The operating Member should report on the implementation of the remediation plan at intervals not exceeding thirty calendar days. While a suspended Global Service does not meet the service level, each such calendar month counts towards the rolling window in §2.7.2.3 of the Manual, so that persistent failure to restore the Global Service may result in the initiation of the procedure for the revocation of the designation, in accordance with §2.8.4.3 of the Manual.</w:t>
       </w:r>
     </w:p>
-    <w:bookmarkEnd w:id="162"/>
-    <w:bookmarkStart w:id="163" w:name="X362986b9536fdde7d011b55b44e3efe783d7387"/>
+    <w:bookmarkEnd w:id="163"/>
+    <w:bookmarkStart w:id="164" w:name="X362986b9536fdde7d011b55b44e3efe783d7387"/>
     <w:p>
       <w:pPr>
         <w:pStyle w:val="Heading5"/>
@@ -6470,9 +6561,9 @@
         <w:t xml:space="preserve">Restoration of a suspended Global Service to WIS 2.0 operations is confirmed by SC-IMT, with the assistance of the WMO Secretariat and using the dashboards and statistical summaries provided by the Global Monitors, once the operational performance has met the service level for not less than one calendar month following completion of the remediation actions.</w:t>
       </w:r>
     </w:p>
-    <w:bookmarkEnd w:id="163"/>
     <w:bookmarkEnd w:id="164"/>
-    <w:bookmarkStart w:id="167" w:name="Xbb196aef4bbe90acded942acff9df772a2bc37d"/>
+    <w:bookmarkEnd w:id="165"/>
+    <w:bookmarkStart w:id="168" w:name="Xbb196aef4bbe90acded942acff9df772a2bc37d"/>
     <w:p>
       <w:pPr>
         <w:pStyle w:val="Heading4"/>
@@ -6489,7 +6580,7 @@
         <w:t xml:space="preserve">The operational criteria specific to each category of designated Global Service are set out below. These criteria define what constitutes operational performance for the purposes of the service level and inform the determination of downtime for each component. The service level stated for each category is the assessable floor used for the performance-management procedures of the Manual; it is distinct from, and not higher than, the general availability guidance in 2.7.2.2. The design-capacity figures for each category remain as set out in 2.7.2.2. The detailed technical checks corresponding to each criterion are maintained by the WMO Secretariat on behalf of SC-IMT and are published as a technical reference.</w:t>
       </w:r>
     </w:p>
-    <w:bookmarkStart w:id="165" w:name="X4aeea2dea805644bc11c7a153267ed928120044"/>
+    <w:bookmarkStart w:id="166" w:name="X4aeea2dea805644bc11c7a153267ed928120044"/>
     <w:p>
       <w:pPr>
         <w:pStyle w:val="Heading5"/>
@@ -6522,8 +6613,8 @@
         <w:t xml:space="preserve">For a Global Broker, the service level is not less than 99.5 per cent of operational time per calendar month.</w:t>
       </w:r>
     </w:p>
-    <w:bookmarkEnd w:id="165"/>
-    <w:bookmarkStart w:id="166" w:name="Xa31f67b04273c588471c29ff2749a0cbc79116a"/>
+    <w:bookmarkEnd w:id="166"/>
+    <w:bookmarkStart w:id="167" w:name="Xa31f67b04273c588471c29ff2749a0cbc79116a"/>
     <w:p>
       <w:pPr>
         <w:pStyle w:val="Heading5"/>
@@ -6556,10 +6647,10 @@
         <w:t xml:space="preserve">For a Global Cache, the service level is not less than 98 per cent of operational time per calendar month.</w:t>
       </w:r>
     </w:p>
-    <w:bookmarkEnd w:id="166"/>
     <w:bookmarkEnd w:id="167"/>
     <w:bookmarkEnd w:id="168"/>
-    <w:bookmarkStart w:id="170" w:name="Xfcc4be4805698cc05bd4c15ebadc91a96d644ff"/>
+    <w:bookmarkEnd w:id="169"/>
+    <w:bookmarkStart w:id="171" w:name="Xfcc4be4805698cc05bd4c15ebadc91a96d644ff"/>
     <w:p>
       <w:pPr>
         <w:pStyle w:val="Heading3"/>
@@ -6568,7 +6659,7 @@
         <w:t xml:space="preserve">2.7.3 Global Broker</w:t>
       </w:r>
     </w:p>
-    <w:bookmarkStart w:id="169" w:name="X1743ecdc5ae40c6a768ea9d4a6e7d6853856958"/>
+    <w:bookmarkStart w:id="170" w:name="X1743ecdc5ae40c6a768ea9d4a6e7d6853856958"/>
     <w:p>
       <w:pPr>
         <w:pStyle w:val="Heading4"/>
@@ -7068,9 +7159,9 @@
         <w:t xml:space="preserve">A Global Broker should operate with a fixed IP address so that WIS2 Nodes can permit access to download resources based on IP address filtering. A Global Broker should also operate with a publicly resolvable Domain Name System (DNS) name pointing to that IP address. The WMO Secretariat must be informed of the IP address and/or hostname and any subsequent changes.</w:t>
       </w:r>
     </w:p>
-    <w:bookmarkEnd w:id="169"/>
     <w:bookmarkEnd w:id="170"/>
-    <w:bookmarkStart w:id="173" w:name="Xed0972fd7a2c474005a807d834e55b7c67c335b"/>
+    <w:bookmarkEnd w:id="171"/>
+    <w:bookmarkStart w:id="174" w:name="Xed0972fd7a2c474005a807d834e55b7c67c335b"/>
     <w:p>
       <w:pPr>
         <w:pStyle w:val="Heading3"/>
@@ -7087,7 +7178,7 @@
         <w:t xml:space="preserve">In WIS2, Global Caches provide access to WMO core data for data consumers. This allows data providers to restrict access to their systems to Global Services, and it reduces the need for them to provide high bandwidth and low latency access to their data. Global Caches operate in a way that is transparent to end users in that they resend notification messages from data providers. These messages are updated to point to copies of the original data held in the Global Cache data store. Global Caches also resend notification messages from data providers for core data that are not stored in the Global Cache, such as when the originator specifies in the notification message that a certain dataset should not be cached. In these cases, the notification messages remain unchanged and point to the original source. Data consumers should subscribe to the notification messages from Global Caches instead of the notification messages from data providers for WMO core data. When data consumers receive a notification message, they should follow the URLs from that message, which either point to a Global Cache which has a copy of the data, or – in case of uncached content – point to the original source.</w:t>
       </w:r>
     </w:p>
-    <w:bookmarkStart w:id="172" w:name="X9c5e2e4a13ef58aa69d25e04cf77a45be046e40"/>
+    <w:bookmarkStart w:id="173" w:name="X9c5e2e4a13ef58aa69d25e04cf77a45be046e40"/>
     <w:p>
       <w:pPr>
         <w:pStyle w:val="Heading4"/>
@@ -7225,7 +7316,7 @@
         <w:rPr>
           <w:rStyle w:val="FootnoteReference"/>
         </w:rPr>
-        <w:footnoteReference w:id="171"/>
+        <w:footnoteReference w:id="172"/>
       </w:r>
     </w:p>
     <w:p>
@@ -7869,9 +7960,9 @@
         <w:t xml:space="preserve">.</w:t>
       </w:r>
     </w:p>
-    <w:bookmarkEnd w:id="172"/>
     <w:bookmarkEnd w:id="173"/>
-    <w:bookmarkStart w:id="183" w:name="Xe83d0dcd18513bbe57a5c411a3835908b8c6b21"/>
+    <w:bookmarkEnd w:id="174"/>
+    <w:bookmarkStart w:id="184" w:name="Xe83d0dcd18513bbe57a5c411a3835908b8c6b21"/>
     <w:p>
       <w:pPr>
         <w:pStyle w:val="Heading3"/>
@@ -7880,7 +7971,7 @@
         <w:t xml:space="preserve">2.7.5 Global Discovery Catalogue</w:t>
       </w:r>
     </w:p>
-    <w:bookmarkStart w:id="180" w:name="Xb7d6d3d16ef70a3c0bed12e0915cfe71af7259a"/>
+    <w:bookmarkStart w:id="181" w:name="Xb7d6d3d16ef70a3c0bed12e0915cfe71af7259a"/>
     <w:p>
       <w:pPr>
         <w:pStyle w:val="Heading4"/>
@@ -7914,7 +8005,7 @@
         <w:rPr>
           <w:rStyle w:val="FootnoteReference"/>
         </w:rPr>
-        <w:footnoteReference w:id="174"/>
+        <w:footnoteReference w:id="175"/>
       </w:r>
       <w:r>
         <w:t xml:space="preserve">, adhering to the following conformance classes and their dependencies:</w:t>
@@ -8137,7 +8228,7 @@
         <w:rPr>
           <w:rStyle w:val="FootnoteReference"/>
         </w:rPr>
-        <w:footnoteReference w:id="176"/>
+        <w:footnoteReference w:id="177"/>
       </w:r>
       <w:r>
         <w:t xml:space="preserve">, providing the following metrics as defined in the WIS2 Metric Hierarchy</w:t>
@@ -8149,7 +8240,7 @@
         <w:rPr>
           <w:rStyle w:val="FootnoteReference"/>
         </w:rPr>
-        <w:footnoteReference w:id="178"/>
+        <w:footnoteReference w:id="179"/>
       </w:r>
       <w:r>
         <w:t xml:space="preserve">:</w:t>
@@ -8471,8 +8562,8 @@
         <w:t xml:space="preserve">.</w:t>
       </w:r>
     </w:p>
-    <w:bookmarkEnd w:id="180"/>
-    <w:bookmarkStart w:id="182" w:name="X305a741ac25d02ffb1dd5e4c3b88453bc6c2f8b"/>
+    <w:bookmarkEnd w:id="181"/>
+    <w:bookmarkStart w:id="183" w:name="X305a741ac25d02ffb1dd5e4c3b88453bc6c2f8b"/>
     <w:p>
       <w:pPr>
         <w:pStyle w:val="Heading4"/>
@@ -8603,7 +8694,7 @@
       <w:r>
         <w:t xml:space="preserve"> </w:t>
       </w:r>
-      <w:hyperlink r:id="rId181">
+      <w:hyperlink r:id="rId182">
         <w:r>
           <w:rPr>
             <w:rStyle w:val="Hyperlink"/>
@@ -8615,9 +8706,9 @@
         <w:t xml:space="preserve">.</w:t>
       </w:r>
     </w:p>
-    <w:bookmarkEnd w:id="182"/>
     <w:bookmarkEnd w:id="183"/>
-    <w:bookmarkStart w:id="185" w:name="Xb46408fe4668a540edb8ef1c37fe9a479dce153"/>
+    <w:bookmarkEnd w:id="184"/>
+    <w:bookmarkStart w:id="186" w:name="Xb46408fe4668a540edb8ef1c37fe9a479dce153"/>
     <w:p>
       <w:pPr>
         <w:pStyle w:val="Heading3"/>
@@ -8626,7 +8717,7 @@
         <w:t xml:space="preserve">2.7.6 Global Monitor</w:t>
       </w:r>
     </w:p>
-    <w:bookmarkStart w:id="184" w:name="X9b85947f690e481419209cf5d7690b6d31fc2c9"/>
+    <w:bookmarkStart w:id="185" w:name="X9b85947f690e481419209cf5d7690b6d31fc2c9"/>
     <w:p>
       <w:pPr>
         <w:pStyle w:val="Heading4"/>
@@ -8768,25 +8859,16 @@
         <w:t xml:space="preserve">The main task of the Global Monitor will be to regularly query the metrics provided by the relevant WIS2 entities, aggregate and process the data and then provide the results to the end user in a suitable presentation.</w:t>
       </w:r>
     </w:p>
-    <w:bookmarkEnd w:id="184"/>
     <w:bookmarkEnd w:id="185"/>
     <w:bookmarkEnd w:id="186"/>
-    <w:bookmarkStart w:id="221" w:name="X3cda763227efb85ffcf50601bb9e1b297d470ff"/>
+    <w:bookmarkEnd w:id="187"/>
+    <w:bookmarkStart w:id="188" w:name="X8d45057166b44172bc13f242161df41fc9cfaae"/>
     <w:p>
       <w:pPr>
         <w:pStyle w:val="Heading2"/>
       </w:pPr>
       <w:r>
-        <w:t xml:space="preserve">2.8 Operations</w:t>
-      </w:r>
-    </w:p>
-    <w:bookmarkStart w:id="220" w:name="X04562bceddaf8a85f3c8f43df21107ee9ff7844"/>
-    <w:p>
-      <w:pPr>
-        <w:pStyle w:val="Heading3"/>
-      </w:pPr>
-      <w:r>
-        <w:t xml:space="preserve">2.8.1 Interoperability with external systems</w:t>
+        <w:t xml:space="preserve">2.9 Monitoring for Global Service providers</w:t>
       </w:r>
     </w:p>
     <w:p>
@@ -8794,30 +8876,61 @@
         <w:pStyle w:val="FirstParagraph"/>
       </w:pPr>
       <w:r>
-        <w:t xml:space="preserve">Driven by international standards for data discovery, access, and visualization, the WIS2 principles help lower the barrier for WMO Members to weather, climate, and water data. An additional benefit of adopting these standards is that Members are able to provide the same data and access mechanisms to external systems at no extra cost for implementation.</w:t>
-      </w:r>
-    </w:p>
-    <w:p>
-      <w:pPr>
-        <w:pStyle w:val="BodyText"/>
-      </w:pPr>
-      <w:r>
-        <w:t xml:space="preserve">WIS2 standards are based on industry standards (OGC, W3C, IETF) and allow for broad interoperability. This means that non-traditional users can also</w:t>
-      </w:r>
-      <w:r>
-        <w:t xml:space="preserve"> </w:t>
-      </w:r>
-      <w:r>
-        <w:t xml:space="preserve">use data from WIS2 data in the same manner, without the requirement for specialized software, tools, or applications.</w:t>
-      </w:r>
-    </w:p>
-    <w:bookmarkStart w:id="212" w:name="Xdfcef8a51a47770744d1c6284d6cc8465e590d9"/>
-    <w:p>
-      <w:pPr>
-        <w:pStyle w:val="Heading4"/>
-      </w:pPr>
-      <w:r>
-        <w:t xml:space="preserve">2.8.1.1 Publishing meteorological data through WIS2 into ICAO SWIM</w:t>
+        <w:t xml:space="preserve">WIS2 is comprised of Global Services providing highly available services for discovery, subscription, notification and download, based on the publication of data by WIS2 Nodes. Global Services need to be able to provide notifications of events WIS2 (examples include, but are not limited to: validation reports on notification messages, discovery metadata, notices of outages, maintenance).</w:t>
+      </w:r>
+    </w:p>
+    <w:p>
+      <w:pPr>
+        <w:pStyle w:val="BodyText"/>
+      </w:pPr>
+      <w:r>
+        <w:t xml:space="preserve">Using the WIS2 Monitoring Events (WME) standard, Global Services can publish events using MQTT as the publish-subscribe protocol as follows:</w:t>
+      </w:r>
+    </w:p>
+    <w:p>
+      <w:pPr>
+        <w:numPr>
+          <w:ilvl w:val="0"/>
+          <w:numId w:val="1062"/>
+        </w:numPr>
+      </w:pPr>
+      <w:r>
+        <w:t xml:space="preserve">dedicated topic structure (</w:t>
+      </w:r>
+      <w:r>
+        <w:rPr>
+          <w:rStyle w:val="VerbatimChar"/>
+        </w:rPr>
+        <w:t xml:space="preserve">monitor/a/wis2/&lt;centre-id&gt;</w:t>
+      </w:r>
+      <w:r>
+        <w:t xml:space="preserve">), where</w:t>
+      </w:r>
+      <w:r>
+        <w:t xml:space="preserve"> </w:t>
+      </w:r>
+      <w:r>
+        <w:rPr>
+          <w:rStyle w:val="VerbatimChar"/>
+        </w:rPr>
+        <w:t xml:space="preserve">&lt;centre-id&gt;</w:t>
+      </w:r>
+      <w:r>
+        <w:t xml:space="preserve"> </w:t>
+      </w:r>
+      <w:r>
+        <w:t xml:space="preserve">is the centre identifier of the subject that the event notification is pertaining to</w:t>
+      </w:r>
+    </w:p>
+    <w:p>
+      <w:pPr>
+        <w:numPr>
+          <w:ilvl w:val="0"/>
+          <w:numId w:val="1062"/>
+        </w:numPr>
+      </w:pPr>
+      <w:r>
+        <w:t xml:space="preserve">WIS2 Monitoring Event Message (WMEM) leveraging the CloudEvents specification</w:t>
       </w:r>
     </w:p>
     <w:p>
@@ -8825,47 +8938,7 @@
         <w:pStyle w:val="FirstParagraph"/>
       </w:pPr>
       <w:r>
-        <w:t xml:space="preserve">Meteorological data is an essential input for public weather services</w:t>
-      </w:r>
-      <w:r>
-        <w:t xml:space="preserve"> </w:t>
-      </w:r>
-      <w:r>
-        <w:t xml:space="preserve">and aviation services alike. WIS2 provides the mechanism for data exchange</w:t>
-      </w:r>
-      <w:r>
-        <w:t xml:space="preserve"> </w:t>
-      </w:r>
-      <w:r>
-        <w:t xml:space="preserve">in WMO, while SWIM is the ICAO initiative to harmonize the provision of aeronautical, meteorological and flight information to support air traffic management (ATM).</w:t>
-      </w:r>
-    </w:p>
-    <w:p>
-      <w:pPr>
-        <w:pStyle w:val="BodyText"/>
-      </w:pPr>
-      <w:r>
-        <w:t xml:space="preserve">Both WIS2 and SWIM support similar outcomes regarding data</w:t>
-      </w:r>
-      <w:r>
-        <w:t xml:space="preserve"> </w:t>
-      </w:r>
-      <w:r>
-        <w:t xml:space="preserve">exchange. However, there are differences with respect to both approach and</w:t>
-      </w:r>
-      <w:r>
-        <w:t xml:space="preserve"> </w:t>
-      </w:r>
-      <w:r>
-        <w:t xml:space="preserve">implementation.</w:t>
-      </w:r>
-    </w:p>
-    <w:p>
-      <w:pPr>
-        <w:pStyle w:val="BodyText"/>
-      </w:pPr>
-      <w:r>
-        <w:t xml:space="preserve">Specifications for WIS2 are defined in the</w:t>
+        <w:t xml:space="preserve">For more information, see</w:t>
       </w:r>
       <w:r>
         <w:t xml:space="preserve"> </w:t>
@@ -8878,13 +8951,124 @@
         <w:t xml:space="preserve">Manual on WIS</w:t>
       </w:r>
       <w:r>
+        <w:t xml:space="preserve">, Volume II – Appendix G. WIS2 Notification Message.</w:t>
+      </w:r>
+    </w:p>
+    <w:bookmarkEnd w:id="188"/>
+    <w:bookmarkStart w:id="223" w:name="X3cda763227efb85ffcf50601bb9e1b297d470ff"/>
+    <w:p>
+      <w:pPr>
+        <w:pStyle w:val="Heading2"/>
+      </w:pPr>
+      <w:r>
+        <w:t xml:space="preserve">2.8 Operations</w:t>
+      </w:r>
+    </w:p>
+    <w:bookmarkStart w:id="222" w:name="X04562bceddaf8a85f3c8f43df21107ee9ff7844"/>
+    <w:p>
+      <w:pPr>
+        <w:pStyle w:val="Heading3"/>
+      </w:pPr>
+      <w:r>
+        <w:t xml:space="preserve">2.8.1 Interoperability with external systems</w:t>
+      </w:r>
+    </w:p>
+    <w:p>
+      <w:pPr>
+        <w:pStyle w:val="FirstParagraph"/>
+      </w:pPr>
+      <w:r>
+        <w:t xml:space="preserve">Driven by international standards for data discovery, access, and visualization, the WIS2 principles help lower the barrier for WMO Members to weather, climate, and water data. An additional benefit of adopting these standards is that Members are able to provide the same data and access mechanisms to external systems at no extra cost for implementation.</w:t>
+      </w:r>
+    </w:p>
+    <w:p>
+      <w:pPr>
+        <w:pStyle w:val="BodyText"/>
+      </w:pPr>
+      <w:r>
+        <w:t xml:space="preserve">WIS2 standards are based on industry standards (OGC, W3C, IETF) and allow for broad interoperability. This means that non-traditional users can also</w:t>
+      </w:r>
+      <w:r>
+        <w:t xml:space="preserve"> </w:t>
+      </w:r>
+      <w:r>
+        <w:t xml:space="preserve">use data from WIS2 data in the same manner, without the requirement for specialized software, tools, or applications.</w:t>
+      </w:r>
+    </w:p>
+    <w:bookmarkStart w:id="214" w:name="Xdfcef8a51a47770744d1c6284d6cc8465e590d9"/>
+    <w:p>
+      <w:pPr>
+        <w:pStyle w:val="Heading4"/>
+      </w:pPr>
+      <w:r>
+        <w:t xml:space="preserve">2.8.1.1 Publishing meteorological data through WIS2 into ICAO SWIM</w:t>
+      </w:r>
+    </w:p>
+    <w:p>
+      <w:pPr>
+        <w:pStyle w:val="FirstParagraph"/>
+      </w:pPr>
+      <w:r>
+        <w:t xml:space="preserve">Meteorological data is an essential input for public weather services</w:t>
+      </w:r>
+      <w:r>
+        <w:t xml:space="preserve"> </w:t>
+      </w:r>
+      <w:r>
+        <w:t xml:space="preserve">and aviation services alike. WIS2 provides the mechanism for data exchange</w:t>
+      </w:r>
+      <w:r>
+        <w:t xml:space="preserve"> </w:t>
+      </w:r>
+      <w:r>
+        <w:t xml:space="preserve">in WMO, while SWIM is the ICAO initiative to harmonize the provision of aeronautical, meteorological and flight information to support air traffic management (ATM).</w:t>
+      </w:r>
+    </w:p>
+    <w:p>
+      <w:pPr>
+        <w:pStyle w:val="BodyText"/>
+      </w:pPr>
+      <w:r>
+        <w:t xml:space="preserve">Both WIS2 and SWIM support similar outcomes regarding data</w:t>
+      </w:r>
+      <w:r>
+        <w:t xml:space="preserve"> </w:t>
+      </w:r>
+      <w:r>
+        <w:t xml:space="preserve">exchange. However, there are differences with respect to both approach and</w:t>
+      </w:r>
+      <w:r>
+        <w:t xml:space="preserve"> </w:t>
+      </w:r>
+      <w:r>
+        <w:t xml:space="preserve">implementation.</w:t>
+      </w:r>
+    </w:p>
+    <w:p>
+      <w:pPr>
+        <w:pStyle w:val="BodyText"/>
+      </w:pPr>
+      <w:r>
+        <w:t xml:space="preserve">Specifications for WIS2 are defined in the</w:t>
+      </w:r>
+      <w:r>
+        <w:t xml:space="preserve"> </w:t>
+      </w:r>
+      <w:r>
+        <w:rPr>
+          <w:iCs/>
+          <w:i/>
+        </w:rPr>
+        <w:t xml:space="preserve">Manual on WIS</w:t>
+      </w:r>
+      <w:r>
         <w:t xml:space="preserve">, Volume II, and further elaborated in this Guide. Specifications for SWIM will be defined in the Procedures for Air Navigation Services –Information Management (PANS-IM) (ICAO Doc. 10199).</w:t>
       </w:r>
       <w:r>
         <w:rPr>
           <w:rStyle w:val="FootnoteReference"/>
         </w:rPr>
-        <w:footnoteReference w:id="187"/>
+        <w:footnoteReference w:id="189"/>
       </w:r>
     </w:p>
     <w:p>
@@ -9047,7 +9231,7 @@
               <w:rPr>
                 <w:rStyle w:val="FootnoteReference"/>
               </w:rPr>
-              <w:footnoteReference w:id="188"/>
+              <w:footnoteReference w:id="190"/>
             </w:r>
           </w:p>
         </w:tc>
@@ -9131,7 +9315,7 @@
       <w:pPr>
         <w:numPr>
           <w:ilvl w:val="0"/>
-          <w:numId w:val="1062"/>
+          <w:numId w:val="1063"/>
         </w:numPr>
       </w:pPr>
       <w:r>
@@ -9142,7 +9326,7 @@
       <w:pPr>
         <w:numPr>
           <w:ilvl w:val="0"/>
-          <w:numId w:val="1062"/>
+          <w:numId w:val="1063"/>
         </w:numPr>
       </w:pPr>
       <w:r>
@@ -9153,7 +9337,7 @@
       <w:pPr>
         <w:numPr>
           <w:ilvl w:val="0"/>
-          <w:numId w:val="1062"/>
+          <w:numId w:val="1063"/>
         </w:numPr>
       </w:pPr>
       <w:r>
@@ -9164,7 +9348,7 @@
       <w:pPr>
         <w:numPr>
           <w:ilvl w:val="0"/>
-          <w:numId w:val="1062"/>
+          <w:numId w:val="1063"/>
         </w:numPr>
       </w:pPr>
       <w:r>
@@ -9175,7 +9359,7 @@
       <w:pPr>
         <w:numPr>
           <w:ilvl w:val="0"/>
-          <w:numId w:val="1062"/>
+          <w:numId w:val="1063"/>
         </w:numPr>
       </w:pPr>
       <w:r>
@@ -9210,7 +9394,7 @@
         <w:t xml:space="preserve">Aeronautical Fixed Service (AFS) are defined solely under the ICAO regulatory framework and are therefore beyond the scope of this Guide.</w:t>
       </w:r>
     </w:p>
-    <w:bookmarkStart w:id="192" w:name="X0b285da611dfb528bbe09e977d29c84f73ef00a"/>
+    <w:bookmarkStart w:id="194" w:name="X0b285da611dfb528bbe09e977d29c84f73ef00a"/>
     <w:p>
       <w:pPr>
         <w:pStyle w:val="Heading5"/>
@@ -9236,18 +9420,18 @@
           <wp:inline>
             <wp:extent cx="5334000" cy="1435119"/>
             <wp:effectExtent b="0" l="0" r="0" t="0"/>
-            <wp:docPr descr="Schematic of interoperability approach" title="" id="190" name="Picture"/>
+            <wp:docPr descr="Schematic of interoperability approach" title="" id="192" name="Picture"/>
             <a:graphic>
               <a:graphicData uri="http://schemas.openxmlformats.org/drawingml/2006/picture">
                 <pic:pic>
                   <pic:nvPicPr>
-                    <pic:cNvPr descr="images/wis2-to-swim-temp.png" id="191" name="Picture"/>
+                    <pic:cNvPr descr="images/wis2-to-swim-temp.png" id="193" name="Picture"/>
                     <pic:cNvPicPr>
                       <a:picLocks noChangeArrowheads="1" noChangeAspect="1"/>
                     </pic:cNvPicPr>
                   </pic:nvPicPr>
                   <pic:blipFill>
-                    <a:blip r:embed="rId189"/>
+                    <a:blip r:embed="rId191"/>
                     <a:stretch>
                       <a:fillRect/>
                     </a:stretch>
@@ -9302,8 +9486,8 @@
         <w:t xml:space="preserve">to SWIM.</w:t>
       </w:r>
     </w:p>
-    <w:bookmarkEnd w:id="192"/>
-    <w:bookmarkStart w:id="194" w:name="Xb20bb07a39f9322111bf6d1db1b5daed26a9d3a"/>
+    <w:bookmarkEnd w:id="194"/>
+    <w:bookmarkStart w:id="196" w:name="Xb20bb07a39f9322111bf6d1db1b5daed26a9d3a"/>
     <w:p>
       <w:pPr>
         <w:pStyle w:val="Heading5"/>
@@ -9329,7 +9513,7 @@
         <w:rPr>
           <w:rStyle w:val="FootnoteReference"/>
         </w:rPr>
-        <w:footnoteReference w:id="193"/>
+        <w:footnoteReference w:id="195"/>
       </w:r>
       <w:r>
         <w:t xml:space="preserve"> </w:t>
@@ -9338,8 +9522,8 @@
         <w:t xml:space="preserve">is to be used for encoding aeronautical meteorological information in SWIM.</w:t>
       </w:r>
     </w:p>
-    <w:bookmarkEnd w:id="194"/>
-    <w:bookmarkStart w:id="199" w:name="X46c32021402e9ea7b8e48f4915b125439add1b0"/>
+    <w:bookmarkEnd w:id="196"/>
+    <w:bookmarkStart w:id="201" w:name="X46c32021402e9ea7b8e48f4915b125439add1b0"/>
     <w:p>
       <w:pPr>
         <w:pStyle w:val="Heading5"/>
@@ -9541,7 +9725,7 @@
       <w:pPr>
         <w:numPr>
           <w:ilvl w:val="0"/>
-          <w:numId w:val="1063"/>
+          <w:numId w:val="1064"/>
         </w:numPr>
       </w:pPr>
       <w:r>
@@ -9552,7 +9736,7 @@
       <w:pPr>
         <w:numPr>
           <w:ilvl w:val="0"/>
-          <w:numId w:val="1063"/>
+          <w:numId w:val="1064"/>
         </w:numPr>
       </w:pPr>
       <w:r>
@@ -9562,13 +9746,13 @@
         <w:rPr>
           <w:rStyle w:val="FootnoteReference"/>
         </w:rPr>
-        <w:footnoteReference w:id="195"/>
+        <w:footnoteReference w:id="197"/>
       </w:r>
       <w:r>
         <w:rPr>
           <w:rStyle w:val="FootnoteReference"/>
         </w:rPr>
-        <w:footnoteReference w:id="196"/>
+        <w:footnoteReference w:id="198"/>
       </w:r>
       <w:r>
         <w:t xml:space="preserve"> </w:t>
@@ -9581,7 +9765,7 @@
       <w:pPr>
         <w:numPr>
           <w:ilvl w:val="0"/>
-          <w:numId w:val="1063"/>
+          <w:numId w:val="1064"/>
         </w:numPr>
       </w:pPr>
       <w:r>
@@ -9591,7 +9775,7 @@
         <w:rPr>
           <w:rStyle w:val="FootnoteReference"/>
         </w:rPr>
-        <w:footnoteReference w:id="197"/>
+        <w:footnoteReference w:id="199"/>
       </w:r>
     </w:p>
     <w:p>
@@ -9606,7 +9790,7 @@
       <w:pPr>
         <w:numPr>
           <w:ilvl w:val="0"/>
-          <w:numId w:val="1064"/>
+          <w:numId w:val="1065"/>
         </w:numPr>
       </w:pPr>
       <w:r>
@@ -9644,7 +9828,7 @@
       <w:pPr>
         <w:numPr>
           <w:ilvl w:val="0"/>
-          <w:numId w:val="1064"/>
+          <w:numId w:val="1065"/>
         </w:numPr>
       </w:pPr>
       <w:r>
@@ -9697,7 +9881,7 @@
       <w:pPr>
         <w:numPr>
           <w:ilvl w:val="0"/>
-          <w:numId w:val="1064"/>
+          <w:numId w:val="1065"/>
         </w:numPr>
       </w:pPr>
       <w:r>
@@ -9874,7 +10058,7 @@
       <w:pPr>
         <w:numPr>
           <w:ilvl w:val="0"/>
-          <w:numId w:val="1065"/>
+          <w:numId w:val="1066"/>
         </w:numPr>
       </w:pPr>
       <w:r>
@@ -9885,7 +10069,7 @@
       <w:pPr>
         <w:numPr>
           <w:ilvl w:val="0"/>
-          <w:numId w:val="1065"/>
+          <w:numId w:val="1066"/>
         </w:numPr>
       </w:pPr>
       <w:r>
@@ -9929,7 +10113,7 @@
         <w:rPr>
           <w:rStyle w:val="FootnoteReference"/>
         </w:rPr>
-        <w:footnoteReference w:id="198"/>
+        <w:footnoteReference w:id="200"/>
       </w:r>
     </w:p>
     <w:p>
@@ -10069,8 +10253,8 @@
         <w:t xml:space="preserve">least 24 hours is recommended.</w:t>
       </w:r>
     </w:p>
-    <w:bookmarkEnd w:id="199"/>
-    <w:bookmarkStart w:id="208" w:name="X8db259eb1a1bfe56c034a46bdb3dc42d11142ae"/>
+    <w:bookmarkEnd w:id="201"/>
+    <w:bookmarkStart w:id="210" w:name="X8db259eb1a1bfe56c034a46bdb3dc42d11142ae"/>
     <w:p>
       <w:pPr>
         <w:pStyle w:val="Heading5"/>
@@ -10096,7 +10280,7 @@
         <w:rPr>
           <w:rStyle w:val="FootnoteReference"/>
         </w:rPr>
-        <w:footnoteReference w:id="200"/>
+        <w:footnoteReference w:id="202"/>
       </w:r>
     </w:p>
     <w:p>
@@ -10108,18 +10292,18 @@
           <wp:inline>
             <wp:extent cx="5334000" cy="1838335"/>
             <wp:effectExtent b="0" l="0" r="0" t="0"/>
-            <wp:docPr descr="Interactions between the gateway component and the WIS2 and SWIM components" title="" id="202" name="Picture"/>
+            <wp:docPr descr="Interactions between the gateway component and the WIS2 and SWIM components" title="" id="204" name="Picture"/>
             <a:graphic>
               <a:graphicData uri="http://schemas.openxmlformats.org/drawingml/2006/picture">
                 <pic:pic>
                   <pic:nvPicPr>
-                    <pic:cNvPr descr="images/wis2-to-swim-interaction-temp.png" id="203" name="Picture"/>
+                    <pic:cNvPr descr="images/wis2-to-swim-interaction-temp.png" id="205" name="Picture"/>
                     <pic:cNvPicPr>
                       <a:picLocks noChangeArrowheads="1" noChangeAspect="1"/>
                     </pic:cNvPicPr>
                   </pic:nvPicPr>
                   <pic:blipFill>
-                    <a:blip r:embed="rId201"/>
+                    <a:blip r:embed="rId203"/>
                     <a:stretch>
                       <a:fillRect/>
                     </a:stretch>
@@ -10224,7 +10408,7 @@
       <w:pPr>
         <w:numPr>
           <w:ilvl w:val="0"/>
-          <w:numId w:val="1066"/>
+          <w:numId w:val="1067"/>
         </w:numPr>
       </w:pPr>
       <w:r>
@@ -10240,14 +10424,14 @@
         <w:rPr>
           <w:rStyle w:val="FootnoteReference"/>
         </w:rPr>
-        <w:footnoteReference w:id="204"/>
-      </w:r>
-    </w:p>
-    <w:p>
-      <w:pPr>
-        <w:numPr>
-          <w:ilvl w:val="0"/>
-          <w:numId w:val="1066"/>
+        <w:footnoteReference w:id="206"/>
+      </w:r>
+    </w:p>
+    <w:p>
+      <w:pPr>
+        <w:numPr>
+          <w:ilvl w:val="0"/>
+          <w:numId w:val="1067"/>
         </w:numPr>
       </w:pPr>
       <w:r>
@@ -10258,7 +10442,7 @@
       <w:pPr>
         <w:numPr>
           <w:ilvl w:val="1"/>
-          <w:numId w:val="1067"/>
+          <w:numId w:val="1068"/>
         </w:numPr>
       </w:pPr>
       <w:r>
@@ -10275,7 +10459,7 @@
       <w:pPr>
         <w:numPr>
           <w:ilvl w:val="1"/>
-          <w:numId w:val="1067"/>
+          <w:numId w:val="1068"/>
         </w:numPr>
       </w:pPr>
       <w:r>
@@ -10291,7 +10475,7 @@
         <w:rPr>
           <w:rStyle w:val="FootnoteReference"/>
         </w:rPr>
-        <w:footnoteReference w:id="205"/>
+        <w:footnoteReference w:id="207"/>
       </w:r>
       <w:r>
         <w:t xml:space="preserve"> </w:t>
@@ -10310,7 +10494,7 @@
       <w:pPr>
         <w:numPr>
           <w:ilvl w:val="1"/>
-          <w:numId w:val="1067"/>
+          <w:numId w:val="1068"/>
         </w:numPr>
       </w:pPr>
       <w:r>
@@ -10326,7 +10510,7 @@
         <w:rPr>
           <w:rStyle w:val="FootnoteReference"/>
         </w:rPr>
-        <w:footnoteReference w:id="206"/>
+        <w:footnoteReference w:id="208"/>
       </w:r>
       <w:r>
         <w:t xml:space="preserve">, and embed the aviation weather data resource</w:t>
@@ -10342,7 +10526,7 @@
       <w:pPr>
         <w:numPr>
           <w:ilvl w:val="1"/>
-          <w:numId w:val="1067"/>
+          <w:numId w:val="1068"/>
         </w:numPr>
       </w:pPr>
       <w:r>
@@ -10398,7 +10582,7 @@
         <w:rPr>
           <w:rStyle w:val="FootnoteReference"/>
         </w:rPr>
-        <w:footnoteReference w:id="207"/>
+        <w:footnoteReference w:id="209"/>
       </w:r>
       <w:r>
         <w:t xml:space="preserve"> </w:t>
@@ -10445,8 +10629,8 @@
         <w:t xml:space="preserve">the organizational governance in place.</w:t>
       </w:r>
     </w:p>
-    <w:bookmarkEnd w:id="208"/>
-    <w:bookmarkStart w:id="211" w:name="X324dd5baff3dd5a559e8cb78fd62506b39d8a6f"/>
+    <w:bookmarkEnd w:id="210"/>
+    <w:bookmarkStart w:id="213" w:name="X324dd5baff3dd5a559e8cb78fd62506b39d8a6f"/>
     <w:p>
       <w:pPr>
         <w:pStyle w:val="Heading5"/>
@@ -10472,7 +10656,7 @@
         <w:rPr>
           <w:rStyle w:val="FootnoteReference"/>
         </w:rPr>
-        <w:footnoteReference w:id="209"/>
+        <w:footnoteReference w:id="211"/>
       </w:r>
     </w:p>
     <w:p>
@@ -10497,9 +10681,9 @@
         <w:t xml:space="preserve">authorized sources, such as a gateway, and should validate incoming messages as aeronautical meteorological information.</w:t>
       </w:r>
     </w:p>
-    <w:bookmarkEnd w:id="211"/>
-    <w:bookmarkEnd w:id="212"/>
-    <w:bookmarkStart w:id="219" w:name="X18b534d18fbc2c217839aa8fa8b546773191a7b"/>
+    <w:bookmarkEnd w:id="213"/>
+    <w:bookmarkEnd w:id="214"/>
+    <w:bookmarkStart w:id="221" w:name="X18b534d18fbc2c217839aa8fa8b546773191a7b"/>
     <w:p>
       <w:pPr>
         <w:pStyle w:val="Heading4"/>
@@ -10561,7 +10745,7 @@
         <w:rPr>
           <w:rStyle w:val="FootnoteReference"/>
         </w:rPr>
-        <w:footnoteReference w:id="213"/>
+        <w:footnoteReference w:id="215"/>
       </w:r>
       <w:r>
         <w:t xml:space="preserve"> </w:t>
@@ -10662,7 +10846,7 @@
         <w:t xml:space="preserve">the extract, transform and load (ETL) functions to ensure that the bilateral exchange is mutually beneficial.</w:t>
       </w:r>
     </w:p>
-    <w:bookmarkStart w:id="218" w:name="Xe1a3f911333094636c99af6e51cc67bda1a0fa5"/>
+    <w:bookmarkStart w:id="220" w:name="Xe1a3f911333094636c99af6e51cc67bda1a0fa5"/>
     <w:p>
       <w:pPr>
         <w:pStyle w:val="Heading5"/>
@@ -10758,18 +10942,18 @@
           <wp:inline>
             <wp:extent cx="5334000" cy="1393475"/>
             <wp:effectExtent b="0" l="0" r="0" t="0"/>
-            <wp:docPr descr="Figure 4. WIS2 and ODIS metadata and catalogue interoperability" title="" id="216" name="Picture"/>
+            <wp:docPr descr="Figure 4. WIS2 and ODIS metadata and catalogue interoperability" title="" id="218" name="Picture"/>
             <a:graphic>
               <a:graphicData uri="http://schemas.openxmlformats.org/drawingml/2006/picture">
                 <pic:pic>
                   <pic:nvPicPr>
-                    <pic:cNvPr descr="images/wis2-odis-metadata-discovery-interop.png" id="217" name="Picture"/>
+                    <pic:cNvPr descr="images/wis2-odis-metadata-discovery-interop.png" id="219" name="Picture"/>
                     <pic:cNvPicPr>
                       <a:picLocks noChangeArrowheads="1" noChangeAspect="1"/>
                     </pic:cNvPicPr>
                   </pic:nvPicPr>
                   <pic:blipFill>
-                    <a:blip r:embed="rId215"/>
+                    <a:blip r:embed="rId217"/>
                     <a:stretch>
                       <a:fillRect/>
                     </a:stretch>
@@ -10812,12 +10996,12 @@
         <w:t xml:space="preserve">As a result, federated discovery will be realized between both systems, users will be able to access the data from as close as possible to their source, and the data will be able to be used and reused in an authoritative manner.</w:t>
       </w:r>
     </w:p>
-    <w:bookmarkEnd w:id="218"/>
-    <w:bookmarkEnd w:id="219"/>
     <w:bookmarkEnd w:id="220"/>
     <w:bookmarkEnd w:id="221"/>
     <w:bookmarkEnd w:id="222"/>
-    <w:bookmarkStart w:id="247" w:name="Xa57fcea0326db383435a81290ee1f4280d7ce75"/>
+    <w:bookmarkEnd w:id="223"/>
+    <w:bookmarkEnd w:id="224"/>
+    <w:bookmarkStart w:id="249" w:name="Xa57fcea0326db383435a81290ee1f4280d7ce75"/>
     <w:p>
       <w:pPr>
         <w:pStyle w:val="Heading1"/>
@@ -10826,7 +11010,7 @@
         <w:t xml:space="preserve">PART III. Additional components</w:t>
       </w:r>
     </w:p>
-    <w:bookmarkStart w:id="226" w:name="X91f34318810edfc8930b866bc6c182083d198dc"/>
+    <w:bookmarkStart w:id="228" w:name="X91f34318810edfc8930b866bc6c182083d198dc"/>
     <w:p>
       <w:pPr>
         <w:pStyle w:val="Heading2"/>
@@ -10835,7 +11019,7 @@
         <w:t xml:space="preserve">3.1 Overview</w:t>
       </w:r>
     </w:p>
-    <w:bookmarkStart w:id="223" w:name="X017a35a9d41caaaba3be4e1b6a6749800b5301f"/>
+    <w:bookmarkStart w:id="225" w:name="X017a35a9d41caaaba3be4e1b6a6749800b5301f"/>
     <w:p>
       <w:pPr>
         <w:pStyle w:val="Heading3"/>
@@ -10864,7 +11048,7 @@
       <w:pPr>
         <w:numPr>
           <w:ilvl w:val="0"/>
-          <w:numId w:val="1068"/>
+          <w:numId w:val="1069"/>
         </w:numPr>
       </w:pPr>
       <w:r>
@@ -10875,7 +11059,7 @@
       <w:pPr>
         <w:numPr>
           <w:ilvl w:val="0"/>
-          <w:numId w:val="1068"/>
+          <w:numId w:val="1069"/>
         </w:numPr>
       </w:pPr>
       <w:r>
@@ -10886,7 +11070,7 @@
       <w:pPr>
         <w:numPr>
           <w:ilvl w:val="0"/>
-          <w:numId w:val="1068"/>
+          <w:numId w:val="1069"/>
         </w:numPr>
       </w:pPr>
       <w:r>
@@ -10905,15 +11089,15 @@
       <w:pPr>
         <w:numPr>
           <w:ilvl w:val="0"/>
-          <w:numId w:val="1069"/>
+          <w:numId w:val="1070"/>
         </w:numPr>
       </w:pPr>
       <w:r>
         <w:t xml:space="preserve">provide continuous measurement and assessment on WIS2 functions</w:t>
       </w:r>
     </w:p>
-    <w:bookmarkEnd w:id="223"/>
-    <w:bookmarkStart w:id="224" w:name="Xd06b73138687276f668d5a40133b2d335076b18"/>
+    <w:bookmarkEnd w:id="225"/>
+    <w:bookmarkStart w:id="226" w:name="Xd06b73138687276f668d5a40133b2d335076b18"/>
     <w:p>
       <w:pPr>
         <w:pStyle w:val="Heading3"/>
@@ -10950,44 +11134,11 @@
       <w:pPr>
         <w:numPr>
           <w:ilvl w:val="0"/>
-          <w:numId w:val="1070"/>
+          <w:numId w:val="1071"/>
         </w:numPr>
       </w:pPr>
       <w:r>
         <w:t xml:space="preserve">Request to host an Additional Component: the "service offer".</w:t>
-      </w:r>
-    </w:p>
-    <w:p>
-      <w:pPr>
-        <w:numPr>
-          <w:ilvl w:val="1"/>
-          <w:numId w:val="1071"/>
-        </w:numPr>
-      </w:pPr>
-      <w:r>
-        <w:t xml:space="preserve">A service offer shall be made by the Permanent Representative of the Member country or territory from where the Additional Component will operate, or by the organisation responsible for WMO Programme or Activity that will operate the Additional Component.</w:t>
-      </w:r>
-    </w:p>
-    <w:p>
-      <w:pPr>
-        <w:numPr>
-          <w:ilvl w:val="1"/>
-          <w:numId w:val="1071"/>
-        </w:numPr>
-      </w:pPr>
-      <w:r>
-        <w:t xml:space="preserve">A service offer shall include: (i) the type of Additional Component - this shall be a type that is defined in this Guide, (ii) an outline the Centre’s capacity to deliver the proposed component, and (iii) contact details for the focal point responsible for the Additional Component.</w:t>
-      </w:r>
-    </w:p>
-    <w:p>
-      <w:pPr>
-        <w:numPr>
-          <w:ilvl w:val="0"/>
-          <w:numId w:val="1070"/>
-        </w:numPr>
-      </w:pPr>
-      <w:r>
-        <w:t xml:space="preserve">Complete the WIS2 Register.</w:t>
       </w:r>
     </w:p>
     <w:p>
@@ -10998,18 +11149,29 @@
         </w:numPr>
       </w:pPr>
       <w:r>
-        <w:t xml:space="preserve">Once the Additional Component is ready for assessment, the focal point shall update the WIS2 Register providing the information requested by the Secretariat, including but not limited to: the proposed centre identifier ("centre-id"), and technical details for the Additional Component required to connect with other WIS2 components.</w:t>
-      </w:r>
-    </w:p>
-    <w:p>
-      <w:pPr>
-        <w:numPr>
-          <w:ilvl w:val="0"/>
-          <w:numId w:val="1070"/>
-        </w:numPr>
-      </w:pPr>
-      <w:r>
-        <w:t xml:space="preserve">Provide details of WIS2 components.</w:t>
+        <w:t xml:space="preserve">A service offer shall be made by the Permanent Representative of the Member country or territory from where the Additional Component will operate, or by the organisation responsible for WMO Programme or Activity that will operate the Additional Component.</w:t>
+      </w:r>
+    </w:p>
+    <w:p>
+      <w:pPr>
+        <w:numPr>
+          <w:ilvl w:val="1"/>
+          <w:numId w:val="1072"/>
+        </w:numPr>
+      </w:pPr>
+      <w:r>
+        <w:t xml:space="preserve">A service offer shall include: (i) the type of Additional Component - this shall be a type that is defined in this Guide, (ii) an outline the Centre’s capacity to deliver the proposed component, and (iii) contact details for the focal point responsible for the Additional Component.</w:t>
+      </w:r>
+    </w:p>
+    <w:p>
+      <w:pPr>
+        <w:numPr>
+          <w:ilvl w:val="0"/>
+          <w:numId w:val="1071"/>
+        </w:numPr>
+      </w:pPr>
+      <w:r>
+        <w:t xml:space="preserve">Complete the WIS2 Register.</w:t>
       </w:r>
     </w:p>
     <w:p>
@@ -11020,18 +11182,18 @@
         </w:numPr>
       </w:pPr>
       <w:r>
-        <w:t xml:space="preserve">The Secretariat provides connection details (such as IP addresses or hostnames) for the WIS2 services or components to which Additional Component needs to connect.</w:t>
-      </w:r>
-    </w:p>
-    <w:p>
-      <w:pPr>
-        <w:numPr>
-          <w:ilvl w:val="0"/>
-          <w:numId w:val="1070"/>
-        </w:numPr>
-      </w:pPr>
-      <w:r>
-        <w:t xml:space="preserve">Additional Component assessment.</w:t>
+        <w:t xml:space="preserve">Once the Additional Component is ready for assessment, the focal point shall update the WIS2 Register providing the information requested by the Secretariat, including but not limited to: the proposed centre identifier ("centre-id"), and technical details for the Additional Component required to connect with other WIS2 components.</w:t>
+      </w:r>
+    </w:p>
+    <w:p>
+      <w:pPr>
+        <w:numPr>
+          <w:ilvl w:val="0"/>
+          <w:numId w:val="1071"/>
+        </w:numPr>
+      </w:pPr>
+      <w:r>
+        <w:t xml:space="preserve">Provide details of WIS2 components.</w:t>
       </w:r>
     </w:p>
     <w:p>
@@ -11042,29 +11204,18 @@
         </w:numPr>
       </w:pPr>
       <w:r>
-        <w:t xml:space="preserve">In coordination with the WMO Secretariat and SC-IMT, the principal GISC of the Member country or territory from where the Additional Component will operate will assess technical compliance with specifications of WIS2 (e.g., provision of metrics, provision of WIS2 Monitor Event messages) and the specification of the Additional Component defined in this Guide.</w:t>
-      </w:r>
-    </w:p>
-    <w:p>
-      <w:pPr>
-        <w:numPr>
-          <w:ilvl w:val="1"/>
-          <w:numId w:val="1074"/>
-        </w:numPr>
-      </w:pPr>
-      <w:r>
-        <w:t xml:space="preserve">Following successful technical compliance validation, the principal GISC undertakes a pre-operational assessment of the Additional Component for a period not less than one month. The GISC, in coordination with WMO Secretariat and SC-IMT, will facilitate connection with the Global Services if required. This assessment includes verifying interoperability with Global Services and validating performance against any KPIs defined for the Additional Component. During the pre-operational testing the Additional Component and any outputs it provides will be marked as experimental.</w:t>
-      </w:r>
-    </w:p>
-    <w:p>
-      <w:pPr>
-        <w:numPr>
-          <w:ilvl w:val="0"/>
-          <w:numId w:val="1070"/>
-        </w:numPr>
-      </w:pPr>
-      <w:r>
-        <w:t xml:space="preserve">Approve the designation of the Additional Component.</w:t>
+        <w:t xml:space="preserve">The Secretariat provides connection details (such as IP addresses or hostnames) for the WIS2 services or components to which Additional Component needs to connect.</w:t>
+      </w:r>
+    </w:p>
+    <w:p>
+      <w:pPr>
+        <w:numPr>
+          <w:ilvl w:val="0"/>
+          <w:numId w:val="1071"/>
+        </w:numPr>
+      </w:pPr>
+      <w:r>
+        <w:t xml:space="preserve">Additional Component assessment.</w:t>
       </w:r>
     </w:p>
     <w:p>
@@ -11075,18 +11226,29 @@
         </w:numPr>
       </w:pPr>
       <w:r>
-        <w:t xml:space="preserve">Based on the findings of the technical validation and operational assessment, SC-IMT will consider the service offer and provide a recommendation to President of INFCOM for approval. In cases where the proposal is rejected, SC-IMT will provide constructive feedback to the requestor.</w:t>
-      </w:r>
-    </w:p>
-    <w:p>
-      <w:pPr>
-        <w:numPr>
-          <w:ilvl w:val="0"/>
-          <w:numId w:val="1070"/>
-        </w:numPr>
-      </w:pPr>
-      <w:r>
-        <w:t xml:space="preserve">Add new Additional Component to WIS2 (if approved).</w:t>
+        <w:t xml:space="preserve">In coordination with the WMO Secretariat and SC-IMT, the principal GISC of the Member country or territory from where the Additional Component will operate will assess technical compliance with specifications of WIS2 (e.g., provision of metrics, provision of WIS2 Monitor Event messages) and the specification of the Additional Component defined in this Guide.</w:t>
+      </w:r>
+    </w:p>
+    <w:p>
+      <w:pPr>
+        <w:numPr>
+          <w:ilvl w:val="1"/>
+          <w:numId w:val="1075"/>
+        </w:numPr>
+      </w:pPr>
+      <w:r>
+        <w:t xml:space="preserve">Following successful technical compliance validation, the principal GISC undertakes a pre-operational assessment of the Additional Component for a period not less than one month. The GISC, in coordination with WMO Secretariat and SC-IMT, will facilitate connection with the Global Services if required. This assessment includes verifying interoperability with Global Services and validating performance against any KPIs defined for the Additional Component. During the pre-operational testing the Additional Component and any outputs it provides will be marked as experimental.</w:t>
+      </w:r>
+    </w:p>
+    <w:p>
+      <w:pPr>
+        <w:numPr>
+          <w:ilvl w:val="0"/>
+          <w:numId w:val="1071"/>
+        </w:numPr>
+      </w:pPr>
+      <w:r>
+        <w:t xml:space="preserve">Approve the designation of the Additional Component.</w:t>
       </w:r>
     </w:p>
     <w:p>
@@ -11097,6 +11259,28 @@
         </w:numPr>
       </w:pPr>
       <w:r>
+        <w:t xml:space="preserve">Based on the findings of the technical validation and operational assessment, SC-IMT will consider the service offer and provide a recommendation to President of INFCOM for approval. In cases where the proposal is rejected, SC-IMT will provide constructive feedback to the requestor.</w:t>
+      </w:r>
+    </w:p>
+    <w:p>
+      <w:pPr>
+        <w:numPr>
+          <w:ilvl w:val="0"/>
+          <w:numId w:val="1071"/>
+        </w:numPr>
+      </w:pPr>
+      <w:r>
+        <w:t xml:space="preserve">Add new Additional Component to WIS2 (if approved).</w:t>
+      </w:r>
+    </w:p>
+    <w:p>
+      <w:pPr>
+        <w:numPr>
+          <w:ilvl w:val="1"/>
+          <w:numId w:val="1077"/>
+        </w:numPr>
+      </w:pPr>
+      <w:r>
         <w:t xml:space="preserve">The Additional Component is added to the list of designated Additional Components maintained and published by the WMO Secretariat.</w:t>
       </w:r>
     </w:p>
@@ -11104,15 +11288,15 @@
       <w:pPr>
         <w:numPr>
           <w:ilvl w:val="1"/>
-          <w:numId w:val="1076"/>
+          <w:numId w:val="1077"/>
         </w:numPr>
       </w:pPr>
       <w:r>
         <w:t xml:space="preserve">Experimental marking is removed.</w:t>
       </w:r>
     </w:p>
-    <w:bookmarkEnd w:id="224"/>
-    <w:bookmarkStart w:id="225" w:name="Xe7ceaaf311da98ccc12c0a8038f9d74975f33d2"/>
+    <w:bookmarkEnd w:id="226"/>
+    <w:bookmarkStart w:id="227" w:name="Xe7ceaaf311da98ccc12c0a8038f9d74975f33d2"/>
     <w:p>
       <w:pPr>
         <w:pStyle w:val="Heading3"/>
@@ -11129,9 +11313,9 @@
         <w:t xml:space="preserve">When a Member seeks to stop operating an Additional Component they must contact the Secretariat to inform WMO of their wish to decommission the service. Members should provide sufficient lead-time between submitting the request to decommission and cessation of the service. Where the service contributes to the effective functioning of WIS2, the Member seeking to stop the service should attempt to find another Member to whom they can transfer their service obligations. On the date agreed for cessation of the service, the Secretariat will: (i) remove the Additional Component from the list designated services, and (ii) coordinate with the Global Service providers to disconnect the Additional Component from WIS2.</w:t>
       </w:r>
     </w:p>
-    <w:bookmarkEnd w:id="225"/>
-    <w:bookmarkEnd w:id="226"/>
-    <w:bookmarkStart w:id="236" w:name="Xb8943bce4a6c8fe4b6df0b13ccd445b31941293"/>
+    <w:bookmarkEnd w:id="227"/>
+    <w:bookmarkEnd w:id="228"/>
+    <w:bookmarkStart w:id="238" w:name="Xb8943bce4a6c8fe4b6df0b13ccd445b31941293"/>
     <w:p>
       <w:pPr>
         <w:pStyle w:val="Heading2"/>
@@ -11148,7 +11332,7 @@
         <w:t xml:space="preserve">A Member wishing to operate a Service defined in this Guide must submit a service offer as per the designation process described in 3.1.2 Designation procedure for Additional Components.</w:t>
       </w:r>
     </w:p>
-    <w:bookmarkStart w:id="235" w:name="Xd526160ac96015183d99bf02611bde73ec81c6a"/>
+    <w:bookmarkStart w:id="237" w:name="Xd526160ac96015183d99bf02611bde73ec81c6a"/>
     <w:p>
       <w:pPr>
         <w:pStyle w:val="Heading3"/>
@@ -11165,7 +11349,7 @@
         <w:t xml:space="preserve">A Global Replay provides access and subscription to past WIS Notification Messages.</w:t>
       </w:r>
     </w:p>
-    <w:bookmarkStart w:id="227" w:name="Xd4a16cd37216de6458e35ff030cd1221d1e6530"/>
+    <w:bookmarkStart w:id="229" w:name="Xd4a16cd37216de6458e35ff030cd1221d1e6530"/>
     <w:p>
       <w:pPr>
         <w:pStyle w:val="Heading4"/>
@@ -11178,7 +11362,7 @@
       <w:pPr>
         <w:numPr>
           <w:ilvl w:val="0"/>
-          <w:numId w:val="1077"/>
+          <w:numId w:val="1078"/>
         </w:numPr>
       </w:pPr>
       <w:r>
@@ -11189,7 +11373,7 @@
       <w:pPr>
         <w:numPr>
           <w:ilvl w:val="0"/>
-          <w:numId w:val="1077"/>
+          <w:numId w:val="1078"/>
         </w:numPr>
       </w:pPr>
       <w:r>
@@ -11200,7 +11384,7 @@
       <w:pPr>
         <w:numPr>
           <w:ilvl w:val="0"/>
-          <w:numId w:val="1077"/>
+          <w:numId w:val="1078"/>
         </w:numPr>
       </w:pPr>
       <w:r>
@@ -11211,7 +11395,7 @@
       <w:pPr>
         <w:numPr>
           <w:ilvl w:val="0"/>
-          <w:numId w:val="1077"/>
+          <w:numId w:val="1078"/>
         </w:numPr>
       </w:pPr>
       <w:r>
@@ -11222,37 +11406,37 @@
       <w:pPr>
         <w:numPr>
           <w:ilvl w:val="1"/>
+          <w:numId w:val="1079"/>
+        </w:numPr>
+      </w:pPr>
+      <w:r>
+        <w:t xml:space="preserve">1 day for notification messages.</w:t>
+      </w:r>
+    </w:p>
+    <w:p>
+      <w:pPr>
+        <w:numPr>
+          <w:ilvl w:val="1"/>
+          <w:numId w:val="1079"/>
+        </w:numPr>
+      </w:pPr>
+      <w:r>
+        <w:t xml:space="preserve">7 days for monitoring events.</w:t>
+      </w:r>
+    </w:p>
+    <w:p>
+      <w:pPr>
+        <w:numPr>
+          <w:ilvl w:val="0"/>
           <w:numId w:val="1078"/>
         </w:numPr>
       </w:pPr>
       <w:r>
-        <w:t xml:space="preserve">1 day for notification messages.</w:t>
-      </w:r>
-    </w:p>
-    <w:p>
-      <w:pPr>
-        <w:numPr>
-          <w:ilvl w:val="1"/>
-          <w:numId w:val="1078"/>
-        </w:numPr>
-      </w:pPr>
-      <w:r>
-        <w:t xml:space="preserve">7 days for monitoring events.</w:t>
-      </w:r>
-    </w:p>
-    <w:p>
-      <w:pPr>
-        <w:numPr>
-          <w:ilvl w:val="0"/>
-          <w:numId w:val="1077"/>
-        </w:numPr>
-      </w:pPr>
-      <w:r>
         <w:t xml:space="preserve">A Global Replay will discard notification messages and monitoring events once the retention period has expired.</w:t>
       </w:r>
     </w:p>
-    <w:bookmarkEnd w:id="227"/>
-    <w:bookmarkStart w:id="232" w:name="Xd4c8a4d9f9479c53b953750028bfc8e5fc06907"/>
+    <w:bookmarkEnd w:id="229"/>
+    <w:bookmarkStart w:id="234" w:name="Xd4c8a4d9f9479c53b953750028bfc8e5fc06907"/>
     <w:p>
       <w:pPr>
         <w:pStyle w:val="Heading4"/>
@@ -11265,7 +11449,7 @@
       <w:pPr>
         <w:numPr>
           <w:ilvl w:val="0"/>
-          <w:numId w:val="1079"/>
+          <w:numId w:val="1080"/>
         </w:numPr>
       </w:pPr>
       <w:r>
@@ -11276,53 +11460,11 @@
       <w:pPr>
         <w:numPr>
           <w:ilvl w:val="0"/>
-          <w:numId w:val="1079"/>
+          <w:numId w:val="1080"/>
         </w:numPr>
       </w:pPr>
       <w:r>
         <w:t xml:space="preserve">The Global Replay implements the OGC API – Features – Part 1: Core standard</w:t>
-      </w:r>
-      <w:r>
-        <w:rPr>
-          <w:rStyle w:val="FootnoteReference"/>
-        </w:rPr>
-        <w:footnoteReference w:id="228"/>
-      </w:r>
-      <w:r>
-        <w:t xml:space="preserve">, adhering to the following conformance classes and their dependencies:</w:t>
-      </w:r>
-    </w:p>
-    <w:p>
-      <w:pPr>
-        <w:numPr>
-          <w:ilvl w:val="1"/>
-          <w:numId w:val="1080"/>
-        </w:numPr>
-      </w:pPr>
-      <w:r>
-        <w:t xml:space="preserve">Core</w:t>
-      </w:r>
-    </w:p>
-    <w:p>
-      <w:pPr>
-        <w:numPr>
-          <w:ilvl w:val="1"/>
-          <w:numId w:val="1080"/>
-        </w:numPr>
-      </w:pPr>
-      <w:r>
-        <w:t xml:space="preserve">GeoJSON</w:t>
-      </w:r>
-    </w:p>
-    <w:p>
-      <w:pPr>
-        <w:numPr>
-          <w:ilvl w:val="0"/>
-          <w:numId w:val="1079"/>
-        </w:numPr>
-      </w:pPr>
-      <w:r>
-        <w:t xml:space="preserve">The Global Replay implements the OGC API – Processes - Part 1: Core standard</w:t>
       </w:r>
       <w:r>
         <w:rPr>
@@ -11353,136 +11495,27 @@
         </w:numPr>
       </w:pPr>
       <w:r>
-        <w:t xml:space="preserve">OGC Process Description</w:t>
-      </w:r>
-    </w:p>
-    <w:p>
-      <w:pPr>
-        <w:numPr>
-          <w:ilvl w:val="1"/>
-          <w:numId w:val="1081"/>
-        </w:numPr>
-      </w:pPr>
-      <w:r>
-        <w:t xml:space="preserve">JSON</w:t>
-      </w:r>
-    </w:p>
-    <w:p>
-      <w:pPr>
-        <w:numPr>
-          <w:ilvl w:val="0"/>
-          <w:numId w:val="1079"/>
-        </w:numPr>
-      </w:pPr>
-      <w:r>
-        <w:t xml:space="preserve">A Global Replay shall subscribe to all Global Broker instances, to the topics</w:t>
-      </w:r>
-      <w:r>
-        <w:t xml:space="preserve"> </w:t>
-      </w:r>
-      <w:r>
-        <w:rPr>
-          <w:rStyle w:val="VerbatimChar"/>
-        </w:rPr>
-        <w:t xml:space="preserve">origin/a/wis2/#</w:t>
-      </w:r>
-      <w:r>
-        <w:t xml:space="preserve">,</w:t>
-      </w:r>
-      <w:r>
-        <w:t xml:space="preserve"> </w:t>
-      </w:r>
-      <w:r>
-        <w:rPr>
-          <w:rStyle w:val="VerbatimChar"/>
-        </w:rPr>
-        <w:t xml:space="preserve">cache/a/wis2/#</w:t>
-      </w:r>
-      <w:r>
-        <w:t xml:space="preserve"> </w:t>
-      </w:r>
-      <w:r>
-        <w:t xml:space="preserve">and</w:t>
-      </w:r>
-      <w:r>
-        <w:t xml:space="preserve"> </w:t>
-      </w:r>
-      <w:r>
-        <w:rPr>
-          <w:rStyle w:val="VerbatimChar"/>
-        </w:rPr>
-        <w:t xml:space="preserve">monitor/a/wis2/#</w:t>
-      </w:r>
-      <w:r>
-        <w:t xml:space="preserve">.</w:t>
-      </w:r>
-    </w:p>
-    <w:p>
-      <w:pPr>
-        <w:numPr>
-          <w:ilvl w:val="0"/>
-          <w:numId w:val="1079"/>
-        </w:numPr>
-      </w:pPr>
-      <w:r>
-        <w:t xml:space="preserve">A Global Replay shall use the notification message and monitoring event identifier to deduplicate notifications and events.</w:t>
-      </w:r>
-    </w:p>
-    <w:p>
-      <w:pPr>
-        <w:numPr>
-          <w:ilvl w:val="0"/>
-          <w:numId w:val="1079"/>
-        </w:numPr>
-      </w:pPr>
-      <w:r>
-        <w:t xml:space="preserve">The Global Replay will make notification messages available via the API collection identifier</w:t>
-      </w:r>
-      <w:r>
-        <w:t xml:space="preserve"> </w:t>
-      </w:r>
-      <w:r>
-        <w:rPr>
-          <w:rStyle w:val="VerbatimChar"/>
-        </w:rPr>
-        <w:t xml:space="preserve">wis2-notification-messages</w:t>
-      </w:r>
-      <w:r>
-        <w:t xml:space="preserve">.</w:t>
-      </w:r>
-    </w:p>
-    <w:p>
-      <w:pPr>
-        <w:numPr>
-          <w:ilvl w:val="0"/>
-          <w:numId w:val="1079"/>
-        </w:numPr>
-      </w:pPr>
-      <w:r>
-        <w:t xml:space="preserve">The Global Replay will make monitoring events available via the API collection identifier</w:t>
-      </w:r>
-      <w:r>
-        <w:t xml:space="preserve"> </w:t>
-      </w:r>
-      <w:r>
-        <w:rPr>
-          <w:rStyle w:val="VerbatimChar"/>
-        </w:rPr>
-        <w:t xml:space="preserve">wis2-monitoring-events</w:t>
-      </w:r>
-      <w:r>
-        <w:t xml:space="preserve">.</w:t>
-      </w:r>
-    </w:p>
-    <w:p>
-      <w:pPr>
-        <w:numPr>
-          <w:ilvl w:val="0"/>
-          <w:numId w:val="1079"/>
-        </w:numPr>
-      </w:pPr>
-      <w:r>
-        <w:t xml:space="preserve">The Global Replay will provide an API process to trigger the republication of previously sent messages, allowing users to subscribe to messages with various criteria (spatial and / or temporal extent, topic selection) via the Global Broker.</w:t>
+        <w:t xml:space="preserve">GeoJSON</w:t>
+      </w:r>
+    </w:p>
+    <w:p>
+      <w:pPr>
+        <w:numPr>
+          <w:ilvl w:val="0"/>
+          <w:numId w:val="1080"/>
+        </w:numPr>
+      </w:pPr>
+      <w:r>
+        <w:t xml:space="preserve">The Global Replay implements the OGC API – Processes - Part 1: Core standard</w:t>
+      </w:r>
+      <w:r>
+        <w:rPr>
+          <w:rStyle w:val="FootnoteReference"/>
+        </w:rPr>
+        <w:footnoteReference w:id="232"/>
+      </w:r>
+      <w:r>
+        <w:t xml:space="preserve">, adhering to the following conformance classes and their dependencies:</w:t>
       </w:r>
     </w:p>
     <w:p>
@@ -11493,100 +11526,7 @@
         </w:numPr>
       </w:pPr>
       <w:r>
-        <w:t xml:space="preserve">the API process request accepts the following inputs:</w:t>
-      </w:r>
-    </w:p>
-    <w:p>
-      <w:pPr>
-        <w:numPr>
-          <w:ilvl w:val="2"/>
-          <w:numId w:val="1083"/>
-        </w:numPr>
-      </w:pPr>
-      <w:r>
-        <w:rPr>
-          <w:rStyle w:val="VerbatimChar"/>
-        </w:rPr>
-        <w:t xml:space="preserve">datetime</w:t>
-      </w:r>
-      <w:r>
-        <w:t xml:space="preserve">: a temporal range of messages to republish (example</w:t>
-      </w:r>
-      <w:r>
-        <w:t xml:space="preserve"> </w:t>
-      </w:r>
-      <w:r>
-        <w:rPr>
-          <w:rStyle w:val="VerbatimChar"/>
-        </w:rPr>
-        <w:t xml:space="preserve">2025-04-06T17:21:26Z/2025-04-06T19:21:26Z</w:t>
-      </w:r>
-      <w:r>
-        <w:t xml:space="preserve">).</w:t>
-      </w:r>
-    </w:p>
-    <w:p>
-      <w:pPr>
-        <w:numPr>
-          <w:ilvl w:val="2"/>
-          <w:numId w:val="1083"/>
-        </w:numPr>
-      </w:pPr>
-      <w:r>
-        <w:rPr>
-          <w:rStyle w:val="VerbatimChar"/>
-        </w:rPr>
-        <w:t xml:space="preserve">subscriber-id</w:t>
-      </w:r>
-      <w:r>
-        <w:t xml:space="preserve">: a unique identifier (UUID) defined by the user/client. This identifier may be reused.</w:t>
-      </w:r>
-    </w:p>
-    <w:p>
-      <w:pPr>
-        <w:numPr>
-          <w:ilvl w:val="2"/>
-          <w:numId w:val="1083"/>
-        </w:numPr>
-      </w:pPr>
-      <w:r>
-        <w:rPr>
-          <w:rStyle w:val="VerbatimChar"/>
-        </w:rPr>
-        <w:t xml:space="preserve">topic</w:t>
-      </w:r>
-      <w:r>
-        <w:t xml:space="preserve">: the topic on which to trigger message replication (centre-id required, allowing</w:t>
-      </w:r>
-      <w:r>
-        <w:t xml:space="preserve"> </w:t>
-      </w:r>
-      <w:r>
-        <w:rPr>
-          <w:rStyle w:val="VerbatimChar"/>
-        </w:rPr>
-        <w:t xml:space="preserve">+</w:t>
-      </w:r>
-      <w:r>
-        <w:t xml:space="preserve"> </w:t>
-      </w:r>
-      <w:r>
-        <w:t xml:space="preserve">and</w:t>
-      </w:r>
-      <w:r>
-        <w:t xml:space="preserve"> </w:t>
-      </w:r>
-      <w:r>
-        <w:rPr>
-          <w:rStyle w:val="VerbatimChar"/>
-        </w:rPr>
-        <w:t xml:space="preserve">#</w:t>
-      </w:r>
-      <w:r>
-        <w:t xml:space="preserve"> </w:t>
-      </w:r>
-      <w:r>
-        <w:t xml:space="preserve">for subsequent topic levels)</w:t>
+        <w:t xml:space="preserve">Core</w:t>
       </w:r>
     </w:p>
     <w:p>
@@ -11597,7 +11537,29 @@
         </w:numPr>
       </w:pPr>
       <w:r>
-        <w:t xml:space="preserve">the resulting topic subscription in the API process response will be</w:t>
+        <w:t xml:space="preserve">OGC Process Description</w:t>
+      </w:r>
+    </w:p>
+    <w:p>
+      <w:pPr>
+        <w:numPr>
+          <w:ilvl w:val="1"/>
+          <w:numId w:val="1082"/>
+        </w:numPr>
+      </w:pPr>
+      <w:r>
+        <w:t xml:space="preserve">JSON</w:t>
+      </w:r>
+    </w:p>
+    <w:p>
+      <w:pPr>
+        <w:numPr>
+          <w:ilvl w:val="0"/>
+          <w:numId w:val="1080"/>
+        </w:numPr>
+      </w:pPr>
+      <w:r>
+        <w:t xml:space="preserve">A Global Replay shall subscribe to all Global Broker instances, to the topics</w:t>
       </w:r>
       <w:r>
         <w:t xml:space="preserve"> </w:t>
@@ -11606,10 +11568,116 @@
         <w:rPr>
           <w:rStyle w:val="VerbatimChar"/>
         </w:rPr>
-        <w:t xml:space="preserve">replay/a/wis2/&lt;centre-id&gt;/&lt;subscriber-id&gt;/&lt;topic&gt;</w:t>
-      </w:r>
-      <w:r>
-        <w:t xml:space="preserve">, where:</w:t>
+        <w:t xml:space="preserve">origin/a/wis2/#</w:t>
+      </w:r>
+      <w:r>
+        <w:t xml:space="preserve">,</w:t>
+      </w:r>
+      <w:r>
+        <w:t xml:space="preserve"> </w:t>
+      </w:r>
+      <w:r>
+        <w:rPr>
+          <w:rStyle w:val="VerbatimChar"/>
+        </w:rPr>
+        <w:t xml:space="preserve">cache/a/wis2/#</w:t>
+      </w:r>
+      <w:r>
+        <w:t xml:space="preserve"> </w:t>
+      </w:r>
+      <w:r>
+        <w:t xml:space="preserve">and</w:t>
+      </w:r>
+      <w:r>
+        <w:t xml:space="preserve"> </w:t>
+      </w:r>
+      <w:r>
+        <w:rPr>
+          <w:rStyle w:val="VerbatimChar"/>
+        </w:rPr>
+        <w:t xml:space="preserve">monitor/a/wis2/#</w:t>
+      </w:r>
+      <w:r>
+        <w:t xml:space="preserve">.</w:t>
+      </w:r>
+    </w:p>
+    <w:p>
+      <w:pPr>
+        <w:numPr>
+          <w:ilvl w:val="0"/>
+          <w:numId w:val="1080"/>
+        </w:numPr>
+      </w:pPr>
+      <w:r>
+        <w:t xml:space="preserve">A Global Replay shall use the notification message and monitoring event identifier to deduplicate notifications and events.</w:t>
+      </w:r>
+    </w:p>
+    <w:p>
+      <w:pPr>
+        <w:numPr>
+          <w:ilvl w:val="0"/>
+          <w:numId w:val="1080"/>
+        </w:numPr>
+      </w:pPr>
+      <w:r>
+        <w:t xml:space="preserve">The Global Replay will make notification messages available via the API collection identifier</w:t>
+      </w:r>
+      <w:r>
+        <w:t xml:space="preserve"> </w:t>
+      </w:r>
+      <w:r>
+        <w:rPr>
+          <w:rStyle w:val="VerbatimChar"/>
+        </w:rPr>
+        <w:t xml:space="preserve">wis2-notification-messages</w:t>
+      </w:r>
+      <w:r>
+        <w:t xml:space="preserve">.</w:t>
+      </w:r>
+    </w:p>
+    <w:p>
+      <w:pPr>
+        <w:numPr>
+          <w:ilvl w:val="0"/>
+          <w:numId w:val="1080"/>
+        </w:numPr>
+      </w:pPr>
+      <w:r>
+        <w:t xml:space="preserve">The Global Replay will make monitoring events available via the API collection identifier</w:t>
+      </w:r>
+      <w:r>
+        <w:t xml:space="preserve"> </w:t>
+      </w:r>
+      <w:r>
+        <w:rPr>
+          <w:rStyle w:val="VerbatimChar"/>
+        </w:rPr>
+        <w:t xml:space="preserve">wis2-monitoring-events</w:t>
+      </w:r>
+      <w:r>
+        <w:t xml:space="preserve">.</w:t>
+      </w:r>
+    </w:p>
+    <w:p>
+      <w:pPr>
+        <w:numPr>
+          <w:ilvl w:val="0"/>
+          <w:numId w:val="1080"/>
+        </w:numPr>
+      </w:pPr>
+      <w:r>
+        <w:t xml:space="preserve">The Global Replay will provide an API process to trigger the republication of previously sent messages, allowing users to subscribe to messages with various criteria (spatial and / or temporal extent, topic selection) via the Global Broker.</w:t>
+      </w:r>
+    </w:p>
+    <w:p>
+      <w:pPr>
+        <w:numPr>
+          <w:ilvl w:val="1"/>
+          <w:numId w:val="1083"/>
+        </w:numPr>
+      </w:pPr>
+      <w:r>
+        <w:t xml:space="preserve">the API process request accepts the following inputs:</w:t>
       </w:r>
     </w:p>
     <w:p>
@@ -11623,9 +11691,125 @@
         <w:rPr>
           <w:rStyle w:val="VerbatimChar"/>
         </w:rPr>
+        <w:t xml:space="preserve">datetime</w:t>
+      </w:r>
+      <w:r>
+        <w:t xml:space="preserve">: a temporal range of messages to republish (example</w:t>
+      </w:r>
+      <w:r>
+        <w:t xml:space="preserve"> </w:t>
+      </w:r>
+      <w:r>
+        <w:rPr>
+          <w:rStyle w:val="VerbatimChar"/>
+        </w:rPr>
+        <w:t xml:space="preserve">2025-04-06T17:21:26Z/2025-04-06T19:21:26Z</w:t>
+      </w:r>
+      <w:r>
+        <w:t xml:space="preserve">).</w:t>
+      </w:r>
+    </w:p>
+    <w:p>
+      <w:pPr>
+        <w:numPr>
+          <w:ilvl w:val="2"/>
+          <w:numId w:val="1084"/>
+        </w:numPr>
+      </w:pPr>
+      <w:r>
+        <w:rPr>
+          <w:rStyle w:val="VerbatimChar"/>
+        </w:rPr>
+        <w:t xml:space="preserve">subscriber-id</w:t>
+      </w:r>
+      <w:r>
+        <w:t xml:space="preserve">: a unique identifier (UUID) defined by the user/client. This identifier may be reused.</w:t>
+      </w:r>
+    </w:p>
+    <w:p>
+      <w:pPr>
+        <w:numPr>
+          <w:ilvl w:val="2"/>
+          <w:numId w:val="1084"/>
+        </w:numPr>
+      </w:pPr>
+      <w:r>
+        <w:rPr>
+          <w:rStyle w:val="VerbatimChar"/>
+        </w:rPr>
         <w:t xml:space="preserve">topic</w:t>
       </w:r>
       <w:r>
+        <w:t xml:space="preserve">: the topic on which to trigger message replication (centre-id required, allowing</w:t>
+      </w:r>
+      <w:r>
+        <w:t xml:space="preserve"> </w:t>
+      </w:r>
+      <w:r>
+        <w:rPr>
+          <w:rStyle w:val="VerbatimChar"/>
+        </w:rPr>
+        <w:t xml:space="preserve">+</w:t>
+      </w:r>
+      <w:r>
+        <w:t xml:space="preserve"> </w:t>
+      </w:r>
+      <w:r>
+        <w:t xml:space="preserve">and</w:t>
+      </w:r>
+      <w:r>
+        <w:t xml:space="preserve"> </w:t>
+      </w:r>
+      <w:r>
+        <w:rPr>
+          <w:rStyle w:val="VerbatimChar"/>
+        </w:rPr>
+        <w:t xml:space="preserve">#</w:t>
+      </w:r>
+      <w:r>
+        <w:t xml:space="preserve"> </w:t>
+      </w:r>
+      <w:r>
+        <w:t xml:space="preserve">for subsequent topic levels)</w:t>
+      </w:r>
+    </w:p>
+    <w:p>
+      <w:pPr>
+        <w:numPr>
+          <w:ilvl w:val="1"/>
+          <w:numId w:val="1083"/>
+        </w:numPr>
+      </w:pPr>
+      <w:r>
+        <w:t xml:space="preserve">the resulting topic subscription in the API process response will be</w:t>
+      </w:r>
+      <w:r>
+        <w:t xml:space="preserve"> </w:t>
+      </w:r>
+      <w:r>
+        <w:rPr>
+          <w:rStyle w:val="VerbatimChar"/>
+        </w:rPr>
+        <w:t xml:space="preserve">replay/a/wis2/&lt;centre-id&gt;/&lt;subscriber-id&gt;/&lt;topic&gt;</w:t>
+      </w:r>
+      <w:r>
+        <w:t xml:space="preserve">, where:</w:t>
+      </w:r>
+    </w:p>
+    <w:p>
+      <w:pPr>
+        <w:numPr>
+          <w:ilvl w:val="2"/>
+          <w:numId w:val="1085"/>
+        </w:numPr>
+      </w:pPr>
+      <w:r>
+        <w:rPr>
+          <w:rStyle w:val="VerbatimChar"/>
+        </w:rPr>
+        <w:t xml:space="preserve">topic</w:t>
+      </w:r>
+      <w:r>
         <w:t xml:space="preserve"> </w:t>
       </w:r>
       <w:r>
@@ -11636,7 +11820,7 @@
       <w:pPr>
         <w:numPr>
           <w:ilvl w:val="1"/>
-          <w:numId w:val="1082"/>
+          <w:numId w:val="1083"/>
         </w:numPr>
       </w:pPr>
       <w:r>
@@ -11647,7 +11831,7 @@
       <w:pPr>
         <w:numPr>
           <w:ilvl w:val="1"/>
-          <w:numId w:val="1082"/>
+          <w:numId w:val="1083"/>
         </w:numPr>
       </w:pPr>
       <w:r>
@@ -11667,7 +11851,7 @@
       <w:pPr>
         <w:numPr>
           <w:ilvl w:val="0"/>
-          <w:numId w:val="1079"/>
+          <w:numId w:val="1080"/>
         </w:numPr>
       </w:pPr>
       <w:r>
@@ -11678,7 +11862,7 @@
       <w:pPr>
         <w:numPr>
           <w:ilvl w:val="0"/>
-          <w:numId w:val="1079"/>
+          <w:numId w:val="1080"/>
         </w:numPr>
       </w:pPr>
       <w:r>
@@ -11689,7 +11873,7 @@
       <w:pPr>
         <w:numPr>
           <w:ilvl w:val="0"/>
-          <w:numId w:val="1079"/>
+          <w:numId w:val="1080"/>
         </w:numPr>
       </w:pPr>
       <w:r>
@@ -11700,7 +11884,7 @@
       <w:pPr>
         <w:numPr>
           <w:ilvl w:val="0"/>
-          <w:numId w:val="1079"/>
+          <w:numId w:val="1080"/>
         </w:numPr>
       </w:pPr>
       <w:r>
@@ -11711,7 +11895,7 @@
       <w:pPr>
         <w:numPr>
           <w:ilvl w:val="0"/>
-          <w:numId w:val="1079"/>
+          <w:numId w:val="1080"/>
         </w:numPr>
       </w:pPr>
       <w:r>
@@ -11722,7 +11906,7 @@
       <w:pPr>
         <w:numPr>
           <w:ilvl w:val="0"/>
-          <w:numId w:val="1079"/>
+          <w:numId w:val="1080"/>
         </w:numPr>
       </w:pPr>
       <w:r>
@@ -11733,7 +11917,7 @@
       <w:pPr>
         <w:numPr>
           <w:ilvl w:val="0"/>
-          <w:numId w:val="1079"/>
+          <w:numId w:val="1080"/>
         </w:numPr>
       </w:pPr>
       <w:r>
@@ -11757,7 +11941,7 @@
       <w:pPr>
         <w:numPr>
           <w:ilvl w:val="0"/>
-          <w:numId w:val="1079"/>
+          <w:numId w:val="1080"/>
         </w:numPr>
       </w:pPr>
       <w:r>
@@ -11781,7 +11965,7 @@
       <w:pPr>
         <w:numPr>
           <w:ilvl w:val="0"/>
-          <w:numId w:val="1079"/>
+          <w:numId w:val="1080"/>
         </w:numPr>
       </w:pPr>
       <w:r>
@@ -11792,7 +11976,7 @@
       <w:pPr>
         <w:numPr>
           <w:ilvl w:val="0"/>
-          <w:numId w:val="1079"/>
+          <w:numId w:val="1080"/>
         </w:numPr>
       </w:pPr>
       <w:r>
@@ -11803,7 +11987,7 @@
       <w:pPr>
         <w:numPr>
           <w:ilvl w:val="0"/>
-          <w:numId w:val="1079"/>
+          <w:numId w:val="1080"/>
         </w:numPr>
       </w:pPr>
       <w:r>
@@ -11814,7 +11998,7 @@
       <w:pPr>
         <w:numPr>
           <w:ilvl w:val="0"/>
-          <w:numId w:val="1079"/>
+          <w:numId w:val="1080"/>
         </w:numPr>
       </w:pPr>
       <w:r>
@@ -11833,8 +12017,8 @@
         <w:t xml:space="preserve">.</w:t>
       </w:r>
     </w:p>
-    <w:bookmarkEnd w:id="232"/>
-    <w:bookmarkStart w:id="234" w:name="X326ed7aa9157d0769117325753a0444aeac3762"/>
+    <w:bookmarkEnd w:id="234"/>
+    <w:bookmarkStart w:id="236" w:name="X326ed7aa9157d0769117325753a0444aeac3762"/>
     <w:p>
       <w:pPr>
         <w:pStyle w:val="Heading4"/>
@@ -11871,7 +12055,7 @@
       <w:pPr>
         <w:numPr>
           <w:ilvl w:val="0"/>
-          <w:numId w:val="1085"/>
+          <w:numId w:val="1086"/>
         </w:numPr>
       </w:pPr>
       <w:r>
@@ -11882,7 +12066,7 @@
       <w:pPr>
         <w:numPr>
           <w:ilvl w:val="0"/>
-          <w:numId w:val="1085"/>
+          <w:numId w:val="1086"/>
         </w:numPr>
       </w:pPr>
       <w:r>
@@ -11893,7 +12077,7 @@
       <w:pPr>
         <w:numPr>
           <w:ilvl w:val="0"/>
-          <w:numId w:val="1085"/>
+          <w:numId w:val="1086"/>
         </w:numPr>
       </w:pPr>
       <w:r>
@@ -11904,7 +12088,7 @@
       <w:pPr>
         <w:numPr>
           <w:ilvl w:val="0"/>
-          <w:numId w:val="1085"/>
+          <w:numId w:val="1086"/>
         </w:numPr>
       </w:pPr>
       <w:r>
@@ -11915,7 +12099,7 @@
       <w:pPr>
         <w:numPr>
           <w:ilvl w:val="0"/>
-          <w:numId w:val="1085"/>
+          <w:numId w:val="1086"/>
         </w:numPr>
       </w:pPr>
       <w:r>
@@ -11932,7 +12116,7 @@
       <w:r>
         <w:t xml:space="preserve"> </w:t>
       </w:r>
-      <w:hyperlink r:id="rId233">
+      <w:hyperlink r:id="rId235">
         <w:r>
           <w:rPr>
             <w:rStyle w:val="Hyperlink"/>
@@ -11944,10 +12128,10 @@
         <w:t xml:space="preserve">.</w:t>
       </w:r>
     </w:p>
-    <w:bookmarkEnd w:id="234"/>
-    <w:bookmarkEnd w:id="235"/>
     <w:bookmarkEnd w:id="236"/>
-    <w:bookmarkStart w:id="246" w:name="Xe9a67d18399a218c85ed13c229ba77af675756d"/>
+    <w:bookmarkEnd w:id="237"/>
+    <w:bookmarkEnd w:id="238"/>
+    <w:bookmarkStart w:id="248" w:name="Xe9a67d18399a218c85ed13c229ba77af675756d"/>
     <w:p>
       <w:pPr>
         <w:pStyle w:val="Heading2"/>
@@ -11970,7 +12154,7 @@
         <w:t xml:space="preserve">Centres can provide external feedback on WIS 2.0 functions to trigger corrective action in support of continuous improvement.</w:t>
       </w:r>
     </w:p>
-    <w:bookmarkStart w:id="237" w:name="Xeccc5e301c97b991026cb4b4fb0a2ad90b4b8ce"/>
+    <w:bookmarkStart w:id="239" w:name="Xeccc5e301c97b991026cb4b4fb0a2ad90b4b8ce"/>
     <w:p>
       <w:pPr>
         <w:pStyle w:val="Heading3"/>
@@ -12023,7 +12207,7 @@
       <w:pPr>
         <w:numPr>
           <w:ilvl w:val="0"/>
-          <w:numId w:val="1086"/>
+          <w:numId w:val="1087"/>
         </w:numPr>
       </w:pPr>
       <w:r>
@@ -12034,7 +12218,7 @@
       <w:pPr>
         <w:numPr>
           <w:ilvl w:val="0"/>
-          <w:numId w:val="1086"/>
+          <w:numId w:val="1087"/>
         </w:numPr>
       </w:pPr>
       <w:r>
@@ -12089,8 +12273,8 @@
         <w:t xml:space="preserve">A Member wishing to operate a Sensor Centre defined in this Guide must submit a service offer as per the designation process described in 3.1.2 Designation procedure for Additional Components, and undergo assessment to assure their correct operation.</w:t>
       </w:r>
     </w:p>
-    <w:bookmarkEnd w:id="237"/>
-    <w:bookmarkStart w:id="239" w:name="X392e50279f47c72e62b693438ce1a678157fb18"/>
+    <w:bookmarkEnd w:id="239"/>
+    <w:bookmarkStart w:id="241" w:name="X392e50279f47c72e62b693438ce1a678157fb18"/>
     <w:p>
       <w:pPr>
         <w:pStyle w:val="Heading3"/>
@@ -12151,7 +12335,7 @@
         <w:t xml:space="preserve">For such a centre operated by Direction de la Météorologie of Congo, the centre-id would be cg-dirmet-sensor-centre-global-cache</w:t>
       </w:r>
     </w:p>
-    <w:bookmarkStart w:id="238" w:name="Xde819004b7d16020146110a78ac1089e91175ba"/>
+    <w:bookmarkStart w:id="240" w:name="Xde819004b7d16020146110a78ac1089e91175ba"/>
     <w:p>
       <w:pPr>
         <w:pStyle w:val="Heading4"/>
@@ -12164,7 +12348,7 @@
       <w:pPr>
         <w:numPr>
           <w:ilvl w:val="0"/>
-          <w:numId w:val="1087"/>
+          <w:numId w:val="1088"/>
         </w:numPr>
       </w:pPr>
       <w:r>
@@ -12175,7 +12359,7 @@
       <w:pPr>
         <w:numPr>
           <w:ilvl w:val="0"/>
-          <w:numId w:val="1087"/>
+          <w:numId w:val="1088"/>
         </w:numPr>
       </w:pPr>
       <w:r>
@@ -12225,7 +12409,7 @@
       <w:pPr>
         <w:numPr>
           <w:ilvl w:val="0"/>
-          <w:numId w:val="1087"/>
+          <w:numId w:val="1088"/>
         </w:numPr>
       </w:pPr>
       <w:r>
@@ -12290,7 +12474,7 @@
       <w:pPr>
         <w:numPr>
           <w:ilvl w:val="0"/>
-          <w:numId w:val="1087"/>
+          <w:numId w:val="1088"/>
         </w:numPr>
       </w:pPr>
       <w:r>
@@ -12350,9 +12534,9 @@
         <w:t xml:space="preserve">All the metrics must be exposed for scraping by the Global Monitor.</w:t>
       </w:r>
     </w:p>
-    <w:bookmarkEnd w:id="238"/>
-    <w:bookmarkEnd w:id="239"/>
-    <w:bookmarkStart w:id="243" w:name="Xa857ee2ed718b407cb4b09f3327c3dc3fef5646"/>
+    <w:bookmarkEnd w:id="240"/>
+    <w:bookmarkEnd w:id="241"/>
+    <w:bookmarkStart w:id="245" w:name="Xa857ee2ed718b407cb4b09f3327c3dc3fef5646"/>
     <w:p>
       <w:pPr>
         <w:pStyle w:val="Heading3"/>
@@ -12379,7 +12563,7 @@
       <w:r>
         <w:t xml:space="preserve"> </w:t>
       </w:r>
-      <w:hyperlink r:id="rId240">
+      <w:hyperlink r:id="rId242">
         <w:r>
           <w:rPr>
             <w:rStyle w:val="Hyperlink"/>
@@ -12417,7 +12601,7 @@
       <w:pPr>
         <w:numPr>
           <w:ilvl w:val="0"/>
-          <w:numId w:val="1088"/>
+          <w:numId w:val="1089"/>
         </w:numPr>
       </w:pPr>
       <w:r>
@@ -12428,7 +12612,7 @@
       <w:pPr>
         <w:numPr>
           <w:ilvl w:val="0"/>
-          <w:numId w:val="1088"/>
+          <w:numId w:val="1089"/>
         </w:numPr>
       </w:pPr>
       <w:r>
@@ -12470,7 +12654,7 @@
       <w:pPr>
         <w:numPr>
           <w:ilvl w:val="0"/>
-          <w:numId w:val="1088"/>
+          <w:numId w:val="1089"/>
         </w:numPr>
       </w:pPr>
       <w:r>
@@ -12533,7 +12717,7 @@
         <w:t xml:space="preserve">For such a centre operated by Météo-France the centre-id would be fr-meteofrance-sensor-centre-global-cache</w:t>
       </w:r>
     </w:p>
-    <w:bookmarkStart w:id="242" w:name="X5139d7d751eafb503c2af9d1215024a6feb420b"/>
+    <w:bookmarkStart w:id="244" w:name="X5139d7d751eafb503c2af9d1215024a6feb420b"/>
     <w:p>
       <w:pPr>
         <w:pStyle w:val="Heading4"/>
@@ -12552,7 +12736,7 @@
       <w:r>
         <w:t xml:space="preserve"> </w:t>
       </w:r>
-      <w:hyperlink r:id="rId241">
+      <w:hyperlink r:id="rId243">
         <w:r>
           <w:rPr>
             <w:rStyle w:val="Hyperlink"/>
@@ -12576,7 +12760,7 @@
       <w:pPr>
         <w:numPr>
           <w:ilvl w:val="0"/>
-          <w:numId w:val="1089"/>
+          <w:numId w:val="1090"/>
         </w:numPr>
       </w:pPr>
       <w:r>
@@ -12649,7 +12833,7 @@
       <w:pPr>
         <w:numPr>
           <w:ilvl w:val="0"/>
-          <w:numId w:val="1090"/>
+          <w:numId w:val="1091"/>
         </w:numPr>
       </w:pPr>
       <w:r>
@@ -12675,7 +12859,7 @@
       <w:pPr>
         <w:numPr>
           <w:ilvl w:val="0"/>
-          <w:numId w:val="1090"/>
+          <w:numId w:val="1091"/>
         </w:numPr>
       </w:pPr>
       <w:r>
@@ -12716,7 +12900,7 @@
       <w:pPr>
         <w:numPr>
           <w:ilvl w:val="0"/>
-          <w:numId w:val="1090"/>
+          <w:numId w:val="1091"/>
         </w:numPr>
       </w:pPr>
       <w:r>
@@ -12742,7 +12926,7 @@
       <w:pPr>
         <w:numPr>
           <w:ilvl w:val="0"/>
-          <w:numId w:val="1090"/>
+          <w:numId w:val="1091"/>
         </w:numPr>
       </w:pPr>
       <w:r>
@@ -12753,7 +12937,7 @@
       <w:pPr>
         <w:numPr>
           <w:ilvl w:val="0"/>
-          <w:numId w:val="1090"/>
+          <w:numId w:val="1091"/>
         </w:numPr>
       </w:pPr>
       <w:r>
@@ -12787,7 +12971,7 @@
       <w:pPr>
         <w:numPr>
           <w:ilvl w:val="0"/>
-          <w:numId w:val="1091"/>
+          <w:numId w:val="1092"/>
         </w:numPr>
       </w:pPr>
       <w:r>
@@ -12855,11 +13039,146 @@
       <w:pPr>
         <w:numPr>
           <w:ilvl w:val="1"/>
+          <w:numId w:val="1093"/>
+        </w:numPr>
+      </w:pPr>
+      <w:r>
+        <w:t xml:space="preserve">For each Notification Message and using</w:t>
+      </w:r>
+      <w:r>
+        <w:t xml:space="preserve"> </w:t>
+      </w:r>
+      <w:r>
+        <w:rPr>
+          <w:rStyle w:val="VerbatimChar"/>
+        </w:rPr>
+        <w:t xml:space="preserve">data_id</w:t>
+      </w:r>
+      <w:r>
+        <w:t xml:space="preserve">, make the difference between the time was received on</w:t>
+      </w:r>
+      <w:r>
+        <w:t xml:space="preserve"> </w:t>
+      </w:r>
+      <w:r>
+        <w:rPr>
+          <w:rStyle w:val="VerbatimChar"/>
+        </w:rPr>
+        <w:t xml:space="preserve">origin</w:t>
+      </w:r>
+      <w:r>
+        <w:t xml:space="preserve"> </w:t>
+      </w:r>
+      <w:r>
+        <w:t xml:space="preserve">and the same</w:t>
+      </w:r>
+      <w:r>
+        <w:t xml:space="preserve"> </w:t>
+      </w:r>
+      <w:r>
+        <w:rPr>
+          <w:rStyle w:val="VerbatimChar"/>
+        </w:rPr>
+        <w:t xml:space="preserve">data_id</w:t>
+      </w:r>
+      <w:r>
+        <w:t xml:space="preserve"> </w:t>
+      </w:r>
+      <w:r>
+        <w:t xml:space="preserve">on</w:t>
+      </w:r>
+      <w:r>
+        <w:t xml:space="preserve"> </w:t>
+      </w:r>
+      <w:r>
+        <w:rPr>
+          <w:rStyle w:val="VerbatimChar"/>
+        </w:rPr>
+        <w:t xml:space="preserve">cache</w:t>
+      </w:r>
+      <w:r>
+        <w:t xml:space="preserve">: Time</w:t>
+      </w:r>
+      <w:r>
+        <w:rPr>
+          <w:vertAlign w:val="subscript"/>
+        </w:rPr>
+        <w:t xml:space="preserve">Cache</w:t>
+      </w:r>
+      <w:r>
+        <w:t xml:space="preserve"> </w:t>
+      </w:r>
+      <w:r>
+        <w:t xml:space="preserve">- Time</w:t>
+      </w:r>
+      <w:r>
+        <w:rPr>
+          <w:vertAlign w:val="subscript"/>
+        </w:rPr>
+        <w:t xml:space="preserve">Origin</w:t>
+      </w:r>
+    </w:p>
+    <w:p>
+      <w:pPr>
+        <w:numPr>
+          <w:ilvl w:val="1"/>
+          <w:numId w:val="1093"/>
+        </w:numPr>
+      </w:pPr>
+      <w:r>
+        <w:t xml:space="preserve">Update the</w:t>
+      </w:r>
+      <w:r>
+        <w:t xml:space="preserve"> </w:t>
+      </w:r>
+      <w:r>
+        <w:rPr>
+          <w:rStyle w:val="VerbatimChar"/>
+        </w:rPr>
+        <w:t xml:space="preserve">wmo_wis2_scgc_cache_delay_seconds</w:t>
+      </w:r>
+      <w:r>
+        <w:t xml:space="preserve"> </w:t>
+      </w:r>
+      <w:r>
+        <w:t xml:space="preserve">metric with this value</w:t>
+      </w:r>
+    </w:p>
+    <w:p>
+      <w:pPr>
+        <w:numPr>
+          <w:ilvl w:val="1"/>
+          <w:numId w:val="1093"/>
+        </w:numPr>
+      </w:pPr>
+      <w:r>
+        <w:t xml:space="preserve">Compare this value with the three threshold defined in the metric table above. Increase by 1</w:t>
+      </w:r>
+      <w:r>
+        <w:t xml:space="preserve"> </w:t>
+      </w:r>
+      <w:r>
+        <w:rPr>
+          <w:rStyle w:val="VerbatimChar"/>
+        </w:rPr>
+        <w:t xml:space="preserve">wmo_wis2_scgc_messages_cached_delay_total</w:t>
+      </w:r>
+      <w:r>
+        <w:t xml:space="preserve"> </w:t>
+      </w:r>
+      <w:r>
+        <w:t xml:space="preserve">using the threshold as a label (so less than 120s, less that 300s, less than 600s)</w:t>
+      </w:r>
+    </w:p>
+    <w:p>
+      <w:pPr>
+        <w:numPr>
+          <w:ilvl w:val="0"/>
           <w:numId w:val="1092"/>
         </w:numPr>
       </w:pPr>
       <w:r>
-        <w:t xml:space="preserve">For each Notification Message and using</w:t>
+        <w:t xml:space="preserve">If no Notification Message for the</w:t>
       </w:r>
       <w:r>
         <w:t xml:space="preserve"> </w:t>
@@ -12871,7 +13190,10 @@
         <w:t xml:space="preserve">data_id</w:t>
       </w:r>
       <w:r>
-        <w:t xml:space="preserve">, make the difference between the time was received on</w:t>
+        <w:t xml:space="preserve"> </w:t>
+      </w:r>
+      <w:r>
+        <w:t xml:space="preserve">is received after the highest threshold (here 600s) or if the link provided is not valid, increase by 1</w:t>
       </w:r>
       <w:r>
         <w:t xml:space="preserve"> </w:t>
@@ -12880,13 +13202,15 @@
         <w:rPr>
           <w:rStyle w:val="VerbatimChar"/>
         </w:rPr>
-        <w:t xml:space="preserve">origin</w:t>
-      </w:r>
-      <w:r>
-        <w:t xml:space="preserve"> </w:t>
-      </w:r>
-      <w:r>
-        <w:t xml:space="preserve">and the same</w:t>
+        <w:t xml:space="preserve">wmo_wis2_scgc_messages_missed_total</w:t>
+      </w:r>
+    </w:p>
+    <w:p>
+      <w:pPr>
+        <w:pStyle w:val="FirstParagraph"/>
+      </w:pPr>
+      <w:r>
+        <w:t xml:space="preserve">As a Global Cache can decide not to cache a data granule, and in order to assess if a Global Cache has decided to do so, the Sensor Centre will compare the</w:t>
       </w:r>
       <w:r>
         <w:t xml:space="preserve"> </w:t>
@@ -12895,13 +13219,13 @@
         <w:rPr>
           <w:rStyle w:val="VerbatimChar"/>
         </w:rPr>
-        <w:t xml:space="preserve">data_id</w:t>
-      </w:r>
-      <w:r>
-        <w:t xml:space="preserve"> </w:t>
-      </w:r>
-      <w:r>
-        <w:t xml:space="preserve">on</w:t>
+        <w:t xml:space="preserve">links</w:t>
+      </w:r>
+      <w:r>
+        <w:t xml:space="preserve"> </w:t>
+      </w:r>
+      <w:r>
+        <w:t xml:space="preserve">array published on</w:t>
       </w:r>
       <w:r>
         <w:t xml:space="preserve"> </w:t>
@@ -12910,39 +13234,13 @@
         <w:rPr>
           <w:rStyle w:val="VerbatimChar"/>
         </w:rPr>
-        <w:t xml:space="preserve">cache</w:t>
-      </w:r>
-      <w:r>
-        <w:t xml:space="preserve">: Time</w:t>
-      </w:r>
-      <w:r>
-        <w:rPr>
-          <w:vertAlign w:val="subscript"/>
-        </w:rPr>
-        <w:t xml:space="preserve">Cache</w:t>
-      </w:r>
-      <w:r>
-        <w:t xml:space="preserve"> </w:t>
-      </w:r>
-      <w:r>
-        <w:t xml:space="preserve">- Time</w:t>
-      </w:r>
-      <w:r>
-        <w:rPr>
-          <w:vertAlign w:val="subscript"/>
-        </w:rPr>
-        <w:t xml:space="preserve">Origin</w:t>
-      </w:r>
-    </w:p>
-    <w:p>
-      <w:pPr>
-        <w:numPr>
-          <w:ilvl w:val="1"/>
-          <w:numId w:val="1092"/>
-        </w:numPr>
-      </w:pPr>
-      <w:r>
-        <w:t xml:space="preserve">Update the</w:t>
+        <w:t xml:space="preserve">origin/a/wis/#</w:t>
+      </w:r>
+      <w:r>
+        <w:t xml:space="preserve"> </w:t>
+      </w:r>
+      <w:r>
+        <w:t xml:space="preserve">and in the Notification Message received on</w:t>
       </w:r>
       <w:r>
         <w:t xml:space="preserve"> </w:t>
@@ -12951,24 +13249,13 @@
         <w:rPr>
           <w:rStyle w:val="VerbatimChar"/>
         </w:rPr>
-        <w:t xml:space="preserve">wmo_wis2_scgc_cache_delay_seconds</w:t>
-      </w:r>
-      <w:r>
-        <w:t xml:space="preserve"> </w:t>
-      </w:r>
-      <w:r>
-        <w:t xml:space="preserve">metric with this value</w:t>
-      </w:r>
-    </w:p>
-    <w:p>
-      <w:pPr>
-        <w:numPr>
-          <w:ilvl w:val="1"/>
-          <w:numId w:val="1092"/>
-        </w:numPr>
-      </w:pPr>
-      <w:r>
-        <w:t xml:space="preserve">Compare this value with the three threshold defined in the metric table above. Increase by 1</w:t>
+        <w:t xml:space="preserve">cache/a/wis2/#</w:t>
+      </w:r>
+      <w:r>
+        <w:t xml:space="preserve"> </w:t>
+      </w:r>
+      <w:r>
+        <w:t xml:space="preserve">if the two</w:t>
       </w:r>
       <w:r>
         <w:t xml:space="preserve"> </w:t>
@@ -12977,24 +13264,13 @@
         <w:rPr>
           <w:rStyle w:val="VerbatimChar"/>
         </w:rPr>
-        <w:t xml:space="preserve">wmo_wis2_scgc_messages_cached_delay_total</w:t>
-      </w:r>
-      <w:r>
-        <w:t xml:space="preserve"> </w:t>
-      </w:r>
-      <w:r>
-        <w:t xml:space="preserve">using the threshold as a label (so less than 120s, less that 300s, less than 600s)</w:t>
-      </w:r>
-    </w:p>
-    <w:p>
-      <w:pPr>
-        <w:numPr>
-          <w:ilvl w:val="0"/>
-          <w:numId w:val="1091"/>
-        </w:numPr>
-      </w:pPr>
-      <w:r>
-        <w:t xml:space="preserve">If no Notification Message for the</w:t>
+        <w:t xml:space="preserve">links</w:t>
+      </w:r>
+      <w:r>
+        <w:t xml:space="preserve"> </w:t>
+      </w:r>
+      <w:r>
+        <w:t xml:space="preserve">are identical, then the Global Cache has decided not to cache the data. In this case, increase by 1</w:t>
       </w:r>
       <w:r>
         <w:t xml:space="preserve"> </w:t>
@@ -13003,13 +13279,18 @@
         <w:rPr>
           <w:rStyle w:val="VerbatimChar"/>
         </w:rPr>
-        <w:t xml:space="preserve">data_id</w:t>
-      </w:r>
-      <w:r>
-        <w:t xml:space="preserve"> </w:t>
-      </w:r>
-      <w:r>
-        <w:t xml:space="preserve">is received after the highest threshold (here 600s) or if the link provided is not valid, increase by 1</w:t>
+        <w:t xml:space="preserve">wmo_wis2_scgc_messages_cache_override_total</w:t>
+      </w:r>
+      <w:r>
+        <w:t xml:space="preserve">.</w:t>
+      </w:r>
+    </w:p>
+    <w:p>
+      <w:pPr>
+        <w:pStyle w:val="BodyText"/>
+      </w:pPr>
+      <w:r>
+        <w:t xml:space="preserve">If no Global Cache has cached the data, increase by 1</w:t>
       </w:r>
       <w:r>
         <w:t xml:space="preserve"> </w:t>
@@ -13018,7 +13299,89 @@
         <w:rPr>
           <w:rStyle w:val="VerbatimChar"/>
         </w:rPr>
-        <w:t xml:space="preserve">wmo_wis2_scgc_messages_missed_total</w:t>
+        <w:t xml:space="preserve">wmo_wis2_scgc_messages_missed_all_total</w:t>
+      </w:r>
+    </w:p>
+    <w:p>
+      <w:pPr>
+        <w:pStyle w:val="BodyText"/>
+      </w:pPr>
+      <w:r>
+        <w:t xml:space="preserve">In order to assess the downloading feature of a Global Cache, and to provide the required information to determine the KPI on downloads, the Sensor Centre will:</w:t>
+      </w:r>
+    </w:p>
+    <w:p>
+      <w:pPr>
+        <w:numPr>
+          <w:ilvl w:val="0"/>
+          <w:numId w:val="1094"/>
+        </w:numPr>
+      </w:pPr>
+      <w:r>
+        <w:t xml:space="preserve">Select randomly every minute a sample of at least 5 data granules successfully cached by all Global Caches</w:t>
+      </w:r>
+    </w:p>
+    <w:p>
+      <w:pPr>
+        <w:numPr>
+          <w:ilvl w:val="0"/>
+          <w:numId w:val="1094"/>
+        </w:numPr>
+      </w:pPr>
+      <w:r>
+        <w:t xml:space="preserve">Increment</w:t>
+      </w:r>
+      <w:r>
+        <w:t xml:space="preserve"> </w:t>
+      </w:r>
+      <w:r>
+        <w:rPr>
+          <w:rStyle w:val="VerbatimChar"/>
+        </w:rPr>
+        <w:t xml:space="preserve">wmo_wis2_scgc_download_selected_total</w:t>
+      </w:r>
+      <w:r>
+        <w:t xml:space="preserve"> </w:t>
+      </w:r>
+      <w:r>
+        <w:t xml:space="preserve">by the number of selected data granules</w:t>
+      </w:r>
+    </w:p>
+    <w:p>
+      <w:pPr>
+        <w:numPr>
+          <w:ilvl w:val="0"/>
+          <w:numId w:val="1094"/>
+        </w:numPr>
+      </w:pPr>
+      <w:r>
+        <w:t xml:space="preserve">Attempt a download for that same granule against all Global Caches</w:t>
+      </w:r>
+    </w:p>
+    <w:p>
+      <w:pPr>
+        <w:numPr>
+          <w:ilvl w:val="0"/>
+          <w:numId w:val="1094"/>
+        </w:numPr>
+      </w:pPr>
+      <w:r>
+        <w:t xml:space="preserve">Increment</w:t>
+      </w:r>
+      <w:r>
+        <w:t xml:space="preserve"> </w:t>
+      </w:r>
+      <w:r>
+        <w:rPr>
+          <w:rStyle w:val="VerbatimChar"/>
+        </w:rPr>
+        <w:t xml:space="preserve">wmo_wis2_scgc_download_successful_total</w:t>
+      </w:r>
+      <w:r>
+        <w:t xml:space="preserve"> </w:t>
+      </w:r>
+      <w:r>
+        <w:t xml:space="preserve">by 1 if the download is succesful</w:t>
       </w:r>
     </w:p>
     <w:p>
@@ -13026,7 +13389,59 @@
         <w:pStyle w:val="FirstParagraph"/>
       </w:pPr>
       <w:r>
-        <w:t xml:space="preserve">As a Global Cache can decide not to cache a data granule, and in order to assess if a Global Cache has decided to do so, the Sensor Centre will compare the</w:t>
+        <w:t xml:space="preserve">All the metrics SHALL be exposed for scraping by the Global Monitor.</w:t>
+      </w:r>
+    </w:p>
+    <w:p>
+      <w:pPr>
+        <w:pStyle w:val="BodyText"/>
+      </w:pPr>
+      <w:r>
+        <w:t xml:space="preserve">In addition to the metrics, the SCGC will also make available an hourly logfile containing at least:</w:t>
+      </w:r>
+    </w:p>
+    <w:p>
+      <w:pPr>
+        <w:numPr>
+          <w:ilvl w:val="0"/>
+          <w:numId w:val="1095"/>
+        </w:numPr>
+      </w:pPr>
+      <w:r>
+        <w:t xml:space="preserve">the centre-id</w:t>
+      </w:r>
+    </w:p>
+    <w:p>
+      <w:pPr>
+        <w:numPr>
+          <w:ilvl w:val="0"/>
+          <w:numId w:val="1095"/>
+        </w:numPr>
+      </w:pPr>
+      <w:r>
+        <w:t xml:space="preserve">the full topic where the WIS2 Notification Message has been originally published</w:t>
+      </w:r>
+    </w:p>
+    <w:p>
+      <w:pPr>
+        <w:numPr>
+          <w:ilvl w:val="0"/>
+          <w:numId w:val="1095"/>
+        </w:numPr>
+      </w:pPr>
+      <w:r>
+        <w:t xml:space="preserve">the full WIS2 Notification Message as published by the origin centre-id</w:t>
+      </w:r>
+    </w:p>
+    <w:p>
+      <w:pPr>
+        <w:numPr>
+          <w:ilvl w:val="0"/>
+          <w:numId w:val="1095"/>
+        </w:numPr>
+      </w:pPr>
+      <w:r>
+        <w:t xml:space="preserve">for each Global Cache a clear indication when the message pertaining to this data-id has been published on the cache topic (the timestamp), and if the data-id was not republished by a particular Global Cache</w:t>
       </w:r>
       <w:r>
         <w:t xml:space="preserve"> </w:t>
@@ -13035,13 +13450,32 @@
         <w:rPr>
           <w:rStyle w:val="VerbatimChar"/>
         </w:rPr>
-        <w:t xml:space="preserve">links</w:t>
-      </w:r>
-      <w:r>
-        <w:t xml:space="preserve"> </w:t>
-      </w:r>
-      <w:r>
-        <w:t xml:space="preserve">array published on</w:t>
+        <w:t xml:space="preserve">9999999999999</w:t>
+      </w:r>
+      <w:r>
+        <w:t xml:space="preserve"> </w:t>
+      </w:r>
+      <w:r>
+        <w:t xml:space="preserve">will be used instead of the timestamp</w:t>
+      </w:r>
+    </w:p>
+    <w:p>
+      <w:pPr>
+        <w:numPr>
+          <w:ilvl w:val="0"/>
+          <w:numId w:val="1095"/>
+        </w:numPr>
+      </w:pPr>
+      <w:r>
+        <w:t xml:space="preserve">each entry in the log file will be a valid JSON</w:t>
+      </w:r>
+    </w:p>
+    <w:p>
+      <w:pPr>
+        <w:pStyle w:val="FirstParagraph"/>
+      </w:pPr>
+      <w:r>
+        <w:t xml:space="preserve">Then, at the end of the hour, the SCGC SHALL publish a notification message on</w:t>
       </w:r>
       <w:r>
         <w:t xml:space="preserve"> </w:t>
@@ -13050,13 +13484,13 @@
         <w:rPr>
           <w:rStyle w:val="VerbatimChar"/>
         </w:rPr>
-        <w:t xml:space="preserve">origin/a/wis/#</w:t>
-      </w:r>
-      <w:r>
-        <w:t xml:space="preserve"> </w:t>
-      </w:r>
-      <w:r>
-        <w:t xml:space="preserve">and in the Notification Message received on</w:t>
+        <w:t xml:space="preserve">monitor/a/wis2/{tld}-{centre-name}-sensor-centre-global-cache</w:t>
+      </w:r>
+      <w:r>
+        <w:t xml:space="preserve"> </w:t>
+      </w:r>
+      <w:r>
+        <w:t xml:space="preserve">providing a URL to download the logfile. The notification message published will be conformant with the WMO WIS2 Monitoring Events specifications. The monitor message will be of</w:t>
       </w:r>
       <w:r>
         <w:t xml:space="preserve"> </w:t>
@@ -13065,13 +13499,13 @@
         <w:rPr>
           <w:rStyle w:val="VerbatimChar"/>
         </w:rPr>
-        <w:t xml:space="preserve">cache/a/wis2/#</w:t>
-      </w:r>
-      <w:r>
-        <w:t xml:space="preserve"> </w:t>
-      </w:r>
-      <w:r>
-        <w:t xml:space="preserve">if the two</w:t>
+        <w:t xml:space="preserve">type</w:t>
+      </w:r>
+      <w:r>
+        <w:t xml:space="preserve"> </w:t>
+      </w:r>
+      <w:r>
+        <w:t xml:space="preserve">:</w:t>
       </w:r>
       <w:r>
         <w:t xml:space="preserve"> </w:t>
@@ -13080,124 +13514,21 @@
         <w:rPr>
           <w:rStyle w:val="VerbatimChar"/>
         </w:rPr>
-        <w:t xml:space="preserve">links</w:t>
-      </w:r>
-      <w:r>
-        <w:t xml:space="preserve"> </w:t>
-      </w:r>
-      <w:r>
-        <w:t xml:space="preserve">are identical, then the Global Cache has decided not to cache the data. In this case, increase by 1</w:t>
-      </w:r>
-      <w:r>
-        <w:t xml:space="preserve"> </w:t>
-      </w:r>
-      <w:r>
-        <w:rPr>
-          <w:rStyle w:val="VerbatimChar"/>
-        </w:rPr>
-        <w:t xml:space="preserve">wmo_wis2_scgc_messages_cache_override_total</w:t>
+        <w:t xml:space="preserve">int.wmo.wis.wme.event.item.download</w:t>
       </w:r>
       <w:r>
         <w:t xml:space="preserve">.</w:t>
       </w:r>
     </w:p>
-    <w:p>
-      <w:pPr>
-        <w:pStyle w:val="BodyText"/>
-      </w:pPr>
-      <w:r>
-        <w:t xml:space="preserve">If no Global Cache has cached the data, increase by 1</w:t>
-      </w:r>
-      <w:r>
-        <w:t xml:space="preserve"> </w:t>
-      </w:r>
-      <w:r>
-        <w:rPr>
-          <w:rStyle w:val="VerbatimChar"/>
-        </w:rPr>
-        <w:t xml:space="preserve">wmo_wis2_scgc_messages_missed_all_total</w:t>
-      </w:r>
-    </w:p>
-    <w:p>
-      <w:pPr>
-        <w:pStyle w:val="BodyText"/>
-      </w:pPr>
-      <w:r>
-        <w:t xml:space="preserve">In order to assess the downloading feature of a Global Cache, and to provide the required information to determine the KPI on downloads, the Sensor Centre will:</w:t>
-      </w:r>
-    </w:p>
-    <w:p>
-      <w:pPr>
-        <w:numPr>
-          <w:ilvl w:val="0"/>
-          <w:numId w:val="1093"/>
-        </w:numPr>
-      </w:pPr>
-      <w:r>
-        <w:t xml:space="preserve">Select randomly every minute a sample of at least 5 data granules successfully cached by all Global Caches</w:t>
-      </w:r>
-    </w:p>
-    <w:p>
-      <w:pPr>
-        <w:numPr>
-          <w:ilvl w:val="0"/>
-          <w:numId w:val="1093"/>
-        </w:numPr>
-      </w:pPr>
-      <w:r>
-        <w:t xml:space="preserve">Increment</w:t>
-      </w:r>
-      <w:r>
-        <w:t xml:space="preserve"> </w:t>
-      </w:r>
-      <w:r>
-        <w:rPr>
-          <w:rStyle w:val="VerbatimChar"/>
-        </w:rPr>
-        <w:t xml:space="preserve">wmo_wis2_scgc_download_selected_total</w:t>
-      </w:r>
-      <w:r>
-        <w:t xml:space="preserve"> </w:t>
-      </w:r>
-      <w:r>
-        <w:t xml:space="preserve">by the number of selected data granules</w:t>
-      </w:r>
-    </w:p>
-    <w:p>
-      <w:pPr>
-        <w:numPr>
-          <w:ilvl w:val="0"/>
-          <w:numId w:val="1093"/>
-        </w:numPr>
-      </w:pPr>
-      <w:r>
-        <w:t xml:space="preserve">Attempt a download for that same granule against all Global Caches</w:t>
-      </w:r>
-    </w:p>
-    <w:p>
-      <w:pPr>
-        <w:numPr>
-          <w:ilvl w:val="0"/>
-          <w:numId w:val="1093"/>
-        </w:numPr>
-      </w:pPr>
-      <w:r>
-        <w:t xml:space="preserve">Increment</w:t>
-      </w:r>
-      <w:r>
-        <w:t xml:space="preserve"> </w:t>
-      </w:r>
-      <w:r>
-        <w:rPr>
-          <w:rStyle w:val="VerbatimChar"/>
-        </w:rPr>
-        <w:t xml:space="preserve">wmo_wis2_scgc_download_successful_total</w:t>
-      </w:r>
-      <w:r>
-        <w:t xml:space="preserve"> </w:t>
-      </w:r>
-      <w:r>
-        <w:t xml:space="preserve">by 1 if the download is succesful</w:t>
+    <w:bookmarkEnd w:id="244"/>
+    <w:bookmarkEnd w:id="245"/>
+    <w:bookmarkStart w:id="247" w:name="Xdf1a115115491e6df4ae2bac9cbc49dda6cab4b"/>
+    <w:p>
+      <w:pPr>
+        <w:pStyle w:val="Heading3"/>
+      </w:pPr>
+      <w:r>
+        <w:t xml:space="preserve">3.3.4 Sensor Centres for Global Discovery Catalogues (SCGDC)</w:t>
       </w:r>
     </w:p>
     <w:p>
@@ -13205,153 +13536,6 @@
         <w:pStyle w:val="FirstParagraph"/>
       </w:pPr>
       <w:r>
-        <w:t xml:space="preserve">All the metrics SHALL be exposed for scraping by the Global Monitor.</w:t>
-      </w:r>
-    </w:p>
-    <w:p>
-      <w:pPr>
-        <w:pStyle w:val="BodyText"/>
-      </w:pPr>
-      <w:r>
-        <w:t xml:space="preserve">In addition to the metrics, the SCGC will also make available an hourly logfile containing at least:</w:t>
-      </w:r>
-    </w:p>
-    <w:p>
-      <w:pPr>
-        <w:numPr>
-          <w:ilvl w:val="0"/>
-          <w:numId w:val="1094"/>
-        </w:numPr>
-      </w:pPr>
-      <w:r>
-        <w:t xml:space="preserve">the centre-id</w:t>
-      </w:r>
-    </w:p>
-    <w:p>
-      <w:pPr>
-        <w:numPr>
-          <w:ilvl w:val="0"/>
-          <w:numId w:val="1094"/>
-        </w:numPr>
-      </w:pPr>
-      <w:r>
-        <w:t xml:space="preserve">the full topic where the WIS2 Notification Message has been originally published</w:t>
-      </w:r>
-    </w:p>
-    <w:p>
-      <w:pPr>
-        <w:numPr>
-          <w:ilvl w:val="0"/>
-          <w:numId w:val="1094"/>
-        </w:numPr>
-      </w:pPr>
-      <w:r>
-        <w:t xml:space="preserve">the full WIS2 Notification Message as published by the origin centre-id</w:t>
-      </w:r>
-    </w:p>
-    <w:p>
-      <w:pPr>
-        <w:numPr>
-          <w:ilvl w:val="0"/>
-          <w:numId w:val="1094"/>
-        </w:numPr>
-      </w:pPr>
-      <w:r>
-        <w:t xml:space="preserve">for each Global Cache a clear indication when the message pertaining to this data-id has been published on the cache topic (the timestamp), and if the data-id was not republished by a particular Global Cache</w:t>
-      </w:r>
-      <w:r>
-        <w:t xml:space="preserve"> </w:t>
-      </w:r>
-      <w:r>
-        <w:rPr>
-          <w:rStyle w:val="VerbatimChar"/>
-        </w:rPr>
-        <w:t xml:space="preserve">9999999999999</w:t>
-      </w:r>
-      <w:r>
-        <w:t xml:space="preserve"> </w:t>
-      </w:r>
-      <w:r>
-        <w:t xml:space="preserve">will be used instead of the timestamp</w:t>
-      </w:r>
-    </w:p>
-    <w:p>
-      <w:pPr>
-        <w:numPr>
-          <w:ilvl w:val="0"/>
-          <w:numId w:val="1094"/>
-        </w:numPr>
-      </w:pPr>
-      <w:r>
-        <w:t xml:space="preserve">each entry in the log file will be a valid JSON</w:t>
-      </w:r>
-    </w:p>
-    <w:p>
-      <w:pPr>
-        <w:pStyle w:val="FirstParagraph"/>
-      </w:pPr>
-      <w:r>
-        <w:t xml:space="preserve">Then, at the end of the hour, the SCGC SHALL publish a notification message on</w:t>
-      </w:r>
-      <w:r>
-        <w:t xml:space="preserve"> </w:t>
-      </w:r>
-      <w:r>
-        <w:rPr>
-          <w:rStyle w:val="VerbatimChar"/>
-        </w:rPr>
-        <w:t xml:space="preserve">monitor/a/wis2/{tld}-{centre-name}-sensor-centre-global-cache</w:t>
-      </w:r>
-      <w:r>
-        <w:t xml:space="preserve"> </w:t>
-      </w:r>
-      <w:r>
-        <w:t xml:space="preserve">providing a URL to download the logfile. The notification message published will be conformant with the WMO WIS2 Monitoring Events specifications. The monitor message will be of</w:t>
-      </w:r>
-      <w:r>
-        <w:t xml:space="preserve"> </w:t>
-      </w:r>
-      <w:r>
-        <w:rPr>
-          <w:rStyle w:val="VerbatimChar"/>
-        </w:rPr>
-        <w:t xml:space="preserve">type</w:t>
-      </w:r>
-      <w:r>
-        <w:t xml:space="preserve"> </w:t>
-      </w:r>
-      <w:r>
-        <w:t xml:space="preserve">:</w:t>
-      </w:r>
-      <w:r>
-        <w:t xml:space="preserve"> </w:t>
-      </w:r>
-      <w:r>
-        <w:rPr>
-          <w:rStyle w:val="VerbatimChar"/>
-        </w:rPr>
-        <w:t xml:space="preserve">int.wmo.wis.wme.event.item.download</w:t>
-      </w:r>
-      <w:r>
-        <w:t xml:space="preserve">.</w:t>
-      </w:r>
-    </w:p>
-    <w:bookmarkEnd w:id="242"/>
-    <w:bookmarkEnd w:id="243"/>
-    <w:bookmarkStart w:id="245" w:name="Xdf1a115115491e6df4ae2bac9cbc49dda6cab4b"/>
-    <w:p>
-      <w:pPr>
-        <w:pStyle w:val="Heading3"/>
-      </w:pPr>
-      <w:r>
-        <w:t xml:space="preserve">3.3.4 Sensor Centres for Global Discovery Catalogues (SCGDC)</w:t>
-      </w:r>
-    </w:p>
-    <w:p>
-      <w:pPr>
-        <w:pStyle w:val="FirstParagraph"/>
-      </w:pPr>
-      <w:r>
         <w:t xml:space="preserve">The primary function of an SCGDC is to test and evaluate content parity across all GDCs in WIS 2.0.</w:t>
       </w:r>
     </w:p>
@@ -13379,7 +13563,7 @@
         <w:t xml:space="preserve">Metadata content must be identical for all GDCs. The SCGDC verifies this consistency provides the necessary insights to trigger corrective action of the discrepancies.</w:t>
       </w:r>
     </w:p>
-    <w:bookmarkStart w:id="244" w:name="X7cccda3f3c8b7915465fcd4f401ab9bbe8d8d30"/>
+    <w:bookmarkStart w:id="246" w:name="X7cccda3f3c8b7915465fcd4f401ab9bbe8d8d30"/>
     <w:p>
       <w:pPr>
         <w:pStyle w:val="Heading4"/>
@@ -13392,7 +13576,7 @@
       <w:pPr>
         <w:numPr>
           <w:ilvl w:val="0"/>
-          <w:numId w:val="1095"/>
+          <w:numId w:val="1096"/>
         </w:numPr>
       </w:pPr>
       <w:r>
@@ -13403,117 +13587,11 @@
       <w:pPr>
         <w:numPr>
           <w:ilvl w:val="0"/>
-          <w:numId w:val="1095"/>
+          <w:numId w:val="1096"/>
         </w:numPr>
       </w:pPr>
       <w:r>
         <w:t xml:space="preserve">The SCGDC subscribes to the metadata topic for all GDCs, by one of the following methods:</w:t>
-      </w:r>
-    </w:p>
-    <w:p>
-      <w:pPr>
-        <w:numPr>
-          <w:ilvl w:val="1"/>
-          <w:numId w:val="1096"/>
-        </w:numPr>
-      </w:pPr>
-      <w:r>
-        <w:t xml:space="preserve">subscribing to</w:t>
-      </w:r>
-      <w:r>
-        <w:t xml:space="preserve"> </w:t>
-      </w:r>
-      <w:r>
-        <w:rPr>
-          <w:rStyle w:val="VerbatimChar"/>
-        </w:rPr>
-        <w:t xml:space="preserve">cache/a/wis2/+/metadata</w:t>
-      </w:r>
-      <w:r>
-        <w:t xml:space="preserve">, discarding all Notification Messages whose centre identifier (in the topic) does not end with</w:t>
-      </w:r>
-      <w:r>
-        <w:t xml:space="preserve"> </w:t>
-      </w:r>
-      <w:r>
-        <w:rPr>
-          <w:rStyle w:val="VerbatimChar"/>
-        </w:rPr>
-        <w:t xml:space="preserve">-global-discovery-catalogue</w:t>
-      </w:r>
-      <w:r>
-        <w:t xml:space="preserve">.</w:t>
-      </w:r>
-    </w:p>
-    <w:p>
-      <w:pPr>
-        <w:numPr>
-          <w:ilvl w:val="1"/>
-          <w:numId w:val="1096"/>
-        </w:numPr>
-      </w:pPr>
-      <w:r>
-        <w:t xml:space="preserve">subscribing to each GDC via</w:t>
-      </w:r>
-      <w:r>
-        <w:t xml:space="preserve"> </w:t>
-      </w:r>
-      <w:r>
-        <w:rPr>
-          <w:rStyle w:val="VerbatimChar"/>
-        </w:rPr>
-        <w:t xml:space="preserve">cache/a/wis2/centre-id/metadata</w:t>
-      </w:r>
-      <w:r>
-        <w:t xml:space="preserve">.</w:t>
-      </w:r>
-    </w:p>
-    <w:p>
-      <w:pPr>
-        <w:numPr>
-          <w:ilvl w:val="0"/>
-          <w:numId w:val="1095"/>
-        </w:numPr>
-      </w:pPr>
-      <w:r>
-        <w:t xml:space="preserve">The SCGDC will use the link provided in the WIS2 Notification Message received to download the zip file published by the GDC.</w:t>
-      </w:r>
-    </w:p>
-    <w:p>
-      <w:pPr>
-        <w:numPr>
-          <w:ilvl w:val="0"/>
-          <w:numId w:val="1095"/>
-        </w:numPr>
-      </w:pPr>
-      <w:r>
-        <w:t xml:space="preserve">For each GDC centre identifier, upon successful download of the zip file, the SCGDC will update the metric</w:t>
-      </w:r>
-      <w:r>
-        <w:t xml:space="preserve"> </w:t>
-      </w:r>
-      <w:r>
-        <w:rPr>
-          <w:rStyle w:val="VerbatimChar"/>
-        </w:rPr>
-        <w:t xml:space="preserve">wmo_wis2_scgdc_last_download_timestamp_seconds</w:t>
-      </w:r>
-      <w:r>
-        <w:t xml:space="preserve"> </w:t>
-      </w:r>
-      <w:r>
-        <w:t xml:space="preserve">with the timestamp (in seconds) of the last successful download.</w:t>
-      </w:r>
-    </w:p>
-    <w:p>
-      <w:pPr>
-        <w:numPr>
-          <w:ilvl w:val="0"/>
-          <w:numId w:val="1095"/>
-        </w:numPr>
-      </w:pPr>
-      <w:r>
-        <w:t xml:space="preserve">Once a day, the SCGDC will analyze the content of the latest zip files received across all GDCs</w:t>
       </w:r>
     </w:p>
     <w:p>
@@ -13524,6 +13602,112 @@
         </w:numPr>
       </w:pPr>
       <w:r>
+        <w:t xml:space="preserve">subscribing to</w:t>
+      </w:r>
+      <w:r>
+        <w:t xml:space="preserve"> </w:t>
+      </w:r>
+      <w:r>
+        <w:rPr>
+          <w:rStyle w:val="VerbatimChar"/>
+        </w:rPr>
+        <w:t xml:space="preserve">cache/a/wis2/+/metadata</w:t>
+      </w:r>
+      <w:r>
+        <w:t xml:space="preserve">, discarding all Notification Messages whose centre identifier (in the topic) does not end with</w:t>
+      </w:r>
+      <w:r>
+        <w:t xml:space="preserve"> </w:t>
+      </w:r>
+      <w:r>
+        <w:rPr>
+          <w:rStyle w:val="VerbatimChar"/>
+        </w:rPr>
+        <w:t xml:space="preserve">-global-discovery-catalogue</w:t>
+      </w:r>
+      <w:r>
+        <w:t xml:space="preserve">.</w:t>
+      </w:r>
+    </w:p>
+    <w:p>
+      <w:pPr>
+        <w:numPr>
+          <w:ilvl w:val="1"/>
+          <w:numId w:val="1097"/>
+        </w:numPr>
+      </w:pPr>
+      <w:r>
+        <w:t xml:space="preserve">subscribing to each GDC via</w:t>
+      </w:r>
+      <w:r>
+        <w:t xml:space="preserve"> </w:t>
+      </w:r>
+      <w:r>
+        <w:rPr>
+          <w:rStyle w:val="VerbatimChar"/>
+        </w:rPr>
+        <w:t xml:space="preserve">cache/a/wis2/centre-id/metadata</w:t>
+      </w:r>
+      <w:r>
+        <w:t xml:space="preserve">.</w:t>
+      </w:r>
+    </w:p>
+    <w:p>
+      <w:pPr>
+        <w:numPr>
+          <w:ilvl w:val="0"/>
+          <w:numId w:val="1096"/>
+        </w:numPr>
+      </w:pPr>
+      <w:r>
+        <w:t xml:space="preserve">The SCGDC will use the link provided in the WIS2 Notification Message received to download the zip file published by the GDC.</w:t>
+      </w:r>
+    </w:p>
+    <w:p>
+      <w:pPr>
+        <w:numPr>
+          <w:ilvl w:val="0"/>
+          <w:numId w:val="1096"/>
+        </w:numPr>
+      </w:pPr>
+      <w:r>
+        <w:t xml:space="preserve">For each GDC centre identifier, upon successful download of the zip file, the SCGDC will update the metric</w:t>
+      </w:r>
+      <w:r>
+        <w:t xml:space="preserve"> </w:t>
+      </w:r>
+      <w:r>
+        <w:rPr>
+          <w:rStyle w:val="VerbatimChar"/>
+        </w:rPr>
+        <w:t xml:space="preserve">wmo_wis2_scgdc_last_download_timestamp_seconds</w:t>
+      </w:r>
+      <w:r>
+        <w:t xml:space="preserve"> </w:t>
+      </w:r>
+      <w:r>
+        <w:t xml:space="preserve">with the timestamp (in seconds) of the last successful download.</w:t>
+      </w:r>
+    </w:p>
+    <w:p>
+      <w:pPr>
+        <w:numPr>
+          <w:ilvl w:val="0"/>
+          <w:numId w:val="1096"/>
+        </w:numPr>
+      </w:pPr>
+      <w:r>
+        <w:t xml:space="preserve">Once a day, the SCGDC will analyze the content of the latest zip files received across all GDCs</w:t>
+      </w:r>
+    </w:p>
+    <w:p>
+      <w:pPr>
+        <w:numPr>
+          <w:ilvl w:val="1"/>
+          <w:numId w:val="1098"/>
+        </w:numPr>
+      </w:pPr>
+      <w:r>
         <w:t xml:space="preserve">Files older than 24 hours will not be analyzed.</w:t>
       </w:r>
     </w:p>
@@ -13531,7 +13715,7 @@
       <w:pPr>
         <w:numPr>
           <w:ilvl w:val="0"/>
-          <w:numId w:val="1095"/>
+          <w:numId w:val="1096"/>
         </w:numPr>
       </w:pPr>
       <w:r>
@@ -13615,7 +13799,7 @@
       <w:pPr>
         <w:numPr>
           <w:ilvl w:val="0"/>
-          <w:numId w:val="1095"/>
+          <w:numId w:val="1096"/>
         </w:numPr>
       </w:pPr>
       <w:r>
@@ -13641,7 +13825,7 @@
       <w:pPr>
         <w:numPr>
           <w:ilvl w:val="0"/>
-          <w:numId w:val="1095"/>
+          <w:numId w:val="1096"/>
         </w:numPr>
       </w:pPr>
       <w:r>
@@ -13652,7 +13836,7 @@
       <w:pPr>
         <w:numPr>
           <w:ilvl w:val="1"/>
-          <w:numId w:val="1098"/>
+          <w:numId w:val="1099"/>
         </w:numPr>
       </w:pPr>
       <w:r>
@@ -13708,139 +13892,11 @@
       <w:pPr>
         <w:numPr>
           <w:ilvl w:val="1"/>
-          <w:numId w:val="1098"/>
+          <w:numId w:val="1099"/>
         </w:numPr>
       </w:pPr>
       <w:r>
         <w:t xml:space="preserve">validate the record against the latest approved version of WCMP2</w:t>
-      </w:r>
-    </w:p>
-    <w:p>
-      <w:pPr>
-        <w:numPr>
-          <w:ilvl w:val="2"/>
-          <w:numId w:val="1099"/>
-        </w:numPr>
-      </w:pPr>
-      <w:r>
-        <w:t xml:space="preserve">If the record is not compliant, the SCGDC will update the metric</w:t>
-      </w:r>
-      <w:r>
-        <w:t xml:space="preserve"> </w:t>
-      </w:r>
-      <w:r>
-        <w:rPr>
-          <w:rStyle w:val="VerbatimChar"/>
-        </w:rPr>
-        <w:t xml:space="preserve">wmo_wis2_scgdc_record_invalid_total</w:t>
-      </w:r>
-      <w:r>
-        <w:t xml:space="preserve">, with the WCMP2 id as well as centre id of the GDC</w:t>
-      </w:r>
-    </w:p>
-    <w:p>
-      <w:pPr>
-        <w:numPr>
-          <w:ilvl w:val="1"/>
-          <w:numId w:val="1098"/>
-        </w:numPr>
-      </w:pPr>
-      <w:r>
-        <w:t xml:space="preserve">compare each metadata record with the same WCMP2</w:t>
-      </w:r>
-      <w:r>
-        <w:t xml:space="preserve"> </w:t>
-      </w:r>
-      <w:r>
-        <w:rPr>
-          <w:rStyle w:val="VerbatimChar"/>
-        </w:rPr>
-        <w:t xml:space="preserve">id</w:t>
-      </w:r>
-      <w:r>
-        <w:t xml:space="preserve"> </w:t>
-      </w:r>
-      <w:r>
-        <w:t xml:space="preserve">received from all other GDCs.</w:t>
-      </w:r>
-    </w:p>
-    <w:p>
-      <w:pPr>
-        <w:numPr>
-          <w:ilvl w:val="1"/>
-          <w:numId w:val="1098"/>
-        </w:numPr>
-      </w:pPr>
-      <w:r>
-        <w:t xml:space="preserve">If the content is the same for all GDCs, the SCGDC will increase the metric</w:t>
-      </w:r>
-      <w:r>
-        <w:t xml:space="preserve"> </w:t>
-      </w:r>
-      <w:r>
-        <w:rPr>
-          <w:rStyle w:val="VerbatimChar"/>
-        </w:rPr>
-        <w:t xml:space="preserve">wmo_wis2_scgdc_records_identical_total</w:t>
-      </w:r>
-      <w:r>
-        <w:t xml:space="preserve"> </w:t>
-      </w:r>
-      <w:r>
-        <w:t xml:space="preserve">by</w:t>
-      </w:r>
-      <w:r>
-        <w:t xml:space="preserve"> </w:t>
-      </w:r>
-      <w:r>
-        <w:rPr>
-          <w:rStyle w:val="VerbatimChar"/>
-        </w:rPr>
-        <w:t xml:space="preserve">1</w:t>
-      </w:r>
-      <w:r>
-        <w:t xml:space="preserve">.</w:t>
-      </w:r>
-    </w:p>
-    <w:p>
-      <w:pPr>
-        <w:numPr>
-          <w:ilvl w:val="1"/>
-          <w:numId w:val="1098"/>
-        </w:numPr>
-      </w:pPr>
-      <w:r>
-        <w:t xml:space="preserve">If the content is different, the SCGDC will compare the record’s</w:t>
-      </w:r>
-      <w:r>
-        <w:t xml:space="preserve"> </w:t>
-      </w:r>
-      <w:r>
-        <w:rPr>
-          <w:rStyle w:val="VerbatimChar"/>
-        </w:rPr>
-        <w:t xml:space="preserve">properties.updated</w:t>
-      </w:r>
-      <w:r>
-        <w:t xml:space="preserve"> </w:t>
-      </w:r>
-      <w:r>
-        <w:t xml:space="preserve">property, if present, across GDCs. If more than one value of</w:t>
-      </w:r>
-      <w:r>
-        <w:t xml:space="preserve"> </w:t>
-      </w:r>
-      <w:r>
-        <w:rPr>
-          <w:rStyle w:val="VerbatimChar"/>
-        </w:rPr>
-        <w:t xml:space="preserve">properties.updated</w:t>
-      </w:r>
-      <w:r>
-        <w:t xml:space="preserve"> </w:t>
-      </w:r>
-      <w:r>
-        <w:t xml:space="preserve">is present, the SCGDC will consider the GDC with the record of the most recent date is the canonical record.</w:t>
       </w:r>
     </w:p>
     <w:p>
@@ -13851,7 +13907,7 @@
         </w:numPr>
       </w:pPr>
       <w:r>
-        <w:t xml:space="preserve">In this case, the SCGDC will increase the metric</w:t>
+        <w:t xml:space="preserve">If the record is not compliant, the SCGDC will update the metric</w:t>
       </w:r>
       <w:r>
         <w:t xml:space="preserve"> </w:t>
@@ -13860,7 +13916,56 @@
         <w:rPr>
           <w:rStyle w:val="VerbatimChar"/>
         </w:rPr>
-        <w:t xml:space="preserve">wmo_wis2_scgdc_records_incorrect_total</w:t>
+        <w:t xml:space="preserve">wmo_wis2_scgdc_record_invalid_total</w:t>
+      </w:r>
+      <w:r>
+        <w:t xml:space="preserve">, with the WCMP2 id as well as centre id of the GDC</w:t>
+      </w:r>
+    </w:p>
+    <w:p>
+      <w:pPr>
+        <w:numPr>
+          <w:ilvl w:val="1"/>
+          <w:numId w:val="1099"/>
+        </w:numPr>
+      </w:pPr>
+      <w:r>
+        <w:t xml:space="preserve">compare each metadata record with the same WCMP2</w:t>
+      </w:r>
+      <w:r>
+        <w:t xml:space="preserve"> </w:t>
+      </w:r>
+      <w:r>
+        <w:rPr>
+          <w:rStyle w:val="VerbatimChar"/>
+        </w:rPr>
+        <w:t xml:space="preserve">id</w:t>
+      </w:r>
+      <w:r>
+        <w:t xml:space="preserve"> </w:t>
+      </w:r>
+      <w:r>
+        <w:t xml:space="preserve">received from all other GDCs.</w:t>
+      </w:r>
+    </w:p>
+    <w:p>
+      <w:pPr>
+        <w:numPr>
+          <w:ilvl w:val="1"/>
+          <w:numId w:val="1099"/>
+        </w:numPr>
+      </w:pPr>
+      <w:r>
+        <w:t xml:space="preserve">If the content is the same for all GDCs, the SCGDC will increase the metric</w:t>
+      </w:r>
+      <w:r>
+        <w:t xml:space="preserve"> </w:t>
+      </w:r>
+      <w:r>
+        <w:rPr>
+          <w:rStyle w:val="VerbatimChar"/>
+        </w:rPr>
+        <w:t xml:space="preserve">wmo_wis2_scgdc_records_identical_total</w:t>
       </w:r>
       <w:r>
         <w:t xml:space="preserve"> </w:t>
@@ -13878,21 +13983,18 @@
         <w:t xml:space="preserve">1</w:t>
       </w:r>
       <w:r>
-        <w:t xml:space="preserve"> </w:t>
-      </w:r>
-      <w:r>
-        <w:t xml:space="preserve">for all GDCs except the GDC having the most recent record.</w:t>
+        <w:t xml:space="preserve">.</w:t>
       </w:r>
     </w:p>
     <w:p>
       <w:pPr>
         <w:numPr>
           <w:ilvl w:val="1"/>
-          <w:numId w:val="1098"/>
-        </w:numPr>
-      </w:pPr>
-      <w:r>
-        <w:t xml:space="preserve">If the content is different, and if no GDC holds a record with</w:t>
+          <w:numId w:val="1099"/>
+        </w:numPr>
+      </w:pPr>
+      <w:r>
+        <w:t xml:space="preserve">If the content is different, the SCGDC will compare the record’s</w:t>
       </w:r>
       <w:r>
         <w:t xml:space="preserve"> </w:t>
@@ -13904,7 +14006,25 @@
         <w:t xml:space="preserve">properties.updated</w:t>
       </w:r>
       <w:r>
-        <w:t xml:space="preserve">, the SCGDC will consider that it is not possible to ensure which GDC has the correct record.</w:t>
+        <w:t xml:space="preserve"> </w:t>
+      </w:r>
+      <w:r>
+        <w:t xml:space="preserve">property, if present, across GDCs. If more than one value of</w:t>
+      </w:r>
+      <w:r>
+        <w:t xml:space="preserve"> </w:t>
+      </w:r>
+      <w:r>
+        <w:rPr>
+          <w:rStyle w:val="VerbatimChar"/>
+        </w:rPr>
+        <w:t xml:space="preserve">properties.updated</w:t>
+      </w:r>
+      <w:r>
+        <w:t xml:space="preserve"> </w:t>
+      </w:r>
+      <w:r>
+        <w:t xml:space="preserve">is present, the SCGDC will consider the GDC with the record of the most recent date is the canonical record.</w:t>
       </w:r>
     </w:p>
     <w:p>
@@ -13945,6 +14065,70 @@
         <w:t xml:space="preserve"> </w:t>
       </w:r>
       <w:r>
+        <w:t xml:space="preserve">for all GDCs except the GDC having the most recent record.</w:t>
+      </w:r>
+    </w:p>
+    <w:p>
+      <w:pPr>
+        <w:numPr>
+          <w:ilvl w:val="1"/>
+          <w:numId w:val="1099"/>
+        </w:numPr>
+      </w:pPr>
+      <w:r>
+        <w:t xml:space="preserve">If the content is different, and if no GDC holds a record with</w:t>
+      </w:r>
+      <w:r>
+        <w:t xml:space="preserve"> </w:t>
+      </w:r>
+      <w:r>
+        <w:rPr>
+          <w:rStyle w:val="VerbatimChar"/>
+        </w:rPr>
+        <w:t xml:space="preserve">properties.updated</w:t>
+      </w:r>
+      <w:r>
+        <w:t xml:space="preserve">, the SCGDC will consider that it is not possible to ensure which GDC has the correct record.</w:t>
+      </w:r>
+    </w:p>
+    <w:p>
+      <w:pPr>
+        <w:numPr>
+          <w:ilvl w:val="2"/>
+          <w:numId w:val="1102"/>
+        </w:numPr>
+      </w:pPr>
+      <w:r>
+        <w:t xml:space="preserve">In this case, the SCGDC will increase the metric</w:t>
+      </w:r>
+      <w:r>
+        <w:t xml:space="preserve"> </w:t>
+      </w:r>
+      <w:r>
+        <w:rPr>
+          <w:rStyle w:val="VerbatimChar"/>
+        </w:rPr>
+        <w:t xml:space="preserve">wmo_wis2_scgdc_records_incorrect_total</w:t>
+      </w:r>
+      <w:r>
+        <w:t xml:space="preserve"> </w:t>
+      </w:r>
+      <w:r>
+        <w:t xml:space="preserve">by</w:t>
+      </w:r>
+      <w:r>
+        <w:t xml:space="preserve"> </w:t>
+      </w:r>
+      <w:r>
+        <w:rPr>
+          <w:rStyle w:val="VerbatimChar"/>
+        </w:rPr>
+        <w:t xml:space="preserve">1</w:t>
+      </w:r>
+      <w:r>
+        <w:t xml:space="preserve"> </w:t>
+      </w:r>
+      <w:r>
         <w:t xml:space="preserve">for all GDCs.</w:t>
       </w:r>
     </w:p>
@@ -13952,7 +14136,7 @@
       <w:pPr>
         <w:numPr>
           <w:ilvl w:val="0"/>
-          <w:numId w:val="1095"/>
+          <w:numId w:val="1096"/>
         </w:numPr>
       </w:pPr>
       <w:r>
@@ -13971,11 +14155,11 @@
         <w:t xml:space="preserve">.</w:t>
       </w:r>
     </w:p>
-    <w:bookmarkEnd w:id="244"/>
-    <w:bookmarkEnd w:id="245"/>
     <w:bookmarkEnd w:id="246"/>
     <w:bookmarkEnd w:id="247"/>
-    <w:bookmarkStart w:id="286" w:name="X04c845455f24d191e445239c565b08607ac9dcf"/>
+    <w:bookmarkEnd w:id="248"/>
+    <w:bookmarkEnd w:id="249"/>
+    <w:bookmarkStart w:id="288" w:name="X04c845455f24d191e445239c565b08607ac9dcf"/>
     <w:p>
       <w:pPr>
         <w:pStyle w:val="Heading1"/>
@@ -13984,7 +14168,7 @@
         <w:t xml:space="preserve">PART IV. Information management</w:t>
       </w:r>
     </w:p>
-    <w:bookmarkStart w:id="285" w:name="X7c62cedf76bc574f64106f5d3e1fa9cbfaf701c"/>
+    <w:bookmarkStart w:id="287" w:name="X7c62cedf76bc574f64106f5d3e1fa9cbfaf701c"/>
     <w:p>
       <w:pPr>
         <w:pStyle w:val="Heading2"/>
@@ -13993,7 +14177,7 @@
         <w:t xml:space="preserve">4.1 Introduction</w:t>
       </w:r>
     </w:p>
-    <w:bookmarkStart w:id="248" w:name="Xeee3d4c688b8bc3d70e8ff225aa01673446f2e9"/>
+    <w:bookmarkStart w:id="250" w:name="Xeee3d4c688b8bc3d70e8ff225aa01673446f2e9"/>
     <w:p>
       <w:pPr>
         <w:pStyle w:val="Heading3"/>
@@ -14022,8 +14206,8 @@
         <w:t xml:space="preserve">Note: The term "information" is used in a general sense and includes data and products.</w:t>
       </w:r>
     </w:p>
-    <w:bookmarkEnd w:id="248"/>
-    <w:bookmarkStart w:id="250" w:name="X1230a2cc880ee69ffe1e0f97e1afba5d049882c"/>
+    <w:bookmarkEnd w:id="250"/>
+    <w:bookmarkStart w:id="252" w:name="X1230a2cc880ee69ffe1e0f97e1afba5d049882c"/>
     <w:p>
       <w:pPr>
         <w:pStyle w:val="Heading3"/>
@@ -14069,7 +14253,7 @@
       <w:pPr>
         <w:numPr>
           <w:ilvl w:val="0"/>
-          <w:numId w:val="1102"/>
+          <w:numId w:val="1103"/>
         </w:numPr>
       </w:pPr>
       <w:r>
@@ -14080,7 +14264,7 @@
       <w:pPr>
         <w:numPr>
           <w:ilvl w:val="0"/>
-          <w:numId w:val="1102"/>
+          <w:numId w:val="1103"/>
         </w:numPr>
       </w:pPr>
       <w:r>
@@ -14091,7 +14275,7 @@
       <w:pPr>
         <w:numPr>
           <w:ilvl w:val="0"/>
-          <w:numId w:val="1102"/>
+          <w:numId w:val="1103"/>
         </w:numPr>
       </w:pPr>
       <w:r>
@@ -14102,7 +14286,7 @@
       <w:pPr>
         <w:numPr>
           <w:ilvl w:val="0"/>
-          <w:numId w:val="1102"/>
+          <w:numId w:val="1103"/>
         </w:numPr>
       </w:pPr>
       <w:r>
@@ -14113,14 +14297,14 @@
       <w:pPr>
         <w:numPr>
           <w:ilvl w:val="0"/>
-          <w:numId w:val="1102"/>
+          <w:numId w:val="1103"/>
         </w:numPr>
       </w:pPr>
       <w:r>
         <w:t xml:space="preserve">Storage, archival and disposal. The policies and procedures for business continuity and disaster recovery, as well as retention and disposal.</w:t>
       </w:r>
     </w:p>
-    <w:bookmarkStart w:id="249" w:name="X4b15130eeee2ead8d2f750b76a567aa73ce55e7"/>
+    <w:bookmarkStart w:id="251" w:name="X4b15130eeee2ead8d2f750b76a567aa73ce55e7"/>
     <w:p>
       <w:pPr>
         <w:pStyle w:val="Heading4"/>
@@ -14149,7 +14333,7 @@
       <w:pPr>
         <w:numPr>
           <w:ilvl w:val="0"/>
-          <w:numId w:val="1103"/>
+          <w:numId w:val="1104"/>
         </w:numPr>
       </w:pPr>
       <w:r>
@@ -14160,7 +14344,7 @@
       <w:pPr>
         <w:numPr>
           <w:ilvl w:val="0"/>
-          <w:numId w:val="1103"/>
+          <w:numId w:val="1104"/>
         </w:numPr>
       </w:pPr>
       <w:r>
@@ -14171,7 +14355,7 @@
       <w:pPr>
         <w:numPr>
           <w:ilvl w:val="0"/>
-          <w:numId w:val="1103"/>
+          <w:numId w:val="1104"/>
         </w:numPr>
       </w:pPr>
       <w:r>
@@ -14182,7 +14366,7 @@
       <w:pPr>
         <w:numPr>
           <w:ilvl w:val="0"/>
-          <w:numId w:val="1103"/>
+          <w:numId w:val="1104"/>
         </w:numPr>
       </w:pPr>
       <w:r>
@@ -14193,16 +14377,16 @@
       <w:pPr>
         <w:numPr>
           <w:ilvl w:val="0"/>
-          <w:numId w:val="1103"/>
+          <w:numId w:val="1104"/>
         </w:numPr>
       </w:pPr>
       <w:r>
         <w:t xml:space="preserve">Information consumers (those who utilize the information) - they need to understand the restrictions, rights, responsibilities and limitations associated with the information together with the suitability for the intended usage or purpose.</w:t>
       </w:r>
     </w:p>
-    <w:bookmarkEnd w:id="249"/>
-    <w:bookmarkEnd w:id="250"/>
-    <w:bookmarkStart w:id="262" w:name="X65e2079d9c717acff6ad8c55ce6f7463a712d62"/>
+    <w:bookmarkEnd w:id="251"/>
+    <w:bookmarkEnd w:id="252"/>
+    <w:bookmarkStart w:id="264" w:name="X65e2079d9c717acff6ad8c55ce6f7463a712d62"/>
     <w:p>
       <w:pPr>
         <w:pStyle w:val="Heading3"/>
@@ -14219,7 +14403,7 @@
         <w:t xml:space="preserve">The effective management of information is essential for WMO centres to deliver operational services and information that is authoritative, seamless, secure and timely. The principles below underpin and provide a framework for information management across the full information life cycle. These principles are independent of the information type and are largely independent of technology; they are therefore expected to remain stable over time.</w:t>
       </w:r>
     </w:p>
-    <w:bookmarkStart w:id="251" w:name="Xcf33f9e33f107799c2797793b69e9f195f4c52b"/>
+    <w:bookmarkStart w:id="253" w:name="Xcf33f9e33f107799c2797793b69e9f195f4c52b"/>
     <w:p>
       <w:pPr>
         <w:pStyle w:val="Heading4"/>
@@ -14232,7 +14416,7 @@
       <w:pPr>
         <w:numPr>
           <w:ilvl w:val="0"/>
-          <w:numId w:val="1104"/>
+          <w:numId w:val="1105"/>
         </w:numPr>
       </w:pPr>
       <w:r>
@@ -14243,15 +14427,15 @@
       <w:pPr>
         <w:numPr>
           <w:ilvl w:val="0"/>
-          <w:numId w:val="1104"/>
+          <w:numId w:val="1105"/>
         </w:numPr>
       </w:pPr>
       <w:r>
         <w:t xml:space="preserve">This value should be recognizable and quantifiable and the asset should have an identifiable life cycle. Risks associated with, and to, an information asset should also be identified. As such, information management must be considered an integral part of a WMO centre’s responsibilities and needs to be adequately resourced over the full life cycle of the information.</w:t>
       </w:r>
     </w:p>
-    <w:bookmarkEnd w:id="251"/>
-    <w:bookmarkStart w:id="252" w:name="Xb4288ce29349341bf806bd64cd51ad35f96f74e"/>
+    <w:bookmarkEnd w:id="253"/>
+    <w:bookmarkStart w:id="254" w:name="Xb4288ce29349341bf806bd64cd51ad35f96f74e"/>
     <w:p>
       <w:pPr>
         <w:pStyle w:val="Heading4"/>
@@ -14264,7 +14448,7 @@
       <w:pPr>
         <w:numPr>
           <w:ilvl w:val="0"/>
-          <w:numId w:val="1105"/>
+          <w:numId w:val="1106"/>
         </w:numPr>
       </w:pPr>
       <w:r>
@@ -14275,7 +14459,7 @@
       <w:pPr>
         <w:numPr>
           <w:ilvl w:val="0"/>
-          <w:numId w:val="1105"/>
+          <w:numId w:val="1106"/>
         </w:numPr>
       </w:pPr>
       <w:r>
@@ -14286,15 +14470,15 @@
       <w:pPr>
         <w:numPr>
           <w:ilvl w:val="0"/>
-          <w:numId w:val="1105"/>
+          <w:numId w:val="1106"/>
         </w:numPr>
       </w:pPr>
       <w:r>
         <w:t xml:space="preserve">Professionally qualified and adequately skilled staff with clear roles and responsibilities should apply a sound custodianship framework concerning security, confidentiality and other statutory requirements of different types of information.</w:t>
       </w:r>
     </w:p>
-    <w:bookmarkEnd w:id="252"/>
-    <w:bookmarkStart w:id="254" w:name="Xd59896b8f316477a8321e381ae23e51272b3a9d"/>
+    <w:bookmarkEnd w:id="254"/>
+    <w:bookmarkStart w:id="256" w:name="Xd59896b8f316477a8321e381ae23e51272b3a9d"/>
     <w:p>
       <w:pPr>
         <w:pStyle w:val="Heading4"/>
@@ -14307,7 +14491,7 @@
       <w:pPr>
         <w:numPr>
           <w:ilvl w:val="0"/>
-          <w:numId w:val="1106"/>
+          <w:numId w:val="1107"/>
         </w:numPr>
       </w:pPr>
       <w:r>
@@ -14318,7 +14502,7 @@
       <w:pPr>
         <w:numPr>
           <w:ilvl w:val="0"/>
-          <w:numId w:val="1106"/>
+          <w:numId w:val="1107"/>
         </w:numPr>
       </w:pPr>
       <w:r>
@@ -14329,7 +14513,7 @@
       <w:pPr>
         <w:numPr>
           <w:ilvl w:val="0"/>
-          <w:numId w:val="1106"/>
+          <w:numId w:val="1107"/>
         </w:numPr>
       </w:pPr>
       <w:r>
@@ -14338,7 +14522,7 @@
       <w:r>
         <w:t xml:space="preserve"> </w:t>
       </w:r>
-      <w:hyperlink r:id="rId253">
+      <w:hyperlink r:id="rId255">
         <w:r>
           <w:rPr>
             <w:rStyle w:val="Hyperlink"/>
@@ -14355,8 +14539,8 @@
         <w:t xml:space="preserve">(WMO-No. 49).</w:t>
       </w:r>
     </w:p>
-    <w:bookmarkEnd w:id="254"/>
-    <w:bookmarkStart w:id="255" w:name="X88c8fe8230b5e5ccb947a91df6be1e7ba7b1e0b"/>
+    <w:bookmarkEnd w:id="256"/>
+    <w:bookmarkStart w:id="257" w:name="X88c8fe8230b5e5ccb947a91df6be1e7ba7b1e0b"/>
     <w:p>
       <w:pPr>
         <w:pStyle w:val="Heading4"/>
@@ -14369,7 +14553,7 @@
       <w:pPr>
         <w:numPr>
           <w:ilvl w:val="0"/>
-          <w:numId w:val="1107"/>
+          <w:numId w:val="1108"/>
         </w:numPr>
       </w:pPr>
       <w:r>
@@ -14380,7 +14564,7 @@
       <w:pPr>
         <w:numPr>
           <w:ilvl w:val="0"/>
-          <w:numId w:val="1107"/>
+          <w:numId w:val="1108"/>
         </w:numPr>
       </w:pPr>
       <w:r>
@@ -14391,7 +14575,7 @@
       <w:pPr>
         <w:numPr>
           <w:ilvl w:val="0"/>
-          <w:numId w:val="1107"/>
+          <w:numId w:val="1108"/>
         </w:numPr>
       </w:pPr>
       <w:r>
@@ -14402,7 +14586,7 @@
       <w:pPr>
         <w:numPr>
           <w:ilvl w:val="0"/>
-          <w:numId w:val="1107"/>
+          <w:numId w:val="1108"/>
         </w:numPr>
       </w:pPr>
       <w:r>
@@ -14413,15 +14597,15 @@
       <w:pPr>
         <w:numPr>
           <w:ilvl w:val="0"/>
-          <w:numId w:val="1107"/>
+          <w:numId w:val="1108"/>
         </w:numPr>
       </w:pPr>
       <w:r>
         <w:t xml:space="preserve">The use of closed and proprietary standards is strongly discouraged.</w:t>
       </w:r>
     </w:p>
-    <w:bookmarkEnd w:id="255"/>
-    <w:bookmarkStart w:id="256" w:name="X650cedf7ce84f32ea21ec80b898040f4b2f02fd"/>
+    <w:bookmarkEnd w:id="257"/>
+    <w:bookmarkStart w:id="258" w:name="X650cedf7ce84f32ea21ec80b898040f4b2f02fd"/>
     <w:p>
       <w:pPr>
         <w:pStyle w:val="Heading4"/>
@@ -14434,7 +14618,7 @@
       <w:pPr>
         <w:numPr>
           <w:ilvl w:val="0"/>
-          <w:numId w:val="1108"/>
+          <w:numId w:val="1109"/>
         </w:numPr>
       </w:pPr>
       <w:r>
@@ -14445,7 +14629,7 @@
       <w:pPr>
         <w:numPr>
           <w:ilvl w:val="0"/>
-          <w:numId w:val="1108"/>
+          <w:numId w:val="1109"/>
         </w:numPr>
       </w:pPr>
       <w:r>
@@ -14456,15 +14640,15 @@
       <w:pPr>
         <w:numPr>
           <w:ilvl w:val="0"/>
-          <w:numId w:val="1108"/>
+          <w:numId w:val="1109"/>
         </w:numPr>
       </w:pPr>
       <w:r>
         <w:t xml:space="preserve">Previous versions of the documentation should be retained, versioned, archived and made readily available for future use. In addition, versions should be assigned a unique and persistent identifier for future unambiguous identification.</w:t>
       </w:r>
     </w:p>
-    <w:bookmarkEnd w:id="256"/>
-    <w:bookmarkStart w:id="257" w:name="X5e85ae7d00bcd35bce4a64c0572cb24fee6bbf9"/>
+    <w:bookmarkEnd w:id="258"/>
+    <w:bookmarkStart w:id="259" w:name="X5e85ae7d00bcd35bce4a64c0572cb24fee6bbf9"/>
     <w:p>
       <w:pPr>
         <w:pStyle w:val="Heading4"/>
@@ -14477,7 +14661,7 @@
       <w:pPr>
         <w:numPr>
           <w:ilvl w:val="0"/>
-          <w:numId w:val="1109"/>
+          <w:numId w:val="1110"/>
         </w:numPr>
       </w:pPr>
       <w:r>
@@ -14488,15 +14672,15 @@
       <w:pPr>
         <w:numPr>
           <w:ilvl w:val="0"/>
-          <w:numId w:val="1109"/>
+          <w:numId w:val="1110"/>
         </w:numPr>
       </w:pPr>
       <w:r>
         <w:t xml:space="preserve">For information to be easily retrievable once discovered, it should be accessible using standard data exchange protocols.</w:t>
       </w:r>
     </w:p>
-    <w:bookmarkEnd w:id="257"/>
-    <w:bookmarkStart w:id="260" w:name="Xcc549eaa6d6dc98ca978f8c3f8040892922057f"/>
+    <w:bookmarkEnd w:id="259"/>
+    <w:bookmarkStart w:id="262" w:name="Xcc549eaa6d6dc98ca978f8c3f8040892922057f"/>
     <w:p>
       <w:pPr>
         <w:pStyle w:val="Heading4"/>
@@ -14509,7 +14693,7 @@
       <w:pPr>
         <w:numPr>
           <w:ilvl w:val="0"/>
-          <w:numId w:val="1110"/>
+          <w:numId w:val="1111"/>
         </w:numPr>
       </w:pPr>
       <w:r>
@@ -14520,7 +14704,7 @@
       <w:pPr>
         <w:numPr>
           <w:ilvl w:val="0"/>
-          <w:numId w:val="1110"/>
+          <w:numId w:val="1111"/>
         </w:numPr>
       </w:pPr>
       <w:r>
@@ -14531,7 +14715,7 @@
       <w:pPr>
         <w:numPr>
           <w:ilvl w:val="0"/>
-          <w:numId w:val="1110"/>
+          <w:numId w:val="1111"/>
         </w:numPr>
       </w:pPr>
       <w:r>
@@ -14542,7 +14726,7 @@
       <w:pPr>
         <w:numPr>
           <w:ilvl w:val="0"/>
-          <w:numId w:val="1110"/>
+          <w:numId w:val="1111"/>
         </w:numPr>
       </w:pPr>
       <w:r>
@@ -14560,11 +14744,11 @@
         <w:rPr>
           <w:rStyle w:val="FootnoteReference"/>
         </w:rPr>
-        <w:footnoteReference w:id="258"/>
-      </w:r>
-    </w:p>
-    <w:bookmarkEnd w:id="260"/>
-    <w:bookmarkStart w:id="261" w:name="Xc26fb27d9b9f189ddfb4d09b54bb3bef350c931"/>
+        <w:footnoteReference w:id="260"/>
+      </w:r>
+    </w:p>
+    <w:bookmarkEnd w:id="262"/>
+    <w:bookmarkStart w:id="263" w:name="Xc26fb27d9b9f189ddfb4d09b54bb3bef350c931"/>
     <w:p>
       <w:pPr>
         <w:pStyle w:val="Heading4"/>
@@ -14577,7 +14761,7 @@
       <w:pPr>
         <w:numPr>
           <w:ilvl w:val="0"/>
-          <w:numId w:val="1111"/>
+          <w:numId w:val="1112"/>
         </w:numPr>
       </w:pPr>
       <w:r>
@@ -14588,7 +14772,7 @@
       <w:pPr>
         <w:numPr>
           <w:ilvl w:val="1"/>
-          <w:numId w:val="1112"/>
+          <w:numId w:val="1113"/>
         </w:numPr>
       </w:pPr>
       <w:r>
@@ -14599,7 +14783,7 @@
       <w:pPr>
         <w:numPr>
           <w:ilvl w:val="1"/>
-          <w:numId w:val="1112"/>
+          <w:numId w:val="1113"/>
         </w:numPr>
       </w:pPr>
       <w:r>
@@ -14610,7 +14794,7 @@
       <w:pPr>
         <w:numPr>
           <w:ilvl w:val="1"/>
-          <w:numId w:val="1112"/>
+          <w:numId w:val="1113"/>
         </w:numPr>
       </w:pPr>
       <w:r>
@@ -14621,16 +14805,16 @@
       <w:pPr>
         <w:numPr>
           <w:ilvl w:val="1"/>
-          <w:numId w:val="1112"/>
+          <w:numId w:val="1113"/>
         </w:numPr>
       </w:pPr>
       <w:r>
         <w:t xml:space="preserve">The designated owner should have budget and decision-making authority with respect to preservation and data usage, including the authority to pass ownership to another entity.</w:t>
       </w:r>
     </w:p>
-    <w:bookmarkEnd w:id="261"/>
-    <w:bookmarkEnd w:id="262"/>
-    <w:bookmarkStart w:id="279" w:name="X4929199aec71e050b1d94930339cb902a348db4"/>
+    <w:bookmarkEnd w:id="263"/>
+    <w:bookmarkEnd w:id="264"/>
+    <w:bookmarkStart w:id="281" w:name="X4929199aec71e050b1d94930339cb902a348db4"/>
     <w:p>
       <w:pPr>
         <w:pStyle w:val="Heading3"/>
@@ -14639,7 +14823,7 @@
         <w:t xml:space="preserve">4.3 The information management life cycle</w:t>
       </w:r>
     </w:p>
-    <w:bookmarkStart w:id="263" w:name="X775c93e2a119ed82a9dc642bb15020bd16f8166"/>
+    <w:bookmarkStart w:id="265" w:name="X775c93e2a119ed82a9dc642bb15020bd16f8166"/>
     <w:p>
       <w:pPr>
         <w:pStyle w:val="Heading4"/>
@@ -14668,7 +14852,7 @@
       <w:pPr>
         <w:numPr>
           <w:ilvl w:val="0"/>
-          <w:numId w:val="1113"/>
+          <w:numId w:val="1114"/>
         </w:numPr>
       </w:pPr>
       <w:r>
@@ -14679,7 +14863,7 @@
       <w:pPr>
         <w:numPr>
           <w:ilvl w:val="0"/>
-          <w:numId w:val="1113"/>
+          <w:numId w:val="1114"/>
         </w:numPr>
       </w:pPr>
       <w:r>
@@ -14690,7 +14874,7 @@
       <w:pPr>
         <w:numPr>
           <w:ilvl w:val="0"/>
-          <w:numId w:val="1113"/>
+          <w:numId w:val="1114"/>
         </w:numPr>
       </w:pPr>
       <w:r>
@@ -14701,7 +14885,7 @@
       <w:pPr>
         <w:numPr>
           <w:ilvl w:val="0"/>
-          <w:numId w:val="1113"/>
+          <w:numId w:val="1114"/>
         </w:numPr>
       </w:pPr>
       <w:r>
@@ -14712,7 +14896,7 @@
       <w:pPr>
         <w:numPr>
           <w:ilvl w:val="0"/>
-          <w:numId w:val="1113"/>
+          <w:numId w:val="1114"/>
         </w:numPr>
       </w:pPr>
       <w:r>
@@ -14727,8 +14911,8 @@
         <w:t xml:space="preserve">Governance covers the rules that apply to managing information in a secure and transparent manner; documentation covers the act of recording the reasons for, and details of, all operations in the information management process.</w:t>
       </w:r>
     </w:p>
-    <w:bookmarkEnd w:id="263"/>
-    <w:bookmarkStart w:id="266" w:name="X0db61513d36abdcc7d5bfd6f287c776c8343970"/>
+    <w:bookmarkEnd w:id="265"/>
+    <w:bookmarkStart w:id="268" w:name="X0db61513d36abdcc7d5bfd6f287c776c8343970"/>
     <w:p>
       <w:pPr>
         <w:pStyle w:val="Heading4"/>
@@ -14737,7 +14921,7 @@
         <w:t xml:space="preserve">4.3.2 Overarching requirements</w:t>
       </w:r>
     </w:p>
-    <w:bookmarkStart w:id="264" w:name="X824b8f9db66ff22648090c3e6e5d189d579254d"/>
+    <w:bookmarkStart w:id="266" w:name="X824b8f9db66ff22648090c3e6e5d189d579254d"/>
     <w:p>
       <w:pPr>
         <w:pStyle w:val="Heading5"/>
@@ -14750,7 +14934,7 @@
       <w:pPr>
         <w:numPr>
           <w:ilvl w:val="0"/>
-          <w:numId w:val="1114"/>
+          <w:numId w:val="1115"/>
         </w:numPr>
       </w:pPr>
       <w:r>
@@ -14761,7 +14945,7 @@
       <w:pPr>
         <w:numPr>
           <w:ilvl w:val="0"/>
-          <w:numId w:val="1114"/>
+          <w:numId w:val="1115"/>
         </w:numPr>
       </w:pPr>
       <w:r>
@@ -14772,15 +14956,15 @@
       <w:pPr>
         <w:numPr>
           <w:ilvl w:val="0"/>
-          <w:numId w:val="1114"/>
+          <w:numId w:val="1115"/>
         </w:numPr>
       </w:pPr>
       <w:r>
         <w:t xml:space="preserve">WMO centres should establish a board or leadership group to develop and regularly review such a governance structure and ensure compliance with its requirements.</w:t>
       </w:r>
     </w:p>
-    <w:bookmarkEnd w:id="264"/>
-    <w:bookmarkStart w:id="265" w:name="Xa83a9547ee24c5b5059542879186427de25e4f8"/>
+    <w:bookmarkEnd w:id="266"/>
+    <w:bookmarkStart w:id="267" w:name="Xa83a9547ee24c5b5059542879186427de25e4f8"/>
     <w:p>
       <w:pPr>
         <w:pStyle w:val="Heading5"/>
@@ -14793,7 +14977,7 @@
       <w:pPr>
         <w:numPr>
           <w:ilvl w:val="0"/>
-          <w:numId w:val="1115"/>
+          <w:numId w:val="1116"/>
         </w:numPr>
       </w:pPr>
       <w:r>
@@ -14804,16 +14988,16 @@
       <w:pPr>
         <w:numPr>
           <w:ilvl w:val="0"/>
-          <w:numId w:val="1115"/>
+          <w:numId w:val="1116"/>
         </w:numPr>
       </w:pPr>
       <w:r>
         <w:t xml:space="preserve">This documentation is required for all aspects of the information life cycle and should be clear, well -communicated, regularly updated and easy to find. Guidance relating to the documentation should be provided to new staff taking on responsibilities for information management and be a key component of training.</w:t>
       </w:r>
     </w:p>
-    <w:bookmarkEnd w:id="265"/>
-    <w:bookmarkEnd w:id="266"/>
-    <w:bookmarkStart w:id="278" w:name="X5d9956e6f7cee22294b4d51e9b21afad03cd809"/>
+    <w:bookmarkEnd w:id="267"/>
+    <w:bookmarkEnd w:id="268"/>
+    <w:bookmarkStart w:id="280" w:name="X5d9956e6f7cee22294b4d51e9b21afad03cd809"/>
     <w:p>
       <w:pPr>
         <w:pStyle w:val="Heading4"/>
@@ -14822,7 +15006,7 @@
         <w:t xml:space="preserve">4.3.3 Aspects of the information management life cycle</w:t>
       </w:r>
     </w:p>
-    <w:bookmarkStart w:id="267" w:name="Xbe64c29659085b01557ed969921e787bed49234"/>
+    <w:bookmarkStart w:id="269" w:name="Xbe64c29659085b01557ed969921e787bed49234"/>
     <w:p>
       <w:pPr>
         <w:pStyle w:val="Heading5"/>
@@ -14843,7 +15027,7 @@
       <w:pPr>
         <w:numPr>
           <w:ilvl w:val="0"/>
-          <w:numId w:val="1116"/>
+          <w:numId w:val="1117"/>
         </w:numPr>
       </w:pPr>
       <w:r>
@@ -14854,7 +15038,7 @@
       <w:pPr>
         <w:numPr>
           <w:ilvl w:val="0"/>
-          <w:numId w:val="1116"/>
+          <w:numId w:val="1117"/>
         </w:numPr>
       </w:pPr>
       <w:r>
@@ -14865,7 +15049,7 @@
       <w:pPr>
         <w:numPr>
           <w:ilvl w:val="0"/>
-          <w:numId w:val="1116"/>
+          <w:numId w:val="1117"/>
         </w:numPr>
       </w:pPr>
       <w:r>
@@ -14876,7 +15060,7 @@
       <w:pPr>
         <w:numPr>
           <w:ilvl w:val="0"/>
-          <w:numId w:val="1116"/>
+          <w:numId w:val="1117"/>
         </w:numPr>
       </w:pPr>
       <w:r>
@@ -14887,7 +15071,7 @@
       <w:pPr>
         <w:numPr>
           <w:ilvl w:val="0"/>
-          <w:numId w:val="1116"/>
+          <w:numId w:val="1117"/>
         </w:numPr>
       </w:pPr>
       <w:r>
@@ -14898,7 +15082,7 @@
       <w:pPr>
         <w:numPr>
           <w:ilvl w:val="0"/>
-          <w:numId w:val="1116"/>
+          <w:numId w:val="1117"/>
         </w:numPr>
       </w:pPr>
       <w:r>
@@ -14937,8 +15121,8 @@
         <w:t xml:space="preserve">To ensure traceability and reproducibility, the information and documents at this and subsequent stages, should be version controlled and clearly labelled with version information. Similarly, software or computer code used to generate or process information should be version controlled with the version information recorded in the documentation and metadata. Where possible, software should be maintained within a code repository.</w:t>
       </w:r>
     </w:p>
-    <w:bookmarkEnd w:id="267"/>
-    <w:bookmarkStart w:id="269" w:name="Xe75b18c0d5f0bdb3ba6adf3affcfe09efc01b37"/>
+    <w:bookmarkEnd w:id="269"/>
+    <w:bookmarkStart w:id="271" w:name="Xe75b18c0d5f0bdb3ba6adf3affcfe09efc01b37"/>
     <w:p>
       <w:pPr>
         <w:pStyle w:val="Heading5"/>
@@ -14994,7 +15178,7 @@
       <w:r>
         <w:t xml:space="preserve"> </w:t>
       </w:r>
-      <w:hyperlink r:id="rId268">
+      <w:hyperlink r:id="rId270">
         <w:r>
           <w:rPr>
             <w:rStyle w:val="Hyperlink"/>
@@ -15027,8 +15211,8 @@
         <w:t xml:space="preserve">The WMO formats specified in the manuals are subject to strong governance processes, and changes to the formats can be traced through the versions of the manuals. The code tables and controlled vocabularies are also maintained in a code repository. To enable future reuse, the technical information, including detailed format specifications, should be archived alongside information for future access. This includes any controlled vocabulary, such as BUFR tables or WIGOS metadata code lists, associated with the format.</w:t>
       </w:r>
     </w:p>
-    <w:bookmarkEnd w:id="269"/>
-    <w:bookmarkStart w:id="271" w:name="Xe11f232826cd039bf17ed085e01ea5117e8cf55"/>
+    <w:bookmarkEnd w:id="271"/>
+    <w:bookmarkStart w:id="273" w:name="Xe11f232826cd039bf17ed085e01ea5117e8cf55"/>
     <w:p>
       <w:pPr>
         <w:pStyle w:val="Heading5"/>
@@ -15121,7 +15305,7 @@
         </w:rPr>
         <w:t xml:space="preserve"> </w:t>
       </w:r>
-      <w:hyperlink r:id="rId270">
+      <w:hyperlink r:id="rId272">
         <w:r>
           <w:rPr>
             <w:rStyle w:val="Hyperlink"/>
@@ -15135,8 +15319,8 @@
         <w:t xml:space="preserve">.</w:t>
       </w:r>
     </w:p>
-    <w:bookmarkEnd w:id="271"/>
-    <w:bookmarkStart w:id="275" w:name="Xf56fc6b58e87ddac88f8743e5eb58b739ec3f37"/>
+    <w:bookmarkEnd w:id="273"/>
+    <w:bookmarkStart w:id="277" w:name="Xf56fc6b58e87ddac88f8743e5eb58b739ec3f37"/>
     <w:p>
       <w:pPr>
         <w:pStyle w:val="Heading5"/>
@@ -15157,7 +15341,7 @@
       <w:pPr>
         <w:numPr>
           <w:ilvl w:val="0"/>
-          <w:numId w:val="1117"/>
+          <w:numId w:val="1118"/>
         </w:numPr>
       </w:pPr>
       <w:r>
@@ -15168,7 +15352,7 @@
       <w:pPr>
         <w:numPr>
           <w:ilvl w:val="0"/>
-          <w:numId w:val="1117"/>
+          <w:numId w:val="1118"/>
         </w:numPr>
       </w:pPr>
       <w:r>
@@ -15185,7 +15369,7 @@
       <w:r>
         <w:t xml:space="preserve"> </w:t>
       </w:r>
-      <w:hyperlink r:id="rId272">
+      <w:hyperlink r:id="rId274">
         <w:r>
           <w:rPr>
             <w:rStyle w:val="Hyperlink"/>
@@ -15204,7 +15388,7 @@
       <w:r>
         <w:t xml:space="preserve"> </w:t>
       </w:r>
-      <w:hyperlink r:id="rId273">
+      <w:hyperlink r:id="rId275">
         <w:r>
           <w:rPr>
             <w:rStyle w:val="Hyperlink"/>
@@ -15223,7 +15407,7 @@
       <w:r>
         <w:t xml:space="preserve"> </w:t>
       </w:r>
-      <w:hyperlink r:id="rId274">
+      <w:hyperlink r:id="rId276">
         <w:r>
           <w:rPr>
             <w:rStyle w:val="Hyperlink"/>
@@ -15292,8 +15476,8 @@
         <w:t xml:space="preserve">The discovery metadata should include a valid point of contact, enabling users to provide feedback and ask questions about the information provided.</w:t>
       </w:r>
     </w:p>
-    <w:bookmarkEnd w:id="275"/>
-    <w:bookmarkStart w:id="277" w:name="Xe003249f9b047ed672ca1ea770f2e1e16ddc341"/>
+    <w:bookmarkEnd w:id="277"/>
+    <w:bookmarkStart w:id="279" w:name="Xe003249f9b047ed672ca1ea770f2e1e16ddc341"/>
     <w:p>
       <w:pPr>
         <w:pStyle w:val="Heading5"/>
@@ -15357,7 +15541,7 @@
       <w:r>
         <w:t xml:space="preserve"> </w:t>
       </w:r>
-      <w:hyperlink r:id="rId276">
+      <w:hyperlink r:id="rId278">
         <w:r>
           <w:rPr>
             <w:rStyle w:val="Hyperlink"/>
@@ -15432,10 +15616,10 @@
         <w:t xml:space="preserve">When an information resource is marked for disposal, the reasons for disposal, including the outcome of the consultation with stakeholders and users, must clearly be documented. The disposal must be authorized by the identified owner and custodian of the information. Information relating to the disposal must be included in the metadata associated with the information resource. The metadata must be retained for future reference.</w:t>
       </w:r>
     </w:p>
-    <w:bookmarkEnd w:id="277"/>
-    <w:bookmarkEnd w:id="278"/>
     <w:bookmarkEnd w:id="279"/>
-    <w:bookmarkStart w:id="284" w:name="X35204cf3ee03a678864bfb46ad7b3703fafab2a"/>
+    <w:bookmarkEnd w:id="280"/>
+    <w:bookmarkEnd w:id="281"/>
+    <w:bookmarkStart w:id="286" w:name="X35204cf3ee03a678864bfb46ad7b3703fafab2a"/>
     <w:p>
       <w:pPr>
         <w:pStyle w:val="Heading3"/>
@@ -15444,7 +15628,7 @@
         <w:t xml:space="preserve">4.4 Other considerations</w:t>
       </w:r>
     </w:p>
-    <w:bookmarkStart w:id="281" w:name="X694dc110c0d391c7b883a0bc99e94f08b513e8d"/>
+    <w:bookmarkStart w:id="283" w:name="X694dc110c0d391c7b883a0bc99e94f08b513e8d"/>
     <w:p>
       <w:pPr>
         <w:pStyle w:val="Heading4"/>
@@ -15463,7 +15647,7 @@
       <w:r>
         <w:t xml:space="preserve"> </w:t>
       </w:r>
-      <w:hyperlink r:id="rId280">
+      <w:hyperlink r:id="rId282">
         <w:r>
           <w:rPr>
             <w:rStyle w:val="Hyperlink"/>
@@ -15480,8 +15664,8 @@
         <w:t xml:space="preserve">(WMO-No. 1239).</w:t>
       </w:r>
     </w:p>
-    <w:bookmarkEnd w:id="281"/>
-    <w:bookmarkStart w:id="283" w:name="X4d297de7457ffcad46de0b0f8b63d0f53f4b56b"/>
+    <w:bookmarkEnd w:id="283"/>
+    <w:bookmarkStart w:id="285" w:name="X4d297de7457ffcad46de0b0f8b63d0f53f4b56b"/>
     <w:p>
       <w:pPr>
         <w:pStyle w:val="Heading4"/>
@@ -15500,7 +15684,7 @@
       <w:r>
         <w:t xml:space="preserve"> </w:t>
       </w:r>
-      <w:hyperlink r:id="rId282">
+      <w:hyperlink r:id="rId284">
         <w:r>
           <w:rPr>
             <w:rStyle w:val="Hyperlink"/>
@@ -15517,11 +15701,11 @@
         <w:t xml:space="preserve">(WMO-No. 1115).</w:t>
       </w:r>
     </w:p>
-    <w:bookmarkEnd w:id="283"/>
-    <w:bookmarkEnd w:id="284"/>
     <w:bookmarkEnd w:id="285"/>
     <w:bookmarkEnd w:id="286"/>
-    <w:bookmarkStart w:id="288" w:name="Xc22bc5ab39ba62fe39071f09c0bb1e5b86d014a"/>
+    <w:bookmarkEnd w:id="287"/>
+    <w:bookmarkEnd w:id="288"/>
+    <w:bookmarkStart w:id="290" w:name="Xc22bc5ab39ba62fe39071f09c0bb1e5b86d014a"/>
     <w:p>
       <w:pPr>
         <w:pStyle w:val="Heading1"/>
@@ -15542,7 +15726,7 @@
       <w:pPr>
         <w:numPr>
           <w:ilvl w:val="0"/>
-          <w:numId w:val="1118"/>
+          <w:numId w:val="1119"/>
         </w:numPr>
       </w:pPr>
       <w:r>
@@ -15563,10 +15747,10 @@
       <w:pPr>
         <w:numPr>
           <w:ilvl w:val="0"/>
-          <w:numId w:val="1118"/>
-        </w:numPr>
-      </w:pPr>
-      <w:hyperlink r:id="rId287">
+          <w:numId w:val="1119"/>
+        </w:numPr>
+      </w:pPr>
+      <w:hyperlink r:id="rId289">
         <w:r>
           <w:rPr>
             <w:rStyle w:val="Hyperlink"/>
@@ -15583,8 +15767,8 @@
         <w:t xml:space="preserve">(WMO-No. 1061), Volume I, Appendix E. Annex To Paragraph 7.8, 1. ICT Service Incident Management; and Appendix F.WIS IT Security Incident Response Process.</w:t>
       </w:r>
     </w:p>
-    <w:bookmarkEnd w:id="288"/>
-    <w:bookmarkStart w:id="292" w:name="X7704236ba72ed8cc2b9a9e238d27c640b9b6528"/>
+    <w:bookmarkEnd w:id="290"/>
+    <w:bookmarkStart w:id="294" w:name="X7704236ba72ed8cc2b9a9e238d27c640b9b6528"/>
     <w:p>
       <w:pPr>
         <w:pStyle w:val="Heading1"/>
@@ -15769,7 +15953,7 @@
             <w:pPr>
               <w:jc w:val="left"/>
             </w:pPr>
-            <w:hyperlink r:id="rId289">
+            <w:hyperlink r:id="rId291">
               <w:r>
                 <w:rPr>
                   <w:rStyle w:val="Hyperlink"/>
@@ -15831,7 +16015,7 @@
             <w:pPr>
               <w:jc w:val="left"/>
             </w:pPr>
-            <w:hyperlink r:id="rId290">
+            <w:hyperlink r:id="rId292">
               <w:r>
                 <w:rPr>
                   <w:rStyle w:val="Hyperlink"/>
@@ -15893,7 +16077,7 @@
             <w:pPr>
               <w:jc w:val="left"/>
             </w:pPr>
-            <w:hyperlink r:id="rId291">
+            <w:hyperlink r:id="rId293">
               <w:r>
                 <w:rPr>
                   <w:rStyle w:val="Hyperlink"/>
@@ -15916,8 +16100,8 @@
         </w:tc>
       </w:tr>
     </w:tbl>
-    <w:bookmarkEnd w:id="292"/>
-    <w:bookmarkStart w:id="293" w:name="X7f4148bbe8340521d688e8add59cd975c84175d"/>
+    <w:bookmarkEnd w:id="294"/>
+    <w:bookmarkStart w:id="295" w:name="X7f4148bbe8340521d688e8add59cd975c84175d"/>
     <w:p>
       <w:pPr>
         <w:pStyle w:val="Heading1"/>
@@ -15963,7 +16147,7 @@
         <w:t xml:space="preserve">(WMO-No. 1061), Volume I, Appendix A. WMO Information System Training and Learning Guide.</w:t>
       </w:r>
     </w:p>
-    <w:bookmarkEnd w:id="293"/>
+    <w:bookmarkEnd w:id="295"/>
     <w:sectPr/>
   </w:body>
 </w:document>
@@ -17262,7 +17446,7 @@
       </w:r>
     </w:p>
   </w:footnote>
-  <w:footnote w:id="150">
+  <w:footnote w:id="151">
     <w:p>
       <w:pPr>
         <w:pStyle w:val="FootnoteText"/>
@@ -17282,7 +17466,7 @@
       <w:r>
         <w:t xml:space="preserve"> </w:t>
       </w:r>
-      <w:hyperlink r:id="rId151">
+      <w:hyperlink r:id="rId152">
         <w:r>
           <w:rPr>
             <w:rStyle w:val="Hyperlink"/>
@@ -17295,7 +17479,7 @@
       </w:r>
     </w:p>
   </w:footnote>
-  <w:footnote w:id="152">
+  <w:footnote w:id="153">
     <w:p>
       <w:pPr>
         <w:pStyle w:val="FootnoteText"/>
@@ -17314,7 +17498,7 @@
       </w:r>
     </w:p>
   </w:footnote>
-  <w:footnote w:id="153">
+  <w:footnote w:id="154">
     <w:p>
       <w:pPr>
         <w:pStyle w:val="FootnoteText"/>
@@ -17334,7 +17518,7 @@
       <w:r>
         <w:t xml:space="preserve"> </w:t>
       </w:r>
-      <w:hyperlink r:id="rId154">
+      <w:hyperlink r:id="rId155">
         <w:r>
           <w:rPr>
             <w:rStyle w:val="Hyperlink"/>
@@ -17347,7 +17531,7 @@
       </w:r>
     </w:p>
   </w:footnote>
-  <w:footnote w:id="171">
+  <w:footnote w:id="172">
     <w:p>
       <w:pPr>
         <w:pStyle w:val="FootnoteText"/>
@@ -17393,7 +17577,7 @@
       </w:r>
     </w:p>
   </w:footnote>
-  <w:footnote w:id="174">
+  <w:footnote w:id="175">
     <w:p>
       <w:pPr>
         <w:pStyle w:val="FootnoteText"/>
@@ -17413,7 +17597,7 @@
       <w:r>
         <w:t xml:space="preserve"> </w:t>
       </w:r>
-      <w:hyperlink r:id="rId175">
+      <w:hyperlink r:id="rId176">
         <w:r>
           <w:rPr>
             <w:rStyle w:val="Hyperlink"/>
@@ -17426,7 +17610,7 @@
       </w:r>
     </w:p>
   </w:footnote>
-  <w:footnote w:id="176">
+  <w:footnote w:id="177">
     <w:p>
       <w:pPr>
         <w:pStyle w:val="FootnoteText"/>
@@ -17440,7 +17624,7 @@
       <w:r>
         <w:t xml:space="preserve"> </w:t>
       </w:r>
-      <w:hyperlink r:id="rId177">
+      <w:hyperlink r:id="rId178">
         <w:r>
           <w:rPr>
             <w:rStyle w:val="Hyperlink"/>
@@ -17450,7 +17634,7 @@
       </w:hyperlink>
     </w:p>
   </w:footnote>
-  <w:footnote w:id="178">
+  <w:footnote w:id="179">
     <w:p>
       <w:pPr>
         <w:pStyle w:val="FootnoteText"/>
@@ -17464,7 +17648,7 @@
       <w:r>
         <w:t xml:space="preserve"> </w:t>
       </w:r>
-      <w:hyperlink r:id="rId179">
+      <w:hyperlink r:id="rId180">
         <w:r>
           <w:rPr>
             <w:rStyle w:val="Hyperlink"/>
@@ -17474,7 +17658,7 @@
       </w:hyperlink>
     </w:p>
   </w:footnote>
-  <w:footnote w:id="187">
+  <w:footnote w:id="189">
     <w:p>
       <w:pPr>
         <w:pStyle w:val="FootnoteText"/>
@@ -17493,7 +17677,7 @@
       </w:r>
     </w:p>
   </w:footnote>
-  <w:footnote w:id="188">
+  <w:footnote w:id="190">
     <w:p>
       <w:pPr>
         <w:pStyle w:val="FootnoteText"/>
@@ -17512,7 +17696,7 @@
       </w:r>
     </w:p>
   </w:footnote>
-  <w:footnote w:id="193">
+  <w:footnote w:id="195">
     <w:p>
       <w:pPr>
         <w:pStyle w:val="FootnoteText"/>
@@ -17547,7 +17731,7 @@
       </w:r>
     </w:p>
   </w:footnote>
-  <w:footnote w:id="195">
+  <w:footnote w:id="197">
     <w:p>
       <w:pPr>
         <w:pStyle w:val="FootnoteText"/>
@@ -17580,7 +17764,7 @@
       </w:r>
     </w:p>
   </w:footnote>
-  <w:footnote w:id="196">
+  <w:footnote w:id="198">
     <w:p>
       <w:pPr>
         <w:pStyle w:val="FootnoteText"/>
@@ -17599,7 +17783,7 @@
       </w:r>
     </w:p>
   </w:footnote>
-  <w:footnote w:id="197">
+  <w:footnote w:id="199">
     <w:p>
       <w:pPr>
         <w:pStyle w:val="FootnoteText"/>
@@ -17615,25 +17799,6 @@
       </w:r>
       <w:r>
         <w:t xml:space="preserve">Global Caches enable the highly available, low-latency distribution of core data. Given that core data is provided on a free and unrestricted basis, Global Caches do not implement any data access control.</w:t>
-      </w:r>
-    </w:p>
-  </w:footnote>
-  <w:footnote w:id="198">
-    <w:p>
-      <w:pPr>
-        <w:pStyle w:val="FootnoteText"/>
-      </w:pPr>
-      <w:r>
-        <w:rPr>
-          <w:rStyle w:val="FootnoteReference"/>
-        </w:rPr>
-        <w:footnoteRef/>
-      </w:r>
-      <w:r>
-        <w:t xml:space="preserve"> </w:t>
-      </w:r>
-      <w:r>
-        <w:t xml:space="preserve">Where the data resource does not exceed 4 Kb, it may be embedded in the notification message.</w:t>
       </w:r>
     </w:p>
   </w:footnote>
@@ -17652,45 +17817,26 @@
         <w:t xml:space="preserve"> </w:t>
       </w:r>
       <w:r>
+        <w:t xml:space="preserve">Where the data resource does not exceed 4 Kb, it may be embedded in the notification message.</w:t>
+      </w:r>
+    </w:p>
+  </w:footnote>
+  <w:footnote w:id="202">
+    <w:p>
+      <w:pPr>
+        <w:pStyle w:val="FootnoteText"/>
+      </w:pPr>
+      <w:r>
+        <w:rPr>
+          <w:rStyle w:val="FootnoteReference"/>
+        </w:rPr>
+        <w:footnoteRef/>
+      </w:r>
+      <w:r>
+        <w:t xml:space="preserve"> </w:t>
+      </w:r>
+      <w:r>
         <w:t xml:space="preserve">Note that the figure simplifies the transmission of discovery metadata from the WIS2 Node to the Global Discovery Catalogue. The WIS2 Node publishes notification messages advertising the availability of a new discovery metadata resource at a given URL. These messages are republished by the Global Broker. The Global Discovery Catalogue subscribes to a Global Broker and downloads the discovery metadata from the WIS2 Node using the URL supplied in the message.</w:t>
-      </w:r>
-    </w:p>
-  </w:footnote>
-  <w:footnote w:id="204">
-    <w:p>
-      <w:pPr>
-        <w:pStyle w:val="FootnoteText"/>
-      </w:pPr>
-      <w:r>
-        <w:rPr>
-          <w:rStyle w:val="FootnoteReference"/>
-        </w:rPr>
-        <w:footnoteRef/>
-      </w:r>
-      <w:r>
-        <w:t xml:space="preserve"> </w:t>
-      </w:r>
-      <w:r>
-        <w:t xml:space="preserve">WIS2 recommends subscribing to notifications from a Global Broker. However, where both a gateway component and a WIS2 Node are operated by the same organization, it may be advantageous to subscribe directly to the local Message Broker of WIS2 Node, for example, to reduce latency.</w:t>
-      </w:r>
-    </w:p>
-  </w:footnote>
-  <w:footnote w:id="205">
-    <w:p>
-      <w:pPr>
-        <w:pStyle w:val="FootnoteText"/>
-      </w:pPr>
-      <w:r>
-        <w:rPr>
-          <w:rStyle w:val="FootnoteReference"/>
-        </w:rPr>
-        <w:footnoteRef/>
-      </w:r>
-      <w:r>
-        <w:t xml:space="preserve"> </w:t>
-      </w:r>
-      <w:r>
-        <w:t xml:space="preserve">The WIS2 Node may control access to data. If this is the case, the gateway component will need to be implemented accordingly</w:t>
       </w:r>
     </w:p>
   </w:footnote>
@@ -17709,22 +17855,7 @@
         <w:t xml:space="preserve"> </w:t>
       </w:r>
       <w:r>
-        <w:t xml:space="preserve">In case a unique identifier is required for proper passing of an aviation weather message to the gateway component, the GTS abbreviated heading (TTAAii CCCC YYGGgg) in the COLLECT envelop can be used (available in IWXXM messages that have a corresponding TAC message). Alternatively, content in the attribute</w:t>
-      </w:r>
-      <w:r>
-        <w:t xml:space="preserve"> </w:t>
-      </w:r>
-      <w:r>
-        <w:rPr>
-          <w:rStyle w:val="VerbatimChar"/>
-        </w:rPr>
-        <w:t xml:space="preserve">gml:identifier</w:t>
-      </w:r>
-      <w:r>
-        <w:t xml:space="preserve"> </w:t>
-      </w:r>
-      <w:r>
-        <w:t xml:space="preserve">(available in newer IWXXM messages such as WAFS SIGWX Forecast and QVACI), may also serve this purpose. There is currently no agreed definition for a unique identifier for IWXXM METAR and TAF reports for individual aerodromes.</w:t>
+        <w:t xml:space="preserve">WIS2 recommends subscribing to notifications from a Global Broker. However, where both a gateway component and a WIS2 Node are operated by the same organization, it may be advantageous to subscribe directly to the local Message Broker of WIS2 Node, for example, to reduce latency.</w:t>
       </w:r>
     </w:p>
   </w:footnote>
@@ -17743,12 +17874,65 @@
         <w:t xml:space="preserve"> </w:t>
       </w:r>
       <w:r>
+        <w:t xml:space="preserve">The WIS2 Node may control access to data. If this is the case, the gateway component will need to be implemented accordingly</w:t>
+      </w:r>
+    </w:p>
+  </w:footnote>
+  <w:footnote w:id="208">
+    <w:p>
+      <w:pPr>
+        <w:pStyle w:val="FootnoteText"/>
+      </w:pPr>
+      <w:r>
+        <w:rPr>
+          <w:rStyle w:val="FootnoteReference"/>
+        </w:rPr>
+        <w:footnoteRef/>
+      </w:r>
+      <w:r>
+        <w:t xml:space="preserve"> </w:t>
+      </w:r>
+      <w:r>
+        <w:t xml:space="preserve">In case a unique identifier is required for proper passing of an aviation weather message to the gateway component, the GTS abbreviated heading (TTAAii CCCC YYGGgg) in the COLLECT envelop can be used (available in IWXXM messages that have a corresponding TAC message). Alternatively, content in the attribute</w:t>
+      </w:r>
+      <w:r>
+        <w:t xml:space="preserve"> </w:t>
+      </w:r>
+      <w:r>
+        <w:rPr>
+          <w:rStyle w:val="VerbatimChar"/>
+        </w:rPr>
+        <w:t xml:space="preserve">gml:identifier</w:t>
+      </w:r>
+      <w:r>
+        <w:t xml:space="preserve"> </w:t>
+      </w:r>
+      <w:r>
+        <w:t xml:space="preserve">(available in newer IWXXM messages such as WAFS SIGWX Forecast and QVACI), may also serve this purpose. There is currently no agreed definition for a unique identifier for IWXXM METAR and TAF reports for individual aerodromes.</w:t>
+      </w:r>
+    </w:p>
+  </w:footnote>
+  <w:footnote w:id="209">
+    <w:p>
+      <w:pPr>
+        <w:pStyle w:val="FootnoteText"/>
+      </w:pPr>
+      <w:r>
+        <w:rPr>
+          <w:rStyle w:val="FootnoteReference"/>
+        </w:rPr>
+        <w:footnoteRef/>
+      </w:r>
+      <w:r>
+        <w:t xml:space="preserve"> </w:t>
+      </w:r>
+      <w:r>
         <w:t xml:space="preserve">See OpenMetrics:</w:t>
       </w:r>
       <w:r>
         <w:t xml:space="preserve"> </w:t>
       </w:r>
-      <w:hyperlink r:id="rId151">
+      <w:hyperlink r:id="rId152">
         <w:r>
           <w:rPr>
             <w:rStyle w:val="Hyperlink"/>
@@ -17761,7 +17945,7 @@
       </w:r>
     </w:p>
   </w:footnote>
-  <w:footnote w:id="209">
+  <w:footnote w:id="211">
     <w:p>
       <w:pPr>
         <w:pStyle w:val="FootnoteText"/>
@@ -17781,7 +17965,7 @@
       <w:r>
         <w:t xml:space="preserve"> </w:t>
       </w:r>
-      <w:hyperlink r:id="rId210">
+      <w:hyperlink r:id="rId212">
         <w:r>
           <w:rPr>
             <w:rStyle w:val="Hyperlink"/>
@@ -17794,7 +17978,7 @@
       </w:r>
     </w:p>
   </w:footnote>
-  <w:footnote w:id="213">
+  <w:footnote w:id="215">
     <w:p>
       <w:pPr>
         <w:pStyle w:val="FootnoteText"/>
@@ -17814,7 +17998,7 @@
       <w:r>
         <w:t xml:space="preserve"> </w:t>
       </w:r>
-      <w:hyperlink r:id="rId214">
+      <w:hyperlink r:id="rId216">
         <w:r>
           <w:rPr>
             <w:rStyle w:val="Hyperlink"/>
@@ -17827,7 +18011,7 @@
       </w:r>
     </w:p>
   </w:footnote>
-  <w:footnote w:id="228">
+  <w:footnote w:id="230">
     <w:p>
       <w:pPr>
         <w:pStyle w:val="FootnoteText"/>
@@ -17841,7 +18025,7 @@
       <w:r>
         <w:t xml:space="preserve"> </w:t>
       </w:r>
-      <w:hyperlink r:id="rId229">
+      <w:hyperlink r:id="rId231">
         <w:r>
           <w:rPr>
             <w:rStyle w:val="Hyperlink"/>
@@ -17851,7 +18035,7 @@
       </w:hyperlink>
     </w:p>
   </w:footnote>
-  <w:footnote w:id="230">
+  <w:footnote w:id="232">
     <w:p>
       <w:pPr>
         <w:pStyle w:val="FootnoteText"/>
@@ -17865,7 +18049,7 @@
       <w:r>
         <w:t xml:space="preserve"> </w:t>
       </w:r>
-      <w:hyperlink r:id="rId231">
+      <w:hyperlink r:id="rId233">
         <w:r>
           <w:rPr>
             <w:rStyle w:val="Hyperlink"/>
@@ -17875,7 +18059,7 @@
       </w:hyperlink>
     </w:p>
   </w:footnote>
-  <w:footnote w:id="258">
+  <w:footnote w:id="260">
     <w:p>
       <w:pPr>
         <w:pStyle w:val="FootnoteText"/>
@@ -17889,7 +18073,7 @@
       <w:r>
         <w:t xml:space="preserve"> </w:t>
       </w:r>
-      <w:hyperlink r:id="rId259">
+      <w:hyperlink r:id="rId261">
         <w:r>
           <w:rPr>
             <w:rStyle w:val="Hyperlink"/>
@@ -18638,6 +18822,9 @@
     <w:abstractNumId w:val="991"/>
   </w:num>
   <w:num w:numId="1065">
+    <w:abstractNumId w:val="991"/>
+  </w:num>
+  <w:num w:numId="1066">
     <w:abstractNumId w:val="99401"/>
     <w:lvlOverride w:ilvl="0">
       <w:startOverride w:val="1"/>
@@ -18666,9 +18853,6 @@
     <w:lvlOverride w:ilvl="8">
       <w:startOverride w:val="1"/>
     </w:lvlOverride>
-  </w:num>
-  <w:num w:numId="1066">
-    <w:abstractNumId w:val="991"/>
   </w:num>
   <w:num w:numId="1067">
     <w:abstractNumId w:val="991"/>
@@ -18734,6 +18918,9 @@
     <w:abstractNumId w:val="991"/>
   </w:num>
   <w:num w:numId="1088">
+    <w:abstractNumId w:val="991"/>
+  </w:num>
+  <w:num w:numId="1089">
     <w:abstractNumId w:val="99401"/>
     <w:lvlOverride w:ilvl="0">
       <w:startOverride w:val="1"/>
@@ -18762,9 +18949,6 @@
     <w:lvlOverride w:ilvl="8">
       <w:startOverride w:val="1"/>
     </w:lvlOverride>
-  </w:num>
-  <w:num w:numId="1089">
-    <w:abstractNumId w:val="991"/>
   </w:num>
   <w:num w:numId="1090">
     <w:abstractNumId w:val="991"/>
@@ -18803,34 +18987,7 @@
     <w:abstractNumId w:val="991"/>
   </w:num>
   <w:num w:numId="1102">
-    <w:abstractNumId w:val="99401"/>
-    <w:lvlOverride w:ilvl="0">
-      <w:startOverride w:val="1"/>
-    </w:lvlOverride>
-    <w:lvlOverride w:ilvl="1">
-      <w:startOverride w:val="1"/>
-    </w:lvlOverride>
-    <w:lvlOverride w:ilvl="2">
-      <w:startOverride w:val="1"/>
-    </w:lvlOverride>
-    <w:lvlOverride w:ilvl="3">
-      <w:startOverride w:val="1"/>
-    </w:lvlOverride>
-    <w:lvlOverride w:ilvl="4">
-      <w:startOverride w:val="1"/>
-    </w:lvlOverride>
-    <w:lvlOverride w:ilvl="5">
-      <w:startOverride w:val="1"/>
-    </w:lvlOverride>
-    <w:lvlOverride w:ilvl="6">
-      <w:startOverride w:val="1"/>
-    </w:lvlOverride>
-    <w:lvlOverride w:ilvl="7">
-      <w:startOverride w:val="1"/>
-    </w:lvlOverride>
-    <w:lvlOverride w:ilvl="8">
-      <w:startOverride w:val="1"/>
-    </w:lvlOverride>
+    <w:abstractNumId w:val="991"/>
   </w:num>
   <w:num w:numId="1103">
     <w:abstractNumId w:val="99401"/>
@@ -18863,7 +19020,34 @@
     </w:lvlOverride>
   </w:num>
   <w:num w:numId="1104">
-    <w:abstractNumId w:val="991"/>
+    <w:abstractNumId w:val="99401"/>
+    <w:lvlOverride w:ilvl="0">
+      <w:startOverride w:val="1"/>
+    </w:lvlOverride>
+    <w:lvlOverride w:ilvl="1">
+      <w:startOverride w:val="1"/>
+    </w:lvlOverride>
+    <w:lvlOverride w:ilvl="2">
+      <w:startOverride w:val="1"/>
+    </w:lvlOverride>
+    <w:lvlOverride w:ilvl="3">
+      <w:startOverride w:val="1"/>
+    </w:lvlOverride>
+    <w:lvlOverride w:ilvl="4">
+      <w:startOverride w:val="1"/>
+    </w:lvlOverride>
+    <w:lvlOverride w:ilvl="5">
+      <w:startOverride w:val="1"/>
+    </w:lvlOverride>
+    <w:lvlOverride w:ilvl="6">
+      <w:startOverride w:val="1"/>
+    </w:lvlOverride>
+    <w:lvlOverride w:ilvl="7">
+      <w:startOverride w:val="1"/>
+    </w:lvlOverride>
+    <w:lvlOverride w:ilvl="8">
+      <w:startOverride w:val="1"/>
+    </w:lvlOverride>
   </w:num>
   <w:num w:numId="1105">
     <w:abstractNumId w:val="991"/>
@@ -18902,6 +19086,9 @@
     <w:abstractNumId w:val="991"/>
   </w:num>
   <w:num w:numId="1117">
+    <w:abstractNumId w:val="991"/>
+  </w:num>
+  <w:num w:numId="1118">
     <w:abstractNumId w:val="99401"/>
     <w:lvlOverride w:ilvl="0">
       <w:startOverride w:val="1"/>
@@ -18931,7 +19118,7 @@
       <w:startOverride w:val="1"/>
     </w:lvlOverride>
   </w:num>
-  <w:num w:numId="1118">
+  <w:num w:numId="1119">
     <w:abstractNumId w:val="991"/>
   </w:num>
 </w:numbering>

--- a/guide/infcom/guide/wis2-guide-DRAFT-INFCOM-4.docx
+++ b/guide/infcom/guide/wis2-guide-DRAFT-INFCOM-4.docx
@@ -105,7 +105,7 @@
         <w:pStyle w:val="Date"/>
       </w:pPr>
       <w:r>
-        <w:t xml:space="preserve">2026-07-01</w:t>
+        <w:t xml:space="preserve">2026-07-03</w:t>
       </w:r>
     </w:p>
     <w:p>
@@ -158,7 +158,7 @@
               <w:jc w:val="left"/>
             </w:pPr>
             <w:r>
-              <w:t xml:space="preserve">Date: 2026-07-01</w:t>
+              <w:t xml:space="preserve">Date: 2026-07-03</w:t>
             </w:r>
           </w:p>
         </w:tc>
@@ -12478,15 +12478,61 @@
         </w:numPr>
       </w:pPr>
       <w:r>
-        <w:t xml:space="preserve">When a message is received on a subscription, the SCGB will increment the metric</w:t>
-      </w:r>
-      <w:r>
-        <w:t xml:space="preserve"> </w:t>
+        <w:t xml:space="preserve">The SCGB validates Global Broker performance using a randomised sample of approximately 10 per cent of all messages. The randomised sample is selected using bytes (or hex digits) from the the message identifier (</w:t>
       </w:r>
       <w:r>
         <w:rPr>
           <w:rStyle w:val="VerbatimChar"/>
         </w:rPr>
+        <w:t xml:space="preserve">message-id</w:t>
+      </w:r>
+      <w:r>
+        <w:t xml:space="preserve">) UUID. Sampling at 10 per cent keeps the processing workload of an SCGB instance at a manageable level.</w:t>
+      </w:r>
+    </w:p>
+    <w:p>
+      <w:pPr>
+        <w:numPr>
+          <w:ilvl w:val="0"/>
+          <w:numId w:val="1088"/>
+        </w:numPr>
+      </w:pPr>
+      <w:r>
+        <w:t xml:space="preserve">Messages with the same</w:t>
+      </w:r>
+      <w:r>
+        <w:t xml:space="preserve"> </w:t>
+      </w:r>
+      <w:r>
+        <w:rPr>
+          <w:rStyle w:val="VerbatimChar"/>
+        </w:rPr>
+        <w:t xml:space="preserve">message-id</w:t>
+      </w:r>
+      <w:r>
+        <w:t xml:space="preserve"> </w:t>
+      </w:r>
+      <w:r>
+        <w:t xml:space="preserve">should be received from all Global Brokers. A message from a Global Broker is considered "received" if it is the first time that message has been seen, or it arrives within 60-seconds of the when that message was first received from another Global Broker.</w:t>
+      </w:r>
+    </w:p>
+    <w:p>
+      <w:pPr>
+        <w:numPr>
+          <w:ilvl w:val="0"/>
+          <w:numId w:val="1088"/>
+        </w:numPr>
+      </w:pPr>
+      <w:r>
+        <w:t xml:space="preserve">When a message from the randomized sample is received from a Global Broker, the SCGB will compare the arrival time of the message with those from other Global Brokers. If the message arrived within the 60-second cutoff time, the SCGB will increment the metric</w:t>
+      </w:r>
+      <w:r>
+        <w:t xml:space="preserve"> </w:t>
+      </w:r>
+      <w:r>
+        <w:rPr>
+          <w:rStyle w:val="VerbatimChar"/>
+        </w:rPr>
         <w:t xml:space="preserve">wmo_wis2_scgb_messages_received_total</w:t>
       </w:r>
       <w:r>
@@ -12523,7 +12569,18 @@
         <w:t xml:space="preserve"> </w:t>
       </w:r>
       <w:r>
-        <w:t xml:space="preserve">to the current timestamp in seconds.</w:t>
+        <w:t xml:space="preserve">to the current timestamp in seconds. Otherwise, the message is considered to be "missed" by the Global Broker.</w:t>
+      </w:r>
+    </w:p>
+    <w:p>
+      <w:pPr>
+        <w:numPr>
+          <w:ilvl w:val="0"/>
+          <w:numId w:val="1088"/>
+        </w:numPr>
+      </w:pPr>
+      <w:r>
+        <w:t xml:space="preserve">The SCGB should retain the identifiers of received messages for a minimum of two hours, so that previously seen messages are not reprocessed.</w:t>
       </w:r>
     </w:p>
     <w:p>
@@ -12837,7 +12894,7 @@
         </w:numPr>
       </w:pPr>
       <w:r>
-        <w:t xml:space="preserve">Discard the Notification Message if is it</w:t>
+        <w:t xml:space="preserve">Discard the Notification Message if data policy is</w:t>
       </w:r>
       <w:r>
         <w:t xml:space="preserve"> </w:t>
@@ -12852,7 +12909,22 @@
         <w:t xml:space="preserve"> </w:t>
       </w:r>
       <w:r>
-        <w:t xml:space="preserve">data as it will not be cached</w:t>
+        <w:t xml:space="preserve">or</w:t>
+      </w:r>
+      <w:r>
+        <w:t xml:space="preserve"> </w:t>
+      </w:r>
+      <w:r>
+        <w:rPr>
+          <w:rStyle w:val="VerbatimChar"/>
+        </w:rPr>
+        <w:t xml:space="preserve">cache</w:t>
+      </w:r>
+      <w:r>
+        <w:t xml:space="preserve"> </w:t>
+      </w:r>
+      <w:r>
+        <w:t xml:space="preserve">is set to false: these data are not cached</w:t>
       </w:r>
     </w:p>
     <w:p>
@@ -12964,7 +13036,22 @@
         <w:t xml:space="preserve"> </w:t>
       </w:r>
       <w:r>
-        <w:t xml:space="preserve">topic subscription and using the `properties.global-cache`value to select the Global Cache:</w:t>
+        <w:t xml:space="preserve">topic subscription and using the</w:t>
+      </w:r>
+      <w:r>
+        <w:t xml:space="preserve"> </w:t>
+      </w:r>
+      <w:r>
+        <w:rPr>
+          <w:rStyle w:val="VerbatimChar"/>
+        </w:rPr>
+        <w:t xml:space="preserve">properties.global-cache</w:t>
+      </w:r>
+      <w:r>
+        <w:t xml:space="preserve"> </w:t>
+      </w:r>
+      <w:r>
+        <w:t xml:space="preserve">value to select the Global Cache:</w:t>
       </w:r>
     </w:p>
     <w:p>
@@ -13055,7 +13142,7 @@
         <w:t xml:space="preserve">data_id</w:t>
       </w:r>
       <w:r>
-        <w:t xml:space="preserve">, make the difference between the time was received on</w:t>
+        <w:t xml:space="preserve">, calculate the difference between the time was received on</w:t>
       </w:r>
       <w:r>
         <w:t xml:space="preserve"> </w:t>
@@ -13152,7 +13239,7 @@
         </w:numPr>
       </w:pPr>
       <w:r>
-        <w:t xml:space="preserve">Compare this value with the three threshold defined in the metric table above. Increase by 1</w:t>
+        <w:t xml:space="preserve">Compare this value with the three thresholds defined in the metric table above. Increase by 1</w:t>
       </w:r>
       <w:r>
         <w:t xml:space="preserve"> </w:t>
@@ -13167,7 +13254,27 @@
         <w:t xml:space="preserve"> </w:t>
       </w:r>
       <w:r>
-        <w:t xml:space="preserve">using the threshold as a label (so less than 120s, less that 300s, less than 600s)</w:t>
+        <w:t xml:space="preserve">using the threshold as a label (so less than 120s, less than 300s, less than 600s)</w:t>
+      </w:r>
+    </w:p>
+    <w:p>
+      <w:pPr>
+        <w:numPr>
+          <w:ilvl w:val="1"/>
+          <w:numId w:val="1093"/>
+        </w:numPr>
+      </w:pPr>
+      <w:r>
+        <w:t xml:space="preserve">If the message was received within the 600-second time limit, increase by 1</w:t>
+      </w:r>
+      <w:r>
+        <w:t xml:space="preserve"> </w:t>
+      </w:r>
+      <w:r>
+        <w:rPr>
+          <w:rStyle w:val="VerbatimChar"/>
+        </w:rPr>
+        <w:t xml:space="preserve">wmo_wis2_scgc_messages_cached_total</w:t>
       </w:r>
     </w:p>
     <w:p>
@@ -13210,6 +13317,29 @@
         <w:pStyle w:val="FirstParagraph"/>
       </w:pPr>
       <w:r>
+        <w:t xml:space="preserve">The</w:t>
+      </w:r>
+      <w:r>
+        <w:t xml:space="preserve"> </w:t>
+      </w:r>
+      <w:r>
+        <w:rPr>
+          <w:rStyle w:val="VerbatimChar"/>
+        </w:rPr>
+        <w:t xml:space="preserve">rel</w:t>
+      </w:r>
+      <w:r>
+        <w:t xml:space="preserve"> </w:t>
+      </w:r>
+      <w:r>
+        <w:t xml:space="preserve">metric label is used to distinguish between messages relating to "canonical" and "updated" data items. This allows Global Cache performance to be evaluated only using "canonical" data items: Given that Global Caches are designed to discard out-of-sequence updates, counting such discards as "misses" would not be a fair reflection of performance.</w:t>
+      </w:r>
+    </w:p>
+    <w:p>
+      <w:pPr>
+        <w:pStyle w:val="BodyText"/>
+      </w:pPr>
+      <w:r>
         <w:t xml:space="preserve">As a Global Cache can decide not to cache a data granule, and in order to assess if a Global Cache has decided to do so, the Sensor Centre will compare the</w:t>
       </w:r>
       <w:r>
@@ -13366,6 +13496,17 @@
         </w:numPr>
       </w:pPr>
       <w:r>
+        <w:t xml:space="preserve">Evaluate the checksum for the data granule if provided in the Notification Message</w:t>
+      </w:r>
+    </w:p>
+    <w:p>
+      <w:pPr>
+        <w:numPr>
+          <w:ilvl w:val="0"/>
+          <w:numId w:val="1094"/>
+        </w:numPr>
+      </w:pPr>
+      <w:r>
         <w:t xml:space="preserve">Increment</w:t>
       </w:r>
       <w:r>
@@ -13381,7 +13522,7 @@
         <w:t xml:space="preserve"> </w:t>
       </w:r>
       <w:r>
-        <w:t xml:space="preserve">by 1 if the download is succesful</w:t>
+        <w:t xml:space="preserve">by 1 if the download is succesful and the (optional) checksum validation passes</w:t>
       </w:r>
     </w:p>
     <w:p>

--- a/guide/infcom/guide/wis2-guide-DRAFT-INFCOM-4.docx
+++ b/guide/infcom/guide/wis2-guide-DRAFT-INFCOM-4.docx
@@ -3477,7 +3477,7 @@
     <w:bookmarkEnd w:id="101"/>
     <w:bookmarkEnd w:id="102"/>
     <w:bookmarkEnd w:id="103"/>
-    <w:bookmarkStart w:id="224" w:name="X091eefe62f3e875434678e1907ab2349ff25d3c"/>
+    <w:bookmarkStart w:id="222" w:name="X091eefe62f3e875434678e1907ab2349ff25d3c"/>
     <w:p>
       <w:pPr>
         <w:pStyle w:val="Heading1"/>
@@ -5829,7 +5829,7 @@
     </w:p>
     <w:bookmarkEnd w:id="147"/>
     <w:bookmarkEnd w:id="148"/>
-    <w:bookmarkStart w:id="187" w:name="Xfc2b1d051d5059ca26800679264bdec2476b811"/>
+    <w:bookmarkStart w:id="185" w:name="Xfc2b1d051d5059ca26800679264bdec2476b811"/>
     <w:p>
       <w:pPr>
         <w:pStyle w:val="Heading2"/>
@@ -5977,7 +5977,7 @@
       </w:r>
     </w:p>
     <w:bookmarkEnd w:id="149"/>
-    <w:bookmarkStart w:id="169" w:name="X6c9286f3864f97cda2ea62bd0fb4492c6ebab7b"/>
+    <w:bookmarkStart w:id="166" w:name="X6c9286f3864f97cda2ea62bd0fb4492c6ebab7b"/>
     <w:p>
       <w:pPr>
         <w:pStyle w:val="Heading3"/>
@@ -6563,299 +6563,688 @@
     </w:p>
     <w:bookmarkEnd w:id="164"/>
     <w:bookmarkEnd w:id="165"/>
-    <w:bookmarkStart w:id="168" w:name="Xbb196aef4bbe90acded942acff9df772a2bc37d"/>
+    <w:bookmarkEnd w:id="166"/>
+    <w:bookmarkStart w:id="167" w:name="Xbb196aef4bbe90acded942acff9df772a2bc37d"/>
+    <w:p>
+      <w:pPr>
+        <w:pStyle w:val="Heading3"/>
+      </w:pPr>
+      <w:r>
+        <w:t xml:space="preserve">2.7.2.9 Per-component operational criteria</w:t>
+      </w:r>
+    </w:p>
+    <w:p>
+      <w:pPr>
+        <w:pStyle w:val="FirstParagraph"/>
+      </w:pPr>
+      <w:r>
+        <w:t xml:space="preserve">The operational criteria specific to each category of designated Global Service are set out below. These criteria define what constitutes operational performance for the purposes of the service level and inform the determination of downtime for each component. The service level stated for each category is the assessable floor used for the performance-management procedures of the Manual; it is distinct from, and not higher than, the general availability guidance in 2.7.2.2. The design-capacity figures for each category remain as set out in 2.7.2.2. The detailed assessment methodology and Key Performance Indicators (KPIs) corresponding to each criterion are set out in Annex B, and the detailed technical checks are maintained by the WMO Secretariat on behalf of SC-IMT and published as a technical reference.</w:t>
+      </w:r>
+    </w:p>
+    <w:p>
+      <w:pPr>
+        <w:pStyle w:val="BodyText"/>
+      </w:pPr>
+      <w:r>
+        <w:t xml:space="preserve">For a Global Broker, the service level is not less than 98 per cent of operational time per calendar month.</w:t>
+      </w:r>
+    </w:p>
+    <w:p>
+      <w:pPr>
+        <w:pStyle w:val="BodyText"/>
+      </w:pPr>
+      <w:r>
+        <w:t xml:space="preserve">For a Global Cache, the service level is not less than 98 per cent of operational time per calendar month.</w:t>
+      </w:r>
+    </w:p>
+    <w:bookmarkEnd w:id="167"/>
+    <w:bookmarkStart w:id="169" w:name="Xfcc4be4805698cc05bd4c15ebadc91a96d644ff"/>
+    <w:p>
+      <w:pPr>
+        <w:pStyle w:val="Heading3"/>
+      </w:pPr>
+      <w:r>
+        <w:t xml:space="preserve">2.7.3 Global Broker</w:t>
+      </w:r>
+    </w:p>
+    <w:bookmarkStart w:id="168" w:name="X1743ecdc5ae40c6a768ea9d4a6e7d6853856958"/>
     <w:p>
       <w:pPr>
         <w:pStyle w:val="Heading4"/>
       </w:pPr>
       <w:r>
-        <w:t xml:space="preserve">2.7.2.9 Per-component operational criteria</w:t>
-      </w:r>
-    </w:p>
-    <w:p>
-      <w:pPr>
-        <w:pStyle w:val="FirstParagraph"/>
-      </w:pPr>
-      <w:r>
-        <w:t xml:space="preserve">The operational criteria specific to each category of designated Global Service are set out below. These criteria define what constitutes operational performance for the purposes of the service level and inform the determination of downtime for each component. The service level stated for each category is the assessable floor used for the performance-management procedures of the Manual; it is distinct from, and not higher than, the general availability guidance in 2.7.2.2. The design-capacity figures for each category remain as set out in 2.7.2.2. The detailed technical checks corresponding to each criterion are maintained by the WMO Secretariat on behalf of SC-IMT and are published as a technical reference.</w:t>
-      </w:r>
-    </w:p>
-    <w:bookmarkStart w:id="166" w:name="X4aeea2dea805644bc11c7a153267ed928120044"/>
-    <w:p>
-      <w:pPr>
-        <w:pStyle w:val="Heading5"/>
-      </w:pPr>
-      <w:r>
-        <w:t xml:space="preserve">2.7.2.9.1 Global Broker</w:t>
-      </w:r>
-    </w:p>
-    <w:p>
-      <w:pPr>
-        <w:pStyle w:val="FirstParagraph"/>
-      </w:pPr>
-      <w:r>
-        <w:t xml:space="preserve">The operational status of a Global Broker is assessed against two criteria, both measured through the Sensor Centres for Global Brokers operating in different parts of the globe so as to reduce the influence of localized network conditions or of any individual Sensor Centre. The first criterion, message completeness, is the proportion of the notification messages available on WIS 2.0 that the Global Broker makes available to its subscribers; it is computed for each hour by comparing the number of messages received from the Global Broker by the Sensor Centres against the reference number of messages determined across all Global Brokers. The second criterion, connectivity, is the proportion of the hour during which the public MQTT endpoints of the Global Broker are reachable; it is determined from the connection status recorded by the Sensor Centres for each Global Broker.</w:t>
-      </w:r>
-    </w:p>
-    <w:p>
-      <w:pPr>
-        <w:pStyle w:val="BodyText"/>
-      </w:pPr>
-      <w:r>
-        <w:t xml:space="preserve">For each hour, the Global Broker is considered operational where both message completeness and connectivity are not less than 95 per cent. The proportion of operational time for the calendar month is computed from these hourly determinations in accordance with section 2.7.2.6. The topic hierarchy conforms with Appendix D of the Manual, and the operational metrics required under §4.7 of the Manual are published. The detailed metric definitions are set out in the technical reference document.</w:t>
-      </w:r>
-    </w:p>
-    <w:p>
-      <w:pPr>
-        <w:pStyle w:val="BodyText"/>
-      </w:pPr>
-      <w:r>
-        <w:t xml:space="preserve">For a Global Broker, the service level is not less than 99.5 per cent of operational time per calendar month.</w:t>
-      </w:r>
-    </w:p>
-    <w:bookmarkEnd w:id="166"/>
-    <w:bookmarkStart w:id="167" w:name="Xa31f67b04273c588471c29ff2749a0cbc79116a"/>
-    <w:p>
-      <w:pPr>
-        <w:pStyle w:val="Heading5"/>
-      </w:pPr>
-      <w:r>
-        <w:t xml:space="preserve">2.7.2.9.2 Global Cache</w:t>
-      </w:r>
-    </w:p>
-    <w:p>
-      <w:pPr>
-        <w:pStyle w:val="FirstParagraph"/>
-      </w:pPr>
-      <w:r>
-        <w:t xml:space="preserve">The operational status of a Global Cache is assessed against two criteria, both measured through the Sensor Centres for Global Caches operating in different parts of the globe so as to reduce the influence of localized network conditions or of any individual Sensor Centre. The first criterion, cache completeness, is the proportion of data granules required to be cached, that is excluding granules not designated for caching, that are successfully cached by the Global Cache; it is computed for each hour from the metrics published by the Sensor Centres, as the number of messages published less the number of messages missed, divided by the number of messages published. The second criterion, download availability, is the proportion of cached data granules that can be successfully downloaded from the Global Cache; it is computed for each hour from a random sample of cached granules selected and retrieved by each Sensor Centre.</w:t>
-      </w:r>
-    </w:p>
-    <w:p>
-      <w:pPr>
-        <w:pStyle w:val="BodyText"/>
-      </w:pPr>
-      <w:r>
-        <w:t xml:space="preserve">For each hour, the Global Cache is considered operational where both cache completeness and download availability are not less than 95 per cent. The proportion of operational time for the calendar month is computed from these hourly determinations in accordance with section 2.7.2.6. One hundred per cent of cached data is retained for the period required by Part III of the Manual, and the operational metrics required under §4.7 of the Manual are published. The size of the hourly download sample and the detailed metric definitions are set out in the technical reference document.</w:t>
-      </w:r>
-    </w:p>
-    <w:p>
-      <w:pPr>
-        <w:pStyle w:val="BodyText"/>
-      </w:pPr>
-      <w:r>
-        <w:t xml:space="preserve">For a Global Cache, the service level is not less than 98 per cent of operational time per calendar month.</w:t>
-      </w:r>
-    </w:p>
-    <w:bookmarkEnd w:id="167"/>
+        <w:t xml:space="preserve">2.7.3.1 Technical considerations</w:t>
+      </w:r>
+    </w:p>
+    <w:p>
+      <w:pPr>
+        <w:numPr>
+          <w:ilvl w:val="0"/>
+          <w:numId w:val="1049"/>
+        </w:numPr>
+      </w:pPr>
+      <w:r>
+        <w:t xml:space="preserve">As detailed above, there will be at least three Global Brokers to ensure that messages within WIS2 are highly available and delivered globally with low latency.</w:t>
+      </w:r>
+    </w:p>
+    <w:p>
+      <w:pPr>
+        <w:numPr>
+          <w:ilvl w:val="0"/>
+          <w:numId w:val="1049"/>
+        </w:numPr>
+      </w:pPr>
+      <w:r>
+        <w:t xml:space="preserve">A Global Broker subscribes to messages from WIS2 Nodes and other Global Services. The Global Broker should aim to subscribe to all WIS centres. If this is not possible, the Global Broker should inform the WMO Secretariat so that the situation can be documented.</w:t>
+      </w:r>
+    </w:p>
+    <w:p>
+      <w:pPr>
+        <w:numPr>
+          <w:ilvl w:val="0"/>
+          <w:numId w:val="1049"/>
+        </w:numPr>
+      </w:pPr>
+      <w:r>
+        <w:t xml:space="preserve">Every WIS2 Node or Global Service must have subscriptions from at least two Global Brokers.</w:t>
+      </w:r>
+    </w:p>
+    <w:p>
+      <w:pPr>
+        <w:numPr>
+          <w:ilvl w:val="0"/>
+          <w:numId w:val="1049"/>
+        </w:numPr>
+      </w:pPr>
+      <w:r>
+        <w:t xml:space="preserve">For full global coverage, a Global Broker will subscribe to messages from at least two other Global Brokers.</w:t>
+      </w:r>
+    </w:p>
+    <w:p>
+      <w:pPr>
+        <w:numPr>
+          <w:ilvl w:val="0"/>
+          <w:numId w:val="1049"/>
+        </w:numPr>
+      </w:pPr>
+      <w:r>
+        <w:t xml:space="preserve">When subscribing to messages from WIS2 Nodes and other Global Services, a Global Broker must authenticate using the valid credentials managed by the WIS centre and available at WMO Secretariat.</w:t>
+      </w:r>
+    </w:p>
+    <w:p>
+      <w:pPr>
+        <w:numPr>
+          <w:ilvl w:val="0"/>
+          <w:numId w:val="1049"/>
+        </w:numPr>
+      </w:pPr>
+      <w:r>
+        <w:t xml:space="preserve">A Global Broker is built around two software components:</w:t>
+      </w:r>
+    </w:p>
+    <w:p>
+      <w:pPr>
+        <w:numPr>
+          <w:ilvl w:val="1"/>
+          <w:numId w:val="1050"/>
+        </w:numPr>
+      </w:pPr>
+      <w:r>
+        <w:t xml:space="preserve">An off the shelf broker implementing both MQTT 3.1.1 and MQTT 5.0 in a highly available setup, typically in a cluster mode. Tools such as EMQX, HiveMQ, VerneMQ, RabbitMQ (in its latest versions) are compliant with these requirements. The open source version of Mosquitto cannot be clustered and therefore should not be used as part of a Global Broker.</w:t>
+      </w:r>
+    </w:p>
+    <w:p>
+      <w:pPr>
+        <w:numPr>
+          <w:ilvl w:val="1"/>
+          <w:numId w:val="1050"/>
+        </w:numPr>
+      </w:pPr>
+      <w:r>
+        <w:t xml:space="preserve">Additional features, including anti-loop detection, notification message format compliance, validation of the published topic, and metrics provision.</w:t>
+      </w:r>
+    </w:p>
+    <w:p>
+      <w:pPr>
+        <w:numPr>
+          <w:ilvl w:val="0"/>
+          <w:numId w:val="1049"/>
+        </w:numPr>
+      </w:pPr>
+      <w:r>
+        <w:t xml:space="preserve">When connected to the local WIS centre broker, the</w:t>
+      </w:r>
+      <w:r>
+        <w:t xml:space="preserve"> </w:t>
+      </w:r>
+      <w:r>
+        <w:rPr>
+          <w:rStyle w:val="VerbatimChar"/>
+        </w:rPr>
+        <w:t xml:space="preserve">wmo_wis2_gb_connected_flag</w:t>
+      </w:r>
+      <w:r>
+        <w:t xml:space="preserve"> </w:t>
+      </w:r>
+      <w:r>
+        <w:t xml:space="preserve">will be set to 1. When the connection to the local WIS centre broker is not possible, the</w:t>
+      </w:r>
+      <w:r>
+        <w:t xml:space="preserve"> </w:t>
+      </w:r>
+      <w:r>
+        <w:rPr>
+          <w:rStyle w:val="VerbatimChar"/>
+        </w:rPr>
+        <w:t xml:space="preserve">wmo_wis2_gb_connected_flag</w:t>
+      </w:r>
+      <w:r>
+        <w:t xml:space="preserve"> </w:t>
+      </w:r>
+      <w:r>
+        <w:t xml:space="preserve">will be set to 0.</w:t>
+      </w:r>
+    </w:p>
+    <w:p>
+      <w:pPr>
+        <w:numPr>
+          <w:ilvl w:val="0"/>
+          <w:numId w:val="1049"/>
+        </w:numPr>
+      </w:pPr>
+      <w:r>
+        <w:t xml:space="preserve">When receiving a message from a local WIS centre broker or a Global Service broker, the metric</w:t>
+      </w:r>
+      <w:r>
+        <w:t xml:space="preserve"> </w:t>
+      </w:r>
+      <w:r>
+        <w:rPr>
+          <w:rStyle w:val="VerbatimChar"/>
+        </w:rPr>
+        <w:t xml:space="preserve">wmo_wis2_gb_messages_received_total</w:t>
+      </w:r>
+      <w:r>
+        <w:t xml:space="preserve"> </w:t>
+      </w:r>
+      <w:r>
+        <w:t xml:space="preserve">will be increased by 1.</w:t>
+      </w:r>
+    </w:p>
+    <w:p>
+      <w:pPr>
+        <w:numPr>
+          <w:ilvl w:val="0"/>
+          <w:numId w:val="1049"/>
+        </w:numPr>
+      </w:pPr>
+      <w:r>
+        <w:t xml:space="preserve">A Global Broker will check if a discovery metadata record exists corresponding to the topic on which a message has been published. If there is no corresponding discovery metadata record, the Global Broker will discard non-compliant messages and will raise an alert. The metric</w:t>
+      </w:r>
+      <w:r>
+        <w:t xml:space="preserve"> </w:t>
+      </w:r>
+      <w:r>
+        <w:rPr>
+          <w:rStyle w:val="VerbatimChar"/>
+        </w:rPr>
+        <w:t xml:space="preserve">wmo_wis2_gb_messages_no_metadata_total</w:t>
+      </w:r>
+      <w:r>
+        <w:t xml:space="preserve"> </w:t>
+      </w:r>
+      <w:r>
+        <w:t xml:space="preserve">will be increased by 1. The Global Broker should not request information from a Global Discovery Catalogue for each notification message but should keep a cache of all valid topics for every</w:t>
+      </w:r>
+      <w:r>
+        <w:t xml:space="preserve"> </w:t>
+      </w:r>
+      <w:r>
+        <w:rPr>
+          <w:rStyle w:val="VerbatimChar"/>
+        </w:rPr>
+        <w:t xml:space="preserve">centre-id</w:t>
+      </w:r>
+      <w:r>
+        <w:t xml:space="preserve">.</w:t>
+      </w:r>
+    </w:p>
+    <w:p>
+      <w:pPr>
+        <w:numPr>
+          <w:ilvl w:val="0"/>
+          <w:numId w:val="1049"/>
+        </w:numPr>
+      </w:pPr>
+      <w:r>
+        <w:t xml:space="preserve">A Global Broker will check that the topic on which the message is received is valid. If the topic is invalid, the Global Broker will discard non-compliant messages and will raise an alert. The metric</w:t>
+      </w:r>
+      <w:r>
+        <w:t xml:space="preserve"> </w:t>
+      </w:r>
+      <w:r>
+        <w:rPr>
+          <w:rStyle w:val="VerbatimChar"/>
+        </w:rPr>
+        <w:t xml:space="preserve">wmo_wis2_gb_invalid_topic_total</w:t>
+      </w:r>
+      <w:r>
+        <w:t xml:space="preserve"> </w:t>
+      </w:r>
+      <w:r>
+        <w:t xml:space="preserve">will be increased by 1.</w:t>
+      </w:r>
+    </w:p>
+    <w:p>
+      <w:pPr>
+        <w:numPr>
+          <w:ilvl w:val="0"/>
+          <w:numId w:val="1049"/>
+        </w:numPr>
+      </w:pPr>
+      <w:r>
+        <w:t xml:space="preserve">Suggest to remove : During the pre-operational phase (2024), a Global Broker will not discard the message but instead will send a message on the</w:t>
+      </w:r>
+      <w:r>
+        <w:t xml:space="preserve"> </w:t>
+      </w:r>
+      <w:r>
+        <w:rPr>
+          <w:rStyle w:val="VerbatimChar"/>
+        </w:rPr>
+        <w:t xml:space="preserve">monitor</w:t>
+      </w:r>
+      <w:r>
+        <w:t xml:space="preserve"> </w:t>
+      </w:r>
+      <w:r>
+        <w:t xml:space="preserve">topic hierarchy to inform the originating centre and its GISC.~~</w:t>
+      </w:r>
+    </w:p>
+    <w:p>
+      <w:pPr>
+        <w:numPr>
+          <w:ilvl w:val="0"/>
+          <w:numId w:val="1049"/>
+        </w:numPr>
+      </w:pPr>
+      <w:r>
+        <w:t xml:space="preserve">A Global Broker will validate notification messages against the standard format (see</w:t>
+      </w:r>
+      <w:r>
+        <w:t xml:space="preserve"> </w:t>
+      </w:r>
+      <w:r>
+        <w:rPr>
+          <w:iCs/>
+          <w:i/>
+        </w:rPr>
+        <w:t xml:space="preserve">Manual on WIS</w:t>
+      </w:r>
+      <w:r>
+        <w:t xml:space="preserve">, Volume II – Appendix E. WIS2 Notification Message), discarding non-compliant messages and raising an alert. The metric</w:t>
+      </w:r>
+      <w:r>
+        <w:t xml:space="preserve"> </w:t>
+      </w:r>
+      <w:r>
+        <w:rPr>
+          <w:rStyle w:val="VerbatimChar"/>
+        </w:rPr>
+        <w:t xml:space="preserve">wmo_wis2_gb_invalid_format_total</w:t>
+      </w:r>
+      <w:r>
+        <w:t xml:space="preserve"> </w:t>
+      </w:r>
+      <w:r>
+        <w:t xml:space="preserve">will be increased by 1.</w:t>
+      </w:r>
+    </w:p>
+    <w:p>
+      <w:pPr>
+        <w:numPr>
+          <w:ilvl w:val="0"/>
+          <w:numId w:val="1049"/>
+        </w:numPr>
+      </w:pPr>
+      <w:r>
+        <w:t xml:space="preserve">A Global Broker will republish a message only once. It will record the message identifier (</w:t>
+      </w:r>
+      <w:r>
+        <w:rPr>
+          <w:rStyle w:val="VerbatimChar"/>
+        </w:rPr>
+        <w:t xml:space="preserve">id</w:t>
+      </w:r>
+      <w:r>
+        <w:t xml:space="preserve">) (as defined in the WIS2 Notification Message) of messages already published and will discard subsequent identical messages (those with the same message</w:t>
+      </w:r>
+      <w:r>
+        <w:t xml:space="preserve"> </w:t>
+      </w:r>
+      <w:r>
+        <w:rPr>
+          <w:rStyle w:val="VerbatimChar"/>
+        </w:rPr>
+        <w:t xml:space="preserve">id</w:t>
+      </w:r>
+      <w:r>
+        <w:t xml:space="preserve">). This is the anti-loop feature of the Global Broker.</w:t>
+      </w:r>
+    </w:p>
+    <w:p>
+      <w:pPr>
+        <w:numPr>
+          <w:ilvl w:val="0"/>
+          <w:numId w:val="1049"/>
+        </w:numPr>
+      </w:pPr>
+      <w:r>
+        <w:t xml:space="preserve">When publishing a message to the local broker, the metric</w:t>
+      </w:r>
+      <w:r>
+        <w:t xml:space="preserve"> </w:t>
+      </w:r>
+      <w:r>
+        <w:rPr>
+          <w:rStyle w:val="VerbatimChar"/>
+        </w:rPr>
+        <w:t xml:space="preserve">wmo_wis2_gb_messages_published_total</w:t>
+      </w:r>
+      <w:r>
+        <w:t xml:space="preserve"> </w:t>
+      </w:r>
+      <w:r>
+        <w:t xml:space="preserve">will be increased by 1.</w:t>
+      </w:r>
+    </w:p>
+    <w:p>
+      <w:pPr>
+        <w:numPr>
+          <w:ilvl w:val="0"/>
+          <w:numId w:val="1049"/>
+        </w:numPr>
+      </w:pPr>
+      <w:r>
+        <w:t xml:space="preserve">In order to improve the service level, a WIS centre may decide to operate two nodes sharing the same</w:t>
+      </w:r>
+      <w:r>
+        <w:t xml:space="preserve"> </w:t>
+      </w:r>
+      <w:r>
+        <w:rPr>
+          <w:rStyle w:val="VerbatimChar"/>
+        </w:rPr>
+        <w:t xml:space="preserve">centre-id</w:t>
+      </w:r>
+      <w:r>
+        <w:t xml:space="preserve">. One will be considered as</w:t>
+      </w:r>
+      <w:r>
+        <w:t xml:space="preserve"> </w:t>
+      </w:r>
+      <w:r>
+        <w:rPr>
+          <w:iCs/>
+          <w:i/>
+        </w:rPr>
+        <w:t xml:space="preserve">primary</w:t>
+      </w:r>
+      <w:r>
+        <w:t xml:space="preserve"> </w:t>
+      </w:r>
+      <w:r>
+        <w:t xml:space="preserve">and the other one as</w:t>
+      </w:r>
+      <w:r>
+        <w:t xml:space="preserve"> </w:t>
+      </w:r>
+      <w:r>
+        <w:rPr>
+          <w:iCs/>
+          <w:i/>
+        </w:rPr>
+        <w:t xml:space="preserve">backup</w:t>
+      </w:r>
+      <w:r>
+        <w:t xml:space="preserve">. In this case, when the primary WIS centre broker is reachable (the MQTT connection is up and running), the Global Broker will only process the notification messages from this primary node. When the connection is dropped (the MQTT connection is down) for at least one minute, the Global Broker will start processing the notification messages received from the backup WIS centre broker. When the connection to the primary WIS centre broker is active for at least one minute, the Global Broker will stop processing the messages coming from the backup WIS centre broker and will only process the messages received from the primary WIS centre broker. When the Global Broker is processing the messages from the backup WIS centre broker the metric</w:t>
+      </w:r>
+      <w:r>
+        <w:t xml:space="preserve"> </w:t>
+      </w:r>
+      <w:r>
+        <w:rPr>
+          <w:rStyle w:val="VerbatimChar"/>
+        </w:rPr>
+        <w:t xml:space="preserve">wmo_wis2_gb_connected_backup_flag</w:t>
+      </w:r>
+      <w:r>
+        <w:t xml:space="preserve"> </w:t>
+      </w:r>
+      <w:r>
+        <w:t xml:space="preserve">will be set to 1. When the backup WIS centre broker is defined but is not used as the source of notification message, the metric</w:t>
+      </w:r>
+      <w:r>
+        <w:t xml:space="preserve"> </w:t>
+      </w:r>
+      <w:r>
+        <w:rPr>
+          <w:rStyle w:val="VerbatimChar"/>
+        </w:rPr>
+        <w:t xml:space="preserve">wmo_wis2_gb_connected_backup_flag</w:t>
+      </w:r>
+      <w:r>
+        <w:t xml:space="preserve"> </w:t>
+      </w:r>
+      <w:r>
+        <w:t xml:space="preserve">will be set to 0.</w:t>
+      </w:r>
+    </w:p>
+    <w:p>
+      <w:pPr>
+        <w:numPr>
+          <w:ilvl w:val="0"/>
+          <w:numId w:val="1049"/>
+        </w:numPr>
+      </w:pPr>
+      <w:r>
+        <w:t xml:space="preserve">A Global Broker will update its metrics at least every 60 seconds.</w:t>
+      </w:r>
+    </w:p>
+    <w:p>
+      <w:pPr>
+        <w:numPr>
+          <w:ilvl w:val="0"/>
+          <w:numId w:val="1049"/>
+        </w:numPr>
+      </w:pPr>
+      <w:r>
+        <w:t xml:space="preserve">A Global Broker should not reset its metrics counts.</w:t>
+      </w:r>
+    </w:p>
+    <w:p>
+      <w:pPr>
+        <w:numPr>
+          <w:ilvl w:val="0"/>
+          <w:numId w:val="1049"/>
+        </w:numPr>
+      </w:pPr>
+      <w:r>
+        <w:t xml:space="preserve">All above-defined metrics will be made available on HTTPS endpoints that the Global Monitor will ingest regularly.</w:t>
+      </w:r>
+    </w:p>
+    <w:p>
+      <w:pPr>
+        <w:numPr>
+          <w:ilvl w:val="0"/>
+          <w:numId w:val="1049"/>
+        </w:numPr>
+      </w:pPr>
+      <w:r>
+        <w:t xml:space="preserve">As a convention, the Global Broker centre-id will be</w:t>
+      </w:r>
+      <w:r>
+        <w:t xml:space="preserve"> </w:t>
+      </w:r>
+      <w:r>
+        <w:rPr>
+          <w:rStyle w:val="VerbatimChar"/>
+        </w:rPr>
+        <w:t xml:space="preserve">{tld}-{centre-name}-global-broker</w:t>
+      </w:r>
+      <w:r>
+        <w:t xml:space="preserve">.</w:t>
+      </w:r>
+    </w:p>
+    <w:p>
+      <w:pPr>
+        <w:numPr>
+          <w:ilvl w:val="0"/>
+          <w:numId w:val="1049"/>
+        </w:numPr>
+      </w:pPr>
+      <w:r>
+        <w:t xml:space="preserve">A Global Broker should operate with a fixed IP address so that WIS2 Nodes can permit access to download resources based on IP address filtering. A Global Broker should also operate with a publicly resolvable Domain Name System (DNS) name pointing to that IP address. The WMO Secretariat must be informed of the IP address and/or hostname and any subsequent changes.</w:t>
+      </w:r>
+    </w:p>
     <w:bookmarkEnd w:id="168"/>
     <w:bookmarkEnd w:id="169"/>
-    <w:bookmarkStart w:id="171" w:name="Xfcc4be4805698cc05bd4c15ebadc91a96d644ff"/>
+    <w:bookmarkStart w:id="172" w:name="Xed0972fd7a2c474005a807d834e55b7c67c335b"/>
     <w:p>
       <w:pPr>
         <w:pStyle w:val="Heading3"/>
       </w:pPr>
       <w:r>
-        <w:t xml:space="preserve">2.7.3 Global Broker</w:t>
-      </w:r>
-    </w:p>
-    <w:bookmarkStart w:id="170" w:name="X1743ecdc5ae40c6a768ea9d4a6e7d6853856958"/>
+        <w:t xml:space="preserve">2.7.4 Global Cache</w:t>
+      </w:r>
+    </w:p>
+    <w:p>
+      <w:pPr>
+        <w:pStyle w:val="FirstParagraph"/>
+      </w:pPr>
+      <w:r>
+        <w:t xml:space="preserve">In WIS2, Global Caches provide access to WMO core data for data consumers. This allows data providers to restrict access to their systems to Global Services, and it reduces the need for them to provide high bandwidth and low latency access to their data. Global Caches operate in a way that is transparent to end users in that they resend notification messages from data providers. These messages are updated to point to copies of the original data held in the Global Cache data store. Global Caches also resend notification messages from data providers for core data that are not stored in the Global Cache, such as when the originator specifies in the notification message that a certain dataset should not be cached. In these cases, the notification messages remain unchanged and point to the original source. Data consumers should subscribe to the notification messages from Global Caches instead of the notification messages from data providers for WMO core data. When data consumers receive a notification message, they should follow the URLs from that message, which either point to a Global Cache which has a copy of the data, or – in case of uncached content – point to the original source.</w:t>
+      </w:r>
+    </w:p>
+    <w:bookmarkStart w:id="171" w:name="X9c5e2e4a13ef58aa69d25e04cf77a45be046e40"/>
     <w:p>
       <w:pPr>
         <w:pStyle w:val="Heading4"/>
       </w:pPr>
       <w:r>
-        <w:t xml:space="preserve">2.7.3.1 Technical considerations</w:t>
-      </w:r>
-    </w:p>
-    <w:p>
-      <w:pPr>
-        <w:numPr>
-          <w:ilvl w:val="0"/>
-          <w:numId w:val="1049"/>
-        </w:numPr>
-      </w:pPr>
-      <w:r>
-        <w:t xml:space="preserve">As detailed above, there will be at least three Global Brokers to ensure that messages within WIS2 are highly available and delivered globally with low latency.</w:t>
-      </w:r>
-    </w:p>
-    <w:p>
-      <w:pPr>
-        <w:numPr>
-          <w:ilvl w:val="0"/>
-          <w:numId w:val="1049"/>
-        </w:numPr>
-      </w:pPr>
-      <w:r>
-        <w:t xml:space="preserve">A Global Broker subscribes to messages from WIS2 Nodes and other Global Services. The Global Broker should aim to subscribe to all WIS centres. If this is not possible, the Global Broker should inform the WMO Secretariat so that the situation can be documented.</w:t>
-      </w:r>
-    </w:p>
-    <w:p>
-      <w:pPr>
-        <w:numPr>
-          <w:ilvl w:val="0"/>
-          <w:numId w:val="1049"/>
-        </w:numPr>
-      </w:pPr>
-      <w:r>
-        <w:t xml:space="preserve">Every WIS2 Node or Global Service must have subscriptions from at least two Global Brokers.</w:t>
-      </w:r>
-    </w:p>
-    <w:p>
-      <w:pPr>
-        <w:numPr>
-          <w:ilvl w:val="0"/>
-          <w:numId w:val="1049"/>
-        </w:numPr>
-      </w:pPr>
-      <w:r>
-        <w:t xml:space="preserve">For full global coverage, a Global Broker will subscribe to messages from at least two other Global Brokers.</w:t>
-      </w:r>
-    </w:p>
-    <w:p>
-      <w:pPr>
-        <w:numPr>
-          <w:ilvl w:val="0"/>
-          <w:numId w:val="1049"/>
-        </w:numPr>
-      </w:pPr>
-      <w:r>
-        <w:t xml:space="preserve">When subscribing to messages from WIS2 Nodes and other Global Services, a Global Broker must authenticate using the valid credentials managed by the WIS centre and available at WMO Secretariat.</w:t>
-      </w:r>
-    </w:p>
-    <w:p>
-      <w:pPr>
-        <w:numPr>
-          <w:ilvl w:val="0"/>
-          <w:numId w:val="1049"/>
-        </w:numPr>
-      </w:pPr>
-      <w:r>
-        <w:t xml:space="preserve">A Global Broker is built around two software components:</w:t>
+        <w:t xml:space="preserve">2.7.4.1 Technical considerations</w:t>
+      </w:r>
+    </w:p>
+    <w:p>
+      <w:pPr>
+        <w:numPr>
+          <w:ilvl w:val="0"/>
+          <w:numId w:val="1051"/>
+        </w:numPr>
+      </w:pPr>
+      <w:r>
+        <w:t xml:space="preserve">A Global Cache is built around three software components:</w:t>
       </w:r>
     </w:p>
     <w:p>
       <w:pPr>
         <w:numPr>
           <w:ilvl w:val="1"/>
-          <w:numId w:val="1050"/>
-        </w:numPr>
-      </w:pPr>
-      <w:r>
-        <w:t xml:space="preserve">An off the shelf broker implementing both MQTT 3.1.1 and MQTT 5.0 in a highly available setup, typically in a cluster mode. Tools such as EMQX, HiveMQ, VerneMQ, RabbitMQ (in its latest versions) are compliant with these requirements. The open source version of Mosquitto cannot be clustered and therefore should not be used as part of a Global Broker.</w:t>
+          <w:numId w:val="1052"/>
+        </w:numPr>
+      </w:pPr>
+      <w:r>
+        <w:t xml:space="preserve">A highly available data server allowing data consumers to download cache resources with high bandwidth and low latency;</w:t>
       </w:r>
     </w:p>
     <w:p>
       <w:pPr>
         <w:numPr>
           <w:ilvl w:val="1"/>
-          <w:numId w:val="1050"/>
-        </w:numPr>
-      </w:pPr>
-      <w:r>
-        <w:t xml:space="preserve">Additional features, including anti-loop detection, notification message format compliance, validation of the published topic, and metrics provision.</w:t>
-      </w:r>
-    </w:p>
-    <w:p>
-      <w:pPr>
-        <w:numPr>
-          <w:ilvl w:val="0"/>
-          <w:numId w:val="1049"/>
-        </w:numPr>
-      </w:pPr>
-      <w:r>
-        <w:t xml:space="preserve">When connected to the local WIS centre broker, the</w:t>
-      </w:r>
-      <w:r>
-        <w:t xml:space="preserve"> </w:t>
-      </w:r>
-      <w:r>
-        <w:rPr>
-          <w:rStyle w:val="VerbatimChar"/>
-        </w:rPr>
-        <w:t xml:space="preserve">wmo_wis2_gb_connected_flag</w:t>
-      </w:r>
-      <w:r>
-        <w:t xml:space="preserve"> </w:t>
-      </w:r>
-      <w:r>
-        <w:t xml:space="preserve">will be set to 1. When the connection to the local WIS centre broker is not possible, the</w:t>
-      </w:r>
-      <w:r>
-        <w:t xml:space="preserve"> </w:t>
-      </w:r>
-      <w:r>
-        <w:rPr>
-          <w:rStyle w:val="VerbatimChar"/>
-        </w:rPr>
-        <w:t xml:space="preserve">wmo_wis2_gb_connected_flag</w:t>
-      </w:r>
-      <w:r>
-        <w:t xml:space="preserve"> </w:t>
-      </w:r>
-      <w:r>
-        <w:t xml:space="preserve">will be set to 0.</w:t>
-      </w:r>
-    </w:p>
-    <w:p>
-      <w:pPr>
-        <w:numPr>
-          <w:ilvl w:val="0"/>
-          <w:numId w:val="1049"/>
-        </w:numPr>
-      </w:pPr>
-      <w:r>
-        <w:t xml:space="preserve">When receiving a message from a local WIS centre broker or a Global Service broker, the metric</w:t>
-      </w:r>
-      <w:r>
-        <w:t xml:space="preserve"> </w:t>
-      </w:r>
-      <w:r>
-        <w:rPr>
-          <w:rStyle w:val="VerbatimChar"/>
-        </w:rPr>
-        <w:t xml:space="preserve">wmo_wis2_gb_messages_received_total</w:t>
-      </w:r>
-      <w:r>
-        <w:t xml:space="preserve"> </w:t>
-      </w:r>
-      <w:r>
-        <w:t xml:space="preserve">will be increased by 1.</w:t>
-      </w:r>
-    </w:p>
-    <w:p>
-      <w:pPr>
-        <w:numPr>
-          <w:ilvl w:val="0"/>
-          <w:numId w:val="1049"/>
-        </w:numPr>
-      </w:pPr>
-      <w:r>
-        <w:t xml:space="preserve">A Global Broker will check if a discovery metadata record exists corresponding to the topic on which a message has been published. If there is no corresponding discovery metadata record, the Global Broker will discard non-compliant messages and will raise an alert. The metric</w:t>
-      </w:r>
-      <w:r>
-        <w:t xml:space="preserve"> </w:t>
-      </w:r>
-      <w:r>
-        <w:rPr>
-          <w:rStyle w:val="VerbatimChar"/>
-        </w:rPr>
-        <w:t xml:space="preserve">wmo_wis2_gb_messages_no_metadata_total</w:t>
-      </w:r>
-      <w:r>
-        <w:t xml:space="preserve"> </w:t>
-      </w:r>
-      <w:r>
-        <w:t xml:space="preserve">will be increased by 1. The Global Broker should not request information from a Global Discovery Catalogue for each notification message but should keep a cache of all valid topics for every</w:t>
-      </w:r>
-      <w:r>
-        <w:t xml:space="preserve"> </w:t>
-      </w:r>
-      <w:r>
-        <w:rPr>
-          <w:rStyle w:val="VerbatimChar"/>
-        </w:rPr>
-        <w:t xml:space="preserve">centre-id</w:t>
+          <w:numId w:val="1052"/>
+        </w:numPr>
+      </w:pPr>
+      <w:r>
+        <w:t xml:space="preserve">A Message Broker implementing both MQTTv3.1.1 and MQTTv5 to publish notification messages about resources that are available from the Global Cache;</w:t>
+      </w:r>
+    </w:p>
+    <w:p>
+      <w:pPr>
+        <w:numPr>
+          <w:ilvl w:val="1"/>
+          <w:numId w:val="1052"/>
+        </w:numPr>
+      </w:pPr>
+      <w:r>
+        <w:t xml:space="preserve">A cache management system implementing the features needed to connect to the WIS ecosystem, receive data from WIS2 Nodes and other Global Caches, store the data on the data server and manage the content of the cache (expiration of data, deduplication, and so forth).</w:t>
+      </w:r>
+    </w:p>
+    <w:p>
+      <w:pPr>
+        <w:numPr>
+          <w:ilvl w:val="0"/>
+          <w:numId w:val="1051"/>
+        </w:numPr>
+      </w:pPr>
+      <w:r>
+        <w:t xml:space="preserve">A Global Cache will aim to contain copies of real-time and near real-time data designated as "core" within the WMO Unified Data Policy (Resolution 1 (Cg-Ext(2021))).</w:t>
+      </w:r>
+    </w:p>
+    <w:p>
+      <w:pPr>
+        <w:numPr>
+          <w:ilvl w:val="0"/>
+          <w:numId w:val="1051"/>
+        </w:numPr>
+      </w:pPr>
+      <w:r>
+        <w:t xml:space="preserve">A Global Cache will aim to contain copies of WCMP2 discovery metadata records.</w:t>
+      </w:r>
+    </w:p>
+    <w:p>
+      <w:pPr>
+        <w:numPr>
+          <w:ilvl w:val="0"/>
+          <w:numId w:val="1051"/>
+        </w:numPr>
+      </w:pPr>
+      <w:r>
+        <w:t xml:space="preserve">A Global Cache will cache data objects and discovery metadata records copied from NCs/DCPCs for a minimum of 24 hours. Requirements relating to varying retention times for different types of data may be added later.</w:t>
+      </w:r>
+    </w:p>
+    <w:p>
+      <w:pPr>
+        <w:numPr>
+          <w:ilvl w:val="0"/>
+          <w:numId w:val="1051"/>
+        </w:numPr>
+      </w:pPr>
+      <w:r>
+        <w:t xml:space="preserve">A Global Cache will subscribe to the topics</w:t>
+      </w:r>
+      <w:r>
+        <w:t xml:space="preserve"> </w:t>
+      </w:r>
+      <w:r>
+        <w:rPr>
+          <w:rStyle w:val="VerbatimChar"/>
+        </w:rPr>
+        <w:t xml:space="preserve">origin/a/wis2/#</w:t>
+      </w:r>
+      <w:r>
+        <w:t xml:space="preserve"> </w:t>
+      </w:r>
+      <w:r>
+        <w:t xml:space="preserve">and</w:t>
+      </w:r>
+      <w:r>
+        <w:t xml:space="preserve"> </w:t>
+      </w:r>
+      <w:r>
+        <w:rPr>
+          <w:rStyle w:val="VerbatimChar"/>
+        </w:rPr>
+        <w:t xml:space="preserve">cache/a/wis2/#</w:t>
       </w:r>
       <w:r>
         <w:t xml:space="preserve">.</w:t>
@@ -6865,63 +7254,236 @@
       <w:pPr>
         <w:numPr>
           <w:ilvl w:val="0"/>
-          <w:numId w:val="1049"/>
-        </w:numPr>
-      </w:pPr>
-      <w:r>
-        <w:t xml:space="preserve">A Global Broker will check that the topic on which the message is received is valid. If the topic is invalid, the Global Broker will discard non-compliant messages and will raise an alert. The metric</w:t>
-      </w:r>
-      <w:r>
-        <w:t xml:space="preserve"> </w:t>
-      </w:r>
-      <w:r>
-        <w:rPr>
-          <w:rStyle w:val="VerbatimChar"/>
-        </w:rPr>
-        <w:t xml:space="preserve">wmo_wis2_gb_invalid_topic_total</w:t>
-      </w:r>
-      <w:r>
-        <w:t xml:space="preserve"> </w:t>
-      </w:r>
-      <w:r>
-        <w:t xml:space="preserve">will be increased by 1.</w:t>
-      </w:r>
-    </w:p>
-    <w:p>
-      <w:pPr>
-        <w:numPr>
-          <w:ilvl w:val="0"/>
-          <w:numId w:val="1049"/>
-        </w:numPr>
-      </w:pPr>
-      <w:r>
-        <w:t xml:space="preserve">Suggest to remove : During the pre-operational phase (2024), a Global Broker will not discard the message but instead will send a message on the</w:t>
-      </w:r>
-      <w:r>
-        <w:t xml:space="preserve"> </w:t>
-      </w:r>
-      <w:r>
-        <w:rPr>
-          <w:rStyle w:val="VerbatimChar"/>
-        </w:rPr>
-        <w:t xml:space="preserve">monitor</w:t>
-      </w:r>
-      <w:r>
-        <w:t xml:space="preserve"> </w:t>
-      </w:r>
-      <w:r>
-        <w:t xml:space="preserve">topic hierarchy to inform the originating centre and its GISC.~~</w:t>
-      </w:r>
-    </w:p>
-    <w:p>
-      <w:pPr>
-        <w:numPr>
-          <w:ilvl w:val="0"/>
-          <w:numId w:val="1049"/>
-        </w:numPr>
-      </w:pPr>
-      <w:r>
-        <w:t xml:space="preserve">A Global Broker will validate notification messages against the standard format (see</w:t>
+          <w:numId w:val="1051"/>
+        </w:numPr>
+      </w:pPr>
+      <w:r>
+        <w:t xml:space="preserve">A Global Cache will ignore all notification messages received for recommended data.</w:t>
+      </w:r>
+      <w:r>
+        <w:rPr>
+          <w:rStyle w:val="FootnoteReference"/>
+        </w:rPr>
+        <w:footnoteReference w:id="170"/>
+      </w:r>
+    </w:p>
+    <w:p>
+      <w:pPr>
+        <w:numPr>
+          <w:ilvl w:val="0"/>
+          <w:numId w:val="1051"/>
+        </w:numPr>
+      </w:pPr>
+      <w:r>
+        <w:t xml:space="preserve">A Global Cache will process the WIS2 Notification Messages it receives:</w:t>
+      </w:r>
+    </w:p>
+    <w:p>
+      <w:pPr>
+        <w:numPr>
+          <w:ilvl w:val="1"/>
+          <w:numId w:val="1053"/>
+        </w:numPr>
+      </w:pPr>
+      <w:r>
+        <w:t xml:space="preserve">A Global Cache will only attempt to cache new or updated resources. Resources are identified with the</w:t>
+      </w:r>
+      <w:r>
+        <w:t xml:space="preserve"> </w:t>
+      </w:r>
+      <w:r>
+        <w:rPr>
+          <w:rStyle w:val="VerbatimChar"/>
+        </w:rPr>
+        <w:t xml:space="preserve">properties.data_id</w:t>
+      </w:r>
+      <w:r>
+        <w:t xml:space="preserve"> </w:t>
+      </w:r>
+      <w:r>
+        <w:t xml:space="preserve">property in notification message. The</w:t>
+      </w:r>
+      <w:r>
+        <w:t xml:space="preserve"> </w:t>
+      </w:r>
+      <w:r>
+        <w:rPr>
+          <w:rStyle w:val="VerbatimChar"/>
+        </w:rPr>
+        <w:t xml:space="preserve">properties.pubtime</w:t>
+      </w:r>
+      <w:r>
+        <w:t xml:space="preserve"> </w:t>
+      </w:r>
+      <w:r>
+        <w:t xml:space="preserve">property in notification message is used to determine the sequence of any updates to a resource. Duplicate resources or out-of-sequence updates are discarded.</w:t>
+      </w:r>
+    </w:p>
+    <w:p>
+      <w:pPr>
+        <w:numPr>
+          <w:ilvl w:val="1"/>
+          <w:numId w:val="1053"/>
+        </w:numPr>
+      </w:pPr>
+      <w:r>
+        <w:t xml:space="preserve">When a Global Cache receives a notification message with the</w:t>
+      </w:r>
+      <w:r>
+        <w:t xml:space="preserve"> </w:t>
+      </w:r>
+      <w:r>
+        <w:rPr>
+          <w:rStyle w:val="VerbatimChar"/>
+        </w:rPr>
+        <w:t xml:space="preserve">properties.cache</w:t>
+      </w:r>
+      <w:r>
+        <w:t xml:space="preserve"> </w:t>
+      </w:r>
+      <w:r>
+        <w:t xml:space="preserve">object set to false, it will not attempt to cache the resource referred to in that notification message.</w:t>
+      </w:r>
+    </w:p>
+    <w:p>
+      <w:pPr>
+        <w:numPr>
+          <w:ilvl w:val="1"/>
+          <w:numId w:val="1053"/>
+        </w:numPr>
+      </w:pPr>
+      <w:r>
+        <w:t xml:space="preserve">When attempting to cache a resource:</w:t>
+      </w:r>
+    </w:p>
+    <w:p>
+      <w:pPr>
+        <w:numPr>
+          <w:ilvl w:val="2"/>
+          <w:numId w:val="1054"/>
+        </w:numPr>
+      </w:pPr>
+      <w:r>
+        <w:t xml:space="preserve">A Global Cache will attempt to download the resource from the URL provided in the</w:t>
+      </w:r>
+      <w:r>
+        <w:t xml:space="preserve"> </w:t>
+      </w:r>
+      <w:r>
+        <w:rPr>
+          <w:rStyle w:val="VerbatimChar"/>
+        </w:rPr>
+        <w:t xml:space="preserve">href</w:t>
+      </w:r>
+      <w:r>
+        <w:t xml:space="preserve"> </w:t>
+      </w:r>
+      <w:r>
+        <w:t xml:space="preserve">property of the link object with link relation</w:t>
+      </w:r>
+      <w:r>
+        <w:t xml:space="preserve"> </w:t>
+      </w:r>
+      <w:r>
+        <w:rPr>
+          <w:rStyle w:val="VerbatimChar"/>
+        </w:rPr>
+        <w:t xml:space="preserve">canonical</w:t>
+      </w:r>
+      <w:r>
+        <w:t xml:space="preserve"> </w:t>
+      </w:r>
+      <w:r>
+        <w:t xml:space="preserve">(or link relation</w:t>
+      </w:r>
+      <w:r>
+        <w:t xml:space="preserve"> </w:t>
+      </w:r>
+      <w:r>
+        <w:rPr>
+          <w:rStyle w:val="VerbatimChar"/>
+        </w:rPr>
+        <w:t xml:space="preserve">update</w:t>
+      </w:r>
+      <w:r>
+        <w:t xml:space="preserve"> </w:t>
+      </w:r>
+      <w:r>
+        <w:t xml:space="preserve">for updated resources).</w:t>
+      </w:r>
+    </w:p>
+    <w:p>
+      <w:pPr>
+        <w:numPr>
+          <w:ilvl w:val="2"/>
+          <w:numId w:val="1054"/>
+        </w:numPr>
+      </w:pPr>
+      <w:r>
+        <w:t xml:space="preserve">If the notification message includes a</w:t>
+      </w:r>
+      <w:r>
+        <w:t xml:space="preserve"> </w:t>
+      </w:r>
+      <w:r>
+        <w:rPr>
+          <w:rStyle w:val="VerbatimChar"/>
+        </w:rPr>
+        <w:t xml:space="preserve">properties.integrity</w:t>
+      </w:r>
+      <w:r>
+        <w:t xml:space="preserve"> </w:t>
+      </w:r>
+      <w:r>
+        <w:t xml:space="preserve">object, a Global Cache will attempt to validate the integrity of the resource. A Global Cache will discard resources that fail to validate.</w:t>
+      </w:r>
+    </w:p>
+    <w:p>
+      <w:pPr>
+        <w:numPr>
+          <w:ilvl w:val="2"/>
+          <w:numId w:val="1054"/>
+        </w:numPr>
+      </w:pPr>
+      <w:r>
+        <w:t xml:space="preserve">If the notification message includes a</w:t>
+      </w:r>
+      <w:r>
+        <w:t xml:space="preserve"> </w:t>
+      </w:r>
+      <w:r>
+        <w:rPr>
+          <w:rStyle w:val="VerbatimChar"/>
+        </w:rPr>
+        <w:t xml:space="preserve">properties.content</w:t>
+      </w:r>
+      <w:r>
+        <w:t xml:space="preserve"> </w:t>
+      </w:r>
+      <w:r>
+        <w:t xml:space="preserve">object, a Global Cache may attempt to extract the content embedded in the notification message instead of downloading the resource from the URL. If the embedded content is invalid (e.g., incorrect length or hash/checksum) the Global Cache will fall back to use the resource provided at the URL.</w:t>
+      </w:r>
+    </w:p>
+    <w:p>
+      <w:pPr>
+        <w:numPr>
+          <w:ilvl w:val="2"/>
+          <w:numId w:val="1054"/>
+        </w:numPr>
+      </w:pPr>
+      <w:r>
+        <w:t xml:space="preserve">If the resource is successfully downloaded (or extracted) and validated, a Global Cache will republish the resource on the Global Cache’s HTTP server.</w:t>
+      </w:r>
+    </w:p>
+    <w:p>
+      <w:pPr>
+        <w:numPr>
+          <w:ilvl w:val="1"/>
+          <w:numId w:val="1053"/>
+        </w:numPr>
+      </w:pPr>
+      <w:r>
+        <w:t xml:space="preserve">A Global Cache will publish WIS2 Notification Messages advertising the availability of each resource that it has processed. The notification messages will follow the standard structure (see</w:t>
       </w:r>
       <w:r>
         <w:t xml:space="preserve"> </w:t>
@@ -6934,91 +7496,22 @@
         <w:t xml:space="preserve">Manual on WIS</w:t>
       </w:r>
       <w:r>
-        <w:t xml:space="preserve">, Volume II – Appendix E. WIS2 Notification Message), discarding non-compliant messages and raising an alert. The metric</w:t>
-      </w:r>
-      <w:r>
-        <w:t xml:space="preserve"> </w:t>
-      </w:r>
-      <w:r>
-        <w:rPr>
-          <w:rStyle w:val="VerbatimChar"/>
-        </w:rPr>
-        <w:t xml:space="preserve">wmo_wis2_gb_invalid_format_total</w:t>
-      </w:r>
-      <w:r>
-        <w:t xml:space="preserve"> </w:t>
-      </w:r>
-      <w:r>
-        <w:t xml:space="preserve">will be increased by 1.</w:t>
-      </w:r>
-    </w:p>
-    <w:p>
-      <w:pPr>
-        <w:numPr>
-          <w:ilvl w:val="0"/>
-          <w:numId w:val="1049"/>
-        </w:numPr>
-      </w:pPr>
-      <w:r>
-        <w:t xml:space="preserve">A Global Broker will republish a message only once. It will record the message identifier (</w:t>
-      </w:r>
-      <w:r>
-        <w:rPr>
-          <w:rStyle w:val="VerbatimChar"/>
-        </w:rPr>
-        <w:t xml:space="preserve">id</w:t>
-      </w:r>
-      <w:r>
-        <w:t xml:space="preserve">) (as defined in the WIS2 Notification Message) of messages already published and will discard subsequent identical messages (those with the same message</w:t>
-      </w:r>
-      <w:r>
-        <w:t xml:space="preserve"> </w:t>
-      </w:r>
-      <w:r>
-        <w:rPr>
-          <w:rStyle w:val="VerbatimChar"/>
-        </w:rPr>
-        <w:t xml:space="preserve">id</w:t>
-      </w:r>
-      <w:r>
-        <w:t xml:space="preserve">). This is the anti-loop feature of the Global Broker.</w:t>
-      </w:r>
-    </w:p>
-    <w:p>
-      <w:pPr>
-        <w:numPr>
-          <w:ilvl w:val="0"/>
-          <w:numId w:val="1049"/>
-        </w:numPr>
-      </w:pPr>
-      <w:r>
-        <w:t xml:space="preserve">When publishing a message to the local broker, the metric</w:t>
-      </w:r>
-      <w:r>
-        <w:t xml:space="preserve"> </w:t>
-      </w:r>
-      <w:r>
-        <w:rPr>
-          <w:rStyle w:val="VerbatimChar"/>
-        </w:rPr>
-        <w:t xml:space="preserve">wmo_wis2_gb_messages_published_total</w:t>
-      </w:r>
-      <w:r>
-        <w:t xml:space="preserve"> </w:t>
-      </w:r>
-      <w:r>
-        <w:t xml:space="preserve">will be increased by 1.</w:t>
-      </w:r>
-    </w:p>
-    <w:p>
-      <w:pPr>
-        <w:numPr>
-          <w:ilvl w:val="0"/>
-          <w:numId w:val="1049"/>
-        </w:numPr>
-      </w:pPr>
-      <w:r>
-        <w:t xml:space="preserve">In order to improve the service level, a WIS centre may decide to operate two nodes sharing the same</w:t>
+        <w:t xml:space="preserve">, Volume II - Appendix E. WIS2 Notification Message) and be a near-identical copy of the original notification message the Global Cache is processing with the following changes: (i) A new unique message ID is used; (ii) A</w:t>
+      </w:r>
+      <w:r>
+        <w:t xml:space="preserve"> </w:t>
+      </w:r>
+      <w:r>
+        <w:rPr>
+          <w:rStyle w:val="VerbatimChar"/>
+        </w:rPr>
+        <w:t xml:space="preserve">properties.global-cache</w:t>
+      </w:r>
+      <w:r>
+        <w:t xml:space="preserve"> </w:t>
+      </w:r>
+      <w:r>
+        <w:t xml:space="preserve">object with value set to the Global Cache’s</w:t>
       </w:r>
       <w:r>
         <w:t xml:space="preserve"> </w:t>
@@ -7030,7 +7523,32 @@
         <w:t xml:space="preserve">centre-id</w:t>
       </w:r>
       <w:r>
-        <w:t xml:space="preserve">. One will be considered as</w:t>
+        <w:t xml:space="preserve"> </w:t>
+      </w:r>
+      <w:r>
+        <w:t xml:space="preserve">is added; and (iii) Where the resource has been cached, the canonical (or update) URL in the link object is updated to point to the location of the cached resource.</w:t>
+      </w:r>
+    </w:p>
+    <w:p>
+      <w:pPr>
+        <w:numPr>
+          <w:ilvl w:val="0"/>
+          <w:numId w:val="1051"/>
+        </w:numPr>
+      </w:pPr>
+      <w:r>
+        <w:t xml:space="preserve">WIS2 Notification messages for core data and WCMP2 metadata resources are published by origin WIS2 Nodes and by each Global Cache. If a resource fails to be downloaded (or validated) from one source, the Global Cache will repeat the attempt to download, validate and cache the resource when it receieves a notification message from another source. For example, if download from the origin WIS2 Node fails, the Global Cache will attempt to download the resource from another Global Cache.</w:t>
+      </w:r>
+    </w:p>
+    <w:p>
+      <w:pPr>
+        <w:numPr>
+          <w:ilvl w:val="0"/>
+          <w:numId w:val="1051"/>
+        </w:numPr>
+      </w:pPr>
+      <w:r>
+        <w:t xml:space="preserve">A Global Cache will publish to the standard topic structure in its local Message Brokers (see</w:t>
       </w:r>
       <w:r>
         <w:t xml:space="preserve"> </w:t>
@@ -7040,576 +7558,6 @@
           <w:iCs/>
           <w:i/>
         </w:rPr>
-        <w:t xml:space="preserve">primary</w:t>
-      </w:r>
-      <w:r>
-        <w:t xml:space="preserve"> </w:t>
-      </w:r>
-      <w:r>
-        <w:t xml:space="preserve">and the other one as</w:t>
-      </w:r>
-      <w:r>
-        <w:t xml:space="preserve"> </w:t>
-      </w:r>
-      <w:r>
-        <w:rPr>
-          <w:iCs/>
-          <w:i/>
-        </w:rPr>
-        <w:t xml:space="preserve">backup</w:t>
-      </w:r>
-      <w:r>
-        <w:t xml:space="preserve">. In this case, when the primary WIS centre broker is reachable (the MQTT connection is up and running), the Global Broker will only process the notification messages from this primary node. When the connection is dropped (the MQTT connection is down) for at least one minute, the Global Broker will start processing the notification messages received from the backup WIS centre broker. When the connection to the primary WIS centre broker is active for at least one minute, the Global Broker will stop processing the messages coming from the backup WIS centre broker and will only process the messages received from the primary WIS centre broker. When the Global Broker is processing the messages from the backup WIS centre broker the metric</w:t>
-      </w:r>
-      <w:r>
-        <w:t xml:space="preserve"> </w:t>
-      </w:r>
-      <w:r>
-        <w:rPr>
-          <w:rStyle w:val="VerbatimChar"/>
-        </w:rPr>
-        <w:t xml:space="preserve">wmo_wis2_gb_connected_backup_flag</w:t>
-      </w:r>
-      <w:r>
-        <w:t xml:space="preserve"> </w:t>
-      </w:r>
-      <w:r>
-        <w:t xml:space="preserve">will be set to 1. When the backup WIS centre broker is defined but is not used as the source of notification message, the metric</w:t>
-      </w:r>
-      <w:r>
-        <w:t xml:space="preserve"> </w:t>
-      </w:r>
-      <w:r>
-        <w:rPr>
-          <w:rStyle w:val="VerbatimChar"/>
-        </w:rPr>
-        <w:t xml:space="preserve">wmo_wis2_gb_connected_backup_flag</w:t>
-      </w:r>
-      <w:r>
-        <w:t xml:space="preserve"> </w:t>
-      </w:r>
-      <w:r>
-        <w:t xml:space="preserve">will be set to 0.</w:t>
-      </w:r>
-    </w:p>
-    <w:p>
-      <w:pPr>
-        <w:numPr>
-          <w:ilvl w:val="0"/>
-          <w:numId w:val="1049"/>
-        </w:numPr>
-      </w:pPr>
-      <w:r>
-        <w:t xml:space="preserve">A Global Broker will update its metrics at least every 60 seconds.</w:t>
-      </w:r>
-    </w:p>
-    <w:p>
-      <w:pPr>
-        <w:numPr>
-          <w:ilvl w:val="0"/>
-          <w:numId w:val="1049"/>
-        </w:numPr>
-      </w:pPr>
-      <w:r>
-        <w:t xml:space="preserve">A Global Broker should not reset its metrics counts.</w:t>
-      </w:r>
-    </w:p>
-    <w:p>
-      <w:pPr>
-        <w:numPr>
-          <w:ilvl w:val="0"/>
-          <w:numId w:val="1049"/>
-        </w:numPr>
-      </w:pPr>
-      <w:r>
-        <w:t xml:space="preserve">All above-defined metrics will be made available on HTTPS endpoints that the Global Monitor will ingest regularly.</w:t>
-      </w:r>
-    </w:p>
-    <w:p>
-      <w:pPr>
-        <w:numPr>
-          <w:ilvl w:val="0"/>
-          <w:numId w:val="1049"/>
-        </w:numPr>
-      </w:pPr>
-      <w:r>
-        <w:t xml:space="preserve">As a convention, the Global Broker centre-id will be</w:t>
-      </w:r>
-      <w:r>
-        <w:t xml:space="preserve"> </w:t>
-      </w:r>
-      <w:r>
-        <w:rPr>
-          <w:rStyle w:val="VerbatimChar"/>
-        </w:rPr>
-        <w:t xml:space="preserve">{tld}-{centre-name}-global-broker</w:t>
-      </w:r>
-      <w:r>
-        <w:t xml:space="preserve">.</w:t>
-      </w:r>
-    </w:p>
-    <w:p>
-      <w:pPr>
-        <w:numPr>
-          <w:ilvl w:val="0"/>
-          <w:numId w:val="1049"/>
-        </w:numPr>
-      </w:pPr>
-      <w:r>
-        <w:t xml:space="preserve">A Global Broker should operate with a fixed IP address so that WIS2 Nodes can permit access to download resources based on IP address filtering. A Global Broker should also operate with a publicly resolvable Domain Name System (DNS) name pointing to that IP address. The WMO Secretariat must be informed of the IP address and/or hostname and any subsequent changes.</w:t>
-      </w:r>
-    </w:p>
-    <w:bookmarkEnd w:id="170"/>
-    <w:bookmarkEnd w:id="171"/>
-    <w:bookmarkStart w:id="174" w:name="Xed0972fd7a2c474005a807d834e55b7c67c335b"/>
-    <w:p>
-      <w:pPr>
-        <w:pStyle w:val="Heading3"/>
-      </w:pPr>
-      <w:r>
-        <w:t xml:space="preserve">2.7.4 Global Cache</w:t>
-      </w:r>
-    </w:p>
-    <w:p>
-      <w:pPr>
-        <w:pStyle w:val="FirstParagraph"/>
-      </w:pPr>
-      <w:r>
-        <w:t xml:space="preserve">In WIS2, Global Caches provide access to WMO core data for data consumers. This allows data providers to restrict access to their systems to Global Services, and it reduces the need for them to provide high bandwidth and low latency access to their data. Global Caches operate in a way that is transparent to end users in that they resend notification messages from data providers. These messages are updated to point to copies of the original data held in the Global Cache data store. Global Caches also resend notification messages from data providers for core data that are not stored in the Global Cache, such as when the originator specifies in the notification message that a certain dataset should not be cached. In these cases, the notification messages remain unchanged and point to the original source. Data consumers should subscribe to the notification messages from Global Caches instead of the notification messages from data providers for WMO core data. When data consumers receive a notification message, they should follow the URLs from that message, which either point to a Global Cache which has a copy of the data, or – in case of uncached content – point to the original source.</w:t>
-      </w:r>
-    </w:p>
-    <w:bookmarkStart w:id="173" w:name="X9c5e2e4a13ef58aa69d25e04cf77a45be046e40"/>
-    <w:p>
-      <w:pPr>
-        <w:pStyle w:val="Heading4"/>
-      </w:pPr>
-      <w:r>
-        <w:t xml:space="preserve">2.7.4.1 Technical considerations</w:t>
-      </w:r>
-    </w:p>
-    <w:p>
-      <w:pPr>
-        <w:numPr>
-          <w:ilvl w:val="0"/>
-          <w:numId w:val="1051"/>
-        </w:numPr>
-      </w:pPr>
-      <w:r>
-        <w:t xml:space="preserve">A Global Cache is built around three software components:</w:t>
-      </w:r>
-    </w:p>
-    <w:p>
-      <w:pPr>
-        <w:numPr>
-          <w:ilvl w:val="1"/>
-          <w:numId w:val="1052"/>
-        </w:numPr>
-      </w:pPr>
-      <w:r>
-        <w:t xml:space="preserve">A highly available data server allowing data consumers to download cache resources with high bandwidth and low latency;</w:t>
-      </w:r>
-    </w:p>
-    <w:p>
-      <w:pPr>
-        <w:numPr>
-          <w:ilvl w:val="1"/>
-          <w:numId w:val="1052"/>
-        </w:numPr>
-      </w:pPr>
-      <w:r>
-        <w:t xml:space="preserve">A Message Broker implementing both MQTTv3.1.1 and MQTTv5 to publish notification messages about resources that are available from the Global Cache;</w:t>
-      </w:r>
-    </w:p>
-    <w:p>
-      <w:pPr>
-        <w:numPr>
-          <w:ilvl w:val="1"/>
-          <w:numId w:val="1052"/>
-        </w:numPr>
-      </w:pPr>
-      <w:r>
-        <w:t xml:space="preserve">A cache management system implementing the features needed to connect to the WIS ecosystem, receive data from WIS2 Nodes and other Global Caches, store the data on the data server and manage the content of the cache (expiration of data, deduplication, and so forth).</w:t>
-      </w:r>
-    </w:p>
-    <w:p>
-      <w:pPr>
-        <w:numPr>
-          <w:ilvl w:val="0"/>
-          <w:numId w:val="1051"/>
-        </w:numPr>
-      </w:pPr>
-      <w:r>
-        <w:t xml:space="preserve">A Global Cache will aim to contain copies of real-time and near real-time data designated as "core" within the WMO Unified Data Policy (Resolution 1 (Cg-Ext(2021))).</w:t>
-      </w:r>
-    </w:p>
-    <w:p>
-      <w:pPr>
-        <w:numPr>
-          <w:ilvl w:val="0"/>
-          <w:numId w:val="1051"/>
-        </w:numPr>
-      </w:pPr>
-      <w:r>
-        <w:t xml:space="preserve">A Global Cache will aim to contain copies of WCMP2 discovery metadata records.</w:t>
-      </w:r>
-    </w:p>
-    <w:p>
-      <w:pPr>
-        <w:numPr>
-          <w:ilvl w:val="0"/>
-          <w:numId w:val="1051"/>
-        </w:numPr>
-      </w:pPr>
-      <w:r>
-        <w:t xml:space="preserve">A Global Cache will cache data objects and discovery metadata records copied from NCs/DCPCs for a minimum of 24 hours. Requirements relating to varying retention times for different types of data may be added later.</w:t>
-      </w:r>
-    </w:p>
-    <w:p>
-      <w:pPr>
-        <w:numPr>
-          <w:ilvl w:val="0"/>
-          <w:numId w:val="1051"/>
-        </w:numPr>
-      </w:pPr>
-      <w:r>
-        <w:t xml:space="preserve">A Global Cache will subscribe to the topics</w:t>
-      </w:r>
-      <w:r>
-        <w:t xml:space="preserve"> </w:t>
-      </w:r>
-      <w:r>
-        <w:rPr>
-          <w:rStyle w:val="VerbatimChar"/>
-        </w:rPr>
-        <w:t xml:space="preserve">origin/a/wis2/#</w:t>
-      </w:r>
-      <w:r>
-        <w:t xml:space="preserve"> </w:t>
-      </w:r>
-      <w:r>
-        <w:t xml:space="preserve">and</w:t>
-      </w:r>
-      <w:r>
-        <w:t xml:space="preserve"> </w:t>
-      </w:r>
-      <w:r>
-        <w:rPr>
-          <w:rStyle w:val="VerbatimChar"/>
-        </w:rPr>
-        <w:t xml:space="preserve">cache/a/wis2/#</w:t>
-      </w:r>
-      <w:r>
-        <w:t xml:space="preserve">.</w:t>
-      </w:r>
-    </w:p>
-    <w:p>
-      <w:pPr>
-        <w:numPr>
-          <w:ilvl w:val="0"/>
-          <w:numId w:val="1051"/>
-        </w:numPr>
-      </w:pPr>
-      <w:r>
-        <w:t xml:space="preserve">A Global Cache will ignore all notification messages received for recommended data.</w:t>
-      </w:r>
-      <w:r>
-        <w:rPr>
-          <w:rStyle w:val="FootnoteReference"/>
-        </w:rPr>
-        <w:footnoteReference w:id="172"/>
-      </w:r>
-    </w:p>
-    <w:p>
-      <w:pPr>
-        <w:numPr>
-          <w:ilvl w:val="0"/>
-          <w:numId w:val="1051"/>
-        </w:numPr>
-      </w:pPr>
-      <w:r>
-        <w:t xml:space="preserve">A Global Cache will process the WIS2 Notification Messages it receives:</w:t>
-      </w:r>
-    </w:p>
-    <w:p>
-      <w:pPr>
-        <w:numPr>
-          <w:ilvl w:val="1"/>
-          <w:numId w:val="1053"/>
-        </w:numPr>
-      </w:pPr>
-      <w:r>
-        <w:t xml:space="preserve">A Global Cache will only attempt to cache new or updated resources. Resources are identified with the</w:t>
-      </w:r>
-      <w:r>
-        <w:t xml:space="preserve"> </w:t>
-      </w:r>
-      <w:r>
-        <w:rPr>
-          <w:rStyle w:val="VerbatimChar"/>
-        </w:rPr>
-        <w:t xml:space="preserve">properties.data_id</w:t>
-      </w:r>
-      <w:r>
-        <w:t xml:space="preserve"> </w:t>
-      </w:r>
-      <w:r>
-        <w:t xml:space="preserve">property in notification message. The</w:t>
-      </w:r>
-      <w:r>
-        <w:t xml:space="preserve"> </w:t>
-      </w:r>
-      <w:r>
-        <w:rPr>
-          <w:rStyle w:val="VerbatimChar"/>
-        </w:rPr>
-        <w:t xml:space="preserve">properties.pubtime</w:t>
-      </w:r>
-      <w:r>
-        <w:t xml:space="preserve"> </w:t>
-      </w:r>
-      <w:r>
-        <w:t xml:space="preserve">property in notification message is used to determine the sequence of any updates to a resource. Duplicate resources or out-of-sequence updates are discarded.</w:t>
-      </w:r>
-    </w:p>
-    <w:p>
-      <w:pPr>
-        <w:numPr>
-          <w:ilvl w:val="1"/>
-          <w:numId w:val="1053"/>
-        </w:numPr>
-      </w:pPr>
-      <w:r>
-        <w:t xml:space="preserve">When a Global Cache receives a notification message with the</w:t>
-      </w:r>
-      <w:r>
-        <w:t xml:space="preserve"> </w:t>
-      </w:r>
-      <w:r>
-        <w:rPr>
-          <w:rStyle w:val="VerbatimChar"/>
-        </w:rPr>
-        <w:t xml:space="preserve">properties.cache</w:t>
-      </w:r>
-      <w:r>
-        <w:t xml:space="preserve"> </w:t>
-      </w:r>
-      <w:r>
-        <w:t xml:space="preserve">object set to false, it will not attempt to cache the resource referred to in that notification message.</w:t>
-      </w:r>
-    </w:p>
-    <w:p>
-      <w:pPr>
-        <w:numPr>
-          <w:ilvl w:val="1"/>
-          <w:numId w:val="1053"/>
-        </w:numPr>
-      </w:pPr>
-      <w:r>
-        <w:t xml:space="preserve">When attempting to cache a resource:</w:t>
-      </w:r>
-    </w:p>
-    <w:p>
-      <w:pPr>
-        <w:numPr>
-          <w:ilvl w:val="2"/>
-          <w:numId w:val="1054"/>
-        </w:numPr>
-      </w:pPr>
-      <w:r>
-        <w:t xml:space="preserve">A Global Cache will attempt to download the resource from the URL provided in the</w:t>
-      </w:r>
-      <w:r>
-        <w:t xml:space="preserve"> </w:t>
-      </w:r>
-      <w:r>
-        <w:rPr>
-          <w:rStyle w:val="VerbatimChar"/>
-        </w:rPr>
-        <w:t xml:space="preserve">href</w:t>
-      </w:r>
-      <w:r>
-        <w:t xml:space="preserve"> </w:t>
-      </w:r>
-      <w:r>
-        <w:t xml:space="preserve">property of the link object with link relation</w:t>
-      </w:r>
-      <w:r>
-        <w:t xml:space="preserve"> </w:t>
-      </w:r>
-      <w:r>
-        <w:rPr>
-          <w:rStyle w:val="VerbatimChar"/>
-        </w:rPr>
-        <w:t xml:space="preserve">canonical</w:t>
-      </w:r>
-      <w:r>
-        <w:t xml:space="preserve"> </w:t>
-      </w:r>
-      <w:r>
-        <w:t xml:space="preserve">(or link relation</w:t>
-      </w:r>
-      <w:r>
-        <w:t xml:space="preserve"> </w:t>
-      </w:r>
-      <w:r>
-        <w:rPr>
-          <w:rStyle w:val="VerbatimChar"/>
-        </w:rPr>
-        <w:t xml:space="preserve">update</w:t>
-      </w:r>
-      <w:r>
-        <w:t xml:space="preserve"> </w:t>
-      </w:r>
-      <w:r>
-        <w:t xml:space="preserve">for updated resources).</w:t>
-      </w:r>
-    </w:p>
-    <w:p>
-      <w:pPr>
-        <w:numPr>
-          <w:ilvl w:val="2"/>
-          <w:numId w:val="1054"/>
-        </w:numPr>
-      </w:pPr>
-      <w:r>
-        <w:t xml:space="preserve">If the notification message includes a</w:t>
-      </w:r>
-      <w:r>
-        <w:t xml:space="preserve"> </w:t>
-      </w:r>
-      <w:r>
-        <w:rPr>
-          <w:rStyle w:val="VerbatimChar"/>
-        </w:rPr>
-        <w:t xml:space="preserve">properties.integrity</w:t>
-      </w:r>
-      <w:r>
-        <w:t xml:space="preserve"> </w:t>
-      </w:r>
-      <w:r>
-        <w:t xml:space="preserve">object, a Global Cache will attempt to validate the integrity of the resource. A Global Cache will discard resources that fail to validate.</w:t>
-      </w:r>
-    </w:p>
-    <w:p>
-      <w:pPr>
-        <w:numPr>
-          <w:ilvl w:val="2"/>
-          <w:numId w:val="1054"/>
-        </w:numPr>
-      </w:pPr>
-      <w:r>
-        <w:t xml:space="preserve">If the notification message includes a</w:t>
-      </w:r>
-      <w:r>
-        <w:t xml:space="preserve"> </w:t>
-      </w:r>
-      <w:r>
-        <w:rPr>
-          <w:rStyle w:val="VerbatimChar"/>
-        </w:rPr>
-        <w:t xml:space="preserve">properties.content</w:t>
-      </w:r>
-      <w:r>
-        <w:t xml:space="preserve"> </w:t>
-      </w:r>
-      <w:r>
-        <w:t xml:space="preserve">object, a Global Cache may attempt to extract the content embedded in the notification message instead of downloading the resource from the URL. If the embedded content is invalid (e.g., incorrect length or hash/checksum) the Global Cache will fall back to use the resource provided at the URL.</w:t>
-      </w:r>
-    </w:p>
-    <w:p>
-      <w:pPr>
-        <w:numPr>
-          <w:ilvl w:val="2"/>
-          <w:numId w:val="1054"/>
-        </w:numPr>
-      </w:pPr>
-      <w:r>
-        <w:t xml:space="preserve">If the resource is successfully downloaded (or extracted) and validated, a Global Cache will republish the resource on the Global Cache’s HTTP server.</w:t>
-      </w:r>
-    </w:p>
-    <w:p>
-      <w:pPr>
-        <w:numPr>
-          <w:ilvl w:val="1"/>
-          <w:numId w:val="1053"/>
-        </w:numPr>
-      </w:pPr>
-      <w:r>
-        <w:t xml:space="preserve">A Global Cache will publish WIS2 Notification Messages advertising the availability of each resource that it has processed. The notification messages will follow the standard structure (see</w:t>
-      </w:r>
-      <w:r>
-        <w:t xml:space="preserve"> </w:t>
-      </w:r>
-      <w:r>
-        <w:rPr>
-          <w:iCs/>
-          <w:i/>
-        </w:rPr>
-        <w:t xml:space="preserve">Manual on WIS</w:t>
-      </w:r>
-      <w:r>
-        <w:t xml:space="preserve">, Volume II - Appendix E. WIS2 Notification Message) and be a near-identical copy of the original notification message the Global Cache is processing with the following changes: (i) A new unique message ID is used; (ii) A</w:t>
-      </w:r>
-      <w:r>
-        <w:t xml:space="preserve"> </w:t>
-      </w:r>
-      <w:r>
-        <w:rPr>
-          <w:rStyle w:val="VerbatimChar"/>
-        </w:rPr>
-        <w:t xml:space="preserve">properties.global-cache</w:t>
-      </w:r>
-      <w:r>
-        <w:t xml:space="preserve"> </w:t>
-      </w:r>
-      <w:r>
-        <w:t xml:space="preserve">object with value set to the Global Cache’s</w:t>
-      </w:r>
-      <w:r>
-        <w:t xml:space="preserve"> </w:t>
-      </w:r>
-      <w:r>
-        <w:rPr>
-          <w:rStyle w:val="VerbatimChar"/>
-        </w:rPr>
-        <w:t xml:space="preserve">centre-id</w:t>
-      </w:r>
-      <w:r>
-        <w:t xml:space="preserve"> </w:t>
-      </w:r>
-      <w:r>
-        <w:t xml:space="preserve">is added; and (iii) Where the resource has been cached, the canonical (or update) URL in the link object is updated to point to the location of the cached resource.</w:t>
-      </w:r>
-    </w:p>
-    <w:p>
-      <w:pPr>
-        <w:numPr>
-          <w:ilvl w:val="0"/>
-          <w:numId w:val="1051"/>
-        </w:numPr>
-      </w:pPr>
-      <w:r>
-        <w:t xml:space="preserve">WIS2 Notification messages for core data and WCMP2 metadata resources are published by origin WIS2 Nodes and by each Global Cache. If a resource fails to be downloaded (or validated) from one source, the Global Cache will repeat the attempt to download, validate and cache the resource when it receieves a notification message from another source. For example, if download from the origin WIS2 Node fails, the Global Cache will attempt to download the resource from another Global Cache.</w:t>
-      </w:r>
-    </w:p>
-    <w:p>
-      <w:pPr>
-        <w:numPr>
-          <w:ilvl w:val="0"/>
-          <w:numId w:val="1051"/>
-        </w:numPr>
-      </w:pPr>
-      <w:r>
-        <w:t xml:space="preserve">A Global Cache will publish to the standard topic structure in its local Message Brokers (see</w:t>
-      </w:r>
-      <w:r>
-        <w:t xml:space="preserve"> </w:t>
-      </w:r>
-      <w:r>
-        <w:rPr>
-          <w:iCs/>
-          <w:i/>
-        </w:rPr>
         <w:t xml:space="preserve">Manual on WIS</w:t>
       </w:r>
       <w:r>
@@ -7960,9 +7908,9 @@
         <w:t xml:space="preserve">.</w:t>
       </w:r>
     </w:p>
-    <w:bookmarkEnd w:id="173"/>
-    <w:bookmarkEnd w:id="174"/>
-    <w:bookmarkStart w:id="184" w:name="Xe83d0dcd18513bbe57a5c411a3835908b8c6b21"/>
+    <w:bookmarkEnd w:id="171"/>
+    <w:bookmarkEnd w:id="172"/>
+    <w:bookmarkStart w:id="182" w:name="Xe83d0dcd18513bbe57a5c411a3835908b8c6b21"/>
     <w:p>
       <w:pPr>
         <w:pStyle w:val="Heading3"/>
@@ -7971,7 +7919,7 @@
         <w:t xml:space="preserve">2.7.5 Global Discovery Catalogue</w:t>
       </w:r>
     </w:p>
-    <w:bookmarkStart w:id="181" w:name="Xb7d6d3d16ef70a3c0bed12e0915cfe71af7259a"/>
+    <w:bookmarkStart w:id="179" w:name="Xb7d6d3d16ef70a3c0bed12e0915cfe71af7259a"/>
     <w:p>
       <w:pPr>
         <w:pStyle w:val="Heading4"/>
@@ -8005,7 +7953,7 @@
         <w:rPr>
           <w:rStyle w:val="FootnoteReference"/>
         </w:rPr>
-        <w:footnoteReference w:id="175"/>
+        <w:footnoteReference w:id="173"/>
       </w:r>
       <w:r>
         <w:t xml:space="preserve">, adhering to the following conformance classes and their dependencies:</w:t>
@@ -8228,19 +8176,19 @@
         <w:rPr>
           <w:rStyle w:val="FootnoteReference"/>
         </w:rPr>
+        <w:footnoteReference w:id="175"/>
+      </w:r>
+      <w:r>
+        <w:t xml:space="preserve">, providing the following metrics as defined in the WIS2 Metric Hierarchy</w:t>
+      </w:r>
+      <w:r>
+        <w:t xml:space="preserve"> </w:t>
+      </w:r>
+      <w:r>
+        <w:rPr>
+          <w:rStyle w:val="FootnoteReference"/>
+        </w:rPr>
         <w:footnoteReference w:id="177"/>
-      </w:r>
-      <w:r>
-        <w:t xml:space="preserve">, providing the following metrics as defined in the WIS2 Metric Hierarchy</w:t>
-      </w:r>
-      <w:r>
-        <w:t xml:space="preserve"> </w:t>
-      </w:r>
-      <w:r>
-        <w:rPr>
-          <w:rStyle w:val="FootnoteReference"/>
-        </w:rPr>
-        <w:footnoteReference w:id="179"/>
       </w:r>
       <w:r>
         <w:t xml:space="preserve">:</w:t>
@@ -8562,8 +8510,8 @@
         <w:t xml:space="preserve">.</w:t>
       </w:r>
     </w:p>
-    <w:bookmarkEnd w:id="181"/>
-    <w:bookmarkStart w:id="183" w:name="X305a741ac25d02ffb1dd5e4c3b88453bc6c2f8b"/>
+    <w:bookmarkEnd w:id="179"/>
+    <w:bookmarkStart w:id="181" w:name="X305a741ac25d02ffb1dd5e4c3b88453bc6c2f8b"/>
     <w:p>
       <w:pPr>
         <w:pStyle w:val="Heading4"/>
@@ -8694,7 +8642,7 @@
       <w:r>
         <w:t xml:space="preserve"> </w:t>
       </w:r>
-      <w:hyperlink r:id="rId182">
+      <w:hyperlink r:id="rId180">
         <w:r>
           <w:rPr>
             <w:rStyle w:val="Hyperlink"/>
@@ -8706,163 +8654,163 @@
         <w:t xml:space="preserve">.</w:t>
       </w:r>
     </w:p>
+    <w:bookmarkEnd w:id="181"/>
+    <w:bookmarkEnd w:id="182"/>
+    <w:bookmarkStart w:id="184" w:name="Xb46408fe4668a540edb8ef1c37fe9a479dce153"/>
+    <w:p>
+      <w:pPr>
+        <w:pStyle w:val="Heading3"/>
+      </w:pPr>
+      <w:r>
+        <w:t xml:space="preserve">2.7.6 Global Monitor</w:t>
+      </w:r>
+    </w:p>
+    <w:bookmarkStart w:id="183" w:name="X9b85947f690e481419209cf5d7690b6d31fc2c9"/>
+    <w:p>
+      <w:pPr>
+        <w:pStyle w:val="Heading4"/>
+      </w:pPr>
+      <w:r>
+        <w:t xml:space="preserve">2.7.6.1 Technical considerations</w:t>
+      </w:r>
+    </w:p>
+    <w:p>
+      <w:pPr>
+        <w:numPr>
+          <w:ilvl w:val="0"/>
+          <w:numId w:val="1061"/>
+        </w:numPr>
+      </w:pPr>
+      <w:r>
+        <w:t xml:space="preserve">WIS standardizes how system performance and data availability metrics are published from WIS2 Nodes and Global Services.</w:t>
+      </w:r>
+    </w:p>
+    <w:p>
+      <w:pPr>
+        <w:numPr>
+          <w:ilvl w:val="0"/>
+          <w:numId w:val="1061"/>
+        </w:numPr>
+      </w:pPr>
+      <w:r>
+        <w:t xml:space="preserve">For each type of Global Service, a set of standard metrics has been defined. Global Services will implement and provide an endpoint for those metrics to be scraped by the Global Monitor.</w:t>
+      </w:r>
+    </w:p>
+    <w:p>
+      <w:pPr>
+        <w:numPr>
+          <w:ilvl w:val="0"/>
+          <w:numId w:val="1061"/>
+        </w:numPr>
+      </w:pPr>
+      <w:r>
+        <w:t xml:space="preserve">The Global Monitor will collect metrics as defined in the OpenMetrics standard.</w:t>
+      </w:r>
+    </w:p>
+    <w:p>
+      <w:pPr>
+        <w:numPr>
+          <w:ilvl w:val="0"/>
+          <w:numId w:val="1061"/>
+        </w:numPr>
+      </w:pPr>
+      <w:r>
+        <w:t xml:space="preserve">The Global Monitor will monitor the "health" (that is, the performance) of components at NCs/DCPCs, as well as Global Services.</w:t>
+      </w:r>
+    </w:p>
+    <w:p>
+      <w:pPr>
+        <w:numPr>
+          <w:ilvl w:val="0"/>
+          <w:numId w:val="1061"/>
+        </w:numPr>
+      </w:pPr>
+      <w:r>
+        <w:t xml:space="preserve">The Global Monitor will provide a web-based dashboard that displays the WIS2 system performance and data availability.</w:t>
+      </w:r>
+    </w:p>
+    <w:p>
+      <w:pPr>
+        <w:numPr>
+          <w:ilvl w:val="0"/>
+          <w:numId w:val="1061"/>
+        </w:numPr>
+      </w:pPr>
+      <w:r>
+        <w:t xml:space="preserve">The Global Monitor will retain logs, metrics, and derived statistics for a minimum period of 180 days to support long-term monitoring, trend analysis, and KPI evaluation.</w:t>
+      </w:r>
+    </w:p>
+    <w:p>
+      <w:pPr>
+        <w:numPr>
+          <w:ilvl w:val="0"/>
+          <w:numId w:val="1061"/>
+        </w:numPr>
+      </w:pPr>
+      <w:r>
+        <w:t xml:space="preserve">The Global Monitor will allocate a minimum of 50GB of storage for logs, metrics and derived statistics.</w:t>
+      </w:r>
+    </w:p>
+    <w:p>
+      <w:pPr>
+        <w:numPr>
+          <w:ilvl w:val="0"/>
+          <w:numId w:val="1061"/>
+        </w:numPr>
+      </w:pPr>
+      <w:r>
+        <w:t xml:space="preserve">A Global Monitor will update its metrics at least every 60 seconds.</w:t>
+      </w:r>
+    </w:p>
+    <w:p>
+      <w:pPr>
+        <w:numPr>
+          <w:ilvl w:val="0"/>
+          <w:numId w:val="1061"/>
+        </w:numPr>
+      </w:pPr>
+      <w:r>
+        <w:t xml:space="preserve">A Global Monitor should not reset its metrics counts.</w:t>
+      </w:r>
+    </w:p>
+    <w:p>
+      <w:pPr>
+        <w:numPr>
+          <w:ilvl w:val="0"/>
+          <w:numId w:val="1061"/>
+        </w:numPr>
+      </w:pPr>
+      <w:r>
+        <w:t xml:space="preserve">As a convention, the Global Monitor centre-id will be</w:t>
+      </w:r>
+      <w:r>
+        <w:t xml:space="preserve"> </w:t>
+      </w:r>
+      <w:r>
+        <w:rPr>
+          <w:rStyle w:val="VerbatimChar"/>
+        </w:rPr>
+        <w:t xml:space="preserve">{tld}-{centre-name}-global-monitor</w:t>
+      </w:r>
+      <w:r>
+        <w:t xml:space="preserve">.</w:t>
+      </w:r>
+    </w:p>
+    <w:p>
+      <w:pPr>
+        <w:numPr>
+          <w:ilvl w:val="0"/>
+          <w:numId w:val="1061"/>
+        </w:numPr>
+      </w:pPr>
+      <w:r>
+        <w:t xml:space="preserve">The main task of the Global Monitor will be to regularly query the metrics provided by the relevant WIS2 entities, aggregate and process the data and then provide the results to the end user in a suitable presentation.</w:t>
+      </w:r>
+    </w:p>
     <w:bookmarkEnd w:id="183"/>
     <w:bookmarkEnd w:id="184"/>
-    <w:bookmarkStart w:id="186" w:name="Xb46408fe4668a540edb8ef1c37fe9a479dce153"/>
-    <w:p>
-      <w:pPr>
-        <w:pStyle w:val="Heading3"/>
-      </w:pPr>
-      <w:r>
-        <w:t xml:space="preserve">2.7.6 Global Monitor</w:t>
-      </w:r>
-    </w:p>
-    <w:bookmarkStart w:id="185" w:name="X9b85947f690e481419209cf5d7690b6d31fc2c9"/>
-    <w:p>
-      <w:pPr>
-        <w:pStyle w:val="Heading4"/>
-      </w:pPr>
-      <w:r>
-        <w:t xml:space="preserve">2.7.6.1 Technical considerations</w:t>
-      </w:r>
-    </w:p>
-    <w:p>
-      <w:pPr>
-        <w:numPr>
-          <w:ilvl w:val="0"/>
-          <w:numId w:val="1061"/>
-        </w:numPr>
-      </w:pPr>
-      <w:r>
-        <w:t xml:space="preserve">WIS standardizes how system performance and data availability metrics are published from WIS2 Nodes and Global Services.</w:t>
-      </w:r>
-    </w:p>
-    <w:p>
-      <w:pPr>
-        <w:numPr>
-          <w:ilvl w:val="0"/>
-          <w:numId w:val="1061"/>
-        </w:numPr>
-      </w:pPr>
-      <w:r>
-        <w:t xml:space="preserve">For each type of Global Service, a set of standard metrics has been defined. Global Services will implement and provide an endpoint for those metrics to be scraped by the Global Monitor.</w:t>
-      </w:r>
-    </w:p>
-    <w:p>
-      <w:pPr>
-        <w:numPr>
-          <w:ilvl w:val="0"/>
-          <w:numId w:val="1061"/>
-        </w:numPr>
-      </w:pPr>
-      <w:r>
-        <w:t xml:space="preserve">The Global Monitor will collect metrics as defined in the OpenMetrics standard.</w:t>
-      </w:r>
-    </w:p>
-    <w:p>
-      <w:pPr>
-        <w:numPr>
-          <w:ilvl w:val="0"/>
-          <w:numId w:val="1061"/>
-        </w:numPr>
-      </w:pPr>
-      <w:r>
-        <w:t xml:space="preserve">The Global Monitor will monitor the "health" (that is, the performance) of components at NCs/DCPCs, as well as Global Services.</w:t>
-      </w:r>
-    </w:p>
-    <w:p>
-      <w:pPr>
-        <w:numPr>
-          <w:ilvl w:val="0"/>
-          <w:numId w:val="1061"/>
-        </w:numPr>
-      </w:pPr>
-      <w:r>
-        <w:t xml:space="preserve">The Global Monitor will provide a web-based dashboard that displays the WIS2 system performance and data availability.</w:t>
-      </w:r>
-    </w:p>
-    <w:p>
-      <w:pPr>
-        <w:numPr>
-          <w:ilvl w:val="0"/>
-          <w:numId w:val="1061"/>
-        </w:numPr>
-      </w:pPr>
-      <w:r>
-        <w:t xml:space="preserve">The Global Monitor will retain logs, metrics, and derived statistics for a minimum period of 180 days to support long-term monitoring, trend analysis, and KPI evaluation.</w:t>
-      </w:r>
-    </w:p>
-    <w:p>
-      <w:pPr>
-        <w:numPr>
-          <w:ilvl w:val="0"/>
-          <w:numId w:val="1061"/>
-        </w:numPr>
-      </w:pPr>
-      <w:r>
-        <w:t xml:space="preserve">The Global Monitor will allocate a minimum of 50GB of storage for logs, metrics and derived statistics.</w:t>
-      </w:r>
-    </w:p>
-    <w:p>
-      <w:pPr>
-        <w:numPr>
-          <w:ilvl w:val="0"/>
-          <w:numId w:val="1061"/>
-        </w:numPr>
-      </w:pPr>
-      <w:r>
-        <w:t xml:space="preserve">A Global Monitor will update its metrics at least every 60 seconds.</w:t>
-      </w:r>
-    </w:p>
-    <w:p>
-      <w:pPr>
-        <w:numPr>
-          <w:ilvl w:val="0"/>
-          <w:numId w:val="1061"/>
-        </w:numPr>
-      </w:pPr>
-      <w:r>
-        <w:t xml:space="preserve">A Global Monitor should not reset its metrics counts.</w:t>
-      </w:r>
-    </w:p>
-    <w:p>
-      <w:pPr>
-        <w:numPr>
-          <w:ilvl w:val="0"/>
-          <w:numId w:val="1061"/>
-        </w:numPr>
-      </w:pPr>
-      <w:r>
-        <w:t xml:space="preserve">As a convention, the Global Monitor centre-id will be</w:t>
-      </w:r>
-      <w:r>
-        <w:t xml:space="preserve"> </w:t>
-      </w:r>
-      <w:r>
-        <w:rPr>
-          <w:rStyle w:val="VerbatimChar"/>
-        </w:rPr>
-        <w:t xml:space="preserve">{tld}-{centre-name}-global-monitor</w:t>
-      </w:r>
-      <w:r>
-        <w:t xml:space="preserve">.</w:t>
-      </w:r>
-    </w:p>
-    <w:p>
-      <w:pPr>
-        <w:numPr>
-          <w:ilvl w:val="0"/>
-          <w:numId w:val="1061"/>
-        </w:numPr>
-      </w:pPr>
-      <w:r>
-        <w:t xml:space="preserve">The main task of the Global Monitor will be to regularly query the metrics provided by the relevant WIS2 entities, aggregate and process the data and then provide the results to the end user in a suitable presentation.</w:t>
-      </w:r>
-    </w:p>
     <w:bookmarkEnd w:id="185"/>
-    <w:bookmarkEnd w:id="186"/>
-    <w:bookmarkEnd w:id="187"/>
-    <w:bookmarkStart w:id="188" w:name="X8d45057166b44172bc13f242161df41fc9cfaae"/>
+    <w:bookmarkStart w:id="186" w:name="X8d45057166b44172bc13f242161df41fc9cfaae"/>
     <w:p>
       <w:pPr>
         <w:pStyle w:val="Heading2"/>
@@ -8954,8 +8902,8 @@
         <w:t xml:space="preserve">, Volume II – Appendix G. WIS2 Notification Message.</w:t>
       </w:r>
     </w:p>
-    <w:bookmarkEnd w:id="188"/>
-    <w:bookmarkStart w:id="223" w:name="X3cda763227efb85ffcf50601bb9e1b297d470ff"/>
+    <w:bookmarkEnd w:id="186"/>
+    <w:bookmarkStart w:id="221" w:name="X3cda763227efb85ffcf50601bb9e1b297d470ff"/>
     <w:p>
       <w:pPr>
         <w:pStyle w:val="Heading2"/>
@@ -8964,7 +8912,7 @@
         <w:t xml:space="preserve">2.8 Operations</w:t>
       </w:r>
     </w:p>
-    <w:bookmarkStart w:id="222" w:name="X04562bceddaf8a85f3c8f43df21107ee9ff7844"/>
+    <w:bookmarkStart w:id="220" w:name="X04562bceddaf8a85f3c8f43df21107ee9ff7844"/>
     <w:p>
       <w:pPr>
         <w:pStyle w:val="Heading3"/>
@@ -8995,7 +8943,7 @@
         <w:t xml:space="preserve">use data from WIS2 data in the same manner, without the requirement for specialized software, tools, or applications.</w:t>
       </w:r>
     </w:p>
-    <w:bookmarkStart w:id="214" w:name="Xdfcef8a51a47770744d1c6284d6cc8465e590d9"/>
+    <w:bookmarkStart w:id="212" w:name="Xdfcef8a51a47770744d1c6284d6cc8465e590d9"/>
     <w:p>
       <w:pPr>
         <w:pStyle w:val="Heading4"/>
@@ -9068,7 +9016,7 @@
         <w:rPr>
           <w:rStyle w:val="FootnoteReference"/>
         </w:rPr>
-        <w:footnoteReference w:id="189"/>
+        <w:footnoteReference w:id="187"/>
       </w:r>
     </w:p>
     <w:p>
@@ -9231,7 +9179,7 @@
               <w:rPr>
                 <w:rStyle w:val="FootnoteReference"/>
               </w:rPr>
-              <w:footnoteReference w:id="190"/>
+              <w:footnoteReference w:id="188"/>
             </w:r>
           </w:p>
         </w:tc>
@@ -9394,7 +9342,7 @@
         <w:t xml:space="preserve">Aeronautical Fixed Service (AFS) are defined solely under the ICAO regulatory framework and are therefore beyond the scope of this Guide.</w:t>
       </w:r>
     </w:p>
-    <w:bookmarkStart w:id="194" w:name="X0b285da611dfb528bbe09e977d29c84f73ef00a"/>
+    <w:bookmarkStart w:id="192" w:name="X0b285da611dfb528bbe09e977d29c84f73ef00a"/>
     <w:p>
       <w:pPr>
         <w:pStyle w:val="Heading5"/>
@@ -9420,18 +9368,18 @@
           <wp:inline>
             <wp:extent cx="5334000" cy="1435119"/>
             <wp:effectExtent b="0" l="0" r="0" t="0"/>
-            <wp:docPr descr="Schematic of interoperability approach" title="" id="192" name="Picture"/>
+            <wp:docPr descr="Schematic of interoperability approach" title="" id="190" name="Picture"/>
             <a:graphic>
               <a:graphicData uri="http://schemas.openxmlformats.org/drawingml/2006/picture">
                 <pic:pic>
                   <pic:nvPicPr>
-                    <pic:cNvPr descr="images/wis2-to-swim-temp.png" id="193" name="Picture"/>
+                    <pic:cNvPr descr="images/wis2-to-swim-temp.png" id="191" name="Picture"/>
                     <pic:cNvPicPr>
                       <a:picLocks noChangeArrowheads="1" noChangeAspect="1"/>
                     </pic:cNvPicPr>
                   </pic:nvPicPr>
                   <pic:blipFill>
-                    <a:blip r:embed="rId191"/>
+                    <a:blip r:embed="rId189"/>
                     <a:stretch>
                       <a:fillRect/>
                     </a:stretch>
@@ -9486,44 +9434,44 @@
         <w:t xml:space="preserve">to SWIM.</w:t>
       </w:r>
     </w:p>
+    <w:bookmarkEnd w:id="192"/>
+    <w:bookmarkStart w:id="194" w:name="Xb20bb07a39f9322111bf6d1db1b5daed26a9d3a"/>
+    <w:p>
+      <w:pPr>
+        <w:pStyle w:val="Heading5"/>
+      </w:pPr>
+      <w:r>
+        <w:t xml:space="preserve">2.8.1.1.2 Data types and format</w:t>
+      </w:r>
+    </w:p>
+    <w:p>
+      <w:pPr>
+        <w:pStyle w:val="FirstParagraph"/>
+      </w:pPr>
+      <w:r>
+        <w:t xml:space="preserve">Specifications for aeronautical meteorological information are provided in ICAO</w:t>
+      </w:r>
+      <w:r>
+        <w:t xml:space="preserve"> </w:t>
+      </w:r>
+      <w:r>
+        <w:t xml:space="preserve">Annex 3 and other relevant guidance materials. The ICAO Meteorological Information Exchange Model (IWXXM) format (FM 205)</w:t>
+      </w:r>
+      <w:r>
+        <w:rPr>
+          <w:rStyle w:val="FootnoteReference"/>
+        </w:rPr>
+        <w:footnoteReference w:id="193"/>
+      </w:r>
+      <w:r>
+        <w:t xml:space="preserve"> </w:t>
+      </w:r>
+      <w:r>
+        <w:t xml:space="preserve">is to be used for encoding aeronautical meteorological information in SWIM.</w:t>
+      </w:r>
+    </w:p>
     <w:bookmarkEnd w:id="194"/>
-    <w:bookmarkStart w:id="196" w:name="Xb20bb07a39f9322111bf6d1db1b5daed26a9d3a"/>
-    <w:p>
-      <w:pPr>
-        <w:pStyle w:val="Heading5"/>
-      </w:pPr>
-      <w:r>
-        <w:t xml:space="preserve">2.8.1.1.2 Data types and format</w:t>
-      </w:r>
-    </w:p>
-    <w:p>
-      <w:pPr>
-        <w:pStyle w:val="FirstParagraph"/>
-      </w:pPr>
-      <w:r>
-        <w:t xml:space="preserve">Specifications for aeronautical meteorological information are provided in ICAO</w:t>
-      </w:r>
-      <w:r>
-        <w:t xml:space="preserve"> </w:t>
-      </w:r>
-      <w:r>
-        <w:t xml:space="preserve">Annex 3 and other relevant guidance materials. The ICAO Meteorological Information Exchange Model (IWXXM) format (FM 205)</w:t>
-      </w:r>
-      <w:r>
-        <w:rPr>
-          <w:rStyle w:val="FootnoteReference"/>
-        </w:rPr>
-        <w:footnoteReference w:id="195"/>
-      </w:r>
-      <w:r>
-        <w:t xml:space="preserve"> </w:t>
-      </w:r>
-      <w:r>
-        <w:t xml:space="preserve">is to be used for encoding aeronautical meteorological information in SWIM.</w:t>
-      </w:r>
-    </w:p>
-    <w:bookmarkEnd w:id="196"/>
-    <w:bookmarkStart w:id="201" w:name="X46c32021402e9ea7b8e48f4915b125439add1b0"/>
+    <w:bookmarkStart w:id="199" w:name="X46c32021402e9ea7b8e48f4915b125439add1b0"/>
     <w:p>
       <w:pPr>
         <w:pStyle w:val="Heading5"/>
@@ -9746,36 +9694,36 @@
         <w:rPr>
           <w:rStyle w:val="FootnoteReference"/>
         </w:rPr>
+        <w:footnoteReference w:id="195"/>
+      </w:r>
+      <w:r>
+        <w:rPr>
+          <w:rStyle w:val="FootnoteReference"/>
+        </w:rPr>
+        <w:footnoteReference w:id="196"/>
+      </w:r>
+      <w:r>
+        <w:t xml:space="preserve"> </w:t>
+      </w:r>
+      <w:r>
+        <w:t xml:space="preserve">applied at the WIS2 Node;</w:t>
+      </w:r>
+    </w:p>
+    <w:p>
+      <w:pPr>
+        <w:numPr>
+          <w:ilvl w:val="0"/>
+          <w:numId w:val="1064"/>
+        </w:numPr>
+      </w:pPr>
+      <w:r>
+        <w:t xml:space="preserve">Are not cached within WIS2 by the Global Caches.</w:t>
+      </w:r>
+      <w:r>
+        <w:rPr>
+          <w:rStyle w:val="FootnoteReference"/>
+        </w:rPr>
         <w:footnoteReference w:id="197"/>
-      </w:r>
-      <w:r>
-        <w:rPr>
-          <w:rStyle w:val="FootnoteReference"/>
-        </w:rPr>
-        <w:footnoteReference w:id="198"/>
-      </w:r>
-      <w:r>
-        <w:t xml:space="preserve"> </w:t>
-      </w:r>
-      <w:r>
-        <w:t xml:space="preserve">applied at the WIS2 Node;</w:t>
-      </w:r>
-    </w:p>
-    <w:p>
-      <w:pPr>
-        <w:numPr>
-          <w:ilvl w:val="0"/>
-          <w:numId w:val="1064"/>
-        </w:numPr>
-      </w:pPr>
-      <w:r>
-        <w:t xml:space="preserve">Are not cached within WIS2 by the Global Caches.</w:t>
-      </w:r>
-      <w:r>
-        <w:rPr>
-          <w:rStyle w:val="FootnoteReference"/>
-        </w:rPr>
-        <w:footnoteReference w:id="199"/>
       </w:r>
     </w:p>
     <w:p>
@@ -10113,7 +10061,7 @@
         <w:rPr>
           <w:rStyle w:val="FootnoteReference"/>
         </w:rPr>
-        <w:footnoteReference w:id="200"/>
+        <w:footnoteReference w:id="198"/>
       </w:r>
     </w:p>
     <w:p>
@@ -10253,8 +10201,8 @@
         <w:t xml:space="preserve">least 24 hours is recommended.</w:t>
       </w:r>
     </w:p>
-    <w:bookmarkEnd w:id="201"/>
-    <w:bookmarkStart w:id="210" w:name="X8db259eb1a1bfe56c034a46bdb3dc42d11142ae"/>
+    <w:bookmarkEnd w:id="199"/>
+    <w:bookmarkStart w:id="208" w:name="X8db259eb1a1bfe56c034a46bdb3dc42d11142ae"/>
     <w:p>
       <w:pPr>
         <w:pStyle w:val="Heading5"/>
@@ -10280,7 +10228,7 @@
         <w:rPr>
           <w:rStyle w:val="FootnoteReference"/>
         </w:rPr>
-        <w:footnoteReference w:id="202"/>
+        <w:footnoteReference w:id="200"/>
       </w:r>
     </w:p>
     <w:p>
@@ -10292,18 +10240,18 @@
           <wp:inline>
             <wp:extent cx="5334000" cy="1838335"/>
             <wp:effectExtent b="0" l="0" r="0" t="0"/>
-            <wp:docPr descr="Interactions between the gateway component and the WIS2 and SWIM components" title="" id="204" name="Picture"/>
+            <wp:docPr descr="Interactions between the gateway component and the WIS2 and SWIM components" title="" id="202" name="Picture"/>
             <a:graphic>
               <a:graphicData uri="http://schemas.openxmlformats.org/drawingml/2006/picture">
                 <pic:pic>
                   <pic:nvPicPr>
-                    <pic:cNvPr descr="images/wis2-to-swim-interaction-temp.png" id="205" name="Picture"/>
+                    <pic:cNvPr descr="images/wis2-to-swim-interaction-temp.png" id="203" name="Picture"/>
                     <pic:cNvPicPr>
                       <a:picLocks noChangeArrowheads="1" noChangeAspect="1"/>
                     </pic:cNvPicPr>
                   </pic:nvPicPr>
                   <pic:blipFill>
-                    <a:blip r:embed="rId203"/>
+                    <a:blip r:embed="rId201"/>
                     <a:stretch>
                       <a:fillRect/>
                     </a:stretch>
@@ -10424,7 +10372,7 @@
         <w:rPr>
           <w:rStyle w:val="FootnoteReference"/>
         </w:rPr>
-        <w:footnoteReference w:id="206"/>
+        <w:footnoteReference w:id="204"/>
       </w:r>
     </w:p>
     <w:p>
@@ -10475,7 +10423,7 @@
         <w:rPr>
           <w:rStyle w:val="FootnoteReference"/>
         </w:rPr>
-        <w:footnoteReference w:id="207"/>
+        <w:footnoteReference w:id="205"/>
       </w:r>
       <w:r>
         <w:t xml:space="preserve"> </w:t>
@@ -10510,7 +10458,7 @@
         <w:rPr>
           <w:rStyle w:val="FootnoteReference"/>
         </w:rPr>
-        <w:footnoteReference w:id="208"/>
+        <w:footnoteReference w:id="206"/>
       </w:r>
       <w:r>
         <w:t xml:space="preserve">, and embed the aviation weather data resource</w:t>
@@ -10582,7 +10530,7 @@
         <w:rPr>
           <w:rStyle w:val="FootnoteReference"/>
         </w:rPr>
-        <w:footnoteReference w:id="209"/>
+        <w:footnoteReference w:id="207"/>
       </w:r>
       <w:r>
         <w:t xml:space="preserve"> </w:t>
@@ -10629,8 +10577,8 @@
         <w:t xml:space="preserve">the organizational governance in place.</w:t>
       </w:r>
     </w:p>
-    <w:bookmarkEnd w:id="210"/>
-    <w:bookmarkStart w:id="213" w:name="X324dd5baff3dd5a559e8cb78fd62506b39d8a6f"/>
+    <w:bookmarkEnd w:id="208"/>
+    <w:bookmarkStart w:id="211" w:name="X324dd5baff3dd5a559e8cb78fd62506b39d8a6f"/>
     <w:p>
       <w:pPr>
         <w:pStyle w:val="Heading5"/>
@@ -10656,7 +10604,7 @@
         <w:rPr>
           <w:rStyle w:val="FootnoteReference"/>
         </w:rPr>
-        <w:footnoteReference w:id="211"/>
+        <w:footnoteReference w:id="209"/>
       </w:r>
     </w:p>
     <w:p>
@@ -10681,9 +10629,9 @@
         <w:t xml:space="preserve">authorized sources, such as a gateway, and should validate incoming messages as aeronautical meteorological information.</w:t>
       </w:r>
     </w:p>
-    <w:bookmarkEnd w:id="213"/>
-    <w:bookmarkEnd w:id="214"/>
-    <w:bookmarkStart w:id="221" w:name="X18b534d18fbc2c217839aa8fa8b546773191a7b"/>
+    <w:bookmarkEnd w:id="211"/>
+    <w:bookmarkEnd w:id="212"/>
+    <w:bookmarkStart w:id="219" w:name="X18b534d18fbc2c217839aa8fa8b546773191a7b"/>
     <w:p>
       <w:pPr>
         <w:pStyle w:val="Heading4"/>
@@ -10745,7 +10693,7 @@
         <w:rPr>
           <w:rStyle w:val="FootnoteReference"/>
         </w:rPr>
-        <w:footnoteReference w:id="215"/>
+        <w:footnoteReference w:id="213"/>
       </w:r>
       <w:r>
         <w:t xml:space="preserve"> </w:t>
@@ -10846,7 +10794,7 @@
         <w:t xml:space="preserve">the extract, transform and load (ETL) functions to ensure that the bilateral exchange is mutually beneficial.</w:t>
       </w:r>
     </w:p>
-    <w:bookmarkStart w:id="220" w:name="Xe1a3f911333094636c99af6e51cc67bda1a0fa5"/>
+    <w:bookmarkStart w:id="218" w:name="Xe1a3f911333094636c99af6e51cc67bda1a0fa5"/>
     <w:p>
       <w:pPr>
         <w:pStyle w:val="Heading5"/>
@@ -10942,18 +10890,18 @@
           <wp:inline>
             <wp:extent cx="5334000" cy="1393475"/>
             <wp:effectExtent b="0" l="0" r="0" t="0"/>
-            <wp:docPr descr="Figure 4. WIS2 and ODIS metadata and catalogue interoperability" title="" id="218" name="Picture"/>
+            <wp:docPr descr="Figure 4. WIS2 and ODIS metadata and catalogue interoperability" title="" id="216" name="Picture"/>
             <a:graphic>
               <a:graphicData uri="http://schemas.openxmlformats.org/drawingml/2006/picture">
                 <pic:pic>
                   <pic:nvPicPr>
-                    <pic:cNvPr descr="images/wis2-odis-metadata-discovery-interop.png" id="219" name="Picture"/>
+                    <pic:cNvPr descr="images/wis2-odis-metadata-discovery-interop.png" id="217" name="Picture"/>
                     <pic:cNvPicPr>
                       <a:picLocks noChangeArrowheads="1" noChangeAspect="1"/>
                     </pic:cNvPicPr>
                   </pic:nvPicPr>
                   <pic:blipFill>
-                    <a:blip r:embed="rId217"/>
+                    <a:blip r:embed="rId215"/>
                     <a:stretch>
                       <a:fillRect/>
                     </a:stretch>
@@ -10996,108 +10944,108 @@
         <w:t xml:space="preserve">As a result, federated discovery will be realized between both systems, users will be able to access the data from as close as possible to their source, and the data will be able to be used and reused in an authoritative manner.</w:t>
       </w:r>
     </w:p>
+    <w:bookmarkEnd w:id="218"/>
+    <w:bookmarkEnd w:id="219"/>
     <w:bookmarkEnd w:id="220"/>
     <w:bookmarkEnd w:id="221"/>
     <w:bookmarkEnd w:id="222"/>
+    <w:bookmarkStart w:id="247" w:name="Xa57fcea0326db383435a81290ee1f4280d7ce75"/>
+    <w:p>
+      <w:pPr>
+        <w:pStyle w:val="Heading1"/>
+      </w:pPr>
+      <w:r>
+        <w:t xml:space="preserve">PART III. Additional components</w:t>
+      </w:r>
+    </w:p>
+    <w:bookmarkStart w:id="226" w:name="X91f34318810edfc8930b866bc6c182083d198dc"/>
+    <w:p>
+      <w:pPr>
+        <w:pStyle w:val="Heading2"/>
+      </w:pPr>
+      <w:r>
+        <w:t xml:space="preserve">3.1 Overview</w:t>
+      </w:r>
+    </w:p>
+    <w:bookmarkStart w:id="223" w:name="X017a35a9d41caaaba3be4e1b6a6749800b5301f"/>
+    <w:p>
+      <w:pPr>
+        <w:pStyle w:val="Heading3"/>
+      </w:pPr>
+      <w:r>
+        <w:t xml:space="preserve">3.1.1 Value-added capabilities</w:t>
+      </w:r>
+    </w:p>
+    <w:p>
+      <w:pPr>
+        <w:pStyle w:val="FirstParagraph"/>
+      </w:pPr>
+      <w:r>
+        <w:t xml:space="preserve">Alongside the core set of Global Services defined, Additional Global Services and Sensor Centres provide value-added capabilities within WIS2.</w:t>
+      </w:r>
+    </w:p>
+    <w:p>
+      <w:pPr>
+        <w:pStyle w:val="BodyText"/>
+      </w:pPr>
+      <w:r>
+        <w:t xml:space="preserve">Additional Global Services:</w:t>
+      </w:r>
+    </w:p>
+    <w:p>
+      <w:pPr>
+        <w:numPr>
+          <w:ilvl w:val="0"/>
+          <w:numId w:val="1069"/>
+        </w:numPr>
+      </w:pPr>
+      <w:r>
+        <w:t xml:space="preserve">provide value added capabilities and insights into WIS2</w:t>
+      </w:r>
+    </w:p>
+    <w:p>
+      <w:pPr>
+        <w:numPr>
+          <w:ilvl w:val="0"/>
+          <w:numId w:val="1069"/>
+        </w:numPr>
+      </w:pPr>
+      <w:r>
+        <w:t xml:space="preserve">are not required components of WIS2</w:t>
+      </w:r>
+    </w:p>
+    <w:p>
+      <w:pPr>
+        <w:numPr>
+          <w:ilvl w:val="0"/>
+          <w:numId w:val="1069"/>
+        </w:numPr>
+      </w:pPr>
+      <w:r>
+        <w:t xml:space="preserve">may be provided with various access control policies depending on their scope</w:t>
+      </w:r>
+    </w:p>
+    <w:p>
+      <w:pPr>
+        <w:pStyle w:val="FirstParagraph"/>
+      </w:pPr>
+      <w:r>
+        <w:t xml:space="preserve">Sensor Centres:</w:t>
+      </w:r>
+    </w:p>
+    <w:p>
+      <w:pPr>
+        <w:numPr>
+          <w:ilvl w:val="0"/>
+          <w:numId w:val="1070"/>
+        </w:numPr>
+      </w:pPr>
+      <w:r>
+        <w:t xml:space="preserve">provide continuous measurement and assessment on WIS2 functions</w:t>
+      </w:r>
+    </w:p>
     <w:bookmarkEnd w:id="223"/>
-    <w:bookmarkEnd w:id="224"/>
-    <w:bookmarkStart w:id="249" w:name="Xa57fcea0326db383435a81290ee1f4280d7ce75"/>
-    <w:p>
-      <w:pPr>
-        <w:pStyle w:val="Heading1"/>
-      </w:pPr>
-      <w:r>
-        <w:t xml:space="preserve">PART III. Additional components</w:t>
-      </w:r>
-    </w:p>
-    <w:bookmarkStart w:id="228" w:name="X91f34318810edfc8930b866bc6c182083d198dc"/>
-    <w:p>
-      <w:pPr>
-        <w:pStyle w:val="Heading2"/>
-      </w:pPr>
-      <w:r>
-        <w:t xml:space="preserve">3.1 Overview</w:t>
-      </w:r>
-    </w:p>
-    <w:bookmarkStart w:id="225" w:name="X017a35a9d41caaaba3be4e1b6a6749800b5301f"/>
-    <w:p>
-      <w:pPr>
-        <w:pStyle w:val="Heading3"/>
-      </w:pPr>
-      <w:r>
-        <w:t xml:space="preserve">3.1.1 Value-added capabilities</w:t>
-      </w:r>
-    </w:p>
-    <w:p>
-      <w:pPr>
-        <w:pStyle w:val="FirstParagraph"/>
-      </w:pPr>
-      <w:r>
-        <w:t xml:space="preserve">Alongside the core set of Global Services defined, Additional Global Services and Sensor Centres provide value-added capabilities within WIS2.</w:t>
-      </w:r>
-    </w:p>
-    <w:p>
-      <w:pPr>
-        <w:pStyle w:val="BodyText"/>
-      </w:pPr>
-      <w:r>
-        <w:t xml:space="preserve">Additional Global Services:</w:t>
-      </w:r>
-    </w:p>
-    <w:p>
-      <w:pPr>
-        <w:numPr>
-          <w:ilvl w:val="0"/>
-          <w:numId w:val="1069"/>
-        </w:numPr>
-      </w:pPr>
-      <w:r>
-        <w:t xml:space="preserve">provide value added capabilities and insights into WIS2</w:t>
-      </w:r>
-    </w:p>
-    <w:p>
-      <w:pPr>
-        <w:numPr>
-          <w:ilvl w:val="0"/>
-          <w:numId w:val="1069"/>
-        </w:numPr>
-      </w:pPr>
-      <w:r>
-        <w:t xml:space="preserve">are not required components of WIS2</w:t>
-      </w:r>
-    </w:p>
-    <w:p>
-      <w:pPr>
-        <w:numPr>
-          <w:ilvl w:val="0"/>
-          <w:numId w:val="1069"/>
-        </w:numPr>
-      </w:pPr>
-      <w:r>
-        <w:t xml:space="preserve">may be provided with various access control policies depending on their scope</w:t>
-      </w:r>
-    </w:p>
-    <w:p>
-      <w:pPr>
-        <w:pStyle w:val="FirstParagraph"/>
-      </w:pPr>
-      <w:r>
-        <w:t xml:space="preserve">Sensor Centres:</w:t>
-      </w:r>
-    </w:p>
-    <w:p>
-      <w:pPr>
-        <w:numPr>
-          <w:ilvl w:val="0"/>
-          <w:numId w:val="1070"/>
-        </w:numPr>
-      </w:pPr>
-      <w:r>
-        <w:t xml:space="preserve">provide continuous measurement and assessment on WIS2 functions</w:t>
-      </w:r>
-    </w:p>
-    <w:bookmarkEnd w:id="225"/>
-    <w:bookmarkStart w:id="226" w:name="Xd06b73138687276f668d5a40133b2d335076b18"/>
+    <w:bookmarkStart w:id="224" w:name="Xd06b73138687276f668d5a40133b2d335076b18"/>
     <w:p>
       <w:pPr>
         <w:pStyle w:val="Heading3"/>
@@ -11295,14 +11243,50 @@
         <w:t xml:space="preserve">Experimental marking is removed.</w:t>
       </w:r>
     </w:p>
+    <w:bookmarkEnd w:id="224"/>
+    <w:bookmarkStart w:id="225" w:name="Xe7ceaaf311da98ccc12c0a8038f9d74975f33d2"/>
+    <w:p>
+      <w:pPr>
+        <w:pStyle w:val="Heading3"/>
+      </w:pPr>
+      <w:r>
+        <w:t xml:space="preserve">3.1.3 Decommissioning procedure for Additional Components</w:t>
+      </w:r>
+    </w:p>
+    <w:p>
+      <w:pPr>
+        <w:pStyle w:val="FirstParagraph"/>
+      </w:pPr>
+      <w:r>
+        <w:t xml:space="preserve">When a Member seeks to stop operating an Additional Component they must contact the Secretariat to inform WMO of their wish to decommission the service. Members should provide sufficient lead-time between submitting the request to decommission and cessation of the service. Where the service contributes to the effective functioning of WIS2, the Member seeking to stop the service should attempt to find another Member to whom they can transfer their service obligations. On the date agreed for cessation of the service, the Secretariat will: (i) remove the Additional Component from the list designated services, and (ii) coordinate with the Global Service providers to disconnect the Additional Component from WIS2.</w:t>
+      </w:r>
+    </w:p>
+    <w:bookmarkEnd w:id="225"/>
     <w:bookmarkEnd w:id="226"/>
-    <w:bookmarkStart w:id="227" w:name="Xe7ceaaf311da98ccc12c0a8038f9d74975f33d2"/>
+    <w:bookmarkStart w:id="236" w:name="Xb8943bce4a6c8fe4b6df0b13ccd445b31941293"/>
+    <w:p>
+      <w:pPr>
+        <w:pStyle w:val="Heading2"/>
+      </w:pPr>
+      <w:r>
+        <w:t xml:space="preserve">3.2 Other Global Services</w:t>
+      </w:r>
+    </w:p>
+    <w:p>
+      <w:pPr>
+        <w:pStyle w:val="FirstParagraph"/>
+      </w:pPr>
+      <w:r>
+        <w:t xml:space="preserve">A Member wishing to operate a Service defined in this Guide must submit a service offer as per the designation process described in 3.1.2 Designation procedure for Additional Components.</w:t>
+      </w:r>
+    </w:p>
+    <w:bookmarkStart w:id="235" w:name="Xd526160ac96015183d99bf02611bde73ec81c6a"/>
     <w:p>
       <w:pPr>
         <w:pStyle w:val="Heading3"/>
       </w:pPr>
       <w:r>
-        <w:t xml:space="preserve">3.1.3 Decommissioning procedure for Additional Components</w:t>
+        <w:t xml:space="preserve">3.2.1 Global Replay</w:t>
       </w:r>
     </w:p>
     <w:p>
@@ -11310,46 +11294,10 @@
         <w:pStyle w:val="FirstParagraph"/>
       </w:pPr>
       <w:r>
-        <w:t xml:space="preserve">When a Member seeks to stop operating an Additional Component they must contact the Secretariat to inform WMO of their wish to decommission the service. Members should provide sufficient lead-time between submitting the request to decommission and cessation of the service. Where the service contributes to the effective functioning of WIS2, the Member seeking to stop the service should attempt to find another Member to whom they can transfer their service obligations. On the date agreed for cessation of the service, the Secretariat will: (i) remove the Additional Component from the list designated services, and (ii) coordinate with the Global Service providers to disconnect the Additional Component from WIS2.</w:t>
-      </w:r>
-    </w:p>
-    <w:bookmarkEnd w:id="227"/>
-    <w:bookmarkEnd w:id="228"/>
-    <w:bookmarkStart w:id="238" w:name="Xb8943bce4a6c8fe4b6df0b13ccd445b31941293"/>
-    <w:p>
-      <w:pPr>
-        <w:pStyle w:val="Heading2"/>
-      </w:pPr>
-      <w:r>
-        <w:t xml:space="preserve">3.2 Other Global Services</w:t>
-      </w:r>
-    </w:p>
-    <w:p>
-      <w:pPr>
-        <w:pStyle w:val="FirstParagraph"/>
-      </w:pPr>
-      <w:r>
-        <w:t xml:space="preserve">A Member wishing to operate a Service defined in this Guide must submit a service offer as per the designation process described in 3.1.2 Designation procedure for Additional Components.</w:t>
-      </w:r>
-    </w:p>
-    <w:bookmarkStart w:id="237" w:name="Xd526160ac96015183d99bf02611bde73ec81c6a"/>
-    <w:p>
-      <w:pPr>
-        <w:pStyle w:val="Heading3"/>
-      </w:pPr>
-      <w:r>
-        <w:t xml:space="preserve">3.2.1 Global Replay</w:t>
-      </w:r>
-    </w:p>
-    <w:p>
-      <w:pPr>
-        <w:pStyle w:val="FirstParagraph"/>
-      </w:pPr>
-      <w:r>
         <w:t xml:space="preserve">A Global Replay provides access and subscription to past WIS Notification Messages.</w:t>
       </w:r>
     </w:p>
-    <w:bookmarkStart w:id="229" w:name="Xd4a16cd37216de6458e35ff030cd1221d1e6530"/>
+    <w:bookmarkStart w:id="227" w:name="Xd4a16cd37216de6458e35ff030cd1221d1e6530"/>
     <w:p>
       <w:pPr>
         <w:pStyle w:val="Heading4"/>
@@ -11435,8 +11383,8 @@
         <w:t xml:space="preserve">A Global Replay will discard notification messages and monitoring events once the retention period has expired.</w:t>
       </w:r>
     </w:p>
-    <w:bookmarkEnd w:id="229"/>
-    <w:bookmarkStart w:id="234" w:name="Xd4c8a4d9f9479c53b953750028bfc8e5fc06907"/>
+    <w:bookmarkEnd w:id="227"/>
+    <w:bookmarkStart w:id="232" w:name="Xd4c8a4d9f9479c53b953750028bfc8e5fc06907"/>
     <w:p>
       <w:pPr>
         <w:pStyle w:val="Heading4"/>
@@ -11470,7 +11418,7 @@
         <w:rPr>
           <w:rStyle w:val="FootnoteReference"/>
         </w:rPr>
-        <w:footnoteReference w:id="230"/>
+        <w:footnoteReference w:id="228"/>
       </w:r>
       <w:r>
         <w:t xml:space="preserve">, adhering to the following conformance classes and their dependencies:</w:t>
@@ -11512,7 +11460,7 @@
         <w:rPr>
           <w:rStyle w:val="FootnoteReference"/>
         </w:rPr>
-        <w:footnoteReference w:id="232"/>
+        <w:footnoteReference w:id="230"/>
       </w:r>
       <w:r>
         <w:t xml:space="preserve">, adhering to the following conformance classes and their dependencies:</w:t>
@@ -12017,8 +11965,8 @@
         <w:t xml:space="preserve">.</w:t>
       </w:r>
     </w:p>
-    <w:bookmarkEnd w:id="234"/>
-    <w:bookmarkStart w:id="236" w:name="X326ed7aa9157d0769117325753a0444aeac3762"/>
+    <w:bookmarkEnd w:id="232"/>
+    <w:bookmarkStart w:id="234" w:name="X326ed7aa9157d0769117325753a0444aeac3762"/>
     <w:p>
       <w:pPr>
         <w:pStyle w:val="Heading4"/>
@@ -12116,7 +12064,7 @@
       <w:r>
         <w:t xml:space="preserve"> </w:t>
       </w:r>
-      <w:hyperlink r:id="rId235">
+      <w:hyperlink r:id="rId233">
         <w:r>
           <w:rPr>
             <w:rStyle w:val="Hyperlink"/>
@@ -12128,159 +12076,478 @@
         <w:t xml:space="preserve">.</w:t>
       </w:r>
     </w:p>
+    <w:bookmarkEnd w:id="234"/>
+    <w:bookmarkEnd w:id="235"/>
     <w:bookmarkEnd w:id="236"/>
+    <w:bookmarkStart w:id="246" w:name="Xe9a67d18399a218c85ed13c229ba77af675756d"/>
+    <w:p>
+      <w:pPr>
+        <w:pStyle w:val="Heading2"/>
+      </w:pPr>
+      <w:r>
+        <w:t xml:space="preserve">3.3 Sensor Centres</w:t>
+      </w:r>
+    </w:p>
+    <w:p>
+      <w:pPr>
+        <w:pStyle w:val="FirstParagraph"/>
+      </w:pPr>
+      <w:r>
+        <w:t xml:space="preserve">Sensor Centres are components external to WIS 2.0, which provide continuous assessments on functionality. Sensor</w:t>
+      </w:r>
+      <w:r>
+        <w:t xml:space="preserve"> </w:t>
+      </w:r>
+      <w:r>
+        <w:t xml:space="preserve">Centres can provide external feedback on WIS 2.0 functions to trigger corrective action in support of continuous improvement.</w:t>
+      </w:r>
+    </w:p>
+    <w:bookmarkStart w:id="237" w:name="Xeccc5e301c97b991026cb4b4fb0a2ad90b4b8ce"/>
+    <w:p>
+      <w:pPr>
+        <w:pStyle w:val="Heading3"/>
+      </w:pPr>
+      <w:r>
+        <w:t xml:space="preserve">3.3.1 Overview</w:t>
+      </w:r>
+    </w:p>
+    <w:p>
+      <w:pPr>
+        <w:pStyle w:val="FirstParagraph"/>
+      </w:pPr>
+      <w:r>
+        <w:t xml:space="preserve">As described in the Manual on WIS, Volume II, WIS 2.0 is a collective, distributed data exchange system that requires monitoring.</w:t>
+      </w:r>
+    </w:p>
+    <w:p>
+      <w:pPr>
+        <w:pStyle w:val="BodyText"/>
+      </w:pPr>
+      <w:r>
+        <w:t xml:space="preserve">All WIS 2.0 components have defined metrics and conditions on those metrics to trigger alerts.</w:t>
+      </w:r>
+    </w:p>
+    <w:p>
+      <w:pPr>
+        <w:pStyle w:val="BodyText"/>
+      </w:pPr>
+      <w:r>
+        <w:t xml:space="preserve">The Global Monitor collects the metrics and presents them a suite of dashboards enabling observability, visuaization and analysis.</w:t>
+      </w:r>
+    </w:p>
+    <w:p>
+      <w:pPr>
+        <w:pStyle w:val="BodyText"/>
+      </w:pPr>
+      <w:r>
+        <w:t xml:space="preserve">Beyond WIS 2.0 itself, a Sensor Centre relies on WIS 2.0 Global Services and Nodes. It implements further processing on any component of the WIS 2.0 architecture. This processing results in additional metrics which can also be provided to dashboards, within or external to WIS 2.0.</w:t>
+      </w:r>
+    </w:p>
+    <w:p>
+      <w:pPr>
+        <w:pStyle w:val="BodyText"/>
+      </w:pPr>
+      <w:r>
+        <w:t xml:space="preserve">"Sensor Centre" is a generic term to describe additional components to measure various aspects including (but not limited to):</w:t>
+      </w:r>
+    </w:p>
+    <w:p>
+      <w:pPr>
+        <w:numPr>
+          <w:ilvl w:val="0"/>
+          <w:numId w:val="1087"/>
+        </w:numPr>
+      </w:pPr>
+      <w:r>
+        <w:t xml:space="preserve">the quality and performance of Global Services</w:t>
+      </w:r>
+    </w:p>
+    <w:p>
+      <w:pPr>
+        <w:numPr>
+          <w:ilvl w:val="0"/>
+          <w:numId w:val="1087"/>
+        </w:numPr>
+      </w:pPr>
+      <w:r>
+        <w:t xml:space="preserve">the conformance of the products exchanged with the agreed WMO Regulations (eg. RBON)</w:t>
+      </w:r>
+    </w:p>
+    <w:p>
+      <w:pPr>
+        <w:pStyle w:val="FirstParagraph"/>
+      </w:pPr>
+      <w:r>
+        <w:t xml:space="preserve">Each type of Sensor Centre will result in a set of metrics that will be used to measure and evaluate WIS 2.0 Global Services and Nodes.</w:t>
+      </w:r>
+    </w:p>
+    <w:p>
+      <w:pPr>
+        <w:pStyle w:val="BodyText"/>
+      </w:pPr>
+      <w:r>
+        <w:t xml:space="preserve">A Sensor Centre may also provide logs, in addition to the defined metrics, through download links announced using the WIS2 Monitoring Events standard in support of further analysis and corrective action.</w:t>
+      </w:r>
+    </w:p>
+    <w:p>
+      <w:pPr>
+        <w:pStyle w:val="BodyText"/>
+      </w:pPr>
+      <w:r>
+        <w:t xml:space="preserve">Sensor Centres monitoring the Global Services that are critical to the function of WIS 2.0 are described below: Sensor Centre Global Broker, Sensor Centre Global Cache, and Sensor Centre Global Discovery Catalogue. Multiple instances of each of these Sensor Centre types are deployed globally to provide a Regional perspective on Global Service performance.</w:t>
+      </w:r>
+    </w:p>
+    <w:p>
+      <w:pPr>
+        <w:pStyle w:val="BodyText"/>
+      </w:pPr>
+      <w:r>
+        <w:t xml:space="preserve">Given that Sensors Centres may be used to monitor any function in WIS 2.0, additional Sensor Centre types may be used to meet other requirements, such as validation of GBON or RBON compliance.</w:t>
+      </w:r>
+    </w:p>
+    <w:p>
+      <w:pPr>
+        <w:pStyle w:val="BodyText"/>
+      </w:pPr>
+      <w:r>
+        <w:t xml:space="preserve">Any Member may choose to design and operate a Sensor Centre to meet the needs they identify. They may also choose to propose a new recipe for the WIS2 Cookbook that describes what their Sensor Centre monitors and how it functions. Where a Sensor Centre has an official role unrelated to WIS2 (e.g., in support of RBON compliance) the responsible body for that function may assert their own governance requirements regarding their designation and operation. Sensor Centres supporting the formal monitoring of WIS2 - including contributing to the objective evaluation of Global Service performance - are governed by INFCOM. SC-IMT welcomes proposals for new Sensor Centre types that contribute to the formal monitoring of WIS2. Members are invited to contact the Secretariat with details of their Sensor Centre and implementation evidence.</w:t>
+      </w:r>
+    </w:p>
+    <w:p>
+      <w:pPr>
+        <w:pStyle w:val="BodyText"/>
+      </w:pPr>
+      <w:r>
+        <w:t xml:space="preserve">A Member wishing to operate a Sensor Centre defined in this Guide must submit a service offer as per the designation process described in 3.1.2 Designation procedure for Additional Components, and undergo assessment to assure their correct operation.</w:t>
+      </w:r>
+    </w:p>
     <w:bookmarkEnd w:id="237"/>
+    <w:bookmarkStart w:id="239" w:name="X392e50279f47c72e62b693438ce1a678157fb18"/>
+    <w:p>
+      <w:pPr>
+        <w:pStyle w:val="Heading3"/>
+      </w:pPr>
+      <w:r>
+        <w:t xml:space="preserve">3.3.2 Sensor Centres for Global Brokers (SCGB)</w:t>
+      </w:r>
+    </w:p>
+    <w:p>
+      <w:pPr>
+        <w:pStyle w:val="DefinitionTerm"/>
+      </w:pPr>
+      <w:r>
+        <w:t xml:space="preserve">The aim of the SCGB is to compare the behaviour of Global Broker(s)</w:t>
+      </w:r>
+    </w:p>
+    <w:p>
+      <w:pPr>
+        <w:pStyle w:val="Definition"/>
+      </w:pPr>
+      <w:r>
+        <w:t xml:space="preserve">Through direct subscription to WIS2 Nodes or via other Global Brokers, each Global Broker aims at providing all messages available on WIS 2.0 to users subscribing to their MQTT(S) endpoint.</w:t>
+      </w:r>
+    </w:p>
+    <w:p>
+      <w:pPr>
+        <w:pStyle w:val="FirstParagraph"/>
+      </w:pPr>
+      <w:r>
+        <w:t xml:space="preserve">Therefore, the primary function of a SCGB is to test and evaluate that all GBs in WIS 2.0 are making available the same number of messages. In addition, it will provide a connectivity flag to detect the status of the connection toward each GB, as well as a timestamp of the last message being received from each GB.</w:t>
+      </w:r>
+    </w:p>
+    <w:p>
+      <w:pPr>
+        <w:pStyle w:val="BodyText"/>
+      </w:pPr>
+      <w:r>
+        <w:t xml:space="preserve">As a convention, the Sensor Centre for Global Broker centre-id will be</w:t>
+      </w:r>
+      <w:r>
+        <w:t xml:space="preserve"> </w:t>
+      </w:r>
+      <w:r>
+        <w:rPr>
+          <w:rStyle w:val="VerbatimChar"/>
+        </w:rPr>
+        <w:t xml:space="preserve">{tld}-{centre-name}-sensor-centre-global-broker</w:t>
+      </w:r>
+      <w:r>
+        <w:t xml:space="preserve">.</w:t>
+      </w:r>
+    </w:p>
+    <w:p>
+      <w:pPr>
+        <w:pStyle w:val="BodyText"/>
+      </w:pPr>
+      <w:r>
+        <w:t xml:space="preserve">For such a centre operated by Direction de la Météorologie of Congo, the centre-id would be cg-dirmet-sensor-centre-global-cache</w:t>
+      </w:r>
+    </w:p>
+    <w:bookmarkStart w:id="238" w:name="Xde819004b7d16020146110a78ac1089e91175ba"/>
+    <w:p>
+      <w:pPr>
+        <w:pStyle w:val="Heading4"/>
+      </w:pPr>
+      <w:r>
+        <w:t xml:space="preserve">3.3.2.1 Technical considerations</w:t>
+      </w:r>
+    </w:p>
+    <w:p>
+      <w:pPr>
+        <w:numPr>
+          <w:ilvl w:val="0"/>
+          <w:numId w:val="1088"/>
+        </w:numPr>
+      </w:pPr>
+      <w:r>
+        <w:t xml:space="preserve">The SCGB will connect to all Global Brokers.</w:t>
+      </w:r>
+    </w:p>
+    <w:p>
+      <w:pPr>
+        <w:numPr>
+          <w:ilvl w:val="0"/>
+          <w:numId w:val="1088"/>
+        </w:numPr>
+      </w:pPr>
+      <w:r>
+        <w:t xml:space="preserve">The SCGB subscribes to</w:t>
+      </w:r>
+      <w:r>
+        <w:t xml:space="preserve"> </w:t>
+      </w:r>
+      <w:r>
+        <w:rPr>
+          <w:rStyle w:val="VerbatimChar"/>
+        </w:rPr>
+        <w:t xml:space="preserve">origin/a/wis2/#</w:t>
+      </w:r>
+      <w:r>
+        <w:t xml:space="preserve">,</w:t>
+      </w:r>
+      <w:r>
+        <w:t xml:space="preserve"> </w:t>
+      </w:r>
+      <w:r>
+        <w:rPr>
+          <w:rStyle w:val="VerbatimChar"/>
+        </w:rPr>
+        <w:t xml:space="preserve">cache/a/wis2/#</w:t>
+      </w:r>
+      <w:r>
+        <w:t xml:space="preserve">,</w:t>
+      </w:r>
+      <w:r>
+        <w:t xml:space="preserve"> </w:t>
+      </w:r>
+      <w:r>
+        <w:rPr>
+          <w:rStyle w:val="VerbatimChar"/>
+        </w:rPr>
+        <w:t xml:space="preserve">monitor/a/wis2/#</w:t>
+      </w:r>
+      <w:r>
+        <w:t xml:space="preserve"> </w:t>
+      </w:r>
+      <w:r>
+        <w:t xml:space="preserve">on all GBs</w:t>
+      </w:r>
+    </w:p>
+    <w:p>
+      <w:pPr>
+        <w:numPr>
+          <w:ilvl w:val="0"/>
+          <w:numId w:val="1088"/>
+        </w:numPr>
+      </w:pPr>
+      <w:r>
+        <w:t xml:space="preserve">When the SCGB is successfully connected to the GB, the value of</w:t>
+      </w:r>
+      <w:r>
+        <w:t xml:space="preserve"> </w:t>
+      </w:r>
+      <w:r>
+        <w:rPr>
+          <w:rStyle w:val="VerbatimChar"/>
+        </w:rPr>
+        <w:t xml:space="preserve">wmo_wis2_scgb_connected_flag</w:t>
+      </w:r>
+      <w:r>
+        <w:t xml:space="preserve"> </w:t>
+      </w:r>
+      <w:r>
+        <w:t xml:space="preserve">will be set to</w:t>
+      </w:r>
+      <w:r>
+        <w:t xml:space="preserve"> </w:t>
+      </w:r>
+      <w:r>
+        <w:rPr>
+          <w:rStyle w:val="VerbatimChar"/>
+        </w:rPr>
+        <w:t xml:space="preserve">1</w:t>
+      </w:r>
+      <w:r>
+        <w:t xml:space="preserve">. When the SCGB cannot connect to the GB, the value of</w:t>
+      </w:r>
+      <w:r>
+        <w:t xml:space="preserve"> </w:t>
+      </w:r>
+      <w:r>
+        <w:rPr>
+          <w:rStyle w:val="VerbatimChar"/>
+        </w:rPr>
+        <w:t xml:space="preserve">wmo_wis2_scgb_connected_flag</w:t>
+      </w:r>
+      <w:r>
+        <w:t xml:space="preserve"> </w:t>
+      </w:r>
+      <w:r>
+        <w:t xml:space="preserve">will be set to</w:t>
+      </w:r>
+      <w:r>
+        <w:t xml:space="preserve"> </w:t>
+      </w:r>
+      <w:r>
+        <w:rPr>
+          <w:rStyle w:val="VerbatimChar"/>
+        </w:rPr>
+        <w:t xml:space="preserve">0</w:t>
+      </w:r>
+      <w:r>
+        <w:t xml:space="preserve">.</w:t>
+      </w:r>
+    </w:p>
+    <w:p>
+      <w:pPr>
+        <w:numPr>
+          <w:ilvl w:val="0"/>
+          <w:numId w:val="1088"/>
+        </w:numPr>
+      </w:pPr>
+      <w:r>
+        <w:t xml:space="preserve">The SCGB validates Global Broker performance using a randomised sample of approximately 10 per cent of all messages. The randomised sample is selected using bytes (or hex digits) from the the message identifier (</w:t>
+      </w:r>
+      <w:r>
+        <w:rPr>
+          <w:rStyle w:val="VerbatimChar"/>
+        </w:rPr>
+        <w:t xml:space="preserve">message-id</w:t>
+      </w:r>
+      <w:r>
+        <w:t xml:space="preserve">) UUID. Sampling at 10 per cent keeps the processing workload of an SCGB instance at a manageable level.</w:t>
+      </w:r>
+    </w:p>
+    <w:p>
+      <w:pPr>
+        <w:numPr>
+          <w:ilvl w:val="0"/>
+          <w:numId w:val="1088"/>
+        </w:numPr>
+      </w:pPr>
+      <w:r>
+        <w:t xml:space="preserve">Messages with the same</w:t>
+      </w:r>
+      <w:r>
+        <w:t xml:space="preserve"> </w:t>
+      </w:r>
+      <w:r>
+        <w:rPr>
+          <w:rStyle w:val="VerbatimChar"/>
+        </w:rPr>
+        <w:t xml:space="preserve">message-id</w:t>
+      </w:r>
+      <w:r>
+        <w:t xml:space="preserve"> </w:t>
+      </w:r>
+      <w:r>
+        <w:t xml:space="preserve">should be received from all Global Brokers. A message from a Global Broker is considered "received" if it is the first time that message has been seen, or it arrives within 60-seconds of the when that message was first received from another Global Broker.</w:t>
+      </w:r>
+    </w:p>
+    <w:p>
+      <w:pPr>
+        <w:numPr>
+          <w:ilvl w:val="0"/>
+          <w:numId w:val="1088"/>
+        </w:numPr>
+      </w:pPr>
+      <w:r>
+        <w:t xml:space="preserve">When a message from the randomized sample is received from a Global Broker, the SCGB will compare the arrival time of the message with those from other Global Brokers. If the message arrived within the 60-second cutoff time, the SCGB will increment the metric</w:t>
+      </w:r>
+      <w:r>
+        <w:t xml:space="preserve"> </w:t>
+      </w:r>
+      <w:r>
+        <w:rPr>
+          <w:rStyle w:val="VerbatimChar"/>
+        </w:rPr>
+        <w:t xml:space="preserve">wmo_wis2_scgb_messages_received_total</w:t>
+      </w:r>
+      <w:r>
+        <w:t xml:space="preserve"> </w:t>
+      </w:r>
+      <w:r>
+        <w:t xml:space="preserve">by</w:t>
+      </w:r>
+      <w:r>
+        <w:t xml:space="preserve"> </w:t>
+      </w:r>
+      <w:r>
+        <w:rPr>
+          <w:rStyle w:val="VerbatimChar"/>
+        </w:rPr>
+        <w:t xml:space="preserve">1</w:t>
+      </w:r>
+      <w:r>
+        <w:t xml:space="preserve"> </w:t>
+      </w:r>
+      <w:r>
+        <w:t xml:space="preserve">and will set the metric</w:t>
+      </w:r>
+      <w:r>
+        <w:t xml:space="preserve"> </w:t>
+      </w:r>
+      <w:r>
+        <w:rPr>
+          <w:rStyle w:val="VerbatimChar"/>
+        </w:rPr>
+        <w:t xml:space="preserve">wmo_wis2_scgb_last_message_timestamp_seconds</w:t>
+      </w:r>
+      <w:r>
+        <w:t xml:space="preserve"> </w:t>
+      </w:r>
+      <w:r>
+        <w:t xml:space="preserve">to the current timestamp in seconds. Otherwise, the message is considered to be "missed" by the Global Broker.</w:t>
+      </w:r>
+    </w:p>
+    <w:p>
+      <w:pPr>
+        <w:numPr>
+          <w:ilvl w:val="0"/>
+          <w:numId w:val="1088"/>
+        </w:numPr>
+      </w:pPr>
+      <w:r>
+        <w:t xml:space="preserve">The SCGB should retain the identifiers of received messages for a minimum of two hours, so that previously seen messages are not reprocessed.</w:t>
+      </w:r>
+    </w:p>
+    <w:p>
+      <w:pPr>
+        <w:pStyle w:val="FirstParagraph"/>
+      </w:pPr>
+      <w:r>
+        <w:t xml:space="preserve">All the metrics must be exposed for scraping by the Global Monitor.</w:t>
+      </w:r>
+    </w:p>
     <w:bookmarkEnd w:id="238"/>
-    <w:bookmarkStart w:id="248" w:name="Xe9a67d18399a218c85ed13c229ba77af675756d"/>
-    <w:p>
-      <w:pPr>
-        <w:pStyle w:val="Heading2"/>
-      </w:pPr>
-      <w:r>
-        <w:t xml:space="preserve">3.3 Sensor Centres</w:t>
-      </w:r>
-    </w:p>
-    <w:p>
-      <w:pPr>
-        <w:pStyle w:val="FirstParagraph"/>
-      </w:pPr>
-      <w:r>
-        <w:t xml:space="preserve">Sensor Centres are components external to WIS 2.0, which provide continuous assessments on functionality. Sensor</w:t>
-      </w:r>
-      <w:r>
-        <w:t xml:space="preserve"> </w:t>
-      </w:r>
-      <w:r>
-        <w:t xml:space="preserve">Centres can provide external feedback on WIS 2.0 functions to trigger corrective action in support of continuous improvement.</w:t>
-      </w:r>
-    </w:p>
-    <w:bookmarkStart w:id="239" w:name="Xeccc5e301c97b991026cb4b4fb0a2ad90b4b8ce"/>
+    <w:bookmarkEnd w:id="239"/>
+    <w:bookmarkStart w:id="243" w:name="Xa857ee2ed718b407cb4b09f3327c3dc3fef5646"/>
     <w:p>
       <w:pPr>
         <w:pStyle w:val="Heading3"/>
       </w:pPr>
       <w:r>
-        <w:t xml:space="preserve">3.3.1 Overview</w:t>
-      </w:r>
-    </w:p>
-    <w:p>
-      <w:pPr>
-        <w:pStyle w:val="FirstParagraph"/>
-      </w:pPr>
-      <w:r>
-        <w:t xml:space="preserve">As described in the Manual on WIS, Volume II, WIS 2.0 is a collective, distributed data exchange system that requires monitoring.</w:t>
-      </w:r>
-    </w:p>
-    <w:p>
-      <w:pPr>
-        <w:pStyle w:val="BodyText"/>
-      </w:pPr>
-      <w:r>
-        <w:t xml:space="preserve">All WIS 2.0 components have defined metrics and conditions on those metrics to trigger alerts.</w:t>
-      </w:r>
-    </w:p>
-    <w:p>
-      <w:pPr>
-        <w:pStyle w:val="BodyText"/>
-      </w:pPr>
-      <w:r>
-        <w:t xml:space="preserve">The Global Monitor collects the metrics and presents them a suite of dashboards enabling observability, visuaization and analysis.</w:t>
-      </w:r>
-    </w:p>
-    <w:p>
-      <w:pPr>
-        <w:pStyle w:val="BodyText"/>
-      </w:pPr>
-      <w:r>
-        <w:t xml:space="preserve">Beyond WIS 2.0 itself, a Sensor Centre relies on WIS 2.0 Global Services and Nodes. It implements further processing on any component of the WIS 2.0 architecture. This processing results in additional metrics which can also be provided to dashboards, within or external to WIS 2.0.</w:t>
-      </w:r>
-    </w:p>
-    <w:p>
-      <w:pPr>
-        <w:pStyle w:val="BodyText"/>
-      </w:pPr>
-      <w:r>
-        <w:t xml:space="preserve">"Sensor Centre" is a generic term to describe additional components to measure various aspects including (but not limited to):</w:t>
-      </w:r>
-    </w:p>
-    <w:p>
-      <w:pPr>
-        <w:numPr>
-          <w:ilvl w:val="0"/>
-          <w:numId w:val="1087"/>
-        </w:numPr>
-      </w:pPr>
-      <w:r>
-        <w:t xml:space="preserve">the quality and performance of Global Services</w:t>
-      </w:r>
-    </w:p>
-    <w:p>
-      <w:pPr>
-        <w:numPr>
-          <w:ilvl w:val="0"/>
-          <w:numId w:val="1087"/>
-        </w:numPr>
-      </w:pPr>
-      <w:r>
-        <w:t xml:space="preserve">the conformance of the products exchanged with the agreed WMO Regulations (eg. RBON)</w:t>
-      </w:r>
-    </w:p>
-    <w:p>
-      <w:pPr>
-        <w:pStyle w:val="FirstParagraph"/>
-      </w:pPr>
-      <w:r>
-        <w:t xml:space="preserve">Each type of Sensor Centre will result in a set of metrics that will be used to measure and evaluate WIS 2.0 Global Services and Nodes.</w:t>
-      </w:r>
-    </w:p>
-    <w:p>
-      <w:pPr>
-        <w:pStyle w:val="BodyText"/>
-      </w:pPr>
-      <w:r>
-        <w:t xml:space="preserve">A Sensor Centre may also provide logs, in addition to the defined metrics, through download links announced using the WIS2 Monitoring Events standard in support of further analysis and corrective action.</w:t>
-      </w:r>
-    </w:p>
-    <w:p>
-      <w:pPr>
-        <w:pStyle w:val="BodyText"/>
-      </w:pPr>
-      <w:r>
-        <w:t xml:space="preserve">Sensor Centres monitoring the Global Services that are critical to the function of WIS 2.0 are described below: Sensor Centre Global Broker, Sensor Centre Global Cache, and Sensor Centre Global Discovery Catalogue. Multiple instances of each of these Sensor Centre types are deployed globally to provide a Regional perspective on Global Service performance.</w:t>
-      </w:r>
-    </w:p>
-    <w:p>
-      <w:pPr>
-        <w:pStyle w:val="BodyText"/>
-      </w:pPr>
-      <w:r>
-        <w:t xml:space="preserve">Given that Sensors Centres may be used to monitor any function in WIS 2.0, additional Sensor Centre types may be used to meet other requirements, such as validation of GBON or RBON compliance.</w:t>
-      </w:r>
-    </w:p>
-    <w:p>
-      <w:pPr>
-        <w:pStyle w:val="BodyText"/>
-      </w:pPr>
-      <w:r>
-        <w:t xml:space="preserve">Any Member may choose to design and operate a Sensor Centre to meet the needs they identify. They may also choose to propose a new recipe for the WIS2 Cookbook that describes what their Sensor Centre monitors and how it functions. Where a Sensor Centre has an official role unrelated to WIS2 (e.g., in support of RBON compliance) the responsible body for that function may assert their own governance requirements regarding their designation and operation. Sensor Centres supporting the formal monitoring of WIS2 - including contributing to the objective evaluation of Global Service performance - are governed by INFCOM. SC-IMT welcomes proposals for new Sensor Centre types that contribute to the formal monitoring of WIS2. Members are invited to contact the Secretariat with details of their Sensor Centre and implementation evidence.</w:t>
-      </w:r>
-    </w:p>
-    <w:p>
-      <w:pPr>
-        <w:pStyle w:val="BodyText"/>
-      </w:pPr>
-      <w:r>
-        <w:t xml:space="preserve">A Member wishing to operate a Sensor Centre defined in this Guide must submit a service offer as per the designation process described in 3.1.2 Designation procedure for Additional Components, and undergo assessment to assure their correct operation.</w:t>
-      </w:r>
-    </w:p>
-    <w:bookmarkEnd w:id="239"/>
-    <w:bookmarkStart w:id="241" w:name="X392e50279f47c72e62b693438ce1a678157fb18"/>
-    <w:p>
-      <w:pPr>
-        <w:pStyle w:val="Heading3"/>
-      </w:pPr>
-      <w:r>
-        <w:t xml:space="preserve">3.3.2 Sensor Centres for Global Brokers (SCGB)</w:t>
+        <w:t xml:space="preserve">3.3.3 Sensor Centres for Global Caches (SCGC)</w:t>
       </w:r>
     </w:p>
     <w:p>
@@ -12288,7 +12555,7 @@
         <w:pStyle w:val="DefinitionTerm"/>
       </w:pPr>
       <w:r>
-        <w:t xml:space="preserve">The aim of the SCGB is to compare the behaviour of Global Broker(s)</w:t>
+        <w:t xml:space="preserve">The aim of the SCGC is to compare the behaviour of Global Cache(s)</w:t>
       </w:r>
     </w:p>
     <w:p>
@@ -12296,331 +12563,12 @@
         <w:pStyle w:val="Definition"/>
       </w:pPr>
       <w:r>
-        <w:t xml:space="preserve">Through direct subscription to WIS2 Nodes or via other Global Brokers, each Global Broker aims at providing all messages available on WIS 2.0 to users subscribing to their MQTT(S) endpoint.</w:t>
-      </w:r>
-    </w:p>
-    <w:p>
-      <w:pPr>
-        <w:pStyle w:val="FirstParagraph"/>
-      </w:pPr>
-      <w:r>
-        <w:t xml:space="preserve">Therefore, the primary function of a SCGB is to test and evaluate that all GBs in WIS 2.0 are making available the same number of messages. In addition, it will provide a connectivity flag to detect the status of the connection toward each GB, as well as a timestamp of the last message being received from each GB.</w:t>
-      </w:r>
-    </w:p>
-    <w:p>
-      <w:pPr>
-        <w:pStyle w:val="BodyText"/>
-      </w:pPr>
-      <w:r>
-        <w:t xml:space="preserve">As a convention, the Sensor Centre for Global Broker centre-id will be</w:t>
-      </w:r>
-      <w:r>
-        <w:t xml:space="preserve"> </w:t>
-      </w:r>
-      <w:r>
-        <w:rPr>
-          <w:rStyle w:val="VerbatimChar"/>
-        </w:rPr>
-        <w:t xml:space="preserve">{tld}-{centre-name}-sensor-centre-global-broker</w:t>
-      </w:r>
-      <w:r>
-        <w:t xml:space="preserve">.</w:t>
-      </w:r>
-    </w:p>
-    <w:p>
-      <w:pPr>
-        <w:pStyle w:val="BodyText"/>
-      </w:pPr>
-      <w:r>
-        <w:t xml:space="preserve">For such a centre operated by Direction de la Météorologie of Congo, the centre-id would be cg-dirmet-sensor-centre-global-cache</w:t>
-      </w:r>
-    </w:p>
-    <w:bookmarkStart w:id="240" w:name="Xde819004b7d16020146110a78ac1089e91175ba"/>
-    <w:p>
-      <w:pPr>
-        <w:pStyle w:val="Heading4"/>
-      </w:pPr>
-      <w:r>
-        <w:t xml:space="preserve">3.3.2.1 Technical considerations</w:t>
-      </w:r>
-    </w:p>
-    <w:p>
-      <w:pPr>
-        <w:numPr>
-          <w:ilvl w:val="0"/>
-          <w:numId w:val="1088"/>
-        </w:numPr>
-      </w:pPr>
-      <w:r>
-        <w:t xml:space="preserve">The SCGB will connect to all Global Brokers.</w:t>
-      </w:r>
-    </w:p>
-    <w:p>
-      <w:pPr>
-        <w:numPr>
-          <w:ilvl w:val="0"/>
-          <w:numId w:val="1088"/>
-        </w:numPr>
-      </w:pPr>
-      <w:r>
-        <w:t xml:space="preserve">The SCGB subscribes to</w:t>
-      </w:r>
-      <w:r>
-        <w:t xml:space="preserve"> </w:t>
-      </w:r>
-      <w:r>
-        <w:rPr>
-          <w:rStyle w:val="VerbatimChar"/>
-        </w:rPr>
-        <w:t xml:space="preserve">origin/a/wis2/#</w:t>
-      </w:r>
-      <w:r>
-        <w:t xml:space="preserve">,</w:t>
-      </w:r>
-      <w:r>
-        <w:t xml:space="preserve"> </w:t>
-      </w:r>
-      <w:r>
-        <w:rPr>
-          <w:rStyle w:val="VerbatimChar"/>
-        </w:rPr>
-        <w:t xml:space="preserve">cache/a/wis2/#</w:t>
-      </w:r>
-      <w:r>
-        <w:t xml:space="preserve">,</w:t>
-      </w:r>
-      <w:r>
-        <w:t xml:space="preserve"> </w:t>
-      </w:r>
-      <w:r>
-        <w:rPr>
-          <w:rStyle w:val="VerbatimChar"/>
-        </w:rPr>
-        <w:t xml:space="preserve">monitor/a/wis2/#</w:t>
-      </w:r>
-      <w:r>
-        <w:t xml:space="preserve"> </w:t>
-      </w:r>
-      <w:r>
-        <w:t xml:space="preserve">on all GBs</w:t>
-      </w:r>
-    </w:p>
-    <w:p>
-      <w:pPr>
-        <w:numPr>
-          <w:ilvl w:val="0"/>
-          <w:numId w:val="1088"/>
-        </w:numPr>
-      </w:pPr>
-      <w:r>
-        <w:t xml:space="preserve">When the SCGB is successfully connected to the GB, the value of</w:t>
-      </w:r>
-      <w:r>
-        <w:t xml:space="preserve"> </w:t>
-      </w:r>
-      <w:r>
-        <w:rPr>
-          <w:rStyle w:val="VerbatimChar"/>
-        </w:rPr>
-        <w:t xml:space="preserve">wmo_wis2_scgb_connected_flag</w:t>
-      </w:r>
-      <w:r>
-        <w:t xml:space="preserve"> </w:t>
-      </w:r>
-      <w:r>
-        <w:t xml:space="preserve">will be set to</w:t>
-      </w:r>
-      <w:r>
-        <w:t xml:space="preserve"> </w:t>
-      </w:r>
-      <w:r>
-        <w:rPr>
-          <w:rStyle w:val="VerbatimChar"/>
-        </w:rPr>
-        <w:t xml:space="preserve">1</w:t>
-      </w:r>
-      <w:r>
-        <w:t xml:space="preserve">. When the SCGB cannot connect to the GB, the value of</w:t>
-      </w:r>
-      <w:r>
-        <w:t xml:space="preserve"> </w:t>
-      </w:r>
-      <w:r>
-        <w:rPr>
-          <w:rStyle w:val="VerbatimChar"/>
-        </w:rPr>
-        <w:t xml:space="preserve">wmo_wis2_scgb_connected_flag</w:t>
-      </w:r>
-      <w:r>
-        <w:t xml:space="preserve"> </w:t>
-      </w:r>
-      <w:r>
-        <w:t xml:space="preserve">will be set to</w:t>
-      </w:r>
-      <w:r>
-        <w:t xml:space="preserve"> </w:t>
-      </w:r>
-      <w:r>
-        <w:rPr>
-          <w:rStyle w:val="VerbatimChar"/>
-        </w:rPr>
-        <w:t xml:space="preserve">0</w:t>
-      </w:r>
-      <w:r>
-        <w:t xml:space="preserve">.</w:t>
-      </w:r>
-    </w:p>
-    <w:p>
-      <w:pPr>
-        <w:numPr>
-          <w:ilvl w:val="0"/>
-          <w:numId w:val="1088"/>
-        </w:numPr>
-      </w:pPr>
-      <w:r>
-        <w:t xml:space="preserve">The SCGB validates Global Broker performance using a randomised sample of approximately 10 per cent of all messages. The randomised sample is selected using bytes (or hex digits) from the the message identifier (</w:t>
-      </w:r>
-      <w:r>
-        <w:rPr>
-          <w:rStyle w:val="VerbatimChar"/>
-        </w:rPr>
-        <w:t xml:space="preserve">message-id</w:t>
-      </w:r>
-      <w:r>
-        <w:t xml:space="preserve">) UUID. Sampling at 10 per cent keeps the processing workload of an SCGB instance at a manageable level.</w:t>
-      </w:r>
-    </w:p>
-    <w:p>
-      <w:pPr>
-        <w:numPr>
-          <w:ilvl w:val="0"/>
-          <w:numId w:val="1088"/>
-        </w:numPr>
-      </w:pPr>
-      <w:r>
-        <w:t xml:space="preserve">Messages with the same</w:t>
-      </w:r>
-      <w:r>
-        <w:t xml:space="preserve"> </w:t>
-      </w:r>
-      <w:r>
-        <w:rPr>
-          <w:rStyle w:val="VerbatimChar"/>
-        </w:rPr>
-        <w:t xml:space="preserve">message-id</w:t>
-      </w:r>
-      <w:r>
-        <w:t xml:space="preserve"> </w:t>
-      </w:r>
-      <w:r>
-        <w:t xml:space="preserve">should be received from all Global Brokers. A message from a Global Broker is considered "received" if it is the first time that message has been seen, or it arrives within 60-seconds of the when that message was first received from another Global Broker.</w:t>
-      </w:r>
-    </w:p>
-    <w:p>
-      <w:pPr>
-        <w:numPr>
-          <w:ilvl w:val="0"/>
-          <w:numId w:val="1088"/>
-        </w:numPr>
-      </w:pPr>
-      <w:r>
-        <w:t xml:space="preserve">When a message from the randomized sample is received from a Global Broker, the SCGB will compare the arrival time of the message with those from other Global Brokers. If the message arrived within the 60-second cutoff time, the SCGB will increment the metric</w:t>
-      </w:r>
-      <w:r>
-        <w:t xml:space="preserve"> </w:t>
-      </w:r>
-      <w:r>
-        <w:rPr>
-          <w:rStyle w:val="VerbatimChar"/>
-        </w:rPr>
-        <w:t xml:space="preserve">wmo_wis2_scgb_messages_received_total</w:t>
-      </w:r>
-      <w:r>
-        <w:t xml:space="preserve"> </w:t>
-      </w:r>
-      <w:r>
-        <w:t xml:space="preserve">by</w:t>
-      </w:r>
-      <w:r>
-        <w:t xml:space="preserve"> </w:t>
-      </w:r>
-      <w:r>
-        <w:rPr>
-          <w:rStyle w:val="VerbatimChar"/>
-        </w:rPr>
-        <w:t xml:space="preserve">1</w:t>
-      </w:r>
-      <w:r>
-        <w:t xml:space="preserve"> </w:t>
-      </w:r>
-      <w:r>
-        <w:t xml:space="preserve">and will set the metric</w:t>
-      </w:r>
-      <w:r>
-        <w:t xml:space="preserve"> </w:t>
-      </w:r>
-      <w:r>
-        <w:rPr>
-          <w:rStyle w:val="VerbatimChar"/>
-        </w:rPr>
-        <w:t xml:space="preserve">wmo_wis2_scgb_last_message_timestamp_seconds</w:t>
-      </w:r>
-      <w:r>
-        <w:t xml:space="preserve"> </w:t>
-      </w:r>
-      <w:r>
-        <w:t xml:space="preserve">to the current timestamp in seconds. Otherwise, the message is considered to be "missed" by the Global Broker.</w:t>
-      </w:r>
-    </w:p>
-    <w:p>
-      <w:pPr>
-        <w:numPr>
-          <w:ilvl w:val="0"/>
-          <w:numId w:val="1088"/>
-        </w:numPr>
-      </w:pPr>
-      <w:r>
-        <w:t xml:space="preserve">The SCGB should retain the identifiers of received messages for a minimum of two hours, so that previously seen messages are not reprocessed.</w:t>
-      </w:r>
-    </w:p>
-    <w:p>
-      <w:pPr>
-        <w:pStyle w:val="FirstParagraph"/>
-      </w:pPr>
-      <w:r>
-        <w:t xml:space="preserve">All the metrics must be exposed for scraping by the Global Monitor.</w:t>
-      </w:r>
-    </w:p>
-    <w:bookmarkEnd w:id="240"/>
-    <w:bookmarkEnd w:id="241"/>
-    <w:bookmarkStart w:id="245" w:name="Xa857ee2ed718b407cb4b09f3327c3dc3fef5646"/>
-    <w:p>
-      <w:pPr>
-        <w:pStyle w:val="Heading3"/>
-      </w:pPr>
-      <w:r>
-        <w:t xml:space="preserve">3.3.3 Sensor Centres for Global Caches (SCGC)</w:t>
-      </w:r>
-    </w:p>
-    <w:p>
-      <w:pPr>
-        <w:pStyle w:val="DefinitionTerm"/>
-      </w:pPr>
-      <w:r>
-        <w:t xml:space="preserve">The aim of the SCGC is to compare the behaviour of Global Cache(s)</w:t>
-      </w:r>
-    </w:p>
-    <w:p>
-      <w:pPr>
-        <w:pStyle w:val="Definition"/>
-      </w:pPr>
-      <w:r>
         <w:t xml:space="preserve">In WIS 2.0 each Global Cache is independent of the other Global Caches. According to the specification of WIS 2.0, Global Cache (see</w:t>
       </w:r>
       <w:r>
         <w:t xml:space="preserve"> </w:t>
       </w:r>
-      <w:hyperlink r:id="rId242">
+      <w:hyperlink r:id="rId240">
         <w:r>
           <w:rPr>
             <w:rStyle w:val="Hyperlink"/>
@@ -12774,7 +12722,7 @@
         <w:t xml:space="preserve">For such a centre operated by Météo-France the centre-id would be fr-meteofrance-sensor-centre-global-cache</w:t>
       </w:r>
     </w:p>
-    <w:bookmarkStart w:id="244" w:name="X5139d7d751eafb503c2af9d1215024a6feb420b"/>
+    <w:bookmarkStart w:id="242" w:name="X5139d7d751eafb503c2af9d1215024a6feb420b"/>
     <w:p>
       <w:pPr>
         <w:pStyle w:val="Heading4"/>
@@ -12793,7 +12741,7 @@
       <w:r>
         <w:t xml:space="preserve"> </w:t>
       </w:r>
-      <w:hyperlink r:id="rId243">
+      <w:hyperlink r:id="rId241">
         <w:r>
           <w:rPr>
             <w:rStyle w:val="Hyperlink"/>
@@ -13661,646 +13609,646 @@
         <w:t xml:space="preserve">.</w:t>
       </w:r>
     </w:p>
+    <w:bookmarkEnd w:id="242"/>
+    <w:bookmarkEnd w:id="243"/>
+    <w:bookmarkStart w:id="245" w:name="Xdf1a115115491e6df4ae2bac9cbc49dda6cab4b"/>
+    <w:p>
+      <w:pPr>
+        <w:pStyle w:val="Heading3"/>
+      </w:pPr>
+      <w:r>
+        <w:t xml:space="preserve">3.3.4 Sensor Centres for Global Discovery Catalogues (SCGDC)</w:t>
+      </w:r>
+    </w:p>
+    <w:p>
+      <w:pPr>
+        <w:pStyle w:val="FirstParagraph"/>
+      </w:pPr>
+      <w:r>
+        <w:t xml:space="preserve">The primary function of an SCGDC is to test and evaluate content parity across all GDCs in WIS 2.0.</w:t>
+      </w:r>
+    </w:p>
+    <w:p>
+      <w:pPr>
+        <w:pStyle w:val="BodyText"/>
+      </w:pPr>
+      <w:r>
+        <w:t xml:space="preserve">A Global Discovery Catalogue (GDC) must publish, every 24 hours, a zip file containing all metadata records available via the GDC API.</w:t>
+      </w:r>
+    </w:p>
+    <w:p>
+      <w:pPr>
+        <w:pStyle w:val="BodyText"/>
+      </w:pPr>
+      <w:r>
+        <w:t xml:space="preserve">A GDC Sensor Centre checks all GDCs are publishing the zip file and then analyzes the content of the zip file (all metadata records) to detect anomalies (i.e. missing metadata records, inconsistent data records between GDCs, validating metadata records for WCMP2 compliance).</w:t>
+      </w:r>
+    </w:p>
+    <w:p>
+      <w:pPr>
+        <w:pStyle w:val="BodyText"/>
+      </w:pPr>
+      <w:r>
+        <w:t xml:space="preserve">Metadata content must be identical for all GDCs. The SCGDC verifies this consistency provides the necessary insights to trigger corrective action of the discrepancies.</w:t>
+      </w:r>
+    </w:p>
+    <w:bookmarkStart w:id="244" w:name="X7cccda3f3c8b7915465fcd4f401ab9bbe8d8d30"/>
+    <w:p>
+      <w:pPr>
+        <w:pStyle w:val="Heading4"/>
+      </w:pPr>
+      <w:r>
+        <w:t xml:space="preserve">3.3.4.1 Technical considerations</w:t>
+      </w:r>
+    </w:p>
+    <w:p>
+      <w:pPr>
+        <w:numPr>
+          <w:ilvl w:val="0"/>
+          <w:numId w:val="1096"/>
+        </w:numPr>
+      </w:pPr>
+      <w:r>
+        <w:t xml:space="preserve">The SCGDC will connect to a minimum of two Global Brokers.</w:t>
+      </w:r>
+    </w:p>
+    <w:p>
+      <w:pPr>
+        <w:numPr>
+          <w:ilvl w:val="0"/>
+          <w:numId w:val="1096"/>
+        </w:numPr>
+      </w:pPr>
+      <w:r>
+        <w:t xml:space="preserve">The SCGDC subscribes to the metadata topic for all GDCs, by one of the following methods:</w:t>
+      </w:r>
+    </w:p>
+    <w:p>
+      <w:pPr>
+        <w:numPr>
+          <w:ilvl w:val="1"/>
+          <w:numId w:val="1097"/>
+        </w:numPr>
+      </w:pPr>
+      <w:r>
+        <w:t xml:space="preserve">subscribing to</w:t>
+      </w:r>
+      <w:r>
+        <w:t xml:space="preserve"> </w:t>
+      </w:r>
+      <w:r>
+        <w:rPr>
+          <w:rStyle w:val="VerbatimChar"/>
+        </w:rPr>
+        <w:t xml:space="preserve">cache/a/wis2/+/metadata</w:t>
+      </w:r>
+      <w:r>
+        <w:t xml:space="preserve">, discarding all Notification Messages whose centre identifier (in the topic) does not end with</w:t>
+      </w:r>
+      <w:r>
+        <w:t xml:space="preserve"> </w:t>
+      </w:r>
+      <w:r>
+        <w:rPr>
+          <w:rStyle w:val="VerbatimChar"/>
+        </w:rPr>
+        <w:t xml:space="preserve">-global-discovery-catalogue</w:t>
+      </w:r>
+      <w:r>
+        <w:t xml:space="preserve">.</w:t>
+      </w:r>
+    </w:p>
+    <w:p>
+      <w:pPr>
+        <w:numPr>
+          <w:ilvl w:val="1"/>
+          <w:numId w:val="1097"/>
+        </w:numPr>
+      </w:pPr>
+      <w:r>
+        <w:t xml:space="preserve">subscribing to each GDC via</w:t>
+      </w:r>
+      <w:r>
+        <w:t xml:space="preserve"> </w:t>
+      </w:r>
+      <w:r>
+        <w:rPr>
+          <w:rStyle w:val="VerbatimChar"/>
+        </w:rPr>
+        <w:t xml:space="preserve">cache/a/wis2/centre-id/metadata</w:t>
+      </w:r>
+      <w:r>
+        <w:t xml:space="preserve">.</w:t>
+      </w:r>
+    </w:p>
+    <w:p>
+      <w:pPr>
+        <w:numPr>
+          <w:ilvl w:val="0"/>
+          <w:numId w:val="1096"/>
+        </w:numPr>
+      </w:pPr>
+      <w:r>
+        <w:t xml:space="preserve">The SCGDC will use the link provided in the WIS2 Notification Message received to download the zip file published by the GDC.</w:t>
+      </w:r>
+    </w:p>
+    <w:p>
+      <w:pPr>
+        <w:numPr>
+          <w:ilvl w:val="0"/>
+          <w:numId w:val="1096"/>
+        </w:numPr>
+      </w:pPr>
+      <w:r>
+        <w:t xml:space="preserve">For each GDC centre identifier, upon successful download of the zip file, the SCGDC will update the metric</w:t>
+      </w:r>
+      <w:r>
+        <w:t xml:space="preserve"> </w:t>
+      </w:r>
+      <w:r>
+        <w:rPr>
+          <w:rStyle w:val="VerbatimChar"/>
+        </w:rPr>
+        <w:t xml:space="preserve">wmo_wis2_scgdc_last_download_timestamp_seconds</w:t>
+      </w:r>
+      <w:r>
+        <w:t xml:space="preserve"> </w:t>
+      </w:r>
+      <w:r>
+        <w:t xml:space="preserve">with the timestamp (in seconds) of the last successful download.</w:t>
+      </w:r>
+    </w:p>
+    <w:p>
+      <w:pPr>
+        <w:numPr>
+          <w:ilvl w:val="0"/>
+          <w:numId w:val="1096"/>
+        </w:numPr>
+      </w:pPr>
+      <w:r>
+        <w:t xml:space="preserve">Once a day, the SCGDC will analyze the content of the latest zip files received across all GDCs</w:t>
+      </w:r>
+    </w:p>
+    <w:p>
+      <w:pPr>
+        <w:numPr>
+          <w:ilvl w:val="1"/>
+          <w:numId w:val="1098"/>
+        </w:numPr>
+      </w:pPr>
+      <w:r>
+        <w:t xml:space="preserve">Files older than 24 hours will not be analyzed.</w:t>
+      </w:r>
+    </w:p>
+    <w:p>
+      <w:pPr>
+        <w:numPr>
+          <w:ilvl w:val="0"/>
+          <w:numId w:val="1096"/>
+        </w:numPr>
+      </w:pPr>
+      <w:r>
+        <w:t xml:space="preserve">The SCGDC will set the metric</w:t>
+      </w:r>
+      <w:r>
+        <w:t xml:space="preserve"> </w:t>
+      </w:r>
+      <w:r>
+        <w:rPr>
+          <w:rStyle w:val="VerbatimChar"/>
+        </w:rPr>
+        <w:t xml:space="preserve">wmo_wis2_scgdc_records_incorrect_total</w:t>
+      </w:r>
+      <w:r>
+        <w:t xml:space="preserve"> </w:t>
+      </w:r>
+      <w:r>
+        <w:t xml:space="preserve">to</w:t>
+      </w:r>
+      <w:r>
+        <w:t xml:space="preserve"> </w:t>
+      </w:r>
+      <w:r>
+        <w:rPr>
+          <w:rStyle w:val="VerbatimChar"/>
+        </w:rPr>
+        <w:t xml:space="preserve">0</w:t>
+      </w:r>
+      <w:r>
+        <w:t xml:space="preserve"> </w:t>
+      </w:r>
+      <w:r>
+        <w:t xml:space="preserve">at the beginning of the analysis for all GDCs where the zip file is less than 24 hours old.</w:t>
+      </w:r>
+      <w:r>
+        <w:t xml:space="preserve"> </w:t>
+      </w:r>
+      <w:r>
+        <w:rPr>
+          <w:bCs/>
+          <w:b/>
+        </w:rPr>
+        <w:t xml:space="preserve">Note</w:t>
+      </w:r>
+      <w:r>
+        <w:t xml:space="preserve">: the metric</w:t>
+      </w:r>
+      <w:r>
+        <w:t xml:space="preserve"> </w:t>
+      </w:r>
+      <w:r>
+        <w:rPr>
+          <w:rStyle w:val="VerbatimChar"/>
+        </w:rPr>
+        <w:t xml:space="preserve">wmo_wis2_scgdc_records_incorrect_total</w:t>
+      </w:r>
+      <w:r>
+        <w:t xml:space="preserve"> </w:t>
+      </w:r>
+      <w:r>
+        <w:t xml:space="preserve">is a gauge (not a counter) whose value can be reset to</w:t>
+      </w:r>
+      <w:r>
+        <w:t xml:space="preserve"> </w:t>
+      </w:r>
+      <w:r>
+        <w:rPr>
+          <w:rStyle w:val="VerbatimChar"/>
+        </w:rPr>
+        <w:t xml:space="preserve">0</w:t>
+      </w:r>
+      <w:r>
+        <w:t xml:space="preserve"> </w:t>
+      </w:r>
+      <w:r>
+        <w:t xml:space="preserve">at the beginning of the analysis.</w:t>
+      </w:r>
+    </w:p>
+    <w:p>
+      <w:pPr>
+        <w:numPr>
+          <w:ilvl w:val="0"/>
+          <w:numId w:val="1096"/>
+        </w:numPr>
+      </w:pPr>
+      <w:r>
+        <w:t xml:space="preserve">After unpacking the zip file, the SCGDC will update the metric</w:t>
+      </w:r>
+      <w:r>
+        <w:t xml:space="preserve"> </w:t>
+      </w:r>
+      <w:r>
+        <w:rPr>
+          <w:rStyle w:val="VerbatimChar"/>
+        </w:rPr>
+        <w:t xml:space="preserve">wmo_wis2_scgdc_records_received_total</w:t>
+      </w:r>
+      <w:r>
+        <w:t xml:space="preserve"> </w:t>
+      </w:r>
+      <w:r>
+        <w:t xml:space="preserve">with the number of records found in the zip file.</w:t>
+      </w:r>
+    </w:p>
+    <w:p>
+      <w:pPr>
+        <w:numPr>
+          <w:ilvl w:val="0"/>
+          <w:numId w:val="1096"/>
+        </w:numPr>
+      </w:pPr>
+      <w:r>
+        <w:t xml:space="preserve">For each record, the SCGDC will:</w:t>
+      </w:r>
+    </w:p>
+    <w:p>
+      <w:pPr>
+        <w:numPr>
+          <w:ilvl w:val="1"/>
+          <w:numId w:val="1099"/>
+        </w:numPr>
+      </w:pPr>
+      <w:r>
+        <w:t xml:space="preserve">prune the</w:t>
+      </w:r>
+      <w:r>
+        <w:t xml:space="preserve"> </w:t>
+      </w:r>
+      <w:r>
+        <w:rPr>
+          <w:rStyle w:val="VerbatimChar"/>
+        </w:rPr>
+        <w:t xml:space="preserve">links</w:t>
+      </w:r>
+      <w:r>
+        <w:t xml:space="preserve"> </w:t>
+      </w:r>
+      <w:r>
+        <w:t xml:space="preserve">array. The</w:t>
+      </w:r>
+      <w:r>
+        <w:t xml:space="preserve"> </w:t>
+      </w:r>
+      <w:r>
+        <w:rPr>
+          <w:rStyle w:val="VerbatimChar"/>
+        </w:rPr>
+        <w:t xml:space="preserve">links</w:t>
+      </w:r>
+      <w:r>
+        <w:t xml:space="preserve"> </w:t>
+      </w:r>
+      <w:r>
+        <w:t xml:space="preserve">array is modified by each GDC and modifications are dependent on the GDC itself. It is therefore required to remove all links that are not</w:t>
+      </w:r>
+      <w:r>
+        <w:t xml:space="preserve"> </w:t>
+      </w:r>
+      <w:r>
+        <w:rPr>
+          <w:rStyle w:val="VerbatimChar"/>
+        </w:rPr>
+        <w:t xml:space="preserve">rel=license</w:t>
+      </w:r>
+      <w:r>
+        <w:t xml:space="preserve"> </w:t>
+      </w:r>
+      <w:r>
+        <w:t xml:space="preserve">before further processing for parity checking.</w:t>
+      </w:r>
+    </w:p>
+    <w:p>
+      <w:pPr>
+        <w:numPr>
+          <w:ilvl w:val="1"/>
+          <w:numId w:val="1099"/>
+        </w:numPr>
+      </w:pPr>
+      <w:r>
+        <w:t xml:space="preserve">validate the record against the latest approved version of WCMP2</w:t>
+      </w:r>
+    </w:p>
+    <w:p>
+      <w:pPr>
+        <w:numPr>
+          <w:ilvl w:val="2"/>
+          <w:numId w:val="1100"/>
+        </w:numPr>
+      </w:pPr>
+      <w:r>
+        <w:t xml:space="preserve">If the record is not compliant, the SCGDC will update the metric</w:t>
+      </w:r>
+      <w:r>
+        <w:t xml:space="preserve"> </w:t>
+      </w:r>
+      <w:r>
+        <w:rPr>
+          <w:rStyle w:val="VerbatimChar"/>
+        </w:rPr>
+        <w:t xml:space="preserve">wmo_wis2_scgdc_record_invalid_total</w:t>
+      </w:r>
+      <w:r>
+        <w:t xml:space="preserve">, with the WCMP2 id as well as centre id of the GDC</w:t>
+      </w:r>
+    </w:p>
+    <w:p>
+      <w:pPr>
+        <w:numPr>
+          <w:ilvl w:val="1"/>
+          <w:numId w:val="1099"/>
+        </w:numPr>
+      </w:pPr>
+      <w:r>
+        <w:t xml:space="preserve">compare each metadata record with the same WCMP2</w:t>
+      </w:r>
+      <w:r>
+        <w:t xml:space="preserve"> </w:t>
+      </w:r>
+      <w:r>
+        <w:rPr>
+          <w:rStyle w:val="VerbatimChar"/>
+        </w:rPr>
+        <w:t xml:space="preserve">id</w:t>
+      </w:r>
+      <w:r>
+        <w:t xml:space="preserve"> </w:t>
+      </w:r>
+      <w:r>
+        <w:t xml:space="preserve">received from all other GDCs.</w:t>
+      </w:r>
+    </w:p>
+    <w:p>
+      <w:pPr>
+        <w:numPr>
+          <w:ilvl w:val="1"/>
+          <w:numId w:val="1099"/>
+        </w:numPr>
+      </w:pPr>
+      <w:r>
+        <w:t xml:space="preserve">If the content is the same for all GDCs, the SCGDC will increase the metric</w:t>
+      </w:r>
+      <w:r>
+        <w:t xml:space="preserve"> </w:t>
+      </w:r>
+      <w:r>
+        <w:rPr>
+          <w:rStyle w:val="VerbatimChar"/>
+        </w:rPr>
+        <w:t xml:space="preserve">wmo_wis2_scgdc_records_identical_total</w:t>
+      </w:r>
+      <w:r>
+        <w:t xml:space="preserve"> </w:t>
+      </w:r>
+      <w:r>
+        <w:t xml:space="preserve">by</w:t>
+      </w:r>
+      <w:r>
+        <w:t xml:space="preserve"> </w:t>
+      </w:r>
+      <w:r>
+        <w:rPr>
+          <w:rStyle w:val="VerbatimChar"/>
+        </w:rPr>
+        <w:t xml:space="preserve">1</w:t>
+      </w:r>
+      <w:r>
+        <w:t xml:space="preserve">.</w:t>
+      </w:r>
+    </w:p>
+    <w:p>
+      <w:pPr>
+        <w:numPr>
+          <w:ilvl w:val="1"/>
+          <w:numId w:val="1099"/>
+        </w:numPr>
+      </w:pPr>
+      <w:r>
+        <w:t xml:space="preserve">If the content is different, the SCGDC will compare the record’s</w:t>
+      </w:r>
+      <w:r>
+        <w:t xml:space="preserve"> </w:t>
+      </w:r>
+      <w:r>
+        <w:rPr>
+          <w:rStyle w:val="VerbatimChar"/>
+        </w:rPr>
+        <w:t xml:space="preserve">properties.updated</w:t>
+      </w:r>
+      <w:r>
+        <w:t xml:space="preserve"> </w:t>
+      </w:r>
+      <w:r>
+        <w:t xml:space="preserve">property, if present, across GDCs. If more than one value of</w:t>
+      </w:r>
+      <w:r>
+        <w:t xml:space="preserve"> </w:t>
+      </w:r>
+      <w:r>
+        <w:rPr>
+          <w:rStyle w:val="VerbatimChar"/>
+        </w:rPr>
+        <w:t xml:space="preserve">properties.updated</w:t>
+      </w:r>
+      <w:r>
+        <w:t xml:space="preserve"> </w:t>
+      </w:r>
+      <w:r>
+        <w:t xml:space="preserve">is present, the SCGDC will consider the GDC with the record of the most recent date is the canonical record.</w:t>
+      </w:r>
+    </w:p>
+    <w:p>
+      <w:pPr>
+        <w:numPr>
+          <w:ilvl w:val="2"/>
+          <w:numId w:val="1101"/>
+        </w:numPr>
+      </w:pPr>
+      <w:r>
+        <w:t xml:space="preserve">In this case, the SCGDC will increase the metric</w:t>
+      </w:r>
+      <w:r>
+        <w:t xml:space="preserve"> </w:t>
+      </w:r>
+      <w:r>
+        <w:rPr>
+          <w:rStyle w:val="VerbatimChar"/>
+        </w:rPr>
+        <w:t xml:space="preserve">wmo_wis2_scgdc_records_incorrect_total</w:t>
+      </w:r>
+      <w:r>
+        <w:t xml:space="preserve"> </w:t>
+      </w:r>
+      <w:r>
+        <w:t xml:space="preserve">by</w:t>
+      </w:r>
+      <w:r>
+        <w:t xml:space="preserve"> </w:t>
+      </w:r>
+      <w:r>
+        <w:rPr>
+          <w:rStyle w:val="VerbatimChar"/>
+        </w:rPr>
+        <w:t xml:space="preserve">1</w:t>
+      </w:r>
+      <w:r>
+        <w:t xml:space="preserve"> </w:t>
+      </w:r>
+      <w:r>
+        <w:t xml:space="preserve">for all GDCs except the GDC having the most recent record.</w:t>
+      </w:r>
+    </w:p>
+    <w:p>
+      <w:pPr>
+        <w:numPr>
+          <w:ilvl w:val="1"/>
+          <w:numId w:val="1099"/>
+        </w:numPr>
+      </w:pPr>
+      <w:r>
+        <w:t xml:space="preserve">If the content is different, and if no GDC holds a record with</w:t>
+      </w:r>
+      <w:r>
+        <w:t xml:space="preserve"> </w:t>
+      </w:r>
+      <w:r>
+        <w:rPr>
+          <w:rStyle w:val="VerbatimChar"/>
+        </w:rPr>
+        <w:t xml:space="preserve">properties.updated</w:t>
+      </w:r>
+      <w:r>
+        <w:t xml:space="preserve">, the SCGDC will consider that it is not possible to ensure which GDC has the correct record.</w:t>
+      </w:r>
+    </w:p>
+    <w:p>
+      <w:pPr>
+        <w:numPr>
+          <w:ilvl w:val="2"/>
+          <w:numId w:val="1102"/>
+        </w:numPr>
+      </w:pPr>
+      <w:r>
+        <w:t xml:space="preserve">In this case, the SCGDC will increase the metric</w:t>
+      </w:r>
+      <w:r>
+        <w:t xml:space="preserve"> </w:t>
+      </w:r>
+      <w:r>
+        <w:rPr>
+          <w:rStyle w:val="VerbatimChar"/>
+        </w:rPr>
+        <w:t xml:space="preserve">wmo_wis2_scgdc_records_incorrect_total</w:t>
+      </w:r>
+      <w:r>
+        <w:t xml:space="preserve"> </w:t>
+      </w:r>
+      <w:r>
+        <w:t xml:space="preserve">by</w:t>
+      </w:r>
+      <w:r>
+        <w:t xml:space="preserve"> </w:t>
+      </w:r>
+      <w:r>
+        <w:rPr>
+          <w:rStyle w:val="VerbatimChar"/>
+        </w:rPr>
+        <w:t xml:space="preserve">1</w:t>
+      </w:r>
+      <w:r>
+        <w:t xml:space="preserve"> </w:t>
+      </w:r>
+      <w:r>
+        <w:t xml:space="preserve">for all GDCs.</w:t>
+      </w:r>
+    </w:p>
+    <w:p>
+      <w:pPr>
+        <w:numPr>
+          <w:ilvl w:val="0"/>
+          <w:numId w:val="1096"/>
+        </w:numPr>
+      </w:pPr>
+      <w:r>
+        <w:t xml:space="preserve">As a convention, the Sensor Centre for Global Discovery Catalogue centre-id will be</w:t>
+      </w:r>
+      <w:r>
+        <w:t xml:space="preserve"> </w:t>
+      </w:r>
+      <w:r>
+        <w:rPr>
+          <w:rStyle w:val="VerbatimChar"/>
+        </w:rPr>
+        <w:t xml:space="preserve">{tld}-{centre-name}-sensor-centre-global-discovery-catalogue</w:t>
+      </w:r>
+      <w:r>
+        <w:t xml:space="preserve">.</w:t>
+      </w:r>
+    </w:p>
     <w:bookmarkEnd w:id="244"/>
     <w:bookmarkEnd w:id="245"/>
-    <w:bookmarkStart w:id="247" w:name="Xdf1a115115491e6df4ae2bac9cbc49dda6cab4b"/>
-    <w:p>
-      <w:pPr>
-        <w:pStyle w:val="Heading3"/>
-      </w:pPr>
-      <w:r>
-        <w:t xml:space="preserve">3.3.4 Sensor Centres for Global Discovery Catalogues (SCGDC)</w:t>
-      </w:r>
-    </w:p>
-    <w:p>
-      <w:pPr>
-        <w:pStyle w:val="FirstParagraph"/>
-      </w:pPr>
-      <w:r>
-        <w:t xml:space="preserve">The primary function of an SCGDC is to test and evaluate content parity across all GDCs in WIS 2.0.</w:t>
-      </w:r>
-    </w:p>
-    <w:p>
-      <w:pPr>
-        <w:pStyle w:val="BodyText"/>
-      </w:pPr>
-      <w:r>
-        <w:t xml:space="preserve">A Global Discovery Catalogue (GDC) must publish, every 24 hours, a zip file containing all metadata records available via the GDC API.</w:t>
-      </w:r>
-    </w:p>
-    <w:p>
-      <w:pPr>
-        <w:pStyle w:val="BodyText"/>
-      </w:pPr>
-      <w:r>
-        <w:t xml:space="preserve">A GDC Sensor Centre checks all GDCs are publishing the zip file and then analyzes the content of the zip file (all metadata records) to detect anomalies (i.e. missing metadata records, inconsistent data records between GDCs, validating metadata records for WCMP2 compliance).</w:t>
-      </w:r>
-    </w:p>
-    <w:p>
-      <w:pPr>
-        <w:pStyle w:val="BodyText"/>
-      </w:pPr>
-      <w:r>
-        <w:t xml:space="preserve">Metadata content must be identical for all GDCs. The SCGDC verifies this consistency provides the necessary insights to trigger corrective action of the discrepancies.</w:t>
-      </w:r>
-    </w:p>
-    <w:bookmarkStart w:id="246" w:name="X7cccda3f3c8b7915465fcd4f401ab9bbe8d8d30"/>
-    <w:p>
-      <w:pPr>
-        <w:pStyle w:val="Heading4"/>
-      </w:pPr>
-      <w:r>
-        <w:t xml:space="preserve">3.3.4.1 Technical considerations</w:t>
-      </w:r>
-    </w:p>
-    <w:p>
-      <w:pPr>
-        <w:numPr>
-          <w:ilvl w:val="0"/>
-          <w:numId w:val="1096"/>
-        </w:numPr>
-      </w:pPr>
-      <w:r>
-        <w:t xml:space="preserve">The SCGDC will connect to a minimum of two Global Brokers.</w:t>
-      </w:r>
-    </w:p>
-    <w:p>
-      <w:pPr>
-        <w:numPr>
-          <w:ilvl w:val="0"/>
-          <w:numId w:val="1096"/>
-        </w:numPr>
-      </w:pPr>
-      <w:r>
-        <w:t xml:space="preserve">The SCGDC subscribes to the metadata topic for all GDCs, by one of the following methods:</w:t>
-      </w:r>
-    </w:p>
-    <w:p>
-      <w:pPr>
-        <w:numPr>
-          <w:ilvl w:val="1"/>
-          <w:numId w:val="1097"/>
-        </w:numPr>
-      </w:pPr>
-      <w:r>
-        <w:t xml:space="preserve">subscribing to</w:t>
-      </w:r>
-      <w:r>
-        <w:t xml:space="preserve"> </w:t>
-      </w:r>
-      <w:r>
-        <w:rPr>
-          <w:rStyle w:val="VerbatimChar"/>
-        </w:rPr>
-        <w:t xml:space="preserve">cache/a/wis2/+/metadata</w:t>
-      </w:r>
-      <w:r>
-        <w:t xml:space="preserve">, discarding all Notification Messages whose centre identifier (in the topic) does not end with</w:t>
-      </w:r>
-      <w:r>
-        <w:t xml:space="preserve"> </w:t>
-      </w:r>
-      <w:r>
-        <w:rPr>
-          <w:rStyle w:val="VerbatimChar"/>
-        </w:rPr>
-        <w:t xml:space="preserve">-global-discovery-catalogue</w:t>
-      </w:r>
-      <w:r>
-        <w:t xml:space="preserve">.</w:t>
-      </w:r>
-    </w:p>
-    <w:p>
-      <w:pPr>
-        <w:numPr>
-          <w:ilvl w:val="1"/>
-          <w:numId w:val="1097"/>
-        </w:numPr>
-      </w:pPr>
-      <w:r>
-        <w:t xml:space="preserve">subscribing to each GDC via</w:t>
-      </w:r>
-      <w:r>
-        <w:t xml:space="preserve"> </w:t>
-      </w:r>
-      <w:r>
-        <w:rPr>
-          <w:rStyle w:val="VerbatimChar"/>
-        </w:rPr>
-        <w:t xml:space="preserve">cache/a/wis2/centre-id/metadata</w:t>
-      </w:r>
-      <w:r>
-        <w:t xml:space="preserve">.</w:t>
-      </w:r>
-    </w:p>
-    <w:p>
-      <w:pPr>
-        <w:numPr>
-          <w:ilvl w:val="0"/>
-          <w:numId w:val="1096"/>
-        </w:numPr>
-      </w:pPr>
-      <w:r>
-        <w:t xml:space="preserve">The SCGDC will use the link provided in the WIS2 Notification Message received to download the zip file published by the GDC.</w:t>
-      </w:r>
-    </w:p>
-    <w:p>
-      <w:pPr>
-        <w:numPr>
-          <w:ilvl w:val="0"/>
-          <w:numId w:val="1096"/>
-        </w:numPr>
-      </w:pPr>
-      <w:r>
-        <w:t xml:space="preserve">For each GDC centre identifier, upon successful download of the zip file, the SCGDC will update the metric</w:t>
-      </w:r>
-      <w:r>
-        <w:t xml:space="preserve"> </w:t>
-      </w:r>
-      <w:r>
-        <w:rPr>
-          <w:rStyle w:val="VerbatimChar"/>
-        </w:rPr>
-        <w:t xml:space="preserve">wmo_wis2_scgdc_last_download_timestamp_seconds</w:t>
-      </w:r>
-      <w:r>
-        <w:t xml:space="preserve"> </w:t>
-      </w:r>
-      <w:r>
-        <w:t xml:space="preserve">with the timestamp (in seconds) of the last successful download.</w:t>
-      </w:r>
-    </w:p>
-    <w:p>
-      <w:pPr>
-        <w:numPr>
-          <w:ilvl w:val="0"/>
-          <w:numId w:val="1096"/>
-        </w:numPr>
-      </w:pPr>
-      <w:r>
-        <w:t xml:space="preserve">Once a day, the SCGDC will analyze the content of the latest zip files received across all GDCs</w:t>
-      </w:r>
-    </w:p>
-    <w:p>
-      <w:pPr>
-        <w:numPr>
-          <w:ilvl w:val="1"/>
-          <w:numId w:val="1098"/>
-        </w:numPr>
-      </w:pPr>
-      <w:r>
-        <w:t xml:space="preserve">Files older than 24 hours will not be analyzed.</w:t>
-      </w:r>
-    </w:p>
-    <w:p>
-      <w:pPr>
-        <w:numPr>
-          <w:ilvl w:val="0"/>
-          <w:numId w:val="1096"/>
-        </w:numPr>
-      </w:pPr>
-      <w:r>
-        <w:t xml:space="preserve">The SCGDC will set the metric</w:t>
-      </w:r>
-      <w:r>
-        <w:t xml:space="preserve"> </w:t>
-      </w:r>
-      <w:r>
-        <w:rPr>
-          <w:rStyle w:val="VerbatimChar"/>
-        </w:rPr>
-        <w:t xml:space="preserve">wmo_wis2_scgdc_records_incorrect_total</w:t>
-      </w:r>
-      <w:r>
-        <w:t xml:space="preserve"> </w:t>
-      </w:r>
-      <w:r>
-        <w:t xml:space="preserve">to</w:t>
-      </w:r>
-      <w:r>
-        <w:t xml:space="preserve"> </w:t>
-      </w:r>
-      <w:r>
-        <w:rPr>
-          <w:rStyle w:val="VerbatimChar"/>
-        </w:rPr>
-        <w:t xml:space="preserve">0</w:t>
-      </w:r>
-      <w:r>
-        <w:t xml:space="preserve"> </w:t>
-      </w:r>
-      <w:r>
-        <w:t xml:space="preserve">at the beginning of the analysis for all GDCs where the zip file is less than 24 hours old.</w:t>
-      </w:r>
-      <w:r>
-        <w:t xml:space="preserve"> </w:t>
-      </w:r>
-      <w:r>
-        <w:rPr>
-          <w:bCs/>
-          <w:b/>
-        </w:rPr>
-        <w:t xml:space="preserve">Note</w:t>
-      </w:r>
-      <w:r>
-        <w:t xml:space="preserve">: the metric</w:t>
-      </w:r>
-      <w:r>
-        <w:t xml:space="preserve"> </w:t>
-      </w:r>
-      <w:r>
-        <w:rPr>
-          <w:rStyle w:val="VerbatimChar"/>
-        </w:rPr>
-        <w:t xml:space="preserve">wmo_wis2_scgdc_records_incorrect_total</w:t>
-      </w:r>
-      <w:r>
-        <w:t xml:space="preserve"> </w:t>
-      </w:r>
-      <w:r>
-        <w:t xml:space="preserve">is a gauge (not a counter) whose value can be reset to</w:t>
-      </w:r>
-      <w:r>
-        <w:t xml:space="preserve"> </w:t>
-      </w:r>
-      <w:r>
-        <w:rPr>
-          <w:rStyle w:val="VerbatimChar"/>
-        </w:rPr>
-        <w:t xml:space="preserve">0</w:t>
-      </w:r>
-      <w:r>
-        <w:t xml:space="preserve"> </w:t>
-      </w:r>
-      <w:r>
-        <w:t xml:space="preserve">at the beginning of the analysis.</w:t>
-      </w:r>
-    </w:p>
-    <w:p>
-      <w:pPr>
-        <w:numPr>
-          <w:ilvl w:val="0"/>
-          <w:numId w:val="1096"/>
-        </w:numPr>
-      </w:pPr>
-      <w:r>
-        <w:t xml:space="preserve">After unpacking the zip file, the SCGDC will update the metric</w:t>
-      </w:r>
-      <w:r>
-        <w:t xml:space="preserve"> </w:t>
-      </w:r>
-      <w:r>
-        <w:rPr>
-          <w:rStyle w:val="VerbatimChar"/>
-        </w:rPr>
-        <w:t xml:space="preserve">wmo_wis2_scgdc_records_received_total</w:t>
-      </w:r>
-      <w:r>
-        <w:t xml:space="preserve"> </w:t>
-      </w:r>
-      <w:r>
-        <w:t xml:space="preserve">with the number of records found in the zip file.</w:t>
-      </w:r>
-    </w:p>
-    <w:p>
-      <w:pPr>
-        <w:numPr>
-          <w:ilvl w:val="0"/>
-          <w:numId w:val="1096"/>
-        </w:numPr>
-      </w:pPr>
-      <w:r>
-        <w:t xml:space="preserve">For each record, the SCGDC will:</w:t>
-      </w:r>
-    </w:p>
-    <w:p>
-      <w:pPr>
-        <w:numPr>
-          <w:ilvl w:val="1"/>
-          <w:numId w:val="1099"/>
-        </w:numPr>
-      </w:pPr>
-      <w:r>
-        <w:t xml:space="preserve">prune the</w:t>
-      </w:r>
-      <w:r>
-        <w:t xml:space="preserve"> </w:t>
-      </w:r>
-      <w:r>
-        <w:rPr>
-          <w:rStyle w:val="VerbatimChar"/>
-        </w:rPr>
-        <w:t xml:space="preserve">links</w:t>
-      </w:r>
-      <w:r>
-        <w:t xml:space="preserve"> </w:t>
-      </w:r>
-      <w:r>
-        <w:t xml:space="preserve">array. The</w:t>
-      </w:r>
-      <w:r>
-        <w:t xml:space="preserve"> </w:t>
-      </w:r>
-      <w:r>
-        <w:rPr>
-          <w:rStyle w:val="VerbatimChar"/>
-        </w:rPr>
-        <w:t xml:space="preserve">links</w:t>
-      </w:r>
-      <w:r>
-        <w:t xml:space="preserve"> </w:t>
-      </w:r>
-      <w:r>
-        <w:t xml:space="preserve">array is modified by each GDC and modifications are dependent on the GDC itself. It is therefore required to remove all links that are not</w:t>
-      </w:r>
-      <w:r>
-        <w:t xml:space="preserve"> </w:t>
-      </w:r>
-      <w:r>
-        <w:rPr>
-          <w:rStyle w:val="VerbatimChar"/>
-        </w:rPr>
-        <w:t xml:space="preserve">rel=license</w:t>
-      </w:r>
-      <w:r>
-        <w:t xml:space="preserve"> </w:t>
-      </w:r>
-      <w:r>
-        <w:t xml:space="preserve">before further processing for parity checking.</w:t>
-      </w:r>
-    </w:p>
-    <w:p>
-      <w:pPr>
-        <w:numPr>
-          <w:ilvl w:val="1"/>
-          <w:numId w:val="1099"/>
-        </w:numPr>
-      </w:pPr>
-      <w:r>
-        <w:t xml:space="preserve">validate the record against the latest approved version of WCMP2</w:t>
-      </w:r>
-    </w:p>
-    <w:p>
-      <w:pPr>
-        <w:numPr>
-          <w:ilvl w:val="2"/>
-          <w:numId w:val="1100"/>
-        </w:numPr>
-      </w:pPr>
-      <w:r>
-        <w:t xml:space="preserve">If the record is not compliant, the SCGDC will update the metric</w:t>
-      </w:r>
-      <w:r>
-        <w:t xml:space="preserve"> </w:t>
-      </w:r>
-      <w:r>
-        <w:rPr>
-          <w:rStyle w:val="VerbatimChar"/>
-        </w:rPr>
-        <w:t xml:space="preserve">wmo_wis2_scgdc_record_invalid_total</w:t>
-      </w:r>
-      <w:r>
-        <w:t xml:space="preserve">, with the WCMP2 id as well as centre id of the GDC</w:t>
-      </w:r>
-    </w:p>
-    <w:p>
-      <w:pPr>
-        <w:numPr>
-          <w:ilvl w:val="1"/>
-          <w:numId w:val="1099"/>
-        </w:numPr>
-      </w:pPr>
-      <w:r>
-        <w:t xml:space="preserve">compare each metadata record with the same WCMP2</w:t>
-      </w:r>
-      <w:r>
-        <w:t xml:space="preserve"> </w:t>
-      </w:r>
-      <w:r>
-        <w:rPr>
-          <w:rStyle w:val="VerbatimChar"/>
-        </w:rPr>
-        <w:t xml:space="preserve">id</w:t>
-      </w:r>
-      <w:r>
-        <w:t xml:space="preserve"> </w:t>
-      </w:r>
-      <w:r>
-        <w:t xml:space="preserve">received from all other GDCs.</w:t>
-      </w:r>
-    </w:p>
-    <w:p>
-      <w:pPr>
-        <w:numPr>
-          <w:ilvl w:val="1"/>
-          <w:numId w:val="1099"/>
-        </w:numPr>
-      </w:pPr>
-      <w:r>
-        <w:t xml:space="preserve">If the content is the same for all GDCs, the SCGDC will increase the metric</w:t>
-      </w:r>
-      <w:r>
-        <w:t xml:space="preserve"> </w:t>
-      </w:r>
-      <w:r>
-        <w:rPr>
-          <w:rStyle w:val="VerbatimChar"/>
-        </w:rPr>
-        <w:t xml:space="preserve">wmo_wis2_scgdc_records_identical_total</w:t>
-      </w:r>
-      <w:r>
-        <w:t xml:space="preserve"> </w:t>
-      </w:r>
-      <w:r>
-        <w:t xml:space="preserve">by</w:t>
-      </w:r>
-      <w:r>
-        <w:t xml:space="preserve"> </w:t>
-      </w:r>
-      <w:r>
-        <w:rPr>
-          <w:rStyle w:val="VerbatimChar"/>
-        </w:rPr>
-        <w:t xml:space="preserve">1</w:t>
-      </w:r>
-      <w:r>
-        <w:t xml:space="preserve">.</w:t>
-      </w:r>
-    </w:p>
-    <w:p>
-      <w:pPr>
-        <w:numPr>
-          <w:ilvl w:val="1"/>
-          <w:numId w:val="1099"/>
-        </w:numPr>
-      </w:pPr>
-      <w:r>
-        <w:t xml:space="preserve">If the content is different, the SCGDC will compare the record’s</w:t>
-      </w:r>
-      <w:r>
-        <w:t xml:space="preserve"> </w:t>
-      </w:r>
-      <w:r>
-        <w:rPr>
-          <w:rStyle w:val="VerbatimChar"/>
-        </w:rPr>
-        <w:t xml:space="preserve">properties.updated</w:t>
-      </w:r>
-      <w:r>
-        <w:t xml:space="preserve"> </w:t>
-      </w:r>
-      <w:r>
-        <w:t xml:space="preserve">property, if present, across GDCs. If more than one value of</w:t>
-      </w:r>
-      <w:r>
-        <w:t xml:space="preserve"> </w:t>
-      </w:r>
-      <w:r>
-        <w:rPr>
-          <w:rStyle w:val="VerbatimChar"/>
-        </w:rPr>
-        <w:t xml:space="preserve">properties.updated</w:t>
-      </w:r>
-      <w:r>
-        <w:t xml:space="preserve"> </w:t>
-      </w:r>
-      <w:r>
-        <w:t xml:space="preserve">is present, the SCGDC will consider the GDC with the record of the most recent date is the canonical record.</w:t>
-      </w:r>
-    </w:p>
-    <w:p>
-      <w:pPr>
-        <w:numPr>
-          <w:ilvl w:val="2"/>
-          <w:numId w:val="1101"/>
-        </w:numPr>
-      </w:pPr>
-      <w:r>
-        <w:t xml:space="preserve">In this case, the SCGDC will increase the metric</w:t>
-      </w:r>
-      <w:r>
-        <w:t xml:space="preserve"> </w:t>
-      </w:r>
-      <w:r>
-        <w:rPr>
-          <w:rStyle w:val="VerbatimChar"/>
-        </w:rPr>
-        <w:t xml:space="preserve">wmo_wis2_scgdc_records_incorrect_total</w:t>
-      </w:r>
-      <w:r>
-        <w:t xml:space="preserve"> </w:t>
-      </w:r>
-      <w:r>
-        <w:t xml:space="preserve">by</w:t>
-      </w:r>
-      <w:r>
-        <w:t xml:space="preserve"> </w:t>
-      </w:r>
-      <w:r>
-        <w:rPr>
-          <w:rStyle w:val="VerbatimChar"/>
-        </w:rPr>
-        <w:t xml:space="preserve">1</w:t>
-      </w:r>
-      <w:r>
-        <w:t xml:space="preserve"> </w:t>
-      </w:r>
-      <w:r>
-        <w:t xml:space="preserve">for all GDCs except the GDC having the most recent record.</w:t>
-      </w:r>
-    </w:p>
-    <w:p>
-      <w:pPr>
-        <w:numPr>
-          <w:ilvl w:val="1"/>
-          <w:numId w:val="1099"/>
-        </w:numPr>
-      </w:pPr>
-      <w:r>
-        <w:t xml:space="preserve">If the content is different, and if no GDC holds a record with</w:t>
-      </w:r>
-      <w:r>
-        <w:t xml:space="preserve"> </w:t>
-      </w:r>
-      <w:r>
-        <w:rPr>
-          <w:rStyle w:val="VerbatimChar"/>
-        </w:rPr>
-        <w:t xml:space="preserve">properties.updated</w:t>
-      </w:r>
-      <w:r>
-        <w:t xml:space="preserve">, the SCGDC will consider that it is not possible to ensure which GDC has the correct record.</w:t>
-      </w:r>
-    </w:p>
-    <w:p>
-      <w:pPr>
-        <w:numPr>
-          <w:ilvl w:val="2"/>
-          <w:numId w:val="1102"/>
-        </w:numPr>
-      </w:pPr>
-      <w:r>
-        <w:t xml:space="preserve">In this case, the SCGDC will increase the metric</w:t>
-      </w:r>
-      <w:r>
-        <w:t xml:space="preserve"> </w:t>
-      </w:r>
-      <w:r>
-        <w:rPr>
-          <w:rStyle w:val="VerbatimChar"/>
-        </w:rPr>
-        <w:t xml:space="preserve">wmo_wis2_scgdc_records_incorrect_total</w:t>
-      </w:r>
-      <w:r>
-        <w:t xml:space="preserve"> </w:t>
-      </w:r>
-      <w:r>
-        <w:t xml:space="preserve">by</w:t>
-      </w:r>
-      <w:r>
-        <w:t xml:space="preserve"> </w:t>
-      </w:r>
-      <w:r>
-        <w:rPr>
-          <w:rStyle w:val="VerbatimChar"/>
-        </w:rPr>
-        <w:t xml:space="preserve">1</w:t>
-      </w:r>
-      <w:r>
-        <w:t xml:space="preserve"> </w:t>
-      </w:r>
-      <w:r>
-        <w:t xml:space="preserve">for all GDCs.</w:t>
-      </w:r>
-    </w:p>
-    <w:p>
-      <w:pPr>
-        <w:numPr>
-          <w:ilvl w:val="0"/>
-          <w:numId w:val="1096"/>
-        </w:numPr>
-      </w:pPr>
-      <w:r>
-        <w:t xml:space="preserve">As a convention, the Sensor Centre for Global Discovery Catalogue centre-id will be</w:t>
-      </w:r>
-      <w:r>
-        <w:t xml:space="preserve"> </w:t>
-      </w:r>
-      <w:r>
-        <w:rPr>
-          <w:rStyle w:val="VerbatimChar"/>
-        </w:rPr>
-        <w:t xml:space="preserve">{tld}-{centre-name}-sensor-centre-global-discovery-catalogue</w:t>
-      </w:r>
-      <w:r>
-        <w:t xml:space="preserve">.</w:t>
-      </w:r>
-    </w:p>
     <w:bookmarkEnd w:id="246"/>
     <w:bookmarkEnd w:id="247"/>
-    <w:bookmarkEnd w:id="248"/>
-    <w:bookmarkEnd w:id="249"/>
-    <w:bookmarkStart w:id="288" w:name="X04c845455f24d191e445239c565b08607ac9dcf"/>
+    <w:bookmarkStart w:id="286" w:name="X04c845455f24d191e445239c565b08607ac9dcf"/>
     <w:p>
       <w:pPr>
         <w:pStyle w:val="Heading1"/>
@@ -14309,7 +14257,7 @@
         <w:t xml:space="preserve">PART IV. Information management</w:t>
       </w:r>
     </w:p>
-    <w:bookmarkStart w:id="287" w:name="X7c62cedf76bc574f64106f5d3e1fa9cbfaf701c"/>
+    <w:bookmarkStart w:id="285" w:name="X7c62cedf76bc574f64106f5d3e1fa9cbfaf701c"/>
     <w:p>
       <w:pPr>
         <w:pStyle w:val="Heading2"/>
@@ -14318,7 +14266,7 @@
         <w:t xml:space="preserve">4.1 Introduction</w:t>
       </w:r>
     </w:p>
-    <w:bookmarkStart w:id="250" w:name="Xeee3d4c688b8bc3d70e8ff225aa01673446f2e9"/>
+    <w:bookmarkStart w:id="248" w:name="Xeee3d4c688b8bc3d70e8ff225aa01673446f2e9"/>
     <w:p>
       <w:pPr>
         <w:pStyle w:val="Heading3"/>
@@ -14347,8 +14295,8 @@
         <w:t xml:space="preserve">Note: The term "information" is used in a general sense and includes data and products.</w:t>
       </w:r>
     </w:p>
-    <w:bookmarkEnd w:id="250"/>
-    <w:bookmarkStart w:id="252" w:name="X1230a2cc880ee69ffe1e0f97e1afba5d049882c"/>
+    <w:bookmarkEnd w:id="248"/>
+    <w:bookmarkStart w:id="250" w:name="X1230a2cc880ee69ffe1e0f97e1afba5d049882c"/>
     <w:p>
       <w:pPr>
         <w:pStyle w:val="Heading3"/>
@@ -14445,7 +14393,7 @@
         <w:t xml:space="preserve">Storage, archival and disposal. The policies and procedures for business continuity and disaster recovery, as well as retention and disposal.</w:t>
       </w:r>
     </w:p>
-    <w:bookmarkStart w:id="251" w:name="X4b15130eeee2ead8d2f750b76a567aa73ce55e7"/>
+    <w:bookmarkStart w:id="249" w:name="X4b15130eeee2ead8d2f750b76a567aa73ce55e7"/>
     <w:p>
       <w:pPr>
         <w:pStyle w:val="Heading4"/>
@@ -14525,106 +14473,106 @@
         <w:t xml:space="preserve">Information consumers (those who utilize the information) - they need to understand the restrictions, rights, responsibilities and limitations associated with the information together with the suitability for the intended usage or purpose.</w:t>
       </w:r>
     </w:p>
+    <w:bookmarkEnd w:id="249"/>
+    <w:bookmarkEnd w:id="250"/>
+    <w:bookmarkStart w:id="262" w:name="X65e2079d9c717acff6ad8c55ce6f7463a712d62"/>
+    <w:p>
+      <w:pPr>
+        <w:pStyle w:val="Heading3"/>
+      </w:pPr>
+      <w:r>
+        <w:t xml:space="preserve">4.2 Principles of information management</w:t>
+      </w:r>
+    </w:p>
+    <w:p>
+      <w:pPr>
+        <w:pStyle w:val="FirstParagraph"/>
+      </w:pPr>
+      <w:r>
+        <w:t xml:space="preserve">The effective management of information is essential for WMO centres to deliver operational services and information that is authoritative, seamless, secure and timely. The principles below underpin and provide a framework for information management across the full information life cycle. These principles are independent of the information type and are largely independent of technology; they are therefore expected to remain stable over time.</w:t>
+      </w:r>
+    </w:p>
+    <w:bookmarkStart w:id="251" w:name="Xcf33f9e33f107799c2797793b69e9f195f4c52b"/>
+    <w:p>
+      <w:pPr>
+        <w:pStyle w:val="Heading4"/>
+      </w:pPr>
+      <w:r>
+        <w:t xml:space="preserve">4.2.1 Principle 1: Information is a valued asset</w:t>
+      </w:r>
+    </w:p>
+    <w:p>
+      <w:pPr>
+        <w:numPr>
+          <w:ilvl w:val="0"/>
+          <w:numId w:val="1105"/>
+        </w:numPr>
+      </w:pPr>
+      <w:r>
+        <w:t xml:space="preserve">An information asset is information that has value. This value may be related to the cost of generating and collecting the information, it may be associated with the immediate use of the information, or it may be associated with the longer -term preservation and subsequent reuse of the information.</w:t>
+      </w:r>
+    </w:p>
+    <w:p>
+      <w:pPr>
+        <w:numPr>
+          <w:ilvl w:val="0"/>
+          <w:numId w:val="1105"/>
+        </w:numPr>
+      </w:pPr>
+      <w:r>
+        <w:t xml:space="preserve">This value should be recognizable and quantifiable and the asset should have an identifiable life cycle. Risks associated with, and to, an information asset should also be identified. As such, information management must be considered an integral part of a WMO centre’s responsibilities and needs to be adequately resourced over the full life cycle of the information.</w:t>
+      </w:r>
+    </w:p>
     <w:bookmarkEnd w:id="251"/>
+    <w:bookmarkStart w:id="252" w:name="Xb4288ce29349341bf806bd64cd51ad35f96f74e"/>
+    <w:p>
+      <w:pPr>
+        <w:pStyle w:val="Heading4"/>
+      </w:pPr>
+      <w:r>
+        <w:t xml:space="preserve">4.2.2 Principle 2: Information must be managed</w:t>
+      </w:r>
+    </w:p>
+    <w:p>
+      <w:pPr>
+        <w:numPr>
+          <w:ilvl w:val="0"/>
+          <w:numId w:val="1106"/>
+        </w:numPr>
+      </w:pPr>
+      <w:r>
+        <w:t xml:space="preserve">An information asset must be managed throughout its life cycle, from creation to use to eventual disposal, in a way that makes it valuable, maximizes its benefits and reflects its value in time and its different uses.</w:t>
+      </w:r>
+    </w:p>
+    <w:p>
+      <w:pPr>
+        <w:numPr>
+          <w:ilvl w:val="0"/>
+          <w:numId w:val="1106"/>
+        </w:numPr>
+      </w:pPr>
+      <w:r>
+        <w:t xml:space="preserve">Information managers must consider the entire information life cycle, from identifying needs and business cases to creation, quality assurance, maintenance, reuse, archival, and disposal. Careful consideration must be given to disposal, ensuring that information is destroyed only when it has ceased to be useful for all categories of users.</w:t>
+      </w:r>
+    </w:p>
+    <w:p>
+      <w:pPr>
+        <w:numPr>
+          <w:ilvl w:val="0"/>
+          <w:numId w:val="1106"/>
+        </w:numPr>
+      </w:pPr>
+      <w:r>
+        <w:t xml:space="preserve">Professionally qualified and adequately skilled staff with clear roles and responsibilities should apply a sound custodianship framework concerning security, confidentiality and other statutory requirements of different types of information.</w:t>
+      </w:r>
+    </w:p>
     <w:bookmarkEnd w:id="252"/>
-    <w:bookmarkStart w:id="264" w:name="X65e2079d9c717acff6ad8c55ce6f7463a712d62"/>
-    <w:p>
-      <w:pPr>
-        <w:pStyle w:val="Heading3"/>
-      </w:pPr>
-      <w:r>
-        <w:t xml:space="preserve">4.2 Principles of information management</w:t>
-      </w:r>
-    </w:p>
-    <w:p>
-      <w:pPr>
-        <w:pStyle w:val="FirstParagraph"/>
-      </w:pPr>
-      <w:r>
-        <w:t xml:space="preserve">The effective management of information is essential for WMO centres to deliver operational services and information that is authoritative, seamless, secure and timely. The principles below underpin and provide a framework for information management across the full information life cycle. These principles are independent of the information type and are largely independent of technology; they are therefore expected to remain stable over time.</w:t>
-      </w:r>
-    </w:p>
-    <w:bookmarkStart w:id="253" w:name="Xcf33f9e33f107799c2797793b69e9f195f4c52b"/>
+    <w:bookmarkStart w:id="254" w:name="Xd59896b8f316477a8321e381ae23e51272b3a9d"/>
     <w:p>
       <w:pPr>
         <w:pStyle w:val="Heading4"/>
       </w:pPr>
       <w:r>
-        <w:t xml:space="preserve">4.2.1 Principle 1: Information is a valued asset</w:t>
-      </w:r>
-    </w:p>
-    <w:p>
-      <w:pPr>
-        <w:numPr>
-          <w:ilvl w:val="0"/>
-          <w:numId w:val="1105"/>
-        </w:numPr>
-      </w:pPr>
-      <w:r>
-        <w:t xml:space="preserve">An information asset is information that has value. This value may be related to the cost of generating and collecting the information, it may be associated with the immediate use of the information, or it may be associated with the longer -term preservation and subsequent reuse of the information.</w:t>
-      </w:r>
-    </w:p>
-    <w:p>
-      <w:pPr>
-        <w:numPr>
-          <w:ilvl w:val="0"/>
-          <w:numId w:val="1105"/>
-        </w:numPr>
-      </w:pPr>
-      <w:r>
-        <w:t xml:space="preserve">This value should be recognizable and quantifiable and the asset should have an identifiable life cycle. Risks associated with, and to, an information asset should also be identified. As such, information management must be considered an integral part of a WMO centre’s responsibilities and needs to be adequately resourced over the full life cycle of the information.</w:t>
-      </w:r>
-    </w:p>
-    <w:bookmarkEnd w:id="253"/>
-    <w:bookmarkStart w:id="254" w:name="Xb4288ce29349341bf806bd64cd51ad35f96f74e"/>
-    <w:p>
-      <w:pPr>
-        <w:pStyle w:val="Heading4"/>
-      </w:pPr>
-      <w:r>
-        <w:t xml:space="preserve">4.2.2 Principle 2: Information must be managed</w:t>
-      </w:r>
-    </w:p>
-    <w:p>
-      <w:pPr>
-        <w:numPr>
-          <w:ilvl w:val="0"/>
-          <w:numId w:val="1106"/>
-        </w:numPr>
-      </w:pPr>
-      <w:r>
-        <w:t xml:space="preserve">An information asset must be managed throughout its life cycle, from creation to use to eventual disposal, in a way that makes it valuable, maximizes its benefits and reflects its value in time and its different uses.</w:t>
-      </w:r>
-    </w:p>
-    <w:p>
-      <w:pPr>
-        <w:numPr>
-          <w:ilvl w:val="0"/>
-          <w:numId w:val="1106"/>
-        </w:numPr>
-      </w:pPr>
-      <w:r>
-        <w:t xml:space="preserve">Information managers must consider the entire information life cycle, from identifying needs and business cases to creation, quality assurance, maintenance, reuse, archival, and disposal. Careful consideration must be given to disposal, ensuring that information is destroyed only when it has ceased to be useful for all categories of users.</w:t>
-      </w:r>
-    </w:p>
-    <w:p>
-      <w:pPr>
-        <w:numPr>
-          <w:ilvl w:val="0"/>
-          <w:numId w:val="1106"/>
-        </w:numPr>
-      </w:pPr>
-      <w:r>
-        <w:t xml:space="preserve">Professionally qualified and adequately skilled staff with clear roles and responsibilities should apply a sound custodianship framework concerning security, confidentiality and other statutory requirements of different types of information.</w:t>
-      </w:r>
-    </w:p>
-    <w:bookmarkEnd w:id="254"/>
-    <w:bookmarkStart w:id="256" w:name="Xd59896b8f316477a8321e381ae23e51272b3a9d"/>
-    <w:p>
-      <w:pPr>
-        <w:pStyle w:val="Heading4"/>
-      </w:pPr>
-      <w:r>
         <w:t xml:space="preserve">4.2.3 Principle 3: Information must be fit for purpose</w:t>
       </w:r>
     </w:p>
@@ -14663,7 +14611,7 @@
       <w:r>
         <w:t xml:space="preserve"> </w:t>
       </w:r>
-      <w:hyperlink r:id="rId255">
+      <w:hyperlink r:id="rId253">
         <w:r>
           <w:rPr>
             <w:rStyle w:val="Hyperlink"/>
@@ -14680,153 +14628,153 @@
         <w:t xml:space="preserve">(WMO-No. 49).</w:t>
       </w:r>
     </w:p>
+    <w:bookmarkEnd w:id="254"/>
+    <w:bookmarkStart w:id="255" w:name="X88c8fe8230b5e5ccb947a91df6be1e7ba7b1e0b"/>
+    <w:p>
+      <w:pPr>
+        <w:pStyle w:val="Heading4"/>
+      </w:pPr>
+      <w:r>
+        <w:t xml:space="preserve">4.2.4 Principle 4: Information must be standardized and interoperable</w:t>
+      </w:r>
+    </w:p>
+    <w:p>
+      <w:pPr>
+        <w:numPr>
+          <w:ilvl w:val="0"/>
+          <w:numId w:val="1108"/>
+        </w:numPr>
+      </w:pPr>
+      <w:r>
+        <w:t xml:space="preserve">Information must be stored and exchanged in standardized formats to ensure wide usability in the short and long-term. It is essential for long-term archiving that information be stored in a form that can be understood and used after several decades.</w:t>
+      </w:r>
+    </w:p>
+    <w:p>
+      <w:pPr>
+        <w:numPr>
+          <w:ilvl w:val="0"/>
+          <w:numId w:val="1108"/>
+        </w:numPr>
+      </w:pPr>
+      <w:r>
+        <w:t xml:space="preserve">Standardization is essential for structured information such as dataset definitions and metadata to support interoperability.</w:t>
+      </w:r>
+    </w:p>
+    <w:p>
+      <w:pPr>
+        <w:numPr>
+          <w:ilvl w:val="0"/>
+          <w:numId w:val="1108"/>
+        </w:numPr>
+      </w:pPr>
+      <w:r>
+        <w:t xml:space="preserve">Interoperability is essential for users to be able to utilize information through different systems and software. Open standards help ensure interoperability with their openness and wide adoption across various communities.</w:t>
+      </w:r>
+    </w:p>
+    <w:p>
+      <w:pPr>
+        <w:numPr>
+          <w:ilvl w:val="0"/>
+          <w:numId w:val="1108"/>
+        </w:numPr>
+      </w:pPr>
+      <w:r>
+        <w:t xml:space="preserve">Which standards to use depends on the user community and organizational policies. Interoperability requirements should be considered when selecting the standard for internal use and broader dissemination.</w:t>
+      </w:r>
+    </w:p>
+    <w:p>
+      <w:pPr>
+        <w:numPr>
+          <w:ilvl w:val="0"/>
+          <w:numId w:val="1108"/>
+        </w:numPr>
+      </w:pPr>
+      <w:r>
+        <w:t xml:space="preserve">The use of closed and proprietary standards is strongly discouraged.</w:t>
+      </w:r>
+    </w:p>
+    <w:bookmarkEnd w:id="255"/>
+    <w:bookmarkStart w:id="256" w:name="X650cedf7ce84f32ea21ec80b898040f4b2f02fd"/>
+    <w:p>
+      <w:pPr>
+        <w:pStyle w:val="Heading4"/>
+      </w:pPr>
+      <w:r>
+        <w:t xml:space="preserve">4.2.5 Principle 5: Information must be well documented</w:t>
+      </w:r>
+    </w:p>
+    <w:p>
+      <w:pPr>
+        <w:numPr>
+          <w:ilvl w:val="0"/>
+          <w:numId w:val="1109"/>
+        </w:numPr>
+      </w:pPr>
+      <w:r>
+        <w:t xml:space="preserve">WMO centres should comprehensively document information processes, policies, and procedures to facilitate broad and long-term use.</w:t>
+      </w:r>
+    </w:p>
+    <w:p>
+      <w:pPr>
+        <w:numPr>
+          <w:ilvl w:val="0"/>
+          <w:numId w:val="1109"/>
+        </w:numPr>
+      </w:pPr>
+      <w:r>
+        <w:t xml:space="preserve">WMO centres should keep documentation up to date to ensure full traceability of processes along the information life cycle, particularly for its creation.</w:t>
+      </w:r>
+    </w:p>
+    <w:p>
+      <w:pPr>
+        <w:numPr>
+          <w:ilvl w:val="0"/>
+          <w:numId w:val="1109"/>
+        </w:numPr>
+      </w:pPr>
+      <w:r>
+        <w:t xml:space="preserve">Previous versions of the documentation should be retained, versioned, archived and made readily available for future use. In addition, versions should be assigned a unique and persistent identifier for future unambiguous identification.</w:t>
+      </w:r>
+    </w:p>
     <w:bookmarkEnd w:id="256"/>
-    <w:bookmarkStart w:id="257" w:name="X88c8fe8230b5e5ccb947a91df6be1e7ba7b1e0b"/>
+    <w:bookmarkStart w:id="257" w:name="X5e85ae7d00bcd35bce4a64c0572cb24fee6bbf9"/>
     <w:p>
       <w:pPr>
         <w:pStyle w:val="Heading4"/>
       </w:pPr>
       <w:r>
-        <w:t xml:space="preserve">4.2.4 Principle 4: Information must be standardized and interoperable</w:t>
-      </w:r>
-    </w:p>
-    <w:p>
-      <w:pPr>
-        <w:numPr>
-          <w:ilvl w:val="0"/>
-          <w:numId w:val="1108"/>
-        </w:numPr>
-      </w:pPr>
-      <w:r>
-        <w:t xml:space="preserve">Information must be stored and exchanged in standardized formats to ensure wide usability in the short and long-term. It is essential for long-term archiving that information be stored in a form that can be understood and used after several decades.</w:t>
-      </w:r>
-    </w:p>
-    <w:p>
-      <w:pPr>
-        <w:numPr>
-          <w:ilvl w:val="0"/>
-          <w:numId w:val="1108"/>
-        </w:numPr>
-      </w:pPr>
-      <w:r>
-        <w:t xml:space="preserve">Standardization is essential for structured information such as dataset definitions and metadata to support interoperability.</w:t>
-      </w:r>
-    </w:p>
-    <w:p>
-      <w:pPr>
-        <w:numPr>
-          <w:ilvl w:val="0"/>
-          <w:numId w:val="1108"/>
-        </w:numPr>
-      </w:pPr>
-      <w:r>
-        <w:t xml:space="preserve">Interoperability is essential for users to be able to utilize information through different systems and software. Open standards help ensure interoperability with their openness and wide adoption across various communities.</w:t>
-      </w:r>
-    </w:p>
-    <w:p>
-      <w:pPr>
-        <w:numPr>
-          <w:ilvl w:val="0"/>
-          <w:numId w:val="1108"/>
-        </w:numPr>
-      </w:pPr>
-      <w:r>
-        <w:t xml:space="preserve">Which standards to use depends on the user community and organizational policies. Interoperability requirements should be considered when selecting the standard for internal use and broader dissemination.</w:t>
-      </w:r>
-    </w:p>
-    <w:p>
-      <w:pPr>
-        <w:numPr>
-          <w:ilvl w:val="0"/>
-          <w:numId w:val="1108"/>
-        </w:numPr>
-      </w:pPr>
-      <w:r>
-        <w:t xml:space="preserve">The use of closed and proprietary standards is strongly discouraged.</w:t>
+        <w:t xml:space="preserve">4.2.6 Principle 6: Information must be discoverable, accessible and retrievable</w:t>
+      </w:r>
+    </w:p>
+    <w:p>
+      <w:pPr>
+        <w:numPr>
+          <w:ilvl w:val="0"/>
+          <w:numId w:val="1110"/>
+        </w:numPr>
+      </w:pPr>
+      <w:r>
+        <w:t xml:space="preserve">Information should be easy to find through the Web, and for this purpose, the publisher should share discovery metadata with a catalogue service. The catalogue service should include a web API to be used by other applications in order to offer user-tailored search portals.</w:t>
+      </w:r>
+    </w:p>
+    <w:p>
+      <w:pPr>
+        <w:numPr>
+          <w:ilvl w:val="0"/>
+          <w:numId w:val="1110"/>
+        </w:numPr>
+      </w:pPr>
+      <w:r>
+        <w:t xml:space="preserve">For information to be easily retrievable once discovered, it should be accessible using standard data exchange protocols.</w:t>
       </w:r>
     </w:p>
     <w:bookmarkEnd w:id="257"/>
-    <w:bookmarkStart w:id="258" w:name="X650cedf7ce84f32ea21ec80b898040f4b2f02fd"/>
+    <w:bookmarkStart w:id="260" w:name="Xcc549eaa6d6dc98ca978f8c3f8040892922057f"/>
     <w:p>
       <w:pPr>
         <w:pStyle w:val="Heading4"/>
       </w:pPr>
       <w:r>
-        <w:t xml:space="preserve">4.2.5 Principle 5: Information must be well documented</w:t>
-      </w:r>
-    </w:p>
-    <w:p>
-      <w:pPr>
-        <w:numPr>
-          <w:ilvl w:val="0"/>
-          <w:numId w:val="1109"/>
-        </w:numPr>
-      </w:pPr>
-      <w:r>
-        <w:t xml:space="preserve">WMO centres should comprehensively document information processes, policies, and procedures to facilitate broad and long-term use.</w:t>
-      </w:r>
-    </w:p>
-    <w:p>
-      <w:pPr>
-        <w:numPr>
-          <w:ilvl w:val="0"/>
-          <w:numId w:val="1109"/>
-        </w:numPr>
-      </w:pPr>
-      <w:r>
-        <w:t xml:space="preserve">WMO centres should keep documentation up to date to ensure full traceability of processes along the information life cycle, particularly for its creation.</w:t>
-      </w:r>
-    </w:p>
-    <w:p>
-      <w:pPr>
-        <w:numPr>
-          <w:ilvl w:val="0"/>
-          <w:numId w:val="1109"/>
-        </w:numPr>
-      </w:pPr>
-      <w:r>
-        <w:t xml:space="preserve">Previous versions of the documentation should be retained, versioned, archived and made readily available for future use. In addition, versions should be assigned a unique and persistent identifier for future unambiguous identification.</w:t>
-      </w:r>
-    </w:p>
-    <w:bookmarkEnd w:id="258"/>
-    <w:bookmarkStart w:id="259" w:name="X5e85ae7d00bcd35bce4a64c0572cb24fee6bbf9"/>
-    <w:p>
-      <w:pPr>
-        <w:pStyle w:val="Heading4"/>
-      </w:pPr>
-      <w:r>
-        <w:t xml:space="preserve">4.2.6 Principle 6: Information must be discoverable, accessible and retrievable</w:t>
-      </w:r>
-    </w:p>
-    <w:p>
-      <w:pPr>
-        <w:numPr>
-          <w:ilvl w:val="0"/>
-          <w:numId w:val="1110"/>
-        </w:numPr>
-      </w:pPr>
-      <w:r>
-        <w:t xml:space="preserve">Information should be easy to find through the Web, and for this purpose, the publisher should share discovery metadata with a catalogue service. The catalogue service should include a web API to be used by other applications in order to offer user-tailored search portals.</w:t>
-      </w:r>
-    </w:p>
-    <w:p>
-      <w:pPr>
-        <w:numPr>
-          <w:ilvl w:val="0"/>
-          <w:numId w:val="1110"/>
-        </w:numPr>
-      </w:pPr>
-      <w:r>
-        <w:t xml:space="preserve">For information to be easily retrievable once discovered, it should be accessible using standard data exchange protocols.</w:t>
-      </w:r>
-    </w:p>
-    <w:bookmarkEnd w:id="259"/>
-    <w:bookmarkStart w:id="262" w:name="Xcc549eaa6d6dc98ca978f8c3f8040892922057f"/>
-    <w:p>
-      <w:pPr>
-        <w:pStyle w:val="Heading4"/>
-      </w:pPr>
-      <w:r>
         <w:t xml:space="preserve">4.2.7 Principle 7: Information should be reusable</w:t>
       </w:r>
     </w:p>
@@ -14885,11 +14833,11 @@
         <w:rPr>
           <w:rStyle w:val="FootnoteReference"/>
         </w:rPr>
-        <w:footnoteReference w:id="260"/>
-      </w:r>
-    </w:p>
-    <w:bookmarkEnd w:id="262"/>
-    <w:bookmarkStart w:id="263" w:name="Xc26fb27d9b9f189ddfb4d09b54bb3bef350c931"/>
+        <w:footnoteReference w:id="258"/>
+      </w:r>
+    </w:p>
+    <w:bookmarkEnd w:id="260"/>
+    <w:bookmarkStart w:id="261" w:name="Xc26fb27d9b9f189ddfb4d09b54bb3bef350c931"/>
     <w:p>
       <w:pPr>
         <w:pStyle w:val="Heading4"/>
@@ -14953,24 +14901,207 @@
         <w:t xml:space="preserve">The designated owner should have budget and decision-making authority with respect to preservation and data usage, including the authority to pass ownership to another entity.</w:t>
       </w:r>
     </w:p>
+    <w:bookmarkEnd w:id="261"/>
+    <w:bookmarkEnd w:id="262"/>
+    <w:bookmarkStart w:id="279" w:name="X4929199aec71e050b1d94930339cb902a348db4"/>
+    <w:p>
+      <w:pPr>
+        <w:pStyle w:val="Heading3"/>
+      </w:pPr>
+      <w:r>
+        <w:t xml:space="preserve">4.3 The information management life cycle</w:t>
+      </w:r>
+    </w:p>
+    <w:bookmarkStart w:id="263" w:name="X775c93e2a119ed82a9dc642bb15020bd16f8166"/>
+    <w:p>
+      <w:pPr>
+        <w:pStyle w:val="Heading4"/>
+      </w:pPr>
+      <w:r>
+        <w:t xml:space="preserve">4.3.1 Overview</w:t>
+      </w:r>
+    </w:p>
+    <w:p>
+      <w:pPr>
+        <w:pStyle w:val="FirstParagraph"/>
+      </w:pPr>
+      <w:r>
+        <w:t xml:space="preserve">All information should be subject to a well -defined and documented life cycle. The governance of this process is often referred to as the information management life cycle; it helps organizations manage information from planning, creation and acquisition through usage and exchange to archival and disposal.</w:t>
+      </w:r>
+    </w:p>
+    <w:p>
+      <w:pPr>
+        <w:pStyle w:val="BodyText"/>
+      </w:pPr>
+      <w:r>
+        <w:t xml:space="preserve">The following sections describe two overarching themes, governance and documentation, which apply to all stages of the information life cycle; these sections provide high -level guidance and are split into five aspects:</w:t>
+      </w:r>
+    </w:p>
+    <w:p>
+      <w:pPr>
+        <w:numPr>
+          <w:ilvl w:val="0"/>
+          <w:numId w:val="1114"/>
+        </w:numPr>
+      </w:pPr>
+      <w:r>
+        <w:t xml:space="preserve">Planning, creation and acquisition;</w:t>
+      </w:r>
+    </w:p>
+    <w:p>
+      <w:pPr>
+        <w:numPr>
+          <w:ilvl w:val="0"/>
+          <w:numId w:val="1114"/>
+        </w:numPr>
+      </w:pPr>
+      <w:r>
+        <w:t xml:space="preserve">Representation and metadata;</w:t>
+      </w:r>
+    </w:p>
+    <w:p>
+      <w:pPr>
+        <w:numPr>
+          <w:ilvl w:val="0"/>
+          <w:numId w:val="1114"/>
+        </w:numPr>
+      </w:pPr>
+      <w:r>
+        <w:t xml:space="preserve">Publication and exchange;</w:t>
+      </w:r>
+    </w:p>
+    <w:p>
+      <w:pPr>
+        <w:numPr>
+          <w:ilvl w:val="0"/>
+          <w:numId w:val="1114"/>
+        </w:numPr>
+      </w:pPr>
+      <w:r>
+        <w:t xml:space="preserve">Usage and communication;</w:t>
+      </w:r>
+    </w:p>
+    <w:p>
+      <w:pPr>
+        <w:numPr>
+          <w:ilvl w:val="0"/>
+          <w:numId w:val="1114"/>
+        </w:numPr>
+      </w:pPr>
+      <w:r>
+        <w:t xml:space="preserve">Storage, archival and disposal.</w:t>
+      </w:r>
+    </w:p>
+    <w:p>
+      <w:pPr>
+        <w:pStyle w:val="FirstParagraph"/>
+      </w:pPr>
+      <w:r>
+        <w:t xml:space="preserve">Governance covers the rules that apply to managing information in a secure and transparent manner; documentation covers the act of recording the reasons for, and details of, all operations in the information management process.</w:t>
+      </w:r>
+    </w:p>
     <w:bookmarkEnd w:id="263"/>
+    <w:bookmarkStart w:id="266" w:name="X0db61513d36abdcc7d5bfd6f287c776c8343970"/>
+    <w:p>
+      <w:pPr>
+        <w:pStyle w:val="Heading4"/>
+      </w:pPr>
+      <w:r>
+        <w:t xml:space="preserve">4.3.2 Overarching requirements</w:t>
+      </w:r>
+    </w:p>
+    <w:bookmarkStart w:id="264" w:name="X824b8f9db66ff22648090c3e6e5d189d579254d"/>
+    <w:p>
+      <w:pPr>
+        <w:pStyle w:val="Heading5"/>
+      </w:pPr>
+      <w:r>
+        <w:t xml:space="preserve">4.3.2.1 Governance</w:t>
+      </w:r>
+    </w:p>
+    <w:p>
+      <w:pPr>
+        <w:numPr>
+          <w:ilvl w:val="0"/>
+          <w:numId w:val="1115"/>
+        </w:numPr>
+      </w:pPr>
+      <w:r>
+        <w:t xml:space="preserve">Information management governance defines a set of organizational procedures, policies and processes for the management of information. This includes defining accountabilities and compliance mechanisms.</w:t>
+      </w:r>
+    </w:p>
+    <w:p>
+      <w:pPr>
+        <w:numPr>
+          <w:ilvl w:val="0"/>
+          <w:numId w:val="1115"/>
+        </w:numPr>
+      </w:pPr>
+      <w:r>
+        <w:t xml:space="preserve">Effective governance helps ensure that all aspects of the information management process are conducted in a rigorous, standardized and transparent manner and that the information is secure, accessible and usable.</w:t>
+      </w:r>
+    </w:p>
+    <w:p>
+      <w:pPr>
+        <w:numPr>
+          <w:ilvl w:val="0"/>
+          <w:numId w:val="1115"/>
+        </w:numPr>
+      </w:pPr>
+      <w:r>
+        <w:t xml:space="preserve">WMO centres should establish a board or leadership group to develop and regularly review such a governance structure and ensure compliance with its requirements.</w:t>
+      </w:r>
+    </w:p>
     <w:bookmarkEnd w:id="264"/>
-    <w:bookmarkStart w:id="281" w:name="X4929199aec71e050b1d94930339cb902a348db4"/>
-    <w:p>
-      <w:pPr>
-        <w:pStyle w:val="Heading3"/>
-      </w:pPr>
-      <w:r>
-        <w:t xml:space="preserve">4.3 The information management life cycle</w:t>
-      </w:r>
-    </w:p>
-    <w:bookmarkStart w:id="265" w:name="X775c93e2a119ed82a9dc642bb15020bd16f8166"/>
+    <w:bookmarkStart w:id="265" w:name="Xa83a9547ee24c5b5059542879186427de25e4f8"/>
+    <w:p>
+      <w:pPr>
+        <w:pStyle w:val="Heading5"/>
+      </w:pPr>
+      <w:r>
+        <w:t xml:space="preserve">4.3.2.2 Documentation</w:t>
+      </w:r>
+    </w:p>
+    <w:p>
+      <w:pPr>
+        <w:numPr>
+          <w:ilvl w:val="0"/>
+          <w:numId w:val="1116"/>
+        </w:numPr>
+      </w:pPr>
+      <w:r>
+        <w:t xml:space="preserve">Documentation describing the who, what, why, when, where and how with respect to the various actions that are undertaken in the management of information is required to ensure the traceability and integrity of the information and to ensure operations can continue if key staff leave.</w:t>
+      </w:r>
+    </w:p>
+    <w:p>
+      <w:pPr>
+        <w:numPr>
+          <w:ilvl w:val="0"/>
+          <w:numId w:val="1116"/>
+        </w:numPr>
+      </w:pPr>
+      <w:r>
+        <w:t xml:space="preserve">This documentation is required for all aspects of the information life cycle and should be clear, well -communicated, regularly updated and easy to find. Guidance relating to the documentation should be provided to new staff taking on responsibilities for information management and be a key component of training.</w:t>
+      </w:r>
+    </w:p>
+    <w:bookmarkEnd w:id="265"/>
+    <w:bookmarkEnd w:id="266"/>
+    <w:bookmarkStart w:id="278" w:name="X5d9956e6f7cee22294b4d51e9b21afad03cd809"/>
     <w:p>
       <w:pPr>
         <w:pStyle w:val="Heading4"/>
       </w:pPr>
       <w:r>
-        <w:t xml:space="preserve">4.3.1 Overview</w:t>
+        <w:t xml:space="preserve">4.3.3 Aspects of the information management life cycle</w:t>
+      </w:r>
+    </w:p>
+    <w:bookmarkStart w:id="267" w:name="Xbe64c29659085b01557ed969921e787bed49234"/>
+    <w:p>
+      <w:pPr>
+        <w:pStyle w:val="Heading5"/>
+      </w:pPr>
+      <w:r>
+        <w:t xml:space="preserve">4.3.3.1 Planning, information creation and acquisition</w:t>
       </w:r>
     </w:p>
     <w:p>
@@ -14978,70 +15109,73 @@
         <w:pStyle w:val="FirstParagraph"/>
       </w:pPr>
       <w:r>
-        <w:t xml:space="preserve">All information should be subject to a well -defined and documented life cycle. The governance of this process is often referred to as the information management life cycle; it helps organizations manage information from planning, creation and acquisition through usage and exchange to archival and disposal.</w:t>
-      </w:r>
-    </w:p>
-    <w:p>
-      <w:pPr>
-        <w:pStyle w:val="BodyText"/>
-      </w:pPr>
-      <w:r>
-        <w:t xml:space="preserve">The following sections describe two overarching themes, governance and documentation, which apply to all stages of the information life cycle; these sections provide high -level guidance and are split into five aspects:</w:t>
-      </w:r>
-    </w:p>
-    <w:p>
-      <w:pPr>
-        <w:numPr>
-          <w:ilvl w:val="0"/>
-          <w:numId w:val="1114"/>
-        </w:numPr>
-      </w:pPr>
-      <w:r>
-        <w:t xml:space="preserve">Planning, creation and acquisition;</w:t>
-      </w:r>
-    </w:p>
-    <w:p>
-      <w:pPr>
-        <w:numPr>
-          <w:ilvl w:val="0"/>
-          <w:numId w:val="1114"/>
-        </w:numPr>
-      </w:pPr>
-      <w:r>
-        <w:t xml:space="preserve">Representation and metadata;</w:t>
-      </w:r>
-    </w:p>
-    <w:p>
-      <w:pPr>
-        <w:numPr>
-          <w:ilvl w:val="0"/>
-          <w:numId w:val="1114"/>
-        </w:numPr>
-      </w:pPr>
-      <w:r>
-        <w:t xml:space="preserve">Publication and exchange;</w:t>
-      </w:r>
-    </w:p>
-    <w:p>
-      <w:pPr>
-        <w:numPr>
-          <w:ilvl w:val="0"/>
-          <w:numId w:val="1114"/>
-        </w:numPr>
-      </w:pPr>
-      <w:r>
-        <w:t xml:space="preserve">Usage and communication;</w:t>
-      </w:r>
-    </w:p>
-    <w:p>
-      <w:pPr>
-        <w:numPr>
-          <w:ilvl w:val="0"/>
-          <w:numId w:val="1114"/>
-        </w:numPr>
-      </w:pPr>
-      <w:r>
-        <w:t xml:space="preserve">Storage, archival and disposal.</w:t>
+        <w:t xml:space="preserve">Before the creation or acquisition of new information a business case plan and an information management plan should be developed, covering both the input information sources and any derived information. The plans should include:</w:t>
+      </w:r>
+    </w:p>
+    <w:p>
+      <w:pPr>
+        <w:numPr>
+          <w:ilvl w:val="0"/>
+          <w:numId w:val="1117"/>
+        </w:numPr>
+      </w:pPr>
+      <w:r>
+        <w:t xml:space="preserve">Why the information is required;</w:t>
+      </w:r>
+    </w:p>
+    <w:p>
+      <w:pPr>
+        <w:numPr>
+          <w:ilvl w:val="0"/>
+          <w:numId w:val="1117"/>
+        </w:numPr>
+      </w:pPr>
+      <w:r>
+        <w:t xml:space="preserve">How it will be collected or created;</w:t>
+      </w:r>
+    </w:p>
+    <w:p>
+      <w:pPr>
+        <w:numPr>
+          <w:ilvl w:val="0"/>
+          <w:numId w:val="1117"/>
+        </w:numPr>
+      </w:pPr>
+      <w:r>
+        <w:t xml:space="preserve">How it will be stored;</w:t>
+      </w:r>
+    </w:p>
+    <w:p>
+      <w:pPr>
+        <w:numPr>
+          <w:ilvl w:val="0"/>
+          <w:numId w:val="1117"/>
+        </w:numPr>
+      </w:pPr>
+      <w:r>
+        <w:t xml:space="preserve">Whether it will be exchanged with other users and under what policy;</w:t>
+      </w:r>
+    </w:p>
+    <w:p>
+      <w:pPr>
+        <w:numPr>
+          <w:ilvl w:val="0"/>
+          <w:numId w:val="1117"/>
+        </w:numPr>
+      </w:pPr>
+      <w:r>
+        <w:t xml:space="preserve">Where it should be submitted for long-term archival;</w:t>
+      </w:r>
+    </w:p>
+    <w:p>
+      <w:pPr>
+        <w:numPr>
+          <w:ilvl w:val="0"/>
+          <w:numId w:val="1117"/>
+        </w:numPr>
+      </w:pPr>
+      <w:r>
+        <w:t xml:space="preserve">Key roles and responsibilities associated with the management of the information.</w:t>
       </w:r>
     </w:p>
     <w:p>
@@ -15049,221 +15183,35 @@
         <w:pStyle w:val="FirstParagraph"/>
       </w:pPr>
       <w:r>
-        <w:t xml:space="preserve">Governance covers the rules that apply to managing information in a secure and transparent manner; documentation covers the act of recording the reasons for, and details of, all operations in the information management process.</w:t>
-      </w:r>
-    </w:p>
-    <w:bookmarkEnd w:id="265"/>
-    <w:bookmarkStart w:id="268" w:name="X0db61513d36abdcc7d5bfd6f287c776c8343970"/>
-    <w:p>
-      <w:pPr>
-        <w:pStyle w:val="Heading4"/>
-      </w:pPr>
-      <w:r>
-        <w:t xml:space="preserve">4.3.2 Overarching requirements</w:t>
-      </w:r>
-    </w:p>
-    <w:bookmarkStart w:id="266" w:name="X824b8f9db66ff22648090c3e6e5d189d579254d"/>
-    <w:p>
-      <w:pPr>
-        <w:pStyle w:val="Heading5"/>
-      </w:pPr>
-      <w:r>
-        <w:t xml:space="preserve">4.3.2.1 Governance</w:t>
-      </w:r>
-    </w:p>
-    <w:p>
-      <w:pPr>
-        <w:numPr>
-          <w:ilvl w:val="0"/>
-          <w:numId w:val="1115"/>
-        </w:numPr>
-      </w:pPr>
-      <w:r>
-        <w:t xml:space="preserve">Information management governance defines a set of organizational procedures, policies and processes for the management of information. This includes defining accountabilities and compliance mechanisms.</w:t>
-      </w:r>
-    </w:p>
-    <w:p>
-      <w:pPr>
-        <w:numPr>
-          <w:ilvl w:val="0"/>
-          <w:numId w:val="1115"/>
-        </w:numPr>
-      </w:pPr>
-      <w:r>
-        <w:t xml:space="preserve">Effective governance helps ensure that all aspects of the information management process are conducted in a rigorous, standardized and transparent manner and that the information is secure, accessible and usable.</w:t>
-      </w:r>
-    </w:p>
-    <w:p>
-      <w:pPr>
-        <w:numPr>
-          <w:ilvl w:val="0"/>
-          <w:numId w:val="1115"/>
-        </w:numPr>
-      </w:pPr>
-      <w:r>
-        <w:t xml:space="preserve">WMO centres should establish a board or leadership group to develop and regularly review such a governance structure and ensure compliance with its requirements.</w:t>
-      </w:r>
-    </w:p>
-    <w:bookmarkEnd w:id="266"/>
-    <w:bookmarkStart w:id="267" w:name="Xa83a9547ee24c5b5059542879186427de25e4f8"/>
-    <w:p>
-      <w:pPr>
-        <w:pStyle w:val="Heading5"/>
-      </w:pPr>
-      <w:r>
-        <w:t xml:space="preserve">4.3.2.2 Documentation</w:t>
-      </w:r>
-    </w:p>
-    <w:p>
-      <w:pPr>
-        <w:numPr>
-          <w:ilvl w:val="0"/>
-          <w:numId w:val="1116"/>
-        </w:numPr>
-      </w:pPr>
-      <w:r>
-        <w:t xml:space="preserve">Documentation describing the who, what, why, when, where and how with respect to the various actions that are undertaken in the management of information is required to ensure the traceability and integrity of the information and to ensure operations can continue if key staff leave.</w:t>
-      </w:r>
-    </w:p>
-    <w:p>
-      <w:pPr>
-        <w:numPr>
-          <w:ilvl w:val="0"/>
-          <w:numId w:val="1116"/>
-        </w:numPr>
-      </w:pPr>
-      <w:r>
-        <w:t xml:space="preserve">This documentation is required for all aspects of the information life cycle and should be clear, well -communicated, regularly updated and easy to find. Guidance relating to the documentation should be provided to new staff taking on responsibilities for information management and be a key component of training.</w:t>
+        <w:t xml:space="preserve">For externally sourced data, the plans should include where the information has come from and what the licensing terms are.</w:t>
+      </w:r>
+    </w:p>
+    <w:p>
+      <w:pPr>
+        <w:pStyle w:val="BodyText"/>
+      </w:pPr>
+      <w:r>
+        <w:t xml:space="preserve">Once information has been acquired, it should be checked to ensure that the contents and format are as expected. This may be done using a compliance checker or a validation service. Once these checks have been performed, the information content should also undergo quality control checks using well-documented procedures to identify any issues. A record of the checks should be kept, and any issues detected should be documented and sent back to the originators. It is also important to subscribe to updates from originators so any issues identified externally can be taken into account.</w:t>
+      </w:r>
+    </w:p>
+    <w:p>
+      <w:pPr>
+        <w:pStyle w:val="BodyText"/>
+      </w:pPr>
+      <w:r>
+        <w:t xml:space="preserve">Information created rather than acquired should undergo the same processes as acquired information. Information created should undergo quality control, and the resulting files should be checked against the specified format requirements. The results of the processes and checks should be documented.</w:t>
+      </w:r>
+    </w:p>
+    <w:p>
+      <w:pPr>
+        <w:pStyle w:val="BodyText"/>
+      </w:pPr>
+      <w:r>
+        <w:t xml:space="preserve">To ensure traceability and reproducibility, the information and documents at this and subsequent stages, should be version controlled and clearly labelled with version information. Similarly, software or computer code used to generate or process information should be version controlled with the version information recorded in the documentation and metadata. Where possible, software should be maintained within a code repository.</w:t>
       </w:r>
     </w:p>
     <w:bookmarkEnd w:id="267"/>
-    <w:bookmarkEnd w:id="268"/>
-    <w:bookmarkStart w:id="280" w:name="X5d9956e6f7cee22294b4d51e9b21afad03cd809"/>
-    <w:p>
-      <w:pPr>
-        <w:pStyle w:val="Heading4"/>
-      </w:pPr>
-      <w:r>
-        <w:t xml:space="preserve">4.3.3 Aspects of the information management life cycle</w:t>
-      </w:r>
-    </w:p>
-    <w:bookmarkStart w:id="269" w:name="Xbe64c29659085b01557ed969921e787bed49234"/>
-    <w:p>
-      <w:pPr>
-        <w:pStyle w:val="Heading5"/>
-      </w:pPr>
-      <w:r>
-        <w:t xml:space="preserve">4.3.3.1 Planning, information creation and acquisition</w:t>
-      </w:r>
-    </w:p>
-    <w:p>
-      <w:pPr>
-        <w:pStyle w:val="FirstParagraph"/>
-      </w:pPr>
-      <w:r>
-        <w:t xml:space="preserve">Before the creation or acquisition of new information a business case plan and an information management plan should be developed, covering both the input information sources and any derived information. The plans should include:</w:t>
-      </w:r>
-    </w:p>
-    <w:p>
-      <w:pPr>
-        <w:numPr>
-          <w:ilvl w:val="0"/>
-          <w:numId w:val="1117"/>
-        </w:numPr>
-      </w:pPr>
-      <w:r>
-        <w:t xml:space="preserve">Why the information is required;</w:t>
-      </w:r>
-    </w:p>
-    <w:p>
-      <w:pPr>
-        <w:numPr>
-          <w:ilvl w:val="0"/>
-          <w:numId w:val="1117"/>
-        </w:numPr>
-      </w:pPr>
-      <w:r>
-        <w:t xml:space="preserve">How it will be collected or created;</w:t>
-      </w:r>
-    </w:p>
-    <w:p>
-      <w:pPr>
-        <w:numPr>
-          <w:ilvl w:val="0"/>
-          <w:numId w:val="1117"/>
-        </w:numPr>
-      </w:pPr>
-      <w:r>
-        <w:t xml:space="preserve">How it will be stored;</w:t>
-      </w:r>
-    </w:p>
-    <w:p>
-      <w:pPr>
-        <w:numPr>
-          <w:ilvl w:val="0"/>
-          <w:numId w:val="1117"/>
-        </w:numPr>
-      </w:pPr>
-      <w:r>
-        <w:t xml:space="preserve">Whether it will be exchanged with other users and under what policy;</w:t>
-      </w:r>
-    </w:p>
-    <w:p>
-      <w:pPr>
-        <w:numPr>
-          <w:ilvl w:val="0"/>
-          <w:numId w:val="1117"/>
-        </w:numPr>
-      </w:pPr>
-      <w:r>
-        <w:t xml:space="preserve">Where it should be submitted for long-term archival;</w:t>
-      </w:r>
-    </w:p>
-    <w:p>
-      <w:pPr>
-        <w:numPr>
-          <w:ilvl w:val="0"/>
-          <w:numId w:val="1117"/>
-        </w:numPr>
-      </w:pPr>
-      <w:r>
-        <w:t xml:space="preserve">Key roles and responsibilities associated with the management of the information.</w:t>
-      </w:r>
-    </w:p>
-    <w:p>
-      <w:pPr>
-        <w:pStyle w:val="FirstParagraph"/>
-      </w:pPr>
-      <w:r>
-        <w:t xml:space="preserve">For externally sourced data, the plans should include where the information has come from and what the licensing terms are.</w:t>
-      </w:r>
-    </w:p>
-    <w:p>
-      <w:pPr>
-        <w:pStyle w:val="BodyText"/>
-      </w:pPr>
-      <w:r>
-        <w:t xml:space="preserve">Once information has been acquired, it should be checked to ensure that the contents and format are as expected. This may be done using a compliance checker or a validation service. Once these checks have been performed, the information content should also undergo quality control checks using well-documented procedures to identify any issues. A record of the checks should be kept, and any issues detected should be documented and sent back to the originators. It is also important to subscribe to updates from originators so any issues identified externally can be taken into account.</w:t>
-      </w:r>
-    </w:p>
-    <w:p>
-      <w:pPr>
-        <w:pStyle w:val="BodyText"/>
-      </w:pPr>
-      <w:r>
-        <w:t xml:space="preserve">Information created rather than acquired should undergo the same processes as acquired information. Information created should undergo quality control, and the resulting files should be checked against the specified format requirements. The results of the processes and checks should be documented.</w:t>
-      </w:r>
-    </w:p>
-    <w:p>
-      <w:pPr>
-        <w:pStyle w:val="BodyText"/>
-      </w:pPr>
-      <w:r>
-        <w:t xml:space="preserve">To ensure traceability and reproducibility, the information and documents at this and subsequent stages, should be version controlled and clearly labelled with version information. Similarly, software or computer code used to generate or process information should be version controlled with the version information recorded in the documentation and metadata. Where possible, software should be maintained within a code repository.</w:t>
-      </w:r>
-    </w:p>
-    <w:bookmarkEnd w:id="269"/>
-    <w:bookmarkStart w:id="271" w:name="Xe75b18c0d5f0bdb3ba6adf3affcfe09efc01b37"/>
+    <w:bookmarkStart w:id="269" w:name="Xe75b18c0d5f0bdb3ba6adf3affcfe09efc01b37"/>
     <w:p>
       <w:pPr>
         <w:pStyle w:val="Heading5"/>
@@ -15319,7 +15267,7 @@
       <w:r>
         <w:t xml:space="preserve"> </w:t>
       </w:r>
-      <w:hyperlink r:id="rId270">
+      <w:hyperlink r:id="rId268">
         <w:r>
           <w:rPr>
             <w:rStyle w:val="Hyperlink"/>
@@ -15352,8 +15300,8 @@
         <w:t xml:space="preserve">The WMO formats specified in the manuals are subject to strong governance processes, and changes to the formats can be traced through the versions of the manuals. The code tables and controlled vocabularies are also maintained in a code repository. To enable future reuse, the technical information, including detailed format specifications, should be archived alongside information for future access. This includes any controlled vocabulary, such as BUFR tables or WIGOS metadata code lists, associated with the format.</w:t>
       </w:r>
     </w:p>
-    <w:bookmarkEnd w:id="271"/>
-    <w:bookmarkStart w:id="273" w:name="Xe11f232826cd039bf17ed085e01ea5117e8cf55"/>
+    <w:bookmarkEnd w:id="269"/>
+    <w:bookmarkStart w:id="271" w:name="Xe11f232826cd039bf17ed085e01ea5117e8cf55"/>
     <w:p>
       <w:pPr>
         <w:pStyle w:val="Heading5"/>
@@ -15446,7 +15394,7 @@
         </w:rPr>
         <w:t xml:space="preserve"> </w:t>
       </w:r>
-      <w:hyperlink r:id="rId272">
+      <w:hyperlink r:id="rId270">
         <w:r>
           <w:rPr>
             <w:rStyle w:val="Hyperlink"/>
@@ -15460,8 +15408,8 @@
         <w:t xml:space="preserve">.</w:t>
       </w:r>
     </w:p>
-    <w:bookmarkEnd w:id="273"/>
-    <w:bookmarkStart w:id="277" w:name="Xf56fc6b58e87ddac88f8743e5eb58b739ec3f37"/>
+    <w:bookmarkEnd w:id="271"/>
+    <w:bookmarkStart w:id="275" w:name="Xf56fc6b58e87ddac88f8743e5eb58b739ec3f37"/>
     <w:p>
       <w:pPr>
         <w:pStyle w:val="Heading5"/>
@@ -15510,7 +15458,7 @@
       <w:r>
         <w:t xml:space="preserve"> </w:t>
       </w:r>
-      <w:hyperlink r:id="rId274">
+      <w:hyperlink r:id="rId272">
         <w:r>
           <w:rPr>
             <w:rStyle w:val="Hyperlink"/>
@@ -15529,7 +15477,7 @@
       <w:r>
         <w:t xml:space="preserve"> </w:t>
       </w:r>
-      <w:hyperlink r:id="rId275">
+      <w:hyperlink r:id="rId273">
         <w:r>
           <w:rPr>
             <w:rStyle w:val="Hyperlink"/>
@@ -15548,7 +15496,7 @@
       <w:r>
         <w:t xml:space="preserve"> </w:t>
       </w:r>
-      <w:hyperlink r:id="rId276">
+      <w:hyperlink r:id="rId274">
         <w:r>
           <w:rPr>
             <w:rStyle w:val="Hyperlink"/>
@@ -15617,8 +15565,8 @@
         <w:t xml:space="preserve">The discovery metadata should include a valid point of contact, enabling users to provide feedback and ask questions about the information provided.</w:t>
       </w:r>
     </w:p>
-    <w:bookmarkEnd w:id="277"/>
-    <w:bookmarkStart w:id="279" w:name="Xe003249f9b047ed672ca1ea770f2e1e16ddc341"/>
+    <w:bookmarkEnd w:id="275"/>
+    <w:bookmarkStart w:id="277" w:name="Xe003249f9b047ed672ca1ea770f2e1e16ddc341"/>
     <w:p>
       <w:pPr>
         <w:pStyle w:val="Heading5"/>
@@ -15682,7 +15630,7 @@
       <w:r>
         <w:t xml:space="preserve"> </w:t>
       </w:r>
-      <w:hyperlink r:id="rId278">
+      <w:hyperlink r:id="rId276">
         <w:r>
           <w:rPr>
             <w:rStyle w:val="Hyperlink"/>
@@ -15757,10 +15705,10 @@
         <w:t xml:space="preserve">When an information resource is marked for disposal, the reasons for disposal, including the outcome of the consultation with stakeholders and users, must clearly be documented. The disposal must be authorized by the identified owner and custodian of the information. Information relating to the disposal must be included in the metadata associated with the information resource. The metadata must be retained for future reference.</w:t>
       </w:r>
     </w:p>
+    <w:bookmarkEnd w:id="277"/>
+    <w:bookmarkEnd w:id="278"/>
     <w:bookmarkEnd w:id="279"/>
-    <w:bookmarkEnd w:id="280"/>
-    <w:bookmarkEnd w:id="281"/>
-    <w:bookmarkStart w:id="286" w:name="X35204cf3ee03a678864bfb46ad7b3703fafab2a"/>
+    <w:bookmarkStart w:id="284" w:name="X35204cf3ee03a678864bfb46ad7b3703fafab2a"/>
     <w:p>
       <w:pPr>
         <w:pStyle w:val="Heading3"/>
@@ -15769,7 +15717,7 @@
         <w:t xml:space="preserve">4.4 Other considerations</w:t>
       </w:r>
     </w:p>
-    <w:bookmarkStart w:id="283" w:name="X694dc110c0d391c7b883a0bc99e94f08b513e8d"/>
+    <w:bookmarkStart w:id="281" w:name="X694dc110c0d391c7b883a0bc99e94f08b513e8d"/>
     <w:p>
       <w:pPr>
         <w:pStyle w:val="Heading4"/>
@@ -15788,7 +15736,7 @@
       <w:r>
         <w:t xml:space="preserve"> </w:t>
       </w:r>
-      <w:hyperlink r:id="rId282">
+      <w:hyperlink r:id="rId280">
         <w:r>
           <w:rPr>
             <w:rStyle w:val="Hyperlink"/>
@@ -15805,8 +15753,8 @@
         <w:t xml:space="preserve">(WMO-No. 1239).</w:t>
       </w:r>
     </w:p>
-    <w:bookmarkEnd w:id="283"/>
-    <w:bookmarkStart w:id="285" w:name="X4d297de7457ffcad46de0b0f8b63d0f53f4b56b"/>
+    <w:bookmarkEnd w:id="281"/>
+    <w:bookmarkStart w:id="283" w:name="X4d297de7457ffcad46de0b0f8b63d0f53f4b56b"/>
     <w:p>
       <w:pPr>
         <w:pStyle w:val="Heading4"/>
@@ -15825,7 +15773,7 @@
       <w:r>
         <w:t xml:space="preserve"> </w:t>
       </w:r>
-      <w:hyperlink r:id="rId284">
+      <w:hyperlink r:id="rId282">
         <w:r>
           <w:rPr>
             <w:rStyle w:val="Hyperlink"/>
@@ -15842,11 +15790,11 @@
         <w:t xml:space="preserve">(WMO-No. 1115).</w:t>
       </w:r>
     </w:p>
+    <w:bookmarkEnd w:id="283"/>
+    <w:bookmarkEnd w:id="284"/>
     <w:bookmarkEnd w:id="285"/>
     <w:bookmarkEnd w:id="286"/>
-    <w:bookmarkEnd w:id="287"/>
-    <w:bookmarkEnd w:id="288"/>
-    <w:bookmarkStart w:id="290" w:name="Xc22bc5ab39ba62fe39071f09c0bb1e5b86d014a"/>
+    <w:bookmarkStart w:id="288" w:name="Xc22bc5ab39ba62fe39071f09c0bb1e5b86d014a"/>
     <w:p>
       <w:pPr>
         <w:pStyle w:val="Heading1"/>
@@ -15891,7 +15839,7 @@
           <w:numId w:val="1119"/>
         </w:numPr>
       </w:pPr>
-      <w:hyperlink r:id="rId289">
+      <w:hyperlink r:id="rId287">
         <w:r>
           <w:rPr>
             <w:rStyle w:val="Hyperlink"/>
@@ -15908,8 +15856,8 @@
         <w:t xml:space="preserve">(WMO-No. 1061), Volume I, Appendix E. Annex To Paragraph 7.8, 1. ICT Service Incident Management; and Appendix F.WIS IT Security Incident Response Process.</w:t>
       </w:r>
     </w:p>
-    <w:bookmarkEnd w:id="290"/>
-    <w:bookmarkStart w:id="294" w:name="X7704236ba72ed8cc2b9a9e238d27c640b9b6528"/>
+    <w:bookmarkEnd w:id="288"/>
+    <w:bookmarkStart w:id="292" w:name="X7704236ba72ed8cc2b9a9e238d27c640b9b6528"/>
     <w:p>
       <w:pPr>
         <w:pStyle w:val="Heading1"/>
@@ -16094,7 +16042,7 @@
             <w:pPr>
               <w:jc w:val="left"/>
             </w:pPr>
-            <w:hyperlink r:id="rId291">
+            <w:hyperlink r:id="rId289">
               <w:r>
                 <w:rPr>
                   <w:rStyle w:val="Hyperlink"/>
@@ -16156,7 +16104,7 @@
             <w:pPr>
               <w:jc w:val="left"/>
             </w:pPr>
-            <w:hyperlink r:id="rId292">
+            <w:hyperlink r:id="rId290">
               <w:r>
                 <w:rPr>
                   <w:rStyle w:val="Hyperlink"/>
@@ -16218,7 +16166,7 @@
             <w:pPr>
               <w:jc w:val="left"/>
             </w:pPr>
-            <w:hyperlink r:id="rId293">
+            <w:hyperlink r:id="rId291">
               <w:r>
                 <w:rPr>
                   <w:rStyle w:val="Hyperlink"/>
@@ -16241,22 +16189,271 @@
         </w:tc>
       </w:tr>
     </w:tbl>
+    <w:bookmarkEnd w:id="292"/>
+    <w:bookmarkStart w:id="301" w:name="X09c961aa5f8e1e6c0d3ac7f4c57a7af932070e8"/>
+    <w:p>
+      <w:pPr>
+        <w:pStyle w:val="Heading1"/>
+      </w:pPr>
+      <w:r>
+        <w:t xml:space="preserve">Per-component operational criteria</w:t>
+      </w:r>
+    </w:p>
+    <w:bookmarkStart w:id="296" w:name="Xb9a83450d8cd1d5670867dd510f6bfc286f7a31"/>
+    <w:p>
+      <w:pPr>
+        <w:pStyle w:val="Heading2"/>
+      </w:pPr>
+      <w:r>
+        <w:t xml:space="preserve">B.1 Global Broker</w:t>
+      </w:r>
+    </w:p>
+    <w:p>
+      <w:pPr>
+        <w:pStyle w:val="FirstParagraph"/>
+      </w:pPr>
+      <w:r>
+        <w:t xml:space="preserve">The operational status of a Global Broker is assessed against two KPIs, both measured through Sensor Centre Global Broker (SCGB) instances operating in different parts of the globe, so as to reduce the influence of localized network conditions or of any individual Sensor Centre. Hourly KPI evaluation is based on the best result across all SCGB instances; KPIs are calculated at the Global Monitor, not at the Sensor Centre itself.</w:t>
+      </w:r>
+    </w:p>
+    <w:bookmarkStart w:id="293" w:name="Xac1dfef44aed8659e7102e984b82e29a973b998"/>
+    <w:p>
+      <w:pPr>
+        <w:pStyle w:val="Heading3"/>
+      </w:pPr>
+      <w:r>
+        <w:t xml:space="preserve">B.1.1 Message completeness KPI</w:t>
+      </w:r>
+    </w:p>
+    <w:p>
+      <w:pPr>
+        <w:pStyle w:val="FirstParagraph"/>
+      </w:pPr>
+      <w:r>
+        <w:t xml:space="preserve">This KPI measures the percentage of WIS2 Notification Messages (WNM) published by the Global Broker, within a defined cut-off time, compared against a baseline derived from all Global Brokers.</w:t>
+      </w:r>
+    </w:p>
+    <w:p>
+      <w:pPr>
+        <w:pStyle w:val="BodyText"/>
+      </w:pPr>
+      <w:r>
+        <w:rPr>
+          <w:bCs/>
+          <w:b/>
+        </w:rPr>
+        <w:t xml:space="preserve">Measure (calculated each hour):</w:t>
+      </w:r>
+    </w:p>
+    <w:p>
+      <w:pPr>
+        <w:pStyle w:val="BodyText"/>
+      </w:pPr>
+      <w:r>
+        <w:t xml:space="preserve">The percentage of WNM messages published by the Global Broker within the cut-off time of 60 seconds, compared to the baseline, is assessed using a randomised sample of approximately 10 per cent of messages. The number of messages published by each Global Broker within the cutoff time is recorded using the metric</w:t>
+      </w:r>
+      <w:r>
+        <w:t xml:space="preserve"> </w:t>
+      </w:r>
+      <w:r>
+        <w:rPr>
+          <w:rStyle w:val="VerbatimChar"/>
+        </w:rPr>
+        <w:t xml:space="preserve">wmo_wis2_scgb_messages_published_total</w:t>
+      </w:r>
+      <w:r>
+        <w:t xml:space="preserve">. The baseline is the highest number of messages published by any Global Broker, as recorded by any SCGB instance, within the previous hour. A message is considered "missed" if a Global Broker has not published that message within 60-seconds of it first being published by any other Global Broker.</w:t>
+      </w:r>
+    </w:p>
+    <w:p>
+      <w:pPr>
+        <w:pStyle w:val="BodyText"/>
+      </w:pPr>
+      <w:r>
+        <w:rPr>
+          <w:bCs/>
+          <w:b/>
+        </w:rPr>
+        <w:t xml:space="preserve">KPI evaluation (hourly):</w:t>
+      </w:r>
+      <w:r>
+        <w:t xml:space="preserve"> </w:t>
+      </w:r>
+      <w:r>
+        <w:t xml:space="preserve">the message completeness KPI is set to "pass" for the hour if the percentage of messages published is not less than 95 per cent of the baseline; otherwise it is set to "fail" for the hour.</w:t>
+      </w:r>
+    </w:p>
+    <w:bookmarkEnd w:id="293"/>
+    <w:bookmarkStart w:id="294" w:name="Xa1ff4e4c592c2f44f7c7b81b761b7ec171387fb"/>
+    <w:p>
+      <w:pPr>
+        <w:pStyle w:val="Heading3"/>
+      </w:pPr>
+      <w:r>
+        <w:t xml:space="preserve">B.1.2 Connectivity KPI</w:t>
+      </w:r>
+    </w:p>
+    <w:p>
+      <w:pPr>
+        <w:pStyle w:val="FirstParagraph"/>
+      </w:pPr>
+      <w:r>
+        <w:t xml:space="preserve">This KPI measures the proportion of the hour during which the public MQTT endpoint of the Global Broker are reachable, as determined from the connection status recorded by SCGB instances.</w:t>
+      </w:r>
+    </w:p>
+    <w:p>
+      <w:pPr>
+        <w:pStyle w:val="BodyText"/>
+      </w:pPr>
+      <w:r>
+        <w:rPr>
+          <w:bCs/>
+          <w:b/>
+        </w:rPr>
+        <w:t xml:space="preserve">Measure (calculated each hour):</w:t>
+      </w:r>
+    </w:p>
+    <w:p>
+      <w:pPr>
+        <w:pStyle w:val="BodyText"/>
+      </w:pPr>
+      <w:r>
+        <w:t xml:space="preserve">The proportion of time that the Global Broker’s MQTT end-point is accessible, published by the Sensor Centre Global Broker using metric</w:t>
+      </w:r>
+      <w:r>
+        <w:t xml:space="preserve"> </w:t>
+      </w:r>
+      <w:r>
+        <w:rPr>
+          <w:rStyle w:val="VerbatimChar"/>
+        </w:rPr>
+        <w:t xml:space="preserve">wmo_wis2_scgb_connected_flag</w:t>
+      </w:r>
+      <w:r>
+        <w:t xml:space="preserve">.</w:t>
+      </w:r>
+    </w:p>
+    <w:p>
+      <w:pPr>
+        <w:pStyle w:val="BodyText"/>
+      </w:pPr>
+      <w:r>
+        <w:rPr>
+          <w:bCs/>
+          <w:b/>
+        </w:rPr>
+        <w:t xml:space="preserve">KPI evaluation (hourly):</w:t>
+      </w:r>
+      <w:r>
+        <w:t xml:space="preserve"> </w:t>
+      </w:r>
+      <w:r>
+        <w:t xml:space="preserve">the connectivity KPI is set to "pass" for the hour if the</w:t>
+      </w:r>
+      <w:r>
+        <w:t xml:space="preserve"> </w:t>
+      </w:r>
+      <w:r>
+        <w:rPr>
+          <w:rStyle w:val="VerbatimChar"/>
+        </w:rPr>
+        <w:t xml:space="preserve">wmo_wis2_scgb_connected_flag</w:t>
+      </w:r>
+      <w:r>
+        <w:t xml:space="preserve"> </w:t>
+      </w:r>
+      <w:r>
+        <w:t xml:space="preserve">is set to</w:t>
+      </w:r>
+      <w:r>
+        <w:t xml:space="preserve"> </w:t>
+      </w:r>
+      <w:r>
+        <w:rPr>
+          <w:rStyle w:val="VerbatimChar"/>
+        </w:rPr>
+        <w:t xml:space="preserve">1</w:t>
+      </w:r>
+      <w:r>
+        <w:t xml:space="preserve"> </w:t>
+      </w:r>
+      <w:r>
+        <w:t xml:space="preserve">("True", connected) for not less than 95 per cent of the time; otherwise it is set to "fail" for the hour.</w:t>
+      </w:r>
+    </w:p>
     <w:bookmarkEnd w:id="294"/>
-    <w:bookmarkStart w:id="295" w:name="X7f4148bbe8340521d688e8add59cd975c84175d"/>
-    <w:p>
-      <w:pPr>
-        <w:pStyle w:val="Heading1"/>
-      </w:pPr>
-      <w:r>
-        <w:t xml:space="preserve">PART VI. Competencies</w:t>
-      </w:r>
-    </w:p>
-    <w:p>
-      <w:pPr>
-        <w:pStyle w:val="FirstParagraph"/>
-      </w:pPr>
-      <w:r>
-        <w:t xml:space="preserve">For this initial version of the</w:t>
+    <w:bookmarkStart w:id="295" w:name="X9b394fd78fbc3dae4c29a8645599877129719a8"/>
+    <w:p>
+      <w:pPr>
+        <w:pStyle w:val="Heading3"/>
+      </w:pPr>
+      <w:r>
+        <w:t xml:space="preserve">B.1.3 Combined hourly and monthly KPI</w:t>
+      </w:r>
+    </w:p>
+    <w:p>
+      <w:pPr>
+        <w:numPr>
+          <w:ilvl w:val="0"/>
+          <w:numId w:val="1120"/>
+        </w:numPr>
+      </w:pPr>
+      <w:r>
+        <w:t xml:space="preserve">For each hour, the Global Broker is considered operational where</w:t>
+      </w:r>
+      <w:r>
+        <w:t xml:space="preserve"> </w:t>
+      </w:r>
+      <w:r>
+        <w:rPr>
+          <w:bCs/>
+          <w:b/>
+        </w:rPr>
+        <w:t xml:space="preserve">both</w:t>
+      </w:r>
+      <w:r>
+        <w:t xml:space="preserve"> </w:t>
+      </w:r>
+      <w:r>
+        <w:t xml:space="preserve">the message completeness KPI</w:t>
+      </w:r>
+      <w:r>
+        <w:t xml:space="preserve"> </w:t>
+      </w:r>
+      <w:r>
+        <w:rPr>
+          <w:bCs/>
+          <w:b/>
+        </w:rPr>
+        <w:t xml:space="preserve">and</w:t>
+      </w:r>
+      <w:r>
+        <w:t xml:space="preserve"> </w:t>
+      </w:r>
+      <w:r>
+        <w:t xml:space="preserve">the connectivity KPI are set to "pass". If either KPI fails for the hour, the Global Broker is considered non-operational for that hour.</w:t>
+      </w:r>
+    </w:p>
+    <w:p>
+      <w:pPr>
+        <w:numPr>
+          <w:ilvl w:val="0"/>
+          <w:numId w:val="1120"/>
+        </w:numPr>
+      </w:pPr>
+      <w:r>
+        <w:t xml:space="preserve">Each month, the overall KPI is set to "pass" if the combined hourly KPI passes for not less than 98 per cent of hours in the month (i.e. the Global Broker may experience up to 14 "failure" hours in a calendar month and still be considered performing within the service level).</w:t>
+      </w:r>
+    </w:p>
+    <w:p>
+      <w:pPr>
+        <w:numPr>
+          <w:ilvl w:val="0"/>
+          <w:numId w:val="1120"/>
+        </w:numPr>
+      </w:pPr>
+      <w:r>
+        <w:t xml:space="preserve">Hours coinciding with planned outages, or other</w:t>
       </w:r>
       <w:r>
         <w:t xml:space="preserve"> </w:t>
@@ -16266,10 +16463,480 @@
           <w:iCs/>
           <w:i/>
         </w:rPr>
-        <w:t xml:space="preserve">Guide to WIS</w:t>
-      </w:r>
-      <w:r>
-        <w:t xml:space="preserve">, Volume II, existing guidance on competencies remains largely applicable. Please refer to</w:t>
+        <w:t xml:space="preserve">force majeure</w:t>
+      </w:r>
+      <w:r>
+        <w:t xml:space="preserve"> </w:t>
+      </w:r>
+      <w:r>
+        <w:t xml:space="preserve">agreed by SC-IMT, are excluded from the monthly KPI calculation.</w:t>
+      </w:r>
+    </w:p>
+    <w:p>
+      <w:pPr>
+        <w:numPr>
+          <w:ilvl w:val="0"/>
+          <w:numId w:val="1120"/>
+        </w:numPr>
+      </w:pPr>
+      <w:r>
+        <w:t xml:space="preserve">The monthly KPI is used in the assessment of Global Broker performance informing the determination of downtime in accordance with section 2.7.2.6.</w:t>
+      </w:r>
+    </w:p>
+    <w:bookmarkEnd w:id="295"/>
+    <w:bookmarkEnd w:id="296"/>
+    <w:bookmarkStart w:id="300" w:name="Xc3b8352bbe9adc309efdc9a15cebae26e64b501"/>
+    <w:p>
+      <w:pPr>
+        <w:pStyle w:val="Heading2"/>
+      </w:pPr>
+      <w:r>
+        <w:t xml:space="preserve">B.2 Global Cache</w:t>
+      </w:r>
+    </w:p>
+    <w:p>
+      <w:pPr>
+        <w:pStyle w:val="FirstParagraph"/>
+      </w:pPr>
+      <w:r>
+        <w:t xml:space="preserve">The operational status of a Global Cache is assessed against two KPIs, both measured through Sensor Centre Global Cache (SCGC) instances operating in different parts of the globe, so as to reduce the influence of localized network conditions or of any individual Sensor Centre. Hourly KPI evaluation is based on the best result across all SCGC instances; KPIs are calculated at the Global Monitor, not at the Sensor Centre itself.</w:t>
+      </w:r>
+    </w:p>
+    <w:bookmarkStart w:id="297" w:name="X691e4de66b6e5afba6d428ea923d3262dc63d25"/>
+    <w:p>
+      <w:pPr>
+        <w:pStyle w:val="Heading3"/>
+      </w:pPr>
+      <w:r>
+        <w:t xml:space="preserve">B.2.1 Cache completeness KPI</w:t>
+      </w:r>
+    </w:p>
+    <w:p>
+      <w:pPr>
+        <w:pStyle w:val="FirstParagraph"/>
+      </w:pPr>
+      <w:r>
+        <w:t xml:space="preserve">This KPI measures the percentage of data items published by the Global Cache compared with the total number of data items published by all WIS2 Nodes (on</w:t>
+      </w:r>
+      <w:r>
+        <w:t xml:space="preserve"> </w:t>
+      </w:r>
+      <w:r>
+        <w:rPr>
+          <w:rStyle w:val="VerbatimChar"/>
+        </w:rPr>
+        <w:t xml:space="preserve">origin</w:t>
+      </w:r>
+      <w:r>
+        <w:t xml:space="preserve"> </w:t>
+      </w:r>
+      <w:r>
+        <w:t xml:space="preserve">topics).</w:t>
+      </w:r>
+    </w:p>
+    <w:p>
+      <w:pPr>
+        <w:pStyle w:val="BodyText"/>
+      </w:pPr>
+      <w:r>
+        <w:rPr>
+          <w:bCs/>
+          <w:b/>
+        </w:rPr>
+        <w:t xml:space="preserve">Measure (calculated each hour):</w:t>
+      </w:r>
+    </w:p>
+    <w:p>
+      <w:pPr>
+        <w:pStyle w:val="BodyText"/>
+      </w:pPr>
+      <w:r>
+        <w:t xml:space="preserve">The number of data items published by all origin WIS2 Nodes is recorded using the metric</w:t>
+      </w:r>
+      <w:r>
+        <w:t xml:space="preserve"> </w:t>
+      </w:r>
+      <w:r>
+        <w:rPr>
+          <w:rStyle w:val="VerbatimChar"/>
+        </w:rPr>
+        <w:t xml:space="preserve">wmo_wis2_scgc_messages_published_total</w:t>
+      </w:r>
+      <w:r>
+        <w:t xml:space="preserve">. Only those data items expected to be cached are included in this measure.</w:t>
+      </w:r>
+    </w:p>
+    <w:p>
+      <w:pPr>
+        <w:pStyle w:val="BodyText"/>
+      </w:pPr>
+      <w:r>
+        <w:t xml:space="preserve">The number of data items cached by a Global Cache is recorded using the metric</w:t>
+      </w:r>
+      <w:r>
+        <w:t xml:space="preserve"> </w:t>
+      </w:r>
+      <w:r>
+        <w:rPr>
+          <w:rStyle w:val="VerbatimChar"/>
+        </w:rPr>
+        <w:t xml:space="preserve">wmo_wis2_scgc_messages_cached_total</w:t>
+      </w:r>
+      <w:r>
+        <w:t xml:space="preserve">. Data items that are cached more than 600-seconds after publication by the origin WIS2 Node are excluded from this measure.</w:t>
+      </w:r>
+    </w:p>
+    <w:p>
+      <w:pPr>
+        <w:pStyle w:val="BodyText"/>
+      </w:pPr>
+      <w:r>
+        <w:t xml:space="preserve">Because Global Caches are designed to discard out-of-sequence updates, and counting such discards as "misses" would not be a fair reflection of performance, KPI performance is evaluated only for "canonical" data items (i.e., where the Notification Message specifies the link-relation</w:t>
+      </w:r>
+      <w:r>
+        <w:t xml:space="preserve"> </w:t>
+      </w:r>
+      <w:r>
+        <w:rPr>
+          <w:rStyle w:val="VerbatimChar"/>
+        </w:rPr>
+        <w:t xml:space="preserve">canonical</w:t>
+      </w:r>
+      <w:r>
+        <w:t xml:space="preserve">). Both</w:t>
+      </w:r>
+      <w:r>
+        <w:t xml:space="preserve"> </w:t>
+      </w:r>
+      <w:r>
+        <w:rPr>
+          <w:rStyle w:val="VerbatimChar"/>
+        </w:rPr>
+        <w:t xml:space="preserve">wmo_wis2_scgc_messages_published_total</w:t>
+      </w:r>
+      <w:r>
+        <w:t xml:space="preserve"> </w:t>
+      </w:r>
+      <w:r>
+        <w:t xml:space="preserve">and</w:t>
+      </w:r>
+      <w:r>
+        <w:t xml:space="preserve"> </w:t>
+      </w:r>
+      <w:r>
+        <w:rPr>
+          <w:rStyle w:val="VerbatimChar"/>
+        </w:rPr>
+        <w:t xml:space="preserve">wmo_wis2_scgc_messages_cached_total</w:t>
+      </w:r>
+      <w:r>
+        <w:t xml:space="preserve"> </w:t>
+      </w:r>
+      <w:r>
+        <w:t xml:space="preserve">metrics include the label</w:t>
+      </w:r>
+      <w:r>
+        <w:t xml:space="preserve"> </w:t>
+      </w:r>
+      <w:r>
+        <w:rPr>
+          <w:rStyle w:val="VerbatimChar"/>
+        </w:rPr>
+        <w:t xml:space="preserve">rel</w:t>
+      </w:r>
+      <w:r>
+        <w:t xml:space="preserve"> </w:t>
+      </w:r>
+      <w:r>
+        <w:t xml:space="preserve">to distinguish the link-relation.</w:t>
+      </w:r>
+    </w:p>
+    <w:p>
+      <w:pPr>
+        <w:pStyle w:val="BodyText"/>
+      </w:pPr>
+      <w:r>
+        <w:t xml:space="preserve">The percentage of data items published by a Global Cache is calculated as the increase in metric</w:t>
+      </w:r>
+      <w:r>
+        <w:t xml:space="preserve"> </w:t>
+      </w:r>
+      <w:r>
+        <w:rPr>
+          <w:rStyle w:val="VerbatimChar"/>
+        </w:rPr>
+        <w:t xml:space="preserve">wmo_wis2_scgc_messages_cached_total (rel=canonical)</w:t>
+      </w:r>
+      <w:r>
+        <w:t xml:space="preserve"> </w:t>
+      </w:r>
+      <w:r>
+        <w:t xml:space="preserve">over the previous hour ÷ the increase in metric</w:t>
+      </w:r>
+      <w:r>
+        <w:t xml:space="preserve"> </w:t>
+      </w:r>
+      <w:r>
+        <w:rPr>
+          <w:rStyle w:val="VerbatimChar"/>
+        </w:rPr>
+        <w:t xml:space="preserve">wmo_wis2_scgc_messages_published_total (rel=canonical)</w:t>
+      </w:r>
+      <w:r>
+        <w:t xml:space="preserve"> </w:t>
+      </w:r>
+      <w:r>
+        <w:t xml:space="preserve">over the previous hour.</w:t>
+      </w:r>
+    </w:p>
+    <w:p>
+      <w:pPr>
+        <w:pStyle w:val="BodyText"/>
+      </w:pPr>
+      <w:r>
+        <w:rPr>
+          <w:bCs/>
+          <w:b/>
+        </w:rPr>
+        <w:t xml:space="preserve">KPI evaluation (hourly):</w:t>
+      </w:r>
+      <w:r>
+        <w:t xml:space="preserve"> </w:t>
+      </w:r>
+      <w:r>
+        <w:t xml:space="preserve">the cache completeness KPI is set to "pass" for the hour if the percentage of data items cached is not less than 95 per cent of the number published by origin; otherwise it is set to "fail" for the hour.</w:t>
+      </w:r>
+    </w:p>
+    <w:bookmarkEnd w:id="297"/>
+    <w:bookmarkStart w:id="298" w:name="X3d1e37419302054e925d88dfe948e088cd7f4ff"/>
+    <w:p>
+      <w:pPr>
+        <w:pStyle w:val="Heading3"/>
+      </w:pPr>
+      <w:r>
+        <w:t xml:space="preserve">B.2.2 Successful downloads KPI</w:t>
+      </w:r>
+    </w:p>
+    <w:p>
+      <w:pPr>
+        <w:pStyle w:val="FirstParagraph"/>
+      </w:pPr>
+      <w:r>
+        <w:t xml:space="preserve">This KPI measures the proportion of cached data items that can be successfully downloaded from the Global Cache, including, where a checksum is available in the message, validation of data integrity.</w:t>
+      </w:r>
+    </w:p>
+    <w:p>
+      <w:pPr>
+        <w:pStyle w:val="BodyText"/>
+      </w:pPr>
+      <w:r>
+        <w:rPr>
+          <w:bCs/>
+          <w:b/>
+        </w:rPr>
+        <w:t xml:space="preserve">Measure (calculated each hour):</w:t>
+      </w:r>
+    </w:p>
+    <w:p>
+      <w:pPr>
+        <w:pStyle w:val="BodyText"/>
+      </w:pPr>
+      <w:r>
+        <w:t xml:space="preserve">This measure is evaluated using a sample set of 300 randomly selected data items each hour. Data items must be cached by all Global Caches to be included in the sample set. The same sample set is used for all Global Caches. A small sample size is used to avoid overloading both Global Caches and Sensor Centres.</w:t>
+      </w:r>
+    </w:p>
+    <w:p>
+      <w:pPr>
+        <w:pStyle w:val="BodyText"/>
+      </w:pPr>
+      <w:r>
+        <w:t xml:space="preserve">The total number of data items sampled for download validation is recorded using the metric</w:t>
+      </w:r>
+      <w:r>
+        <w:t xml:space="preserve"> </w:t>
+      </w:r>
+      <w:r>
+        <w:rPr>
+          <w:rStyle w:val="VerbatimChar"/>
+        </w:rPr>
+        <w:t xml:space="preserve">wmo_wis2_scgc_download_selected_total</w:t>
+      </w:r>
+      <w:r>
+        <w:t xml:space="preserve">.</w:t>
+      </w:r>
+    </w:p>
+    <w:p>
+      <w:pPr>
+        <w:pStyle w:val="BodyText"/>
+      </w:pPr>
+      <w:r>
+        <w:t xml:space="preserve">The total number of data items in the sample set successfully downloaded by each Global Cache is recorded using the metric</w:t>
+      </w:r>
+      <w:r>
+        <w:t xml:space="preserve"> </w:t>
+      </w:r>
+      <w:r>
+        <w:rPr>
+          <w:rStyle w:val="VerbatimChar"/>
+        </w:rPr>
+        <w:t xml:space="preserve">wmo_wis2_scgc_download_successful_total</w:t>
+      </w:r>
+      <w:r>
+        <w:t xml:space="preserve">.</w:t>
+      </w:r>
+    </w:p>
+    <w:p>
+      <w:pPr>
+        <w:pStyle w:val="BodyText"/>
+      </w:pPr>
+      <w:r>
+        <w:t xml:space="preserve">The percentage of data items successfully downloaded is calculated as the increase in metric</w:t>
+      </w:r>
+      <w:r>
+        <w:t xml:space="preserve"> </w:t>
+      </w:r>
+      <w:r>
+        <w:rPr>
+          <w:rStyle w:val="VerbatimChar"/>
+        </w:rPr>
+        <w:t xml:space="preserve">wmo_wis2_scgc_download_successful_total</w:t>
+      </w:r>
+      <w:r>
+        <w:t xml:space="preserve"> </w:t>
+      </w:r>
+      <w:r>
+        <w:t xml:space="preserve">over the previous hour ÷ the increase in metric</w:t>
+      </w:r>
+      <w:r>
+        <w:t xml:space="preserve"> </w:t>
+      </w:r>
+      <w:r>
+        <w:rPr>
+          <w:rStyle w:val="VerbatimChar"/>
+        </w:rPr>
+        <w:t xml:space="preserve">wmo_wis2_scgc_download_selected_total</w:t>
+      </w:r>
+      <w:r>
+        <w:t xml:space="preserve"> </w:t>
+      </w:r>
+      <w:r>
+        <w:t xml:space="preserve">over the previous hour.</w:t>
+      </w:r>
+    </w:p>
+    <w:p>
+      <w:pPr>
+        <w:pStyle w:val="BodyText"/>
+      </w:pPr>
+      <w:r>
+        <w:rPr>
+          <w:bCs/>
+          <w:b/>
+        </w:rPr>
+        <w:t xml:space="preserve">KPI evaluation (hourly):</w:t>
+      </w:r>
+      <w:r>
+        <w:t xml:space="preserve"> </w:t>
+      </w:r>
+      <w:r>
+        <w:t xml:space="preserve">the successful download KPI is set to "pass" for the hour if the percentage of successful downloads is not less than 95 per cent; otherwise it is set to "fail" for the hour.</w:t>
+      </w:r>
+    </w:p>
+    <w:p>
+      <w:pPr>
+        <w:pStyle w:val="BodyText"/>
+      </w:pPr>
+      <w:r>
+        <w:t xml:space="preserve">Note that if</w:t>
+      </w:r>
+      <w:r>
+        <w:t xml:space="preserve"> </w:t>
+      </w:r>
+      <w:r>
+        <w:rPr>
+          <w:rStyle w:val="VerbatimChar"/>
+        </w:rPr>
+        <w:t xml:space="preserve">wmo_wis2_scgc_download_selected_total</w:t>
+      </w:r>
+      <w:r>
+        <w:t xml:space="preserve"> </w:t>
+      </w:r>
+      <w:r>
+        <w:t xml:space="preserve">is zero for the previous hour (i.e., no data items were cached by any Global Cache - perhaps because one Global Cache is offline), the successful downloads KPI cannot be calculated. In this case, the KPI is automatically set to "pass" for all Global Caches. The Global Cache that is offline will fail the cache completeness KPI, thus the combined KPI (see below) for the offline Global Cache will always be a fail.</w:t>
+      </w:r>
+    </w:p>
+    <w:bookmarkEnd w:id="298"/>
+    <w:bookmarkStart w:id="299" w:name="X1fc138410e3bfa8a25a20721db8836416da0eb6"/>
+    <w:p>
+      <w:pPr>
+        <w:pStyle w:val="Heading3"/>
+      </w:pPr>
+      <w:r>
+        <w:t xml:space="preserve">B.2.3 Combined hourly and monthly KPI</w:t>
+      </w:r>
+    </w:p>
+    <w:p>
+      <w:pPr>
+        <w:numPr>
+          <w:ilvl w:val="0"/>
+          <w:numId w:val="1121"/>
+        </w:numPr>
+      </w:pPr>
+      <w:r>
+        <w:t xml:space="preserve">For each hour, the Global Cache is considered operational where</w:t>
+      </w:r>
+      <w:r>
+        <w:t xml:space="preserve"> </w:t>
+      </w:r>
+      <w:r>
+        <w:rPr>
+          <w:bCs/>
+          <w:b/>
+        </w:rPr>
+        <w:t xml:space="preserve">both</w:t>
+      </w:r>
+      <w:r>
+        <w:t xml:space="preserve"> </w:t>
+      </w:r>
+      <w:r>
+        <w:t xml:space="preserve">the cache completeness KPI</w:t>
+      </w:r>
+      <w:r>
+        <w:t xml:space="preserve"> </w:t>
+      </w:r>
+      <w:r>
+        <w:rPr>
+          <w:bCs/>
+          <w:b/>
+        </w:rPr>
+        <w:t xml:space="preserve">and</w:t>
+      </w:r>
+      <w:r>
+        <w:t xml:space="preserve"> </w:t>
+      </w:r>
+      <w:r>
+        <w:t xml:space="preserve">the successful downloads KPI are set to "pass". If either KPI fails for the hour, the Global Cache is considered non-operational for that hour.</w:t>
+      </w:r>
+    </w:p>
+    <w:p>
+      <w:pPr>
+        <w:numPr>
+          <w:ilvl w:val="0"/>
+          <w:numId w:val="1121"/>
+        </w:numPr>
+      </w:pPr>
+      <w:r>
+        <w:t xml:space="preserve">Each month, the overall KPI is set to "pass" if the combined hourly KPI passes for not less than 98 per cent of hours in the month (i.e. the Global Cache may experience up to 14 "failure" hours in a calendar month and still be considered performing within the service level).</w:t>
+      </w:r>
+    </w:p>
+    <w:p>
+      <w:pPr>
+        <w:numPr>
+          <w:ilvl w:val="0"/>
+          <w:numId w:val="1121"/>
+        </w:numPr>
+      </w:pPr>
+      <w:r>
+        <w:t xml:space="preserve">Hours coinciding with planned outages, or other</w:t>
       </w:r>
       <w:r>
         <w:t xml:space="preserve"> </w:t>
@@ -16279,6 +16946,66 @@
           <w:iCs/>
           <w:i/>
         </w:rPr>
+        <w:t xml:space="preserve">force majeure</w:t>
+      </w:r>
+      <w:r>
+        <w:t xml:space="preserve"> </w:t>
+      </w:r>
+      <w:r>
+        <w:t xml:space="preserve">agreed by SC-IMT, are excluded from the monthly KPI calculation.</w:t>
+      </w:r>
+    </w:p>
+    <w:p>
+      <w:pPr>
+        <w:numPr>
+          <w:ilvl w:val="0"/>
+          <w:numId w:val="1121"/>
+        </w:numPr>
+      </w:pPr>
+      <w:r>
+        <w:t xml:space="preserve">The monthly KPI is used in the assessment of Global Cache performance informing the determination of downtime in accordance with section 2.7.2.6.</w:t>
+      </w:r>
+    </w:p>
+    <w:bookmarkEnd w:id="299"/>
+    <w:bookmarkEnd w:id="300"/>
+    <w:bookmarkEnd w:id="301"/>
+    <w:bookmarkStart w:id="302" w:name="X7f4148bbe8340521d688e8add59cd975c84175d"/>
+    <w:p>
+      <w:pPr>
+        <w:pStyle w:val="Heading1"/>
+      </w:pPr>
+      <w:r>
+        <w:t xml:space="preserve">PART VI. Competencies</w:t>
+      </w:r>
+    </w:p>
+    <w:p>
+      <w:pPr>
+        <w:pStyle w:val="FirstParagraph"/>
+      </w:pPr>
+      <w:r>
+        <w:t xml:space="preserve">For this initial version of the</w:t>
+      </w:r>
+      <w:r>
+        <w:t xml:space="preserve"> </w:t>
+      </w:r>
+      <w:r>
+        <w:rPr>
+          <w:iCs/>
+          <w:i/>
+        </w:rPr>
+        <w:t xml:space="preserve">Guide to WIS</w:t>
+      </w:r>
+      <w:r>
+        <w:t xml:space="preserve">, Volume II, existing guidance on competencies remains largely applicable. Please refer to</w:t>
+      </w:r>
+      <w:r>
+        <w:t xml:space="preserve"> </w:t>
+      </w:r>
+      <w:r>
+        <w:rPr>
+          <w:iCs/>
+          <w:i/>
+        </w:rPr>
         <w:t xml:space="preserve">Guide to the WMO Information System</w:t>
       </w:r>
       <w:r>
@@ -16288,7 +17015,7 @@
         <w:t xml:space="preserve">(WMO-No. 1061), Volume I, Appendix A. WMO Information System Training and Learning Guide.</w:t>
       </w:r>
     </w:p>
-    <w:bookmarkEnd w:id="295"/>
+    <w:bookmarkEnd w:id="302"/>
     <w:sectPr/>
   </w:body>
 </w:document>
@@ -17672,7 +18399,7 @@
       </w:r>
     </w:p>
   </w:footnote>
-  <w:footnote w:id="172">
+  <w:footnote w:id="170">
     <w:p>
       <w:pPr>
         <w:pStyle w:val="FootnoteText"/>
@@ -17718,7 +18445,7 @@
       </w:r>
     </w:p>
   </w:footnote>
-  <w:footnote w:id="175">
+  <w:footnote w:id="173">
     <w:p>
       <w:pPr>
         <w:pStyle w:val="FootnoteText"/>
@@ -17738,7 +18465,7 @@
       <w:r>
         <w:t xml:space="preserve"> </w:t>
       </w:r>
-      <w:hyperlink r:id="rId176">
+      <w:hyperlink r:id="rId174">
         <w:r>
           <w:rPr>
             <w:rStyle w:val="Hyperlink"/>
@@ -17751,7 +18478,7 @@
       </w:r>
     </w:p>
   </w:footnote>
-  <w:footnote w:id="177">
+  <w:footnote w:id="175">
     <w:p>
       <w:pPr>
         <w:pStyle w:val="FootnoteText"/>
@@ -17765,7 +18492,7 @@
       <w:r>
         <w:t xml:space="preserve"> </w:t>
       </w:r>
-      <w:hyperlink r:id="rId178">
+      <w:hyperlink r:id="rId176">
         <w:r>
           <w:rPr>
             <w:rStyle w:val="Hyperlink"/>
@@ -17775,7 +18502,7 @@
       </w:hyperlink>
     </w:p>
   </w:footnote>
-  <w:footnote w:id="179">
+  <w:footnote w:id="177">
     <w:p>
       <w:pPr>
         <w:pStyle w:val="FootnoteText"/>
@@ -17789,7 +18516,7 @@
       <w:r>
         <w:t xml:space="preserve"> </w:t>
       </w:r>
-      <w:hyperlink r:id="rId180">
+      <w:hyperlink r:id="rId178">
         <w:r>
           <w:rPr>
             <w:rStyle w:val="Hyperlink"/>
@@ -17799,7 +18526,7 @@
       </w:hyperlink>
     </w:p>
   </w:footnote>
-  <w:footnote w:id="189">
+  <w:footnote w:id="187">
     <w:p>
       <w:pPr>
         <w:pStyle w:val="FootnoteText"/>
@@ -17818,7 +18545,7 @@
       </w:r>
     </w:p>
   </w:footnote>
-  <w:footnote w:id="190">
+  <w:footnote w:id="188">
     <w:p>
       <w:pPr>
         <w:pStyle w:val="FootnoteText"/>
@@ -17834,45 +18561,45 @@
       </w:r>
       <w:r>
         <w:t xml:space="preserve">AMQP 1.0 is one of the protocols proposed in the draft PANS-IM.</w:t>
+      </w:r>
+    </w:p>
+  </w:footnote>
+  <w:footnote w:id="193">
+    <w:p>
+      <w:pPr>
+        <w:pStyle w:val="FootnoteText"/>
+      </w:pPr>
+      <w:r>
+        <w:rPr>
+          <w:rStyle w:val="FootnoteReference"/>
+        </w:rPr>
+        <w:footnoteRef/>
+      </w:r>
+      <w:r>
+        <w:t xml:space="preserve"> </w:t>
+      </w:r>
+      <w:r>
+        <w:t xml:space="preserve">IWXXM (FM 205) is defined in the</w:t>
+      </w:r>
+      <w:r>
+        <w:t xml:space="preserve"> </w:t>
+      </w:r>
+      <w:r>
+        <w:rPr>
+          <w:iCs/>
+          <w:i/>
+        </w:rPr>
+        <w:t xml:space="preserve">Manual on Codes</w:t>
+      </w:r>
+      <w:r>
+        <w:t xml:space="preserve"> </w:t>
+      </w:r>
+      <w:r>
+        <w:t xml:space="preserve">(WMO-No. 306), Volume I.3.</w:t>
       </w:r>
     </w:p>
   </w:footnote>
   <w:footnote w:id="195">
-    <w:p>
-      <w:pPr>
-        <w:pStyle w:val="FootnoteText"/>
-      </w:pPr>
-      <w:r>
-        <w:rPr>
-          <w:rStyle w:val="FootnoteReference"/>
-        </w:rPr>
-        <w:footnoteRef/>
-      </w:r>
-      <w:r>
-        <w:t xml:space="preserve"> </w:t>
-      </w:r>
-      <w:r>
-        <w:t xml:space="preserve">IWXXM (FM 205) is defined in the</w:t>
-      </w:r>
-      <w:r>
-        <w:t xml:space="preserve"> </w:t>
-      </w:r>
-      <w:r>
-        <w:rPr>
-          <w:iCs/>
-          <w:i/>
-        </w:rPr>
-        <w:t xml:space="preserve">Manual on Codes</w:t>
-      </w:r>
-      <w:r>
-        <w:t xml:space="preserve"> </w:t>
-      </w:r>
-      <w:r>
-        <w:t xml:space="preserve">(WMO-No. 306), Volume I.3.</w:t>
-      </w:r>
-    </w:p>
-  </w:footnote>
-  <w:footnote w:id="197">
     <w:p>
       <w:pPr>
         <w:pStyle w:val="FootnoteText"/>
@@ -17905,6 +18632,44 @@
       </w:r>
     </w:p>
   </w:footnote>
+  <w:footnote w:id="196">
+    <w:p>
+      <w:pPr>
+        <w:pStyle w:val="FootnoteText"/>
+      </w:pPr>
+      <w:r>
+        <w:rPr>
+          <w:rStyle w:val="FootnoteReference"/>
+        </w:rPr>
+        <w:footnoteRef/>
+      </w:r>
+      <w:r>
+        <w:t xml:space="preserve"> </w:t>
+      </w:r>
+      <w:r>
+        <w:t xml:space="preserve">WIS2 does not provide any guidance on use of Public Key Infrastructure (PKI).</w:t>
+      </w:r>
+    </w:p>
+  </w:footnote>
+  <w:footnote w:id="197">
+    <w:p>
+      <w:pPr>
+        <w:pStyle w:val="FootnoteText"/>
+      </w:pPr>
+      <w:r>
+        <w:rPr>
+          <w:rStyle w:val="FootnoteReference"/>
+        </w:rPr>
+        <w:footnoteRef/>
+      </w:r>
+      <w:r>
+        <w:t xml:space="preserve"> </w:t>
+      </w:r>
+      <w:r>
+        <w:t xml:space="preserve">Global Caches enable the highly available, low-latency distribution of core data. Given that core data is provided on a free and unrestricted basis, Global Caches do not implement any data access control.</w:t>
+      </w:r>
+    </w:p>
+  </w:footnote>
   <w:footnote w:id="198">
     <w:p>
       <w:pPr>
@@ -17920,26 +18685,7 @@
         <w:t xml:space="preserve"> </w:t>
       </w:r>
       <w:r>
-        <w:t xml:space="preserve">WIS2 does not provide any guidance on use of Public Key Infrastructure (PKI).</w:t>
-      </w:r>
-    </w:p>
-  </w:footnote>
-  <w:footnote w:id="199">
-    <w:p>
-      <w:pPr>
-        <w:pStyle w:val="FootnoteText"/>
-      </w:pPr>
-      <w:r>
-        <w:rPr>
-          <w:rStyle w:val="FootnoteReference"/>
-        </w:rPr>
-        <w:footnoteRef/>
-      </w:r>
-      <w:r>
-        <w:t xml:space="preserve"> </w:t>
-      </w:r>
-      <w:r>
-        <w:t xml:space="preserve">Global Caches enable the highly available, low-latency distribution of core data. Given that core data is provided on a free and unrestricted basis, Global Caches do not implement any data access control.</w:t>
+        <w:t xml:space="preserve">Where the data resource does not exceed 4 Kb, it may be embedded in the notification message.</w:t>
       </w:r>
     </w:p>
   </w:footnote>
@@ -17958,11 +18704,11 @@
         <w:t xml:space="preserve"> </w:t>
       </w:r>
       <w:r>
-        <w:t xml:space="preserve">Where the data resource does not exceed 4 Kb, it may be embedded in the notification message.</w:t>
+        <w:t xml:space="preserve">Note that the figure simplifies the transmission of discovery metadata from the WIS2 Node to the Global Discovery Catalogue. The WIS2 Node publishes notification messages advertising the availability of a new discovery metadata resource at a given URL. These messages are republished by the Global Broker. The Global Discovery Catalogue subscribes to a Global Broker and downloads the discovery metadata from the WIS2 Node using the URL supplied in the message.</w:t>
       </w:r>
     </w:p>
   </w:footnote>
-  <w:footnote w:id="202">
+  <w:footnote w:id="204">
     <w:p>
       <w:pPr>
         <w:pStyle w:val="FootnoteText"/>
@@ -17977,7 +18723,26 @@
         <w:t xml:space="preserve"> </w:t>
       </w:r>
       <w:r>
-        <w:t xml:space="preserve">Note that the figure simplifies the transmission of discovery metadata from the WIS2 Node to the Global Discovery Catalogue. The WIS2 Node publishes notification messages advertising the availability of a new discovery metadata resource at a given URL. These messages are republished by the Global Broker. The Global Discovery Catalogue subscribes to a Global Broker and downloads the discovery metadata from the WIS2 Node using the URL supplied in the message.</w:t>
+        <w:t xml:space="preserve">WIS2 recommends subscribing to notifications from a Global Broker. However, where both a gateway component and a WIS2 Node are operated by the same organization, it may be advantageous to subscribe directly to the local Message Broker of WIS2 Node, for example, to reduce latency.</w:t>
+      </w:r>
+    </w:p>
+  </w:footnote>
+  <w:footnote w:id="205">
+    <w:p>
+      <w:pPr>
+        <w:pStyle w:val="FootnoteText"/>
+      </w:pPr>
+      <w:r>
+        <w:rPr>
+          <w:rStyle w:val="FootnoteReference"/>
+        </w:rPr>
+        <w:footnoteRef/>
+      </w:r>
+      <w:r>
+        <w:t xml:space="preserve"> </w:t>
+      </w:r>
+      <w:r>
+        <w:t xml:space="preserve">The WIS2 Node may control access to data. If this is the case, the gateway component will need to be implemented accordingly</w:t>
       </w:r>
     </w:p>
   </w:footnote>
@@ -17996,64 +18761,26 @@
         <w:t xml:space="preserve"> </w:t>
       </w:r>
       <w:r>
-        <w:t xml:space="preserve">WIS2 recommends subscribing to notifications from a Global Broker. However, where both a gateway component and a WIS2 Node are operated by the same organization, it may be advantageous to subscribe directly to the local Message Broker of WIS2 Node, for example, to reduce latency.</w:t>
+        <w:t xml:space="preserve">In case a unique identifier is required for proper passing of an aviation weather message to the gateway component, the GTS abbreviated heading (TTAAii CCCC YYGGgg) in the COLLECT envelop can be used (available in IWXXM messages that have a corresponding TAC message). Alternatively, content in the attribute</w:t>
+      </w:r>
+      <w:r>
+        <w:t xml:space="preserve"> </w:t>
+      </w:r>
+      <w:r>
+        <w:rPr>
+          <w:rStyle w:val="VerbatimChar"/>
+        </w:rPr>
+        <w:t xml:space="preserve">gml:identifier</w:t>
+      </w:r>
+      <w:r>
+        <w:t xml:space="preserve"> </w:t>
+      </w:r>
+      <w:r>
+        <w:t xml:space="preserve">(available in newer IWXXM messages such as WAFS SIGWX Forecast and QVACI), may also serve this purpose. There is currently no agreed definition for a unique identifier for IWXXM METAR and TAF reports for individual aerodromes.</w:t>
       </w:r>
     </w:p>
   </w:footnote>
   <w:footnote w:id="207">
-    <w:p>
-      <w:pPr>
-        <w:pStyle w:val="FootnoteText"/>
-      </w:pPr>
-      <w:r>
-        <w:rPr>
-          <w:rStyle w:val="FootnoteReference"/>
-        </w:rPr>
-        <w:footnoteRef/>
-      </w:r>
-      <w:r>
-        <w:t xml:space="preserve"> </w:t>
-      </w:r>
-      <w:r>
-        <w:t xml:space="preserve">The WIS2 Node may control access to data. If this is the case, the gateway component will need to be implemented accordingly</w:t>
-      </w:r>
-    </w:p>
-  </w:footnote>
-  <w:footnote w:id="208">
-    <w:p>
-      <w:pPr>
-        <w:pStyle w:val="FootnoteText"/>
-      </w:pPr>
-      <w:r>
-        <w:rPr>
-          <w:rStyle w:val="FootnoteReference"/>
-        </w:rPr>
-        <w:footnoteRef/>
-      </w:r>
-      <w:r>
-        <w:t xml:space="preserve"> </w:t>
-      </w:r>
-      <w:r>
-        <w:t xml:space="preserve">In case a unique identifier is required for proper passing of an aviation weather message to the gateway component, the GTS abbreviated heading (TTAAii CCCC YYGGgg) in the COLLECT envelop can be used (available in IWXXM messages that have a corresponding TAC message). Alternatively, content in the attribute</w:t>
-      </w:r>
-      <w:r>
-        <w:t xml:space="preserve"> </w:t>
-      </w:r>
-      <w:r>
-        <w:rPr>
-          <w:rStyle w:val="VerbatimChar"/>
-        </w:rPr>
-        <w:t xml:space="preserve">gml:identifier</w:t>
-      </w:r>
-      <w:r>
-        <w:t xml:space="preserve"> </w:t>
-      </w:r>
-      <w:r>
-        <w:t xml:space="preserve">(available in newer IWXXM messages such as WAFS SIGWX Forecast and QVACI), may also serve this purpose. There is currently no agreed definition for a unique identifier for IWXXM METAR and TAF reports for individual aerodromes.</w:t>
-      </w:r>
-    </w:p>
-  </w:footnote>
-  <w:footnote w:id="209">
     <w:p>
       <w:pPr>
         <w:pStyle w:val="FootnoteText"/>
@@ -18086,7 +18813,7 @@
       </w:r>
     </w:p>
   </w:footnote>
-  <w:footnote w:id="211">
+  <w:footnote w:id="209">
     <w:p>
       <w:pPr>
         <w:pStyle w:val="FootnoteText"/>
@@ -18106,7 +18833,7 @@
       <w:r>
         <w:t xml:space="preserve"> </w:t>
       </w:r>
-      <w:hyperlink r:id="rId212">
+      <w:hyperlink r:id="rId210">
         <w:r>
           <w:rPr>
             <w:rStyle w:val="Hyperlink"/>
@@ -18119,7 +18846,7 @@
       </w:r>
     </w:p>
   </w:footnote>
-  <w:footnote w:id="215">
+  <w:footnote w:id="213">
     <w:p>
       <w:pPr>
         <w:pStyle w:val="FootnoteText"/>
@@ -18139,7 +18866,7 @@
       <w:r>
         <w:t xml:space="preserve"> </w:t>
       </w:r>
-      <w:hyperlink r:id="rId216">
+      <w:hyperlink r:id="rId214">
         <w:r>
           <w:rPr>
             <w:rStyle w:val="Hyperlink"/>
@@ -18152,7 +18879,7 @@
       </w:r>
     </w:p>
   </w:footnote>
-  <w:footnote w:id="230">
+  <w:footnote w:id="228">
     <w:p>
       <w:pPr>
         <w:pStyle w:val="FootnoteText"/>
@@ -18166,7 +18893,7 @@
       <w:r>
         <w:t xml:space="preserve"> </w:t>
       </w:r>
-      <w:hyperlink r:id="rId231">
+      <w:hyperlink r:id="rId229">
         <w:r>
           <w:rPr>
             <w:rStyle w:val="Hyperlink"/>
@@ -18176,7 +18903,7 @@
       </w:hyperlink>
     </w:p>
   </w:footnote>
-  <w:footnote w:id="232">
+  <w:footnote w:id="230">
     <w:p>
       <w:pPr>
         <w:pStyle w:val="FootnoteText"/>
@@ -18190,7 +18917,7 @@
       <w:r>
         <w:t xml:space="preserve"> </w:t>
       </w:r>
-      <w:hyperlink r:id="rId233">
+      <w:hyperlink r:id="rId231">
         <w:r>
           <w:rPr>
             <w:rStyle w:val="Hyperlink"/>
@@ -18200,7 +18927,7 @@
       </w:hyperlink>
     </w:p>
   </w:footnote>
-  <w:footnote w:id="260">
+  <w:footnote w:id="258">
     <w:p>
       <w:pPr>
         <w:pStyle w:val="FootnoteText"/>
@@ -18214,7 +18941,7 @@
       <w:r>
         <w:t xml:space="preserve"> </w:t>
       </w:r>
-      <w:hyperlink r:id="rId261">
+      <w:hyperlink r:id="rId259">
         <w:r>
           <w:rPr>
             <w:rStyle w:val="Hyperlink"/>
@@ -19260,6 +19987,12 @@
     </w:lvlOverride>
   </w:num>
   <w:num w:numId="1119">
+    <w:abstractNumId w:val="991"/>
+  </w:num>
+  <w:num w:numId="1120">
+    <w:abstractNumId w:val="991"/>
+  </w:num>
+  <w:num w:numId="1121">
     <w:abstractNumId w:val="991"/>
   </w:num>
 </w:numbering>

--- a/guide/infcom/guide/wis2-guide-DRAFT-INFCOM-4.docx
+++ b/guide/infcom/guide/wis2-guide-DRAFT-INFCOM-4.docx
@@ -105,7 +105,7 @@
         <w:pStyle w:val="Date"/>
       </w:pPr>
       <w:r>
-        <w:t xml:space="preserve">2026-07-03</w:t>
+        <w:t xml:space="preserve">2026-07-14</w:t>
       </w:r>
     </w:p>
     <w:p>
@@ -158,7 +158,7 @@
               <w:jc w:val="left"/>
             </w:pPr>
             <w:r>
-              <w:t xml:space="preserve">Date: 2026-07-03</w:t>
+              <w:t xml:space="preserve">Date: 2026-07-14</w:t>
             </w:r>
           </w:p>
         </w:tc>
@@ -4244,7 +4244,7 @@
         </w:numPr>
       </w:pPr>
       <w:r>
-        <w:t xml:space="preserve">A Global Broker subscribes to the Message Broker operated by each WIS2 Node and republishes notification messages.</w:t>
+        <w:t xml:space="preserve">A Global Broker subscribes to the Message Broker operated by each WIS2 Node and republishes notification and monitoring messages.</w:t>
       </w:r>
     </w:p>
     <w:p>
@@ -4255,7 +4255,7 @@
         </w:numPr>
       </w:pPr>
       <w:r>
-        <w:t xml:space="preserve">A Global Broker subscribes to notifications from other Global Brokers to ensure that it receives a copy of all notification messages.</w:t>
+        <w:t xml:space="preserve">A Global Broker subscribes to notifications and monitoring events from other Global Brokers to ensure that it receives a copy of all notification messages.</w:t>
       </w:r>
     </w:p>
     <w:p>
@@ -4266,7 +4266,7 @@
         </w:numPr>
       </w:pPr>
       <w:r>
-        <w:t xml:space="preserve">A Global Broker republishes notification messages from every WIS2 Node and Global Service.</w:t>
+        <w:t xml:space="preserve">A Global Broker republishes notification messages and monitoring events from every WIS2 Node and Global Service.</w:t>
       </w:r>
     </w:p>
     <w:p>
@@ -4299,7 +4299,7 @@
         </w:numPr>
       </w:pPr>
       <w:r>
-        <w:t xml:space="preserve">Data consumers should subscribe to notifications from a Global Broker, not directly from the Message Brokers operated by WIS2 Nodes.</w:t>
+        <w:t xml:space="preserve">Data consumers should subscribe to notifications and monitoring events from a Global Broker, not directly from the Message Brokers operated by WIS2 Nodes.</w:t>
       </w:r>
     </w:p>
     <w:bookmarkEnd w:id="112"/>
@@ -6635,7 +6635,7 @@
         </w:numPr>
       </w:pPr>
       <w:r>
-        <w:t xml:space="preserve">A Global Broker subscribes to messages from WIS2 Nodes and other Global Services. The Global Broker should aim to subscribe to all WIS centres. If this is not possible, the Global Broker should inform the WMO Secretariat so that the situation can be documented.</w:t>
+        <w:t xml:space="preserve">A Global Broker subscribes to messages and monitoring events from WIS2 Nodes and other Global Services. The Global Broker should aim to subscribe to all WIS centres. If this is not possible, the Global Broker should inform the WMO Secretariat so that the situation can be documented.</w:t>
       </w:r>
     </w:p>
     <w:p>
@@ -6657,7 +6657,7 @@
         </w:numPr>
       </w:pPr>
       <w:r>
-        <w:t xml:space="preserve">For full global coverage, a Global Broker will subscribe to messages from at least two other Global Brokers.</w:t>
+        <w:t xml:space="preserve">For full global coverage, a Global Broker will subscribe to messages and monitoring events from at least two other Global Brokers.</w:t>
       </w:r>
     </w:p>
     <w:p>
@@ -6668,7 +6668,7 @@
         </w:numPr>
       </w:pPr>
       <w:r>
-        <w:t xml:space="preserve">When subscribing to messages from WIS2 Nodes and other Global Services, a Global Broker must authenticate using the valid credentials managed by the WIS centre and available at WMO Secretariat.</w:t>
+        <w:t xml:space="preserve">When subscribing to messages and monitoring events from WIS2 Nodes and other Global Services, a Global Broker must authenticate using the valid credentials managed by the WIS centre and available at WMO Secretariat.</w:t>
       </w:r>
     </w:p>
     <w:p>
@@ -6779,7 +6779,7 @@
         </w:numPr>
       </w:pPr>
       <w:r>
-        <w:t xml:space="preserve">A Global Broker will check if a discovery metadata record exists corresponding to the topic on which a message has been published. If there is no corresponding discovery metadata record, the Global Broker will discard non-compliant messages and will raise an alert. The metric</w:t>
+        <w:t xml:space="preserve">For data notification messages, a Global Broker will check if a discovery metadata record exists corresponding to the topic on which a message has been published. If there is no corresponding discovery metadata record, the Global Broker will discard non-compliant messages and will raise an alert. The metric</w:t>
       </w:r>
       <w:r>
         <w:t xml:space="preserve"> </w:t>
@@ -6908,7 +6908,46 @@
         </w:numPr>
       </w:pPr>
       <w:r>
-        <w:t xml:space="preserve">A Global Broker will republish a message only once. It will record the message identifier (</w:t>
+        <w:t xml:space="preserve">A Global Broker will validate monitoring events against the standard format (see</w:t>
+      </w:r>
+      <w:r>
+        <w:t xml:space="preserve"> </w:t>
+      </w:r>
+      <w:r>
+        <w:rPr>
+          <w:iCs/>
+          <w:i/>
+        </w:rPr>
+        <w:t xml:space="preserve">Manual on WIS</w:t>
+      </w:r>
+      <w:r>
+        <w:t xml:space="preserve">, Volume II – Appendix G. WIS2 Monitoring Events), discarding non-compliant messages and raising an alert. The metric</w:t>
+      </w:r>
+      <w:r>
+        <w:t xml:space="preserve"> </w:t>
+      </w:r>
+      <w:r>
+        <w:rPr>
+          <w:rStyle w:val="VerbatimChar"/>
+        </w:rPr>
+        <w:t xml:space="preserve">wmo_wis2_gb_invalid_format_total</w:t>
+      </w:r>
+      <w:r>
+        <w:t xml:space="preserve"> </w:t>
+      </w:r>
+      <w:r>
+        <w:t xml:space="preserve">will be increased by 1.</w:t>
+      </w:r>
+    </w:p>
+    <w:p>
+      <w:pPr>
+        <w:numPr>
+          <w:ilvl w:val="0"/>
+          <w:numId w:val="1049"/>
+        </w:numPr>
+      </w:pPr>
+      <w:r>
+        <w:t xml:space="preserve">A Global Broker will republish a message or monitoring event only once. It will record the message identifier (</w:t>
       </w:r>
       <w:r>
         <w:rPr>

--- a/guide/infcom/guide/wis2-guide-DRAFT-INFCOM-4.docx
+++ b/guide/infcom/guide/wis2-guide-DRAFT-INFCOM-4.docx
@@ -105,7 +105,7 @@
         <w:pStyle w:val="Date"/>
       </w:pPr>
       <w:r>
-        <w:t xml:space="preserve">2026-07-14</w:t>
+        <w:t xml:space="preserve">2026-08-05</w:t>
       </w:r>
     </w:p>
     <w:p>
@@ -158,7 +158,7 @@
               <w:jc w:val="left"/>
             </w:pPr>
             <w:r>
-              <w:t xml:space="preserve">Date: 2026-07-14</w:t>
+              <w:t xml:space="preserve">Date: 2026-08-05</w:t>
             </w:r>
           </w:p>
         </w:tc>
@@ -6453,7 +6453,7 @@
         <w:pStyle w:val="FirstParagraph"/>
       </w:pPr>
       <w:r>
-        <w:t xml:space="preserve">For each calendar month, the proportion of time during which the Global Service was operational is determined. The conditions under which a Global Service is considered operational vary by category and are set out in the per-component operational criteria in section 2.7.2.9. The time during which the Global Service is not operational is determined from the operational metrics published by the Global Service and by the Sensor Centres against those criteria, by aggregating the time intervals during which one or more of the per-component operational criteria are not met. Scheduled maintenance windows notified in advance to the WMO Secretariat are excluded from this time, provided that the total duration of such windows does not exceed four hours per calendar month. The Global Service meets the service level for the calendar month where the proportion of operational time is not less than the value set out in section 2.7.2.5.</w:t>
+        <w:t xml:space="preserve">For each calendar month, the proportion of time during which the Global Service was operational is determined. The conditions under which a Global Service is considered operational vary by category and are set out in the per-component operational criteria in section 2.7.2.9. The time during which the Global Service is not operational is determined from the operational metrics published by the Global Service and by the Sensor Centres against those criteria, by aggregating the time intervals during which one or more of the per-component operational criteria are not met. Scheduled maintenance windows notified in advance to the WMO Secretariat are excluded from this time, provided that the total duration of such windows does not exceed four hours per calendar month, unless an exception has been approved by SC-IMT. The Global Service meets the service level for the calendar month where the proportion of operational time is not less than the value set out in section 2.7.2.5.</w:t>
       </w:r>
     </w:p>
     <w:p>

--- a/guide/infcom/guide/wis2-guide-DRAFT-INFCOM-4.docx
+++ b/guide/infcom/guide/wis2-guide-DRAFT-INFCOM-4.docx
@@ -6000,7 +6000,7 @@
         <w:pStyle w:val="FirstParagraph"/>
       </w:pPr>
       <w:r>
-        <w:t xml:space="preserve">The performance management of designated Global Services is governed by §§2.7–2.9 of the Manual on WIS, Volume II. This section of the Guide provides operational guidance on the service level, the methodology used to assess it, the reporting cadence, and the remediation and restoration practice. Section 2.7.2.9 sets out the per-component operational criteria specific to each category of Global Service. The framework set out in this section and in sections 2.7.2.8 and 2.7.2.9 applies for the purposes of the suspension procedure set out in §2.8 of the Manual and the revocation procedure set out in §2.9 of the Manual; routine incident management for Global Services continues to be coordinated by GISCs under §4.7.4 of the Manual.</w:t>
+        <w:t xml:space="preserve">The performance management of designated Global Services is governed by 2.7–2.9 of the Manual on WIS, Volume II. This section of the Guide provides operational guidance on the service level, the methodology used to assess it, the reporting cadence, and the remediation and restoration practice. Section 2.7.2.9 sets out the per-component operational criteria specific to each category of Global Service. The framework set out in this section and in sections 2.7.2.8 and 2.7.2.9 applies for the purposes of the suspension procedure set out in §2.8 of the Manual and the revocation procedure set out in §2.9 of the Manual; routine incident management for Global Services continues to be coordinated by GISCs under §4.7.4 of the Manual.</w:t>
       </w:r>
     </w:p>
     <w:bookmarkEnd w:id="150"/>
@@ -6506,7 +6506,20 @@
         <w:pStyle w:val="FirstParagraph"/>
       </w:pPr>
       <w:r>
-        <w:t xml:space="preserve">Following notification under §2.8.2.1 of the Manual, SC-IMT establishes a deadline under §2.8.2.2 by which the operating Member is expected to re-establish the performance of the Global Service so that it meets the service level. When establishing the deadline, SC-IMT considers the nature of the failure to meet the service level, the operational impact on WIS 2.0 and its users, and the typical time required to address comparable issues. The deadline reflects the operational nature of the Global Service: it may be set in hours where the issue can be addressed by routine operational measures, and in days where more substantive corrective action is required, but it should not normally extend beyond what is needed to address the immediate issue.</w:t>
+        <w:t xml:space="preserve">Following notification under §2.8.2.1 of the</w:t>
+      </w:r>
+      <w:r>
+        <w:t xml:space="preserve"> </w:t>
+      </w:r>
+      <w:r>
+        <w:rPr>
+          <w:iCs/>
+          <w:i/>
+        </w:rPr>
+        <w:t xml:space="preserve">Manual on WIS</w:t>
+      </w:r>
+      <w:r>
+        <w:t xml:space="preserve">, Volume II, SC-IMT establishes a deadline under §2.8.2.2 by which the operating Member is expected to re-establish the performance of the Global Service so that it meets the service level. When establishing the deadline, SC-IMT considers the nature of the failure to meet the service level, the operational impact on WIS 2.0 and its users, and the typical time required to address comparable issues. The deadline reflects the operational nature of the Global Service: it may be set in hours where the issue can be addressed by routine operational measures, and in days where more substantive corrective action is required, but it should not normally extend beyond what is needed to address the immediate issue.</w:t>
       </w:r>
     </w:p>
     <w:p>
@@ -8938,7 +8951,7 @@
         <w:t xml:space="preserve">Manual on WIS</w:t>
       </w:r>
       <w:r>
-        <w:t xml:space="preserve">, Volume II – Appendix G. WIS2 Notification Message.</w:t>
+        <w:t xml:space="preserve">, Volume II – Appendix E. WIS2 Notification Message.</w:t>
       </w:r>
     </w:p>
     <w:bookmarkEnd w:id="186"/>

--- a/guide/infcom/guide/wis2-guide-DRAFT-INFCOM-4.docx
+++ b/guide/infcom/guide/wis2-guide-DRAFT-INFCOM-4.docx
@@ -15909,7 +15909,30 @@
       </w:r>
     </w:p>
     <w:bookmarkEnd w:id="288"/>
-    <w:bookmarkStart w:id="292" w:name="X7704236ba72ed8cc2b9a9e238d27c640b9b6528"/>
+    <w:bookmarkStart w:id="290" w:name="X6170ca83188f6b50fcfc0b4dc64590adfcf20cd"/>
+    <w:p>
+      <w:pPr>
+        <w:pStyle w:val="Heading1"/>
+      </w:pPr>
+      <w:r>
+        <w:t xml:space="preserve">APPENDIX B: WMO CORE METADATA PROFILE (VERSION 2), KEY PERFORMANCE INDICATORS</w:t>
+      </w:r>
+    </w:p>
+    <w:p>
+      <w:pPr>
+        <w:pStyle w:val="FirstParagraph"/>
+      </w:pPr>
+      <w:hyperlink r:id="rId289">
+        <w:r>
+          <w:rPr>
+            <w:rStyle w:val="Hyperlink"/>
+          </w:rPr>
+          <w:t xml:space="preserve">https://wmo-im.github.io/wcmp2/kpi/wcmp2-kpi-DRAFT.html</w:t>
+        </w:r>
+      </w:hyperlink>
+    </w:p>
+    <w:bookmarkEnd w:id="290"/>
+    <w:bookmarkStart w:id="294" w:name="X7704236ba72ed8cc2b9a9e238d27c640b9b6528"/>
     <w:p>
       <w:pPr>
         <w:pStyle w:val="Heading1"/>
@@ -16094,7 +16117,7 @@
             <w:pPr>
               <w:jc w:val="left"/>
             </w:pPr>
-            <w:hyperlink r:id="rId289">
+            <w:hyperlink r:id="rId291">
               <w:r>
                 <w:rPr>
                   <w:rStyle w:val="Hyperlink"/>
@@ -16156,7 +16179,7 @@
             <w:pPr>
               <w:jc w:val="left"/>
             </w:pPr>
-            <w:hyperlink r:id="rId290">
+            <w:hyperlink r:id="rId292">
               <w:r>
                 <w:rPr>
                   <w:rStyle w:val="Hyperlink"/>
@@ -16218,7 +16241,7 @@
             <w:pPr>
               <w:jc w:val="left"/>
             </w:pPr>
-            <w:hyperlink r:id="rId291">
+            <w:hyperlink r:id="rId293">
               <w:r>
                 <w:rPr>
                   <w:rStyle w:val="Hyperlink"/>
@@ -16241,8 +16264,8 @@
         </w:tc>
       </w:tr>
     </w:tbl>
-    <w:bookmarkEnd w:id="292"/>
-    <w:bookmarkStart w:id="301" w:name="X09c961aa5f8e1e6c0d3ac7f4c57a7af932070e8"/>
+    <w:bookmarkEnd w:id="294"/>
+    <w:bookmarkStart w:id="303" w:name="X09c961aa5f8e1e6c0d3ac7f4c57a7af932070e8"/>
     <w:p>
       <w:pPr>
         <w:pStyle w:val="Heading1"/>
@@ -16251,7 +16274,7 @@
         <w:t xml:space="preserve">Per-component operational criteria</w:t>
       </w:r>
     </w:p>
-    <w:bookmarkStart w:id="296" w:name="Xb9a83450d8cd1d5670867dd510f6bfc286f7a31"/>
+    <w:bookmarkStart w:id="298" w:name="Xb9a83450d8cd1d5670867dd510f6bfc286f7a31"/>
     <w:p>
       <w:pPr>
         <w:pStyle w:val="Heading2"/>
@@ -16268,7 +16291,7 @@
         <w:t xml:space="preserve">The operational status of a Global Broker is assessed against two KPIs, both measured through Sensor Centre Global Broker (SCGB) instances operating in different parts of the globe, so as to reduce the influence of localized network conditions or of any individual Sensor Centre. Hourly KPI evaluation is based on the best result across all SCGB instances; KPIs are calculated at the Global Monitor, not at the Sensor Centre itself.</w:t>
       </w:r>
     </w:p>
-    <w:bookmarkStart w:id="293" w:name="Xac1dfef44aed8659e7102e984b82e29a973b998"/>
+    <w:bookmarkStart w:id="295" w:name="Xac1dfef44aed8659e7102e984b82e29a973b998"/>
     <w:p>
       <w:pPr>
         <w:pStyle w:val="Heading3"/>
@@ -16335,8 +16358,8 @@
         <w:t xml:space="preserve">the message completeness KPI is set to "pass" for the hour if the percentage of messages published is not less than 95 per cent of the baseline; otherwise it is set to "fail" for the hour.</w:t>
       </w:r>
     </w:p>
-    <w:bookmarkEnd w:id="293"/>
-    <w:bookmarkStart w:id="294" w:name="Xa1ff4e4c592c2f44f7c7b81b761b7ec171387fb"/>
+    <w:bookmarkEnd w:id="295"/>
+    <w:bookmarkStart w:id="296" w:name="Xa1ff4e4c592c2f44f7c7b81b761b7ec171387fb"/>
     <w:p>
       <w:pPr>
         <w:pStyle w:val="Heading3"/>
@@ -16433,8 +16456,8 @@
         <w:t xml:space="preserve">("True", connected) for not less than 95 per cent of the time; otherwise it is set to "fail" for the hour.</w:t>
       </w:r>
     </w:p>
-    <w:bookmarkEnd w:id="294"/>
-    <w:bookmarkStart w:id="295" w:name="X9b394fd78fbc3dae4c29a8645599877129719a8"/>
+    <w:bookmarkEnd w:id="296"/>
+    <w:bookmarkStart w:id="297" w:name="X9b394fd78fbc3dae4c29a8645599877129719a8"/>
     <w:p>
       <w:pPr>
         <w:pStyle w:val="Heading3"/>
@@ -16535,9 +16558,9 @@
         <w:t xml:space="preserve">The monthly KPI is used in the assessment of Global Broker performance informing the determination of downtime in accordance with section 2.7.2.6.</w:t>
       </w:r>
     </w:p>
-    <w:bookmarkEnd w:id="295"/>
-    <w:bookmarkEnd w:id="296"/>
-    <w:bookmarkStart w:id="300" w:name="Xc3b8352bbe9adc309efdc9a15cebae26e64b501"/>
+    <w:bookmarkEnd w:id="297"/>
+    <w:bookmarkEnd w:id="298"/>
+    <w:bookmarkStart w:id="302" w:name="Xc3b8352bbe9adc309efdc9a15cebae26e64b501"/>
     <w:p>
       <w:pPr>
         <w:pStyle w:val="Heading2"/>
@@ -16554,7 +16577,7 @@
         <w:t xml:space="preserve">The operational status of a Global Cache is assessed against two KPIs, both measured through Sensor Centre Global Cache (SCGC) instances operating in different parts of the globe, so as to reduce the influence of localized network conditions or of any individual Sensor Centre. Hourly KPI evaluation is based on the best result across all SCGC instances; KPIs are calculated at the Global Monitor, not at the Sensor Centre itself.</w:t>
       </w:r>
     </w:p>
-    <w:bookmarkStart w:id="297" w:name="X691e4de66b6e5afba6d428ea923d3262dc63d25"/>
+    <w:bookmarkStart w:id="299" w:name="X691e4de66b6e5afba6d428ea923d3262dc63d25"/>
     <w:p>
       <w:pPr>
         <w:pStyle w:val="Heading3"/>
@@ -16759,8 +16782,8 @@
         <w:t xml:space="preserve">the cache completeness KPI is set to "pass" for the hour if the percentage of data items cached is not less than 95 per cent of the number published by origin; otherwise it is set to "fail" for the hour.</w:t>
       </w:r>
     </w:p>
-    <w:bookmarkEnd w:id="297"/>
-    <w:bookmarkStart w:id="298" w:name="X3d1e37419302054e925d88dfe948e088cd7f4ff"/>
+    <w:bookmarkEnd w:id="299"/>
+    <w:bookmarkStart w:id="300" w:name="X3d1e37419302054e925d88dfe948e088cd7f4ff"/>
     <w:p>
       <w:pPr>
         <w:pStyle w:val="Heading3"/>
@@ -16916,8 +16939,8 @@
         <w:t xml:space="preserve">is zero for the previous hour (i.e., no data items were cached by any Global Cache - perhaps because one Global Cache is offline), the successful downloads KPI cannot be calculated. In this case, the KPI is automatically set to "pass" for all Global Caches. The Global Cache that is offline will fail the cache completeness KPI, thus the combined KPI (see below) for the offline Global Cache will always be a fail.</w:t>
       </w:r>
     </w:p>
-    <w:bookmarkEnd w:id="298"/>
-    <w:bookmarkStart w:id="299" w:name="X1fc138410e3bfa8a25a20721db8836416da0eb6"/>
+    <w:bookmarkEnd w:id="300"/>
+    <w:bookmarkStart w:id="301" w:name="X1fc138410e3bfa8a25a20721db8836416da0eb6"/>
     <w:p>
       <w:pPr>
         <w:pStyle w:val="Heading3"/>
@@ -17018,10 +17041,10 @@
         <w:t xml:space="preserve">The monthly KPI is used in the assessment of Global Cache performance informing the determination of downtime in accordance with section 2.7.2.6.</w:t>
       </w:r>
     </w:p>
-    <w:bookmarkEnd w:id="299"/>
-    <w:bookmarkEnd w:id="300"/>
     <w:bookmarkEnd w:id="301"/>
-    <w:bookmarkStart w:id="302" w:name="X7f4148bbe8340521d688e8add59cd975c84175d"/>
+    <w:bookmarkEnd w:id="302"/>
+    <w:bookmarkEnd w:id="303"/>
+    <w:bookmarkStart w:id="304" w:name="X7f4148bbe8340521d688e8add59cd975c84175d"/>
     <w:p>
       <w:pPr>
         <w:pStyle w:val="Heading1"/>
@@ -17067,7 +17090,7 @@
         <w:t xml:space="preserve">(WMO-No. 1061), Volume I, Appendix A. WMO Information System Training and Learning Guide.</w:t>
       </w:r>
     </w:p>
-    <w:bookmarkEnd w:id="302"/>
+    <w:bookmarkEnd w:id="304"/>
     <w:sectPr/>
   </w:body>
 </w:document>

--- a/guide/infcom/guide/wis2-guide-DRAFT-INFCOM-4.docx
+++ b/guide/infcom/guide/wis2-guide-DRAFT-INFCOM-4.docx
@@ -6846,32 +6846,6 @@
       </w:r>
       <w:r>
         <w:t xml:space="preserve">will be increased by 1.</w:t>
-      </w:r>
-    </w:p>
-    <w:p>
-      <w:pPr>
-        <w:numPr>
-          <w:ilvl w:val="0"/>
-          <w:numId w:val="1049"/>
-        </w:numPr>
-      </w:pPr>
-      <w:r>
-        <w:t xml:space="preserve">Suggest to remove : During the pre-operational phase (2024), a Global Broker will not discard the message but instead will send a message on the</w:t>
-      </w:r>
-      <w:r>
-        <w:t xml:space="preserve"> </w:t>
-      </w:r>
-      <w:r>
-        <w:rPr>
-          <w:rStyle w:val="VerbatimChar"/>
-        </w:rPr>
-        <w:t xml:space="preserve">monitor</w:t>
-      </w:r>
-      <w:r>
-        <w:t xml:space="preserve"> </w:t>
-      </w:r>
-      <w:r>
-        <w:t xml:space="preserve">topic hierarchy to inform the originating centre and its GISC.~~</w:t>
       </w:r>
     </w:p>
     <w:p>

--- a/guide/infcom/guide/wis2-guide-DRAFT-INFCOM-4.docx
+++ b/guide/infcom/guide/wis2-guide-DRAFT-INFCOM-4.docx
@@ -15820,7 +15820,7 @@
     <w:bookmarkEnd w:id="284"/>
     <w:bookmarkEnd w:id="285"/>
     <w:bookmarkEnd w:id="286"/>
-    <w:bookmarkStart w:id="288" w:name="Xc22bc5ab39ba62fe39071f09c0bb1e5b86d014a"/>
+    <w:bookmarkStart w:id="289" w:name="Xc22bc5ab39ba62fe39071f09c0bb1e5b86d014a"/>
     <w:p>
       <w:pPr>
         <w:pStyle w:val="Heading1"/>
@@ -15882,21 +15882,25 @@
         <w:t xml:space="preserve">(WMO-No. 1061), Volume I, Appendix E. Annex To Paragraph 7.8, 1. ICT Service Incident Management; and Appendix F.WIS IT Security Incident Response Process.</w:t>
       </w:r>
     </w:p>
-    <w:bookmarkEnd w:id="288"/>
-    <w:bookmarkStart w:id="290" w:name="X6170ca83188f6b50fcfc0b4dc64590adfcf20cd"/>
-    <w:p>
-      <w:pPr>
-        <w:pStyle w:val="Heading1"/>
-      </w:pPr>
-      <w:r>
-        <w:t xml:space="preserve">APPENDIX B: WMO CORE METADATA PROFILE (VERSION 2), KEY PERFORMANCE INDICATORS</w:t>
-      </w:r>
-    </w:p>
     <w:p>
       <w:pPr>
         <w:pStyle w:val="FirstParagraph"/>
       </w:pPr>
-      <w:hyperlink r:id="rId289">
+      <w:r>
+        <w:t xml:space="preserve">Unresolved directive in index.adoc - include::sections/appendix_a.adoc[]</w:t>
+      </w:r>
+      <w:r>
+        <w:t xml:space="preserve"> </w:t>
+      </w:r>
+      <w:r>
+        <w:t xml:space="preserve">== APPENDIX B: WMO CORE METADATA PROFILE (VERSION 2), KEY PERFORMANCE INDICATORS</w:t>
+      </w:r>
+    </w:p>
+    <w:p>
+      <w:pPr>
+        <w:pStyle w:val="BodyText"/>
+      </w:pPr>
+      <w:hyperlink r:id="rId288">
         <w:r>
           <w:rPr>
             <w:rStyle w:val="Hyperlink"/>
@@ -15905,8 +15909,8 @@
         </w:r>
       </w:hyperlink>
     </w:p>
-    <w:bookmarkEnd w:id="290"/>
-    <w:bookmarkStart w:id="294" w:name="X7704236ba72ed8cc2b9a9e238d27c640b9b6528"/>
+    <w:bookmarkEnd w:id="289"/>
+    <w:bookmarkStart w:id="293" w:name="X7704236ba72ed8cc2b9a9e238d27c640b9b6528"/>
     <w:p>
       <w:pPr>
         <w:pStyle w:val="Heading1"/>
@@ -16091,7 +16095,7 @@
             <w:pPr>
               <w:jc w:val="left"/>
             </w:pPr>
-            <w:hyperlink r:id="rId291">
+            <w:hyperlink r:id="rId290">
               <w:r>
                 <w:rPr>
                   <w:rStyle w:val="Hyperlink"/>
@@ -16153,7 +16157,7 @@
             <w:pPr>
               <w:jc w:val="left"/>
             </w:pPr>
-            <w:hyperlink r:id="rId292">
+            <w:hyperlink r:id="rId291">
               <w:r>
                 <w:rPr>
                   <w:rStyle w:val="Hyperlink"/>
@@ -16215,7 +16219,7 @@
             <w:pPr>
               <w:jc w:val="left"/>
             </w:pPr>
-            <w:hyperlink r:id="rId293">
+            <w:hyperlink r:id="rId292">
               <w:r>
                 <w:rPr>
                   <w:rStyle w:val="Hyperlink"/>
@@ -16238,8 +16242,8 @@
         </w:tc>
       </w:tr>
     </w:tbl>
-    <w:bookmarkEnd w:id="294"/>
-    <w:bookmarkStart w:id="303" w:name="X09c961aa5f8e1e6c0d3ac7f4c57a7af932070e8"/>
+    <w:bookmarkEnd w:id="293"/>
+    <w:bookmarkStart w:id="302" w:name="X09c961aa5f8e1e6c0d3ac7f4c57a7af932070e8"/>
     <w:p>
       <w:pPr>
         <w:pStyle w:val="Heading1"/>
@@ -16248,7 +16252,7 @@
         <w:t xml:space="preserve">Per-component operational criteria</w:t>
       </w:r>
     </w:p>
-    <w:bookmarkStart w:id="298" w:name="Xb9a83450d8cd1d5670867dd510f6bfc286f7a31"/>
+    <w:bookmarkStart w:id="297" w:name="Xb9a83450d8cd1d5670867dd510f6bfc286f7a31"/>
     <w:p>
       <w:pPr>
         <w:pStyle w:val="Heading2"/>
@@ -16265,7 +16269,7 @@
         <w:t xml:space="preserve">The operational status of a Global Broker is assessed against two KPIs, both measured through Sensor Centre Global Broker (SCGB) instances operating in different parts of the globe, so as to reduce the influence of localized network conditions or of any individual Sensor Centre. Hourly KPI evaluation is based on the best result across all SCGB instances; KPIs are calculated at the Global Monitor, not at the Sensor Centre itself.</w:t>
       </w:r>
     </w:p>
-    <w:bookmarkStart w:id="295" w:name="Xac1dfef44aed8659e7102e984b82e29a973b998"/>
+    <w:bookmarkStart w:id="294" w:name="Xac1dfef44aed8659e7102e984b82e29a973b998"/>
     <w:p>
       <w:pPr>
         <w:pStyle w:val="Heading3"/>
@@ -16332,8 +16336,8 @@
         <w:t xml:space="preserve">the message completeness KPI is set to "pass" for the hour if the percentage of messages published is not less than 95 per cent of the baseline; otherwise it is set to "fail" for the hour.</w:t>
       </w:r>
     </w:p>
-    <w:bookmarkEnd w:id="295"/>
-    <w:bookmarkStart w:id="296" w:name="Xa1ff4e4c592c2f44f7c7b81b761b7ec171387fb"/>
+    <w:bookmarkEnd w:id="294"/>
+    <w:bookmarkStart w:id="295" w:name="Xa1ff4e4c592c2f44f7c7b81b761b7ec171387fb"/>
     <w:p>
       <w:pPr>
         <w:pStyle w:val="Heading3"/>
@@ -16430,8 +16434,8 @@
         <w:t xml:space="preserve">("True", connected) for not less than 95 per cent of the time; otherwise it is set to "fail" for the hour.</w:t>
       </w:r>
     </w:p>
-    <w:bookmarkEnd w:id="296"/>
-    <w:bookmarkStart w:id="297" w:name="X9b394fd78fbc3dae4c29a8645599877129719a8"/>
+    <w:bookmarkEnd w:id="295"/>
+    <w:bookmarkStart w:id="296" w:name="X9b394fd78fbc3dae4c29a8645599877129719a8"/>
     <w:p>
       <w:pPr>
         <w:pStyle w:val="Heading3"/>
@@ -16532,9 +16536,9 @@
         <w:t xml:space="preserve">The monthly KPI is used in the assessment of Global Broker performance informing the determination of downtime in accordance with section 2.7.2.6.</w:t>
       </w:r>
     </w:p>
+    <w:bookmarkEnd w:id="296"/>
     <w:bookmarkEnd w:id="297"/>
-    <w:bookmarkEnd w:id="298"/>
-    <w:bookmarkStart w:id="302" w:name="Xc3b8352bbe9adc309efdc9a15cebae26e64b501"/>
+    <w:bookmarkStart w:id="301" w:name="Xc3b8352bbe9adc309efdc9a15cebae26e64b501"/>
     <w:p>
       <w:pPr>
         <w:pStyle w:val="Heading2"/>
@@ -16551,7 +16555,7 @@
         <w:t xml:space="preserve">The operational status of a Global Cache is assessed against two KPIs, both measured through Sensor Centre Global Cache (SCGC) instances operating in different parts of the globe, so as to reduce the influence of localized network conditions or of any individual Sensor Centre. Hourly KPI evaluation is based on the best result across all SCGC instances; KPIs are calculated at the Global Monitor, not at the Sensor Centre itself.</w:t>
       </w:r>
     </w:p>
-    <w:bookmarkStart w:id="299" w:name="X691e4de66b6e5afba6d428ea923d3262dc63d25"/>
+    <w:bookmarkStart w:id="298" w:name="X691e4de66b6e5afba6d428ea923d3262dc63d25"/>
     <w:p>
       <w:pPr>
         <w:pStyle w:val="Heading3"/>
@@ -16756,8 +16760,8 @@
         <w:t xml:space="preserve">the cache completeness KPI is set to "pass" for the hour if the percentage of data items cached is not less than 95 per cent of the number published by origin; otherwise it is set to "fail" for the hour.</w:t>
       </w:r>
     </w:p>
-    <w:bookmarkEnd w:id="299"/>
-    <w:bookmarkStart w:id="300" w:name="X3d1e37419302054e925d88dfe948e088cd7f4ff"/>
+    <w:bookmarkEnd w:id="298"/>
+    <w:bookmarkStart w:id="299" w:name="X3d1e37419302054e925d88dfe948e088cd7f4ff"/>
     <w:p>
       <w:pPr>
         <w:pStyle w:val="Heading3"/>
@@ -16913,8 +16917,8 @@
         <w:t xml:space="preserve">is zero for the previous hour (i.e., no data items were cached by any Global Cache - perhaps because one Global Cache is offline), the successful downloads KPI cannot be calculated. In this case, the KPI is automatically set to "pass" for all Global Caches. The Global Cache that is offline will fail the cache completeness KPI, thus the combined KPI (see below) for the offline Global Cache will always be a fail.</w:t>
       </w:r>
     </w:p>
-    <w:bookmarkEnd w:id="300"/>
-    <w:bookmarkStart w:id="301" w:name="X1fc138410e3bfa8a25a20721db8836416da0eb6"/>
+    <w:bookmarkEnd w:id="299"/>
+    <w:bookmarkStart w:id="300" w:name="X1fc138410e3bfa8a25a20721db8836416da0eb6"/>
     <w:p>
       <w:pPr>
         <w:pStyle w:val="Heading3"/>
@@ -17015,10 +17019,10 @@
         <w:t xml:space="preserve">The monthly KPI is used in the assessment of Global Cache performance informing the determination of downtime in accordance with section 2.7.2.6.</w:t>
       </w:r>
     </w:p>
+    <w:bookmarkEnd w:id="300"/>
     <w:bookmarkEnd w:id="301"/>
     <w:bookmarkEnd w:id="302"/>
-    <w:bookmarkEnd w:id="303"/>
-    <w:bookmarkStart w:id="304" w:name="X7f4148bbe8340521d688e8add59cd975c84175d"/>
+    <w:bookmarkStart w:id="303" w:name="X7f4148bbe8340521d688e8add59cd975c84175d"/>
     <w:p>
       <w:pPr>
         <w:pStyle w:val="Heading1"/>
@@ -17064,7 +17068,7 @@
         <w:t xml:space="preserve">(WMO-No. 1061), Volume I, Appendix A. WMO Information System Training and Learning Guide.</w:t>
       </w:r>
     </w:p>
-    <w:bookmarkEnd w:id="304"/>
+    <w:bookmarkEnd w:id="303"/>
     <w:sectPr/>
   </w:body>
 </w:document>

--- a/guide/infcom/guide/wis2-guide-DRAFT-INFCOM-4.docx
+++ b/guide/infcom/guide/wis2-guide-DRAFT-INFCOM-4.docx
@@ -16243,22 +16243,13 @@
       </w:tr>
     </w:tbl>
     <w:bookmarkEnd w:id="293"/>
-    <w:bookmarkStart w:id="302" w:name="X09c961aa5f8e1e6c0d3ac7f4c57a7af932070e8"/>
+    <w:bookmarkStart w:id="294" w:name="X7f4148bbe8340521d688e8add59cd975c84175d"/>
     <w:p>
       <w:pPr>
         <w:pStyle w:val="Heading1"/>
       </w:pPr>
       <w:r>
-        <w:t xml:space="preserve">Per-component operational criteria</w:t>
-      </w:r>
-    </w:p>
-    <w:bookmarkStart w:id="297" w:name="Xb9a83450d8cd1d5670867dd510f6bfc286f7a31"/>
-    <w:p>
-      <w:pPr>
-        <w:pStyle w:val="Heading2"/>
-      </w:pPr>
-      <w:r>
-        <w:t xml:space="preserve">B.1 Global Broker</w:t>
+        <w:t xml:space="preserve">PART VI. Competencies</w:t>
       </w:r>
     </w:p>
     <w:p>
@@ -16266,247 +16257,7 @@
         <w:pStyle w:val="FirstParagraph"/>
       </w:pPr>
       <w:r>
-        <w:t xml:space="preserve">The operational status of a Global Broker is assessed against two KPIs, both measured through Sensor Centre Global Broker (SCGB) instances operating in different parts of the globe, so as to reduce the influence of localized network conditions or of any individual Sensor Centre. Hourly KPI evaluation is based on the best result across all SCGB instances; KPIs are calculated at the Global Monitor, not at the Sensor Centre itself.</w:t>
-      </w:r>
-    </w:p>
-    <w:bookmarkStart w:id="294" w:name="Xac1dfef44aed8659e7102e984b82e29a973b998"/>
-    <w:p>
-      <w:pPr>
-        <w:pStyle w:val="Heading3"/>
-      </w:pPr>
-      <w:r>
-        <w:t xml:space="preserve">B.1.1 Message completeness KPI</w:t>
-      </w:r>
-    </w:p>
-    <w:p>
-      <w:pPr>
-        <w:pStyle w:val="FirstParagraph"/>
-      </w:pPr>
-      <w:r>
-        <w:t xml:space="preserve">This KPI measures the percentage of WIS2 Notification Messages (WNM) published by the Global Broker, within a defined cut-off time, compared against a baseline derived from all Global Brokers.</w:t>
-      </w:r>
-    </w:p>
-    <w:p>
-      <w:pPr>
-        <w:pStyle w:val="BodyText"/>
-      </w:pPr>
-      <w:r>
-        <w:rPr>
-          <w:bCs/>
-          <w:b/>
-        </w:rPr>
-        <w:t xml:space="preserve">Measure (calculated each hour):</w:t>
-      </w:r>
-    </w:p>
-    <w:p>
-      <w:pPr>
-        <w:pStyle w:val="BodyText"/>
-      </w:pPr>
-      <w:r>
-        <w:t xml:space="preserve">The percentage of WNM messages published by the Global Broker within the cut-off time of 60 seconds, compared to the baseline, is assessed using a randomised sample of approximately 10 per cent of messages. The number of messages published by each Global Broker within the cutoff time is recorded using the metric</w:t>
-      </w:r>
-      <w:r>
-        <w:t xml:space="preserve"> </w:t>
-      </w:r>
-      <w:r>
-        <w:rPr>
-          <w:rStyle w:val="VerbatimChar"/>
-        </w:rPr>
-        <w:t xml:space="preserve">wmo_wis2_scgb_messages_published_total</w:t>
-      </w:r>
-      <w:r>
-        <w:t xml:space="preserve">. The baseline is the highest number of messages published by any Global Broker, as recorded by any SCGB instance, within the previous hour. A message is considered "missed" if a Global Broker has not published that message within 60-seconds of it first being published by any other Global Broker.</w:t>
-      </w:r>
-    </w:p>
-    <w:p>
-      <w:pPr>
-        <w:pStyle w:val="BodyText"/>
-      </w:pPr>
-      <w:r>
-        <w:rPr>
-          <w:bCs/>
-          <w:b/>
-        </w:rPr>
-        <w:t xml:space="preserve">KPI evaluation (hourly):</w:t>
-      </w:r>
-      <w:r>
-        <w:t xml:space="preserve"> </w:t>
-      </w:r>
-      <w:r>
-        <w:t xml:space="preserve">the message completeness KPI is set to "pass" for the hour if the percentage of messages published is not less than 95 per cent of the baseline; otherwise it is set to "fail" for the hour.</w:t>
-      </w:r>
-    </w:p>
-    <w:bookmarkEnd w:id="294"/>
-    <w:bookmarkStart w:id="295" w:name="Xa1ff4e4c592c2f44f7c7b81b761b7ec171387fb"/>
-    <w:p>
-      <w:pPr>
-        <w:pStyle w:val="Heading3"/>
-      </w:pPr>
-      <w:r>
-        <w:t xml:space="preserve">B.1.2 Connectivity KPI</w:t>
-      </w:r>
-    </w:p>
-    <w:p>
-      <w:pPr>
-        <w:pStyle w:val="FirstParagraph"/>
-      </w:pPr>
-      <w:r>
-        <w:t xml:space="preserve">This KPI measures the proportion of the hour during which the public MQTT endpoint of the Global Broker are reachable, as determined from the connection status recorded by SCGB instances.</w:t>
-      </w:r>
-    </w:p>
-    <w:p>
-      <w:pPr>
-        <w:pStyle w:val="BodyText"/>
-      </w:pPr>
-      <w:r>
-        <w:rPr>
-          <w:bCs/>
-          <w:b/>
-        </w:rPr>
-        <w:t xml:space="preserve">Measure (calculated each hour):</w:t>
-      </w:r>
-    </w:p>
-    <w:p>
-      <w:pPr>
-        <w:pStyle w:val="BodyText"/>
-      </w:pPr>
-      <w:r>
-        <w:t xml:space="preserve">The proportion of time that the Global Broker’s MQTT end-point is accessible, published by the Sensor Centre Global Broker using metric</w:t>
-      </w:r>
-      <w:r>
-        <w:t xml:space="preserve"> </w:t>
-      </w:r>
-      <w:r>
-        <w:rPr>
-          <w:rStyle w:val="VerbatimChar"/>
-        </w:rPr>
-        <w:t xml:space="preserve">wmo_wis2_scgb_connected_flag</w:t>
-      </w:r>
-      <w:r>
-        <w:t xml:space="preserve">.</w:t>
-      </w:r>
-    </w:p>
-    <w:p>
-      <w:pPr>
-        <w:pStyle w:val="BodyText"/>
-      </w:pPr>
-      <w:r>
-        <w:rPr>
-          <w:bCs/>
-          <w:b/>
-        </w:rPr>
-        <w:t xml:space="preserve">KPI evaluation (hourly):</w:t>
-      </w:r>
-      <w:r>
-        <w:t xml:space="preserve"> </w:t>
-      </w:r>
-      <w:r>
-        <w:t xml:space="preserve">the connectivity KPI is set to "pass" for the hour if the</w:t>
-      </w:r>
-      <w:r>
-        <w:t xml:space="preserve"> </w:t>
-      </w:r>
-      <w:r>
-        <w:rPr>
-          <w:rStyle w:val="VerbatimChar"/>
-        </w:rPr>
-        <w:t xml:space="preserve">wmo_wis2_scgb_connected_flag</w:t>
-      </w:r>
-      <w:r>
-        <w:t xml:space="preserve"> </w:t>
-      </w:r>
-      <w:r>
-        <w:t xml:space="preserve">is set to</w:t>
-      </w:r>
-      <w:r>
-        <w:t xml:space="preserve"> </w:t>
-      </w:r>
-      <w:r>
-        <w:rPr>
-          <w:rStyle w:val="VerbatimChar"/>
-        </w:rPr>
-        <w:t xml:space="preserve">1</w:t>
-      </w:r>
-      <w:r>
-        <w:t xml:space="preserve"> </w:t>
-      </w:r>
-      <w:r>
-        <w:t xml:space="preserve">("True", connected) for not less than 95 per cent of the time; otherwise it is set to "fail" for the hour.</w:t>
-      </w:r>
-    </w:p>
-    <w:bookmarkEnd w:id="295"/>
-    <w:bookmarkStart w:id="296" w:name="X9b394fd78fbc3dae4c29a8645599877129719a8"/>
-    <w:p>
-      <w:pPr>
-        <w:pStyle w:val="Heading3"/>
-      </w:pPr>
-      <w:r>
-        <w:t xml:space="preserve">B.1.3 Combined hourly and monthly KPI</w:t>
-      </w:r>
-    </w:p>
-    <w:p>
-      <w:pPr>
-        <w:numPr>
-          <w:ilvl w:val="0"/>
-          <w:numId w:val="1120"/>
-        </w:numPr>
-      </w:pPr>
-      <w:r>
-        <w:t xml:space="preserve">For each hour, the Global Broker is considered operational where</w:t>
-      </w:r>
-      <w:r>
-        <w:t xml:space="preserve"> </w:t>
-      </w:r>
-      <w:r>
-        <w:rPr>
-          <w:bCs/>
-          <w:b/>
-        </w:rPr>
-        <w:t xml:space="preserve">both</w:t>
-      </w:r>
-      <w:r>
-        <w:t xml:space="preserve"> </w:t>
-      </w:r>
-      <w:r>
-        <w:t xml:space="preserve">the message completeness KPI</w:t>
-      </w:r>
-      <w:r>
-        <w:t xml:space="preserve"> </w:t>
-      </w:r>
-      <w:r>
-        <w:rPr>
-          <w:bCs/>
-          <w:b/>
-        </w:rPr>
-        <w:t xml:space="preserve">and</w:t>
-      </w:r>
-      <w:r>
-        <w:t xml:space="preserve"> </w:t>
-      </w:r>
-      <w:r>
-        <w:t xml:space="preserve">the connectivity KPI are set to "pass". If either KPI fails for the hour, the Global Broker is considered non-operational for that hour.</w:t>
-      </w:r>
-    </w:p>
-    <w:p>
-      <w:pPr>
-        <w:numPr>
-          <w:ilvl w:val="0"/>
-          <w:numId w:val="1120"/>
-        </w:numPr>
-      </w:pPr>
-      <w:r>
-        <w:t xml:space="preserve">Each month, the overall KPI is set to "pass" if the combined hourly KPI passes for not less than 98 per cent of hours in the month (i.e. the Global Broker may experience up to 14 "failure" hours in a calendar month and still be considered performing within the service level).</w:t>
-      </w:r>
-    </w:p>
-    <w:p>
-      <w:pPr>
-        <w:numPr>
-          <w:ilvl w:val="0"/>
-          <w:numId w:val="1120"/>
-        </w:numPr>
-      </w:pPr>
-      <w:r>
-        <w:t xml:space="preserve">Hours coinciding with planned outages, or other</w:t>
+        <w:t xml:space="preserve">For this initial version of the</w:t>
       </w:r>
       <w:r>
         <w:t xml:space="preserve"> </w:t>
@@ -16516,480 +16267,10 @@
           <w:iCs/>
           <w:i/>
         </w:rPr>
-        <w:t xml:space="preserve">force majeure</w:t>
-      </w:r>
-      <w:r>
-        <w:t xml:space="preserve"> </w:t>
-      </w:r>
-      <w:r>
-        <w:t xml:space="preserve">agreed by SC-IMT, are excluded from the monthly KPI calculation.</w:t>
-      </w:r>
-    </w:p>
-    <w:p>
-      <w:pPr>
-        <w:numPr>
-          <w:ilvl w:val="0"/>
-          <w:numId w:val="1120"/>
-        </w:numPr>
-      </w:pPr>
-      <w:r>
-        <w:t xml:space="preserve">The monthly KPI is used in the assessment of Global Broker performance informing the determination of downtime in accordance with section 2.7.2.6.</w:t>
-      </w:r>
-    </w:p>
-    <w:bookmarkEnd w:id="296"/>
-    <w:bookmarkEnd w:id="297"/>
-    <w:bookmarkStart w:id="301" w:name="Xc3b8352bbe9adc309efdc9a15cebae26e64b501"/>
-    <w:p>
-      <w:pPr>
-        <w:pStyle w:val="Heading2"/>
-      </w:pPr>
-      <w:r>
-        <w:t xml:space="preserve">B.2 Global Cache</w:t>
-      </w:r>
-    </w:p>
-    <w:p>
-      <w:pPr>
-        <w:pStyle w:val="FirstParagraph"/>
-      </w:pPr>
-      <w:r>
-        <w:t xml:space="preserve">The operational status of a Global Cache is assessed against two KPIs, both measured through Sensor Centre Global Cache (SCGC) instances operating in different parts of the globe, so as to reduce the influence of localized network conditions or of any individual Sensor Centre. Hourly KPI evaluation is based on the best result across all SCGC instances; KPIs are calculated at the Global Monitor, not at the Sensor Centre itself.</w:t>
-      </w:r>
-    </w:p>
-    <w:bookmarkStart w:id="298" w:name="X691e4de66b6e5afba6d428ea923d3262dc63d25"/>
-    <w:p>
-      <w:pPr>
-        <w:pStyle w:val="Heading3"/>
-      </w:pPr>
-      <w:r>
-        <w:t xml:space="preserve">B.2.1 Cache completeness KPI</w:t>
-      </w:r>
-    </w:p>
-    <w:p>
-      <w:pPr>
-        <w:pStyle w:val="FirstParagraph"/>
-      </w:pPr>
-      <w:r>
-        <w:t xml:space="preserve">This KPI measures the percentage of data items published by the Global Cache compared with the total number of data items published by all WIS2 Nodes (on</w:t>
-      </w:r>
-      <w:r>
-        <w:t xml:space="preserve"> </w:t>
-      </w:r>
-      <w:r>
-        <w:rPr>
-          <w:rStyle w:val="VerbatimChar"/>
-        </w:rPr>
-        <w:t xml:space="preserve">origin</w:t>
-      </w:r>
-      <w:r>
-        <w:t xml:space="preserve"> </w:t>
-      </w:r>
-      <w:r>
-        <w:t xml:space="preserve">topics).</w:t>
-      </w:r>
-    </w:p>
-    <w:p>
-      <w:pPr>
-        <w:pStyle w:val="BodyText"/>
-      </w:pPr>
-      <w:r>
-        <w:rPr>
-          <w:bCs/>
-          <w:b/>
-        </w:rPr>
-        <w:t xml:space="preserve">Measure (calculated each hour):</w:t>
-      </w:r>
-    </w:p>
-    <w:p>
-      <w:pPr>
-        <w:pStyle w:val="BodyText"/>
-      </w:pPr>
-      <w:r>
-        <w:t xml:space="preserve">The number of data items published by all origin WIS2 Nodes is recorded using the metric</w:t>
-      </w:r>
-      <w:r>
-        <w:t xml:space="preserve"> </w:t>
-      </w:r>
-      <w:r>
-        <w:rPr>
-          <w:rStyle w:val="VerbatimChar"/>
-        </w:rPr>
-        <w:t xml:space="preserve">wmo_wis2_scgc_messages_published_total</w:t>
-      </w:r>
-      <w:r>
-        <w:t xml:space="preserve">. Only those data items expected to be cached are included in this measure.</w:t>
-      </w:r>
-    </w:p>
-    <w:p>
-      <w:pPr>
-        <w:pStyle w:val="BodyText"/>
-      </w:pPr>
-      <w:r>
-        <w:t xml:space="preserve">The number of data items cached by a Global Cache is recorded using the metric</w:t>
-      </w:r>
-      <w:r>
-        <w:t xml:space="preserve"> </w:t>
-      </w:r>
-      <w:r>
-        <w:rPr>
-          <w:rStyle w:val="VerbatimChar"/>
-        </w:rPr>
-        <w:t xml:space="preserve">wmo_wis2_scgc_messages_cached_total</w:t>
-      </w:r>
-      <w:r>
-        <w:t xml:space="preserve">. Data items that are cached more than 600-seconds after publication by the origin WIS2 Node are excluded from this measure.</w:t>
-      </w:r>
-    </w:p>
-    <w:p>
-      <w:pPr>
-        <w:pStyle w:val="BodyText"/>
-      </w:pPr>
-      <w:r>
-        <w:t xml:space="preserve">Because Global Caches are designed to discard out-of-sequence updates, and counting such discards as "misses" would not be a fair reflection of performance, KPI performance is evaluated only for "canonical" data items (i.e., where the Notification Message specifies the link-relation</w:t>
-      </w:r>
-      <w:r>
-        <w:t xml:space="preserve"> </w:t>
-      </w:r>
-      <w:r>
-        <w:rPr>
-          <w:rStyle w:val="VerbatimChar"/>
-        </w:rPr>
-        <w:t xml:space="preserve">canonical</w:t>
-      </w:r>
-      <w:r>
-        <w:t xml:space="preserve">). Both</w:t>
-      </w:r>
-      <w:r>
-        <w:t xml:space="preserve"> </w:t>
-      </w:r>
-      <w:r>
-        <w:rPr>
-          <w:rStyle w:val="VerbatimChar"/>
-        </w:rPr>
-        <w:t xml:space="preserve">wmo_wis2_scgc_messages_published_total</w:t>
-      </w:r>
-      <w:r>
-        <w:t xml:space="preserve"> </w:t>
-      </w:r>
-      <w:r>
-        <w:t xml:space="preserve">and</w:t>
-      </w:r>
-      <w:r>
-        <w:t xml:space="preserve"> </w:t>
-      </w:r>
-      <w:r>
-        <w:rPr>
-          <w:rStyle w:val="VerbatimChar"/>
-        </w:rPr>
-        <w:t xml:space="preserve">wmo_wis2_scgc_messages_cached_total</w:t>
-      </w:r>
-      <w:r>
-        <w:t xml:space="preserve"> </w:t>
-      </w:r>
-      <w:r>
-        <w:t xml:space="preserve">metrics include the label</w:t>
-      </w:r>
-      <w:r>
-        <w:t xml:space="preserve"> </w:t>
-      </w:r>
-      <w:r>
-        <w:rPr>
-          <w:rStyle w:val="VerbatimChar"/>
-        </w:rPr>
-        <w:t xml:space="preserve">rel</w:t>
-      </w:r>
-      <w:r>
-        <w:t xml:space="preserve"> </w:t>
-      </w:r>
-      <w:r>
-        <w:t xml:space="preserve">to distinguish the link-relation.</w:t>
-      </w:r>
-    </w:p>
-    <w:p>
-      <w:pPr>
-        <w:pStyle w:val="BodyText"/>
-      </w:pPr>
-      <w:r>
-        <w:t xml:space="preserve">The percentage of data items published by a Global Cache is calculated as the increase in metric</w:t>
-      </w:r>
-      <w:r>
-        <w:t xml:space="preserve"> </w:t>
-      </w:r>
-      <w:r>
-        <w:rPr>
-          <w:rStyle w:val="VerbatimChar"/>
-        </w:rPr>
-        <w:t xml:space="preserve">wmo_wis2_scgc_messages_cached_total (rel=canonical)</w:t>
-      </w:r>
-      <w:r>
-        <w:t xml:space="preserve"> </w:t>
-      </w:r>
-      <w:r>
-        <w:t xml:space="preserve">over the previous hour ÷ the increase in metric</w:t>
-      </w:r>
-      <w:r>
-        <w:t xml:space="preserve"> </w:t>
-      </w:r>
-      <w:r>
-        <w:rPr>
-          <w:rStyle w:val="VerbatimChar"/>
-        </w:rPr>
-        <w:t xml:space="preserve">wmo_wis2_scgc_messages_published_total (rel=canonical)</w:t>
-      </w:r>
-      <w:r>
-        <w:t xml:space="preserve"> </w:t>
-      </w:r>
-      <w:r>
-        <w:t xml:space="preserve">over the previous hour.</w:t>
-      </w:r>
-    </w:p>
-    <w:p>
-      <w:pPr>
-        <w:pStyle w:val="BodyText"/>
-      </w:pPr>
-      <w:r>
-        <w:rPr>
-          <w:bCs/>
-          <w:b/>
-        </w:rPr>
-        <w:t xml:space="preserve">KPI evaluation (hourly):</w:t>
-      </w:r>
-      <w:r>
-        <w:t xml:space="preserve"> </w:t>
-      </w:r>
-      <w:r>
-        <w:t xml:space="preserve">the cache completeness KPI is set to "pass" for the hour if the percentage of data items cached is not less than 95 per cent of the number published by origin; otherwise it is set to "fail" for the hour.</w:t>
-      </w:r>
-    </w:p>
-    <w:bookmarkEnd w:id="298"/>
-    <w:bookmarkStart w:id="299" w:name="X3d1e37419302054e925d88dfe948e088cd7f4ff"/>
-    <w:p>
-      <w:pPr>
-        <w:pStyle w:val="Heading3"/>
-      </w:pPr>
-      <w:r>
-        <w:t xml:space="preserve">B.2.2 Successful downloads KPI</w:t>
-      </w:r>
-    </w:p>
-    <w:p>
-      <w:pPr>
-        <w:pStyle w:val="FirstParagraph"/>
-      </w:pPr>
-      <w:r>
-        <w:t xml:space="preserve">This KPI measures the proportion of cached data items that can be successfully downloaded from the Global Cache, including, where a checksum is available in the message, validation of data integrity.</w:t>
-      </w:r>
-    </w:p>
-    <w:p>
-      <w:pPr>
-        <w:pStyle w:val="BodyText"/>
-      </w:pPr>
-      <w:r>
-        <w:rPr>
-          <w:bCs/>
-          <w:b/>
-        </w:rPr>
-        <w:t xml:space="preserve">Measure (calculated each hour):</w:t>
-      </w:r>
-    </w:p>
-    <w:p>
-      <w:pPr>
-        <w:pStyle w:val="BodyText"/>
-      </w:pPr>
-      <w:r>
-        <w:t xml:space="preserve">This measure is evaluated using a sample set of 300 randomly selected data items each hour. Data items must be cached by all Global Caches to be included in the sample set. The same sample set is used for all Global Caches. A small sample size is used to avoid overloading both Global Caches and Sensor Centres.</w:t>
-      </w:r>
-    </w:p>
-    <w:p>
-      <w:pPr>
-        <w:pStyle w:val="BodyText"/>
-      </w:pPr>
-      <w:r>
-        <w:t xml:space="preserve">The total number of data items sampled for download validation is recorded using the metric</w:t>
-      </w:r>
-      <w:r>
-        <w:t xml:space="preserve"> </w:t>
-      </w:r>
-      <w:r>
-        <w:rPr>
-          <w:rStyle w:val="VerbatimChar"/>
-        </w:rPr>
-        <w:t xml:space="preserve">wmo_wis2_scgc_download_selected_total</w:t>
-      </w:r>
-      <w:r>
-        <w:t xml:space="preserve">.</w:t>
-      </w:r>
-    </w:p>
-    <w:p>
-      <w:pPr>
-        <w:pStyle w:val="BodyText"/>
-      </w:pPr>
-      <w:r>
-        <w:t xml:space="preserve">The total number of data items in the sample set successfully downloaded by each Global Cache is recorded using the metric</w:t>
-      </w:r>
-      <w:r>
-        <w:t xml:space="preserve"> </w:t>
-      </w:r>
-      <w:r>
-        <w:rPr>
-          <w:rStyle w:val="VerbatimChar"/>
-        </w:rPr>
-        <w:t xml:space="preserve">wmo_wis2_scgc_download_successful_total</w:t>
-      </w:r>
-      <w:r>
-        <w:t xml:space="preserve">.</w:t>
-      </w:r>
-    </w:p>
-    <w:p>
-      <w:pPr>
-        <w:pStyle w:val="BodyText"/>
-      </w:pPr>
-      <w:r>
-        <w:t xml:space="preserve">The percentage of data items successfully downloaded is calculated as the increase in metric</w:t>
-      </w:r>
-      <w:r>
-        <w:t xml:space="preserve"> </w:t>
-      </w:r>
-      <w:r>
-        <w:rPr>
-          <w:rStyle w:val="VerbatimChar"/>
-        </w:rPr>
-        <w:t xml:space="preserve">wmo_wis2_scgc_download_successful_total</w:t>
-      </w:r>
-      <w:r>
-        <w:t xml:space="preserve"> </w:t>
-      </w:r>
-      <w:r>
-        <w:t xml:space="preserve">over the previous hour ÷ the increase in metric</w:t>
-      </w:r>
-      <w:r>
-        <w:t xml:space="preserve"> </w:t>
-      </w:r>
-      <w:r>
-        <w:rPr>
-          <w:rStyle w:val="VerbatimChar"/>
-        </w:rPr>
-        <w:t xml:space="preserve">wmo_wis2_scgc_download_selected_total</w:t>
-      </w:r>
-      <w:r>
-        <w:t xml:space="preserve"> </w:t>
-      </w:r>
-      <w:r>
-        <w:t xml:space="preserve">over the previous hour.</w:t>
-      </w:r>
-    </w:p>
-    <w:p>
-      <w:pPr>
-        <w:pStyle w:val="BodyText"/>
-      </w:pPr>
-      <w:r>
-        <w:rPr>
-          <w:bCs/>
-          <w:b/>
-        </w:rPr>
-        <w:t xml:space="preserve">KPI evaluation (hourly):</w:t>
-      </w:r>
-      <w:r>
-        <w:t xml:space="preserve"> </w:t>
-      </w:r>
-      <w:r>
-        <w:t xml:space="preserve">the successful download KPI is set to "pass" for the hour if the percentage of successful downloads is not less than 95 per cent; otherwise it is set to "fail" for the hour.</w:t>
-      </w:r>
-    </w:p>
-    <w:p>
-      <w:pPr>
-        <w:pStyle w:val="BodyText"/>
-      </w:pPr>
-      <w:r>
-        <w:t xml:space="preserve">Note that if</w:t>
-      </w:r>
-      <w:r>
-        <w:t xml:space="preserve"> </w:t>
-      </w:r>
-      <w:r>
-        <w:rPr>
-          <w:rStyle w:val="VerbatimChar"/>
-        </w:rPr>
-        <w:t xml:space="preserve">wmo_wis2_scgc_download_selected_total</w:t>
-      </w:r>
-      <w:r>
-        <w:t xml:space="preserve"> </w:t>
-      </w:r>
-      <w:r>
-        <w:t xml:space="preserve">is zero for the previous hour (i.e., no data items were cached by any Global Cache - perhaps because one Global Cache is offline), the successful downloads KPI cannot be calculated. In this case, the KPI is automatically set to "pass" for all Global Caches. The Global Cache that is offline will fail the cache completeness KPI, thus the combined KPI (see below) for the offline Global Cache will always be a fail.</w:t>
-      </w:r>
-    </w:p>
-    <w:bookmarkEnd w:id="299"/>
-    <w:bookmarkStart w:id="300" w:name="X1fc138410e3bfa8a25a20721db8836416da0eb6"/>
-    <w:p>
-      <w:pPr>
-        <w:pStyle w:val="Heading3"/>
-      </w:pPr>
-      <w:r>
-        <w:t xml:space="preserve">B.2.3 Combined hourly and monthly KPI</w:t>
-      </w:r>
-    </w:p>
-    <w:p>
-      <w:pPr>
-        <w:numPr>
-          <w:ilvl w:val="0"/>
-          <w:numId w:val="1121"/>
-        </w:numPr>
-      </w:pPr>
-      <w:r>
-        <w:t xml:space="preserve">For each hour, the Global Cache is considered operational where</w:t>
-      </w:r>
-      <w:r>
-        <w:t xml:space="preserve"> </w:t>
-      </w:r>
-      <w:r>
-        <w:rPr>
-          <w:bCs/>
-          <w:b/>
-        </w:rPr>
-        <w:t xml:space="preserve">both</w:t>
-      </w:r>
-      <w:r>
-        <w:t xml:space="preserve"> </w:t>
-      </w:r>
-      <w:r>
-        <w:t xml:space="preserve">the cache completeness KPI</w:t>
-      </w:r>
-      <w:r>
-        <w:t xml:space="preserve"> </w:t>
-      </w:r>
-      <w:r>
-        <w:rPr>
-          <w:bCs/>
-          <w:b/>
-        </w:rPr>
-        <w:t xml:space="preserve">and</w:t>
-      </w:r>
-      <w:r>
-        <w:t xml:space="preserve"> </w:t>
-      </w:r>
-      <w:r>
-        <w:t xml:space="preserve">the successful downloads KPI are set to "pass". If either KPI fails for the hour, the Global Cache is considered non-operational for that hour.</w:t>
-      </w:r>
-    </w:p>
-    <w:p>
-      <w:pPr>
-        <w:numPr>
-          <w:ilvl w:val="0"/>
-          <w:numId w:val="1121"/>
-        </w:numPr>
-      </w:pPr>
-      <w:r>
-        <w:t xml:space="preserve">Each month, the overall KPI is set to "pass" if the combined hourly KPI passes for not less than 98 per cent of hours in the month (i.e. the Global Cache may experience up to 14 "failure" hours in a calendar month and still be considered performing within the service level).</w:t>
-      </w:r>
-    </w:p>
-    <w:p>
-      <w:pPr>
-        <w:numPr>
-          <w:ilvl w:val="0"/>
-          <w:numId w:val="1121"/>
-        </w:numPr>
-      </w:pPr>
-      <w:r>
-        <w:t xml:space="preserve">Hours coinciding with planned outages, or other</w:t>
+        <w:t xml:space="preserve">Guide to WIS</w:t>
+      </w:r>
+      <w:r>
+        <w:t xml:space="preserve">, Volume II, existing guidance on competencies remains largely applicable. Please refer to</w:t>
       </w:r>
       <w:r>
         <w:t xml:space="preserve"> </w:t>
@@ -16999,66 +16280,6 @@
           <w:iCs/>
           <w:i/>
         </w:rPr>
-        <w:t xml:space="preserve">force majeure</w:t>
-      </w:r>
-      <w:r>
-        <w:t xml:space="preserve"> </w:t>
-      </w:r>
-      <w:r>
-        <w:t xml:space="preserve">agreed by SC-IMT, are excluded from the monthly KPI calculation.</w:t>
-      </w:r>
-    </w:p>
-    <w:p>
-      <w:pPr>
-        <w:numPr>
-          <w:ilvl w:val="0"/>
-          <w:numId w:val="1121"/>
-        </w:numPr>
-      </w:pPr>
-      <w:r>
-        <w:t xml:space="preserve">The monthly KPI is used in the assessment of Global Cache performance informing the determination of downtime in accordance with section 2.7.2.6.</w:t>
-      </w:r>
-    </w:p>
-    <w:bookmarkEnd w:id="300"/>
-    <w:bookmarkEnd w:id="301"/>
-    <w:bookmarkEnd w:id="302"/>
-    <w:bookmarkStart w:id="303" w:name="X7f4148bbe8340521d688e8add59cd975c84175d"/>
-    <w:p>
-      <w:pPr>
-        <w:pStyle w:val="Heading1"/>
-      </w:pPr>
-      <w:r>
-        <w:t xml:space="preserve">PART VI. Competencies</w:t>
-      </w:r>
-    </w:p>
-    <w:p>
-      <w:pPr>
-        <w:pStyle w:val="FirstParagraph"/>
-      </w:pPr>
-      <w:r>
-        <w:t xml:space="preserve">For this initial version of the</w:t>
-      </w:r>
-      <w:r>
-        <w:t xml:space="preserve"> </w:t>
-      </w:r>
-      <w:r>
-        <w:rPr>
-          <w:iCs/>
-          <w:i/>
-        </w:rPr>
-        <w:t xml:space="preserve">Guide to WIS</w:t>
-      </w:r>
-      <w:r>
-        <w:t xml:space="preserve">, Volume II, existing guidance on competencies remains largely applicable. Please refer to</w:t>
-      </w:r>
-      <w:r>
-        <w:t xml:space="preserve"> </w:t>
-      </w:r>
-      <w:r>
-        <w:rPr>
-          <w:iCs/>
-          <w:i/>
-        </w:rPr>
         <w:t xml:space="preserve">Guide to the WMO Information System</w:t>
       </w:r>
       <w:r>
@@ -17068,7 +16289,7 @@
         <w:t xml:space="preserve">(WMO-No. 1061), Volume I, Appendix A. WMO Information System Training and Learning Guide.</w:t>
       </w:r>
     </w:p>
-    <w:bookmarkEnd w:id="303"/>
+    <w:bookmarkEnd w:id="294"/>
     <w:sectPr/>
   </w:body>
 </w:document>
@@ -20040,12 +19261,6 @@
     </w:lvlOverride>
   </w:num>
   <w:num w:numId="1119">
-    <w:abstractNumId w:val="991"/>
-  </w:num>
-  <w:num w:numId="1120">
-    <w:abstractNumId w:val="991"/>
-  </w:num>
-  <w:num w:numId="1121">
     <w:abstractNumId w:val="991"/>
   </w:num>
 </w:numbering>

--- a/guide/infcom/guide/wis2-guide-DRAFT-INFCOM-4.docx
+++ b/guide/infcom/guide/wis2-guide-DRAFT-INFCOM-4.docx
@@ -105,7 +105,7 @@
         <w:pStyle w:val="Date"/>
       </w:pPr>
       <w:r>
-        <w:t xml:space="preserve">2026-08-05</w:t>
+        <w:t xml:space="preserve">2026-08-10</w:t>
       </w:r>
     </w:p>
     <w:p>
@@ -158,7 +158,7 @@
               <w:jc w:val="left"/>
             </w:pPr>
             <w:r>
-              <w:t xml:space="preserve">Date: 2026-08-05</w:t>
+              <w:t xml:space="preserve">Date: 2026-08-10</w:t>
             </w:r>
           </w:p>
         </w:tc>
@@ -11085,7 +11085,7 @@
         <w:pStyle w:val="FirstParagraph"/>
       </w:pPr>
       <w:r>
-        <w:t xml:space="preserve">Any WMO Member or partner organisation may request to operate an Additional Component that is defined in this Guide.</w:t>
+        <w:t xml:space="preserve">Any WMO Member or partner organization may request to operate an Additional Component that is defined in this Guide.</w:t>
       </w:r>
     </w:p>
     <w:p>

--- a/guide/infcom/guide/wis2-guide-DRAFT-INFCOM-4.docx
+++ b/guide/infcom/guide/wis2-guide-DRAFT-INFCOM-4.docx
@@ -105,7 +105,7 @@
         <w:pStyle w:val="Date"/>
       </w:pPr>
       <w:r>
-        <w:t xml:space="preserve">2026-08-10</w:t>
+        <w:t xml:space="preserve">2026-08-12</w:t>
       </w:r>
     </w:p>
     <w:p>
@@ -158,7 +158,7 @@
               <w:jc w:val="left"/>
             </w:pPr>
             <w:r>
-              <w:t xml:space="preserve">Date: 2026-08-10</w:t>
+              <w:t xml:space="preserve">Date: 2026-08-12</w:t>
             </w:r>
           </w:p>
         </w:tc>
@@ -171,7 +171,7 @@
               <w:jc w:val="left"/>
             </w:pPr>
             <w:r>
-              <w:t xml:space="preserve">Version: 1.3.0</w:t>
+              <w:t xml:space="preserve">Version: 1.4.0-draft</w:t>
             </w:r>
           </w:p>
         </w:tc>
@@ -3317,12 +3317,12 @@
           <w:numId w:val="1018"/>
         </w:numPr>
       </w:pPr>
-      <w:hyperlink w:anchor="X389c54ef161459295e2409da7e6e7a438d97537">
+      <w:hyperlink w:anchor="X04c845455f24d191e445239c565b08607ac9dcf">
         <w:r>
           <w:rPr>
             <w:rStyle w:val="Hyperlink"/>
           </w:rPr>
-          <w:t xml:space="preserve">???</w:t>
+          <w:t xml:space="preserve">PART IV. Information management</w:t>
         </w:r>
       </w:hyperlink>
     </w:p>
@@ -3333,12 +3333,12 @@
           <w:numId w:val="1018"/>
         </w:numPr>
       </w:pPr>
-      <w:hyperlink w:anchor="Xf0816da4cf7fb19671f2d7fe0d061de4ae60249">
+      <w:hyperlink w:anchor="Xc22bc5ab39ba62fe39071f09c0bb1e5b86d014a">
         <w:r>
           <w:rPr>
             <w:rStyle w:val="Hyperlink"/>
           </w:rPr>
-          <w:t xml:space="preserve">???</w:t>
+          <w:t xml:space="preserve">PART V. Security</w:t>
         </w:r>
       </w:hyperlink>
     </w:p>
@@ -3349,12 +3349,12 @@
           <w:numId w:val="1018"/>
         </w:numPr>
       </w:pPr>
-      <w:hyperlink w:anchor="X3b22a87a2b2970364529e1b1e33cb197e766c93">
+      <w:hyperlink w:anchor="X7f4148bbe8340521d688e8add59cd975c84175d">
         <w:r>
           <w:rPr>
             <w:rStyle w:val="Hyperlink"/>
           </w:rPr>
-          <w:t xml:space="preserve">???</w:t>
+          <w:t xml:space="preserve">PART VI. Competencies</w:t>
         </w:r>
       </w:hyperlink>
     </w:p>
@@ -3806,7 +3806,7 @@
         </w:numPr>
       </w:pPr>
       <w:r>
-        <w:t xml:space="preserve">A Global Monitor gathers and displays system performance, data availability, and other metrics from all WIS2 Nodes and Global Services;</w:t>
+        <w:t xml:space="preserve">A Global Monitor gathers and displays system performance, data availability, and other metrics from all WIS2 Nodes and Global Services.</w:t>
       </w:r>
     </w:p>
     <w:bookmarkEnd w:id="107"/>
@@ -14349,12 +14349,12 @@
       <w:r>
         <w:t xml:space="preserve"> </w:t>
       </w:r>
-      <w:hyperlink w:anchor="X99413cd7ab4f54193ab80a913e7ead8f7550165">
+      <w:hyperlink w:anchor="X4929199aec71e050b1d94930339cb902a348db4">
         <w:r>
           <w:rPr>
             <w:rStyle w:val="Hyperlink"/>
           </w:rPr>
-          <w:t xml:space="preserve">???</w:t>
+          <w:t xml:space="preserve">4.3 The information management life cycle</w:t>
         </w:r>
       </w:hyperlink>
       <w:r>
@@ -15549,12 +15549,12 @@
       <w:r>
         <w:t xml:space="preserve"> </w:t>
       </w:r>
-      <w:hyperlink w:anchor="X4f8ba816f7b8aa97bb15bd5af5a1f7f2fd3a919">
+      <w:hyperlink w:anchor="Xbe64c29659085b01557ed969921e787bed49234">
         <w:r>
           <w:rPr>
             <w:rStyle w:val="Hyperlink"/>
           </w:rPr>
-          <w:t xml:space="preserve">???</w:t>
+          <w:t xml:space="preserve">4.3.3.1 Planning, information creation and acquisition</w:t>
         </w:r>
       </w:hyperlink>
       <w:r>
@@ -15571,12 +15571,12 @@
       <w:r>
         <w:t xml:space="preserve"> </w:t>
       </w:r>
-      <w:hyperlink w:anchor="Xa7fab7390f658e9a7f9c1dd97f4f9989f0b7890">
+      <w:hyperlink w:anchor="Xe11f232826cd039bf17ed085e01ea5117e8cf55">
         <w:r>
           <w:rPr>
             <w:rStyle w:val="Hyperlink"/>
           </w:rPr>
-          <w:t xml:space="preserve">???</w:t>
+          <w:t xml:space="preserve">4.3.3.3 Publication and exchange of information</w:t>
         </w:r>
       </w:hyperlink>
       <w:r>
@@ -15820,7 +15820,7 @@
     <w:bookmarkEnd w:id="284"/>
     <w:bookmarkEnd w:id="285"/>
     <w:bookmarkEnd w:id="286"/>
-    <w:bookmarkStart w:id="289" w:name="Xc22bc5ab39ba62fe39071f09c0bb1e5b86d014a"/>
+    <w:bookmarkStart w:id="288" w:name="Xc22bc5ab39ba62fe39071f09c0bb1e5b86d014a"/>
     <w:p>
       <w:pPr>
         <w:pStyle w:val="Heading1"/>
@@ -15882,25 +15882,847 @@
         <w:t xml:space="preserve">(WMO-No. 1061), Volume I, Appendix E. Annex To Paragraph 7.8, 1. ICT Service Incident Management; and Appendix F.WIS IT Security Incident Response Process.</w:t>
       </w:r>
     </w:p>
+    <w:bookmarkEnd w:id="288"/>
+    <w:bookmarkStart w:id="289" w:name="X7f4148bbe8340521d688e8add59cd975c84175d"/>
+    <w:p>
+      <w:pPr>
+        <w:pStyle w:val="Heading1"/>
+      </w:pPr>
+      <w:r>
+        <w:t xml:space="preserve">PART VI. Competencies</w:t>
+      </w:r>
+    </w:p>
     <w:p>
       <w:pPr>
         <w:pStyle w:val="FirstParagraph"/>
       </w:pPr>
       <w:r>
-        <w:t xml:space="preserve">Unresolved directive in index.adoc - include::sections/appendix_a.adoc[]</w:t>
-      </w:r>
-      <w:r>
-        <w:t xml:space="preserve"> </w:t>
-      </w:r>
-      <w:r>
-        <w:t xml:space="preserve">== APPENDIX B: WMO CORE METADATA PROFILE (VERSION 2), KEY PERFORMANCE INDICATORS</w:t>
-      </w:r>
-    </w:p>
-    <w:p>
-      <w:pPr>
-        <w:pStyle w:val="BodyText"/>
-      </w:pPr>
-      <w:hyperlink r:id="rId288">
+        <w:t xml:space="preserve">For this initial version of the</w:t>
+      </w:r>
+      <w:r>
+        <w:t xml:space="preserve"> </w:t>
+      </w:r>
+      <w:r>
+        <w:rPr>
+          <w:iCs/>
+          <w:i/>
+        </w:rPr>
+        <w:t xml:space="preserve">Guide to WIS</w:t>
+      </w:r>
+      <w:r>
+        <w:t xml:space="preserve">, Volume II, existing guidance on competencies remains largely applicable. Please refer to</w:t>
+      </w:r>
+      <w:r>
+        <w:t xml:space="preserve"> </w:t>
+      </w:r>
+      <w:r>
+        <w:rPr>
+          <w:iCs/>
+          <w:i/>
+        </w:rPr>
+        <w:t xml:space="preserve">Guide to the WMO Information System</w:t>
+      </w:r>
+      <w:r>
+        <w:t xml:space="preserve"> </w:t>
+      </w:r>
+      <w:r>
+        <w:t xml:space="preserve">(WMO-No. 1061), Volume I, Appendix A. WMO Information System Training and Learning Guide.</w:t>
+      </w:r>
+    </w:p>
+    <w:bookmarkEnd w:id="289"/>
+    <w:bookmarkStart w:id="298" w:name="X09c961aa5f8e1e6c0d3ac7f4c57a7af932070e8"/>
+    <w:p>
+      <w:pPr>
+        <w:pStyle w:val="Heading1"/>
+      </w:pPr>
+      <w:r>
+        <w:t xml:space="preserve">Per-component operational criteria</w:t>
+      </w:r>
+    </w:p>
+    <w:bookmarkStart w:id="293" w:name="Xb9a83450d8cd1d5670867dd510f6bfc286f7a31"/>
+    <w:p>
+      <w:pPr>
+        <w:pStyle w:val="Heading2"/>
+      </w:pPr>
+      <w:r>
+        <w:t xml:space="preserve">B.1 Global Broker</w:t>
+      </w:r>
+    </w:p>
+    <w:p>
+      <w:pPr>
+        <w:pStyle w:val="FirstParagraph"/>
+      </w:pPr>
+      <w:r>
+        <w:t xml:space="preserve">The operational status of a Global Broker is assessed against two KPIs, both measured through Sensor Centre Global Broker (SCGB) instances operating in different parts of the globe, so as to reduce the influence of localized network conditions or of any individual Sensor Centre. Hourly KPI evaluation is based on the best result across all SCGB instances; KPIs are calculated at the Global Monitor, not at the Sensor Centre itself.</w:t>
+      </w:r>
+    </w:p>
+    <w:bookmarkStart w:id="290" w:name="Xac1dfef44aed8659e7102e984b82e29a973b998"/>
+    <w:p>
+      <w:pPr>
+        <w:pStyle w:val="Heading3"/>
+      </w:pPr>
+      <w:r>
+        <w:t xml:space="preserve">B.1.1 Message completeness KPI</w:t>
+      </w:r>
+    </w:p>
+    <w:p>
+      <w:pPr>
+        <w:pStyle w:val="FirstParagraph"/>
+      </w:pPr>
+      <w:r>
+        <w:t xml:space="preserve">This KPI measures the percentage of WIS2 Notification Messages (WNM) published by the Global Broker, within a defined cut-off time, compared against a baseline derived from all Global Brokers.</w:t>
+      </w:r>
+    </w:p>
+    <w:p>
+      <w:pPr>
+        <w:pStyle w:val="BodyText"/>
+      </w:pPr>
+      <w:r>
+        <w:rPr>
+          <w:bCs/>
+          <w:b/>
+        </w:rPr>
+        <w:t xml:space="preserve">Measure (calculated each hour):</w:t>
+      </w:r>
+    </w:p>
+    <w:p>
+      <w:pPr>
+        <w:pStyle w:val="BodyText"/>
+      </w:pPr>
+      <w:r>
+        <w:t xml:space="preserve">The percentage of WNM messages published by the Global Broker within the cut-off time of 60 seconds, compared to the baseline, is assessed using a randomised sample of approximately 10 per cent of messages. The number of messages published by each Global Broker within the cutoff time is recorded using the metric</w:t>
+      </w:r>
+      <w:r>
+        <w:t xml:space="preserve"> </w:t>
+      </w:r>
+      <w:r>
+        <w:rPr>
+          <w:rStyle w:val="VerbatimChar"/>
+        </w:rPr>
+        <w:t xml:space="preserve">wmo_wis2_scgb_messages_published_total</w:t>
+      </w:r>
+      <w:r>
+        <w:t xml:space="preserve">. The baseline is the highest number of messages published by any Global Broker, as recorded by any SCGB instance, within the previous hour. A message is considered "missed" if a Global Broker has not published that message within 60-seconds of it first being published by any other Global Broker.</w:t>
+      </w:r>
+    </w:p>
+    <w:p>
+      <w:pPr>
+        <w:pStyle w:val="BodyText"/>
+      </w:pPr>
+      <w:r>
+        <w:rPr>
+          <w:bCs/>
+          <w:b/>
+        </w:rPr>
+        <w:t xml:space="preserve">KPI evaluation (hourly):</w:t>
+      </w:r>
+      <w:r>
+        <w:t xml:space="preserve"> </w:t>
+      </w:r>
+      <w:r>
+        <w:t xml:space="preserve">the message completeness KPI is set to "pass" for the hour if the percentage of messages published is not less than 95 per cent of the baseline; otherwise it is set to "fail" for the hour.</w:t>
+      </w:r>
+    </w:p>
+    <w:bookmarkEnd w:id="290"/>
+    <w:bookmarkStart w:id="291" w:name="Xa1ff4e4c592c2f44f7c7b81b761b7ec171387fb"/>
+    <w:p>
+      <w:pPr>
+        <w:pStyle w:val="Heading3"/>
+      </w:pPr>
+      <w:r>
+        <w:t xml:space="preserve">B.1.2 Connectivity KPI</w:t>
+      </w:r>
+    </w:p>
+    <w:p>
+      <w:pPr>
+        <w:pStyle w:val="FirstParagraph"/>
+      </w:pPr>
+      <w:r>
+        <w:t xml:space="preserve">This KPI measures the proportion of the hour during which the public MQTT endpoint of the Global Broker are reachable, as determined from the connection status recorded by SCGB instances.</w:t>
+      </w:r>
+    </w:p>
+    <w:p>
+      <w:pPr>
+        <w:pStyle w:val="BodyText"/>
+      </w:pPr>
+      <w:r>
+        <w:rPr>
+          <w:bCs/>
+          <w:b/>
+        </w:rPr>
+        <w:t xml:space="preserve">Measure (calculated each hour):</w:t>
+      </w:r>
+    </w:p>
+    <w:p>
+      <w:pPr>
+        <w:pStyle w:val="BodyText"/>
+      </w:pPr>
+      <w:r>
+        <w:t xml:space="preserve">The proportion of time that the Global Broker’s MQTT end-point is accessible, published by the Sensor Centre Global Broker using metric</w:t>
+      </w:r>
+      <w:r>
+        <w:t xml:space="preserve"> </w:t>
+      </w:r>
+      <w:r>
+        <w:rPr>
+          <w:rStyle w:val="VerbatimChar"/>
+        </w:rPr>
+        <w:t xml:space="preserve">wmo_wis2_scgb_connected_flag</w:t>
+      </w:r>
+      <w:r>
+        <w:t xml:space="preserve">.</w:t>
+      </w:r>
+    </w:p>
+    <w:p>
+      <w:pPr>
+        <w:pStyle w:val="BodyText"/>
+      </w:pPr>
+      <w:r>
+        <w:rPr>
+          <w:bCs/>
+          <w:b/>
+        </w:rPr>
+        <w:t xml:space="preserve">KPI evaluation (hourly):</w:t>
+      </w:r>
+      <w:r>
+        <w:t xml:space="preserve"> </w:t>
+      </w:r>
+      <w:r>
+        <w:t xml:space="preserve">the connectivity KPI is set to "pass" for the hour if the</w:t>
+      </w:r>
+      <w:r>
+        <w:t xml:space="preserve"> </w:t>
+      </w:r>
+      <w:r>
+        <w:rPr>
+          <w:rStyle w:val="VerbatimChar"/>
+        </w:rPr>
+        <w:t xml:space="preserve">wmo_wis2_scgb_connected_flag</w:t>
+      </w:r>
+      <w:r>
+        <w:t xml:space="preserve"> </w:t>
+      </w:r>
+      <w:r>
+        <w:t xml:space="preserve">is set to</w:t>
+      </w:r>
+      <w:r>
+        <w:t xml:space="preserve"> </w:t>
+      </w:r>
+      <w:r>
+        <w:rPr>
+          <w:rStyle w:val="VerbatimChar"/>
+        </w:rPr>
+        <w:t xml:space="preserve">1</w:t>
+      </w:r>
+      <w:r>
+        <w:t xml:space="preserve"> </w:t>
+      </w:r>
+      <w:r>
+        <w:t xml:space="preserve">("True", connected) for not less than 95 per cent of the time; otherwise it is set to "fail" for the hour.</w:t>
+      </w:r>
+    </w:p>
+    <w:bookmarkEnd w:id="291"/>
+    <w:bookmarkStart w:id="292" w:name="X9b394fd78fbc3dae4c29a8645599877129719a8"/>
+    <w:p>
+      <w:pPr>
+        <w:pStyle w:val="Heading3"/>
+      </w:pPr>
+      <w:r>
+        <w:t xml:space="preserve">B.1.3 Combined hourly and monthly KPI</w:t>
+      </w:r>
+    </w:p>
+    <w:p>
+      <w:pPr>
+        <w:numPr>
+          <w:ilvl w:val="0"/>
+          <w:numId w:val="1120"/>
+        </w:numPr>
+      </w:pPr>
+      <w:r>
+        <w:t xml:space="preserve">For each hour, the Global Broker is considered operational where</w:t>
+      </w:r>
+      <w:r>
+        <w:t xml:space="preserve"> </w:t>
+      </w:r>
+      <w:r>
+        <w:rPr>
+          <w:bCs/>
+          <w:b/>
+        </w:rPr>
+        <w:t xml:space="preserve">both</w:t>
+      </w:r>
+      <w:r>
+        <w:t xml:space="preserve"> </w:t>
+      </w:r>
+      <w:r>
+        <w:t xml:space="preserve">the message completeness KPI</w:t>
+      </w:r>
+      <w:r>
+        <w:t xml:space="preserve"> </w:t>
+      </w:r>
+      <w:r>
+        <w:rPr>
+          <w:bCs/>
+          <w:b/>
+        </w:rPr>
+        <w:t xml:space="preserve">and</w:t>
+      </w:r>
+      <w:r>
+        <w:t xml:space="preserve"> </w:t>
+      </w:r>
+      <w:r>
+        <w:t xml:space="preserve">the connectivity KPI are set to "pass". If either KPI fails for the hour, the Global Broker is considered non-operational for that hour.</w:t>
+      </w:r>
+    </w:p>
+    <w:p>
+      <w:pPr>
+        <w:numPr>
+          <w:ilvl w:val="0"/>
+          <w:numId w:val="1120"/>
+        </w:numPr>
+      </w:pPr>
+      <w:r>
+        <w:t xml:space="preserve">Each month, the overall KPI is set to "pass" if the combined hourly KPI passes for not less than 98 per cent of hours in the month (i.e. the Global Broker may experience up to 14 "failure" hours in a calendar month and still be considered performing within the service level).</w:t>
+      </w:r>
+    </w:p>
+    <w:p>
+      <w:pPr>
+        <w:numPr>
+          <w:ilvl w:val="0"/>
+          <w:numId w:val="1120"/>
+        </w:numPr>
+      </w:pPr>
+      <w:r>
+        <w:t xml:space="preserve">Hours coinciding with planned outages, or other</w:t>
+      </w:r>
+      <w:r>
+        <w:t xml:space="preserve"> </w:t>
+      </w:r>
+      <w:r>
+        <w:rPr>
+          <w:iCs/>
+          <w:i/>
+        </w:rPr>
+        <w:t xml:space="preserve">force majeure</w:t>
+      </w:r>
+      <w:r>
+        <w:t xml:space="preserve"> </w:t>
+      </w:r>
+      <w:r>
+        <w:t xml:space="preserve">agreed by SC-IMT, are excluded from the monthly KPI calculation.</w:t>
+      </w:r>
+    </w:p>
+    <w:p>
+      <w:pPr>
+        <w:numPr>
+          <w:ilvl w:val="0"/>
+          <w:numId w:val="1120"/>
+        </w:numPr>
+      </w:pPr>
+      <w:r>
+        <w:t xml:space="preserve">The monthly KPI is used in the assessment of Global Broker performance informing the determination of downtime in accordance with section 2.7.2.6.</w:t>
+      </w:r>
+    </w:p>
+    <w:bookmarkEnd w:id="292"/>
+    <w:bookmarkEnd w:id="293"/>
+    <w:bookmarkStart w:id="297" w:name="Xc3b8352bbe9adc309efdc9a15cebae26e64b501"/>
+    <w:p>
+      <w:pPr>
+        <w:pStyle w:val="Heading2"/>
+      </w:pPr>
+      <w:r>
+        <w:t xml:space="preserve">B.2 Global Cache</w:t>
+      </w:r>
+    </w:p>
+    <w:p>
+      <w:pPr>
+        <w:pStyle w:val="FirstParagraph"/>
+      </w:pPr>
+      <w:r>
+        <w:t xml:space="preserve">The operational status of a Global Cache is assessed against two KPIs, both measured through Sensor Centre Global Cache (SCGC) instances operating in different parts of the globe, so as to reduce the influence of localized network conditions or of any individual Sensor Centre. Hourly KPI evaluation is based on the best result across all SCGC instances; KPIs are calculated at the Global Monitor, not at the Sensor Centre itself.</w:t>
+      </w:r>
+    </w:p>
+    <w:bookmarkStart w:id="294" w:name="X691e4de66b6e5afba6d428ea923d3262dc63d25"/>
+    <w:p>
+      <w:pPr>
+        <w:pStyle w:val="Heading3"/>
+      </w:pPr>
+      <w:r>
+        <w:t xml:space="preserve">B.2.1 Cache completeness KPI</w:t>
+      </w:r>
+    </w:p>
+    <w:p>
+      <w:pPr>
+        <w:pStyle w:val="FirstParagraph"/>
+      </w:pPr>
+      <w:r>
+        <w:t xml:space="preserve">This KPI measures the percentage of data items published by the Global Cache compared with the total number of data items published by all WIS2 Nodes (on</w:t>
+      </w:r>
+      <w:r>
+        <w:t xml:space="preserve"> </w:t>
+      </w:r>
+      <w:r>
+        <w:rPr>
+          <w:rStyle w:val="VerbatimChar"/>
+        </w:rPr>
+        <w:t xml:space="preserve">origin</w:t>
+      </w:r>
+      <w:r>
+        <w:t xml:space="preserve"> </w:t>
+      </w:r>
+      <w:r>
+        <w:t xml:space="preserve">topics).</w:t>
+      </w:r>
+    </w:p>
+    <w:p>
+      <w:pPr>
+        <w:pStyle w:val="BodyText"/>
+      </w:pPr>
+      <w:r>
+        <w:rPr>
+          <w:bCs/>
+          <w:b/>
+        </w:rPr>
+        <w:t xml:space="preserve">Measure (calculated each hour):</w:t>
+      </w:r>
+    </w:p>
+    <w:p>
+      <w:pPr>
+        <w:pStyle w:val="BodyText"/>
+      </w:pPr>
+      <w:r>
+        <w:t xml:space="preserve">The number of data items published by all origin WIS2 Nodes is recorded using the metric</w:t>
+      </w:r>
+      <w:r>
+        <w:t xml:space="preserve"> </w:t>
+      </w:r>
+      <w:r>
+        <w:rPr>
+          <w:rStyle w:val="VerbatimChar"/>
+        </w:rPr>
+        <w:t xml:space="preserve">wmo_wis2_scgc_messages_published_total</w:t>
+      </w:r>
+      <w:r>
+        <w:t xml:space="preserve">. Only those data items expected to be cached are included in this measure.</w:t>
+      </w:r>
+    </w:p>
+    <w:p>
+      <w:pPr>
+        <w:pStyle w:val="BodyText"/>
+      </w:pPr>
+      <w:r>
+        <w:t xml:space="preserve">The number of data items cached by a Global Cache is recorded using the metric</w:t>
+      </w:r>
+      <w:r>
+        <w:t xml:space="preserve"> </w:t>
+      </w:r>
+      <w:r>
+        <w:rPr>
+          <w:rStyle w:val="VerbatimChar"/>
+        </w:rPr>
+        <w:t xml:space="preserve">wmo_wis2_scgc_messages_cached_total</w:t>
+      </w:r>
+      <w:r>
+        <w:t xml:space="preserve">. Data items that are cached more than 600-seconds after publication by the origin WIS2 Node are excluded from this measure.</w:t>
+      </w:r>
+    </w:p>
+    <w:p>
+      <w:pPr>
+        <w:pStyle w:val="BodyText"/>
+      </w:pPr>
+      <w:r>
+        <w:t xml:space="preserve">Because Global Caches are designed to discard out-of-sequence updates, and counting such discards as "misses" would not be a fair reflection of performance, KPI performance is evaluated only for "canonical" data items (i.e., where the Notification Message specifies the link-relation</w:t>
+      </w:r>
+      <w:r>
+        <w:t xml:space="preserve"> </w:t>
+      </w:r>
+      <w:r>
+        <w:rPr>
+          <w:rStyle w:val="VerbatimChar"/>
+        </w:rPr>
+        <w:t xml:space="preserve">canonical</w:t>
+      </w:r>
+      <w:r>
+        <w:t xml:space="preserve">). Both</w:t>
+      </w:r>
+      <w:r>
+        <w:t xml:space="preserve"> </w:t>
+      </w:r>
+      <w:r>
+        <w:rPr>
+          <w:rStyle w:val="VerbatimChar"/>
+        </w:rPr>
+        <w:t xml:space="preserve">wmo_wis2_scgc_messages_published_total</w:t>
+      </w:r>
+      <w:r>
+        <w:t xml:space="preserve"> </w:t>
+      </w:r>
+      <w:r>
+        <w:t xml:space="preserve">and</w:t>
+      </w:r>
+      <w:r>
+        <w:t xml:space="preserve"> </w:t>
+      </w:r>
+      <w:r>
+        <w:rPr>
+          <w:rStyle w:val="VerbatimChar"/>
+        </w:rPr>
+        <w:t xml:space="preserve">wmo_wis2_scgc_messages_cached_total</w:t>
+      </w:r>
+      <w:r>
+        <w:t xml:space="preserve"> </w:t>
+      </w:r>
+      <w:r>
+        <w:t xml:space="preserve">metrics include the label</w:t>
+      </w:r>
+      <w:r>
+        <w:t xml:space="preserve"> </w:t>
+      </w:r>
+      <w:r>
+        <w:rPr>
+          <w:rStyle w:val="VerbatimChar"/>
+        </w:rPr>
+        <w:t xml:space="preserve">rel</w:t>
+      </w:r>
+      <w:r>
+        <w:t xml:space="preserve"> </w:t>
+      </w:r>
+      <w:r>
+        <w:t xml:space="preserve">to distinguish the link-relation.</w:t>
+      </w:r>
+    </w:p>
+    <w:p>
+      <w:pPr>
+        <w:pStyle w:val="BodyText"/>
+      </w:pPr>
+      <w:r>
+        <w:t xml:space="preserve">The percentage of data items published by a Global Cache is calculated as the increase in metric</w:t>
+      </w:r>
+      <w:r>
+        <w:t xml:space="preserve"> </w:t>
+      </w:r>
+      <w:r>
+        <w:rPr>
+          <w:rStyle w:val="VerbatimChar"/>
+        </w:rPr>
+        <w:t xml:space="preserve">wmo_wis2_scgc_messages_cached_total (rel=canonical)</w:t>
+      </w:r>
+      <w:r>
+        <w:t xml:space="preserve"> </w:t>
+      </w:r>
+      <w:r>
+        <w:t xml:space="preserve">over the previous hour ÷ the increase in metric</w:t>
+      </w:r>
+      <w:r>
+        <w:t xml:space="preserve"> </w:t>
+      </w:r>
+      <w:r>
+        <w:rPr>
+          <w:rStyle w:val="VerbatimChar"/>
+        </w:rPr>
+        <w:t xml:space="preserve">wmo_wis2_scgc_messages_published_total (rel=canonical)</w:t>
+      </w:r>
+      <w:r>
+        <w:t xml:space="preserve"> </w:t>
+      </w:r>
+      <w:r>
+        <w:t xml:space="preserve">over the previous hour.</w:t>
+      </w:r>
+    </w:p>
+    <w:p>
+      <w:pPr>
+        <w:pStyle w:val="BodyText"/>
+      </w:pPr>
+      <w:r>
+        <w:rPr>
+          <w:bCs/>
+          <w:b/>
+        </w:rPr>
+        <w:t xml:space="preserve">KPI evaluation (hourly):</w:t>
+      </w:r>
+      <w:r>
+        <w:t xml:space="preserve"> </w:t>
+      </w:r>
+      <w:r>
+        <w:t xml:space="preserve">the cache completeness KPI is set to "pass" for the hour if the percentage of data items cached is not less than 95 per cent of the number published by origin; otherwise it is set to "fail" for the hour.</w:t>
+      </w:r>
+    </w:p>
+    <w:bookmarkEnd w:id="294"/>
+    <w:bookmarkStart w:id="295" w:name="X3d1e37419302054e925d88dfe948e088cd7f4ff"/>
+    <w:p>
+      <w:pPr>
+        <w:pStyle w:val="Heading3"/>
+      </w:pPr>
+      <w:r>
+        <w:t xml:space="preserve">B.2.2 Successful downloads KPI</w:t>
+      </w:r>
+    </w:p>
+    <w:p>
+      <w:pPr>
+        <w:pStyle w:val="FirstParagraph"/>
+      </w:pPr>
+      <w:r>
+        <w:t xml:space="preserve">This KPI measures the proportion of cached data items that can be successfully downloaded from the Global Cache, including, where a checksum is available in the message, validation of data integrity.</w:t>
+      </w:r>
+    </w:p>
+    <w:p>
+      <w:pPr>
+        <w:pStyle w:val="BodyText"/>
+      </w:pPr>
+      <w:r>
+        <w:rPr>
+          <w:bCs/>
+          <w:b/>
+        </w:rPr>
+        <w:t xml:space="preserve">Measure (calculated each hour):</w:t>
+      </w:r>
+    </w:p>
+    <w:p>
+      <w:pPr>
+        <w:pStyle w:val="BodyText"/>
+      </w:pPr>
+      <w:r>
+        <w:t xml:space="preserve">This measure is evaluated using a sample set of 300 randomly selected data items each hour. Data items must be cached by all Global Caches to be included in the sample set. The same sample set is used for all Global Caches. A small sample size is used to avoid overloading both Global Caches and Sensor Centres.</w:t>
+      </w:r>
+    </w:p>
+    <w:p>
+      <w:pPr>
+        <w:pStyle w:val="BodyText"/>
+      </w:pPr>
+      <w:r>
+        <w:t xml:space="preserve">The total number of data items sampled for download validation is recorded using the metric</w:t>
+      </w:r>
+      <w:r>
+        <w:t xml:space="preserve"> </w:t>
+      </w:r>
+      <w:r>
+        <w:rPr>
+          <w:rStyle w:val="VerbatimChar"/>
+        </w:rPr>
+        <w:t xml:space="preserve">wmo_wis2_scgc_download_selected_total</w:t>
+      </w:r>
+      <w:r>
+        <w:t xml:space="preserve">.</w:t>
+      </w:r>
+    </w:p>
+    <w:p>
+      <w:pPr>
+        <w:pStyle w:val="BodyText"/>
+      </w:pPr>
+      <w:r>
+        <w:t xml:space="preserve">The total number of data items in the sample set successfully downloaded by each Global Cache is recorded using the metric</w:t>
+      </w:r>
+      <w:r>
+        <w:t xml:space="preserve"> </w:t>
+      </w:r>
+      <w:r>
+        <w:rPr>
+          <w:rStyle w:val="VerbatimChar"/>
+        </w:rPr>
+        <w:t xml:space="preserve">wmo_wis2_scgc_download_successful_total</w:t>
+      </w:r>
+      <w:r>
+        <w:t xml:space="preserve">.</w:t>
+      </w:r>
+    </w:p>
+    <w:p>
+      <w:pPr>
+        <w:pStyle w:val="BodyText"/>
+      </w:pPr>
+      <w:r>
+        <w:t xml:space="preserve">The percentage of data items successfully downloaded is calculated as the increase in metric</w:t>
+      </w:r>
+      <w:r>
+        <w:t xml:space="preserve"> </w:t>
+      </w:r>
+      <w:r>
+        <w:rPr>
+          <w:rStyle w:val="VerbatimChar"/>
+        </w:rPr>
+        <w:t xml:space="preserve">wmo_wis2_scgc_download_successful_total</w:t>
+      </w:r>
+      <w:r>
+        <w:t xml:space="preserve"> </w:t>
+      </w:r>
+      <w:r>
+        <w:t xml:space="preserve">over the previous hour ÷ the increase in metric</w:t>
+      </w:r>
+      <w:r>
+        <w:t xml:space="preserve"> </w:t>
+      </w:r>
+      <w:r>
+        <w:rPr>
+          <w:rStyle w:val="VerbatimChar"/>
+        </w:rPr>
+        <w:t xml:space="preserve">wmo_wis2_scgc_download_selected_total</w:t>
+      </w:r>
+      <w:r>
+        <w:t xml:space="preserve"> </w:t>
+      </w:r>
+      <w:r>
+        <w:t xml:space="preserve">over the previous hour.</w:t>
+      </w:r>
+    </w:p>
+    <w:p>
+      <w:pPr>
+        <w:pStyle w:val="BodyText"/>
+      </w:pPr>
+      <w:r>
+        <w:rPr>
+          <w:bCs/>
+          <w:b/>
+        </w:rPr>
+        <w:t xml:space="preserve">KPI evaluation (hourly):</w:t>
+      </w:r>
+      <w:r>
+        <w:t xml:space="preserve"> </w:t>
+      </w:r>
+      <w:r>
+        <w:t xml:space="preserve">the successful download KPI is set to "pass" for the hour if the percentage of successful downloads is not less than 95 per cent; otherwise it is set to "fail" for the hour.</w:t>
+      </w:r>
+    </w:p>
+    <w:p>
+      <w:pPr>
+        <w:pStyle w:val="BodyText"/>
+      </w:pPr>
+      <w:r>
+        <w:t xml:space="preserve">Note that if</w:t>
+      </w:r>
+      <w:r>
+        <w:t xml:space="preserve"> </w:t>
+      </w:r>
+      <w:r>
+        <w:rPr>
+          <w:rStyle w:val="VerbatimChar"/>
+        </w:rPr>
+        <w:t xml:space="preserve">wmo_wis2_scgc_download_selected_total</w:t>
+      </w:r>
+      <w:r>
+        <w:t xml:space="preserve"> </w:t>
+      </w:r>
+      <w:r>
+        <w:t xml:space="preserve">is zero for the previous hour (i.e., no data items were cached by any Global Cache - perhaps because one Global Cache is offline), the successful downloads KPI cannot be calculated. In this case, the KPI is automatically set to "pass" for all Global Caches. The Global Cache that is offline will fail the cache completeness KPI, thus the combined KPI (see below) for the offline Global Cache will always be a fail.</w:t>
+      </w:r>
+    </w:p>
+    <w:bookmarkEnd w:id="295"/>
+    <w:bookmarkStart w:id="296" w:name="X1fc138410e3bfa8a25a20721db8836416da0eb6"/>
+    <w:p>
+      <w:pPr>
+        <w:pStyle w:val="Heading3"/>
+      </w:pPr>
+      <w:r>
+        <w:t xml:space="preserve">B.2.3 Combined hourly and monthly KPI</w:t>
+      </w:r>
+    </w:p>
+    <w:p>
+      <w:pPr>
+        <w:numPr>
+          <w:ilvl w:val="0"/>
+          <w:numId w:val="1121"/>
+        </w:numPr>
+      </w:pPr>
+      <w:r>
+        <w:t xml:space="preserve">For each hour, the Global Cache is considered operational where</w:t>
+      </w:r>
+      <w:r>
+        <w:t xml:space="preserve"> </w:t>
+      </w:r>
+      <w:r>
+        <w:rPr>
+          <w:bCs/>
+          <w:b/>
+        </w:rPr>
+        <w:t xml:space="preserve">both</w:t>
+      </w:r>
+      <w:r>
+        <w:t xml:space="preserve"> </w:t>
+      </w:r>
+      <w:r>
+        <w:t xml:space="preserve">the cache completeness KPI</w:t>
+      </w:r>
+      <w:r>
+        <w:t xml:space="preserve"> </w:t>
+      </w:r>
+      <w:r>
+        <w:rPr>
+          <w:bCs/>
+          <w:b/>
+        </w:rPr>
+        <w:t xml:space="preserve">and</w:t>
+      </w:r>
+      <w:r>
+        <w:t xml:space="preserve"> </w:t>
+      </w:r>
+      <w:r>
+        <w:t xml:space="preserve">the successful downloads KPI are set to "pass". If either KPI fails for the hour, the Global Cache is considered non-operational for that hour.</w:t>
+      </w:r>
+    </w:p>
+    <w:p>
+      <w:pPr>
+        <w:numPr>
+          <w:ilvl w:val="0"/>
+          <w:numId w:val="1121"/>
+        </w:numPr>
+      </w:pPr>
+      <w:r>
+        <w:t xml:space="preserve">Each month, the overall KPI is set to "pass" if the combined hourly KPI passes for not less than 98 per cent of hours in the month (i.e. the Global Cache may experience up to 14 "failure" hours in a calendar month and still be considered performing within the service level).</w:t>
+      </w:r>
+    </w:p>
+    <w:p>
+      <w:pPr>
+        <w:numPr>
+          <w:ilvl w:val="0"/>
+          <w:numId w:val="1121"/>
+        </w:numPr>
+      </w:pPr>
+      <w:r>
+        <w:t xml:space="preserve">Hours coinciding with planned outages, or other</w:t>
+      </w:r>
+      <w:r>
+        <w:t xml:space="preserve"> </w:t>
+      </w:r>
+      <w:r>
+        <w:rPr>
+          <w:iCs/>
+          <w:i/>
+        </w:rPr>
+        <w:t xml:space="preserve">force majeure</w:t>
+      </w:r>
+      <w:r>
+        <w:t xml:space="preserve"> </w:t>
+      </w:r>
+      <w:r>
+        <w:t xml:space="preserve">agreed by SC-IMT, are excluded from the monthly KPI calculation.</w:t>
+      </w:r>
+    </w:p>
+    <w:p>
+      <w:pPr>
+        <w:numPr>
+          <w:ilvl w:val="0"/>
+          <w:numId w:val="1121"/>
+        </w:numPr>
+      </w:pPr>
+      <w:r>
+        <w:t xml:space="preserve">The monthly KPI is used in the assessment of Global Cache performance informing the determination of downtime in accordance with section 2.7.2.6.</w:t>
+      </w:r>
+    </w:p>
+    <w:bookmarkEnd w:id="296"/>
+    <w:bookmarkEnd w:id="297"/>
+    <w:bookmarkEnd w:id="298"/>
+    <w:bookmarkStart w:id="300" w:name="X6170ca83188f6b50fcfc0b4dc64590adfcf20cd"/>
+    <w:p>
+      <w:pPr>
+        <w:pStyle w:val="Heading1"/>
+      </w:pPr>
+      <w:r>
+        <w:t xml:space="preserve">APPENDIX B: WMO CORE METADATA PROFILE (VERSION 2), KEY PERFORMANCE INDICATORS</w:t>
+      </w:r>
+    </w:p>
+    <w:p>
+      <w:pPr>
+        <w:pStyle w:val="FirstParagraph"/>
+      </w:pPr>
+      <w:hyperlink r:id="rId299">
         <w:r>
           <w:rPr>
             <w:rStyle w:val="Hyperlink"/>
@@ -15909,8 +16731,8 @@
         </w:r>
       </w:hyperlink>
     </w:p>
-    <w:bookmarkEnd w:id="289"/>
-    <w:bookmarkStart w:id="293" w:name="X7704236ba72ed8cc2b9a9e238d27c640b9b6528"/>
+    <w:bookmarkEnd w:id="300"/>
+    <w:bookmarkStart w:id="304" w:name="X7704236ba72ed8cc2b9a9e238d27c640b9b6528"/>
     <w:p>
       <w:pPr>
         <w:pStyle w:val="Heading1"/>
@@ -16095,7 +16917,7 @@
             <w:pPr>
               <w:jc w:val="left"/>
             </w:pPr>
-            <w:hyperlink r:id="rId290">
+            <w:hyperlink r:id="rId301">
               <w:r>
                 <w:rPr>
                   <w:rStyle w:val="Hyperlink"/>
@@ -16157,7 +16979,7 @@
             <w:pPr>
               <w:jc w:val="left"/>
             </w:pPr>
-            <w:hyperlink r:id="rId291">
+            <w:hyperlink r:id="rId302">
               <w:r>
                 <w:rPr>
                   <w:rStyle w:val="Hyperlink"/>
@@ -16219,7 +17041,7 @@
             <w:pPr>
               <w:jc w:val="left"/>
             </w:pPr>
-            <w:hyperlink r:id="rId292">
+            <w:hyperlink r:id="rId303">
               <w:r>
                 <w:rPr>
                   <w:rStyle w:val="Hyperlink"/>
@@ -16241,55 +17063,62 @@
           </w:p>
         </w:tc>
       </w:tr>
+      <w:tr>
+        <w:tc>
+          <w:tcPr/>
+          <w:p>
+            <w:pPr>
+              <w:jc w:val="left"/>
+            </w:pPr>
+            <w:r>
+              <w:t xml:space="preserve">August 2026</w:t>
+            </w:r>
+          </w:p>
+        </w:tc>
+        <w:tc>
+          <w:tcPr/>
+          <w:p>
+            <w:pPr>
+              <w:jc w:val="left"/>
+            </w:pPr>
+            <w:r>
+              <w:t xml:space="preserve">1.4.0-DRAFT</w:t>
+            </w:r>
+          </w:p>
+        </w:tc>
+        <w:tc>
+          <w:tcPr/>
+          <w:p>
+            <w:pPr>
+              <w:jc w:val="left"/>
+            </w:pPr>
+            <w:r>
+              <w:t xml:space="preserve">SC-IMT</w:t>
+            </w:r>
+          </w:p>
+        </w:tc>
+        <w:tc>
+          <w:tcPr/>
+          <w:p>
+            <w:pPr>
+              <w:pStyle w:val="Compact"/>
+            </w:pPr>
+          </w:p>
+        </w:tc>
+        <w:tc>
+          <w:tcPr/>
+          <w:p>
+            <w:pPr>
+              <w:jc w:val="left"/>
+            </w:pPr>
+            <w:r>
+              <w:t xml:space="preserve">INFCOM-4</w:t>
+            </w:r>
+          </w:p>
+        </w:tc>
+      </w:tr>
     </w:tbl>
-    <w:bookmarkEnd w:id="293"/>
-    <w:bookmarkStart w:id="294" w:name="X7f4148bbe8340521d688e8add59cd975c84175d"/>
-    <w:p>
-      <w:pPr>
-        <w:pStyle w:val="Heading1"/>
-      </w:pPr>
-      <w:r>
-        <w:t xml:space="preserve">PART VI. Competencies</w:t>
-      </w:r>
-    </w:p>
-    <w:p>
-      <w:pPr>
-        <w:pStyle w:val="FirstParagraph"/>
-      </w:pPr>
-      <w:r>
-        <w:t xml:space="preserve">For this initial version of the</w:t>
-      </w:r>
-      <w:r>
-        <w:t xml:space="preserve"> </w:t>
-      </w:r>
-      <w:r>
-        <w:rPr>
-          <w:iCs/>
-          <w:i/>
-        </w:rPr>
-        <w:t xml:space="preserve">Guide to WIS</w:t>
-      </w:r>
-      <w:r>
-        <w:t xml:space="preserve">, Volume II, existing guidance on competencies remains largely applicable. Please refer to</w:t>
-      </w:r>
-      <w:r>
-        <w:t xml:space="preserve"> </w:t>
-      </w:r>
-      <w:r>
-        <w:rPr>
-          <w:iCs/>
-          <w:i/>
-        </w:rPr>
-        <w:t xml:space="preserve">Guide to the WMO Information System</w:t>
-      </w:r>
-      <w:r>
-        <w:t xml:space="preserve"> </w:t>
-      </w:r>
-      <w:r>
-        <w:t xml:space="preserve">(WMO-No. 1061), Volume I, Appendix A. WMO Information System Training and Learning Guide.</w:t>
-      </w:r>
-    </w:p>
-    <w:bookmarkEnd w:id="294"/>
+    <w:bookmarkEnd w:id="304"/>
     <w:sectPr/>
   </w:body>
 </w:document>
@@ -19261,6 +20090,12 @@
     </w:lvlOverride>
   </w:num>
   <w:num w:numId="1119">
+    <w:abstractNumId w:val="991"/>
+  </w:num>
+  <w:num w:numId="1120">
+    <w:abstractNumId w:val="991"/>
+  </w:num>
+  <w:num w:numId="1121">
     <w:abstractNumId w:val="991"/>
   </w:num>
 </w:numbering>

--- a/guide/infcom/guide/wis2-guide-DRAFT-INFCOM-4.docx
+++ b/guide/infcom/guide/wis2-guide-DRAFT-INFCOM-4.docx
@@ -105,7 +105,7 @@
         <w:pStyle w:val="Date"/>
       </w:pPr>
       <w:r>
-        <w:t xml:space="preserve">2026-08-12</w:t>
+        <w:t xml:space="preserve">2026-08-13</w:t>
       </w:r>
     </w:p>
     <w:p>
@@ -158,7 +158,7 @@
               <w:jc w:val="left"/>
             </w:pPr>
             <w:r>
-              <w:t xml:space="preserve">Date: 2026-08-12</w:t>
+              <w:t xml:space="preserve">Date: 2026-08-13</w:t>
             </w:r>
           </w:p>
         </w:tc>
@@ -5442,10 +5442,7 @@
         <w:t xml:space="preserve">centre-id</w:t>
       </w:r>
       <w:r>
-        <w:t xml:space="preserve"> </w:t>
-      </w:r>
-      <w:r>
-        <w:t xml:space="preserve">- ) and permanently (the backup node should always publish the notification messages). This ensures the maximum possible level of service and limit the need for manual intervention to switch between primary and backup, or vice-versa.</w:t>
+        <w:t xml:space="preserve">) and permanently (the backup node should always publish the notification messages). This ensures the maximum possible level of service and limit the need for manual intervention to switch between primary and backup, or vice-versa.</w:t>
       </w:r>
     </w:p>
     <w:bookmarkEnd w:id="139"/>
@@ -6000,7 +5997,7 @@
         <w:pStyle w:val="FirstParagraph"/>
       </w:pPr>
       <w:r>
-        <w:t xml:space="preserve">The performance management of designated Global Services is governed by 2.7–2.9 of the Manual on WIS, Volume II. This section of the Guide provides operational guidance on the service level, the methodology used to assess it, the reporting cadence, and the remediation and restoration practice. Section 2.7.2.9 sets out the per-component operational criteria specific to each category of Global Service. The framework set out in this section and in sections 2.7.2.8 and 2.7.2.9 applies for the purposes of the suspension procedure set out in §2.8 of the Manual and the revocation procedure set out in §2.9 of the Manual; routine incident management for Global Services continues to be coordinated by GISCs under §4.7.4 of the Manual.</w:t>
+        <w:t xml:space="preserve">The performance management of designated Global Services is governed by 2.7–2.9 of the Manual on WIS, Volume II. This section of the Guide provides operational guidance on the service level, the methodology used to assess it, the reporting cadence, and the remediation and restoration practice. Section 2.7.2.9 sets out the per-component operational criteria specific to each category of Global Service. The framework set out in this section and in sections 2.7.2.8 and 2.7.2.9 applies for the purposes of the suspension procedure set out in 2.8 of the Manual and the revocation procedure set out in 2.9 of the Manual; routine incident management for Global Services continues to be coordinated by GISCs under 4.7.4 of the Manual.</w:t>
       </w:r>
     </w:p>
     <w:bookmarkEnd w:id="150"/>
@@ -6435,7 +6432,7 @@
         <w:pStyle w:val="BodyText"/>
       </w:pPr>
       <w:r>
-        <w:t xml:space="preserve">The service level is the reference for the suspension and revocation procedures set out in §§2.8 and 2.9 of the Manual; the conditions under which those procedures are initiated are set out in the Manual.</w:t>
+        <w:t xml:space="preserve">The service level is the reference for the suspension and revocation procedures set out in 2.8 and 2.9 of the Manual; the conditions under which those procedures are initiated are set out in the Manual.</w:t>
       </w:r>
     </w:p>
     <w:bookmarkEnd w:id="159"/>
@@ -6453,7 +6450,7 @@
         <w:pStyle w:val="FirstParagraph"/>
       </w:pPr>
       <w:r>
-        <w:t xml:space="preserve">For each calendar month, the proportion of time during which the Global Service was operational is determined. The conditions under which a Global Service is considered operational vary by category and are set out in the per-component operational criteria in section 2.7.2.9. The time during which the Global Service is not operational is determined from the operational metrics published by the Global Service and by the Sensor Centres against those criteria, by aggregating the time intervals during which one or more of the per-component operational criteria are not met. Scheduled maintenance windows notified in advance to the WMO Secretariat are excluded from this time, provided that the total duration of such windows does not exceed four hours per calendar month, unless an exception has been approved by SC-IMT. The Global Service meets the service level for the calendar month where the proportion of operational time is not less than the value set out in section 2.7.2.5.</w:t>
+        <w:t xml:space="preserve">For each calendar month, the proportion of time during which the Global Service was operational is determined. The conditions under which a Global Service is considered operational vary by category and are set out in the per-component operational criteria in section 2.7.2.9. The time during which the Global Service is not operational is determined from the operational metrics published by the Global Service and by the Sensor Centres against those criteria, by aggregating the time intervals during which one or more of the per-component operational criteria are not met. Scheduled maintenance windows notified in advance to the WMO Secretariat are excluded from this time, provided that the total duration of such windows does not exceed four hours per calendar month, unless an exception has been approved by SC-IMT. SC-IMT will also exclude hours where Global Service operation is adversely affected by conditions beyond the control of the operator. The Global Service meets the service level for the calendar month where the proportion of operational time is not less than the value set out in section 2.7.2.5 and 2.7.2.9..</w:t>
       </w:r>
     </w:p>
     <w:p>
@@ -6479,7 +6476,7 @@
         <w:pStyle w:val="FirstParagraph"/>
       </w:pPr>
       <w:r>
-        <w:t xml:space="preserve">Operational metrics for each designated Global Service are published in near-real-time by the Global Service and by the Sensor Centres. The Global Monitors provide dashboards and statistical summaries based on these metrics. The monthly service-level results of each designated Global Service, including performance against the service level over the relevant assessment period, are published openly by the WMO Secretariat in accordance with §2.7.3.1 of the Manual, so that the performance of all designated Global Services is publicly visible, and are also communicated directly to each operating Member in accordance with §2.7.3.3 of the Manual. SC-IMT reviews aggregated performance results at each of its meetings and considers any indications of sustained deterioration in accordance with §2.7.3.4 of the Manual.</w:t>
+        <w:t xml:space="preserve">Operational metrics for each designated Global Service are published in near-real-time by the Global Service and by the Sensor Centres. The Global Monitors provide dashboards and statistical summaries based on these metrics. The monthly service-level results of each designated Global Service, including performance against the service level over the relevant assessment period, are published openly by the WMO Secretariat in accordance with 2.7.3.1 of the Manual, so that the performance of all designated Global Services is publicly visible, and are also communicated directly to each operating Member in accordance with 2.7.3.3 of the Manual. SC-IMT reviews aggregated performance results at each of its meetings and considers any indications of sustained deterioration in accordance with 2.7.3.4 of the Manual.</w:t>
       </w:r>
     </w:p>
     <w:bookmarkEnd w:id="161"/>
@@ -6506,7 +6503,7 @@
         <w:pStyle w:val="FirstParagraph"/>
       </w:pPr>
       <w:r>
-        <w:t xml:space="preserve">Following notification under §2.8.2.1 of the</w:t>
+        <w:t xml:space="preserve">Following notification under 2.8.2.1 of the</w:t>
       </w:r>
       <w:r>
         <w:t xml:space="preserve"> </w:t>
@@ -6519,15 +6516,15 @@
         <w:t xml:space="preserve">Manual on WIS</w:t>
       </w:r>
       <w:r>
-        <w:t xml:space="preserve">, Volume II, SC-IMT establishes a deadline under §2.8.2.2 by which the operating Member is expected to re-establish the performance of the Global Service so that it meets the service level. When establishing the deadline, SC-IMT considers the nature of the failure to meet the service level, the operational impact on WIS 2.0 and its users, and the typical time required to address comparable issues. The deadline reflects the operational nature of the Global Service: it may be set in hours where the issue can be addressed by routine operational measures, and in days where more substantive corrective action is required, but it should not normally extend beyond what is needed to address the immediate issue.</w:t>
-      </w:r>
-    </w:p>
-    <w:p>
-      <w:pPr>
-        <w:pStyle w:val="BodyText"/>
-      </w:pPr>
-      <w:r>
-        <w:t xml:space="preserve">The operating Member should keep SC-IMT and the WMO Secretariat informed of the progress towards re-establishing performance. Failure to meet the deadline triggers suspension in accordance with §2.8.3.1 of the Manual.</w:t>
+        <w:t xml:space="preserve">, Volume II, SC-IMT establishes a deadline under 2.8.2.2 by which the operating Member is expected to re-establish the performance of the Global Service so that it meets the service level. When establishing the deadline, SC-IMT considers the nature of the failure to meet the service level, the operational impact on WIS 2.0 and its users, and the typical time required to address comparable issues. The deadline reflects the operational nature of the Global Service: it may be set in hours where the issue can be addressed by routine operational measures, and in days where more substantive corrective action is required, but it should not normally extend beyond what is needed to address the immediate issue.</w:t>
+      </w:r>
+    </w:p>
+    <w:p>
+      <w:pPr>
+        <w:pStyle w:val="BodyText"/>
+      </w:pPr>
+      <w:r>
+        <w:t xml:space="preserve">The operating Member should keep SC-IMT and the WMO Secretariat informed of the progress towards re-establishing performance. Failure to meet the deadline triggers suspension in accordance with 2.8.3.1 of the Manual.</w:t>
       </w:r>
     </w:p>
     <w:bookmarkEnd w:id="162"/>
@@ -6545,15 +6542,15 @@
         <w:pStyle w:val="FirstParagraph"/>
       </w:pPr>
       <w:r>
-        <w:t xml:space="preserve">Following suspension under §2.8.3.1 of the Manual, the operating Member should submit a remediation plan to SC-IMT and the WMO Secretariat. The remediation plan should describe the root cause analysis of the breach, the corrective actions to be taken, the proposed timeline for the restoration of the Global Service to WIS 2.0 operations, and the arrangements for monitoring and reporting progress. SC-IMT and the operating Member agree the timeline for restoration under §2.8.4.1 of the Manual.</w:t>
-      </w:r>
-    </w:p>
-    <w:p>
-      <w:pPr>
-        <w:pStyle w:val="BodyText"/>
-      </w:pPr>
-      <w:r>
-        <w:t xml:space="preserve">The operating Member should report on the implementation of the remediation plan at intervals not exceeding thirty calendar days. While a suspended Global Service does not meet the service level, each such calendar month counts towards the rolling window in §2.7.2.3 of the Manual, so that persistent failure to restore the Global Service may result in the initiation of the procedure for the revocation of the designation, in accordance with §2.8.4.3 of the Manual.</w:t>
+        <w:t xml:space="preserve">Following suspension under 2.8.3.1 of the Manual, the operating Member should submit a remediation plan to SC-IMT and the WMO Secretariat. The remediation plan should describe the root cause analysis of the breach, the corrective actions to be taken, the proposed timeline for the restoration of the Global Service to WIS 2.0 operations, and the arrangements for monitoring and reporting progress. SC-IMT and the operating Member agree the timeline for restoration under 2.8.4.1 of the Manual.</w:t>
+      </w:r>
+    </w:p>
+    <w:p>
+      <w:pPr>
+        <w:pStyle w:val="BodyText"/>
+      </w:pPr>
+      <w:r>
+        <w:t xml:space="preserve">The operating Member should report on the implementation of the remediation plan at intervals not exceeding thirty calendar days. While a suspended Global Service does not meet the service level, each such calendar month counts towards the rolling window in 2.7.2.3 of the Manual, so that persistent failure to restore the Global Service may result in the initiation of the procedure for the revocation of the designation, in accordance with 2.8.4.3 of the Manual.</w:t>
       </w:r>
     </w:p>
     <w:bookmarkEnd w:id="163"/>
@@ -6591,7 +6588,15 @@
         <w:pStyle w:val="FirstParagraph"/>
       </w:pPr>
       <w:r>
-        <w:t xml:space="preserve">The operational criteria specific to each category of designated Global Service are set out below. These criteria define what constitutes operational performance for the purposes of the service level and inform the determination of downtime for each component. The service level stated for each category is the assessable floor used for the performance-management procedures of the Manual; it is distinct from, and not higher than, the general availability guidance in 2.7.2.2. The design-capacity figures for each category remain as set out in 2.7.2.2. The detailed assessment methodology and Key Performance Indicators (KPIs) corresponding to each criterion are set out in Annex B, and the detailed technical checks are maintained by the WMO Secretariat on behalf of SC-IMT and published as a technical reference.</w:t>
+        <w:t xml:space="preserve">The operational criteria specific to each category of designated Global Service are set out below. These criteria define what constitutes operational performance for the purposes of the service level and inform the determination of downtime for each component. The service level stated for each Global Service is used for the performance-management procedures of the Manual. The design-capacity figures for each category remain as set out in 2.7.2.3. The detailed assessment methodology and Key Performance Indicators (KPIs) corresponding to each criterion are set out in Annex B, and the detailed technical checks are maintained by the WMO Secretariat on behalf of SC-IMT and published as a technical reference.</w:t>
+      </w:r>
+    </w:p>
+    <w:p>
+      <w:pPr>
+        <w:pStyle w:val="BodyText"/>
+      </w:pPr>
+      <w:r>
+        <w:t xml:space="preserve">The per-component operational criteria are provided in Appendix A to this Guide. Criteria for other types of Global Service will be added in subsequent revisions of this Guide.</w:t>
       </w:r>
     </w:p>
     <w:p>
@@ -8836,13 +8841,22 @@
     <w:bookmarkEnd w:id="183"/>
     <w:bookmarkEnd w:id="184"/>
     <w:bookmarkEnd w:id="185"/>
-    <w:bookmarkStart w:id="186" w:name="X8d45057166b44172bc13f242161df41fc9cfaae"/>
+    <w:bookmarkStart w:id="220" w:name="X3cda763227efb85ffcf50601bb9e1b297d470ff"/>
     <w:p>
       <w:pPr>
         <w:pStyle w:val="Heading2"/>
       </w:pPr>
       <w:r>
-        <w:t xml:space="preserve">2.9 Monitoring for Global Service providers</w:t>
+        <w:t xml:space="preserve">2.8 Operations</w:t>
+      </w:r>
+    </w:p>
+    <w:bookmarkStart w:id="219" w:name="X04562bceddaf8a85f3c8f43df21107ee9ff7844"/>
+    <w:p>
+      <w:pPr>
+        <w:pStyle w:val="Heading3"/>
+      </w:pPr>
+      <w:r>
+        <w:t xml:space="preserve">2.8.1 Interoperability with external systems</w:t>
       </w:r>
     </w:p>
     <w:p>
@@ -8850,61 +8864,30 @@
         <w:pStyle w:val="FirstParagraph"/>
       </w:pPr>
       <w:r>
-        <w:t xml:space="preserve">WIS2 is comprised of Global Services providing highly available services for discovery, subscription, notification and download, based on the publication of data by WIS2 Nodes. Global Services need to be able to provide notifications of events WIS2 (examples include, but are not limited to: validation reports on notification messages, discovery metadata, notices of outages, maintenance).</w:t>
-      </w:r>
-    </w:p>
-    <w:p>
-      <w:pPr>
-        <w:pStyle w:val="BodyText"/>
-      </w:pPr>
-      <w:r>
-        <w:t xml:space="preserve">Using the WIS2 Monitoring Events (WME) standard, Global Services can publish events using MQTT as the publish-subscribe protocol as follows:</w:t>
-      </w:r>
-    </w:p>
-    <w:p>
-      <w:pPr>
-        <w:numPr>
-          <w:ilvl w:val="0"/>
-          <w:numId w:val="1062"/>
-        </w:numPr>
-      </w:pPr>
-      <w:r>
-        <w:t xml:space="preserve">dedicated topic structure (</w:t>
-      </w:r>
-      <w:r>
-        <w:rPr>
-          <w:rStyle w:val="VerbatimChar"/>
-        </w:rPr>
-        <w:t xml:space="preserve">monitor/a/wis2/&lt;centre-id&gt;</w:t>
-      </w:r>
-      <w:r>
-        <w:t xml:space="preserve">), where</w:t>
-      </w:r>
-      <w:r>
-        <w:t xml:space="preserve"> </w:t>
-      </w:r>
-      <w:r>
-        <w:rPr>
-          <w:rStyle w:val="VerbatimChar"/>
-        </w:rPr>
-        <w:t xml:space="preserve">&lt;centre-id&gt;</w:t>
-      </w:r>
-      <w:r>
-        <w:t xml:space="preserve"> </w:t>
-      </w:r>
-      <w:r>
-        <w:t xml:space="preserve">is the centre identifier of the subject that the event notification is pertaining to</w:t>
-      </w:r>
-    </w:p>
-    <w:p>
-      <w:pPr>
-        <w:numPr>
-          <w:ilvl w:val="0"/>
-          <w:numId w:val="1062"/>
-        </w:numPr>
-      </w:pPr>
-      <w:r>
-        <w:t xml:space="preserve">WIS2 Monitoring Event Message (WMEM) leveraging the CloudEvents specification</w:t>
+        <w:t xml:space="preserve">Driven by international standards for data discovery, access, and visualization, the WIS2 principles help lower the barrier for WMO Members to weather, climate, and water data. An additional benefit of adopting these standards is that Members are able to provide the same data and access mechanisms to external systems at no extra cost for implementation.</w:t>
+      </w:r>
+    </w:p>
+    <w:p>
+      <w:pPr>
+        <w:pStyle w:val="BodyText"/>
+      </w:pPr>
+      <w:r>
+        <w:t xml:space="preserve">WIS2 standards are based on industry standards (OGC, W3C, IETF) and allow for broad interoperability. This means that non-traditional users can also</w:t>
+      </w:r>
+      <w:r>
+        <w:t xml:space="preserve"> </w:t>
+      </w:r>
+      <w:r>
+        <w:t xml:space="preserve">use data from WIS2 data in the same manner, without the requirement for specialized software, tools, or applications.</w:t>
+      </w:r>
+    </w:p>
+    <w:bookmarkStart w:id="211" w:name="Xdfcef8a51a47770744d1c6284d6cc8465e590d9"/>
+    <w:p>
+      <w:pPr>
+        <w:pStyle w:val="Heading4"/>
+      </w:pPr>
+      <w:r>
+        <w:t xml:space="preserve">2.8.1.1 Publishing meteorological data through WIS2 into ICAO SWIM</w:t>
       </w:r>
     </w:p>
     <w:p>
@@ -8912,7 +8895,47 @@
         <w:pStyle w:val="FirstParagraph"/>
       </w:pPr>
       <w:r>
-        <w:t xml:space="preserve">For more information, see</w:t>
+        <w:t xml:space="preserve">Meteorological data is an essential input for public weather services</w:t>
+      </w:r>
+      <w:r>
+        <w:t xml:space="preserve"> </w:t>
+      </w:r>
+      <w:r>
+        <w:t xml:space="preserve">and aviation services alike. WIS2 provides the mechanism for data exchange</w:t>
+      </w:r>
+      <w:r>
+        <w:t xml:space="preserve"> </w:t>
+      </w:r>
+      <w:r>
+        <w:t xml:space="preserve">in WMO, while SWIM is the ICAO initiative to harmonize the provision of aeronautical, meteorological and flight information to support air traffic management (ATM).</w:t>
+      </w:r>
+    </w:p>
+    <w:p>
+      <w:pPr>
+        <w:pStyle w:val="BodyText"/>
+      </w:pPr>
+      <w:r>
+        <w:t xml:space="preserve">Both WIS2 and SWIM support similar outcomes regarding data</w:t>
+      </w:r>
+      <w:r>
+        <w:t xml:space="preserve"> </w:t>
+      </w:r>
+      <w:r>
+        <w:t xml:space="preserve">exchange. However, there are differences with respect to both approach and</w:t>
+      </w:r>
+      <w:r>
+        <w:t xml:space="preserve"> </w:t>
+      </w:r>
+      <w:r>
+        <w:t xml:space="preserve">implementation.</w:t>
+      </w:r>
+    </w:p>
+    <w:p>
+      <w:pPr>
+        <w:pStyle w:val="BodyText"/>
+      </w:pPr>
+      <w:r>
+        <w:t xml:space="preserve">Specifications for WIS2 are defined in the</w:t>
       </w:r>
       <w:r>
         <w:t xml:space="preserve"> </w:t>
@@ -8925,124 +8948,13 @@
         <w:t xml:space="preserve">Manual on WIS</w:t>
       </w:r>
       <w:r>
-        <w:t xml:space="preserve">, Volume II – Appendix E. WIS2 Notification Message.</w:t>
-      </w:r>
-    </w:p>
-    <w:bookmarkEnd w:id="186"/>
-    <w:bookmarkStart w:id="221" w:name="X3cda763227efb85ffcf50601bb9e1b297d470ff"/>
-    <w:p>
-      <w:pPr>
-        <w:pStyle w:val="Heading2"/>
-      </w:pPr>
-      <w:r>
-        <w:t xml:space="preserve">2.8 Operations</w:t>
-      </w:r>
-    </w:p>
-    <w:bookmarkStart w:id="220" w:name="X04562bceddaf8a85f3c8f43df21107ee9ff7844"/>
-    <w:p>
-      <w:pPr>
-        <w:pStyle w:val="Heading3"/>
-      </w:pPr>
-      <w:r>
-        <w:t xml:space="preserve">2.8.1 Interoperability with external systems</w:t>
-      </w:r>
-    </w:p>
-    <w:p>
-      <w:pPr>
-        <w:pStyle w:val="FirstParagraph"/>
-      </w:pPr>
-      <w:r>
-        <w:t xml:space="preserve">Driven by international standards for data discovery, access, and visualization, the WIS2 principles help lower the barrier for WMO Members to weather, climate, and water data. An additional benefit of adopting these standards is that Members are able to provide the same data and access mechanisms to external systems at no extra cost for implementation.</w:t>
-      </w:r>
-    </w:p>
-    <w:p>
-      <w:pPr>
-        <w:pStyle w:val="BodyText"/>
-      </w:pPr>
-      <w:r>
-        <w:t xml:space="preserve">WIS2 standards are based on industry standards (OGC, W3C, IETF) and allow for broad interoperability. This means that non-traditional users can also</w:t>
-      </w:r>
-      <w:r>
-        <w:t xml:space="preserve"> </w:t>
-      </w:r>
-      <w:r>
-        <w:t xml:space="preserve">use data from WIS2 data in the same manner, without the requirement for specialized software, tools, or applications.</w:t>
-      </w:r>
-    </w:p>
-    <w:bookmarkStart w:id="212" w:name="Xdfcef8a51a47770744d1c6284d6cc8465e590d9"/>
-    <w:p>
-      <w:pPr>
-        <w:pStyle w:val="Heading4"/>
-      </w:pPr>
-      <w:r>
-        <w:t xml:space="preserve">2.8.1.1 Publishing meteorological data through WIS2 into ICAO SWIM</w:t>
-      </w:r>
-    </w:p>
-    <w:p>
-      <w:pPr>
-        <w:pStyle w:val="FirstParagraph"/>
-      </w:pPr>
-      <w:r>
-        <w:t xml:space="preserve">Meteorological data is an essential input for public weather services</w:t>
-      </w:r>
-      <w:r>
-        <w:t xml:space="preserve"> </w:t>
-      </w:r>
-      <w:r>
-        <w:t xml:space="preserve">and aviation services alike. WIS2 provides the mechanism for data exchange</w:t>
-      </w:r>
-      <w:r>
-        <w:t xml:space="preserve"> </w:t>
-      </w:r>
-      <w:r>
-        <w:t xml:space="preserve">in WMO, while SWIM is the ICAO initiative to harmonize the provision of aeronautical, meteorological and flight information to support air traffic management (ATM).</w:t>
-      </w:r>
-    </w:p>
-    <w:p>
-      <w:pPr>
-        <w:pStyle w:val="BodyText"/>
-      </w:pPr>
-      <w:r>
-        <w:t xml:space="preserve">Both WIS2 and SWIM support similar outcomes regarding data</w:t>
-      </w:r>
-      <w:r>
-        <w:t xml:space="preserve"> </w:t>
-      </w:r>
-      <w:r>
-        <w:t xml:space="preserve">exchange. However, there are differences with respect to both approach and</w:t>
-      </w:r>
-      <w:r>
-        <w:t xml:space="preserve"> </w:t>
-      </w:r>
-      <w:r>
-        <w:t xml:space="preserve">implementation.</w:t>
-      </w:r>
-    </w:p>
-    <w:p>
-      <w:pPr>
-        <w:pStyle w:val="BodyText"/>
-      </w:pPr>
-      <w:r>
-        <w:t xml:space="preserve">Specifications for WIS2 are defined in the</w:t>
-      </w:r>
-      <w:r>
-        <w:t xml:space="preserve"> </w:t>
-      </w:r>
-      <w:r>
-        <w:rPr>
-          <w:iCs/>
-          <w:i/>
-        </w:rPr>
-        <w:t xml:space="preserve">Manual on WIS</w:t>
-      </w:r>
-      <w:r>
         <w:t xml:space="preserve">, Volume II, and further elaborated in this Guide. Specifications for SWIM will be defined in the Procedures for Air Navigation Services –Information Management (PANS-IM) (ICAO Doc. 10199).</w:t>
       </w:r>
       <w:r>
         <w:rPr>
           <w:rStyle w:val="FootnoteReference"/>
         </w:rPr>
-        <w:footnoteReference w:id="187"/>
+        <w:footnoteReference w:id="186"/>
       </w:r>
     </w:p>
     <w:p>
@@ -9205,7 +9117,7 @@
               <w:rPr>
                 <w:rStyle w:val="FootnoteReference"/>
               </w:rPr>
-              <w:footnoteReference w:id="188"/>
+              <w:footnoteReference w:id="187"/>
             </w:r>
           </w:p>
         </w:tc>
@@ -9289,7 +9201,7 @@
       <w:pPr>
         <w:numPr>
           <w:ilvl w:val="0"/>
-          <w:numId w:val="1063"/>
+          <w:numId w:val="1062"/>
         </w:numPr>
       </w:pPr>
       <w:r>
@@ -9300,7 +9212,7 @@
       <w:pPr>
         <w:numPr>
           <w:ilvl w:val="0"/>
-          <w:numId w:val="1063"/>
+          <w:numId w:val="1062"/>
         </w:numPr>
       </w:pPr>
       <w:r>
@@ -9311,7 +9223,7 @@
       <w:pPr>
         <w:numPr>
           <w:ilvl w:val="0"/>
-          <w:numId w:val="1063"/>
+          <w:numId w:val="1062"/>
         </w:numPr>
       </w:pPr>
       <w:r>
@@ -9322,7 +9234,7 @@
       <w:pPr>
         <w:numPr>
           <w:ilvl w:val="0"/>
-          <w:numId w:val="1063"/>
+          <w:numId w:val="1062"/>
         </w:numPr>
       </w:pPr>
       <w:r>
@@ -9333,7 +9245,7 @@
       <w:pPr>
         <w:numPr>
           <w:ilvl w:val="0"/>
-          <w:numId w:val="1063"/>
+          <w:numId w:val="1062"/>
         </w:numPr>
       </w:pPr>
       <w:r>
@@ -9368,7 +9280,7 @@
         <w:t xml:space="preserve">Aeronautical Fixed Service (AFS) are defined solely under the ICAO regulatory framework and are therefore beyond the scope of this Guide.</w:t>
       </w:r>
     </w:p>
-    <w:bookmarkStart w:id="192" w:name="X0b285da611dfb528bbe09e977d29c84f73ef00a"/>
+    <w:bookmarkStart w:id="191" w:name="X0b285da611dfb528bbe09e977d29c84f73ef00a"/>
     <w:p>
       <w:pPr>
         <w:pStyle w:val="Heading5"/>
@@ -9394,18 +9306,18 @@
           <wp:inline>
             <wp:extent cx="5334000" cy="1435119"/>
             <wp:effectExtent b="0" l="0" r="0" t="0"/>
-            <wp:docPr descr="Schematic of interoperability approach" title="" id="190" name="Picture"/>
+            <wp:docPr descr="Schematic of interoperability approach" title="" id="189" name="Picture"/>
             <a:graphic>
               <a:graphicData uri="http://schemas.openxmlformats.org/drawingml/2006/picture">
                 <pic:pic>
                   <pic:nvPicPr>
-                    <pic:cNvPr descr="images/wis2-to-swim-temp.png" id="191" name="Picture"/>
+                    <pic:cNvPr descr="images/wis2-to-swim-temp.png" id="190" name="Picture"/>
                     <pic:cNvPicPr>
                       <a:picLocks noChangeArrowheads="1" noChangeAspect="1"/>
                     </pic:cNvPicPr>
                   </pic:nvPicPr>
                   <pic:blipFill>
-                    <a:blip r:embed="rId189"/>
+                    <a:blip r:embed="rId188"/>
                     <a:stretch>
                       <a:fillRect/>
                     </a:stretch>
@@ -9460,8 +9372,8 @@
         <w:t xml:space="preserve">to SWIM.</w:t>
       </w:r>
     </w:p>
-    <w:bookmarkEnd w:id="192"/>
-    <w:bookmarkStart w:id="194" w:name="Xb20bb07a39f9322111bf6d1db1b5daed26a9d3a"/>
+    <w:bookmarkEnd w:id="191"/>
+    <w:bookmarkStart w:id="193" w:name="Xb20bb07a39f9322111bf6d1db1b5daed26a9d3a"/>
     <w:p>
       <w:pPr>
         <w:pStyle w:val="Heading5"/>
@@ -9487,7 +9399,7 @@
         <w:rPr>
           <w:rStyle w:val="FootnoteReference"/>
         </w:rPr>
-        <w:footnoteReference w:id="193"/>
+        <w:footnoteReference w:id="192"/>
       </w:r>
       <w:r>
         <w:t xml:space="preserve"> </w:t>
@@ -9496,8 +9408,8 @@
         <w:t xml:space="preserve">is to be used for encoding aeronautical meteorological information in SWIM.</w:t>
       </w:r>
     </w:p>
-    <w:bookmarkEnd w:id="194"/>
-    <w:bookmarkStart w:id="199" w:name="X46c32021402e9ea7b8e48f4915b125439add1b0"/>
+    <w:bookmarkEnd w:id="193"/>
+    <w:bookmarkStart w:id="198" w:name="X46c32021402e9ea7b8e48f4915b125439add1b0"/>
     <w:p>
       <w:pPr>
         <w:pStyle w:val="Heading5"/>
@@ -9699,11 +9611,103 @@
       <w:pPr>
         <w:numPr>
           <w:ilvl w:val="0"/>
+          <w:numId w:val="1063"/>
+        </w:numPr>
+      </w:pPr>
+      <w:r>
+        <w:t xml:space="preserve">May be subject to conditions on use and reuse;</w:t>
+      </w:r>
+    </w:p>
+    <w:p>
+      <w:pPr>
+        <w:numPr>
+          <w:ilvl w:val="0"/>
+          <w:numId w:val="1063"/>
+        </w:numPr>
+      </w:pPr>
+      <w:r>
+        <w:t xml:space="preserve">May have access controls</w:t>
+      </w:r>
+      <w:r>
+        <w:rPr>
+          <w:rStyle w:val="FootnoteReference"/>
+        </w:rPr>
+        <w:footnoteReference w:id="194"/>
+      </w:r>
+      <w:r>
+        <w:rPr>
+          <w:rStyle w:val="FootnoteReference"/>
+        </w:rPr>
+        <w:footnoteReference w:id="195"/>
+      </w:r>
+      <w:r>
+        <w:t xml:space="preserve"> </w:t>
+      </w:r>
+      <w:r>
+        <w:t xml:space="preserve">applied at the WIS2 Node;</w:t>
+      </w:r>
+    </w:p>
+    <w:p>
+      <w:pPr>
+        <w:numPr>
+          <w:ilvl w:val="0"/>
+          <w:numId w:val="1063"/>
+        </w:numPr>
+      </w:pPr>
+      <w:r>
+        <w:t xml:space="preserve">Are not cached within WIS2 by the Global Caches.</w:t>
+      </w:r>
+      <w:r>
+        <w:rPr>
+          <w:rStyle w:val="FootnoteReference"/>
+        </w:rPr>
+        <w:footnoteReference w:id="196"/>
+      </w:r>
+    </w:p>
+    <w:p>
+      <w:pPr>
+        <w:pStyle w:val="FirstParagraph"/>
+      </w:pPr>
+      <w:r>
+        <w:t xml:space="preserve">Resolution 1 (Cg-Ext(2021)) requires transparency on the conditions of use for recommended data. Conditions regarding the use of aeronautical meteorological information are specified in ICAO Annex 3 and, optionally, by the ICAO Contracting State. Such conditions of use should be explicitly stated in the discovery metadata for each dataset, as described below.</w:t>
+      </w:r>
+    </w:p>
+    <w:p>
+      <w:pPr>
+        <w:numPr>
+          <w:ilvl w:val="0"/>
           <w:numId w:val="1064"/>
         </w:numPr>
       </w:pPr>
       <w:r>
-        <w:t xml:space="preserve">May be subject to conditions on use and reuse;</w:t>
+        <w:t xml:space="preserve">The attribute</w:t>
+      </w:r>
+      <w:r>
+        <w:t xml:space="preserve"> </w:t>
+      </w:r>
+      <w:r>
+        <w:rPr>
+          <w:rStyle w:val="VerbatimChar"/>
+        </w:rPr>
+        <w:t xml:space="preserve">wmo:dataPolicy</w:t>
+      </w:r>
+      <w:r>
+        <w:t xml:space="preserve"> </w:t>
+      </w:r>
+      <w:r>
+        <w:t xml:space="preserve">should be set to</w:t>
+      </w:r>
+      <w:r>
+        <w:t xml:space="preserve"> </w:t>
+      </w:r>
+      <w:r>
+        <w:rPr>
+          <w:rStyle w:val="VerbatimChar"/>
+        </w:rPr>
+        <w:t xml:space="preserve">recommended</w:t>
+      </w:r>
+      <w:r>
+        <w:t xml:space="preserve">.</w:t>
       </w:r>
     </w:p>
     <w:p>
@@ -9714,25 +9718,49 @@
         </w:numPr>
       </w:pPr>
       <w:r>
-        <w:t xml:space="preserve">May have access controls</w:t>
-      </w:r>
-      <w:r>
-        <w:rPr>
-          <w:rStyle w:val="FootnoteReference"/>
-        </w:rPr>
-        <w:footnoteReference w:id="195"/>
-      </w:r>
-      <w:r>
-        <w:rPr>
-          <w:rStyle w:val="FootnoteReference"/>
-        </w:rPr>
-        <w:footnoteReference w:id="196"/>
-      </w:r>
-      <w:r>
-        <w:t xml:space="preserve"> </w:t>
-      </w:r>
-      <w:r>
-        <w:t xml:space="preserve">applied at the WIS2 Node;</w:t>
+        <w:t xml:space="preserve">Information about conditions of use should be specified using the</w:t>
+      </w:r>
+      <w:r>
+        <w:t xml:space="preserve"> </w:t>
+      </w:r>
+      <w:r>
+        <w:rPr>
+          <w:rStyle w:val="VerbatimChar"/>
+        </w:rPr>
+        <w:t xml:space="preserve">rights</w:t>
+      </w:r>
+      <w:r>
+        <w:t xml:space="preserve"> </w:t>
+      </w:r>
+      <w:r>
+        <w:t xml:space="preserve">property (see the example below) and/or a</w:t>
+      </w:r>
+      <w:r>
+        <w:t xml:space="preserve"> </w:t>
+      </w:r>
+      <w:r>
+        <w:rPr>
+          <w:rStyle w:val="VerbatimChar"/>
+        </w:rPr>
+        <w:t xml:space="preserve">link</w:t>
+      </w:r>
+      <w:r>
+        <w:t xml:space="preserve"> </w:t>
+      </w:r>
+      <w:r>
+        <w:t xml:space="preserve">object with a relation</w:t>
+      </w:r>
+      <w:r>
+        <w:t xml:space="preserve"> </w:t>
+      </w:r>
+      <w:r>
+        <w:rPr>
+          <w:rStyle w:val="VerbatimChar"/>
+        </w:rPr>
+        <w:t xml:space="preserve">license</w:t>
+      </w:r>
+      <w:r>
+        <w:t xml:space="preserve">.</w:t>
       </w:r>
     </w:p>
     <w:p>
@@ -9740,122 +9768,6 @@
         <w:numPr>
           <w:ilvl w:val="0"/>
           <w:numId w:val="1064"/>
-        </w:numPr>
-      </w:pPr>
-      <w:r>
-        <w:t xml:space="preserve">Are not cached within WIS2 by the Global Caches.</w:t>
-      </w:r>
-      <w:r>
-        <w:rPr>
-          <w:rStyle w:val="FootnoteReference"/>
-        </w:rPr>
-        <w:footnoteReference w:id="197"/>
-      </w:r>
-    </w:p>
-    <w:p>
-      <w:pPr>
-        <w:pStyle w:val="FirstParagraph"/>
-      </w:pPr>
-      <w:r>
-        <w:t xml:space="preserve">Resolution 1 (Cg-Ext(2021)) requires transparency on the conditions of use for recommended data. Conditions regarding the use of aeronautical meteorological information are specified in ICAO Annex 3 and, optionally, by the ICAO Contracting State. Such conditions of use should be explicitly stated in the discovery metadata for each dataset, as described below.</w:t>
-      </w:r>
-    </w:p>
-    <w:p>
-      <w:pPr>
-        <w:numPr>
-          <w:ilvl w:val="0"/>
-          <w:numId w:val="1065"/>
-        </w:numPr>
-      </w:pPr>
-      <w:r>
-        <w:t xml:space="preserve">The attribute</w:t>
-      </w:r>
-      <w:r>
-        <w:t xml:space="preserve"> </w:t>
-      </w:r>
-      <w:r>
-        <w:rPr>
-          <w:rStyle w:val="VerbatimChar"/>
-        </w:rPr>
-        <w:t xml:space="preserve">wmo:dataPolicy</w:t>
-      </w:r>
-      <w:r>
-        <w:t xml:space="preserve"> </w:t>
-      </w:r>
-      <w:r>
-        <w:t xml:space="preserve">should be set to</w:t>
-      </w:r>
-      <w:r>
-        <w:t xml:space="preserve"> </w:t>
-      </w:r>
-      <w:r>
-        <w:rPr>
-          <w:rStyle w:val="VerbatimChar"/>
-        </w:rPr>
-        <w:t xml:space="preserve">recommended</w:t>
-      </w:r>
-      <w:r>
-        <w:t xml:space="preserve">.</w:t>
-      </w:r>
-    </w:p>
-    <w:p>
-      <w:pPr>
-        <w:numPr>
-          <w:ilvl w:val="0"/>
-          <w:numId w:val="1065"/>
-        </w:numPr>
-      </w:pPr>
-      <w:r>
-        <w:t xml:space="preserve">Information about conditions of use should be specified using the</w:t>
-      </w:r>
-      <w:r>
-        <w:t xml:space="preserve"> </w:t>
-      </w:r>
-      <w:r>
-        <w:rPr>
-          <w:rStyle w:val="VerbatimChar"/>
-        </w:rPr>
-        <w:t xml:space="preserve">rights</w:t>
-      </w:r>
-      <w:r>
-        <w:t xml:space="preserve"> </w:t>
-      </w:r>
-      <w:r>
-        <w:t xml:space="preserve">property (see the example below) and/or a</w:t>
-      </w:r>
-      <w:r>
-        <w:t xml:space="preserve"> </w:t>
-      </w:r>
-      <w:r>
-        <w:rPr>
-          <w:rStyle w:val="VerbatimChar"/>
-        </w:rPr>
-        <w:t xml:space="preserve">link</w:t>
-      </w:r>
-      <w:r>
-        <w:t xml:space="preserve"> </w:t>
-      </w:r>
-      <w:r>
-        <w:t xml:space="preserve">object with a relation</w:t>
-      </w:r>
-      <w:r>
-        <w:t xml:space="preserve"> </w:t>
-      </w:r>
-      <w:r>
-        <w:rPr>
-          <w:rStyle w:val="VerbatimChar"/>
-        </w:rPr>
-        <w:t xml:space="preserve">license</w:t>
-      </w:r>
-      <w:r>
-        <w:t xml:space="preserve">.</w:t>
-      </w:r>
-    </w:p>
-    <w:p>
-      <w:pPr>
-        <w:numPr>
-          <w:ilvl w:val="0"/>
-          <w:numId w:val="1065"/>
         </w:numPr>
       </w:pPr>
       <w:r>
@@ -10032,7 +9944,7 @@
       <w:pPr>
         <w:numPr>
           <w:ilvl w:val="0"/>
-          <w:numId w:val="1066"/>
+          <w:numId w:val="1065"/>
         </w:numPr>
       </w:pPr>
       <w:r>
@@ -10043,7 +9955,7 @@
       <w:pPr>
         <w:numPr>
           <w:ilvl w:val="0"/>
-          <w:numId w:val="1066"/>
+          <w:numId w:val="1065"/>
         </w:numPr>
       </w:pPr>
       <w:r>
@@ -10087,7 +9999,7 @@
         <w:rPr>
           <w:rStyle w:val="FootnoteReference"/>
         </w:rPr>
-        <w:footnoteReference w:id="198"/>
+        <w:footnoteReference w:id="197"/>
       </w:r>
     </w:p>
     <w:p>
@@ -10227,8 +10139,8 @@
         <w:t xml:space="preserve">least 24 hours is recommended.</w:t>
       </w:r>
     </w:p>
-    <w:bookmarkEnd w:id="199"/>
-    <w:bookmarkStart w:id="208" w:name="X8db259eb1a1bfe56c034a46bdb3dc42d11142ae"/>
+    <w:bookmarkEnd w:id="198"/>
+    <w:bookmarkStart w:id="207" w:name="X8db259eb1a1bfe56c034a46bdb3dc42d11142ae"/>
     <w:p>
       <w:pPr>
         <w:pStyle w:val="Heading5"/>
@@ -10254,7 +10166,7 @@
         <w:rPr>
           <w:rStyle w:val="FootnoteReference"/>
         </w:rPr>
-        <w:footnoteReference w:id="200"/>
+        <w:footnoteReference w:id="199"/>
       </w:r>
     </w:p>
     <w:p>
@@ -10266,18 +10178,18 @@
           <wp:inline>
             <wp:extent cx="5334000" cy="1838335"/>
             <wp:effectExtent b="0" l="0" r="0" t="0"/>
-            <wp:docPr descr="Interactions between the gateway component and the WIS2 and SWIM components" title="" id="202" name="Picture"/>
+            <wp:docPr descr="Interactions between the gateway component and the WIS2 and SWIM components" title="" id="201" name="Picture"/>
             <a:graphic>
               <a:graphicData uri="http://schemas.openxmlformats.org/drawingml/2006/picture">
                 <pic:pic>
                   <pic:nvPicPr>
-                    <pic:cNvPr descr="images/wis2-to-swim-interaction-temp.png" id="203" name="Picture"/>
+                    <pic:cNvPr descr="images/wis2-to-swim-interaction-temp.png" id="202" name="Picture"/>
                     <pic:cNvPicPr>
                       <a:picLocks noChangeArrowheads="1" noChangeAspect="1"/>
                     </pic:cNvPicPr>
                   </pic:nvPicPr>
                   <pic:blipFill>
-                    <a:blip r:embed="rId201"/>
+                    <a:blip r:embed="rId200"/>
                     <a:stretch>
                       <a:fillRect/>
                     </a:stretch>
@@ -10382,17 +10294,68 @@
       <w:pPr>
         <w:numPr>
           <w:ilvl w:val="0"/>
+          <w:numId w:val="1066"/>
+        </w:numPr>
+      </w:pPr>
+      <w:r>
+        <w:t xml:space="preserve">Subscribe to the pertinent topic(s) for notifications about new</w:t>
+      </w:r>
+      <w:r>
+        <w:t xml:space="preserve"> </w:t>
+      </w:r>
+      <w:r>
+        <w:t xml:space="preserve">aeronautical meteorological information;</w:t>
+      </w:r>
+      <w:r>
+        <w:rPr>
+          <w:rStyle w:val="FootnoteReference"/>
+        </w:rPr>
+        <w:footnoteReference w:id="203"/>
+      </w:r>
+    </w:p>
+    <w:p>
+      <w:pPr>
+        <w:numPr>
+          <w:ilvl w:val="0"/>
+          <w:numId w:val="1066"/>
+        </w:numPr>
+      </w:pPr>
+      <w:r>
+        <w:t xml:space="preserve">On receipt of notification messages about newly available data:</w:t>
+      </w:r>
+    </w:p>
+    <w:p>
+      <w:pPr>
+        <w:numPr>
+          <w:ilvl w:val="1"/>
           <w:numId w:val="1067"/>
         </w:numPr>
       </w:pPr>
       <w:r>
-        <w:t xml:space="preserve">Subscribe to the pertinent topic(s) for notifications about new</w:t>
-      </w:r>
-      <w:r>
-        <w:t xml:space="preserve"> </w:t>
-      </w:r>
-      <w:r>
-        <w:t xml:space="preserve">aeronautical meteorological information;</w:t>
+        <w:t xml:space="preserve">Parse the notification message, discarding duplicate messages already</w:t>
+      </w:r>
+      <w:r>
+        <w:t xml:space="preserve"> </w:t>
+      </w:r>
+      <w:r>
+        <w:t xml:space="preserve">processed;</w:t>
+      </w:r>
+    </w:p>
+    <w:p>
+      <w:pPr>
+        <w:numPr>
+          <w:ilvl w:val="1"/>
+          <w:numId w:val="1067"/>
+        </w:numPr>
+      </w:pPr>
+      <w:r>
+        <w:t xml:space="preserve">Download the data resource from the WIS2</w:t>
+      </w:r>
+      <w:r>
+        <w:t xml:space="preserve"> </w:t>
+      </w:r>
+      <w:r>
+        <w:t xml:space="preserve">Node</w:t>
       </w:r>
       <w:r>
         <w:rPr>
@@ -10400,163 +10363,112 @@
         </w:rPr>
         <w:footnoteReference w:id="204"/>
       </w:r>
-    </w:p>
-    <w:p>
-      <w:pPr>
-        <w:numPr>
-          <w:ilvl w:val="0"/>
+      <w:r>
+        <w:t xml:space="preserve"> </w:t>
+      </w:r>
+      <w:r>
+        <w:t xml:space="preserve">using the URL in the message - the</w:t>
+      </w:r>
+      <w:r>
+        <w:t xml:space="preserve"> </w:t>
+      </w:r>
+      <w:r>
+        <w:t xml:space="preserve">resource should be in IWXXM format;</w:t>
+      </w:r>
+    </w:p>
+    <w:p>
+      <w:pPr>
+        <w:numPr>
+          <w:ilvl w:val="1"/>
           <w:numId w:val="1067"/>
         </w:numPr>
       </w:pPr>
       <w:r>
-        <w:t xml:space="preserve">On receipt of notification messages about newly available data:</w:t>
+        <w:t xml:space="preserve">Create a new data message as per the SWIM specifications, including</w:t>
+      </w:r>
+      <w:r>
+        <w:t xml:space="preserve"> </w:t>
+      </w:r>
+      <w:r>
+        <w:t xml:space="preserve">the unique identifier extracted from the data resource</w:t>
+      </w:r>
+      <w:r>
+        <w:rPr>
+          <w:rStyle w:val="FootnoteReference"/>
+        </w:rPr>
+        <w:footnoteReference w:id="205"/>
+      </w:r>
+      <w:r>
+        <w:t xml:space="preserve">, and embed the aviation weather data resource</w:t>
+      </w:r>
+      <w:r>
+        <w:t xml:space="preserve"> </w:t>
+      </w:r>
+      <w:r>
+        <w:t xml:space="preserve">within the data message;</w:t>
       </w:r>
     </w:p>
     <w:p>
       <w:pPr>
         <w:numPr>
           <w:ilvl w:val="1"/>
-          <w:numId w:val="1068"/>
-        </w:numPr>
-      </w:pPr>
-      <w:r>
-        <w:t xml:space="preserve">Parse the notification message, discarding duplicate messages already</w:t>
-      </w:r>
-      <w:r>
-        <w:t xml:space="preserve"> </w:t>
-      </w:r>
-      <w:r>
-        <w:t xml:space="preserve">processed;</w:t>
-      </w:r>
-    </w:p>
-    <w:p>
-      <w:pPr>
-        <w:numPr>
-          <w:ilvl w:val="1"/>
-          <w:numId w:val="1068"/>
-        </w:numPr>
-      </w:pPr>
-      <w:r>
-        <w:t xml:space="preserve">Download the data resource from the WIS2</w:t>
-      </w:r>
-      <w:r>
-        <w:t xml:space="preserve"> </w:t>
-      </w:r>
-      <w:r>
-        <w:t xml:space="preserve">Node</w:t>
+          <w:numId w:val="1067"/>
+        </w:numPr>
+      </w:pPr>
+      <w:r>
+        <w:t xml:space="preserve">Publish the data message to the appropriate topic on the SWIM Message</w:t>
+      </w:r>
+      <w:r>
+        <w:t xml:space="preserve"> </w:t>
+      </w:r>
+      <w:r>
+        <w:t xml:space="preserve">Broker component of the SWIM service.</w:t>
+      </w:r>
+    </w:p>
+    <w:p>
+      <w:pPr>
+        <w:pStyle w:val="FirstParagraph"/>
+      </w:pPr>
+      <w:r>
+        <w:t xml:space="preserve">The choice of protocol for publishing to the SWIM Message Broker should</w:t>
+      </w:r>
+      <w:r>
+        <w:t xml:space="preserve"> </w:t>
+      </w:r>
+      <w:r>
+        <w:t xml:space="preserve">be based on a bilateral agreement between operators of the gateway component and</w:t>
+      </w:r>
+      <w:r>
+        <w:t xml:space="preserve"> </w:t>
+      </w:r>
+      <w:r>
+        <w:t xml:space="preserve">the SWIM service.</w:t>
+      </w:r>
+    </w:p>
+    <w:p>
+      <w:pPr>
+        <w:pStyle w:val="BodyText"/>
+      </w:pPr>
+      <w:r>
+        <w:t xml:space="preserve">The gateway component should implement logging and error handling as necessary to</w:t>
+      </w:r>
+      <w:r>
+        <w:t xml:space="preserve"> </w:t>
+      </w:r>
+      <w:r>
+        <w:t xml:space="preserve">enable reliable operations. WIS2 uses the OpenMetrics</w:t>
+      </w:r>
+      <w:r>
+        <w:t xml:space="preserve"> </w:t>
+      </w:r>
+      <w:r>
+        <w:t xml:space="preserve">standard</w:t>
       </w:r>
       <w:r>
         <w:rPr>
           <w:rStyle w:val="FootnoteReference"/>
         </w:rPr>
-        <w:footnoteReference w:id="205"/>
-      </w:r>
-      <w:r>
-        <w:t xml:space="preserve"> </w:t>
-      </w:r>
-      <w:r>
-        <w:t xml:space="preserve">using the URL in the message - the</w:t>
-      </w:r>
-      <w:r>
-        <w:t xml:space="preserve"> </w:t>
-      </w:r>
-      <w:r>
-        <w:t xml:space="preserve">resource should be in IWXXM format;</w:t>
-      </w:r>
-    </w:p>
-    <w:p>
-      <w:pPr>
-        <w:numPr>
-          <w:ilvl w:val="1"/>
-          <w:numId w:val="1068"/>
-        </w:numPr>
-      </w:pPr>
-      <w:r>
-        <w:t xml:space="preserve">Create a new data message as per the SWIM specifications, including</w:t>
-      </w:r>
-      <w:r>
-        <w:t xml:space="preserve"> </w:t>
-      </w:r>
-      <w:r>
-        <w:t xml:space="preserve">the unique identifier extracted from the data resource</w:t>
-      </w:r>
-      <w:r>
-        <w:rPr>
-          <w:rStyle w:val="FootnoteReference"/>
-        </w:rPr>
         <w:footnoteReference w:id="206"/>
-      </w:r>
-      <w:r>
-        <w:t xml:space="preserve">, and embed the aviation weather data resource</w:t>
-      </w:r>
-      <w:r>
-        <w:t xml:space="preserve"> </w:t>
-      </w:r>
-      <w:r>
-        <w:t xml:space="preserve">within the data message;</w:t>
-      </w:r>
-    </w:p>
-    <w:p>
-      <w:pPr>
-        <w:numPr>
-          <w:ilvl w:val="1"/>
-          <w:numId w:val="1068"/>
-        </w:numPr>
-      </w:pPr>
-      <w:r>
-        <w:t xml:space="preserve">Publish the data message to the appropriate topic on the SWIM Message</w:t>
-      </w:r>
-      <w:r>
-        <w:t xml:space="preserve"> </w:t>
-      </w:r>
-      <w:r>
-        <w:t xml:space="preserve">Broker component of the SWIM service.</w:t>
-      </w:r>
-    </w:p>
-    <w:p>
-      <w:pPr>
-        <w:pStyle w:val="FirstParagraph"/>
-      </w:pPr>
-      <w:r>
-        <w:t xml:space="preserve">The choice of protocol for publishing to the SWIM Message Broker should</w:t>
-      </w:r>
-      <w:r>
-        <w:t xml:space="preserve"> </w:t>
-      </w:r>
-      <w:r>
-        <w:t xml:space="preserve">be based on a bilateral agreement between operators of the gateway component and</w:t>
-      </w:r>
-      <w:r>
-        <w:t xml:space="preserve"> </w:t>
-      </w:r>
-      <w:r>
-        <w:t xml:space="preserve">the SWIM service.</w:t>
-      </w:r>
-    </w:p>
-    <w:p>
-      <w:pPr>
-        <w:pStyle w:val="BodyText"/>
-      </w:pPr>
-      <w:r>
-        <w:t xml:space="preserve">The gateway component should implement logging and error handling as necessary to</w:t>
-      </w:r>
-      <w:r>
-        <w:t xml:space="preserve"> </w:t>
-      </w:r>
-      <w:r>
-        <w:t xml:space="preserve">enable reliable operations. WIS2 uses the OpenMetrics</w:t>
-      </w:r>
-      <w:r>
-        <w:t xml:space="preserve"> </w:t>
-      </w:r>
-      <w:r>
-        <w:t xml:space="preserve">standard</w:t>
-      </w:r>
-      <w:r>
-        <w:rPr>
-          <w:rStyle w:val="FootnoteReference"/>
-        </w:rPr>
-        <w:footnoteReference w:id="207"/>
       </w:r>
       <w:r>
         <w:t xml:space="preserve"> </w:t>
@@ -10603,8 +10515,8 @@
         <w:t xml:space="preserve">the organizational governance in place.</w:t>
       </w:r>
     </w:p>
-    <w:bookmarkEnd w:id="208"/>
-    <w:bookmarkStart w:id="211" w:name="X324dd5baff3dd5a559e8cb78fd62506b39d8a6f"/>
+    <w:bookmarkEnd w:id="207"/>
+    <w:bookmarkStart w:id="210" w:name="X324dd5baff3dd5a559e8cb78fd62506b39d8a6f"/>
     <w:p>
       <w:pPr>
         <w:pStyle w:val="Heading5"/>
@@ -10630,7 +10542,7 @@
         <w:rPr>
           <w:rStyle w:val="FootnoteReference"/>
         </w:rPr>
-        <w:footnoteReference w:id="209"/>
+        <w:footnoteReference w:id="208"/>
       </w:r>
     </w:p>
     <w:p>
@@ -10655,9 +10567,9 @@
         <w:t xml:space="preserve">authorized sources, such as a gateway, and should validate incoming messages as aeronautical meteorological information.</w:t>
       </w:r>
     </w:p>
+    <w:bookmarkEnd w:id="210"/>
     <w:bookmarkEnd w:id="211"/>
-    <w:bookmarkEnd w:id="212"/>
-    <w:bookmarkStart w:id="219" w:name="X18b534d18fbc2c217839aa8fa8b546773191a7b"/>
+    <w:bookmarkStart w:id="218" w:name="X18b534d18fbc2c217839aa8fa8b546773191a7b"/>
     <w:p>
       <w:pPr>
         <w:pStyle w:val="Heading4"/>
@@ -10719,7 +10631,7 @@
         <w:rPr>
           <w:rStyle w:val="FootnoteReference"/>
         </w:rPr>
-        <w:footnoteReference w:id="213"/>
+        <w:footnoteReference w:id="212"/>
       </w:r>
       <w:r>
         <w:t xml:space="preserve"> </w:t>
@@ -10820,7 +10732,7 @@
         <w:t xml:space="preserve">the extract, transform and load (ETL) functions to ensure that the bilateral exchange is mutually beneficial.</w:t>
       </w:r>
     </w:p>
-    <w:bookmarkStart w:id="218" w:name="Xe1a3f911333094636c99af6e51cc67bda1a0fa5"/>
+    <w:bookmarkStart w:id="217" w:name="Xe1a3f911333094636c99af6e51cc67bda1a0fa5"/>
     <w:p>
       <w:pPr>
         <w:pStyle w:val="Heading5"/>
@@ -10916,18 +10828,18 @@
           <wp:inline>
             <wp:extent cx="5334000" cy="1393475"/>
             <wp:effectExtent b="0" l="0" r="0" t="0"/>
-            <wp:docPr descr="Figure 4. WIS2 and ODIS metadata and catalogue interoperability" title="" id="216" name="Picture"/>
+            <wp:docPr descr="Figure 4. WIS2 and ODIS metadata and catalogue interoperability" title="" id="215" name="Picture"/>
             <a:graphic>
               <a:graphicData uri="http://schemas.openxmlformats.org/drawingml/2006/picture">
                 <pic:pic>
                   <pic:nvPicPr>
-                    <pic:cNvPr descr="images/wis2-odis-metadata-discovery-interop.png" id="217" name="Picture"/>
+                    <pic:cNvPr descr="images/wis2-odis-metadata-discovery-interop.png" id="216" name="Picture"/>
                     <pic:cNvPicPr>
                       <a:picLocks noChangeArrowheads="1" noChangeAspect="1"/>
                     </pic:cNvPicPr>
                   </pic:nvPicPr>
                   <pic:blipFill>
-                    <a:blip r:embed="rId215"/>
+                    <a:blip r:embed="rId214"/>
                     <a:stretch>
                       <a:fillRect/>
                     </a:stretch>
@@ -10970,9 +10882,102 @@
         <w:t xml:space="preserve">As a result, federated discovery will be realized between both systems, users will be able to access the data from as close as possible to their source, and the data will be able to be used and reused in an authoritative manner.</w:t>
       </w:r>
     </w:p>
+    <w:bookmarkEnd w:id="217"/>
     <w:bookmarkEnd w:id="218"/>
     <w:bookmarkEnd w:id="219"/>
     <w:bookmarkEnd w:id="220"/>
+    <w:bookmarkStart w:id="221" w:name="X8d45057166b44172bc13f242161df41fc9cfaae"/>
+    <w:p>
+      <w:pPr>
+        <w:pStyle w:val="Heading2"/>
+      </w:pPr>
+      <w:r>
+        <w:t xml:space="preserve">2.9 Monitoring for Global Service providers</w:t>
+      </w:r>
+    </w:p>
+    <w:p>
+      <w:pPr>
+        <w:pStyle w:val="FirstParagraph"/>
+      </w:pPr>
+      <w:r>
+        <w:t xml:space="preserve">WIS2 is comprised of Global Services providing highly available services for discovery, subscription, notification and download, based on the publication of data by WIS2 Nodes. Global Services need to be able to provide notifications of events WIS2 (examples include, but are not limited to: validation reports on notification messages, discovery metadata, notices of outages, maintenance).</w:t>
+      </w:r>
+    </w:p>
+    <w:p>
+      <w:pPr>
+        <w:pStyle w:val="BodyText"/>
+      </w:pPr>
+      <w:r>
+        <w:t xml:space="preserve">Using the WIS2 Monitoring Events (WME) standard, Global Services can publish events using MQTT as the publish-subscribe protocol as follows:</w:t>
+      </w:r>
+    </w:p>
+    <w:p>
+      <w:pPr>
+        <w:numPr>
+          <w:ilvl w:val="0"/>
+          <w:numId w:val="1068"/>
+        </w:numPr>
+      </w:pPr>
+      <w:r>
+        <w:t xml:space="preserve">dedicated topic structure (</w:t>
+      </w:r>
+      <w:r>
+        <w:rPr>
+          <w:rStyle w:val="VerbatimChar"/>
+        </w:rPr>
+        <w:t xml:space="preserve">monitor/a/wis2/&lt;centre-id&gt;</w:t>
+      </w:r>
+      <w:r>
+        <w:t xml:space="preserve">), where</w:t>
+      </w:r>
+      <w:r>
+        <w:t xml:space="preserve"> </w:t>
+      </w:r>
+      <w:r>
+        <w:rPr>
+          <w:rStyle w:val="VerbatimChar"/>
+        </w:rPr>
+        <w:t xml:space="preserve">&lt;centre-id&gt;</w:t>
+      </w:r>
+      <w:r>
+        <w:t xml:space="preserve"> </w:t>
+      </w:r>
+      <w:r>
+        <w:t xml:space="preserve">is the centre identifier of the subject that the event notification is pertaining to</w:t>
+      </w:r>
+    </w:p>
+    <w:p>
+      <w:pPr>
+        <w:numPr>
+          <w:ilvl w:val="0"/>
+          <w:numId w:val="1068"/>
+        </w:numPr>
+      </w:pPr>
+      <w:r>
+        <w:t xml:space="preserve">WIS2 Monitoring Event Message (WMEM) leveraging the CloudEvents specification</w:t>
+      </w:r>
+    </w:p>
+    <w:p>
+      <w:pPr>
+        <w:pStyle w:val="FirstParagraph"/>
+      </w:pPr>
+      <w:r>
+        <w:t xml:space="preserve">For more information, see</w:t>
+      </w:r>
+      <w:r>
+        <w:t xml:space="preserve"> </w:t>
+      </w:r>
+      <w:r>
+        <w:rPr>
+          <w:iCs/>
+          <w:i/>
+        </w:rPr>
+        <w:t xml:space="preserve">Manual on WIS</w:t>
+      </w:r>
+      <w:r>
+        <w:t xml:space="preserve">, Volume II – APPENDIX G. WIS2 MONITORING EVENTS.</w:t>
+      </w:r>
+    </w:p>
     <w:bookmarkEnd w:id="221"/>
     <w:bookmarkEnd w:id="222"/>
     <w:bookmarkStart w:id="247" w:name="Xa57fcea0326db383435a81290ee1f4280d7ce75"/>
@@ -11932,7 +11937,7 @@
         <w:t xml:space="preserve">Manual on WIS</w:t>
       </w:r>
       <w:r>
-        <w:t xml:space="preserve">, Volume II – Appendix TODO. WIS2 Monitoring Events Message Encoding). Valid WIS Monitoring Events Message Encoding Messages will be stored. Invalid or malformed monitoring events will be discarded.</w:t>
+        <w:t xml:space="preserve">, Volume II – Appendix G. WIS2 Monitoring Events Message Encoding). Valid WIS Monitoring Events Message Encoding Messages will be stored. Invalid or malformed monitoring events will be discarded.</w:t>
       </w:r>
     </w:p>
     <w:p>
@@ -12033,7 +12038,7 @@
         </w:numPr>
       </w:pPr>
       <w:r>
-        <w:t xml:space="preserve">notification messages and monitoring event subscription from a Global Broker insrtance</w:t>
+        <w:t xml:space="preserve">notification messages and monitoring event subscription from a Global Broker instance</w:t>
       </w:r>
     </w:p>
     <w:p>
@@ -12196,7 +12201,7 @@
         </w:numPr>
       </w:pPr>
       <w:r>
-        <w:t xml:space="preserve">the conformance of the products exchanged with the agreed WMO Regulations (eg. RBON)</w:t>
+        <w:t xml:space="preserve">the conformance of the products exchanged with the agreed WMO Regulations (e.g., RBON)</w:t>
       </w:r>
     </w:p>
     <w:p>
@@ -12965,7 +12970,7 @@
         <w:t xml:space="preserve"> </w:t>
       </w:r>
       <w:r>
-        <w:t xml:space="preserve">metrics</w:t>
+        <w:t xml:space="preserve">metric</w:t>
       </w:r>
     </w:p>
     <w:p>
@@ -13045,22 +13050,7 @@
         <w:rPr>
           <w:rStyle w:val="VerbatimChar"/>
         </w:rPr>
-        <w:t xml:space="preserve">rel="canonical</w:t>
-      </w:r>
-      <w:r>
-        <w:t xml:space="preserve"> </w:t>
-      </w:r>
-      <w:r>
-        <w:t xml:space="preserve">or</w:t>
-      </w:r>
-      <w:r>
-        <w:t xml:space="preserve"> </w:t>
-      </w:r>
-      <w:r>
-        <w:rPr>
-          <w:rStyle w:val="VerbatimChar"/>
-        </w:rPr>
-        <w:t xml:space="preserve">rel="update"</w:t>
+        <w:t xml:space="preserve">rel="canonical" or `rel="update"</w:t>
       </w:r>
       <w:r>
         <w:t xml:space="preserve"> </w:t>
@@ -15930,22 +15920,33 @@
       </w:r>
     </w:p>
     <w:bookmarkEnd w:id="289"/>
-    <w:bookmarkStart w:id="298" w:name="X09c961aa5f8e1e6c0d3ac7f4c57a7af932070e8"/>
+    <w:bookmarkStart w:id="298" w:name="X2123ab12aa719e6eb03b4b04522b9ffa1e44538"/>
     <w:p>
       <w:pPr>
         <w:pStyle w:val="Heading1"/>
       </w:pPr>
       <w:r>
-        <w:t xml:space="preserve">Per-component operational criteria</w:t>
-      </w:r>
-    </w:p>
-    <w:bookmarkStart w:id="293" w:name="Xb9a83450d8cd1d5670867dd510f6bfc286f7a31"/>
+        <w:t xml:space="preserve">APPENDIX A: PER-COMPONENT OPERATIONAL CRITERIA</w:t>
+      </w:r>
+    </w:p>
+    <w:p>
+      <w:pPr>
+        <w:pStyle w:val="SourceCode"/>
+      </w:pPr>
+      <w:r>
+        <w:rPr>
+          <w:rStyle w:val="VerbatimChar"/>
+        </w:rPr>
+        <w:t xml:space="preserve">Additional information to 2.7.2. Performance management and monitoring of a Global Service.</w:t>
+      </w:r>
+    </w:p>
+    <w:bookmarkStart w:id="293" w:name="Xad742263dcd86e88d4d102f69afd36daaf9730b"/>
     <w:p>
       <w:pPr>
         <w:pStyle w:val="Heading2"/>
       </w:pPr>
       <w:r>
-        <w:t xml:space="preserve">B.1 Global Broker</w:t>
+        <w:t xml:space="preserve">A.1 Global Broker</w:t>
       </w:r>
     </w:p>
     <w:p>
@@ -15956,13 +15957,13 @@
         <w:t xml:space="preserve">The operational status of a Global Broker is assessed against two KPIs, both measured through Sensor Centre Global Broker (SCGB) instances operating in different parts of the globe, so as to reduce the influence of localized network conditions or of any individual Sensor Centre. Hourly KPI evaluation is based on the best result across all SCGB instances; KPIs are calculated at the Global Monitor, not at the Sensor Centre itself.</w:t>
       </w:r>
     </w:p>
-    <w:bookmarkStart w:id="290" w:name="Xac1dfef44aed8659e7102e984b82e29a973b998"/>
+    <w:bookmarkStart w:id="290" w:name="X29f95d3d32efaa1a3899c906ad82508e342df09"/>
     <w:p>
       <w:pPr>
         <w:pStyle w:val="Heading3"/>
       </w:pPr>
       <w:r>
-        <w:t xml:space="preserve">B.1.1 Message completeness KPI</w:t>
+        <w:t xml:space="preserve">A.1.1 Message completeness KPI</w:t>
       </w:r>
     </w:p>
     <w:p>
@@ -15990,7 +15991,7 @@
         <w:pStyle w:val="BodyText"/>
       </w:pPr>
       <w:r>
-        <w:t xml:space="preserve">The percentage of WNM messages published by the Global Broker within the cut-off time of 60 seconds, compared to the baseline, is assessed using a randomised sample of approximately 10 per cent of messages. The number of messages published by each Global Broker within the cutoff time is recorded using the metric</w:t>
+        <w:t xml:space="preserve">The percentage of WNM messages published by the Global Broker within the cut-off time of 60 seconds, compared to the baseline, is assessed using a randomized sample of approximately 10 per cent of messages. The number of messages published by each Global Broker within the cutoff time is recorded using the metric</w:t>
       </w:r>
       <w:r>
         <w:t xml:space="preserve"> </w:t>
@@ -16016,21 +16017,23 @@
         </w:rPr>
         <w:t xml:space="preserve">KPI evaluation (hourly):</w:t>
       </w:r>
-      <w:r>
-        <w:t xml:space="preserve"> </w:t>
-      </w:r>
-      <w:r>
-        <w:t xml:space="preserve">the message completeness KPI is set to "pass" for the hour if the percentage of messages published is not less than 95 per cent of the baseline; otherwise it is set to "fail" for the hour.</w:t>
+    </w:p>
+    <w:p>
+      <w:pPr>
+        <w:pStyle w:val="BodyText"/>
+      </w:pPr>
+      <w:r>
+        <w:t xml:space="preserve">The message completeness KPI is set to "pass" for the hour if the percentage of messages published is not less than 95 per cent of the baseline; otherwise it is set to "fail" for the hour.</w:t>
       </w:r>
     </w:p>
     <w:bookmarkEnd w:id="290"/>
-    <w:bookmarkStart w:id="291" w:name="Xa1ff4e4c592c2f44f7c7b81b761b7ec171387fb"/>
+    <w:bookmarkStart w:id="291" w:name="X5afaf3174a70dab620a2507295c67c9a92f48ea"/>
     <w:p>
       <w:pPr>
         <w:pStyle w:val="Heading3"/>
       </w:pPr>
       <w:r>
-        <w:t xml:space="preserve">B.1.2 Connectivity KPI</w:t>
+        <w:t xml:space="preserve">A.1.2 Connectivity KPI</w:t>
       </w:r>
     </w:p>
     <w:p>
@@ -16084,11 +16087,13 @@
         </w:rPr>
         <w:t xml:space="preserve">KPI evaluation (hourly):</w:t>
       </w:r>
-      <w:r>
-        <w:t xml:space="preserve"> </w:t>
-      </w:r>
-      <w:r>
-        <w:t xml:space="preserve">the connectivity KPI is set to "pass" for the hour if the</w:t>
+    </w:p>
+    <w:p>
+      <w:pPr>
+        <w:pStyle w:val="BodyText"/>
+      </w:pPr>
+      <w:r>
+        <w:t xml:space="preserve">The connectivity KPI is set to "pass" for the hour if the</w:t>
       </w:r>
       <w:r>
         <w:t xml:space="preserve"> </w:t>
@@ -16122,13 +16127,13 @@
       </w:r>
     </w:p>
     <w:bookmarkEnd w:id="291"/>
-    <w:bookmarkStart w:id="292" w:name="X9b394fd78fbc3dae4c29a8645599877129719a8"/>
+    <w:bookmarkStart w:id="292" w:name="X0decfae639497e1501c115f2b9aae560d3a0614"/>
     <w:p>
       <w:pPr>
         <w:pStyle w:val="Heading3"/>
       </w:pPr>
       <w:r>
-        <w:t xml:space="preserve">B.1.3 Combined hourly and monthly KPI</w:t>
+        <w:t xml:space="preserve">A.1.3 Combined hourly and monthly KPI</w:t>
       </w:r>
     </w:p>
     <w:p>
@@ -16225,13 +16230,13 @@
     </w:p>
     <w:bookmarkEnd w:id="292"/>
     <w:bookmarkEnd w:id="293"/>
-    <w:bookmarkStart w:id="297" w:name="Xc3b8352bbe9adc309efdc9a15cebae26e64b501"/>
+    <w:bookmarkStart w:id="297" w:name="X519a9585ed97254f137b1f02d15a6b90926f6d6"/>
     <w:p>
       <w:pPr>
         <w:pStyle w:val="Heading2"/>
       </w:pPr>
       <w:r>
-        <w:t xml:space="preserve">B.2 Global Cache</w:t>
+        <w:t xml:space="preserve">A.2 Global Cache</w:t>
       </w:r>
     </w:p>
     <w:p>
@@ -16242,13 +16247,13 @@
         <w:t xml:space="preserve">The operational status of a Global Cache is assessed against two KPIs, both measured through Sensor Centre Global Cache (SCGC) instances operating in different parts of the globe, so as to reduce the influence of localized network conditions or of any individual Sensor Centre. Hourly KPI evaluation is based on the best result across all SCGC instances; KPIs are calculated at the Global Monitor, not at the Sensor Centre itself.</w:t>
       </w:r>
     </w:p>
-    <w:bookmarkStart w:id="294" w:name="X691e4de66b6e5afba6d428ea923d3262dc63d25"/>
+    <w:bookmarkStart w:id="294" w:name="X63a5e4e2c14a4cea8d358a5be39cda6abb2d4b0"/>
     <w:p>
       <w:pPr>
         <w:pStyle w:val="Heading3"/>
       </w:pPr>
       <w:r>
-        <w:t xml:space="preserve">B.2.1 Cache completeness KPI</w:t>
+        <w:t xml:space="preserve">A.2.1 Cache completeness KPI</w:t>
       </w:r>
     </w:p>
     <w:p>
@@ -16440,21 +16445,23 @@
         </w:rPr>
         <w:t xml:space="preserve">KPI evaluation (hourly):</w:t>
       </w:r>
-      <w:r>
-        <w:t xml:space="preserve"> </w:t>
-      </w:r>
-      <w:r>
-        <w:t xml:space="preserve">the cache completeness KPI is set to "pass" for the hour if the percentage of data items cached is not less than 95 per cent of the number published by origin; otherwise it is set to "fail" for the hour.</w:t>
+    </w:p>
+    <w:p>
+      <w:pPr>
+        <w:pStyle w:val="BodyText"/>
+      </w:pPr>
+      <w:r>
+        <w:t xml:space="preserve">The cache completeness KPI is set to "pass" for the hour if the percentage of data items cached is not less than 95 per cent of the number published by origin; otherwise it is set to "fail" for the hour.</w:t>
       </w:r>
     </w:p>
     <w:bookmarkEnd w:id="294"/>
-    <w:bookmarkStart w:id="295" w:name="X3d1e37419302054e925d88dfe948e088cd7f4ff"/>
+    <w:bookmarkStart w:id="295" w:name="Xcdd577a2c1eeb8dbf889c876bc5b2c0ccc0dbff"/>
     <w:p>
       <w:pPr>
         <w:pStyle w:val="Heading3"/>
       </w:pPr>
       <w:r>
-        <w:t xml:space="preserve">B.2.2 Successful downloads KPI</w:t>
+        <w:t xml:space="preserve">A.2.2 Successful downloads KPI</w:t>
       </w:r>
     </w:p>
     <w:p>
@@ -16574,11 +16581,13 @@
         </w:rPr>
         <w:t xml:space="preserve">KPI evaluation (hourly):</w:t>
       </w:r>
-      <w:r>
-        <w:t xml:space="preserve"> </w:t>
-      </w:r>
-      <w:r>
-        <w:t xml:space="preserve">the successful download KPI is set to "pass" for the hour if the percentage of successful downloads is not less than 95 per cent; otherwise it is set to "fail" for the hour.</w:t>
+    </w:p>
+    <w:p>
+      <w:pPr>
+        <w:pStyle w:val="BodyText"/>
+      </w:pPr>
+      <w:r>
+        <w:t xml:space="preserve">The successful download KPI is set to "pass" for the hour if the percentage of successful downloads is not less than 95 per cent; otherwise it is set to "fail" for the hour.</w:t>
       </w:r>
     </w:p>
     <w:p>
@@ -16605,13 +16614,13 @@
       </w:r>
     </w:p>
     <w:bookmarkEnd w:id="295"/>
-    <w:bookmarkStart w:id="296" w:name="X1fc138410e3bfa8a25a20721db8836416da0eb6"/>
+    <w:bookmarkStart w:id="296" w:name="X200683f39985a19d0f932912432a271fd96f073"/>
     <w:p>
       <w:pPr>
         <w:pStyle w:val="Heading3"/>
       </w:pPr>
       <w:r>
-        <w:t xml:space="preserve">B.2.3 Combined hourly and monthly KPI</w:t>
+        <w:t xml:space="preserve">A.2.3 Combined hourly and monthly KPI</w:t>
       </w:r>
     </w:p>
     <w:p>
@@ -18629,6 +18638,25 @@
       </w:hyperlink>
     </w:p>
   </w:footnote>
+  <w:footnote w:id="186">
+    <w:p>
+      <w:pPr>
+        <w:pStyle w:val="FootnoteText"/>
+      </w:pPr>
+      <w:r>
+        <w:rPr>
+          <w:rStyle w:val="FootnoteReference"/>
+        </w:rPr>
+        <w:footnoteRef/>
+      </w:r>
+      <w:r>
+        <w:t xml:space="preserve"> </w:t>
+      </w:r>
+      <w:r>
+        <w:t xml:space="preserve">PANS-IM is expected to available on ICAO NET by July 2024 and to become applicable in November 2024. The information provided herein is based on draft proposals from ICAO.</w:t>
+      </w:r>
+    </w:p>
+  </w:footnote>
   <w:footnote w:id="187">
     <w:p>
       <w:pPr>
@@ -18644,30 +18672,11 @@
         <w:t xml:space="preserve"> </w:t>
       </w:r>
       <w:r>
-        <w:t xml:space="preserve">PANS-IM is expected to available on ICAO NET by July 2024 and to become applicable in November 2024. The information provided herein is based on draft proposals from ICAO.</w:t>
+        <w:t xml:space="preserve">AMQP 1.0 is one of the protocols proposed in the draft PANS-IM.</w:t>
       </w:r>
     </w:p>
   </w:footnote>
-  <w:footnote w:id="188">
-    <w:p>
-      <w:pPr>
-        <w:pStyle w:val="FootnoteText"/>
-      </w:pPr>
-      <w:r>
-        <w:rPr>
-          <w:rStyle w:val="FootnoteReference"/>
-        </w:rPr>
-        <w:footnoteRef/>
-      </w:r>
-      <w:r>
-        <w:t xml:space="preserve"> </w:t>
-      </w:r>
-      <w:r>
-        <w:t xml:space="preserve">AMQP 1.0 is one of the protocols proposed in the draft PANS-IM.</w:t>
-      </w:r>
-    </w:p>
-  </w:footnote>
-  <w:footnote w:id="193">
+  <w:footnote w:id="192">
     <w:p>
       <w:pPr>
         <w:pStyle w:val="FootnoteText"/>
@@ -18702,7 +18711,7 @@
       </w:r>
     </w:p>
   </w:footnote>
-  <w:footnote w:id="195">
+  <w:footnote w:id="194">
     <w:p>
       <w:pPr>
         <w:pStyle w:val="FootnoteText"/>
@@ -18735,6 +18744,25 @@
       </w:r>
     </w:p>
   </w:footnote>
+  <w:footnote w:id="195">
+    <w:p>
+      <w:pPr>
+        <w:pStyle w:val="FootnoteText"/>
+      </w:pPr>
+      <w:r>
+        <w:rPr>
+          <w:rStyle w:val="FootnoteReference"/>
+        </w:rPr>
+        <w:footnoteRef/>
+      </w:r>
+      <w:r>
+        <w:t xml:space="preserve"> </w:t>
+      </w:r>
+      <w:r>
+        <w:t xml:space="preserve">WIS2 does not provide any guidance on use of Public Key Infrastructure (PKI).</w:t>
+      </w:r>
+    </w:p>
+  </w:footnote>
   <w:footnote w:id="196">
     <w:p>
       <w:pPr>
@@ -18750,7 +18778,7 @@
         <w:t xml:space="preserve"> </w:t>
       </w:r>
       <w:r>
-        <w:t xml:space="preserve">WIS2 does not provide any guidance on use of Public Key Infrastructure (PKI).</w:t>
+        <w:t xml:space="preserve">Global Caches enable the highly available, low-latency distribution of core data. Given that core data is provided on a free and unrestricted basis, Global Caches do not implement any data access control.</w:t>
       </w:r>
     </w:p>
   </w:footnote>
@@ -18769,11 +18797,11 @@
         <w:t xml:space="preserve"> </w:t>
       </w:r>
       <w:r>
-        <w:t xml:space="preserve">Global Caches enable the highly available, low-latency distribution of core data. Given that core data is provided on a free and unrestricted basis, Global Caches do not implement any data access control.</w:t>
+        <w:t xml:space="preserve">Where the data resource does not exceed 4 Kb, it may be embedded in the notification message.</w:t>
       </w:r>
     </w:p>
   </w:footnote>
-  <w:footnote w:id="198">
+  <w:footnote w:id="199">
     <w:p>
       <w:pPr>
         <w:pStyle w:val="FootnoteText"/>
@@ -18788,11 +18816,11 @@
         <w:t xml:space="preserve"> </w:t>
       </w:r>
       <w:r>
-        <w:t xml:space="preserve">Where the data resource does not exceed 4 Kb, it may be embedded in the notification message.</w:t>
+        <w:t xml:space="preserve">Note that the figure simplifies the transmission of discovery metadata from the WIS2 Node to the Global Discovery Catalogue. The WIS2 Node publishes notification messages advertising the availability of a new discovery metadata resource at a given URL. These messages are republished by the Global Broker. The Global Discovery Catalogue subscribes to a Global Broker and downloads the discovery metadata from the WIS2 Node using the URL supplied in the message.</w:t>
       </w:r>
     </w:p>
   </w:footnote>
-  <w:footnote w:id="200">
+  <w:footnote w:id="203">
     <w:p>
       <w:pPr>
         <w:pStyle w:val="FootnoteText"/>
@@ -18807,7 +18835,7 @@
         <w:t xml:space="preserve"> </w:t>
       </w:r>
       <w:r>
-        <w:t xml:space="preserve">Note that the figure simplifies the transmission of discovery metadata from the WIS2 Node to the Global Discovery Catalogue. The WIS2 Node publishes notification messages advertising the availability of a new discovery metadata resource at a given URL. These messages are republished by the Global Broker. The Global Discovery Catalogue subscribes to a Global Broker and downloads the discovery metadata from the WIS2 Node using the URL supplied in the message.</w:t>
+        <w:t xml:space="preserve">WIS2 recommends subscribing to notifications from a Global Broker. However, where both a gateway component and a WIS2 Node are operated by the same organization, it may be advantageous to subscribe directly to the local Message Broker of WIS2 Node, for example, to reduce latency.</w:t>
       </w:r>
     </w:p>
   </w:footnote>
@@ -18826,7 +18854,7 @@
         <w:t xml:space="preserve"> </w:t>
       </w:r>
       <w:r>
-        <w:t xml:space="preserve">WIS2 recommends subscribing to notifications from a Global Broker. However, where both a gateway component and a WIS2 Node are operated by the same organization, it may be advantageous to subscribe directly to the local Message Broker of WIS2 Node, for example, to reduce latency.</w:t>
+        <w:t xml:space="preserve">The WIS2 Node may control access to data. If this is the case, the gateway component will need to be implemented accordingly</w:t>
       </w:r>
     </w:p>
   </w:footnote>
@@ -18845,45 +18873,26 @@
         <w:t xml:space="preserve"> </w:t>
       </w:r>
       <w:r>
-        <w:t xml:space="preserve">The WIS2 Node may control access to data. If this is the case, the gateway component will need to be implemented accordingly</w:t>
+        <w:t xml:space="preserve">In case a unique identifier is required for proper passing of an aviation weather message to the gateway component, the GTS abbreviated heading (TTAAii CCCC YYGGgg) in the COLLECT envelop can be used (available in IWXXM messages that have a corresponding TAC message). Alternatively, content in the attribute</w:t>
+      </w:r>
+      <w:r>
+        <w:t xml:space="preserve"> </w:t>
+      </w:r>
+      <w:r>
+        <w:rPr>
+          <w:rStyle w:val="VerbatimChar"/>
+        </w:rPr>
+        <w:t xml:space="preserve">gml:identifier</w:t>
+      </w:r>
+      <w:r>
+        <w:t xml:space="preserve"> </w:t>
+      </w:r>
+      <w:r>
+        <w:t xml:space="preserve">(available in newer IWXXM messages such as WAFS SIGWX Forecast and QVACI), may also serve this purpose. There is currently no agreed definition for a unique identifier for IWXXM METAR and TAF reports for individual aerodromes.</w:t>
       </w:r>
     </w:p>
   </w:footnote>
   <w:footnote w:id="206">
-    <w:p>
-      <w:pPr>
-        <w:pStyle w:val="FootnoteText"/>
-      </w:pPr>
-      <w:r>
-        <w:rPr>
-          <w:rStyle w:val="FootnoteReference"/>
-        </w:rPr>
-        <w:footnoteRef/>
-      </w:r>
-      <w:r>
-        <w:t xml:space="preserve"> </w:t>
-      </w:r>
-      <w:r>
-        <w:t xml:space="preserve">In case a unique identifier is required for proper passing of an aviation weather message to the gateway component, the GTS abbreviated heading (TTAAii CCCC YYGGgg) in the COLLECT envelop can be used (available in IWXXM messages that have a corresponding TAC message). Alternatively, content in the attribute</w:t>
-      </w:r>
-      <w:r>
-        <w:t xml:space="preserve"> </w:t>
-      </w:r>
-      <w:r>
-        <w:rPr>
-          <w:rStyle w:val="VerbatimChar"/>
-        </w:rPr>
-        <w:t xml:space="preserve">gml:identifier</w:t>
-      </w:r>
-      <w:r>
-        <w:t xml:space="preserve"> </w:t>
-      </w:r>
-      <w:r>
-        <w:t xml:space="preserve">(available in newer IWXXM messages such as WAFS SIGWX Forecast and QVACI), may also serve this purpose. There is currently no agreed definition for a unique identifier for IWXXM METAR and TAF reports for individual aerodromes.</w:t>
-      </w:r>
-    </w:p>
-  </w:footnote>
-  <w:footnote w:id="207">
     <w:p>
       <w:pPr>
         <w:pStyle w:val="FootnoteText"/>
@@ -18916,7 +18925,7 @@
       </w:r>
     </w:p>
   </w:footnote>
-  <w:footnote w:id="209">
+  <w:footnote w:id="208">
     <w:p>
       <w:pPr>
         <w:pStyle w:val="FootnoteText"/>
@@ -18936,7 +18945,7 @@
       <w:r>
         <w:t xml:space="preserve"> </w:t>
       </w:r>
-      <w:hyperlink r:id="rId210">
+      <w:hyperlink r:id="rId209">
         <w:r>
           <w:rPr>
             <w:rStyle w:val="Hyperlink"/>
@@ -18949,7 +18958,7 @@
       </w:r>
     </w:p>
   </w:footnote>
-  <w:footnote w:id="213">
+  <w:footnote w:id="212">
     <w:p>
       <w:pPr>
         <w:pStyle w:val="FootnoteText"/>
@@ -18969,7 +18978,7 @@
       <w:r>
         <w:t xml:space="preserve"> </w:t>
       </w:r>
-      <w:hyperlink r:id="rId214">
+      <w:hyperlink r:id="rId213">
         <w:r>
           <w:rPr>
             <w:rStyle w:val="Hyperlink"/>
@@ -19793,9 +19802,6 @@
     <w:abstractNumId w:val="991"/>
   </w:num>
   <w:num w:numId="1065">
-    <w:abstractNumId w:val="991"/>
-  </w:num>
-  <w:num w:numId="1066">
     <w:abstractNumId w:val="99401"/>
     <w:lvlOverride w:ilvl="0">
       <w:startOverride w:val="1"/>
@@ -19824,6 +19830,9 @@
     <w:lvlOverride w:ilvl="8">
       <w:startOverride w:val="1"/>
     </w:lvlOverride>
+  </w:num>
+  <w:num w:numId="1066">
+    <w:abstractNumId w:val="991"/>
   </w:num>
   <w:num w:numId="1067">
     <w:abstractNumId w:val="991"/>

--- a/guide/infcom/guide/wis2-guide-DRAFT-INFCOM-4.docx
+++ b/guide/infcom/guide/wis2-guide-DRAFT-INFCOM-4.docx
@@ -105,7 +105,7 @@
         <w:pStyle w:val="Date"/>
       </w:pPr>
       <w:r>
-        <w:t xml:space="preserve">2026-08-13</w:t>
+        <w:t xml:space="preserve">2026-08-17</w:t>
       </w:r>
     </w:p>
     <w:p>
@@ -158,7 +158,7 @@
               <w:jc w:val="left"/>
             </w:pPr>
             <w:r>
-              <w:t xml:space="preserve">Date: 2026-08-13</w:t>
+              <w:t xml:space="preserve">Date: 2026-08-17</w:t>
             </w:r>
           </w:p>
         </w:tc>
@@ -13486,7 +13486,7 @@
         <w:t xml:space="preserve"> </w:t>
       </w:r>
       <w:r>
-        <w:t xml:space="preserve">by 1 if the download is succesful and the (optional) checksum validation passes</w:t>
+        <w:t xml:space="preserve">by 1 if the download is successful and the (optional) checksum validation passes</w:t>
       </w:r>
     </w:p>
     <w:p>

--- a/guide/infcom/guide/wis2-guide-DRAFT-INFCOM-4.docx
+++ b/guide/infcom/guide/wis2-guide-DRAFT-INFCOM-4.docx
@@ -13050,7 +13050,22 @@
         <w:rPr>
           <w:rStyle w:val="VerbatimChar"/>
         </w:rPr>
-        <w:t xml:space="preserve">rel="canonical" or `rel="update"</w:t>
+        <w:t xml:space="preserve">rel="canonical"</w:t>
+      </w:r>
+      <w:r>
+        <w:t xml:space="preserve"> </w:t>
+      </w:r>
+      <w:r>
+        <w:t xml:space="preserve">or</w:t>
+      </w:r>
+      <w:r>
+        <w:t xml:space="preserve"> </w:t>
+      </w:r>
+      <w:r>
+        <w:rPr>
+          <w:rStyle w:val="VerbatimChar"/>
+        </w:rPr>
+        <w:t xml:space="preserve">rel="update"</w:t>
       </w:r>
       <w:r>
         <w:t xml:space="preserve"> </w:t>

--- a/guide/infcom/guide/wis2-guide-DRAFT-INFCOM-4.docx
+++ b/guide/infcom/guide/wis2-guide-DRAFT-INFCOM-4.docx
@@ -105,7 +105,7 @@
         <w:pStyle w:val="Date"/>
       </w:pPr>
       <w:r>
-        <w:t xml:space="preserve">2026-08-17</w:t>
+        <w:t xml:space="preserve">2026-08-18</w:t>
       </w:r>
     </w:p>
     <w:p>
@@ -158,7 +158,7 @@
               <w:jc w:val="left"/>
             </w:pPr>
             <w:r>
-              <w:t xml:space="preserve">Date: 2026-08-17</w:t>
+              <w:t xml:space="preserve">Date: 2026-08-18</w:t>
             </w:r>
           </w:p>
         </w:tc>
@@ -7789,7 +7789,7 @@
         <w:t xml:space="preserve"> </w:t>
       </w:r>
       <w:r>
-        <w:t xml:space="preserve">topic hierarchy to inform other WIS centres about it. The Global Cache operator should work with the originating WIS2 Node and its GISC to remedy this issue.</w:t>
+        <w:t xml:space="preserve">topic hierarchy to inform other WIS centres about it. The Global Cache operator should work with the originating WIS2 Node and its GISC to remedy this issue. The deduplication mechanism mentioned above applies; only one WME per non-cached data instance shall be generated, regardless of the number of received notification messages.</w:t>
       </w:r>
     </w:p>
     <w:p>

--- a/guide/infcom/guide/wis2-guide-DRAFT-INFCOM-4.docx
+++ b/guide/infcom/guide/wis2-guide-DRAFT-INFCOM-4.docx
@@ -105,7 +105,7 @@
         <w:pStyle w:val="Date"/>
       </w:pPr>
       <w:r>
-        <w:t xml:space="preserve">2026-08-18</w:t>
+        <w:t xml:space="preserve">2026-08-19</w:t>
       </w:r>
     </w:p>
     <w:p>
@@ -158,7 +158,7 @@
               <w:jc w:val="left"/>
             </w:pPr>
             <w:r>
-              <w:t xml:space="preserve">Date: 2026-08-18</w:t>
+              <w:t xml:space="preserve">Date: 2026-08-19</w:t>
             </w:r>
           </w:p>
         </w:tc>
@@ -6588,15 +6588,7 @@
         <w:pStyle w:val="FirstParagraph"/>
       </w:pPr>
       <w:r>
-        <w:t xml:space="preserve">The operational criteria specific to each category of designated Global Service are set out below. These criteria define what constitutes operational performance for the purposes of the service level and inform the determination of downtime for each component. The service level stated for each Global Service is used for the performance-management procedures of the Manual. The design-capacity figures for each category remain as set out in 2.7.2.3. The detailed assessment methodology and Key Performance Indicators (KPIs) corresponding to each criterion are set out in Annex B, and the detailed technical checks are maintained by the WMO Secretariat on behalf of SC-IMT and published as a technical reference.</w:t>
-      </w:r>
-    </w:p>
-    <w:p>
-      <w:pPr>
-        <w:pStyle w:val="BodyText"/>
-      </w:pPr>
-      <w:r>
-        <w:t xml:space="preserve">The per-component operational criteria are provided in Appendix A to this Guide. Criteria for other types of Global Service will be added in subsequent revisions of this Guide.</w:t>
+        <w:t xml:space="preserve">The operational criteria specific to each category of designated Global Service are set out below. These criteria define what constitutes operational performance for the purposes of the service level and inform the determination of downtime for each component. The service level stated for each Global Service is used for the performance-management procedures of the Manual. The design-capacity figures for each category remain as set out in 2.7.2.3. The detailed assessment methodology and Key Performance Indicators (KPIs) corresponding to each criterion are set out in Appendix A, and the detailed technical checks are maintained by the WMO Secretariat on behalf of SC-IMT and published as a technical reference.</w:t>
       </w:r>
     </w:p>
     <w:p>
@@ -6997,7 +6989,7 @@
         </w:numPr>
       </w:pPr>
       <w:r>
-        <w:t xml:space="preserve">In order to improve the service level, a WIS centre may decide to operate two nodes sharing the same</w:t>
+        <w:t xml:space="preserve">To improve the service level, a WIS centre may decide to operate two nodes sharing the same</w:t>
       </w:r>
       <w:r>
         <w:t xml:space="preserve"> </w:t>
@@ -15946,13 +15938,10 @@
     </w:p>
     <w:p>
       <w:pPr>
-        <w:pStyle w:val="SourceCode"/>
-      </w:pPr>
-      <w:r>
-        <w:rPr>
-          <w:rStyle w:val="VerbatimChar"/>
-        </w:rPr>
-        <w:t xml:space="preserve">Additional information to 2.7.2. Performance management and monitoring of a Global Service.</w:t>
+        <w:pStyle w:val="FirstParagraph"/>
+      </w:pPr>
+      <w:r>
+        <w:t xml:space="preserve">This appendix contains additional information to section 2.7.2.9. The operational criteria specific for each category of designated Global Services are set out below. Criteria for other types of Global Service will be added in subsequent revisions of this Guide.</w:t>
       </w:r>
     </w:p>
     <w:bookmarkStart w:id="293" w:name="Xad742263dcd86e88d4d102f69afd36daaf9730b"/>

--- a/guide/infcom/guide/wis2-guide-DRAFT-INFCOM-4.docx
+++ b/guide/infcom/guide/wis2-guide-DRAFT-INFCOM-4.docx
@@ -105,7 +105,7 @@
         <w:pStyle w:val="Date"/>
       </w:pPr>
       <w:r>
-        <w:t xml:space="preserve">2026-08-19</w:t>
+        <w:t xml:space="preserve">2026-08-21</w:t>
       </w:r>
     </w:p>
     <w:p>
@@ -158,7 +158,7 @@
               <w:jc w:val="left"/>
             </w:pPr>
             <w:r>
-              <w:t xml:space="preserve">Date: 2026-08-19</w:t>
+              <w:t xml:space="preserve">Date: 2026-08-21</w:t>
             </w:r>
           </w:p>
         </w:tc>
@@ -6450,15 +6450,15 @@
         <w:pStyle w:val="FirstParagraph"/>
       </w:pPr>
       <w:r>
-        <w:t xml:space="preserve">For each calendar month, the proportion of time during which the Global Service was operational is determined. The conditions under which a Global Service is considered operational vary by category and are set out in the per-component operational criteria in section 2.7.2.9. The time during which the Global Service is not operational is determined from the operational metrics published by the Global Service and by the Sensor Centres against those criteria, by aggregating the time intervals during which one or more of the per-component operational criteria are not met. Scheduled maintenance windows notified in advance to the WMO Secretariat are excluded from this time, provided that the total duration of such windows does not exceed four hours per calendar month, unless an exception has been approved by SC-IMT. SC-IMT will also exclude hours where Global Service operation is adversely affected by conditions beyond the control of the operator. The Global Service meets the service level for the calendar month where the proportion of operational time is not less than the value set out in section 2.7.2.5 and 2.7.2.9..</w:t>
-      </w:r>
-    </w:p>
-    <w:p>
-      <w:pPr>
-        <w:pStyle w:val="BodyText"/>
-      </w:pPr>
-      <w:r>
-        <w:t xml:space="preserve">For each incident, the operating Member and the Sensor Centres maintain a record of the start time, the end time, and the affected criteria. These incident records, while not themselves binding, support the determination of operational time and provide operational context for the dashboards and statistical summaries provided by the Global Monitors.</w:t>
+        <w:t xml:space="preserve">For each calendar month, the proportion of time during which the Global Service was operational is determined. The conditions under which a Global Service is considered operational vary by category and are set out in the per-component operational criteria in section 2.7.2.9. The time during which the Global Service is not operational is determined from the operational metrics published by the Global Service and by the Sensor Centres against those criteria, by aggregating the time intervals during which one or more of the per-component operational criteria are not met. Scheduled maintenance windows notified in advance to the WMO Secretariat are excluded from this time, provided that the total duration of such windows does not exceed four hours per calendar month, unless an exception has been approved by SC-IMT. SC-IMT will also exclude hours where Global Service operation is adversely affected by conditions beyond the control of the operator. The Global Service meets the service level for the calendar month where the proportion of operational time is not less than the value set out in section 2.7.2.5 and 2.7.2.9.</w:t>
+      </w:r>
+    </w:p>
+    <w:p>
+      <w:pPr>
+        <w:pStyle w:val="BodyText"/>
+      </w:pPr>
+      <w:r>
+        <w:t xml:space="preserve">In the event of an incident affecting the operation of Global Service, the operating Member should maintain a record of the start time, the end time, and affected criteria. These incident records, while not themselves binding, support the determination of operational time and provide operational context for the dashboards and statistical summaries provided by the Global Monitors.</w:t>
       </w:r>
     </w:p>
     <w:bookmarkEnd w:id="160"/>
@@ -6836,7 +6836,7 @@
         <w:rPr>
           <w:rStyle w:val="VerbatimChar"/>
         </w:rPr>
-        <w:t xml:space="preserve">wmo_wis2_gb_invalid_topic_total</w:t>
+        <w:t xml:space="preserve">wmo_wis2_gb_messages_invalid_topic_total</w:t>
       </w:r>
       <w:r>
         <w:t xml:space="preserve"> </w:t>
@@ -6875,7 +6875,7 @@
         <w:rPr>
           <w:rStyle w:val="VerbatimChar"/>
         </w:rPr>
-        <w:t xml:space="preserve">wmo_wis2_gb_invalid_format_total</w:t>
+        <w:t xml:space="preserve">wmo_wis2_gb_messages_invalid_format_total</w:t>
       </w:r>
       <w:r>
         <w:t xml:space="preserve"> </w:t>

--- a/guide/infcom/guide/wis2-guide-DRAFT-INFCOM-4.docx
+++ b/guide/infcom/guide/wis2-guide-DRAFT-INFCOM-4.docx
@@ -6914,7 +6914,7 @@
         <w:rPr>
           <w:rStyle w:val="VerbatimChar"/>
         </w:rPr>
-        <w:t xml:space="preserve">wmo_wis2_gb_invalid_format_total</w:t>
+        <w:t xml:space="preserve">wmo_wis2_gb_messages_invalid_format_total</w:t>
       </w:r>
       <w:r>
         <w:t xml:space="preserve"> </w:t>

--- a/guide/infcom/guide/wis2-guide-DRAFT-INFCOM-4.docx
+++ b/guide/infcom/guide/wis2-guide-DRAFT-INFCOM-4.docx
@@ -6789,7 +6789,7 @@
         </w:numPr>
       </w:pPr>
       <w:r>
-        <w:t xml:space="preserve">For data notification messages, a Global Broker will check if a discovery metadata record exists corresponding to the topic on which a message has been published. If there is no corresponding discovery metadata record, the Global Broker will discard non-compliant messages and will raise an alert. The metric</w:t>
+        <w:t xml:space="preserve">A Global Broker will check if a discovery metadata record exists corresponding to the topic on which a message has been published. If there is no corresponding discovery metadata record, the Global Broker will discard non-compliant messages and will raise an alert. The metric</w:t>
       </w:r>
       <w:r>
         <w:t xml:space="preserve"> </w:t>
